--- a/docs/Laporan-Auth-Service.docx
+++ b/docs/Laporan-Auth-Service.docx
@@ -366,7 +366,7 @@
         <w:pStyle w:val="Heading1"/>
         <w:spacing w:before="360" w:after="180"/>
       </w:pPr>
-      <w:bookmarkStart w:id="0" w:name="_Toc239200762"/>
+      <w:bookmarkStart w:id="0" w:name="_Toc239425402"/>
       <w:r>
         <w:rPr>
           <w:rFonts w:ascii="Calibri" w:eastAsia="Calibri" w:hAnsi="Calibri" w:cs="Calibri"/>
@@ -382,7 +382,7 @@
     <w:sdt>
       <w:sdtPr>
         <w:alias w:val="Daftar Isi"/>
-        <w:id w:val="2009635886"/>
+        <w:id w:val="-1820879120"/>
       </w:sdtPr>
       <w:sdtEndPr/>
       <w:sdtContent>
@@ -408,7 +408,7 @@
           <w:r>
             <w:fldChar w:fldCharType="separate"/>
           </w:r>
-          <w:hyperlink w:anchor="_Toc239200762" w:history="1">
+          <w:hyperlink w:anchor="_Toc239425402" w:history="1">
             <w:r>
               <w:rPr>
                 <w:rStyle w:val="Hyperlink"/>
@@ -435,7 +435,7 @@
               <w:rPr>
                 <w:noProof/>
               </w:rPr>
-              <w:instrText xml:space="preserve"> PAGEREF _Toc239200762 \h </w:instrText>
+              <w:instrText xml:space="preserve"> PAGEREF _Toc239425402 \h </w:instrText>
             </w:r>
             <w:r>
               <w:rPr>
@@ -475,7 +475,7 @@
               <w:szCs w:val="22"/>
             </w:rPr>
           </w:pPr>
-          <w:hyperlink w:anchor="_Toc239200763" w:history="1">
+          <w:hyperlink w:anchor="_Toc239425403" w:history="1">
             <w:r>
               <w:rPr>
                 <w:rStyle w:val="Hyperlink"/>
@@ -502,7 +502,7 @@
               <w:rPr>
                 <w:noProof/>
               </w:rPr>
-              <w:instrText xml:space="preserve"> PAGEREF _Toc239200763 \h </w:instrText>
+              <w:instrText xml:space="preserve"> PAGEREF _Toc239425403 \h </w:instrText>
             </w:r>
             <w:r>
               <w:rPr>
@@ -542,7 +542,7 @@
               <w:szCs w:val="22"/>
             </w:rPr>
           </w:pPr>
-          <w:hyperlink w:anchor="_Toc239200764" w:history="1">
+          <w:hyperlink w:anchor="_Toc239425404" w:history="1">
             <w:r>
               <w:rPr>
                 <w:rStyle w:val="Hyperlink"/>
@@ -569,7 +569,7 @@
               <w:rPr>
                 <w:noProof/>
               </w:rPr>
-              <w:instrText xml:space="preserve"> PAGEREF _Toc239200764 \h </w:instrText>
+              <w:instrText xml:space="preserve"> PAGEREF _Toc239425404 \h </w:instrText>
             </w:r>
             <w:r>
               <w:rPr>
@@ -609,7 +609,7 @@
               <w:szCs w:val="22"/>
             </w:rPr>
           </w:pPr>
-          <w:hyperlink w:anchor="_Toc239200765" w:history="1">
+          <w:hyperlink w:anchor="_Toc239425405" w:history="1">
             <w:r>
               <w:rPr>
                 <w:rStyle w:val="Hyperlink"/>
@@ -636,7 +636,7 @@
               <w:rPr>
                 <w:noProof/>
               </w:rPr>
-              <w:instrText xml:space="preserve"> PAGEREF _Toc239200765 \h </w:instrText>
+              <w:instrText xml:space="preserve"> PAGEREF _Toc239425405 \h </w:instrText>
             </w:r>
             <w:r>
               <w:rPr>
@@ -676,7 +676,7 @@
               <w:szCs w:val="22"/>
             </w:rPr>
           </w:pPr>
-          <w:hyperlink w:anchor="_Toc239200766" w:history="1">
+          <w:hyperlink w:anchor="_Toc239425406" w:history="1">
             <w:r>
               <w:rPr>
                 <w:rStyle w:val="Hyperlink"/>
@@ -703,7 +703,7 @@
               <w:rPr>
                 <w:noProof/>
               </w:rPr>
-              <w:instrText xml:space="preserve"> PAGEREF _Toc239200766 \h </w:instrText>
+              <w:instrText xml:space="preserve"> PAGEREF _Toc239425406 \h </w:instrText>
             </w:r>
             <w:r>
               <w:rPr>
@@ -743,7 +743,7 @@
               <w:szCs w:val="22"/>
             </w:rPr>
           </w:pPr>
-          <w:hyperlink w:anchor="_Toc239200767" w:history="1">
+          <w:hyperlink w:anchor="_Toc239425407" w:history="1">
             <w:r>
               <w:rPr>
                 <w:rStyle w:val="Hyperlink"/>
@@ -770,7 +770,7 @@
               <w:rPr>
                 <w:noProof/>
               </w:rPr>
-              <w:instrText xml:space="preserve"> PAGEREF _Toc239200767 \h </w:instrText>
+              <w:instrText xml:space="preserve"> PAGEREF _Toc239425407 \h </w:instrText>
             </w:r>
             <w:r>
               <w:rPr>
@@ -810,7 +810,7 @@
               <w:szCs w:val="22"/>
             </w:rPr>
           </w:pPr>
-          <w:hyperlink w:anchor="_Toc239200768" w:history="1">
+          <w:hyperlink w:anchor="_Toc239425408" w:history="1">
             <w:r>
               <w:rPr>
                 <w:rStyle w:val="Hyperlink"/>
@@ -837,7 +837,7 @@
               <w:rPr>
                 <w:noProof/>
               </w:rPr>
-              <w:instrText xml:space="preserve"> PAGEREF _Toc239200768 \h </w:instrText>
+              <w:instrText xml:space="preserve"> PAGEREF _Toc239425408 \h </w:instrText>
             </w:r>
             <w:r>
               <w:rPr>
@@ -877,7 +877,7 @@
               <w:szCs w:val="22"/>
             </w:rPr>
           </w:pPr>
-          <w:hyperlink w:anchor="_Toc239200769" w:history="1">
+          <w:hyperlink w:anchor="_Toc239425409" w:history="1">
             <w:r>
               <w:rPr>
                 <w:rStyle w:val="Hyperlink"/>
@@ -904,7 +904,7 @@
               <w:rPr>
                 <w:noProof/>
               </w:rPr>
-              <w:instrText xml:space="preserve"> PAGEREF _Toc239200769 \h </w:instrText>
+              <w:instrText xml:space="preserve"> PAGEREF _Toc239425409 \h </w:instrText>
             </w:r>
             <w:r>
               <w:rPr>
@@ -944,7 +944,7 @@
               <w:szCs w:val="22"/>
             </w:rPr>
           </w:pPr>
-          <w:hyperlink w:anchor="_Toc239200770" w:history="1">
+          <w:hyperlink w:anchor="_Toc239425410" w:history="1">
             <w:r>
               <w:rPr>
                 <w:rStyle w:val="Hyperlink"/>
@@ -971,7 +971,7 @@
               <w:rPr>
                 <w:noProof/>
               </w:rPr>
-              <w:instrText xml:space="preserve"> PAGEREF _Toc239200770 \h </w:instrText>
+              <w:instrText xml:space="preserve"> PAGEREF _Toc239425410 \h </w:instrText>
             </w:r>
             <w:r>
               <w:rPr>
@@ -1011,7 +1011,7 @@
               <w:szCs w:val="22"/>
             </w:rPr>
           </w:pPr>
-          <w:hyperlink w:anchor="_Toc239200771" w:history="1">
+          <w:hyperlink w:anchor="_Toc239425411" w:history="1">
             <w:r>
               <w:rPr>
                 <w:rStyle w:val="Hyperlink"/>
@@ -1038,7 +1038,7 @@
               <w:rPr>
                 <w:noProof/>
               </w:rPr>
-              <w:instrText xml:space="preserve"> PAGEREF _Toc239200771 \h </w:instrText>
+              <w:instrText xml:space="preserve"> PAGEREF _Toc239425411 \h </w:instrText>
             </w:r>
             <w:r>
               <w:rPr>
@@ -1078,7 +1078,7 @@
               <w:szCs w:val="22"/>
             </w:rPr>
           </w:pPr>
-          <w:hyperlink w:anchor="_Toc239200772" w:history="1">
+          <w:hyperlink w:anchor="_Toc239425412" w:history="1">
             <w:r>
               <w:rPr>
                 <w:rStyle w:val="Hyperlink"/>
@@ -1105,7 +1105,7 @@
               <w:rPr>
                 <w:noProof/>
               </w:rPr>
-              <w:instrText xml:space="preserve"> PAGEREF _Toc239200772 \h </w:instrText>
+              <w:instrText xml:space="preserve"> PAGEREF _Toc239425412 \h </w:instrText>
             </w:r>
             <w:r>
               <w:rPr>
@@ -1145,7 +1145,7 @@
               <w:szCs w:val="22"/>
             </w:rPr>
           </w:pPr>
-          <w:hyperlink w:anchor="_Toc239200773" w:history="1">
+          <w:hyperlink w:anchor="_Toc239425413" w:history="1">
             <w:r>
               <w:rPr>
                 <w:rStyle w:val="Hyperlink"/>
@@ -1172,7 +1172,7 @@
               <w:rPr>
                 <w:noProof/>
               </w:rPr>
-              <w:instrText xml:space="preserve"> PAGEREF _Toc239200773 \h </w:instrText>
+              <w:instrText xml:space="preserve"> PAGEREF _Toc239425413 \h </w:instrText>
             </w:r>
             <w:r>
               <w:rPr>
@@ -1212,7 +1212,7 @@
               <w:szCs w:val="22"/>
             </w:rPr>
           </w:pPr>
-          <w:hyperlink w:anchor="_Toc239200774" w:history="1">
+          <w:hyperlink w:anchor="_Toc239425414" w:history="1">
             <w:r>
               <w:rPr>
                 <w:rStyle w:val="Hyperlink"/>
@@ -1239,7 +1239,7 @@
               <w:rPr>
                 <w:noProof/>
               </w:rPr>
-              <w:instrText xml:space="preserve"> PAGEREF _Toc239200774 \h </w:instrText>
+              <w:instrText xml:space="preserve"> PAGEREF _Toc239425414 \h </w:instrText>
             </w:r>
             <w:r>
               <w:rPr>
@@ -1279,7 +1279,7 @@
               <w:szCs w:val="22"/>
             </w:rPr>
           </w:pPr>
-          <w:hyperlink w:anchor="_Toc239200775" w:history="1">
+          <w:hyperlink w:anchor="_Toc239425415" w:history="1">
             <w:r>
               <w:rPr>
                 <w:rStyle w:val="Hyperlink"/>
@@ -1306,7 +1306,7 @@
               <w:rPr>
                 <w:noProof/>
               </w:rPr>
-              <w:instrText xml:space="preserve"> PAGEREF _Toc239200775 \h </w:instrText>
+              <w:instrText xml:space="preserve"> PAGEREF _Toc239425415 \h </w:instrText>
             </w:r>
             <w:r>
               <w:rPr>
@@ -1346,7 +1346,7 @@
               <w:szCs w:val="22"/>
             </w:rPr>
           </w:pPr>
-          <w:hyperlink w:anchor="_Toc239200776" w:history="1">
+          <w:hyperlink w:anchor="_Toc239425416" w:history="1">
             <w:r>
               <w:rPr>
                 <w:rStyle w:val="Hyperlink"/>
@@ -1373,7 +1373,7 @@
               <w:rPr>
                 <w:noProof/>
               </w:rPr>
-              <w:instrText xml:space="preserve"> PAGEREF _Toc239200776 \h </w:instrText>
+              <w:instrText xml:space="preserve"> PAGEREF _Toc239425416 \h </w:instrText>
             </w:r>
             <w:r>
               <w:rPr>
@@ -1413,7 +1413,7 @@
               <w:szCs w:val="22"/>
             </w:rPr>
           </w:pPr>
-          <w:hyperlink w:anchor="_Toc239200777" w:history="1">
+          <w:hyperlink w:anchor="_Toc239425417" w:history="1">
             <w:r>
               <w:rPr>
                 <w:rStyle w:val="Hyperlink"/>
@@ -1440,7 +1440,7 @@
               <w:rPr>
                 <w:noProof/>
               </w:rPr>
-              <w:instrText xml:space="preserve"> PAGEREF _Toc239200777 \h </w:instrText>
+              <w:instrText xml:space="preserve"> PAGEREF _Toc239425417 \h </w:instrText>
             </w:r>
             <w:r>
               <w:rPr>
@@ -1480,7 +1480,7 @@
               <w:szCs w:val="22"/>
             </w:rPr>
           </w:pPr>
-          <w:hyperlink w:anchor="_Toc239200778" w:history="1">
+          <w:hyperlink w:anchor="_Toc239425418" w:history="1">
             <w:r>
               <w:rPr>
                 <w:rStyle w:val="Hyperlink"/>
@@ -1507,7 +1507,7 @@
               <w:rPr>
                 <w:noProof/>
               </w:rPr>
-              <w:instrText xml:space="preserve"> PAGEREF _Toc239200778 \h </w:instrText>
+              <w:instrText xml:space="preserve"> PAGEREF _Toc239425418 \h </w:instrText>
             </w:r>
             <w:r>
               <w:rPr>
@@ -1547,7 +1547,7 @@
               <w:szCs w:val="22"/>
             </w:rPr>
           </w:pPr>
-          <w:hyperlink w:anchor="_Toc239200779" w:history="1">
+          <w:hyperlink w:anchor="_Toc239425419" w:history="1">
             <w:r>
               <w:rPr>
                 <w:rStyle w:val="Hyperlink"/>
@@ -1574,7 +1574,7 @@
               <w:rPr>
                 <w:noProof/>
               </w:rPr>
-              <w:instrText xml:space="preserve"> PAGEREF _Toc239200779 \h </w:instrText>
+              <w:instrText xml:space="preserve"> PAGEREF _Toc239425419 \h </w:instrText>
             </w:r>
             <w:r>
               <w:rPr>
@@ -1614,7 +1614,7 @@
               <w:szCs w:val="22"/>
             </w:rPr>
           </w:pPr>
-          <w:hyperlink w:anchor="_Toc239200780" w:history="1">
+          <w:hyperlink w:anchor="_Toc239425420" w:history="1">
             <w:r>
               <w:rPr>
                 <w:rStyle w:val="Hyperlink"/>
@@ -1641,7 +1641,7 @@
               <w:rPr>
                 <w:noProof/>
               </w:rPr>
-              <w:instrText xml:space="preserve"> PAGEREF _Toc239200780 \h </w:instrText>
+              <w:instrText xml:space="preserve"> PAGEREF _Toc239425420 \h </w:instrText>
             </w:r>
             <w:r>
               <w:rPr>
@@ -1681,7 +1681,7 @@
               <w:szCs w:val="22"/>
             </w:rPr>
           </w:pPr>
-          <w:hyperlink w:anchor="_Toc239200781" w:history="1">
+          <w:hyperlink w:anchor="_Toc239425421" w:history="1">
             <w:r>
               <w:rPr>
                 <w:rStyle w:val="Hyperlink"/>
@@ -1708,7 +1708,7 @@
               <w:rPr>
                 <w:noProof/>
               </w:rPr>
-              <w:instrText xml:space="preserve"> PAGEREF _Toc239200781 \h </w:instrText>
+              <w:instrText xml:space="preserve"> PAGEREF _Toc239425421 \h </w:instrText>
             </w:r>
             <w:r>
               <w:rPr>
@@ -1748,7 +1748,7 @@
               <w:szCs w:val="22"/>
             </w:rPr>
           </w:pPr>
-          <w:hyperlink w:anchor="_Toc239200782" w:history="1">
+          <w:hyperlink w:anchor="_Toc239425422" w:history="1">
             <w:r>
               <w:rPr>
                 <w:rStyle w:val="Hyperlink"/>
@@ -1775,7 +1775,7 @@
               <w:rPr>
                 <w:noProof/>
               </w:rPr>
-              <w:instrText xml:space="preserve"> PAGEREF _Toc239200782 \h </w:instrText>
+              <w:instrText xml:space="preserve"> PAGEREF _Toc239425422 \h </w:instrText>
             </w:r>
             <w:r>
               <w:rPr>
@@ -1815,7 +1815,7 @@
               <w:szCs w:val="22"/>
             </w:rPr>
           </w:pPr>
-          <w:hyperlink w:anchor="_Toc239200783" w:history="1">
+          <w:hyperlink w:anchor="_Toc239425423" w:history="1">
             <w:r>
               <w:rPr>
                 <w:rStyle w:val="Hyperlink"/>
@@ -1842,7 +1842,7 @@
               <w:rPr>
                 <w:noProof/>
               </w:rPr>
-              <w:instrText xml:space="preserve"> PAGEREF _Toc239200783 \h </w:instrText>
+              <w:instrText xml:space="preserve"> PAGEREF _Toc239425423 \h </w:instrText>
             </w:r>
             <w:r>
               <w:rPr>
@@ -1882,7 +1882,7 @@
               <w:szCs w:val="22"/>
             </w:rPr>
           </w:pPr>
-          <w:hyperlink w:anchor="_Toc239200784" w:history="1">
+          <w:hyperlink w:anchor="_Toc239425424" w:history="1">
             <w:r>
               <w:rPr>
                 <w:rStyle w:val="Hyperlink"/>
@@ -1909,7 +1909,7 @@
               <w:rPr>
                 <w:noProof/>
               </w:rPr>
-              <w:instrText xml:space="preserve"> PAGEREF _Toc239200784 \h </w:instrText>
+              <w:instrText xml:space="preserve"> PAGEREF _Toc239425424 \h </w:instrText>
             </w:r>
             <w:r>
               <w:rPr>
@@ -1949,7 +1949,7 @@
               <w:szCs w:val="22"/>
             </w:rPr>
           </w:pPr>
-          <w:hyperlink w:anchor="_Toc239200785" w:history="1">
+          <w:hyperlink w:anchor="_Toc239425425" w:history="1">
             <w:r>
               <w:rPr>
                 <w:rStyle w:val="Hyperlink"/>
@@ -1976,7 +1976,7 @@
               <w:rPr>
                 <w:noProof/>
               </w:rPr>
-              <w:instrText xml:space="preserve"> PAGEREF _Toc239200785 \h </w:instrText>
+              <w:instrText xml:space="preserve"> PAGEREF _Toc239425425 \h </w:instrText>
             </w:r>
             <w:r>
               <w:rPr>
@@ -2016,7 +2016,7 @@
               <w:szCs w:val="22"/>
             </w:rPr>
           </w:pPr>
-          <w:hyperlink w:anchor="_Toc239200786" w:history="1">
+          <w:hyperlink w:anchor="_Toc239425426" w:history="1">
             <w:r>
               <w:rPr>
                 <w:rStyle w:val="Hyperlink"/>
@@ -2043,7 +2043,7 @@
               <w:rPr>
                 <w:noProof/>
               </w:rPr>
-              <w:instrText xml:space="preserve"> PAGEREF _Toc239200786 \h </w:instrText>
+              <w:instrText xml:space="preserve"> PAGEREF _Toc239425426 \h </w:instrText>
             </w:r>
             <w:r>
               <w:rPr>
@@ -2083,7 +2083,7 @@
               <w:szCs w:val="22"/>
             </w:rPr>
           </w:pPr>
-          <w:hyperlink w:anchor="_Toc239200787" w:history="1">
+          <w:hyperlink w:anchor="_Toc239425427" w:history="1">
             <w:r>
               <w:rPr>
                 <w:rStyle w:val="Hyperlink"/>
@@ -2110,7 +2110,7 @@
               <w:rPr>
                 <w:noProof/>
               </w:rPr>
-              <w:instrText xml:space="preserve"> PAGEREF _Toc239200787 \h </w:instrText>
+              <w:instrText xml:space="preserve"> PAGEREF _Toc239425427 \h </w:instrText>
             </w:r>
             <w:r>
               <w:rPr>
@@ -2150,7 +2150,7 @@
               <w:szCs w:val="22"/>
             </w:rPr>
           </w:pPr>
-          <w:hyperlink w:anchor="_Toc239200788" w:history="1">
+          <w:hyperlink w:anchor="_Toc239425428" w:history="1">
             <w:r>
               <w:rPr>
                 <w:rStyle w:val="Hyperlink"/>
@@ -2177,7 +2177,7 @@
               <w:rPr>
                 <w:noProof/>
               </w:rPr>
-              <w:instrText xml:space="preserve"> PAGEREF _Toc239200788 \h </w:instrText>
+              <w:instrText xml:space="preserve"> PAGEREF _Toc239425428 \h </w:instrText>
             </w:r>
             <w:r>
               <w:rPr>
@@ -2217,7 +2217,7 @@
               <w:szCs w:val="22"/>
             </w:rPr>
           </w:pPr>
-          <w:hyperlink w:anchor="_Toc239200789" w:history="1">
+          <w:hyperlink w:anchor="_Toc239425429" w:history="1">
             <w:r>
               <w:rPr>
                 <w:rStyle w:val="Hyperlink"/>
@@ -2244,7 +2244,7 @@
               <w:rPr>
                 <w:noProof/>
               </w:rPr>
-              <w:instrText xml:space="preserve"> PAGEREF _Toc239200789 \h </w:instrText>
+              <w:instrText xml:space="preserve"> PAGEREF _Toc239425429 \h </w:instrText>
             </w:r>
             <w:r>
               <w:rPr>
@@ -2284,7 +2284,7 @@
               <w:szCs w:val="22"/>
             </w:rPr>
           </w:pPr>
-          <w:hyperlink w:anchor="_Toc239200790" w:history="1">
+          <w:hyperlink w:anchor="_Toc239425430" w:history="1">
             <w:r>
               <w:rPr>
                 <w:rStyle w:val="Hyperlink"/>
@@ -2311,7 +2311,7 @@
               <w:rPr>
                 <w:noProof/>
               </w:rPr>
-              <w:instrText xml:space="preserve"> PAGEREF _Toc239200790 \h </w:instrText>
+              <w:instrText xml:space="preserve"> PAGEREF _Toc239425430 \h </w:instrText>
             </w:r>
             <w:r>
               <w:rPr>
@@ -2351,7 +2351,7 @@
               <w:szCs w:val="22"/>
             </w:rPr>
           </w:pPr>
-          <w:hyperlink w:anchor="_Toc239200791" w:history="1">
+          <w:hyperlink w:anchor="_Toc239425431" w:history="1">
             <w:r>
               <w:rPr>
                 <w:rStyle w:val="Hyperlink"/>
@@ -2378,7 +2378,7 @@
               <w:rPr>
                 <w:noProof/>
               </w:rPr>
-              <w:instrText xml:space="preserve"> PAGEREF _Toc239200791 \h </w:instrText>
+              <w:instrText xml:space="preserve"> PAGEREF _Toc239425431 \h </w:instrText>
             </w:r>
             <w:r>
               <w:rPr>
@@ -2418,7 +2418,7 @@
               <w:szCs w:val="22"/>
             </w:rPr>
           </w:pPr>
-          <w:hyperlink w:anchor="_Toc239200792" w:history="1">
+          <w:hyperlink w:anchor="_Toc239425432" w:history="1">
             <w:r>
               <w:rPr>
                 <w:rStyle w:val="Hyperlink"/>
@@ -2445,7 +2445,7 @@
               <w:rPr>
                 <w:noProof/>
               </w:rPr>
-              <w:instrText xml:space="preserve"> PAGEREF _Toc239200792 \h </w:instrText>
+              <w:instrText xml:space="preserve"> PAGEREF _Toc239425432 \h </w:instrText>
             </w:r>
             <w:r>
               <w:rPr>
@@ -2485,7 +2485,7 @@
               <w:szCs w:val="22"/>
             </w:rPr>
           </w:pPr>
-          <w:hyperlink w:anchor="_Toc239200793" w:history="1">
+          <w:hyperlink w:anchor="_Toc239425433" w:history="1">
             <w:r>
               <w:rPr>
                 <w:rStyle w:val="Hyperlink"/>
@@ -2512,7 +2512,7 @@
               <w:rPr>
                 <w:noProof/>
               </w:rPr>
-              <w:instrText xml:space="preserve"> PAGEREF _Toc239200793 \h </w:instrText>
+              <w:instrText xml:space="preserve"> PAGEREF _Toc239425433 \h </w:instrText>
             </w:r>
             <w:r>
               <w:rPr>
@@ -2552,7 +2552,7 @@
               <w:szCs w:val="22"/>
             </w:rPr>
           </w:pPr>
-          <w:hyperlink w:anchor="_Toc239200794" w:history="1">
+          <w:hyperlink w:anchor="_Toc239425434" w:history="1">
             <w:r>
               <w:rPr>
                 <w:rStyle w:val="Hyperlink"/>
@@ -2579,7 +2579,7 @@
               <w:rPr>
                 <w:noProof/>
               </w:rPr>
-              <w:instrText xml:space="preserve"> PAGEREF _Toc239200794 \h </w:instrText>
+              <w:instrText xml:space="preserve"> PAGEREF _Toc239425434 \h </w:instrText>
             </w:r>
             <w:r>
               <w:rPr>
@@ -2619,7 +2619,7 @@
               <w:szCs w:val="22"/>
             </w:rPr>
           </w:pPr>
-          <w:hyperlink w:anchor="_Toc239200795" w:history="1">
+          <w:hyperlink w:anchor="_Toc239425435" w:history="1">
             <w:r>
               <w:rPr>
                 <w:rStyle w:val="Hyperlink"/>
@@ -2646,7 +2646,7 @@
               <w:rPr>
                 <w:noProof/>
               </w:rPr>
-              <w:instrText xml:space="preserve"> PAGEREF _Toc239200795 \h </w:instrText>
+              <w:instrText xml:space="preserve"> PAGEREF _Toc239425435 \h </w:instrText>
             </w:r>
             <w:r>
               <w:rPr>
@@ -2686,7 +2686,7 @@
               <w:szCs w:val="22"/>
             </w:rPr>
           </w:pPr>
-          <w:hyperlink w:anchor="_Toc239200796" w:history="1">
+          <w:hyperlink w:anchor="_Toc239425436" w:history="1">
             <w:r>
               <w:rPr>
                 <w:rStyle w:val="Hyperlink"/>
@@ -2713,7 +2713,7 @@
               <w:rPr>
                 <w:noProof/>
               </w:rPr>
-              <w:instrText xml:space="preserve"> PAGEREF _Toc239200796 \h </w:instrText>
+              <w:instrText xml:space="preserve"> PAGEREF _Toc239425436 \h </w:instrText>
             </w:r>
             <w:r>
               <w:rPr>
@@ -2753,7 +2753,7 @@
               <w:szCs w:val="22"/>
             </w:rPr>
           </w:pPr>
-          <w:hyperlink w:anchor="_Toc239200797" w:history="1">
+          <w:hyperlink w:anchor="_Toc239425437" w:history="1">
             <w:r>
               <w:rPr>
                 <w:rStyle w:val="Hyperlink"/>
@@ -2780,7 +2780,7 @@
               <w:rPr>
                 <w:noProof/>
               </w:rPr>
-              <w:instrText xml:space="preserve"> PAGEREF _Toc239200797 \h </w:instrText>
+              <w:instrText xml:space="preserve"> PAGEREF _Toc239425437 \h </w:instrText>
             </w:r>
             <w:r>
               <w:rPr>
@@ -2820,7 +2820,7 @@
               <w:szCs w:val="22"/>
             </w:rPr>
           </w:pPr>
-          <w:hyperlink w:anchor="_Toc239200798" w:history="1">
+          <w:hyperlink w:anchor="_Toc239425438" w:history="1">
             <w:r>
               <w:rPr>
                 <w:rStyle w:val="Hyperlink"/>
@@ -2847,7 +2847,7 @@
               <w:rPr>
                 <w:noProof/>
               </w:rPr>
-              <w:instrText xml:space="preserve"> PAGEREF _Toc239200798 \h </w:instrText>
+              <w:instrText xml:space="preserve"> PAGEREF _Toc239425438 \h </w:instrText>
             </w:r>
             <w:r>
               <w:rPr>
@@ -2887,7 +2887,7 @@
               <w:szCs w:val="22"/>
             </w:rPr>
           </w:pPr>
-          <w:hyperlink w:anchor="_Toc239200799" w:history="1">
+          <w:hyperlink w:anchor="_Toc239425439" w:history="1">
             <w:r>
               <w:rPr>
                 <w:rStyle w:val="Hyperlink"/>
@@ -2914,7 +2914,7 @@
               <w:rPr>
                 <w:noProof/>
               </w:rPr>
-              <w:instrText xml:space="preserve"> PAGEREF _Toc239200799 \h </w:instrText>
+              <w:instrText xml:space="preserve"> PAGEREF _Toc239425439 \h </w:instrText>
             </w:r>
             <w:r>
               <w:rPr>
@@ -2954,7 +2954,7 @@
               <w:szCs w:val="22"/>
             </w:rPr>
           </w:pPr>
-          <w:hyperlink w:anchor="_Toc239200800" w:history="1">
+          <w:hyperlink w:anchor="_Toc239425440" w:history="1">
             <w:r>
               <w:rPr>
                 <w:rStyle w:val="Hyperlink"/>
@@ -2981,7 +2981,7 @@
               <w:rPr>
                 <w:noProof/>
               </w:rPr>
-              <w:instrText xml:space="preserve"> PAGEREF _Toc239200800 \h </w:instrText>
+              <w:instrText xml:space="preserve"> PAGEREF _Toc239425440 \h </w:instrText>
             </w:r>
             <w:r>
               <w:rPr>
@@ -3021,7 +3021,7 @@
               <w:szCs w:val="22"/>
             </w:rPr>
           </w:pPr>
-          <w:hyperlink w:anchor="_Toc239200801" w:history="1">
+          <w:hyperlink w:anchor="_Toc239425441" w:history="1">
             <w:r>
               <w:rPr>
                 <w:rStyle w:val="Hyperlink"/>
@@ -3048,7 +3048,7 @@
               <w:rPr>
                 <w:noProof/>
               </w:rPr>
-              <w:instrText xml:space="preserve"> PAGEREF _Toc239200801 \h </w:instrText>
+              <w:instrText xml:space="preserve"> PAGEREF _Toc239425441 \h </w:instrText>
             </w:r>
             <w:r>
               <w:rPr>
@@ -3088,7 +3088,7 @@
               <w:szCs w:val="22"/>
             </w:rPr>
           </w:pPr>
-          <w:hyperlink w:anchor="_Toc239200802" w:history="1">
+          <w:hyperlink w:anchor="_Toc239425442" w:history="1">
             <w:r>
               <w:rPr>
                 <w:rStyle w:val="Hyperlink"/>
@@ -3115,7 +3115,7 @@
               <w:rPr>
                 <w:noProof/>
               </w:rPr>
-              <w:instrText xml:space="preserve"> PAGEREF _Toc239200802 \h </w:instrText>
+              <w:instrText xml:space="preserve"> PAGEREF _Toc239425442 \h </w:instrText>
             </w:r>
             <w:r>
               <w:rPr>
@@ -3155,7 +3155,7 @@
               <w:szCs w:val="22"/>
             </w:rPr>
           </w:pPr>
-          <w:hyperlink w:anchor="_Toc239200803" w:history="1">
+          <w:hyperlink w:anchor="_Toc239425443" w:history="1">
             <w:r>
               <w:rPr>
                 <w:rStyle w:val="Hyperlink"/>
@@ -3182,7 +3182,7 @@
               <w:rPr>
                 <w:noProof/>
               </w:rPr>
-              <w:instrText xml:space="preserve"> PAGEREF _Toc239200803 \h </w:instrText>
+              <w:instrText xml:space="preserve"> PAGEREF _Toc239425443 \h </w:instrText>
             </w:r>
             <w:r>
               <w:rPr>
@@ -3222,7 +3222,7 @@
               <w:szCs w:val="22"/>
             </w:rPr>
           </w:pPr>
-          <w:hyperlink w:anchor="_Toc239200804" w:history="1">
+          <w:hyperlink w:anchor="_Toc239425444" w:history="1">
             <w:r>
               <w:rPr>
                 <w:rStyle w:val="Hyperlink"/>
@@ -3249,7 +3249,7 @@
               <w:rPr>
                 <w:noProof/>
               </w:rPr>
-              <w:instrText xml:space="preserve"> PAGEREF _Toc239200804 \h </w:instrText>
+              <w:instrText xml:space="preserve"> PAGEREF _Toc239425444 \h </w:instrText>
             </w:r>
             <w:r>
               <w:rPr>
@@ -3289,7 +3289,7 @@
               <w:szCs w:val="22"/>
             </w:rPr>
           </w:pPr>
-          <w:hyperlink w:anchor="_Toc239200805" w:history="1">
+          <w:hyperlink w:anchor="_Toc239425445" w:history="1">
             <w:r>
               <w:rPr>
                 <w:rStyle w:val="Hyperlink"/>
@@ -3316,7 +3316,7 @@
               <w:rPr>
                 <w:noProof/>
               </w:rPr>
-              <w:instrText xml:space="preserve"> PAGEREF _Toc239200805 \h </w:instrText>
+              <w:instrText xml:space="preserve"> PAGEREF _Toc239425445 \h </w:instrText>
             </w:r>
             <w:r>
               <w:rPr>
@@ -3356,7 +3356,7 @@
               <w:szCs w:val="22"/>
             </w:rPr>
           </w:pPr>
-          <w:hyperlink w:anchor="_Toc239200806" w:history="1">
+          <w:hyperlink w:anchor="_Toc239425446" w:history="1">
             <w:r>
               <w:rPr>
                 <w:rStyle w:val="Hyperlink"/>
@@ -3383,7 +3383,7 @@
               <w:rPr>
                 <w:noProof/>
               </w:rPr>
-              <w:instrText xml:space="preserve"> PAGEREF _Toc239200806 \h </w:instrText>
+              <w:instrText xml:space="preserve"> PAGEREF _Toc239425446 \h </w:instrText>
             </w:r>
             <w:r>
               <w:rPr>
@@ -3423,7 +3423,7 @@
               <w:szCs w:val="22"/>
             </w:rPr>
           </w:pPr>
-          <w:hyperlink w:anchor="_Toc239200807" w:history="1">
+          <w:hyperlink w:anchor="_Toc239425447" w:history="1">
             <w:r>
               <w:rPr>
                 <w:rStyle w:val="Hyperlink"/>
@@ -3450,7 +3450,7 @@
               <w:rPr>
                 <w:noProof/>
               </w:rPr>
-              <w:instrText xml:space="preserve"> PAGEREF _Toc239200807 \h </w:instrText>
+              <w:instrText xml:space="preserve"> PAGEREF _Toc239425447 \h </w:instrText>
             </w:r>
             <w:r>
               <w:rPr>
@@ -3490,7 +3490,7 @@
               <w:szCs w:val="22"/>
             </w:rPr>
           </w:pPr>
-          <w:hyperlink w:anchor="_Toc239200808" w:history="1">
+          <w:hyperlink w:anchor="_Toc239425448" w:history="1">
             <w:r>
               <w:rPr>
                 <w:rStyle w:val="Hyperlink"/>
@@ -3517,7 +3517,7 @@
               <w:rPr>
                 <w:noProof/>
               </w:rPr>
-              <w:instrText xml:space="preserve"> PAGEREF _Toc239200808 \h </w:instrText>
+              <w:instrText xml:space="preserve"> PAGEREF _Toc239425448 \h </w:instrText>
             </w:r>
             <w:r>
               <w:rPr>
@@ -3557,7 +3557,7 @@
               <w:szCs w:val="22"/>
             </w:rPr>
           </w:pPr>
-          <w:hyperlink w:anchor="_Toc239200809" w:history="1">
+          <w:hyperlink w:anchor="_Toc239425449" w:history="1">
             <w:r>
               <w:rPr>
                 <w:rStyle w:val="Hyperlink"/>
@@ -3584,7 +3584,7 @@
               <w:rPr>
                 <w:noProof/>
               </w:rPr>
-              <w:instrText xml:space="preserve"> PAGEREF _Toc239200809 \h </w:instrText>
+              <w:instrText xml:space="preserve"> PAGEREF _Toc239425449 \h </w:instrText>
             </w:r>
             <w:r>
               <w:rPr>
@@ -3624,7 +3624,7 @@
               <w:szCs w:val="22"/>
             </w:rPr>
           </w:pPr>
-          <w:hyperlink w:anchor="_Toc239200810" w:history="1">
+          <w:hyperlink w:anchor="_Toc239425450" w:history="1">
             <w:r>
               <w:rPr>
                 <w:rStyle w:val="Hyperlink"/>
@@ -3651,7 +3651,7 @@
               <w:rPr>
                 <w:noProof/>
               </w:rPr>
-              <w:instrText xml:space="preserve"> PAGEREF _Toc239200810 \h </w:instrText>
+              <w:instrText xml:space="preserve"> PAGEREF _Toc239425450 \h </w:instrText>
             </w:r>
             <w:r>
               <w:rPr>
@@ -3691,7 +3691,7 @@
               <w:szCs w:val="22"/>
             </w:rPr>
           </w:pPr>
-          <w:hyperlink w:anchor="_Toc239200811" w:history="1">
+          <w:hyperlink w:anchor="_Toc239425451" w:history="1">
             <w:r>
               <w:rPr>
                 <w:rStyle w:val="Hyperlink"/>
@@ -3718,7 +3718,7 @@
               <w:rPr>
                 <w:noProof/>
               </w:rPr>
-              <w:instrText xml:space="preserve"> PAGEREF _Toc239200811 \h </w:instrText>
+              <w:instrText xml:space="preserve"> PAGEREF _Toc239425451 \h </w:instrText>
             </w:r>
             <w:r>
               <w:rPr>
@@ -3758,7 +3758,7 @@
               <w:szCs w:val="22"/>
             </w:rPr>
           </w:pPr>
-          <w:hyperlink w:anchor="_Toc239200812" w:history="1">
+          <w:hyperlink w:anchor="_Toc239425452" w:history="1">
             <w:r>
               <w:rPr>
                 <w:rStyle w:val="Hyperlink"/>
@@ -3785,7 +3785,7 @@
               <w:rPr>
                 <w:noProof/>
               </w:rPr>
-              <w:instrText xml:space="preserve"> PAGEREF _Toc239200812 \h </w:instrText>
+              <w:instrText xml:space="preserve"> PAGEREF _Toc239425452 \h </w:instrText>
             </w:r>
             <w:r>
               <w:rPr>
@@ -3825,7 +3825,7 @@
               <w:szCs w:val="22"/>
             </w:rPr>
           </w:pPr>
-          <w:hyperlink w:anchor="_Toc239200813" w:history="1">
+          <w:hyperlink w:anchor="_Toc239425453" w:history="1">
             <w:r>
               <w:rPr>
                 <w:rStyle w:val="Hyperlink"/>
@@ -3852,7 +3852,7 @@
               <w:rPr>
                 <w:noProof/>
               </w:rPr>
-              <w:instrText xml:space="preserve"> PAGEREF _Toc239200813 \h </w:instrText>
+              <w:instrText xml:space="preserve"> PAGEREF _Toc239425453 \h </w:instrText>
             </w:r>
             <w:r>
               <w:rPr>
@@ -3892,7 +3892,7 @@
               <w:szCs w:val="22"/>
             </w:rPr>
           </w:pPr>
-          <w:hyperlink w:anchor="_Toc239200814" w:history="1">
+          <w:hyperlink w:anchor="_Toc239425454" w:history="1">
             <w:r>
               <w:rPr>
                 <w:rStyle w:val="Hyperlink"/>
@@ -3919,7 +3919,7 @@
               <w:rPr>
                 <w:noProof/>
               </w:rPr>
-              <w:instrText xml:space="preserve"> PAGEREF _Toc239200814 \h </w:instrText>
+              <w:instrText xml:space="preserve"> PAGEREF _Toc239425454 \h </w:instrText>
             </w:r>
             <w:r>
               <w:rPr>
@@ -3959,7 +3959,7 @@
               <w:szCs w:val="22"/>
             </w:rPr>
           </w:pPr>
-          <w:hyperlink w:anchor="_Toc239200815" w:history="1">
+          <w:hyperlink w:anchor="_Toc239425455" w:history="1">
             <w:r>
               <w:rPr>
                 <w:rStyle w:val="Hyperlink"/>
@@ -3986,7 +3986,7 @@
               <w:rPr>
                 <w:noProof/>
               </w:rPr>
-              <w:instrText xml:space="preserve"> PAGEREF _Toc239200815 \h </w:instrText>
+              <w:instrText xml:space="preserve"> PAGEREF _Toc239425455 \h </w:instrText>
             </w:r>
             <w:r>
               <w:rPr>
@@ -4026,7 +4026,7 @@
               <w:szCs w:val="22"/>
             </w:rPr>
           </w:pPr>
-          <w:hyperlink w:anchor="_Toc239200816" w:history="1">
+          <w:hyperlink w:anchor="_Toc239425456" w:history="1">
             <w:r>
               <w:rPr>
                 <w:rStyle w:val="Hyperlink"/>
@@ -4053,7 +4053,7 @@
               <w:rPr>
                 <w:noProof/>
               </w:rPr>
-              <w:instrText xml:space="preserve"> PAGEREF _Toc239200816 \h </w:instrText>
+              <w:instrText xml:space="preserve"> PAGEREF _Toc239425456 \h </w:instrText>
             </w:r>
             <w:r>
               <w:rPr>
@@ -4093,7 +4093,7 @@
               <w:szCs w:val="22"/>
             </w:rPr>
           </w:pPr>
-          <w:hyperlink w:anchor="_Toc239200817" w:history="1">
+          <w:hyperlink w:anchor="_Toc239425457" w:history="1">
             <w:r>
               <w:rPr>
                 <w:rStyle w:val="Hyperlink"/>
@@ -4120,7 +4120,7 @@
               <w:rPr>
                 <w:noProof/>
               </w:rPr>
-              <w:instrText xml:space="preserve"> PAGEREF _Toc239200817 \h </w:instrText>
+              <w:instrText xml:space="preserve"> PAGEREF _Toc239425457 \h </w:instrText>
             </w:r>
             <w:r>
               <w:rPr>
@@ -4160,7 +4160,7 @@
               <w:szCs w:val="22"/>
             </w:rPr>
           </w:pPr>
-          <w:hyperlink w:anchor="_Toc239200818" w:history="1">
+          <w:hyperlink w:anchor="_Toc239425458" w:history="1">
             <w:r>
               <w:rPr>
                 <w:rStyle w:val="Hyperlink"/>
@@ -4187,7 +4187,7 @@
               <w:rPr>
                 <w:noProof/>
               </w:rPr>
-              <w:instrText xml:space="preserve"> PAGEREF _Toc239200818 \h </w:instrText>
+              <w:instrText xml:space="preserve"> PAGEREF _Toc239425458 \h </w:instrText>
             </w:r>
             <w:r>
               <w:rPr>
@@ -4227,7 +4227,7 @@
               <w:szCs w:val="22"/>
             </w:rPr>
           </w:pPr>
-          <w:hyperlink w:anchor="_Toc239200819" w:history="1">
+          <w:hyperlink w:anchor="_Toc239425459" w:history="1">
             <w:r>
               <w:rPr>
                 <w:rStyle w:val="Hyperlink"/>
@@ -4254,7 +4254,7 @@
               <w:rPr>
                 <w:noProof/>
               </w:rPr>
-              <w:instrText xml:space="preserve"> PAGEREF _Toc239200819 \h </w:instrText>
+              <w:instrText xml:space="preserve"> PAGEREF _Toc239425459 \h </w:instrText>
             </w:r>
             <w:r>
               <w:rPr>
@@ -4294,7 +4294,7 @@
               <w:szCs w:val="22"/>
             </w:rPr>
           </w:pPr>
-          <w:hyperlink w:anchor="_Toc239200820" w:history="1">
+          <w:hyperlink w:anchor="_Toc239425460" w:history="1">
             <w:r>
               <w:rPr>
                 <w:rStyle w:val="Hyperlink"/>
@@ -4321,7 +4321,7 @@
               <w:rPr>
                 <w:noProof/>
               </w:rPr>
-              <w:instrText xml:space="preserve"> PAGEREF _Toc239200820 \h </w:instrText>
+              <w:instrText xml:space="preserve"> PAGEREF _Toc239425460 \h </w:instrText>
             </w:r>
             <w:r>
               <w:rPr>
@@ -4361,7 +4361,7 @@
               <w:szCs w:val="22"/>
             </w:rPr>
           </w:pPr>
-          <w:hyperlink w:anchor="_Toc239200821" w:history="1">
+          <w:hyperlink w:anchor="_Toc239425461" w:history="1">
             <w:r>
               <w:rPr>
                 <w:rStyle w:val="Hyperlink"/>
@@ -4388,7 +4388,7 @@
               <w:rPr>
                 <w:noProof/>
               </w:rPr>
-              <w:instrText xml:space="preserve"> PAGEREF _Toc239200821 \h </w:instrText>
+              <w:instrText xml:space="preserve"> PAGEREF _Toc239425461 \h </w:instrText>
             </w:r>
             <w:r>
               <w:rPr>
@@ -4428,7 +4428,7 @@
               <w:szCs w:val="22"/>
             </w:rPr>
           </w:pPr>
-          <w:hyperlink w:anchor="_Toc239200822" w:history="1">
+          <w:hyperlink w:anchor="_Toc239425462" w:history="1">
             <w:r>
               <w:rPr>
                 <w:rStyle w:val="Hyperlink"/>
@@ -4455,7 +4455,7 @@
               <w:rPr>
                 <w:noProof/>
               </w:rPr>
-              <w:instrText xml:space="preserve"> PAGEREF _Toc239200822 \h </w:instrText>
+              <w:instrText xml:space="preserve"> PAGEREF _Toc239425462 \h </w:instrText>
             </w:r>
             <w:r>
               <w:rPr>
@@ -4495,7 +4495,7 @@
               <w:szCs w:val="22"/>
             </w:rPr>
           </w:pPr>
-          <w:hyperlink w:anchor="_Toc239200823" w:history="1">
+          <w:hyperlink w:anchor="_Toc239425463" w:history="1">
             <w:r>
               <w:rPr>
                 <w:rStyle w:val="Hyperlink"/>
@@ -4522,7 +4522,7 @@
               <w:rPr>
                 <w:noProof/>
               </w:rPr>
-              <w:instrText xml:space="preserve"> PAGEREF _Toc239200823 \h </w:instrText>
+              <w:instrText xml:space="preserve"> PAGEREF _Toc239425463 \h </w:instrText>
             </w:r>
             <w:r>
               <w:rPr>
@@ -4562,7 +4562,7 @@
               <w:szCs w:val="22"/>
             </w:rPr>
           </w:pPr>
-          <w:hyperlink w:anchor="_Toc239200824" w:history="1">
+          <w:hyperlink w:anchor="_Toc239425464" w:history="1">
             <w:r>
               <w:rPr>
                 <w:rStyle w:val="Hyperlink"/>
@@ -4589,7 +4589,7 @@
               <w:rPr>
                 <w:noProof/>
               </w:rPr>
-              <w:instrText xml:space="preserve"> PAGEREF _Toc239200824 \h </w:instrText>
+              <w:instrText xml:space="preserve"> PAGEREF _Toc239425464 \h </w:instrText>
             </w:r>
             <w:r>
               <w:rPr>
@@ -4629,7 +4629,7 @@
               <w:szCs w:val="22"/>
             </w:rPr>
           </w:pPr>
-          <w:hyperlink w:anchor="_Toc239200825" w:history="1">
+          <w:hyperlink w:anchor="_Toc239425465" w:history="1">
             <w:r>
               <w:rPr>
                 <w:rStyle w:val="Hyperlink"/>
@@ -4656,7 +4656,7 @@
               <w:rPr>
                 <w:noProof/>
               </w:rPr>
-              <w:instrText xml:space="preserve"> PAGEREF _Toc239200825 \h </w:instrText>
+              <w:instrText xml:space="preserve"> PAGEREF _Toc239425465 \h </w:instrText>
             </w:r>
             <w:r>
               <w:rPr>
@@ -4696,7 +4696,7 @@
               <w:szCs w:val="22"/>
             </w:rPr>
           </w:pPr>
-          <w:hyperlink w:anchor="_Toc239200826" w:history="1">
+          <w:hyperlink w:anchor="_Toc239425466" w:history="1">
             <w:r>
               <w:rPr>
                 <w:rStyle w:val="Hyperlink"/>
@@ -4723,7 +4723,7 @@
               <w:rPr>
                 <w:noProof/>
               </w:rPr>
-              <w:instrText xml:space="preserve"> PAGEREF _Toc239200826 \h </w:instrText>
+              <w:instrText xml:space="preserve"> PAGEREF _Toc239425466 \h </w:instrText>
             </w:r>
             <w:r>
               <w:rPr>
@@ -4763,7 +4763,7 @@
               <w:szCs w:val="22"/>
             </w:rPr>
           </w:pPr>
-          <w:hyperlink w:anchor="_Toc239200827" w:history="1">
+          <w:hyperlink w:anchor="_Toc239425467" w:history="1">
             <w:r>
               <w:rPr>
                 <w:rStyle w:val="Hyperlink"/>
@@ -4790,7 +4790,7 @@
               <w:rPr>
                 <w:noProof/>
               </w:rPr>
-              <w:instrText xml:space="preserve"> PAGEREF _Toc239200827 \h </w:instrText>
+              <w:instrText xml:space="preserve"> PAGEREF _Toc239425467 \h </w:instrText>
             </w:r>
             <w:r>
               <w:rPr>
@@ -4830,7 +4830,7 @@
               <w:szCs w:val="22"/>
             </w:rPr>
           </w:pPr>
-          <w:hyperlink w:anchor="_Toc239200828" w:history="1">
+          <w:hyperlink w:anchor="_Toc239425468" w:history="1">
             <w:r>
               <w:rPr>
                 <w:rStyle w:val="Hyperlink"/>
@@ -4857,7 +4857,7 @@
               <w:rPr>
                 <w:noProof/>
               </w:rPr>
-              <w:instrText xml:space="preserve"> PAGEREF _Toc239200828 \h </w:instrText>
+              <w:instrText xml:space="preserve"> PAGEREF _Toc239425468 \h </w:instrText>
             </w:r>
             <w:r>
               <w:rPr>
@@ -4897,7 +4897,7 @@
               <w:szCs w:val="22"/>
             </w:rPr>
           </w:pPr>
-          <w:hyperlink w:anchor="_Toc239200829" w:history="1">
+          <w:hyperlink w:anchor="_Toc239425469" w:history="1">
             <w:r>
               <w:rPr>
                 <w:rStyle w:val="Hyperlink"/>
@@ -4924,7 +4924,7 @@
               <w:rPr>
                 <w:noProof/>
               </w:rPr>
-              <w:instrText xml:space="preserve"> PAGEREF _Toc239200829 \h </w:instrText>
+              <w:instrText xml:space="preserve"> PAGEREF _Toc239425469 \h </w:instrText>
             </w:r>
             <w:r>
               <w:rPr>
@@ -4964,7 +4964,7 @@
               <w:szCs w:val="22"/>
             </w:rPr>
           </w:pPr>
-          <w:hyperlink w:anchor="_Toc239200830" w:history="1">
+          <w:hyperlink w:anchor="_Toc239425470" w:history="1">
             <w:r>
               <w:rPr>
                 <w:rStyle w:val="Hyperlink"/>
@@ -4991,7 +4991,7 @@
               <w:rPr>
                 <w:noProof/>
               </w:rPr>
-              <w:instrText xml:space="preserve"> PAGEREF _Toc239200830 \h </w:instrText>
+              <w:instrText xml:space="preserve"> PAGEREF _Toc239425470 \h </w:instrText>
             </w:r>
             <w:r>
               <w:rPr>
@@ -5031,7 +5031,7 @@
               <w:szCs w:val="22"/>
             </w:rPr>
           </w:pPr>
-          <w:hyperlink w:anchor="_Toc239200831" w:history="1">
+          <w:hyperlink w:anchor="_Toc239425471" w:history="1">
             <w:r>
               <w:rPr>
                 <w:rStyle w:val="Hyperlink"/>
@@ -5058,7 +5058,7 @@
               <w:rPr>
                 <w:noProof/>
               </w:rPr>
-              <w:instrText xml:space="preserve"> PAGEREF _Toc239200831 \h </w:instrText>
+              <w:instrText xml:space="preserve"> PAGEREF _Toc239425471 \h </w:instrText>
             </w:r>
             <w:r>
               <w:rPr>
@@ -5098,7 +5098,7 @@
               <w:szCs w:val="22"/>
             </w:rPr>
           </w:pPr>
-          <w:hyperlink w:anchor="_Toc239200832" w:history="1">
+          <w:hyperlink w:anchor="_Toc239425472" w:history="1">
             <w:r>
               <w:rPr>
                 <w:rStyle w:val="Hyperlink"/>
@@ -5125,7 +5125,7 @@
               <w:rPr>
                 <w:noProof/>
               </w:rPr>
-              <w:instrText xml:space="preserve"> PAGEREF _Toc239200832 \h </w:instrText>
+              <w:instrText xml:space="preserve"> PAGEREF _Toc239425472 \h </w:instrText>
             </w:r>
             <w:r>
               <w:rPr>
@@ -5165,7 +5165,7 @@
               <w:szCs w:val="22"/>
             </w:rPr>
           </w:pPr>
-          <w:hyperlink w:anchor="_Toc239200833" w:history="1">
+          <w:hyperlink w:anchor="_Toc239425473" w:history="1">
             <w:r>
               <w:rPr>
                 <w:rStyle w:val="Hyperlink"/>
@@ -5192,7 +5192,7 @@
               <w:rPr>
                 <w:noProof/>
               </w:rPr>
-              <w:instrText xml:space="preserve"> PAGEREF _Toc239200833 \h </w:instrText>
+              <w:instrText xml:space="preserve"> PAGEREF _Toc239425473 \h </w:instrText>
             </w:r>
             <w:r>
               <w:rPr>
@@ -5232,7 +5232,7 @@
               <w:szCs w:val="22"/>
             </w:rPr>
           </w:pPr>
-          <w:hyperlink w:anchor="_Toc239200834" w:history="1">
+          <w:hyperlink w:anchor="_Toc239425474" w:history="1">
             <w:r>
               <w:rPr>
                 <w:rStyle w:val="Hyperlink"/>
@@ -5259,7 +5259,7 @@
               <w:rPr>
                 <w:noProof/>
               </w:rPr>
-              <w:instrText xml:space="preserve"> PAGEREF _Toc239200834 \h </w:instrText>
+              <w:instrText xml:space="preserve"> PAGEREF _Toc239425474 \h </w:instrText>
             </w:r>
             <w:r>
               <w:rPr>
@@ -5299,7 +5299,7 @@
               <w:szCs w:val="22"/>
             </w:rPr>
           </w:pPr>
-          <w:hyperlink w:anchor="_Toc239200835" w:history="1">
+          <w:hyperlink w:anchor="_Toc239425475" w:history="1">
             <w:r>
               <w:rPr>
                 <w:rStyle w:val="Hyperlink"/>
@@ -5326,7 +5326,7 @@
               <w:rPr>
                 <w:noProof/>
               </w:rPr>
-              <w:instrText xml:space="preserve"> PAGEREF _Toc239200835 \h </w:instrText>
+              <w:instrText xml:space="preserve"> PAGEREF _Toc239425475 \h </w:instrText>
             </w:r>
             <w:r>
               <w:rPr>
@@ -5366,7 +5366,7 @@
               <w:szCs w:val="22"/>
             </w:rPr>
           </w:pPr>
-          <w:hyperlink w:anchor="_Toc239200836" w:history="1">
+          <w:hyperlink w:anchor="_Toc239425476" w:history="1">
             <w:r>
               <w:rPr>
                 <w:rStyle w:val="Hyperlink"/>
@@ -5393,7 +5393,7 @@
               <w:rPr>
                 <w:noProof/>
               </w:rPr>
-              <w:instrText xml:space="preserve"> PAGEREF _Toc239200836 \h </w:instrText>
+              <w:instrText xml:space="preserve"> PAGEREF _Toc239425476 \h </w:instrText>
             </w:r>
             <w:r>
               <w:rPr>
@@ -5433,7 +5433,7 @@
               <w:szCs w:val="22"/>
             </w:rPr>
           </w:pPr>
-          <w:hyperlink w:anchor="_Toc239200837" w:history="1">
+          <w:hyperlink w:anchor="_Toc239425477" w:history="1">
             <w:r>
               <w:rPr>
                 <w:rStyle w:val="Hyperlink"/>
@@ -5460,7 +5460,7 @@
               <w:rPr>
                 <w:noProof/>
               </w:rPr>
-              <w:instrText xml:space="preserve"> PAGEREF _Toc239200837 \h </w:instrText>
+              <w:instrText xml:space="preserve"> PAGEREF _Toc239425477 \h </w:instrText>
             </w:r>
             <w:r>
               <w:rPr>
@@ -5500,7 +5500,7 @@
               <w:szCs w:val="22"/>
             </w:rPr>
           </w:pPr>
-          <w:hyperlink w:anchor="_Toc239200838" w:history="1">
+          <w:hyperlink w:anchor="_Toc239425478" w:history="1">
             <w:r>
               <w:rPr>
                 <w:rStyle w:val="Hyperlink"/>
@@ -5527,7 +5527,7 @@
               <w:rPr>
                 <w:noProof/>
               </w:rPr>
-              <w:instrText xml:space="preserve"> PAGEREF _Toc239200838 \h </w:instrText>
+              <w:instrText xml:space="preserve"> PAGEREF _Toc239425478 \h </w:instrText>
             </w:r>
             <w:r>
               <w:rPr>
@@ -5567,7 +5567,7 @@
               <w:szCs w:val="22"/>
             </w:rPr>
           </w:pPr>
-          <w:hyperlink w:anchor="_Toc239200839" w:history="1">
+          <w:hyperlink w:anchor="_Toc239425479" w:history="1">
             <w:r>
               <w:rPr>
                 <w:rStyle w:val="Hyperlink"/>
@@ -5594,7 +5594,7 @@
               <w:rPr>
                 <w:noProof/>
               </w:rPr>
-              <w:instrText xml:space="preserve"> PAGEREF _Toc239200839 \h </w:instrText>
+              <w:instrText xml:space="preserve"> PAGEREF _Toc239425479 \h </w:instrText>
             </w:r>
             <w:r>
               <w:rPr>
@@ -5634,7 +5634,7 @@
               <w:szCs w:val="22"/>
             </w:rPr>
           </w:pPr>
-          <w:hyperlink w:anchor="_Toc239200840" w:history="1">
+          <w:hyperlink w:anchor="_Toc239425480" w:history="1">
             <w:r>
               <w:rPr>
                 <w:rStyle w:val="Hyperlink"/>
@@ -5661,7 +5661,7 @@
               <w:rPr>
                 <w:noProof/>
               </w:rPr>
-              <w:instrText xml:space="preserve"> PAGEREF _Toc239200840 \h </w:instrText>
+              <w:instrText xml:space="preserve"> PAGEREF _Toc239425480 \h </w:instrText>
             </w:r>
             <w:r>
               <w:rPr>
@@ -5701,7 +5701,7 @@
               <w:szCs w:val="22"/>
             </w:rPr>
           </w:pPr>
-          <w:hyperlink w:anchor="_Toc239200841" w:history="1">
+          <w:hyperlink w:anchor="_Toc239425481" w:history="1">
             <w:r>
               <w:rPr>
                 <w:rStyle w:val="Hyperlink"/>
@@ -5728,7 +5728,7 @@
               <w:rPr>
                 <w:noProof/>
               </w:rPr>
-              <w:instrText xml:space="preserve"> PAGEREF _Toc239200841 \h </w:instrText>
+              <w:instrText xml:space="preserve"> PAGEREF _Toc239425481 \h </w:instrText>
             </w:r>
             <w:r>
               <w:rPr>
@@ -5768,7 +5768,7 @@
               <w:szCs w:val="22"/>
             </w:rPr>
           </w:pPr>
-          <w:hyperlink w:anchor="_Toc239200842" w:history="1">
+          <w:hyperlink w:anchor="_Toc239425482" w:history="1">
             <w:r>
               <w:rPr>
                 <w:rStyle w:val="Hyperlink"/>
@@ -5795,7 +5795,7 @@
               <w:rPr>
                 <w:noProof/>
               </w:rPr>
-              <w:instrText xml:space="preserve"> PAGEREF _Toc239200842 \h </w:instrText>
+              <w:instrText xml:space="preserve"> PAGEREF _Toc239425482 \h </w:instrText>
             </w:r>
             <w:r>
               <w:rPr>
@@ -5835,7 +5835,7 @@
               <w:szCs w:val="22"/>
             </w:rPr>
           </w:pPr>
-          <w:hyperlink w:anchor="_Toc239200843" w:history="1">
+          <w:hyperlink w:anchor="_Toc239425483" w:history="1">
             <w:r>
               <w:rPr>
                 <w:rStyle w:val="Hyperlink"/>
@@ -5862,7 +5862,7 @@
               <w:rPr>
                 <w:noProof/>
               </w:rPr>
-              <w:instrText xml:space="preserve"> PAGEREF _Toc239200843 \h </w:instrText>
+              <w:instrText xml:space="preserve"> PAGEREF _Toc239425483 \h </w:instrText>
             </w:r>
             <w:r>
               <w:rPr>
@@ -5902,7 +5902,7 @@
               <w:szCs w:val="22"/>
             </w:rPr>
           </w:pPr>
-          <w:hyperlink w:anchor="_Toc239200844" w:history="1">
+          <w:hyperlink w:anchor="_Toc239425484" w:history="1">
             <w:r>
               <w:rPr>
                 <w:rStyle w:val="Hyperlink"/>
@@ -5929,7 +5929,7 @@
               <w:rPr>
                 <w:noProof/>
               </w:rPr>
-              <w:instrText xml:space="preserve"> PAGEREF _Toc239200844 \h </w:instrText>
+              <w:instrText xml:space="preserve"> PAGEREF _Toc239425484 \h </w:instrText>
             </w:r>
             <w:r>
               <w:rPr>
@@ -5969,7 +5969,7 @@
               <w:szCs w:val="22"/>
             </w:rPr>
           </w:pPr>
-          <w:hyperlink w:anchor="_Toc239200845" w:history="1">
+          <w:hyperlink w:anchor="_Toc239425485" w:history="1">
             <w:r>
               <w:rPr>
                 <w:rStyle w:val="Hyperlink"/>
@@ -5996,7 +5996,7 @@
               <w:rPr>
                 <w:noProof/>
               </w:rPr>
-              <w:instrText xml:space="preserve"> PAGEREF _Toc239200845 \h </w:instrText>
+              <w:instrText xml:space="preserve"> PAGEREF _Toc239425485 \h </w:instrText>
             </w:r>
             <w:r>
               <w:rPr>
@@ -6036,7 +6036,7 @@
               <w:szCs w:val="22"/>
             </w:rPr>
           </w:pPr>
-          <w:hyperlink w:anchor="_Toc239200846" w:history="1">
+          <w:hyperlink w:anchor="_Toc239425486" w:history="1">
             <w:r>
               <w:rPr>
                 <w:rStyle w:val="Hyperlink"/>
@@ -6063,7 +6063,7 @@
               <w:rPr>
                 <w:noProof/>
               </w:rPr>
-              <w:instrText xml:space="preserve"> PAGEREF _Toc239200846 \h </w:instrText>
+              <w:instrText xml:space="preserve"> PAGEREF _Toc239425486 \h </w:instrText>
             </w:r>
             <w:r>
               <w:rPr>
@@ -6103,7 +6103,7 @@
               <w:szCs w:val="22"/>
             </w:rPr>
           </w:pPr>
-          <w:hyperlink w:anchor="_Toc239200847" w:history="1">
+          <w:hyperlink w:anchor="_Toc239425487" w:history="1">
             <w:r>
               <w:rPr>
                 <w:rStyle w:val="Hyperlink"/>
@@ -6130,7 +6130,7 @@
               <w:rPr>
                 <w:noProof/>
               </w:rPr>
-              <w:instrText xml:space="preserve"> PAGEREF _Toc239200847 \h </w:instrText>
+              <w:instrText xml:space="preserve"> PAGEREF _Toc239425487 \h </w:instrText>
             </w:r>
             <w:r>
               <w:rPr>
@@ -6170,7 +6170,7 @@
               <w:szCs w:val="22"/>
             </w:rPr>
           </w:pPr>
-          <w:hyperlink w:anchor="_Toc239200848" w:history="1">
+          <w:hyperlink w:anchor="_Toc239425488" w:history="1">
             <w:r>
               <w:rPr>
                 <w:rStyle w:val="Hyperlink"/>
@@ -6197,7 +6197,7 @@
               <w:rPr>
                 <w:noProof/>
               </w:rPr>
-              <w:instrText xml:space="preserve"> PAGEREF _Toc239200848 \h </w:instrText>
+              <w:instrText xml:space="preserve"> PAGEREF _Toc239425488 \h </w:instrText>
             </w:r>
             <w:r>
               <w:rPr>
@@ -6237,7 +6237,7 @@
               <w:szCs w:val="22"/>
             </w:rPr>
           </w:pPr>
-          <w:hyperlink w:anchor="_Toc239200849" w:history="1">
+          <w:hyperlink w:anchor="_Toc239425489" w:history="1">
             <w:r>
               <w:rPr>
                 <w:rStyle w:val="Hyperlink"/>
@@ -6264,7 +6264,7 @@
               <w:rPr>
                 <w:noProof/>
               </w:rPr>
-              <w:instrText xml:space="preserve"> PAGEREF _Toc239200849 \h </w:instrText>
+              <w:instrText xml:space="preserve"> PAGEREF _Toc239425489 \h </w:instrText>
             </w:r>
             <w:r>
               <w:rPr>
@@ -6304,7 +6304,7 @@
               <w:szCs w:val="22"/>
             </w:rPr>
           </w:pPr>
-          <w:hyperlink w:anchor="_Toc239200850" w:history="1">
+          <w:hyperlink w:anchor="_Toc239425490" w:history="1">
             <w:r>
               <w:rPr>
                 <w:rStyle w:val="Hyperlink"/>
@@ -6331,7 +6331,7 @@
               <w:rPr>
                 <w:noProof/>
               </w:rPr>
-              <w:instrText xml:space="preserve"> PAGEREF _Toc239200850 \h </w:instrText>
+              <w:instrText xml:space="preserve"> PAGEREF _Toc239425490 \h </w:instrText>
             </w:r>
             <w:r>
               <w:rPr>
@@ -6371,7 +6371,7 @@
               <w:szCs w:val="22"/>
             </w:rPr>
           </w:pPr>
-          <w:hyperlink w:anchor="_Toc239200851" w:history="1">
+          <w:hyperlink w:anchor="_Toc239425491" w:history="1">
             <w:r>
               <w:rPr>
                 <w:rStyle w:val="Hyperlink"/>
@@ -6398,7 +6398,7 @@
               <w:rPr>
                 <w:noProof/>
               </w:rPr>
-              <w:instrText xml:space="preserve"> PAGEREF _Toc239200851 \h </w:instrText>
+              <w:instrText xml:space="preserve"> PAGEREF _Toc239425491 \h </w:instrText>
             </w:r>
             <w:r>
               <w:rPr>
@@ -6438,7 +6438,7 @@
               <w:szCs w:val="22"/>
             </w:rPr>
           </w:pPr>
-          <w:hyperlink w:anchor="_Toc239200852" w:history="1">
+          <w:hyperlink w:anchor="_Toc239425492" w:history="1">
             <w:r>
               <w:rPr>
                 <w:rStyle w:val="Hyperlink"/>
@@ -6465,7 +6465,7 @@
               <w:rPr>
                 <w:noProof/>
               </w:rPr>
-              <w:instrText xml:space="preserve"> PAGEREF _Toc239200852 \h </w:instrText>
+              <w:instrText xml:space="preserve"> PAGEREF _Toc239425492 \h </w:instrText>
             </w:r>
             <w:r>
               <w:rPr>
@@ -6505,7 +6505,7 @@
               <w:szCs w:val="22"/>
             </w:rPr>
           </w:pPr>
-          <w:hyperlink w:anchor="_Toc239200853" w:history="1">
+          <w:hyperlink w:anchor="_Toc239425493" w:history="1">
             <w:r>
               <w:rPr>
                 <w:rStyle w:val="Hyperlink"/>
@@ -6514,7 +6514,7 @@
                 <w:bCs/>
                 <w:noProof/>
               </w:rPr>
-              <w:t>11.5 Panel Lalu Lintas API</w:t>
+              <w:t>11.5 API Response Inspector</w:t>
             </w:r>
             <w:r>
               <w:rPr>
@@ -6532,7 +6532,7 @@
               <w:rPr>
                 <w:noProof/>
               </w:rPr>
-              <w:instrText xml:space="preserve"> PAGEREF _Toc239200853 \h </w:instrText>
+              <w:instrText xml:space="preserve"> PAGEREF _Toc239425493 \h </w:instrText>
             </w:r>
             <w:r>
               <w:rPr>
@@ -6572,7 +6572,7 @@
               <w:szCs w:val="22"/>
             </w:rPr>
           </w:pPr>
-          <w:hyperlink w:anchor="_Toc239200854" w:history="1">
+          <w:hyperlink w:anchor="_Toc239425494" w:history="1">
             <w:r>
               <w:rPr>
                 <w:rStyle w:val="Hyperlink"/>
@@ -6599,7 +6599,7 @@
               <w:rPr>
                 <w:noProof/>
               </w:rPr>
-              <w:instrText xml:space="preserve"> PAGEREF _Toc239200854 \h </w:instrText>
+              <w:instrText xml:space="preserve"> PAGEREF _Toc239425494 \h </w:instrText>
             </w:r>
             <w:r>
               <w:rPr>
@@ -6616,7 +6616,7 @@
               <w:rPr>
                 <w:noProof/>
               </w:rPr>
-              <w:t>39</w:t>
+              <w:t>40</w:t>
             </w:r>
             <w:r>
               <w:rPr>
@@ -6639,7 +6639,7 @@
               <w:szCs w:val="22"/>
             </w:rPr>
           </w:pPr>
-          <w:hyperlink w:anchor="_Toc239200855" w:history="1">
+          <w:hyperlink w:anchor="_Toc239425495" w:history="1">
             <w:r>
               <w:rPr>
                 <w:rStyle w:val="Hyperlink"/>
@@ -6648,6 +6648,73 @@
                 <w:bCs/>
                 <w:noProof/>
               </w:rPr>
+              <w:t>11.8 Dua Kesalahan yang Ditemukan Justru Karena Ada Antarmuka</w:t>
+            </w:r>
+            <w:r>
+              <w:rPr>
+                <w:noProof/>
+              </w:rPr>
+              <w:tab/>
+            </w:r>
+            <w:r>
+              <w:rPr>
+                <w:noProof/>
+              </w:rPr>
+              <w:fldChar w:fldCharType="begin"/>
+            </w:r>
+            <w:r>
+              <w:rPr>
+                <w:noProof/>
+              </w:rPr>
+              <w:instrText xml:space="preserve"> PAGEREF _Toc239425495 \h </w:instrText>
+            </w:r>
+            <w:r>
+              <w:rPr>
+                <w:noProof/>
+              </w:rPr>
+            </w:r>
+            <w:r>
+              <w:rPr>
+                <w:noProof/>
+              </w:rPr>
+              <w:fldChar w:fldCharType="separate"/>
+            </w:r>
+            <w:r>
+              <w:rPr>
+                <w:noProof/>
+              </w:rPr>
+              <w:t>40</w:t>
+            </w:r>
+            <w:r>
+              <w:rPr>
+                <w:noProof/>
+              </w:rPr>
+              <w:fldChar w:fldCharType="end"/>
+            </w:r>
+          </w:hyperlink>
+        </w:p>
+        <w:p>
+          <w:pPr>
+            <w:pStyle w:val="TOC2"/>
+            <w:tabs>
+              <w:tab w:val="right" w:leader="dot" w:pos="9016"/>
+            </w:tabs>
+            <w:rPr>
+              <w:rFonts w:asciiTheme="minorHAnsi" w:eastAsiaTheme="minorEastAsia" w:hAnsiTheme="minorHAnsi" w:cstheme="minorBidi"/>
+              <w:noProof/>
+              <w:sz w:val="22"/>
+              <w:szCs w:val="22"/>
+            </w:rPr>
+          </w:pPr>
+          <w:hyperlink w:anchor="_Toc239425496" w:history="1">
+            <w:r>
+              <w:rPr>
+                <w:rStyle w:val="Hyperlink"/>
+                <w:rFonts w:ascii="Calibri" w:eastAsia="Calibri" w:hAnsi="Calibri" w:cs="Calibri"/>
+                <w:b/>
+                <w:bCs/>
+                <w:noProof/>
+              </w:rPr>
               <w:t>11.7 Pelacakan Cakupan Endpoint</w:t>
             </w:r>
             <w:r>
@@ -6666,7 +6733,7 @@
               <w:rPr>
                 <w:noProof/>
               </w:rPr>
-              <w:instrText xml:space="preserve"> PAGEREF _Toc239200855 \h </w:instrText>
+              <w:instrText xml:space="preserve"> PAGEREF _Toc239425496 \h </w:instrText>
             </w:r>
             <w:r>
               <w:rPr>
@@ -6683,7 +6750,7 @@
               <w:rPr>
                 <w:noProof/>
               </w:rPr>
-              <w:t>40</w:t>
+              <w:t>41</w:t>
             </w:r>
             <w:r>
               <w:rPr>
@@ -6706,7 +6773,7 @@
               <w:szCs w:val="22"/>
             </w:rPr>
           </w:pPr>
-          <w:hyperlink w:anchor="_Toc239200856" w:history="1">
+          <w:hyperlink w:anchor="_Toc239425497" w:history="1">
             <w:r>
               <w:rPr>
                 <w:rStyle w:val="Hyperlink"/>
@@ -6733,7 +6800,7 @@
               <w:rPr>
                 <w:noProof/>
               </w:rPr>
-              <w:instrText xml:space="preserve"> PAGEREF _Toc239200856 \h </w:instrText>
+              <w:instrText xml:space="preserve"> PAGEREF _Toc239425497 \h </w:instrText>
             </w:r>
             <w:r>
               <w:rPr>
@@ -6750,7 +6817,7 @@
               <w:rPr>
                 <w:noProof/>
               </w:rPr>
-              <w:t>41</w:t>
+              <w:t>42</w:t>
             </w:r>
             <w:r>
               <w:rPr>
@@ -6773,7 +6840,7 @@
               <w:szCs w:val="22"/>
             </w:rPr>
           </w:pPr>
-          <w:hyperlink w:anchor="_Toc239200857" w:history="1">
+          <w:hyperlink w:anchor="_Toc239425498" w:history="1">
             <w:r>
               <w:rPr>
                 <w:rStyle w:val="Hyperlink"/>
@@ -6800,7 +6867,7 @@
               <w:rPr>
                 <w:noProof/>
               </w:rPr>
-              <w:instrText xml:space="preserve"> PAGEREF _Toc239200857 \h </w:instrText>
+              <w:instrText xml:space="preserve"> PAGEREF _Toc239425498 \h </w:instrText>
             </w:r>
             <w:r>
               <w:rPr>
@@ -6817,7 +6884,7 @@
               <w:rPr>
                 <w:noProof/>
               </w:rPr>
-              <w:t>41</w:t>
+              <w:t>42</w:t>
             </w:r>
             <w:r>
               <w:rPr>
@@ -6840,7 +6907,7 @@
               <w:szCs w:val="22"/>
             </w:rPr>
           </w:pPr>
-          <w:hyperlink w:anchor="_Toc239200858" w:history="1">
+          <w:hyperlink w:anchor="_Toc239425499" w:history="1">
             <w:r>
               <w:rPr>
                 <w:rStyle w:val="Hyperlink"/>
@@ -6867,7 +6934,7 @@
               <w:rPr>
                 <w:noProof/>
               </w:rPr>
-              <w:instrText xml:space="preserve"> PAGEREF _Toc239200858 \h </w:instrText>
+              <w:instrText xml:space="preserve"> PAGEREF _Toc239425499 \h </w:instrText>
             </w:r>
             <w:r>
               <w:rPr>
@@ -6884,7 +6951,7 @@
               <w:rPr>
                 <w:noProof/>
               </w:rPr>
-              <w:t>42</w:t>
+              <w:t>43</w:t>
             </w:r>
             <w:r>
               <w:rPr>
@@ -6911,7 +6978,7 @@
         <w:pStyle w:val="Heading1"/>
         <w:spacing w:before="360" w:after="180"/>
       </w:pPr>
-      <w:bookmarkStart w:id="1" w:name="_Toc239200763"/>
+      <w:bookmarkStart w:id="1" w:name="_Toc239425403"/>
       <w:r>
         <w:rPr>
           <w:rFonts w:ascii="Calibri" w:eastAsia="Calibri" w:hAnsi="Calibri" w:cs="Calibri"/>
@@ -6929,7 +6996,7 @@
         <w:pStyle w:val="Heading2"/>
         <w:spacing w:before="280" w:after="140"/>
       </w:pPr>
-      <w:bookmarkStart w:id="2" w:name="_Toc239200764"/>
+      <w:bookmarkStart w:id="2" w:name="_Toc239425404"/>
       <w:r>
         <w:rPr>
           <w:rFonts w:ascii="Calibri" w:eastAsia="Calibri" w:hAnsi="Calibri" w:cs="Calibri"/>
@@ -7012,7 +7079,7 @@
         <w:pStyle w:val="Heading2"/>
         <w:spacing w:before="280" w:after="140"/>
       </w:pPr>
-      <w:bookmarkStart w:id="3" w:name="_Toc239200765"/>
+      <w:bookmarkStart w:id="3" w:name="_Toc239425405"/>
       <w:r>
         <w:rPr>
           <w:rFonts w:ascii="Calibri" w:eastAsia="Calibri" w:hAnsi="Calibri" w:cs="Calibri"/>
@@ -7157,7 +7224,7 @@
         <w:pStyle w:val="Heading2"/>
         <w:spacing w:before="280" w:after="140"/>
       </w:pPr>
-      <w:bookmarkStart w:id="4" w:name="_Toc239200766"/>
+      <w:bookmarkStart w:id="4" w:name="_Toc239425406"/>
       <w:r>
         <w:rPr>
           <w:rFonts w:ascii="Calibri" w:eastAsia="Calibri" w:hAnsi="Calibri" w:cs="Calibri"/>
@@ -7762,7 +7829,7 @@
         <w:pStyle w:val="Heading2"/>
         <w:spacing w:before="280" w:after="140"/>
       </w:pPr>
-      <w:bookmarkStart w:id="5" w:name="_Toc239200767"/>
+      <w:bookmarkStart w:id="5" w:name="_Toc239425407"/>
       <w:r>
         <w:rPr>
           <w:rFonts w:ascii="Calibri" w:eastAsia="Calibri" w:hAnsi="Calibri" w:cs="Calibri"/>
@@ -8405,7 +8472,7 @@
         <w:pStyle w:val="Heading1"/>
         <w:spacing w:before="360" w:after="180"/>
       </w:pPr>
-      <w:bookmarkStart w:id="6" w:name="_Toc239200768"/>
+      <w:bookmarkStart w:id="6" w:name="_Toc239425408"/>
       <w:r>
         <w:rPr>
           <w:rFonts w:ascii="Calibri" w:eastAsia="Calibri" w:hAnsi="Calibri" w:cs="Calibri"/>
@@ -8423,7 +8490,7 @@
         <w:pStyle w:val="Heading2"/>
         <w:spacing w:before="280" w:after="140"/>
       </w:pPr>
-      <w:bookmarkStart w:id="7" w:name="_Toc239200769"/>
+      <w:bookmarkStart w:id="7" w:name="_Toc239425409"/>
       <w:r>
         <w:rPr>
           <w:rFonts w:ascii="Calibri" w:eastAsia="Calibri" w:hAnsi="Calibri" w:cs="Calibri"/>
@@ -8532,7 +8599,7 @@
         <w:pStyle w:val="Heading2"/>
         <w:spacing w:before="280" w:after="140"/>
       </w:pPr>
-      <w:bookmarkStart w:id="8" w:name="_Toc239200770"/>
+      <w:bookmarkStart w:id="8" w:name="_Toc239425410"/>
       <w:r>
         <w:rPr>
           <w:rFonts w:ascii="Calibri" w:eastAsia="Calibri" w:hAnsi="Calibri" w:cs="Calibri"/>
@@ -8930,7 +8997,7 @@
         <w:pStyle w:val="Heading2"/>
         <w:spacing w:before="280" w:after="140"/>
       </w:pPr>
-      <w:bookmarkStart w:id="9" w:name="_Toc239200771"/>
+      <w:bookmarkStart w:id="9" w:name="_Toc239425411"/>
       <w:r>
         <w:rPr>
           <w:rFonts w:ascii="Calibri" w:eastAsia="Calibri" w:hAnsi="Calibri" w:cs="Calibri"/>
@@ -9317,7 +9384,7 @@
         <w:pStyle w:val="Heading2"/>
         <w:spacing w:before="280" w:after="140"/>
       </w:pPr>
-      <w:bookmarkStart w:id="10" w:name="_Toc239200772"/>
+      <w:bookmarkStart w:id="10" w:name="_Toc239425412"/>
       <w:r>
         <w:rPr>
           <w:rFonts w:ascii="Calibri" w:eastAsia="Calibri" w:hAnsi="Calibri" w:cs="Calibri"/>
@@ -9683,7 +9750,7 @@
         <w:pStyle w:val="Heading2"/>
         <w:spacing w:before="280" w:after="140"/>
       </w:pPr>
-      <w:bookmarkStart w:id="11" w:name="_Toc239200773"/>
+      <w:bookmarkStart w:id="11" w:name="_Toc239425413"/>
       <w:r>
         <w:rPr>
           <w:rFonts w:ascii="Calibri" w:eastAsia="Calibri" w:hAnsi="Calibri" w:cs="Calibri"/>
@@ -10064,7 +10131,7 @@
         <w:pStyle w:val="Heading2"/>
         <w:spacing w:before="280" w:after="140"/>
       </w:pPr>
-      <w:bookmarkStart w:id="12" w:name="_Toc239200774"/>
+      <w:bookmarkStart w:id="12" w:name="_Toc239425414"/>
       <w:r>
         <w:rPr>
           <w:rFonts w:ascii="Calibri" w:eastAsia="Calibri" w:hAnsi="Calibri" w:cs="Calibri"/>
@@ -10454,7 +10521,7 @@
         <w:pStyle w:val="Heading2"/>
         <w:spacing w:before="280" w:after="140"/>
       </w:pPr>
-      <w:bookmarkStart w:id="13" w:name="_Toc239200775"/>
+      <w:bookmarkStart w:id="13" w:name="_Toc239425415"/>
       <w:r>
         <w:rPr>
           <w:rFonts w:ascii="Calibri" w:eastAsia="Calibri" w:hAnsi="Calibri" w:cs="Calibri"/>
@@ -10820,7 +10887,7 @@
         <w:pStyle w:val="Heading2"/>
         <w:spacing w:before="280" w:after="140"/>
       </w:pPr>
-      <w:bookmarkStart w:id="14" w:name="_Toc239200776"/>
+      <w:bookmarkStart w:id="14" w:name="_Toc239425416"/>
       <w:r>
         <w:rPr>
           <w:rFonts w:ascii="Calibri" w:eastAsia="Calibri" w:hAnsi="Calibri" w:cs="Calibri"/>
@@ -11210,7 +11277,7 @@
         <w:pStyle w:val="Heading2"/>
         <w:spacing w:before="280" w:after="140"/>
       </w:pPr>
-      <w:bookmarkStart w:id="15" w:name="_Toc239200777"/>
+      <w:bookmarkStart w:id="15" w:name="_Toc239425417"/>
       <w:r>
         <w:rPr>
           <w:rFonts w:ascii="Calibri" w:eastAsia="Calibri" w:hAnsi="Calibri" w:cs="Calibri"/>
@@ -11576,7 +11643,7 @@
         <w:pStyle w:val="Heading2"/>
         <w:spacing w:before="280" w:after="140"/>
       </w:pPr>
-      <w:bookmarkStart w:id="16" w:name="_Toc239200778"/>
+      <w:bookmarkStart w:id="16" w:name="_Toc239425418"/>
       <w:r>
         <w:rPr>
           <w:rFonts w:ascii="Calibri" w:eastAsia="Calibri" w:hAnsi="Calibri" w:cs="Calibri"/>
@@ -11840,7 +11907,7 @@
         <w:pStyle w:val="Heading2"/>
         <w:spacing w:before="280" w:after="140"/>
       </w:pPr>
-      <w:bookmarkStart w:id="17" w:name="_Toc239200779"/>
+      <w:bookmarkStart w:id="17" w:name="_Toc239425419"/>
       <w:r>
         <w:rPr>
           <w:rFonts w:ascii="Calibri" w:eastAsia="Calibri" w:hAnsi="Calibri" w:cs="Calibri"/>
@@ -12333,7 +12400,7 @@
         <w:pStyle w:val="Heading1"/>
         <w:spacing w:before="360" w:after="180"/>
       </w:pPr>
-      <w:bookmarkStart w:id="18" w:name="_Toc239200780"/>
+      <w:bookmarkStart w:id="18" w:name="_Toc239425420"/>
       <w:r>
         <w:rPr>
           <w:rFonts w:ascii="Calibri" w:eastAsia="Calibri" w:hAnsi="Calibri" w:cs="Calibri"/>
@@ -12365,7 +12432,7 @@
         <w:pStyle w:val="Heading2"/>
         <w:spacing w:before="280" w:after="140"/>
       </w:pPr>
-      <w:bookmarkStart w:id="19" w:name="_Toc239200781"/>
+      <w:bookmarkStart w:id="19" w:name="_Toc239425421"/>
       <w:r>
         <w:rPr>
           <w:rFonts w:ascii="Calibri" w:eastAsia="Calibri" w:hAnsi="Calibri" w:cs="Calibri"/>
@@ -12573,7 +12640,7 @@
         <w:pStyle w:val="Heading2"/>
         <w:spacing w:before="280" w:after="140"/>
       </w:pPr>
-      <w:bookmarkStart w:id="20" w:name="_Toc239200782"/>
+      <w:bookmarkStart w:id="20" w:name="_Toc239425422"/>
       <w:r>
         <w:rPr>
           <w:rFonts w:ascii="Calibri" w:eastAsia="Calibri" w:hAnsi="Calibri" w:cs="Calibri"/>
@@ -14212,7 +14279,7 @@
         <w:pStyle w:val="Heading2"/>
         <w:spacing w:before="280" w:after="140"/>
       </w:pPr>
-      <w:bookmarkStart w:id="21" w:name="_Toc239200783"/>
+      <w:bookmarkStart w:id="21" w:name="_Toc239425423"/>
       <w:r>
         <w:rPr>
           <w:rFonts w:ascii="Calibri" w:eastAsia="Calibri" w:hAnsi="Calibri" w:cs="Calibri"/>
@@ -14700,7 +14767,7 @@
         <w:pStyle w:val="Heading2"/>
         <w:spacing w:before="280" w:after="140"/>
       </w:pPr>
-      <w:bookmarkStart w:id="22" w:name="_Toc239200784"/>
+      <w:bookmarkStart w:id="22" w:name="_Toc239425424"/>
       <w:r>
         <w:rPr>
           <w:rFonts w:ascii="Calibri" w:eastAsia="Calibri" w:hAnsi="Calibri" w:cs="Calibri"/>
@@ -14731,7 +14798,7 @@
         <w:pStyle w:val="Heading3"/>
         <w:spacing w:before="220" w:after="110"/>
       </w:pPr>
-      <w:bookmarkStart w:id="23" w:name="_Toc239200785"/>
+      <w:bookmarkStart w:id="23" w:name="_Toc239425425"/>
       <w:r>
         <w:rPr>
           <w:rFonts w:ascii="Calibri" w:eastAsia="Calibri" w:hAnsi="Calibri" w:cs="Calibri"/>
@@ -14818,7 +14885,7 @@
         <w:pStyle w:val="Heading3"/>
         <w:spacing w:before="220" w:after="110"/>
       </w:pPr>
-      <w:bookmarkStart w:id="24" w:name="_Toc239200786"/>
+      <w:bookmarkStart w:id="24" w:name="_Toc239425426"/>
       <w:r>
         <w:rPr>
           <w:rFonts w:ascii="Calibri" w:eastAsia="Calibri" w:hAnsi="Calibri" w:cs="Calibri"/>
@@ -14912,7 +14979,7 @@
         <w:pStyle w:val="Heading3"/>
         <w:spacing w:before="220" w:after="110"/>
       </w:pPr>
-      <w:bookmarkStart w:id="25" w:name="_Toc239200787"/>
+      <w:bookmarkStart w:id="25" w:name="_Toc239425427"/>
       <w:r>
         <w:rPr>
           <w:rFonts w:ascii="Calibri" w:eastAsia="Calibri" w:hAnsi="Calibri" w:cs="Calibri"/>
@@ -14975,7 +15042,7 @@
         <w:pStyle w:val="Heading3"/>
         <w:spacing w:before="220" w:after="110"/>
       </w:pPr>
-      <w:bookmarkStart w:id="26" w:name="_Toc239200788"/>
+      <w:bookmarkStart w:id="26" w:name="_Toc239425428"/>
       <w:r>
         <w:rPr>
           <w:rFonts w:ascii="Calibri" w:eastAsia="Calibri" w:hAnsi="Calibri" w:cs="Calibri"/>
@@ -15092,7 +15159,7 @@
         <w:pStyle w:val="Heading3"/>
         <w:spacing w:before="220" w:after="110"/>
       </w:pPr>
-      <w:bookmarkStart w:id="27" w:name="_Toc239200789"/>
+      <w:bookmarkStart w:id="27" w:name="_Toc239425429"/>
       <w:r>
         <w:rPr>
           <w:rFonts w:ascii="Calibri" w:eastAsia="Calibri" w:hAnsi="Calibri" w:cs="Calibri"/>
@@ -15155,7 +15222,7 @@
         <w:pStyle w:val="Heading3"/>
         <w:spacing w:before="220" w:after="110"/>
       </w:pPr>
-      <w:bookmarkStart w:id="28" w:name="_Toc239200790"/>
+      <w:bookmarkStart w:id="28" w:name="_Toc239425430"/>
       <w:r>
         <w:rPr>
           <w:rFonts w:ascii="Calibri" w:eastAsia="Calibri" w:hAnsi="Calibri" w:cs="Calibri"/>
@@ -15204,7 +15271,7 @@
         <w:pStyle w:val="Heading2"/>
         <w:spacing w:before="280" w:after="140"/>
       </w:pPr>
-      <w:bookmarkStart w:id="29" w:name="_Toc239200791"/>
+      <w:bookmarkStart w:id="29" w:name="_Toc239425431"/>
       <w:r>
         <w:rPr>
           <w:rFonts w:ascii="Calibri" w:eastAsia="Calibri" w:hAnsi="Calibri" w:cs="Calibri"/>
@@ -15691,7 +15758,7 @@
         <w:pStyle w:val="Heading1"/>
         <w:spacing w:before="360" w:after="180"/>
       </w:pPr>
-      <w:bookmarkStart w:id="30" w:name="_Toc239200792"/>
+      <w:bookmarkStart w:id="30" w:name="_Toc239425432"/>
       <w:r>
         <w:rPr>
           <w:rFonts w:ascii="Calibri" w:eastAsia="Calibri" w:hAnsi="Calibri" w:cs="Calibri"/>
@@ -15709,7 +15776,7 @@
         <w:pStyle w:val="Heading2"/>
         <w:spacing w:before="280" w:after="140"/>
       </w:pPr>
-      <w:bookmarkStart w:id="31" w:name="_Toc239200793"/>
+      <w:bookmarkStart w:id="31" w:name="_Toc239425433"/>
       <w:r>
         <w:rPr>
           <w:rFonts w:ascii="Calibri" w:eastAsia="Calibri" w:hAnsi="Calibri" w:cs="Calibri"/>
@@ -16021,7 +16088,7 @@
         <w:pStyle w:val="Heading2"/>
         <w:spacing w:before="280" w:after="140"/>
       </w:pPr>
-      <w:bookmarkStart w:id="32" w:name="_Toc239200794"/>
+      <w:bookmarkStart w:id="32" w:name="_Toc239425434"/>
       <w:r>
         <w:rPr>
           <w:rFonts w:ascii="Calibri" w:eastAsia="Calibri" w:hAnsi="Calibri" w:cs="Calibri"/>
@@ -16038,7 +16105,7 @@
         <w:pStyle w:val="Heading3"/>
         <w:spacing w:before="220" w:after="110"/>
       </w:pPr>
-      <w:bookmarkStart w:id="33" w:name="_Toc239200795"/>
+      <w:bookmarkStart w:id="33" w:name="_Toc239425435"/>
       <w:r>
         <w:rPr>
           <w:rFonts w:ascii="Calibri" w:eastAsia="Calibri" w:hAnsi="Calibri" w:cs="Calibri"/>
@@ -16079,7 +16146,7 @@
         <w:pStyle w:val="Heading3"/>
         <w:spacing w:before="220" w:after="110"/>
       </w:pPr>
-      <w:bookmarkStart w:id="34" w:name="_Toc239200796"/>
+      <w:bookmarkStart w:id="34" w:name="_Toc239425436"/>
       <w:r>
         <w:rPr>
           <w:rFonts w:ascii="Calibri" w:eastAsia="Calibri" w:hAnsi="Calibri" w:cs="Calibri"/>
@@ -16475,7 +16542,7 @@
         <w:pStyle w:val="Heading3"/>
         <w:spacing w:before="220" w:after="110"/>
       </w:pPr>
-      <w:bookmarkStart w:id="35" w:name="_Toc239200797"/>
+      <w:bookmarkStart w:id="35" w:name="_Toc239425437"/>
       <w:r>
         <w:rPr>
           <w:rFonts w:ascii="Calibri" w:eastAsia="Calibri" w:hAnsi="Calibri" w:cs="Calibri"/>
@@ -16539,7 +16606,7 @@
         <w:pStyle w:val="Heading3"/>
         <w:spacing w:before="220" w:after="110"/>
       </w:pPr>
-      <w:bookmarkStart w:id="36" w:name="_Toc239200798"/>
+      <w:bookmarkStart w:id="36" w:name="_Toc239425438"/>
       <w:r>
         <w:rPr>
           <w:rFonts w:ascii="Calibri" w:eastAsia="Calibri" w:hAnsi="Calibri" w:cs="Calibri"/>
@@ -16622,7 +16689,7 @@
         <w:pStyle w:val="Heading3"/>
         <w:spacing w:before="220" w:after="110"/>
       </w:pPr>
-      <w:bookmarkStart w:id="37" w:name="_Toc239200799"/>
+      <w:bookmarkStart w:id="37" w:name="_Toc239425439"/>
       <w:r>
         <w:rPr>
           <w:rFonts w:ascii="Calibri" w:eastAsia="Calibri" w:hAnsi="Calibri" w:cs="Calibri"/>
@@ -16674,7 +16741,7 @@
         <w:pStyle w:val="Heading2"/>
         <w:spacing w:before="280" w:after="140"/>
       </w:pPr>
-      <w:bookmarkStart w:id="38" w:name="_Toc239200800"/>
+      <w:bookmarkStart w:id="38" w:name="_Toc239425440"/>
       <w:r>
         <w:rPr>
           <w:rFonts w:ascii="Calibri" w:eastAsia="Calibri" w:hAnsi="Calibri" w:cs="Calibri"/>
@@ -17399,7 +17466,7 @@
         <w:pStyle w:val="Heading2"/>
         <w:spacing w:before="280" w:after="140"/>
       </w:pPr>
-      <w:bookmarkStart w:id="39" w:name="_Toc239200801"/>
+      <w:bookmarkStart w:id="39" w:name="_Toc239425441"/>
       <w:r>
         <w:rPr>
           <w:rFonts w:ascii="Calibri" w:eastAsia="Calibri" w:hAnsi="Calibri" w:cs="Calibri"/>
@@ -17820,7 +17887,7 @@
         <w:pStyle w:val="Heading1"/>
         <w:spacing w:before="360" w:after="180"/>
       </w:pPr>
-      <w:bookmarkStart w:id="40" w:name="_Toc239200802"/>
+      <w:bookmarkStart w:id="40" w:name="_Toc239425442"/>
       <w:r>
         <w:rPr>
           <w:rFonts w:ascii="Calibri" w:eastAsia="Calibri" w:hAnsi="Calibri" w:cs="Calibri"/>
@@ -17860,7 +17927,7 @@
         <w:pStyle w:val="Heading2"/>
         <w:spacing w:before="280" w:after="140"/>
       </w:pPr>
-      <w:bookmarkStart w:id="41" w:name="_Toc239200803"/>
+      <w:bookmarkStart w:id="41" w:name="_Toc239425443"/>
       <w:r>
         <w:rPr>
           <w:rFonts w:ascii="Calibri" w:eastAsia="Calibri" w:hAnsi="Calibri" w:cs="Calibri"/>
@@ -18184,7 +18251,7 @@
         <w:pStyle w:val="Heading2"/>
         <w:spacing w:before="280" w:after="140"/>
       </w:pPr>
-      <w:bookmarkStart w:id="42" w:name="_Toc239200804"/>
+      <w:bookmarkStart w:id="42" w:name="_Toc239425444"/>
       <w:r>
         <w:rPr>
           <w:rFonts w:ascii="Calibri" w:eastAsia="Calibri" w:hAnsi="Calibri" w:cs="Calibri"/>
@@ -18761,7 +18828,7 @@
         <w:pStyle w:val="Heading2"/>
         <w:spacing w:before="280" w:after="140"/>
       </w:pPr>
-      <w:bookmarkStart w:id="43" w:name="_Toc239200805"/>
+      <w:bookmarkStart w:id="43" w:name="_Toc239425445"/>
       <w:r>
         <w:rPr>
           <w:rFonts w:ascii="Calibri" w:eastAsia="Calibri" w:hAnsi="Calibri" w:cs="Calibri"/>
@@ -18881,7 +18948,7 @@
         <w:pStyle w:val="Heading2"/>
         <w:spacing w:before="280" w:after="140"/>
       </w:pPr>
-      <w:bookmarkStart w:id="44" w:name="_Toc239200806"/>
+      <w:bookmarkStart w:id="44" w:name="_Toc239425446"/>
       <w:r>
         <w:rPr>
           <w:rFonts w:ascii="Calibri" w:eastAsia="Calibri" w:hAnsi="Calibri" w:cs="Calibri"/>
@@ -19278,7 +19345,7 @@
         <w:pStyle w:val="Heading2"/>
         <w:spacing w:before="280" w:after="140"/>
       </w:pPr>
-      <w:bookmarkStart w:id="45" w:name="_Toc239200807"/>
+      <w:bookmarkStart w:id="45" w:name="_Toc239425447"/>
       <w:r>
         <w:rPr>
           <w:rFonts w:ascii="Calibri" w:eastAsia="Calibri" w:hAnsi="Calibri" w:cs="Calibri"/>
@@ -19884,7 +19951,7 @@
         <w:pStyle w:val="Heading2"/>
         <w:spacing w:before="280" w:after="140"/>
       </w:pPr>
-      <w:bookmarkStart w:id="46" w:name="_Toc239200808"/>
+      <w:bookmarkStart w:id="46" w:name="_Toc239425448"/>
       <w:r>
         <w:rPr>
           <w:rFonts w:ascii="Calibri" w:eastAsia="Calibri" w:hAnsi="Calibri" w:cs="Calibri"/>
@@ -20177,7 +20244,7 @@
         <w:pStyle w:val="Heading2"/>
         <w:spacing w:before="280" w:after="140"/>
       </w:pPr>
-      <w:bookmarkStart w:id="47" w:name="_Toc239200809"/>
+      <w:bookmarkStart w:id="47" w:name="_Toc239425449"/>
       <w:r>
         <w:rPr>
           <w:rFonts w:ascii="Calibri" w:eastAsia="Calibri" w:hAnsi="Calibri" w:cs="Calibri"/>
@@ -20334,7 +20401,7 @@
         <w:pStyle w:val="Heading2"/>
         <w:spacing w:before="280" w:after="140"/>
       </w:pPr>
-      <w:bookmarkStart w:id="48" w:name="_Toc239200810"/>
+      <w:bookmarkStart w:id="48" w:name="_Toc239425450"/>
       <w:r>
         <w:rPr>
           <w:rFonts w:ascii="Calibri" w:eastAsia="Calibri" w:hAnsi="Calibri" w:cs="Calibri"/>
@@ -20798,7 +20865,7 @@
         <w:pStyle w:val="Heading1"/>
         <w:spacing w:before="360" w:after="180"/>
       </w:pPr>
-      <w:bookmarkStart w:id="49" w:name="_Toc239200811"/>
+      <w:bookmarkStart w:id="49" w:name="_Toc239425451"/>
       <w:r>
         <w:rPr>
           <w:rFonts w:ascii="Calibri" w:eastAsia="Calibri" w:hAnsi="Calibri" w:cs="Calibri"/>
@@ -20838,7 +20905,7 @@
         <w:pStyle w:val="Heading2"/>
         <w:spacing w:before="280" w:after="140"/>
       </w:pPr>
-      <w:bookmarkStart w:id="50" w:name="_Toc239200812"/>
+      <w:bookmarkStart w:id="50" w:name="_Toc239425452"/>
       <w:r>
         <w:rPr>
           <w:rFonts w:ascii="Calibri" w:eastAsia="Calibri" w:hAnsi="Calibri" w:cs="Calibri"/>
@@ -23015,7 +23082,7 @@
         <w:pStyle w:val="Heading2"/>
         <w:spacing w:before="280" w:after="140"/>
       </w:pPr>
-      <w:bookmarkStart w:id="51" w:name="_Toc239200813"/>
+      <w:bookmarkStart w:id="51" w:name="_Toc239425453"/>
       <w:r>
         <w:rPr>
           <w:rFonts w:ascii="Calibri" w:eastAsia="Calibri" w:hAnsi="Calibri" w:cs="Calibri"/>
@@ -23054,7 +23121,7 @@
         <w:pStyle w:val="Heading3"/>
         <w:spacing w:before="220" w:after="110"/>
       </w:pPr>
-      <w:bookmarkStart w:id="52" w:name="_Toc239200814"/>
+      <w:bookmarkStart w:id="52" w:name="_Toc239425454"/>
       <w:r>
         <w:rPr>
           <w:rFonts w:ascii="Calibri" w:eastAsia="Calibri" w:hAnsi="Calibri" w:cs="Calibri"/>
@@ -23087,7 +23154,7 @@
         <w:pStyle w:val="Heading3"/>
         <w:spacing w:before="220" w:after="110"/>
       </w:pPr>
-      <w:bookmarkStart w:id="53" w:name="_Toc239200815"/>
+      <w:bookmarkStart w:id="53" w:name="_Toc239425455"/>
       <w:r>
         <w:rPr>
           <w:rFonts w:ascii="Calibri" w:eastAsia="Calibri" w:hAnsi="Calibri" w:cs="Calibri"/>
@@ -23128,7 +23195,7 @@
         <w:pStyle w:val="Heading3"/>
         <w:spacing w:before="220" w:after="110"/>
       </w:pPr>
-      <w:bookmarkStart w:id="54" w:name="_Toc239200816"/>
+      <w:bookmarkStart w:id="54" w:name="_Toc239425456"/>
       <w:r>
         <w:rPr>
           <w:rFonts w:ascii="Calibri" w:eastAsia="Calibri" w:hAnsi="Calibri" w:cs="Calibri"/>
@@ -23180,7 +23247,7 @@
         <w:pStyle w:val="Heading3"/>
         <w:spacing w:before="220" w:after="110"/>
       </w:pPr>
-      <w:bookmarkStart w:id="55" w:name="_Toc239200817"/>
+      <w:bookmarkStart w:id="55" w:name="_Toc239425457"/>
       <w:r>
         <w:rPr>
           <w:rFonts w:ascii="Calibri" w:eastAsia="Calibri" w:hAnsi="Calibri" w:cs="Calibri"/>
@@ -23221,7 +23288,7 @@
         <w:pStyle w:val="Heading3"/>
         <w:spacing w:before="220" w:after="110"/>
       </w:pPr>
-      <w:bookmarkStart w:id="56" w:name="_Toc239200818"/>
+      <w:bookmarkStart w:id="56" w:name="_Toc239425458"/>
       <w:r>
         <w:rPr>
           <w:rFonts w:ascii="Calibri" w:eastAsia="Calibri" w:hAnsi="Calibri" w:cs="Calibri"/>
@@ -23276,7 +23343,7 @@
         <w:pStyle w:val="Heading1"/>
         <w:spacing w:before="360" w:after="180"/>
       </w:pPr>
-      <w:bookmarkStart w:id="57" w:name="_Toc239200819"/>
+      <w:bookmarkStart w:id="57" w:name="_Toc239425459"/>
       <w:r>
         <w:rPr>
           <w:rFonts w:ascii="Calibri" w:eastAsia="Calibri" w:hAnsi="Calibri" w:cs="Calibri"/>
@@ -23294,7 +23361,7 @@
         <w:pStyle w:val="Heading2"/>
         <w:spacing w:before="280" w:after="140"/>
       </w:pPr>
-      <w:bookmarkStart w:id="58" w:name="_Toc239200820"/>
+      <w:bookmarkStart w:id="58" w:name="_Toc239425460"/>
       <w:r>
         <w:rPr>
           <w:rFonts w:ascii="Calibri" w:eastAsia="Calibri" w:hAnsi="Calibri" w:cs="Calibri"/>
@@ -24134,7 +24201,7 @@
         <w:pStyle w:val="Heading2"/>
         <w:spacing w:before="280" w:after="140"/>
       </w:pPr>
-      <w:bookmarkStart w:id="59" w:name="_Toc239200821"/>
+      <w:bookmarkStart w:id="59" w:name="_Toc239425461"/>
       <w:r>
         <w:rPr>
           <w:rFonts w:ascii="Calibri" w:eastAsia="Calibri" w:hAnsi="Calibri" w:cs="Calibri"/>
@@ -24275,7 +24342,7 @@
         <w:pStyle w:val="Heading2"/>
         <w:spacing w:before="280" w:after="140"/>
       </w:pPr>
-      <w:bookmarkStart w:id="60" w:name="_Toc239200822"/>
+      <w:bookmarkStart w:id="60" w:name="_Toc239425462"/>
       <w:r>
         <w:rPr>
           <w:rFonts w:ascii="Calibri" w:eastAsia="Calibri" w:hAnsi="Calibri" w:cs="Calibri"/>
@@ -24561,7 +24628,7 @@
         <w:pStyle w:val="Heading2"/>
         <w:spacing w:before="280" w:after="140"/>
       </w:pPr>
-      <w:bookmarkStart w:id="61" w:name="_Toc239200823"/>
+      <w:bookmarkStart w:id="61" w:name="_Toc239425463"/>
       <w:r>
         <w:rPr>
           <w:rFonts w:ascii="Calibri" w:eastAsia="Calibri" w:hAnsi="Calibri" w:cs="Calibri"/>
@@ -24682,7 +24749,7 @@
         <w:pStyle w:val="Heading2"/>
         <w:spacing w:before="280" w:after="140"/>
       </w:pPr>
-      <w:bookmarkStart w:id="62" w:name="_Toc239200824"/>
+      <w:bookmarkStart w:id="62" w:name="_Toc239425464"/>
       <w:r>
         <w:rPr>
           <w:rFonts w:ascii="Calibri" w:eastAsia="Calibri" w:hAnsi="Calibri" w:cs="Calibri"/>
@@ -24765,7 +24832,7 @@
         <w:pStyle w:val="Heading2"/>
         <w:spacing w:before="280" w:after="140"/>
       </w:pPr>
-      <w:bookmarkStart w:id="63" w:name="_Toc239200825"/>
+      <w:bookmarkStart w:id="63" w:name="_Toc239425465"/>
       <w:r>
         <w:rPr>
           <w:rFonts w:ascii="Calibri" w:eastAsia="Calibri" w:hAnsi="Calibri" w:cs="Calibri"/>
@@ -24782,7 +24849,7 @@
         <w:pStyle w:val="Heading3"/>
         <w:spacing w:before="220" w:after="110"/>
       </w:pPr>
-      <w:bookmarkStart w:id="64" w:name="_Toc239200826"/>
+      <w:bookmarkStart w:id="64" w:name="_Toc239425466"/>
       <w:r>
         <w:rPr>
           <w:rFonts w:ascii="Calibri" w:eastAsia="Calibri" w:hAnsi="Calibri" w:cs="Calibri"/>
@@ -24888,7 +24955,7 @@
         <w:pStyle w:val="Heading3"/>
         <w:spacing w:before="220" w:after="110"/>
       </w:pPr>
-      <w:bookmarkStart w:id="65" w:name="_Toc239200827"/>
+      <w:bookmarkStart w:id="65" w:name="_Toc239425467"/>
       <w:r>
         <w:rPr>
           <w:rFonts w:ascii="Calibri" w:eastAsia="Calibri" w:hAnsi="Calibri" w:cs="Calibri"/>
@@ -24956,7 +25023,7 @@
         <w:pStyle w:val="Heading1"/>
         <w:spacing w:before="360" w:after="180"/>
       </w:pPr>
-      <w:bookmarkStart w:id="66" w:name="_Toc239200828"/>
+      <w:bookmarkStart w:id="66" w:name="_Toc239425468"/>
       <w:r>
         <w:rPr>
           <w:rFonts w:ascii="Calibri" w:eastAsia="Calibri" w:hAnsi="Calibri" w:cs="Calibri"/>
@@ -24974,7 +25041,7 @@
         <w:pStyle w:val="Heading2"/>
         <w:spacing w:before="280" w:after="140"/>
       </w:pPr>
-      <w:bookmarkStart w:id="67" w:name="_Toc239200829"/>
+      <w:bookmarkStart w:id="67" w:name="_Toc239425469"/>
       <w:r>
         <w:rPr>
           <w:rFonts w:ascii="Calibri" w:eastAsia="Calibri" w:hAnsi="Calibri" w:cs="Calibri"/>
@@ -25049,7 +25116,7 @@
         <w:pStyle w:val="Heading2"/>
         <w:spacing w:before="280" w:after="140"/>
       </w:pPr>
-      <w:bookmarkStart w:id="68" w:name="_Toc239200830"/>
+      <w:bookmarkStart w:id="68" w:name="_Toc239425470"/>
       <w:r>
         <w:rPr>
           <w:rFonts w:ascii="Calibri" w:eastAsia="Calibri" w:hAnsi="Calibri" w:cs="Calibri"/>
@@ -25851,7 +25918,7 @@
         <w:pStyle w:val="Heading2"/>
         <w:spacing w:before="280" w:after="140"/>
       </w:pPr>
-      <w:bookmarkStart w:id="69" w:name="_Toc239200831"/>
+      <w:bookmarkStart w:id="69" w:name="_Toc239425471"/>
       <w:r>
         <w:rPr>
           <w:rFonts w:ascii="Calibri" w:eastAsia="Calibri" w:hAnsi="Calibri" w:cs="Calibri"/>
@@ -26003,7 +26070,7 @@
         <w:pStyle w:val="Heading2"/>
         <w:spacing w:before="280" w:after="140"/>
       </w:pPr>
-      <w:bookmarkStart w:id="70" w:name="_Toc239200832"/>
+      <w:bookmarkStart w:id="70" w:name="_Toc239425472"/>
       <w:r>
         <w:rPr>
           <w:rFonts w:ascii="Calibri" w:eastAsia="Calibri" w:hAnsi="Calibri" w:cs="Calibri"/>
@@ -26972,7 +27039,7 @@
         <w:pStyle w:val="Heading1"/>
         <w:spacing w:before="360" w:after="180"/>
       </w:pPr>
-      <w:bookmarkStart w:id="71" w:name="_Toc239200833"/>
+      <w:bookmarkStart w:id="71" w:name="_Toc239425473"/>
       <w:r>
         <w:rPr>
           <w:rFonts w:ascii="Calibri" w:eastAsia="Calibri" w:hAnsi="Calibri" w:cs="Calibri"/>
@@ -27012,7 +27079,7 @@
         <w:pStyle w:val="Heading2"/>
         <w:spacing w:before="280" w:after="140"/>
       </w:pPr>
-      <w:bookmarkStart w:id="72" w:name="_Toc239200834"/>
+      <w:bookmarkStart w:id="72" w:name="_Toc239425474"/>
       <w:r>
         <w:rPr>
           <w:rFonts w:ascii="Calibri" w:eastAsia="Calibri" w:hAnsi="Calibri" w:cs="Calibri"/>
@@ -27404,7 +27471,7 @@
         <w:pStyle w:val="Heading2"/>
         <w:spacing w:before="280" w:after="140"/>
       </w:pPr>
-      <w:bookmarkStart w:id="73" w:name="_Toc239200835"/>
+      <w:bookmarkStart w:id="73" w:name="_Toc239425475"/>
       <w:r>
         <w:rPr>
           <w:rFonts w:ascii="Calibri" w:eastAsia="Calibri" w:hAnsi="Calibri" w:cs="Calibri"/>
@@ -27740,7 +27807,7 @@
         <w:pStyle w:val="Heading2"/>
         <w:spacing w:before="280" w:after="140"/>
       </w:pPr>
-      <w:bookmarkStart w:id="74" w:name="_Toc239200836"/>
+      <w:bookmarkStart w:id="74" w:name="_Toc239425476"/>
       <w:r>
         <w:rPr>
           <w:rFonts w:ascii="Calibri" w:eastAsia="Calibri" w:hAnsi="Calibri" w:cs="Calibri"/>
@@ -28076,7 +28143,7 @@
         <w:pStyle w:val="Heading2"/>
         <w:spacing w:before="280" w:after="140"/>
       </w:pPr>
-      <w:bookmarkStart w:id="75" w:name="_Toc239200837"/>
+      <w:bookmarkStart w:id="75" w:name="_Toc239425477"/>
       <w:r>
         <w:rPr>
           <w:rFonts w:ascii="Calibri" w:eastAsia="Calibri" w:hAnsi="Calibri" w:cs="Calibri"/>
@@ -28349,7 +28416,7 @@
         <w:pStyle w:val="Heading2"/>
         <w:spacing w:before="280" w:after="140"/>
       </w:pPr>
-      <w:bookmarkStart w:id="76" w:name="_Toc239200838"/>
+      <w:bookmarkStart w:id="76" w:name="_Toc239425478"/>
       <w:r>
         <w:rPr>
           <w:rFonts w:ascii="Calibri" w:eastAsia="Calibri" w:hAnsi="Calibri" w:cs="Calibri"/>
@@ -28694,7 +28761,7 @@
         <w:pStyle w:val="Heading2"/>
         <w:spacing w:before="280" w:after="140"/>
       </w:pPr>
-      <w:bookmarkStart w:id="77" w:name="_Toc239200839"/>
+      <w:bookmarkStart w:id="77" w:name="_Toc239425479"/>
       <w:r>
         <w:rPr>
           <w:rFonts w:ascii="Calibri" w:eastAsia="Calibri" w:hAnsi="Calibri" w:cs="Calibri"/>
@@ -29030,7 +29097,7 @@
         <w:pStyle w:val="Heading2"/>
         <w:spacing w:before="280" w:after="140"/>
       </w:pPr>
-      <w:bookmarkStart w:id="78" w:name="_Toc239200840"/>
+      <w:bookmarkStart w:id="78" w:name="_Toc239425480"/>
       <w:r>
         <w:rPr>
           <w:rFonts w:ascii="Calibri" w:eastAsia="Calibri" w:hAnsi="Calibri" w:cs="Calibri"/>
@@ -29367,7 +29434,7 @@
         <w:pStyle w:val="Heading2"/>
         <w:spacing w:before="280" w:after="140"/>
       </w:pPr>
-      <w:bookmarkStart w:id="79" w:name="_Toc239200841"/>
+      <w:bookmarkStart w:id="79" w:name="_Toc239425481"/>
       <w:r>
         <w:rPr>
           <w:rFonts w:ascii="Calibri" w:eastAsia="Calibri" w:hAnsi="Calibri" w:cs="Calibri"/>
@@ -29776,7 +29843,7 @@
         <w:pStyle w:val="Heading2"/>
         <w:spacing w:before="280" w:after="140"/>
       </w:pPr>
-      <w:bookmarkStart w:id="80" w:name="_Toc239200842"/>
+      <w:bookmarkStart w:id="80" w:name="_Toc239425482"/>
       <w:r>
         <w:rPr>
           <w:rFonts w:ascii="Calibri" w:eastAsia="Calibri" w:hAnsi="Calibri" w:cs="Calibri"/>
@@ -30169,7 +30236,7 @@
         <w:pStyle w:val="Heading2"/>
         <w:spacing w:before="280" w:after="140"/>
       </w:pPr>
-      <w:bookmarkStart w:id="81" w:name="_Toc239200843"/>
+      <w:bookmarkStart w:id="81" w:name="_Toc239425483"/>
       <w:r>
         <w:rPr>
           <w:rFonts w:ascii="Calibri" w:eastAsia="Calibri" w:hAnsi="Calibri" w:cs="Calibri"/>
@@ -30515,7 +30582,7 @@
         <w:pStyle w:val="Heading2"/>
         <w:spacing w:before="280" w:after="140"/>
       </w:pPr>
-      <w:bookmarkStart w:id="82" w:name="_Toc239200844"/>
+      <w:bookmarkStart w:id="82" w:name="_Toc239425484"/>
       <w:r>
         <w:rPr>
           <w:rFonts w:ascii="Calibri" w:eastAsia="Calibri" w:hAnsi="Calibri" w:cs="Calibri"/>
@@ -30923,7 +30990,7 @@
         <w:pStyle w:val="Heading2"/>
         <w:spacing w:before="280" w:after="140"/>
       </w:pPr>
-      <w:bookmarkStart w:id="83" w:name="_Toc239200845"/>
+      <w:bookmarkStart w:id="83" w:name="_Toc239425485"/>
       <w:r>
         <w:rPr>
           <w:rFonts w:ascii="Calibri" w:eastAsia="Calibri" w:hAnsi="Calibri" w:cs="Calibri"/>
@@ -31259,7 +31326,7 @@
         <w:pStyle w:val="Heading2"/>
         <w:spacing w:before="280" w:after="140"/>
       </w:pPr>
-      <w:bookmarkStart w:id="84" w:name="_Toc239200846"/>
+      <w:bookmarkStart w:id="84" w:name="_Toc239425486"/>
       <w:r>
         <w:rPr>
           <w:rFonts w:ascii="Calibri" w:eastAsia="Calibri" w:hAnsi="Calibri" w:cs="Calibri"/>
@@ -31768,7 +31835,7 @@
         <w:pStyle w:val="Heading1"/>
         <w:spacing w:before="360" w:after="180"/>
       </w:pPr>
-      <w:bookmarkStart w:id="85" w:name="_Toc239200847"/>
+      <w:bookmarkStart w:id="85" w:name="_Toc239425487"/>
       <w:r>
         <w:rPr>
           <w:rFonts w:ascii="Calibri" w:eastAsia="Calibri" w:hAnsi="Calibri" w:cs="Calibri"/>
@@ -32636,7 +32703,7 @@
         <w:pStyle w:val="Heading1"/>
         <w:spacing w:before="360" w:after="180"/>
       </w:pPr>
-      <w:bookmarkStart w:id="86" w:name="_Toc239200848"/>
+      <w:bookmarkStart w:id="86" w:name="_Toc239425488"/>
       <w:r>
         <w:rPr>
           <w:rFonts w:ascii="Calibri" w:eastAsia="Calibri" w:hAnsi="Calibri" w:cs="Calibri"/>
@@ -32668,7 +32735,7 @@
         <w:pStyle w:val="Heading2"/>
         <w:spacing w:before="280" w:after="140"/>
       </w:pPr>
-      <w:bookmarkStart w:id="87" w:name="_Toc239200849"/>
+      <w:bookmarkStart w:id="87" w:name="_Toc239425489"/>
       <w:r>
         <w:rPr>
           <w:rFonts w:ascii="Calibri" w:eastAsia="Calibri" w:hAnsi="Calibri" w:cs="Calibri"/>
@@ -32758,7 +32825,7 @@
         <w:pStyle w:val="Heading2"/>
         <w:spacing w:before="280" w:after="140"/>
       </w:pPr>
-      <w:bookmarkStart w:id="88" w:name="_Toc239200850"/>
+      <w:bookmarkStart w:id="88" w:name="_Toc239425490"/>
       <w:r>
         <w:rPr>
           <w:rFonts w:ascii="Calibri" w:eastAsia="Calibri" w:hAnsi="Calibri" w:cs="Calibri"/>
@@ -33558,7 +33625,7 @@
         <w:pStyle w:val="Heading2"/>
         <w:spacing w:before="280" w:after="140"/>
       </w:pPr>
-      <w:bookmarkStart w:id="89" w:name="_Toc239200851"/>
+      <w:bookmarkStart w:id="89" w:name="_Toc239425491"/>
       <w:r>
         <w:rPr>
           <w:rFonts w:ascii="Calibri" w:eastAsia="Calibri" w:hAnsi="Calibri" w:cs="Calibri"/>
@@ -33702,7 +33769,7 @@
         <w:pStyle w:val="Heading2"/>
         <w:spacing w:before="280" w:after="140"/>
       </w:pPr>
-      <w:bookmarkStart w:id="90" w:name="_Toc239200852"/>
+      <w:bookmarkStart w:id="90" w:name="_Toc239425492"/>
       <w:r>
         <w:rPr>
           <w:rFonts w:ascii="Calibri" w:eastAsia="Calibri" w:hAnsi="Calibri" w:cs="Calibri"/>
@@ -34066,7 +34133,7 @@
         <w:pStyle w:val="Heading2"/>
         <w:spacing w:before="280" w:after="140"/>
       </w:pPr>
-      <w:bookmarkStart w:id="91" w:name="_Toc239200853"/>
+      <w:bookmarkStart w:id="91" w:name="_Toc239425493"/>
       <w:r>
         <w:rPr>
           <w:rFonts w:ascii="Calibri" w:eastAsia="Calibri" w:hAnsi="Calibri" w:cs="Calibri"/>
@@ -34074,7 +34141,7 @@
           <w:bCs/>
           <w:color w:val="2E5496"/>
         </w:rPr>
-        <w:t>11.5 Panel Lalu Lintas API</w:t>
+        <w:t>11.5 API Response Inspector</w:t>
       </w:r>
       <w:bookmarkEnd w:id="91"/>
     </w:p>
@@ -34089,7 +34156,15 @@
           <w:sz w:val="22"/>
           <w:szCs w:val="22"/>
         </w:rPr>
-        <w:t>Setiap aksi pada antarmuka mencatat permintaan HTTP-nya di panel sisi kanan layar: metode, alamat, kode status, waktu tempuh, isi permintaan, dan isi jawaban.</w:t>
+        <w:t>Setiap aksi pada antarmuka mencatat permintaan HTTP-nya di sebuah panel melayang: metode, alamat, kode status berwarna, waktu tempuh, penanda waktu, serta isi permintaan dan jawaban dengan pewarnaan</w:t>
+      </w:r>
+      <w:r>
+        <w:rPr>
+          <w:rFonts w:ascii="Calibri" w:eastAsia="Calibri" w:hAnsi="Calibri" w:cs="Calibri"/>
+          <w:sz w:val="22"/>
+          <w:szCs w:val="22"/>
+        </w:rPr>
+        <w:t xml:space="preserve"> sintaks.</w:t>
       </w:r>
     </w:p>
     <w:p>
@@ -34103,7 +34178,7 @@
           <w:sz w:val="22"/>
           <w:szCs w:val="22"/>
         </w:rPr>
-        <w:t>Ini keputusan yang dibuat khusus untuk k</w:t>
+        <w:t xml:space="preserve">Ini keputusan yang dibuat khusus untuk keperluan peragaan kepada audiens teknis. Antarmuka biasa hanya memperlihatkan hasil akhir; panel ini memperlihatkan bahwa hasil tersebut benar-benar datang dari endpoint yang dibangun, lengkap dengan waktu </w:t>
       </w:r>
       <w:r>
         <w:rPr>
@@ -34111,15 +34186,405 @@
           <w:sz w:val="22"/>
           <w:szCs w:val="22"/>
         </w:rPr>
-        <w:t>eperluan peragaan kepada audiens teknis. Antarmuka biasa hanya memperlihatkan hasil akhir; panel ini memperlihatkan bahwa hasil tersebut benar-benar datang dari endpoint yang dibangun, lengkap dengan waktu responsnya.</w:t>
+        <w:t>responsnya.</w:t>
       </w:r>
     </w:p>
+    <w:p>
+      <w:pPr>
+        <w:spacing w:after="140" w:line="300" w:lineRule="auto"/>
+        <w:jc w:val="both"/>
+      </w:pPr>
+      <w:r>
+        <w:rPr>
+          <w:rFonts w:ascii="Calibri" w:eastAsia="Calibri" w:hAnsi="Calibri" w:cs="Calibri"/>
+          <w:sz w:val="22"/>
+          <w:szCs w:val="22"/>
+        </w:rPr>
+        <w:lastRenderedPageBreak/>
+        <w:t>Pencatatannya tidak dipasang di tiap fungsi, melainkan pada satu pembungkus fetch yang dilewati semua panggilan. Menambah endpoint baru otomatis ikut tercatat tanpa menyentuh panel sama sekali.</w:t>
+      </w:r>
+    </w:p>
+    <w:tbl>
+      <w:tblPr>
+        <w:tblW w:w="9026" w:type="dxa"/>
+        <w:tblBorders>
+          <w:top w:val="single" w:sz="4" w:space="0" w:color="auto"/>
+          <w:left w:val="single" w:sz="4" w:space="0" w:color="auto"/>
+          <w:bottom w:val="single" w:sz="4" w:space="0" w:color="auto"/>
+          <w:right w:val="single" w:sz="4" w:space="0" w:color="auto"/>
+          <w:insideH w:val="single" w:sz="4" w:space="0" w:color="auto"/>
+          <w:insideV w:val="single" w:sz="4" w:space="0" w:color="auto"/>
+        </w:tblBorders>
+        <w:tblCellMar>
+          <w:left w:w="10" w:type="dxa"/>
+          <w:right w:w="10" w:type="dxa"/>
+        </w:tblCellMar>
+        <w:tblLook w:val="04A0" w:firstRow="1" w:lastRow="0" w:firstColumn="1" w:lastColumn="0" w:noHBand="0" w:noVBand="1"/>
+      </w:tblPr>
+      <w:tblGrid>
+        <w:gridCol w:w="3200"/>
+        <w:gridCol w:w="5826"/>
+      </w:tblGrid>
+      <w:tr>
+        <w:tblPrEx>
+          <w:tblCellMar>
+            <w:top w:w="0" w:type="dxa"/>
+            <w:bottom w:w="0" w:type="dxa"/>
+          </w:tblCellMar>
+        </w:tblPrEx>
+        <w:trPr>
+          <w:tblHeader/>
+        </w:trPr>
+        <w:tc>
+          <w:tcPr>
+            <w:tcW w:w="3200" w:type="dxa"/>
+            <w:shd w:val="clear" w:color="auto" w:fill="D9E2F3"/>
+            <w:tcMar>
+              <w:top w:w="80" w:type="dxa"/>
+              <w:left w:w="120" w:type="dxa"/>
+              <w:bottom w:w="80" w:type="dxa"/>
+              <w:right w:w="120" w:type="dxa"/>
+            </w:tcMar>
+          </w:tcPr>
+          <w:p>
+            <w:pPr>
+              <w:spacing w:line="260" w:lineRule="auto"/>
+            </w:pPr>
+            <w:r>
+              <w:rPr>
+                <w:rFonts w:ascii="Calibri" w:eastAsia="Calibri" w:hAnsi="Calibri" w:cs="Calibri"/>
+                <w:b/>
+                <w:bCs/>
+                <w:sz w:val="19"/>
+                <w:szCs w:val="19"/>
+              </w:rPr>
+              <w:t>Perilaku</w:t>
+            </w:r>
+          </w:p>
+        </w:tc>
+        <w:tc>
+          <w:tcPr>
+            <w:tcW w:w="5826" w:type="dxa"/>
+            <w:shd w:val="clear" w:color="auto" w:fill="D9E2F3"/>
+            <w:tcMar>
+              <w:top w:w="80" w:type="dxa"/>
+              <w:left w:w="120" w:type="dxa"/>
+              <w:bottom w:w="80" w:type="dxa"/>
+              <w:right w:w="120" w:type="dxa"/>
+            </w:tcMar>
+          </w:tcPr>
+          <w:p>
+            <w:pPr>
+              <w:spacing w:line="260" w:lineRule="auto"/>
+            </w:pPr>
+            <w:r>
+              <w:rPr>
+                <w:rFonts w:ascii="Calibri" w:eastAsia="Calibri" w:hAnsi="Calibri" w:cs="Calibri"/>
+                <w:b/>
+                <w:bCs/>
+                <w:sz w:val="19"/>
+                <w:szCs w:val="19"/>
+              </w:rPr>
+              <w:t>Alasan</w:t>
+            </w:r>
+          </w:p>
+        </w:tc>
+      </w:tr>
+      <w:tr>
+        <w:tblPrEx>
+          <w:tblCellMar>
+            <w:top w:w="0" w:type="dxa"/>
+            <w:bottom w:w="0" w:type="dxa"/>
+          </w:tblCellMar>
+        </w:tblPrEx>
+        <w:tc>
+          <w:tcPr>
+            <w:tcW w:w="3200" w:type="dxa"/>
+            <w:tcMar>
+              <w:top w:w="80" w:type="dxa"/>
+              <w:left w:w="120" w:type="dxa"/>
+              <w:bottom w:w="80" w:type="dxa"/>
+              <w:right w:w="120" w:type="dxa"/>
+            </w:tcMar>
+          </w:tcPr>
+          <w:p>
+            <w:pPr>
+              <w:spacing w:line="260" w:lineRule="auto"/>
+            </w:pPr>
+            <w:r>
+              <w:rPr>
+                <w:rFonts w:ascii="Calibri" w:eastAsia="Calibri" w:hAnsi="Calibri" w:cs="Calibri"/>
+                <w:sz w:val="19"/>
+                <w:szCs w:val="19"/>
+              </w:rPr>
+              <w:t>Panel berada di luar layar login maupun layar aplikasi</w:t>
+            </w:r>
+          </w:p>
+        </w:tc>
+        <w:tc>
+          <w:tcPr>
+            <w:tcW w:w="5826" w:type="dxa"/>
+            <w:tcMar>
+              <w:top w:w="80" w:type="dxa"/>
+              <w:left w:w="120" w:type="dxa"/>
+              <w:bottom w:w="80" w:type="dxa"/>
+              <w:right w:w="120" w:type="dxa"/>
+            </w:tcMar>
+          </w:tcPr>
+          <w:p>
+            <w:pPr>
+              <w:spacing w:line="260" w:lineRule="auto"/>
+            </w:pPr>
+            <w:r>
+              <w:rPr>
+                <w:rFonts w:ascii="Calibri" w:eastAsia="Calibri" w:hAnsi="Calibri" w:cs="Calibri"/>
+                <w:sz w:val="19"/>
+                <w:szCs w:val="19"/>
+              </w:rPr>
+              <w:t>Agar permintaan login itu sendiri ikut tercatat, bukan baru mulai setelah masuk</w:t>
+            </w:r>
+          </w:p>
+        </w:tc>
+      </w:tr>
+      <w:tr>
+        <w:tblPrEx>
+          <w:tblCellMar>
+            <w:top w:w="0" w:type="dxa"/>
+            <w:bottom w:w="0" w:type="dxa"/>
+          </w:tblCellMar>
+        </w:tblPrEx>
+        <w:tc>
+          <w:tcPr>
+            <w:tcW w:w="3200" w:type="dxa"/>
+            <w:tcMar>
+              <w:top w:w="80" w:type="dxa"/>
+              <w:left w:w="120" w:type="dxa"/>
+              <w:bottom w:w="80" w:type="dxa"/>
+              <w:right w:w="120" w:type="dxa"/>
+            </w:tcMar>
+          </w:tcPr>
+          <w:p>
+            <w:pPr>
+              <w:spacing w:line="260" w:lineRule="auto"/>
+            </w:pPr>
+            <w:r>
+              <w:rPr>
+                <w:rFonts w:ascii="Calibri" w:eastAsia="Calibri" w:hAnsi="Calibri" w:cs="Calibri"/>
+                <w:sz w:val="19"/>
+                <w:szCs w:val="19"/>
+              </w:rPr>
+              <w:t>Dapat digeser dan diubah ukurannya, dengan batas</w:t>
+            </w:r>
+          </w:p>
+        </w:tc>
+        <w:tc>
+          <w:tcPr>
+            <w:tcW w:w="5826" w:type="dxa"/>
+            <w:tcMar>
+              <w:top w:w="80" w:type="dxa"/>
+              <w:left w:w="120" w:type="dxa"/>
+              <w:bottom w:w="80" w:type="dxa"/>
+              <w:right w:w="120" w:type="dxa"/>
+            </w:tcMar>
+          </w:tcPr>
+          <w:p>
+            <w:pPr>
+              <w:spacing w:line="260" w:lineRule="auto"/>
+            </w:pPr>
+            <w:r>
+              <w:rPr>
+                <w:rFonts w:ascii="Calibri" w:eastAsia="Calibri" w:hAnsi="Calibri" w:cs="Calibri"/>
+                <w:sz w:val="19"/>
+                <w:szCs w:val="19"/>
+              </w:rPr>
+              <w:t>Ukuran minimum 300x200 dan selalu utuh di dalam viewport, sehingga tida</w:t>
+            </w:r>
+            <w:r>
+              <w:rPr>
+                <w:rFonts w:ascii="Calibri" w:eastAsia="Calibri" w:hAnsi="Calibri" w:cs="Calibri"/>
+                <w:sz w:val="19"/>
+                <w:szCs w:val="19"/>
+              </w:rPr>
+              <w:t>k bisa tersesat di luar layar</w:t>
+            </w:r>
+          </w:p>
+        </w:tc>
+      </w:tr>
+      <w:tr>
+        <w:tblPrEx>
+          <w:tblCellMar>
+            <w:top w:w="0" w:type="dxa"/>
+            <w:bottom w:w="0" w:type="dxa"/>
+          </w:tblCellMar>
+        </w:tblPrEx>
+        <w:tc>
+          <w:tcPr>
+            <w:tcW w:w="3200" w:type="dxa"/>
+            <w:tcMar>
+              <w:top w:w="80" w:type="dxa"/>
+              <w:left w:w="120" w:type="dxa"/>
+              <w:bottom w:w="80" w:type="dxa"/>
+              <w:right w:w="120" w:type="dxa"/>
+            </w:tcMar>
+          </w:tcPr>
+          <w:p>
+            <w:pPr>
+              <w:spacing w:line="260" w:lineRule="auto"/>
+            </w:pPr>
+            <w:r>
+              <w:rPr>
+                <w:rFonts w:ascii="Calibri" w:eastAsia="Calibri" w:hAnsi="Calibri" w:cs="Calibri"/>
+                <w:sz w:val="19"/>
+                <w:szCs w:val="19"/>
+              </w:rPr>
+              <w:t>Posisi dan ukuran diingat</w:t>
+            </w:r>
+          </w:p>
+        </w:tc>
+        <w:tc>
+          <w:tcPr>
+            <w:tcW w:w="5826" w:type="dxa"/>
+            <w:tcMar>
+              <w:top w:w="80" w:type="dxa"/>
+              <w:left w:w="120" w:type="dxa"/>
+              <w:bottom w:w="80" w:type="dxa"/>
+              <w:right w:w="120" w:type="dxa"/>
+            </w:tcMar>
+          </w:tcPr>
+          <w:p>
+            <w:pPr>
+              <w:spacing w:line="260" w:lineRule="auto"/>
+            </w:pPr>
+            <w:r>
+              <w:rPr>
+                <w:rFonts w:ascii="Calibri" w:eastAsia="Calibri" w:hAnsi="Calibri" w:cs="Calibri"/>
+                <w:sz w:val="19"/>
+                <w:szCs w:val="19"/>
+              </w:rPr>
+              <w:t>Penyaji dapat menatanya sekali sebelum presentasi</w:t>
+            </w:r>
+          </w:p>
+        </w:tc>
+      </w:tr>
+      <w:tr>
+        <w:tblPrEx>
+          <w:tblCellMar>
+            <w:top w:w="0" w:type="dxa"/>
+            <w:bottom w:w="0" w:type="dxa"/>
+          </w:tblCellMar>
+        </w:tblPrEx>
+        <w:tc>
+          <w:tcPr>
+            <w:tcW w:w="3200" w:type="dxa"/>
+            <w:tcMar>
+              <w:top w:w="80" w:type="dxa"/>
+              <w:left w:w="120" w:type="dxa"/>
+              <w:bottom w:w="80" w:type="dxa"/>
+              <w:right w:w="120" w:type="dxa"/>
+            </w:tcMar>
+          </w:tcPr>
+          <w:p>
+            <w:pPr>
+              <w:spacing w:line="260" w:lineRule="auto"/>
+            </w:pPr>
+            <w:r>
+              <w:rPr>
+                <w:rFonts w:ascii="Calibri" w:eastAsia="Calibri" w:hAnsi="Calibri" w:cs="Calibri"/>
+                <w:sz w:val="19"/>
+                <w:szCs w:val="19"/>
+              </w:rPr>
+              <w:t>Isian password disamarkan</w:t>
+            </w:r>
+          </w:p>
+        </w:tc>
+        <w:tc>
+          <w:tcPr>
+            <w:tcW w:w="5826" w:type="dxa"/>
+            <w:tcMar>
+              <w:top w:w="80" w:type="dxa"/>
+              <w:left w:w="120" w:type="dxa"/>
+              <w:bottom w:w="80" w:type="dxa"/>
+              <w:right w:w="120" w:type="dxa"/>
+            </w:tcMar>
+          </w:tcPr>
+          <w:p>
+            <w:pPr>
+              <w:spacing w:line="260" w:lineRule="auto"/>
+            </w:pPr>
+            <w:r>
+              <w:rPr>
+                <w:rFonts w:ascii="Calibri" w:eastAsia="Calibri" w:hAnsi="Calibri" w:cs="Calibri"/>
+                <w:sz w:val="19"/>
+                <w:szCs w:val="19"/>
+              </w:rPr>
+              <w:t>Panel ini tampil di depan penonton; request login yang sah pun tidak boleh memamerkan passwordnya</w:t>
+            </w:r>
+          </w:p>
+        </w:tc>
+      </w:tr>
+      <w:tr>
+        <w:tblPrEx>
+          <w:tblCellMar>
+            <w:top w:w="0" w:type="dxa"/>
+            <w:bottom w:w="0" w:type="dxa"/>
+          </w:tblCellMar>
+        </w:tblPrEx>
+        <w:tc>
+          <w:tcPr>
+            <w:tcW w:w="3200" w:type="dxa"/>
+            <w:tcMar>
+              <w:top w:w="80" w:type="dxa"/>
+              <w:left w:w="120" w:type="dxa"/>
+              <w:bottom w:w="80" w:type="dxa"/>
+              <w:right w:w="120" w:type="dxa"/>
+            </w:tcMar>
+          </w:tcPr>
+          <w:p>
+            <w:pPr>
+              <w:spacing w:line="260" w:lineRule="auto"/>
+            </w:pPr>
+            <w:r>
+              <w:rPr>
+                <w:rFonts w:ascii="Calibri" w:eastAsia="Calibri" w:hAnsi="Calibri" w:cs="Calibri"/>
+                <w:sz w:val="19"/>
+                <w:szCs w:val="19"/>
+              </w:rPr>
+              <w:t>Bawaannya mengecil di layar sempit</w:t>
+            </w:r>
+          </w:p>
+        </w:tc>
+        <w:tc>
+          <w:tcPr>
+            <w:tcW w:w="5826" w:type="dxa"/>
+            <w:tcMar>
+              <w:top w:w="80" w:type="dxa"/>
+              <w:left w:w="120" w:type="dxa"/>
+              <w:bottom w:w="80" w:type="dxa"/>
+              <w:right w:w="120" w:type="dxa"/>
+            </w:tcMar>
+          </w:tcPr>
+          <w:p>
+            <w:pPr>
+              <w:spacing w:line="260" w:lineRule="auto"/>
+            </w:pPr>
+            <w:r>
+              <w:rPr>
+                <w:rFonts w:ascii="Calibri" w:eastAsia="Calibri" w:hAnsi="Calibri" w:cs="Calibri"/>
+                <w:sz w:val="19"/>
+                <w:szCs w:val="19"/>
+              </w:rPr>
+              <w:t>Di bawah 1000 piksel panel pasti menutupi kartu login</w:t>
+            </w:r>
+          </w:p>
+        </w:tc>
+      </w:tr>
+    </w:tbl>
     <w:p>
       <w:pPr>
         <w:pStyle w:val="Heading2"/>
         <w:spacing w:before="280" w:after="140"/>
       </w:pPr>
-      <w:bookmarkStart w:id="92" w:name="_Toc239200854"/>
+      <w:bookmarkStart w:id="92" w:name="_Toc239425494"/>
       <w:r>
         <w:rPr>
           <w:rFonts w:ascii="Calibri" w:eastAsia="Calibri" w:hAnsi="Calibri" w:cs="Calibri"/>
@@ -34142,8 +34607,7 @@
           <w:sz w:val="22"/>
           <w:szCs w:val="22"/>
         </w:rPr>
-        <w:lastRenderedPageBreak/>
-        <w:t>Halaman ini menyusun</w:t>
+        <w:t>Halaman ini menyusun seluruh permission sebagai b</w:t>
       </w:r>
       <w:r>
         <w:rPr>
@@ -34151,7 +34615,7 @@
           <w:sz w:val="22"/>
           <w:szCs w:val="22"/>
         </w:rPr>
-        <w:t xml:space="preserve"> seluruh permission sebagai baris dan seluruh role sebagai kolom, sehingga perbedaan wewenang antar role terlihat sebagai perbedaan panjang kolom.</w:t>
+        <w:t>aris dan seluruh role sebagai kolom, sehingga perbedaan wewenang antar role terlihat sebagai perbedaan panjang kolom.</w:t>
       </w:r>
     </w:p>
     <w:p>
@@ -34250,15 +34714,7 @@
           <w:sz w:val="18"/>
           <w:szCs w:val="18"/>
         </w:rPr>
-        <w:t xml:space="preserve">  profile.read</w:t>
-      </w:r>
-      <w:r>
-        <w:rPr>
-          <w:rFonts w:ascii="Consolas" w:eastAsia="Consolas" w:hAnsi="Consolas" w:cs="Consolas"/>
-          <w:sz w:val="18"/>
-          <w:szCs w:val="18"/>
-        </w:rPr>
-        <w:t xml:space="preserve">              v          v      v</w:t>
+        <w:t xml:space="preserve">  profile.read              v          v      v</w:t>
       </w:r>
     </w:p>
     <w:p>
@@ -34304,7 +34760,7 @@
           <w:sz w:val="22"/>
           <w:szCs w:val="22"/>
         </w:rPr>
-        <w:t>Baris roles.create dan roles.update memperlihatkan pembatasan yang paling penting: keduanya hanya dimiliki superadmin. Inilah y</w:t>
+        <w:t>Baris roles.create dan roles.update memperlihatkan pembatasan yang paling penting: keduanya hanya dimiliki supera</w:t>
       </w:r>
       <w:r>
         <w:rPr>
@@ -34312,7 +34768,7 @@
           <w:sz w:val="22"/>
           <w:szCs w:val="22"/>
         </w:rPr>
-        <w:t>ang mencegah seorang admin menaikkan wewenangnya sendiri, dan pada tampilan ini alasannya terlihat tanpa perlu membaca kode.</w:t>
+        <w:t>dmin. Inilah yang mencegah seorang admin menaikkan wewenangnya sendiri, dan pada tampilan ini alasannya terlihat tanpa perlu membaca kode.</w:t>
       </w:r>
     </w:p>
     <w:p>
@@ -34326,7 +34782,7 @@
           <w:sz w:val="22"/>
           <w:szCs w:val="22"/>
         </w:rPr>
-        <w:t>Kolom role dapat disunting langsung dari halaman ini, kecuali kolom superadmin yang sengaja dikunci agar peragaan tidak berisiko me</w:t>
+        <w:t>Kolom role dapat disunting langsung dari halaman ini, kecuali kolom superadmin yang sengaja dikunci agar peragaan tid</w:t>
       </w:r>
       <w:r>
         <w:rPr>
@@ -34334,7 +34790,7 @@
           <w:sz w:val="22"/>
           <w:szCs w:val="22"/>
         </w:rPr>
-        <w:t>ngunci akun yang sedang dipakai.</w:t>
+        <w:t>ak berisiko mengunci akun yang sedang dipakai.</w:t>
       </w:r>
     </w:p>
     <w:p>
@@ -34342,7 +34798,7 @@
         <w:pStyle w:val="Heading2"/>
         <w:spacing w:before="280" w:after="140"/>
       </w:pPr>
-      <w:bookmarkStart w:id="93" w:name="_Toc239200855"/>
+      <w:bookmarkStart w:id="93" w:name="_Toc239425495"/>
       <w:r>
         <w:rPr>
           <w:rFonts w:ascii="Calibri" w:eastAsia="Calibri" w:hAnsi="Calibri" w:cs="Calibri"/>
@@ -34350,7 +34806,7 @@
           <w:bCs/>
           <w:color w:val="2E5496"/>
         </w:rPr>
-        <w:t>11.7 Pelacakan Cakupan Endpoint</w:t>
+        <w:t>11.8 Dua Kesalahan yang Ditemukan Justru Karena Ada Antarmuka</w:t>
       </w:r>
       <w:bookmarkEnd w:id="93"/>
     </w:p>
@@ -34365,7 +34821,15 @@
           <w:sz w:val="22"/>
           <w:szCs w:val="22"/>
         </w:rPr>
-        <w:t>Halaman Status dan Cakupan memuat daftar seluruh 25 endpoint. Endpoint yang sudah pernah dipanggil dari antarmuka selama sesi berjalan ditandai hijau, disertai penghitung cakupan.</w:t>
+        <w:t xml:space="preserve">Membangun antarmuka ternyata memunculkan dua kesalahan yang tidak pernah terlihat selama pengujian dilakukan lewat terminal, karena keduanya hanya </w:t>
+      </w:r>
+      <w:r>
+        <w:rPr>
+          <w:rFonts w:ascii="Calibri" w:eastAsia="Calibri" w:hAnsi="Calibri" w:cs="Calibri"/>
+          <w:sz w:val="22"/>
+          <w:szCs w:val="22"/>
+        </w:rPr>
+        <w:t>muncul ketika seseorang masuk sebagai pengguna selain superadmin.</w:t>
       </w:r>
     </w:p>
     <w:p>
@@ -34379,7 +34843,7 @@
           <w:sz w:val="22"/>
           <w:szCs w:val="22"/>
         </w:rPr>
-        <w:t>Fungsinya s</w:t>
+        <w:t>Pertama, endpoint daftar izin milik sendiri dijaga oleh izin permissions.read. Akibatnya pengguna dengan role admin maupun user sama sekali tidak dapat masuk ke antarmuka: proses masuk menga</w:t>
       </w:r>
       <w:r>
         <w:rPr>
@@ -34387,7 +34851,175 @@
           <w:sz w:val="22"/>
           <w:szCs w:val="22"/>
         </w:rPr>
-        <w:t>ederhana tetapi berguna saat peragaan: ia membuktikan bahwa seluruh endpoint benar-benar dapat diakses melalui antarmuka, bukan sekadar tercantum di dokumen.</w:t>
+        <w:t xml:space="preserve">mbil daftar izin, permintaan itu ditolak, dan seluruh proses gagal. Penjagaan tersebut memang salah tempat sejak awal, dipasang pada tahap kelima ketika endpoint katalog permission belum ada sehingga izin itu belum punya rumah. Setelah katalog dibuat pada </w:t>
+      </w:r>
+      <w:r>
+        <w:rPr>
+          <w:rFonts w:ascii="Calibri" w:eastAsia="Calibri" w:hAnsi="Calibri" w:cs="Calibri"/>
+          <w:sz w:val="22"/>
+          <w:szCs w:val="22"/>
+        </w:rPr>
+        <w:t>bab ini, penjagaan dipindahkan ke tempat yang benar dan endpoint milik sendiri cukup memerlukan token yang sah.</w:t>
+      </w:r>
+    </w:p>
+    <w:p>
+      <w:pPr>
+        <w:spacing w:after="140" w:line="300" w:lineRule="auto"/>
+        <w:jc w:val="both"/>
+      </w:pPr>
+      <w:r>
+        <w:rPr>
+          <w:rFonts w:ascii="Calibri" w:eastAsia="Calibri" w:hAnsi="Calibri" w:cs="Calibri"/>
+          <w:sz w:val="22"/>
+          <w:szCs w:val="22"/>
+        </w:rPr>
+        <w:lastRenderedPageBreak/>
+        <w:t>Kedua, dan ini akibat langsung dari perbaikan pertama: controller endpoint tersebut membaca daftar izin dari variabel yang diisi oleh middleware</w:t>
+      </w:r>
+      <w:r>
+        <w:rPr>
+          <w:rFonts w:ascii="Calibri" w:eastAsia="Calibri" w:hAnsi="Calibri" w:cs="Calibri"/>
+          <w:sz w:val="22"/>
+          <w:szCs w:val="22"/>
+        </w:rPr>
+        <w:t xml:space="preserve"> otorisasi. Begitu middleware itu dilepas, sumber datanya hilang dan jawabannya menjadi kosong tanpa menimbulkan error sama sekali. Perbaikannya membuat controller mengambil datanya sendiri.</w:t>
+      </w:r>
+    </w:p>
+    <w:p>
+      <w:pPr>
+        <w:pBdr>
+          <w:left w:val="single" w:sz="18" w:space="12" w:color="2E5496"/>
+        </w:pBdr>
+        <w:spacing w:before="120" w:after="160" w:line="300" w:lineRule="auto"/>
+        <w:ind w:left="400"/>
+      </w:pPr>
+      <w:r>
+        <w:rPr>
+          <w:rFonts w:ascii="Calibri" w:eastAsia="Calibri" w:hAnsi="Calibri" w:cs="Calibri"/>
+          <w:i/>
+          <w:iCs/>
+          <w:color w:val="1F3864"/>
+          <w:sz w:val="22"/>
+          <w:szCs w:val="22"/>
+        </w:rPr>
+        <w:t>Pelajarannya: controller tidak boleh bergantung pada middleware o</w:t>
+      </w:r>
+      <w:r>
+        <w:rPr>
+          <w:rFonts w:ascii="Calibri" w:eastAsia="Calibri" w:hAnsi="Calibri" w:cs="Calibri"/>
+          <w:i/>
+          <w:iCs/>
+          <w:color w:val="1F3864"/>
+          <w:sz w:val="22"/>
+          <w:szCs w:val="22"/>
+        </w:rPr>
+        <w:t>torisasi untuk DATANYA. Ketergantungan seperti itu tidak terlihat saat membaca route, dan ia rusak diam-diam begitu penjagaan route diubah.</w:t>
+      </w:r>
+    </w:p>
+    <w:p>
+      <w:pPr>
+        <w:spacing w:after="140" w:line="300" w:lineRule="auto"/>
+        <w:jc w:val="both"/>
+      </w:pPr>
+      <w:r>
+        <w:rPr>
+          <w:rFonts w:ascii="Calibri" w:eastAsia="Calibri" w:hAnsi="Calibri" w:cs="Calibri"/>
+          <w:sz w:val="22"/>
+          <w:szCs w:val="22"/>
+        </w:rPr>
+        <w:t>Keduanya adalah jenis kesalahan yang sama seperti yang dicatat di Bab 9: dua tempat yang harus cocok, dan yang tidak</w:t>
+      </w:r>
+      <w:r>
+        <w:rPr>
+          <w:rFonts w:ascii="Calibri" w:eastAsia="Calibri" w:hAnsi="Calibri" w:cs="Calibri"/>
+          <w:sz w:val="22"/>
+          <w:szCs w:val="22"/>
+        </w:rPr>
+        <w:t xml:space="preserve"> cocok tidak menghasilkan error apa pun. Yang membedakan kali ini adalah cara menemukannya. Selama pengujian hanya dilakukan sebagai superadmin, keduanya tidak pernah muncul. Antarmuka memaksa mencoba peran lain, dan di situlah keduanya terungkap.</w:t>
+      </w:r>
+    </w:p>
+    <w:p>
+      <w:pPr>
+        <w:pBdr>
+          <w:left w:val="single" w:sz="18" w:space="12" w:color="2E5496"/>
+        </w:pBdr>
+        <w:spacing w:before="120" w:after="160" w:line="300" w:lineRule="auto"/>
+        <w:ind w:left="400"/>
+      </w:pPr>
+      <w:r>
+        <w:rPr>
+          <w:rFonts w:ascii="Calibri" w:eastAsia="Calibri" w:hAnsi="Calibri" w:cs="Calibri"/>
+          <w:i/>
+          <w:iCs/>
+          <w:color w:val="1F3864"/>
+          <w:sz w:val="22"/>
+          <w:szCs w:val="22"/>
+        </w:rPr>
+        <w:t>Membangu</w:t>
+      </w:r>
+      <w:r>
+        <w:rPr>
+          <w:rFonts w:ascii="Calibri" w:eastAsia="Calibri" w:hAnsi="Calibri" w:cs="Calibri"/>
+          <w:i/>
+          <w:iCs/>
+          <w:color w:val="1F3864"/>
+          <w:sz w:val="22"/>
+          <w:szCs w:val="22"/>
+        </w:rPr>
+        <w:t>n cara memperagakan sistem ternyata sekaligus menjadi cara mengujinya.</w:t>
+      </w:r>
+    </w:p>
+    <w:p>
+      <w:pPr>
+        <w:pStyle w:val="Heading2"/>
+        <w:spacing w:before="280" w:after="140"/>
+      </w:pPr>
+      <w:bookmarkStart w:id="94" w:name="_Toc239425496"/>
+      <w:r>
+        <w:rPr>
+          <w:rFonts w:ascii="Calibri" w:eastAsia="Calibri" w:hAnsi="Calibri" w:cs="Calibri"/>
+          <w:b/>
+          <w:bCs/>
+          <w:color w:val="2E5496"/>
+        </w:rPr>
+        <w:t>11.7 Pelacakan Cakupan Endpoint</w:t>
+      </w:r>
+      <w:bookmarkEnd w:id="94"/>
+    </w:p>
+    <w:p>
+      <w:pPr>
+        <w:spacing w:after="140" w:line="300" w:lineRule="auto"/>
+        <w:jc w:val="both"/>
+      </w:pPr>
+      <w:r>
+        <w:rPr>
+          <w:rFonts w:ascii="Calibri" w:eastAsia="Calibri" w:hAnsi="Calibri" w:cs="Calibri"/>
+          <w:sz w:val="22"/>
+          <w:szCs w:val="22"/>
+        </w:rPr>
+        <w:t>Halaman Status dan Cakupan memuat daftar seluruh 25 endpoint. Endpoint yang sudah pernah dipanggil dari antarmuka selama sesi berjalan ditandai hijau, di</w:t>
+      </w:r>
+      <w:r>
+        <w:rPr>
+          <w:rFonts w:ascii="Calibri" w:eastAsia="Calibri" w:hAnsi="Calibri" w:cs="Calibri"/>
+          <w:sz w:val="22"/>
+          <w:szCs w:val="22"/>
+        </w:rPr>
+        <w:t>sertai penghitung cakupan.</w:t>
+      </w:r>
+    </w:p>
+    <w:p>
+      <w:pPr>
+        <w:spacing w:after="140" w:line="300" w:lineRule="auto"/>
+        <w:jc w:val="both"/>
+      </w:pPr>
+      <w:r>
+        <w:rPr>
+          <w:rFonts w:ascii="Calibri" w:eastAsia="Calibri" w:hAnsi="Calibri" w:cs="Calibri"/>
+          <w:sz w:val="22"/>
+          <w:szCs w:val="22"/>
+        </w:rPr>
+        <w:t>Fungsinya sederhana tetapi berguna saat peragaan: ia membuktikan bahwa seluruh endpoint benar-benar dapat diakses melalui antarmuka, bukan sekadar tercantum di dokumen.</w:t>
       </w:r>
     </w:p>
     <w:p>
@@ -34400,7 +35032,7 @@
         <w:pStyle w:val="Heading1"/>
         <w:spacing w:before="360" w:after="180"/>
       </w:pPr>
-      <w:bookmarkStart w:id="94" w:name="_Toc239200856"/>
+      <w:bookmarkStart w:id="95" w:name="_Toc239425497"/>
       <w:r>
         <w:rPr>
           <w:rFonts w:ascii="Calibri" w:eastAsia="Calibri" w:hAnsi="Calibri" w:cs="Calibri"/>
@@ -34411,7 +35043,7 @@
         <w:lastRenderedPageBreak/>
         <w:t>Lampiran A — Daftar Endpoint</w:t>
       </w:r>
-      <w:bookmarkEnd w:id="94"/>
+      <w:bookmarkEnd w:id="95"/>
     </w:p>
     <w:tbl>
       <w:tblPr>
@@ -35002,7 +35634,7 @@
                 <w:sz w:val="19"/>
                 <w:szCs w:val="19"/>
               </w:rPr>
-              <w:t>permissions.read</w:t>
+              <w:t>Token sah</w:t>
             </w:r>
           </w:p>
         </w:tc>
@@ -35218,7 +35850,15 @@
                 <w:sz w:val="19"/>
                 <w:szCs w:val="19"/>
               </w:rPr>
-              <w:t>Melihat profil sendiri beserta avatar</w:t>
+              <w:t>Melihat profil send</w:t>
+            </w:r>
+            <w:r>
+              <w:rPr>
+                <w:rFonts w:ascii="Calibri" w:eastAsia="Calibri" w:hAnsi="Calibri" w:cs="Calibri"/>
+                <w:sz w:val="19"/>
+                <w:szCs w:val="19"/>
+              </w:rPr>
+              <w:t>iri beserta avatar</w:t>
             </w:r>
           </w:p>
         </w:tc>
@@ -35242,15 +35882,7 @@
                 <w:sz w:val="19"/>
                 <w:szCs w:val="19"/>
               </w:rPr>
-              <w:t>pr</w:t>
-            </w:r>
-            <w:r>
-              <w:rPr>
-                <w:rFonts w:ascii="Calibri" w:eastAsia="Calibri" w:hAnsi="Calibri" w:cs="Calibri"/>
-                <w:sz w:val="19"/>
-                <w:szCs w:val="19"/>
-              </w:rPr>
-              <w:t>ofile.read</w:t>
+              <w:t>profile.read</w:t>
             </w:r>
           </w:p>
         </w:tc>
@@ -36541,7 +37173,7 @@
         <w:pStyle w:val="Heading1"/>
         <w:spacing w:before="360" w:after="180"/>
       </w:pPr>
-      <w:bookmarkStart w:id="95" w:name="_Toc239200857"/>
+      <w:bookmarkStart w:id="96" w:name="_Toc239425498"/>
       <w:r>
         <w:rPr>
           <w:rFonts w:ascii="Calibri" w:eastAsia="Calibri" w:hAnsi="Calibri" w:cs="Calibri"/>
@@ -36551,7 +37183,7 @@
         </w:rPr>
         <w:t>Lampiran B — Variabel Konfigurasi</w:t>
       </w:r>
-      <w:bookmarkEnd w:id="95"/>
+      <w:bookmarkEnd w:id="96"/>
     </w:p>
     <w:p>
       <w:pPr>
@@ -37352,7 +37984,7 @@
         <w:pStyle w:val="Heading1"/>
         <w:spacing w:before="360" w:after="180"/>
       </w:pPr>
-      <w:bookmarkStart w:id="96" w:name="_Toc239200858"/>
+      <w:bookmarkStart w:id="97" w:name="_Toc239425499"/>
       <w:r>
         <w:rPr>
           <w:rFonts w:ascii="Calibri" w:eastAsia="Calibri" w:hAnsi="Calibri" w:cs="Calibri"/>
@@ -37362,7 +37994,7 @@
         </w:rPr>
         <w:t>Lampiran C — Perintah yang Sering Dipakai</w:t>
       </w:r>
-      <w:bookmarkEnd w:id="96"/>
+      <w:bookmarkEnd w:id="97"/>
     </w:p>
     <w:tbl>
       <w:tblPr>
@@ -38233,10 +38865,10 @@
 <file path=word/numbering.xml><?xml version="1.0" encoding="utf-8"?>
 <w:numbering xmlns:wpc="http://schemas.microsoft.com/office/word/2010/wordprocessingCanvas" xmlns:cx="http://schemas.microsoft.com/office/drawing/2014/chartex" xmlns:cx1="http://schemas.microsoft.com/office/drawing/2015/9/8/chartex" xmlns:cx2="http://schemas.microsoft.com/office/drawing/2015/10/21/chartex" xmlns:cx3="http://schemas.microsoft.com/office/drawing/2016/5/9/chartex" xmlns:cx4="http://schemas.microsoft.com/office/drawing/2016/5/10/chartex" xmlns:cx5="http://schemas.microsoft.com/office/drawing/2016/5/11/chartex" xmlns:cx6="http://schemas.microsoft.com/office/drawing/2016/5/12/chartex" xmlns:cx7="http://schemas.microsoft.com/office/drawing/2016/5/13/chartex" xmlns:cx8="http://schemas.microsoft.com/office/drawing/2016/5/14/chartex" xmlns:mc="http://schemas.openxmlformats.org/markup-compatibility/2006" xmlns:aink="http://schemas.microsoft.com/office/drawing/2016/ink" xmlns:am3d="http://schemas.microsoft.com/office/drawing/2017/model3d" xmlns:o="urn:schemas-microsoft-com:office:office" xmlns:r="http://schemas.openxmlformats.org/officeDocument/2006/relationships" xmlns:m="http://schemas.openxmlformats.org/officeDocument/2006/math" xmlns:v="urn:schemas-microsoft-com:vml" xmlns:wp14="http://schemas.microsoft.com/office/word/2010/wordprocessingDrawing" xmlns:wp="http://schemas.openxmlformats.org/drawingml/2006/wordprocessingDrawing" xmlns:w10="urn:schemas-microsoft-com:office:word" xmlns:w="http://schemas.openxmlformats.org/wordprocessingml/2006/main" xmlns:w14="http://schemas.microsoft.com/office/word/2010/wordml" xmlns:w15="http://schemas.microsoft.com/office/word/2012/wordml" xmlns:w16cex="http://schemas.microsoft.com/office/word/2018/wordml/cex" xmlns:w16cid="http://schemas.microsoft.com/office/word/2016/wordml/cid" xmlns:w16="http://schemas.microsoft.com/office/word/2018/wordml" xmlns:w16sdtdh="http://schemas.microsoft.com/office/word/2020/wordml/sdtdatahash" xmlns:w16se="http://schemas.microsoft.com/office/word/2015/wordml/symex" xmlns:wpg="http://schemas.microsoft.com/office/word/2010/wordprocessingGroup" xmlns:wpi="http://schemas.microsoft.com/office/word/2010/wordprocessingInk" xmlns:wne="http://schemas.microsoft.com/office/word/2006/wordml" xmlns:wps="http://schemas.microsoft.com/office/word/2010/wordprocessingShape" mc:Ignorable="w14 w15 w16se w16cid w16 w16cex w16sdtdh wp14">
   <w:abstractNum w:abstractNumId="0" w15:restartNumberingAfterBreak="0">
-    <w:nsid w:val="45730F9C"/>
+    <w:nsid w:val="1FAC5229"/>
     <w:multiLevelType w:val="hybridMultilevel"/>
-    <w:tmpl w:val="0694A70E"/>
-    <w:lvl w:ilvl="0" w:tplc="4880CC08">
+    <w:tmpl w:val="7E6EDEEC"/>
+    <w:lvl w:ilvl="0" w:tplc="9BB4EE40">
       <w:start w:val="1"/>
       <w:numFmt w:val="bullet"/>
       <w:lvlText w:val="•"/>
@@ -38245,7 +38877,7 @@
         <w:ind w:left="460" w:hanging="240"/>
       </w:pPr>
     </w:lvl>
-    <w:lvl w:ilvl="1" w:tplc="C9F41512">
+    <w:lvl w:ilvl="1" w:tplc="C44E81EC">
       <w:start w:val="1"/>
       <w:numFmt w:val="bullet"/>
       <w:lvlText w:val="◦"/>
@@ -38254,47 +38886,47 @@
         <w:ind w:left="900" w:hanging="240"/>
       </w:pPr>
     </w:lvl>
-    <w:lvl w:ilvl="2" w:tplc="D0F49562">
+    <w:lvl w:ilvl="2" w:tplc="A14C88EA">
       <w:numFmt w:val="decimal"/>
       <w:lvlText w:val=""/>
       <w:lvlJc w:val="left"/>
     </w:lvl>
-    <w:lvl w:ilvl="3" w:tplc="4F141E66">
+    <w:lvl w:ilvl="3" w:tplc="EDFEED30">
       <w:numFmt w:val="decimal"/>
       <w:lvlText w:val=""/>
       <w:lvlJc w:val="left"/>
     </w:lvl>
-    <w:lvl w:ilvl="4" w:tplc="70CCBABE">
+    <w:lvl w:ilvl="4" w:tplc="07AA525E">
       <w:numFmt w:val="decimal"/>
       <w:lvlText w:val=""/>
       <w:lvlJc w:val="left"/>
     </w:lvl>
-    <w:lvl w:ilvl="5" w:tplc="B4D046DE">
+    <w:lvl w:ilvl="5" w:tplc="51440E84">
       <w:numFmt w:val="decimal"/>
       <w:lvlText w:val=""/>
       <w:lvlJc w:val="left"/>
     </w:lvl>
-    <w:lvl w:ilvl="6" w:tplc="38BE1E5C">
+    <w:lvl w:ilvl="6" w:tplc="4D788804">
       <w:numFmt w:val="decimal"/>
       <w:lvlText w:val=""/>
       <w:lvlJc w:val="left"/>
     </w:lvl>
-    <w:lvl w:ilvl="7" w:tplc="F8A0D412">
+    <w:lvl w:ilvl="7" w:tplc="61AA4532">
       <w:numFmt w:val="decimal"/>
       <w:lvlText w:val=""/>
       <w:lvlJc w:val="left"/>
     </w:lvl>
-    <w:lvl w:ilvl="8" w:tplc="7574506C">
+    <w:lvl w:ilvl="8" w:tplc="F60AA84C">
       <w:numFmt w:val="decimal"/>
       <w:lvlText w:val=""/>
       <w:lvlJc w:val="left"/>
     </w:lvl>
   </w:abstractNum>
   <w:abstractNum w:abstractNumId="1" w15:restartNumberingAfterBreak="0">
-    <w:nsid w:val="48593B8E"/>
+    <w:nsid w:val="60A67F2F"/>
     <w:multiLevelType w:val="hybridMultilevel"/>
-    <w:tmpl w:val="E548A402"/>
-    <w:lvl w:ilvl="0" w:tplc="91563E46">
+    <w:tmpl w:val="FF74AAA4"/>
+    <w:lvl w:ilvl="0" w:tplc="F6AA59C0">
       <w:start w:val="1"/>
       <w:numFmt w:val="bullet"/>
       <w:lvlText w:val="●"/>
@@ -38303,7 +38935,7 @@
         <w:ind w:left="720" w:hanging="360"/>
       </w:pPr>
     </w:lvl>
-    <w:lvl w:ilvl="1" w:tplc="66368070">
+    <w:lvl w:ilvl="1" w:tplc="6DAE0A44">
       <w:start w:val="1"/>
       <w:numFmt w:val="bullet"/>
       <w:lvlText w:val="○"/>
@@ -38312,7 +38944,7 @@
         <w:ind w:left="1440" w:hanging="360"/>
       </w:pPr>
     </w:lvl>
-    <w:lvl w:ilvl="2" w:tplc="AA7CCC94">
+    <w:lvl w:ilvl="2" w:tplc="45821930">
       <w:start w:val="1"/>
       <w:numFmt w:val="bullet"/>
       <w:lvlText w:val="■"/>
@@ -38321,7 +38953,7 @@
         <w:ind w:left="2160" w:hanging="360"/>
       </w:pPr>
     </w:lvl>
-    <w:lvl w:ilvl="3" w:tplc="DB78260E">
+    <w:lvl w:ilvl="3" w:tplc="9D2ABB4C">
       <w:start w:val="1"/>
       <w:numFmt w:val="bullet"/>
       <w:lvlText w:val="●"/>
@@ -38330,7 +38962,7 @@
         <w:ind w:left="2880" w:hanging="360"/>
       </w:pPr>
     </w:lvl>
-    <w:lvl w:ilvl="4" w:tplc="33409B90">
+    <w:lvl w:ilvl="4" w:tplc="E9060922">
       <w:start w:val="1"/>
       <w:numFmt w:val="bullet"/>
       <w:lvlText w:val="○"/>
@@ -38339,7 +38971,7 @@
         <w:ind w:left="3600" w:hanging="360"/>
       </w:pPr>
     </w:lvl>
-    <w:lvl w:ilvl="5" w:tplc="56CC25A4">
+    <w:lvl w:ilvl="5" w:tplc="A0F8DC9E">
       <w:start w:val="1"/>
       <w:numFmt w:val="bullet"/>
       <w:lvlText w:val="■"/>
@@ -38348,7 +38980,7 @@
         <w:ind w:left="4320" w:hanging="360"/>
       </w:pPr>
     </w:lvl>
-    <w:lvl w:ilvl="6" w:tplc="61DA3F16">
+    <w:lvl w:ilvl="6" w:tplc="47504C42">
       <w:start w:val="1"/>
       <w:numFmt w:val="bullet"/>
       <w:lvlText w:val="●"/>
@@ -38357,7 +38989,7 @@
         <w:ind w:left="5040" w:hanging="360"/>
       </w:pPr>
     </w:lvl>
-    <w:lvl w:ilvl="7" w:tplc="C3CE670E">
+    <w:lvl w:ilvl="7" w:tplc="EF02CB6C">
       <w:start w:val="1"/>
       <w:numFmt w:val="bullet"/>
       <w:lvlText w:val="●"/>
@@ -38366,7 +38998,7 @@
         <w:ind w:left="5760" w:hanging="360"/>
       </w:pPr>
     </w:lvl>
-    <w:lvl w:ilvl="8" w:tplc="FB8CB112">
+    <w:lvl w:ilvl="8" w:tplc="9886E7E0">
       <w:start w:val="1"/>
       <w:numFmt w:val="bullet"/>
       <w:lvlText w:val="●"/>
@@ -38377,10 +39009,10 @@
     </w:lvl>
   </w:abstractNum>
   <w:abstractNum w:abstractNumId="2" w15:restartNumberingAfterBreak="0">
-    <w:nsid w:val="571C184C"/>
+    <w:nsid w:val="6DE42326"/>
     <w:multiLevelType w:val="hybridMultilevel"/>
-    <w:tmpl w:val="7ED062BA"/>
-    <w:lvl w:ilvl="0" w:tplc="11EAC110">
+    <w:tmpl w:val="3ECEB054"/>
+    <w:lvl w:ilvl="0" w:tplc="28FCD044">
       <w:start w:val="1"/>
       <w:numFmt w:val="decimal"/>
       <w:lvlText w:val="%1."/>
@@ -38389,42 +39021,42 @@
         <w:ind w:left="460" w:hanging="240"/>
       </w:pPr>
     </w:lvl>
-    <w:lvl w:ilvl="1" w:tplc="3E72F282">
+    <w:lvl w:ilvl="1" w:tplc="5B8C8F08">
       <w:numFmt w:val="decimal"/>
       <w:lvlText w:val=""/>
       <w:lvlJc w:val="left"/>
     </w:lvl>
-    <w:lvl w:ilvl="2" w:tplc="F4365A10">
+    <w:lvl w:ilvl="2" w:tplc="8BEA0834">
       <w:numFmt w:val="decimal"/>
       <w:lvlText w:val=""/>
       <w:lvlJc w:val="left"/>
     </w:lvl>
-    <w:lvl w:ilvl="3" w:tplc="6A14F780">
+    <w:lvl w:ilvl="3" w:tplc="14EE50FC">
       <w:numFmt w:val="decimal"/>
       <w:lvlText w:val=""/>
       <w:lvlJc w:val="left"/>
     </w:lvl>
-    <w:lvl w:ilvl="4" w:tplc="A28C7242">
+    <w:lvl w:ilvl="4" w:tplc="38E4125C">
       <w:numFmt w:val="decimal"/>
       <w:lvlText w:val=""/>
       <w:lvlJc w:val="left"/>
     </w:lvl>
-    <w:lvl w:ilvl="5" w:tplc="EE164DDC">
+    <w:lvl w:ilvl="5" w:tplc="9D44C24A">
       <w:numFmt w:val="decimal"/>
       <w:lvlText w:val=""/>
       <w:lvlJc w:val="left"/>
     </w:lvl>
-    <w:lvl w:ilvl="6" w:tplc="8910BB84">
+    <w:lvl w:ilvl="6" w:tplc="46E07306">
       <w:numFmt w:val="decimal"/>
       <w:lvlText w:val=""/>
       <w:lvlJc w:val="left"/>
     </w:lvl>
-    <w:lvl w:ilvl="7" w:tplc="51826054">
+    <w:lvl w:ilvl="7" w:tplc="2B0246E6">
       <w:numFmt w:val="decimal"/>
       <w:lvlText w:val=""/>
       <w:lvlJc w:val="left"/>
     </w:lvl>
-    <w:lvl w:ilvl="8" w:tplc="0ED69CBE">
+    <w:lvl w:ilvl="8" w:tplc="3B906CFC">
       <w:numFmt w:val="decimal"/>
       <w:lvlText w:val=""/>
       <w:lvlJc w:val="left"/>
@@ -39044,7 +39676,7 @@
     <w:autoRedefine/>
     <w:uiPriority w:val="39"/>
     <w:unhideWhenUsed/>
-    <w:rsid w:val="003E2E79"/>
+    <w:rsid w:val="00E37C3F"/>
     <w:pPr>
       <w:spacing w:after="100"/>
     </w:pPr>
@@ -39056,7 +39688,7 @@
     <w:autoRedefine/>
     <w:uiPriority w:val="39"/>
     <w:unhideWhenUsed/>
-    <w:rsid w:val="003E2E79"/>
+    <w:rsid w:val="00E37C3F"/>
     <w:pPr>
       <w:spacing w:after="100"/>
       <w:ind w:left="200"/>
@@ -39069,7 +39701,7 @@
     <w:autoRedefine/>
     <w:uiPriority w:val="39"/>
     <w:unhideWhenUsed/>
-    <w:rsid w:val="003E2E79"/>
+    <w:rsid w:val="00E37C3F"/>
     <w:pPr>
       <w:spacing w:after="100"/>
       <w:ind w:left="400"/>
@@ -39082,7 +39714,7 @@
     <w:autoRedefine/>
     <w:uiPriority w:val="39"/>
     <w:unhideWhenUsed/>
-    <w:rsid w:val="003E2E79"/>
+    <w:rsid w:val="00E37C3F"/>
     <w:pPr>
       <w:spacing w:after="100" w:line="259" w:lineRule="auto"/>
       <w:ind w:left="660"/>
@@ -39100,7 +39732,7 @@
     <w:autoRedefine/>
     <w:uiPriority w:val="39"/>
     <w:unhideWhenUsed/>
-    <w:rsid w:val="003E2E79"/>
+    <w:rsid w:val="00E37C3F"/>
     <w:pPr>
       <w:spacing w:after="100" w:line="259" w:lineRule="auto"/>
       <w:ind w:left="880"/>
@@ -39118,7 +39750,7 @@
     <w:autoRedefine/>
     <w:uiPriority w:val="39"/>
     <w:unhideWhenUsed/>
-    <w:rsid w:val="003E2E79"/>
+    <w:rsid w:val="00E37C3F"/>
     <w:pPr>
       <w:spacing w:after="100" w:line="259" w:lineRule="auto"/>
       <w:ind w:left="1100"/>
@@ -39136,7 +39768,7 @@
     <w:autoRedefine/>
     <w:uiPriority w:val="39"/>
     <w:unhideWhenUsed/>
-    <w:rsid w:val="003E2E79"/>
+    <w:rsid w:val="00E37C3F"/>
     <w:pPr>
       <w:spacing w:after="100" w:line="259" w:lineRule="auto"/>
       <w:ind w:left="1320"/>
@@ -39154,7 +39786,7 @@
     <w:autoRedefine/>
     <w:uiPriority w:val="39"/>
     <w:unhideWhenUsed/>
-    <w:rsid w:val="003E2E79"/>
+    <w:rsid w:val="00E37C3F"/>
     <w:pPr>
       <w:spacing w:after="100" w:line="259" w:lineRule="auto"/>
       <w:ind w:left="1540"/>
@@ -39172,7 +39804,7 @@
     <w:autoRedefine/>
     <w:uiPriority w:val="39"/>
     <w:unhideWhenUsed/>
-    <w:rsid w:val="003E2E79"/>
+    <w:rsid w:val="00E37C3F"/>
     <w:pPr>
       <w:spacing w:after="100" w:line="259" w:lineRule="auto"/>
       <w:ind w:left="1760"/>
@@ -39189,7 +39821,7 @@
     <w:uiPriority w:val="99"/>
     <w:semiHidden/>
     <w:unhideWhenUsed/>
-    <w:rsid w:val="003E2E79"/>
+    <w:rsid w:val="00E37C3F"/>
     <w:rPr>
       <w:color w:val="605E5C"/>
       <w:shd w:val="clear" w:color="auto" w:fill="E1DFDD"/>

--- a/docs/Laporan-Auth-Service.docx
+++ b/docs/Laporan-Auth-Service.docx
@@ -89,7 +89,7 @@
           <w:left w:w="10" w:type="dxa"/>
           <w:right w:w="10" w:type="dxa"/>
         </w:tblCellMar>
-        <w:tblLook w:val="04A0" w:firstRow="1" w:lastRow="0" w:firstColumn="1" w:lastColumn="0" w:noHBand="0" w:noVBand="1"/>
+        <w:tblLook w:val="0000" w:firstRow="0" w:lastRow="0" w:firstColumn="0" w:lastColumn="0" w:noHBand="0" w:noVBand="0"/>
       </w:tblPr>
       <w:tblGrid>
         <w:gridCol w:w="2200"/>
@@ -366,7 +366,7 @@
         <w:pStyle w:val="Heading1"/>
         <w:spacing w:before="360" w:after="180"/>
       </w:pPr>
-      <w:bookmarkStart w:id="0" w:name="_Toc239425402"/>
+      <w:bookmarkStart w:id="0" w:name="_Toc239688260"/>
       <w:r>
         <w:rPr>
           <w:rFonts w:ascii="Calibri" w:eastAsia="Calibri" w:hAnsi="Calibri" w:cs="Calibri"/>
@@ -382,7 +382,7 @@
     <w:sdt>
       <w:sdtPr>
         <w:alias w:val="Daftar Isi"/>
-        <w:id w:val="-1820879120"/>
+        <w:id w:val="2143453906"/>
       </w:sdtPr>
       <w:sdtEndPr/>
       <w:sdtContent>
@@ -408,7 +408,7 @@
           <w:r>
             <w:fldChar w:fldCharType="separate"/>
           </w:r>
-          <w:hyperlink w:anchor="_Toc239425402" w:history="1">
+          <w:hyperlink w:anchor="_Toc239688260" w:history="1">
             <w:r>
               <w:rPr>
                 <w:rStyle w:val="Hyperlink"/>
@@ -435,7 +435,7 @@
               <w:rPr>
                 <w:noProof/>
               </w:rPr>
-              <w:instrText xml:space="preserve"> PAGEREF _Toc239425402 \h </w:instrText>
+              <w:instrText xml:space="preserve"> PAGEREF _Toc239688260 \h </w:instrText>
             </w:r>
             <w:r>
               <w:rPr>
@@ -475,7 +475,7 @@
               <w:szCs w:val="22"/>
             </w:rPr>
           </w:pPr>
-          <w:hyperlink w:anchor="_Toc239425403" w:history="1">
+          <w:hyperlink w:anchor="_Toc239688261" w:history="1">
             <w:r>
               <w:rPr>
                 <w:rStyle w:val="Hyperlink"/>
@@ -502,7 +502,7 @@
               <w:rPr>
                 <w:noProof/>
               </w:rPr>
-              <w:instrText xml:space="preserve"> PAGEREF _Toc239425403 \h </w:instrText>
+              <w:instrText xml:space="preserve"> PAGEREF _Toc239688261 \h </w:instrText>
             </w:r>
             <w:r>
               <w:rPr>
@@ -542,7 +542,7 @@
               <w:szCs w:val="22"/>
             </w:rPr>
           </w:pPr>
-          <w:hyperlink w:anchor="_Toc239425404" w:history="1">
+          <w:hyperlink w:anchor="_Toc239688262" w:history="1">
             <w:r>
               <w:rPr>
                 <w:rStyle w:val="Hyperlink"/>
@@ -569,7 +569,7 @@
               <w:rPr>
                 <w:noProof/>
               </w:rPr>
-              <w:instrText xml:space="preserve"> PAGEREF _Toc239425404 \h </w:instrText>
+              <w:instrText xml:space="preserve"> PAGEREF _Toc239688262 \h </w:instrText>
             </w:r>
             <w:r>
               <w:rPr>
@@ -609,7 +609,7 @@
               <w:szCs w:val="22"/>
             </w:rPr>
           </w:pPr>
-          <w:hyperlink w:anchor="_Toc239425405" w:history="1">
+          <w:hyperlink w:anchor="_Toc239688263" w:history="1">
             <w:r>
               <w:rPr>
                 <w:rStyle w:val="Hyperlink"/>
@@ -636,7 +636,7 @@
               <w:rPr>
                 <w:noProof/>
               </w:rPr>
-              <w:instrText xml:space="preserve"> PAGEREF _Toc239425405 \h </w:instrText>
+              <w:instrText xml:space="preserve"> PAGEREF _Toc239688263 \h </w:instrText>
             </w:r>
             <w:r>
               <w:rPr>
@@ -676,7 +676,7 @@
               <w:szCs w:val="22"/>
             </w:rPr>
           </w:pPr>
-          <w:hyperlink w:anchor="_Toc239425406" w:history="1">
+          <w:hyperlink w:anchor="_Toc239688264" w:history="1">
             <w:r>
               <w:rPr>
                 <w:rStyle w:val="Hyperlink"/>
@@ -703,7 +703,7 @@
               <w:rPr>
                 <w:noProof/>
               </w:rPr>
-              <w:instrText xml:space="preserve"> PAGEREF _Toc239425406 \h </w:instrText>
+              <w:instrText xml:space="preserve"> PAGEREF _Toc239688264 \h </w:instrText>
             </w:r>
             <w:r>
               <w:rPr>
@@ -743,7 +743,7 @@
               <w:szCs w:val="22"/>
             </w:rPr>
           </w:pPr>
-          <w:hyperlink w:anchor="_Toc239425407" w:history="1">
+          <w:hyperlink w:anchor="_Toc239688265" w:history="1">
             <w:r>
               <w:rPr>
                 <w:rStyle w:val="Hyperlink"/>
@@ -770,7 +770,7 @@
               <w:rPr>
                 <w:noProof/>
               </w:rPr>
-              <w:instrText xml:space="preserve"> PAGEREF _Toc239425407 \h </w:instrText>
+              <w:instrText xml:space="preserve"> PAGEREF _Toc239688265 \h </w:instrText>
             </w:r>
             <w:r>
               <w:rPr>
@@ -810,7 +810,7 @@
               <w:szCs w:val="22"/>
             </w:rPr>
           </w:pPr>
-          <w:hyperlink w:anchor="_Toc239425408" w:history="1">
+          <w:hyperlink w:anchor="_Toc239688266" w:history="1">
             <w:r>
               <w:rPr>
                 <w:rStyle w:val="Hyperlink"/>
@@ -837,7 +837,7 @@
               <w:rPr>
                 <w:noProof/>
               </w:rPr>
-              <w:instrText xml:space="preserve"> PAGEREF _Toc239425408 \h </w:instrText>
+              <w:instrText xml:space="preserve"> PAGEREF _Toc239688266 \h </w:instrText>
             </w:r>
             <w:r>
               <w:rPr>
@@ -877,7 +877,7 @@
               <w:szCs w:val="22"/>
             </w:rPr>
           </w:pPr>
-          <w:hyperlink w:anchor="_Toc239425409" w:history="1">
+          <w:hyperlink w:anchor="_Toc239688267" w:history="1">
             <w:r>
               <w:rPr>
                 <w:rStyle w:val="Hyperlink"/>
@@ -904,7 +904,7 @@
               <w:rPr>
                 <w:noProof/>
               </w:rPr>
-              <w:instrText xml:space="preserve"> PAGEREF _Toc239425409 \h </w:instrText>
+              <w:instrText xml:space="preserve"> PAGEREF _Toc239688267 \h </w:instrText>
             </w:r>
             <w:r>
               <w:rPr>
@@ -944,7 +944,7 @@
               <w:szCs w:val="22"/>
             </w:rPr>
           </w:pPr>
-          <w:hyperlink w:anchor="_Toc239425410" w:history="1">
+          <w:hyperlink w:anchor="_Toc239688268" w:history="1">
             <w:r>
               <w:rPr>
                 <w:rStyle w:val="Hyperlink"/>
@@ -971,7 +971,7 @@
               <w:rPr>
                 <w:noProof/>
               </w:rPr>
-              <w:instrText xml:space="preserve"> PAGEREF _Toc239425410 \h </w:instrText>
+              <w:instrText xml:space="preserve"> PAGEREF _Toc239688268 \h </w:instrText>
             </w:r>
             <w:r>
               <w:rPr>
@@ -1011,7 +1011,7 @@
               <w:szCs w:val="22"/>
             </w:rPr>
           </w:pPr>
-          <w:hyperlink w:anchor="_Toc239425411" w:history="1">
+          <w:hyperlink w:anchor="_Toc239688269" w:history="1">
             <w:r>
               <w:rPr>
                 <w:rStyle w:val="Hyperlink"/>
@@ -1038,7 +1038,7 @@
               <w:rPr>
                 <w:noProof/>
               </w:rPr>
-              <w:instrText xml:space="preserve"> PAGEREF _Toc239425411 \h </w:instrText>
+              <w:instrText xml:space="preserve"> PAGEREF _Toc239688269 \h </w:instrText>
             </w:r>
             <w:r>
               <w:rPr>
@@ -1078,7 +1078,7 @@
               <w:szCs w:val="22"/>
             </w:rPr>
           </w:pPr>
-          <w:hyperlink w:anchor="_Toc239425412" w:history="1">
+          <w:hyperlink w:anchor="_Toc239688270" w:history="1">
             <w:r>
               <w:rPr>
                 <w:rStyle w:val="Hyperlink"/>
@@ -1105,7 +1105,7 @@
               <w:rPr>
                 <w:noProof/>
               </w:rPr>
-              <w:instrText xml:space="preserve"> PAGEREF _Toc239425412 \h </w:instrText>
+              <w:instrText xml:space="preserve"> PAGEREF _Toc239688270 \h </w:instrText>
             </w:r>
             <w:r>
               <w:rPr>
@@ -1145,7 +1145,7 @@
               <w:szCs w:val="22"/>
             </w:rPr>
           </w:pPr>
-          <w:hyperlink w:anchor="_Toc239425413" w:history="1">
+          <w:hyperlink w:anchor="_Toc239688271" w:history="1">
             <w:r>
               <w:rPr>
                 <w:rStyle w:val="Hyperlink"/>
@@ -1172,7 +1172,7 @@
               <w:rPr>
                 <w:noProof/>
               </w:rPr>
-              <w:instrText xml:space="preserve"> PAGEREF _Toc239425413 \h </w:instrText>
+              <w:instrText xml:space="preserve"> PAGEREF _Toc239688271 \h </w:instrText>
             </w:r>
             <w:r>
               <w:rPr>
@@ -1212,7 +1212,7 @@
               <w:szCs w:val="22"/>
             </w:rPr>
           </w:pPr>
-          <w:hyperlink w:anchor="_Toc239425414" w:history="1">
+          <w:hyperlink w:anchor="_Toc239688272" w:history="1">
             <w:r>
               <w:rPr>
                 <w:rStyle w:val="Hyperlink"/>
@@ -1239,7 +1239,7 @@
               <w:rPr>
                 <w:noProof/>
               </w:rPr>
-              <w:instrText xml:space="preserve"> PAGEREF _Toc239425414 \h </w:instrText>
+              <w:instrText xml:space="preserve"> PAGEREF _Toc239688272 \h </w:instrText>
             </w:r>
             <w:r>
               <w:rPr>
@@ -1279,7 +1279,7 @@
               <w:szCs w:val="22"/>
             </w:rPr>
           </w:pPr>
-          <w:hyperlink w:anchor="_Toc239425415" w:history="1">
+          <w:hyperlink w:anchor="_Toc239688273" w:history="1">
             <w:r>
               <w:rPr>
                 <w:rStyle w:val="Hyperlink"/>
@@ -1306,7 +1306,7 @@
               <w:rPr>
                 <w:noProof/>
               </w:rPr>
-              <w:instrText xml:space="preserve"> PAGEREF _Toc239425415 \h </w:instrText>
+              <w:instrText xml:space="preserve"> PAGEREF _Toc239688273 \h </w:instrText>
             </w:r>
             <w:r>
               <w:rPr>
@@ -1346,7 +1346,7 @@
               <w:szCs w:val="22"/>
             </w:rPr>
           </w:pPr>
-          <w:hyperlink w:anchor="_Toc239425416" w:history="1">
+          <w:hyperlink w:anchor="_Toc239688274" w:history="1">
             <w:r>
               <w:rPr>
                 <w:rStyle w:val="Hyperlink"/>
@@ -1373,7 +1373,7 @@
               <w:rPr>
                 <w:noProof/>
               </w:rPr>
-              <w:instrText xml:space="preserve"> PAGEREF _Toc239425416 \h </w:instrText>
+              <w:instrText xml:space="preserve"> PAGEREF _Toc239688274 \h </w:instrText>
             </w:r>
             <w:r>
               <w:rPr>
@@ -1413,7 +1413,7 @@
               <w:szCs w:val="22"/>
             </w:rPr>
           </w:pPr>
-          <w:hyperlink w:anchor="_Toc239425417" w:history="1">
+          <w:hyperlink w:anchor="_Toc239688275" w:history="1">
             <w:r>
               <w:rPr>
                 <w:rStyle w:val="Hyperlink"/>
@@ -1440,7 +1440,7 @@
               <w:rPr>
                 <w:noProof/>
               </w:rPr>
-              <w:instrText xml:space="preserve"> PAGEREF _Toc239425417 \h </w:instrText>
+              <w:instrText xml:space="preserve"> PAGEREF _Toc239688275 \h </w:instrText>
             </w:r>
             <w:r>
               <w:rPr>
@@ -1480,7 +1480,7 @@
               <w:szCs w:val="22"/>
             </w:rPr>
           </w:pPr>
-          <w:hyperlink w:anchor="_Toc239425418" w:history="1">
+          <w:hyperlink w:anchor="_Toc239688276" w:history="1">
             <w:r>
               <w:rPr>
                 <w:rStyle w:val="Hyperlink"/>
@@ -1507,7 +1507,7 @@
               <w:rPr>
                 <w:noProof/>
               </w:rPr>
-              <w:instrText xml:space="preserve"> PAGEREF _Toc239425418 \h </w:instrText>
+              <w:instrText xml:space="preserve"> PAGEREF _Toc239688276 \h </w:instrText>
             </w:r>
             <w:r>
               <w:rPr>
@@ -1547,7 +1547,7 @@
               <w:szCs w:val="22"/>
             </w:rPr>
           </w:pPr>
-          <w:hyperlink w:anchor="_Toc239425419" w:history="1">
+          <w:hyperlink w:anchor="_Toc239688277" w:history="1">
             <w:r>
               <w:rPr>
                 <w:rStyle w:val="Hyperlink"/>
@@ -1574,7 +1574,7 @@
               <w:rPr>
                 <w:noProof/>
               </w:rPr>
-              <w:instrText xml:space="preserve"> PAGEREF _Toc239425419 \h </w:instrText>
+              <w:instrText xml:space="preserve"> PAGEREF _Toc239688277 \h </w:instrText>
             </w:r>
             <w:r>
               <w:rPr>
@@ -1614,7 +1614,7 @@
               <w:szCs w:val="22"/>
             </w:rPr>
           </w:pPr>
-          <w:hyperlink w:anchor="_Toc239425420" w:history="1">
+          <w:hyperlink w:anchor="_Toc239688278" w:history="1">
             <w:r>
               <w:rPr>
                 <w:rStyle w:val="Hyperlink"/>
@@ -1641,7 +1641,7 @@
               <w:rPr>
                 <w:noProof/>
               </w:rPr>
-              <w:instrText xml:space="preserve"> PAGEREF _Toc239425420 \h </w:instrText>
+              <w:instrText xml:space="preserve"> PAGEREF _Toc239688278 \h </w:instrText>
             </w:r>
             <w:r>
               <w:rPr>
@@ -1681,7 +1681,7 @@
               <w:szCs w:val="22"/>
             </w:rPr>
           </w:pPr>
-          <w:hyperlink w:anchor="_Toc239425421" w:history="1">
+          <w:hyperlink w:anchor="_Toc239688279" w:history="1">
             <w:r>
               <w:rPr>
                 <w:rStyle w:val="Hyperlink"/>
@@ -1708,7 +1708,7 @@
               <w:rPr>
                 <w:noProof/>
               </w:rPr>
-              <w:instrText xml:space="preserve"> PAGEREF _Toc239425421 \h </w:instrText>
+              <w:instrText xml:space="preserve"> PAGEREF _Toc239688279 \h </w:instrText>
             </w:r>
             <w:r>
               <w:rPr>
@@ -1748,7 +1748,7 @@
               <w:szCs w:val="22"/>
             </w:rPr>
           </w:pPr>
-          <w:hyperlink w:anchor="_Toc239425422" w:history="1">
+          <w:hyperlink w:anchor="_Toc239688280" w:history="1">
             <w:r>
               <w:rPr>
                 <w:rStyle w:val="Hyperlink"/>
@@ -1775,7 +1775,7 @@
               <w:rPr>
                 <w:noProof/>
               </w:rPr>
-              <w:instrText xml:space="preserve"> PAGEREF _Toc239425422 \h </w:instrText>
+              <w:instrText xml:space="preserve"> PAGEREF _Toc239688280 \h </w:instrText>
             </w:r>
             <w:r>
               <w:rPr>
@@ -1815,7 +1815,7 @@
               <w:szCs w:val="22"/>
             </w:rPr>
           </w:pPr>
-          <w:hyperlink w:anchor="_Toc239425423" w:history="1">
+          <w:hyperlink w:anchor="_Toc239688281" w:history="1">
             <w:r>
               <w:rPr>
                 <w:rStyle w:val="Hyperlink"/>
@@ -1842,7 +1842,7 @@
               <w:rPr>
                 <w:noProof/>
               </w:rPr>
-              <w:instrText xml:space="preserve"> PAGEREF _Toc239425423 \h </w:instrText>
+              <w:instrText xml:space="preserve"> PAGEREF _Toc239688281 \h </w:instrText>
             </w:r>
             <w:r>
               <w:rPr>
@@ -1882,7 +1882,7 @@
               <w:szCs w:val="22"/>
             </w:rPr>
           </w:pPr>
-          <w:hyperlink w:anchor="_Toc239425424" w:history="1">
+          <w:hyperlink w:anchor="_Toc239688282" w:history="1">
             <w:r>
               <w:rPr>
                 <w:rStyle w:val="Hyperlink"/>
@@ -1909,7 +1909,7 @@
               <w:rPr>
                 <w:noProof/>
               </w:rPr>
-              <w:instrText xml:space="preserve"> PAGEREF _Toc239425424 \h </w:instrText>
+              <w:instrText xml:space="preserve"> PAGEREF _Toc239688282 \h </w:instrText>
             </w:r>
             <w:r>
               <w:rPr>
@@ -1949,7 +1949,7 @@
               <w:szCs w:val="22"/>
             </w:rPr>
           </w:pPr>
-          <w:hyperlink w:anchor="_Toc239425425" w:history="1">
+          <w:hyperlink w:anchor="_Toc239688283" w:history="1">
             <w:r>
               <w:rPr>
                 <w:rStyle w:val="Hyperlink"/>
@@ -1976,7 +1976,7 @@
               <w:rPr>
                 <w:noProof/>
               </w:rPr>
-              <w:instrText xml:space="preserve"> PAGEREF _Toc239425425 \h </w:instrText>
+              <w:instrText xml:space="preserve"> PAGEREF _Toc239688283 \h </w:instrText>
             </w:r>
             <w:r>
               <w:rPr>
@@ -2016,7 +2016,7 @@
               <w:szCs w:val="22"/>
             </w:rPr>
           </w:pPr>
-          <w:hyperlink w:anchor="_Toc239425426" w:history="1">
+          <w:hyperlink w:anchor="_Toc239688284" w:history="1">
             <w:r>
               <w:rPr>
                 <w:rStyle w:val="Hyperlink"/>
@@ -2043,7 +2043,7 @@
               <w:rPr>
                 <w:noProof/>
               </w:rPr>
-              <w:instrText xml:space="preserve"> PAGEREF _Toc239425426 \h </w:instrText>
+              <w:instrText xml:space="preserve"> PAGEREF _Toc239688284 \h </w:instrText>
             </w:r>
             <w:r>
               <w:rPr>
@@ -2083,7 +2083,7 @@
               <w:szCs w:val="22"/>
             </w:rPr>
           </w:pPr>
-          <w:hyperlink w:anchor="_Toc239425427" w:history="1">
+          <w:hyperlink w:anchor="_Toc239688285" w:history="1">
             <w:r>
               <w:rPr>
                 <w:rStyle w:val="Hyperlink"/>
@@ -2110,7 +2110,7 @@
               <w:rPr>
                 <w:noProof/>
               </w:rPr>
-              <w:instrText xml:space="preserve"> PAGEREF _Toc239425427 \h </w:instrText>
+              <w:instrText xml:space="preserve"> PAGEREF _Toc239688285 \h </w:instrText>
             </w:r>
             <w:r>
               <w:rPr>
@@ -2150,7 +2150,7 @@
               <w:szCs w:val="22"/>
             </w:rPr>
           </w:pPr>
-          <w:hyperlink w:anchor="_Toc239425428" w:history="1">
+          <w:hyperlink w:anchor="_Toc239688286" w:history="1">
             <w:r>
               <w:rPr>
                 <w:rStyle w:val="Hyperlink"/>
@@ -2177,7 +2177,7 @@
               <w:rPr>
                 <w:noProof/>
               </w:rPr>
-              <w:instrText xml:space="preserve"> PAGEREF _Toc239425428 \h </w:instrText>
+              <w:instrText xml:space="preserve"> PAGEREF _Toc239688286 \h </w:instrText>
             </w:r>
             <w:r>
               <w:rPr>
@@ -2217,7 +2217,7 @@
               <w:szCs w:val="22"/>
             </w:rPr>
           </w:pPr>
-          <w:hyperlink w:anchor="_Toc239425429" w:history="1">
+          <w:hyperlink w:anchor="_Toc239688287" w:history="1">
             <w:r>
               <w:rPr>
                 <w:rStyle w:val="Hyperlink"/>
@@ -2244,7 +2244,7 @@
               <w:rPr>
                 <w:noProof/>
               </w:rPr>
-              <w:instrText xml:space="preserve"> PAGEREF _Toc239425429 \h </w:instrText>
+              <w:instrText xml:space="preserve"> PAGEREF _Toc239688287 \h </w:instrText>
             </w:r>
             <w:r>
               <w:rPr>
@@ -2284,7 +2284,7 @@
               <w:szCs w:val="22"/>
             </w:rPr>
           </w:pPr>
-          <w:hyperlink w:anchor="_Toc239425430" w:history="1">
+          <w:hyperlink w:anchor="_Toc239688288" w:history="1">
             <w:r>
               <w:rPr>
                 <w:rStyle w:val="Hyperlink"/>
@@ -2311,7 +2311,7 @@
               <w:rPr>
                 <w:noProof/>
               </w:rPr>
-              <w:instrText xml:space="preserve"> PAGEREF _Toc239425430 \h </w:instrText>
+              <w:instrText xml:space="preserve"> PAGEREF _Toc239688288 \h </w:instrText>
             </w:r>
             <w:r>
               <w:rPr>
@@ -2351,7 +2351,7 @@
               <w:szCs w:val="22"/>
             </w:rPr>
           </w:pPr>
-          <w:hyperlink w:anchor="_Toc239425431" w:history="1">
+          <w:hyperlink w:anchor="_Toc239688289" w:history="1">
             <w:r>
               <w:rPr>
                 <w:rStyle w:val="Hyperlink"/>
@@ -2378,7 +2378,7 @@
               <w:rPr>
                 <w:noProof/>
               </w:rPr>
-              <w:instrText xml:space="preserve"> PAGEREF _Toc239425431 \h </w:instrText>
+              <w:instrText xml:space="preserve"> PAGEREF _Toc239688289 \h </w:instrText>
             </w:r>
             <w:r>
               <w:rPr>
@@ -2418,7 +2418,7 @@
               <w:szCs w:val="22"/>
             </w:rPr>
           </w:pPr>
-          <w:hyperlink w:anchor="_Toc239425432" w:history="1">
+          <w:hyperlink w:anchor="_Toc239688290" w:history="1">
             <w:r>
               <w:rPr>
                 <w:rStyle w:val="Hyperlink"/>
@@ -2445,7 +2445,7 @@
               <w:rPr>
                 <w:noProof/>
               </w:rPr>
-              <w:instrText xml:space="preserve"> PAGEREF _Toc239425432 \h </w:instrText>
+              <w:instrText xml:space="preserve"> PAGEREF _Toc239688290 \h </w:instrText>
             </w:r>
             <w:r>
               <w:rPr>
@@ -2485,7 +2485,7 @@
               <w:szCs w:val="22"/>
             </w:rPr>
           </w:pPr>
-          <w:hyperlink w:anchor="_Toc239425433" w:history="1">
+          <w:hyperlink w:anchor="_Toc239688291" w:history="1">
             <w:r>
               <w:rPr>
                 <w:rStyle w:val="Hyperlink"/>
@@ -2512,7 +2512,7 @@
               <w:rPr>
                 <w:noProof/>
               </w:rPr>
-              <w:instrText xml:space="preserve"> PAGEREF _Toc239425433 \h </w:instrText>
+              <w:instrText xml:space="preserve"> PAGEREF _Toc239688291 \h </w:instrText>
             </w:r>
             <w:r>
               <w:rPr>
@@ -2552,7 +2552,7 @@
               <w:szCs w:val="22"/>
             </w:rPr>
           </w:pPr>
-          <w:hyperlink w:anchor="_Toc239425434" w:history="1">
+          <w:hyperlink w:anchor="_Toc239688292" w:history="1">
             <w:r>
               <w:rPr>
                 <w:rStyle w:val="Hyperlink"/>
@@ -2579,7 +2579,7 @@
               <w:rPr>
                 <w:noProof/>
               </w:rPr>
-              <w:instrText xml:space="preserve"> PAGEREF _Toc239425434 \h </w:instrText>
+              <w:instrText xml:space="preserve"> PAGEREF _Toc239688292 \h </w:instrText>
             </w:r>
             <w:r>
               <w:rPr>
@@ -2619,7 +2619,7 @@
               <w:szCs w:val="22"/>
             </w:rPr>
           </w:pPr>
-          <w:hyperlink w:anchor="_Toc239425435" w:history="1">
+          <w:hyperlink w:anchor="_Toc239688293" w:history="1">
             <w:r>
               <w:rPr>
                 <w:rStyle w:val="Hyperlink"/>
@@ -2646,7 +2646,7 @@
               <w:rPr>
                 <w:noProof/>
               </w:rPr>
-              <w:instrText xml:space="preserve"> PAGEREF _Toc239425435 \h </w:instrText>
+              <w:instrText xml:space="preserve"> PAGEREF _Toc239688293 \h </w:instrText>
             </w:r>
             <w:r>
               <w:rPr>
@@ -2686,7 +2686,7 @@
               <w:szCs w:val="22"/>
             </w:rPr>
           </w:pPr>
-          <w:hyperlink w:anchor="_Toc239425436" w:history="1">
+          <w:hyperlink w:anchor="_Toc239688294" w:history="1">
             <w:r>
               <w:rPr>
                 <w:rStyle w:val="Hyperlink"/>
@@ -2713,7 +2713,7 @@
               <w:rPr>
                 <w:noProof/>
               </w:rPr>
-              <w:instrText xml:space="preserve"> PAGEREF _Toc239425436 \h </w:instrText>
+              <w:instrText xml:space="preserve"> PAGEREF _Toc239688294 \h </w:instrText>
             </w:r>
             <w:r>
               <w:rPr>
@@ -2753,7 +2753,7 @@
               <w:szCs w:val="22"/>
             </w:rPr>
           </w:pPr>
-          <w:hyperlink w:anchor="_Toc239425437" w:history="1">
+          <w:hyperlink w:anchor="_Toc239688295" w:history="1">
             <w:r>
               <w:rPr>
                 <w:rStyle w:val="Hyperlink"/>
@@ -2780,7 +2780,7 @@
               <w:rPr>
                 <w:noProof/>
               </w:rPr>
-              <w:instrText xml:space="preserve"> PAGEREF _Toc239425437 \h </w:instrText>
+              <w:instrText xml:space="preserve"> PAGEREF _Toc239688295 \h </w:instrText>
             </w:r>
             <w:r>
               <w:rPr>
@@ -2820,7 +2820,7 @@
               <w:szCs w:val="22"/>
             </w:rPr>
           </w:pPr>
-          <w:hyperlink w:anchor="_Toc239425438" w:history="1">
+          <w:hyperlink w:anchor="_Toc239688296" w:history="1">
             <w:r>
               <w:rPr>
                 <w:rStyle w:val="Hyperlink"/>
@@ -2847,7 +2847,7 @@
               <w:rPr>
                 <w:noProof/>
               </w:rPr>
-              <w:instrText xml:space="preserve"> PAGEREF _Toc239425438 \h </w:instrText>
+              <w:instrText xml:space="preserve"> PAGEREF _Toc239688296 \h </w:instrText>
             </w:r>
             <w:r>
               <w:rPr>
@@ -2887,7 +2887,7 @@
               <w:szCs w:val="22"/>
             </w:rPr>
           </w:pPr>
-          <w:hyperlink w:anchor="_Toc239425439" w:history="1">
+          <w:hyperlink w:anchor="_Toc239688297" w:history="1">
             <w:r>
               <w:rPr>
                 <w:rStyle w:val="Hyperlink"/>
@@ -2914,7 +2914,7 @@
               <w:rPr>
                 <w:noProof/>
               </w:rPr>
-              <w:instrText xml:space="preserve"> PAGEREF _Toc239425439 \h </w:instrText>
+              <w:instrText xml:space="preserve"> PAGEREF _Toc239688297 \h </w:instrText>
             </w:r>
             <w:r>
               <w:rPr>
@@ -2954,7 +2954,7 @@
               <w:szCs w:val="22"/>
             </w:rPr>
           </w:pPr>
-          <w:hyperlink w:anchor="_Toc239425440" w:history="1">
+          <w:hyperlink w:anchor="_Toc239688298" w:history="1">
             <w:r>
               <w:rPr>
                 <w:rStyle w:val="Hyperlink"/>
@@ -2981,7 +2981,7 @@
               <w:rPr>
                 <w:noProof/>
               </w:rPr>
-              <w:instrText xml:space="preserve"> PAGEREF _Toc239425440 \h </w:instrText>
+              <w:instrText xml:space="preserve"> PAGEREF _Toc239688298 \h </w:instrText>
             </w:r>
             <w:r>
               <w:rPr>
@@ -3021,7 +3021,7 @@
               <w:szCs w:val="22"/>
             </w:rPr>
           </w:pPr>
-          <w:hyperlink w:anchor="_Toc239425441" w:history="1">
+          <w:hyperlink w:anchor="_Toc239688299" w:history="1">
             <w:r>
               <w:rPr>
                 <w:rStyle w:val="Hyperlink"/>
@@ -3048,7 +3048,7 @@
               <w:rPr>
                 <w:noProof/>
               </w:rPr>
-              <w:instrText xml:space="preserve"> PAGEREF _Toc239425441 \h </w:instrText>
+              <w:instrText xml:space="preserve"> PAGEREF _Toc239688299 \h </w:instrText>
             </w:r>
             <w:r>
               <w:rPr>
@@ -3088,7 +3088,7 @@
               <w:szCs w:val="22"/>
             </w:rPr>
           </w:pPr>
-          <w:hyperlink w:anchor="_Toc239425442" w:history="1">
+          <w:hyperlink w:anchor="_Toc239688300" w:history="1">
             <w:r>
               <w:rPr>
                 <w:rStyle w:val="Hyperlink"/>
@@ -3115,7 +3115,7 @@
               <w:rPr>
                 <w:noProof/>
               </w:rPr>
-              <w:instrText xml:space="preserve"> PAGEREF _Toc239425442 \h </w:instrText>
+              <w:instrText xml:space="preserve"> PAGEREF _Toc239688300 \h </w:instrText>
             </w:r>
             <w:r>
               <w:rPr>
@@ -3155,7 +3155,7 @@
               <w:szCs w:val="22"/>
             </w:rPr>
           </w:pPr>
-          <w:hyperlink w:anchor="_Toc239425443" w:history="1">
+          <w:hyperlink w:anchor="_Toc239688301" w:history="1">
             <w:r>
               <w:rPr>
                 <w:rStyle w:val="Hyperlink"/>
@@ -3182,7 +3182,7 @@
               <w:rPr>
                 <w:noProof/>
               </w:rPr>
-              <w:instrText xml:space="preserve"> PAGEREF _Toc239425443 \h </w:instrText>
+              <w:instrText xml:space="preserve"> PAGEREF _Toc239688301 \h </w:instrText>
             </w:r>
             <w:r>
               <w:rPr>
@@ -3222,7 +3222,7 @@
               <w:szCs w:val="22"/>
             </w:rPr>
           </w:pPr>
-          <w:hyperlink w:anchor="_Toc239425444" w:history="1">
+          <w:hyperlink w:anchor="_Toc239688302" w:history="1">
             <w:r>
               <w:rPr>
                 <w:rStyle w:val="Hyperlink"/>
@@ -3249,7 +3249,7 @@
               <w:rPr>
                 <w:noProof/>
               </w:rPr>
-              <w:instrText xml:space="preserve"> PAGEREF _Toc239425444 \h </w:instrText>
+              <w:instrText xml:space="preserve"> PAGEREF _Toc239688302 \h </w:instrText>
             </w:r>
             <w:r>
               <w:rPr>
@@ -3289,7 +3289,7 @@
               <w:szCs w:val="22"/>
             </w:rPr>
           </w:pPr>
-          <w:hyperlink w:anchor="_Toc239425445" w:history="1">
+          <w:hyperlink w:anchor="_Toc239688303" w:history="1">
             <w:r>
               <w:rPr>
                 <w:rStyle w:val="Hyperlink"/>
@@ -3316,7 +3316,7 @@
               <w:rPr>
                 <w:noProof/>
               </w:rPr>
-              <w:instrText xml:space="preserve"> PAGEREF _Toc239425445 \h </w:instrText>
+              <w:instrText xml:space="preserve"> PAGEREF _Toc239688303 \h </w:instrText>
             </w:r>
             <w:r>
               <w:rPr>
@@ -3356,7 +3356,7 @@
               <w:szCs w:val="22"/>
             </w:rPr>
           </w:pPr>
-          <w:hyperlink w:anchor="_Toc239425446" w:history="1">
+          <w:hyperlink w:anchor="_Toc239688304" w:history="1">
             <w:r>
               <w:rPr>
                 <w:rStyle w:val="Hyperlink"/>
@@ -3383,7 +3383,7 @@
               <w:rPr>
                 <w:noProof/>
               </w:rPr>
-              <w:instrText xml:space="preserve"> PAGEREF _Toc239425446 \h </w:instrText>
+              <w:instrText xml:space="preserve"> PAGEREF _Toc239688304 \h </w:instrText>
             </w:r>
             <w:r>
               <w:rPr>
@@ -3423,7 +3423,7 @@
               <w:szCs w:val="22"/>
             </w:rPr>
           </w:pPr>
-          <w:hyperlink w:anchor="_Toc239425447" w:history="1">
+          <w:hyperlink w:anchor="_Toc239688305" w:history="1">
             <w:r>
               <w:rPr>
                 <w:rStyle w:val="Hyperlink"/>
@@ -3450,7 +3450,7 @@
               <w:rPr>
                 <w:noProof/>
               </w:rPr>
-              <w:instrText xml:space="preserve"> PAGEREF _Toc239425447 \h </w:instrText>
+              <w:instrText xml:space="preserve"> PAGEREF _Toc239688305 \h </w:instrText>
             </w:r>
             <w:r>
               <w:rPr>
@@ -3490,7 +3490,7 @@
               <w:szCs w:val="22"/>
             </w:rPr>
           </w:pPr>
-          <w:hyperlink w:anchor="_Toc239425448" w:history="1">
+          <w:hyperlink w:anchor="_Toc239688306" w:history="1">
             <w:r>
               <w:rPr>
                 <w:rStyle w:val="Hyperlink"/>
@@ -3517,7 +3517,7 @@
               <w:rPr>
                 <w:noProof/>
               </w:rPr>
-              <w:instrText xml:space="preserve"> PAGEREF _Toc239425448 \h </w:instrText>
+              <w:instrText xml:space="preserve"> PAGEREF _Toc239688306 \h </w:instrText>
             </w:r>
             <w:r>
               <w:rPr>
@@ -3557,7 +3557,7 @@
               <w:szCs w:val="22"/>
             </w:rPr>
           </w:pPr>
-          <w:hyperlink w:anchor="_Toc239425449" w:history="1">
+          <w:hyperlink w:anchor="_Toc239688307" w:history="1">
             <w:r>
               <w:rPr>
                 <w:rStyle w:val="Hyperlink"/>
@@ -3584,7 +3584,7 @@
               <w:rPr>
                 <w:noProof/>
               </w:rPr>
-              <w:instrText xml:space="preserve"> PAGEREF _Toc239425449 \h </w:instrText>
+              <w:instrText xml:space="preserve"> PAGEREF _Toc239688307 \h </w:instrText>
             </w:r>
             <w:r>
               <w:rPr>
@@ -3624,7 +3624,7 @@
               <w:szCs w:val="22"/>
             </w:rPr>
           </w:pPr>
-          <w:hyperlink w:anchor="_Toc239425450" w:history="1">
+          <w:hyperlink w:anchor="_Toc239688308" w:history="1">
             <w:r>
               <w:rPr>
                 <w:rStyle w:val="Hyperlink"/>
@@ -3651,7 +3651,7 @@
               <w:rPr>
                 <w:noProof/>
               </w:rPr>
-              <w:instrText xml:space="preserve"> PAGEREF _Toc239425450 \h </w:instrText>
+              <w:instrText xml:space="preserve"> PAGEREF _Toc239688308 \h </w:instrText>
             </w:r>
             <w:r>
               <w:rPr>
@@ -3691,7 +3691,7 @@
               <w:szCs w:val="22"/>
             </w:rPr>
           </w:pPr>
-          <w:hyperlink w:anchor="_Toc239425451" w:history="1">
+          <w:hyperlink w:anchor="_Toc239688309" w:history="1">
             <w:r>
               <w:rPr>
                 <w:rStyle w:val="Hyperlink"/>
@@ -3718,7 +3718,7 @@
               <w:rPr>
                 <w:noProof/>
               </w:rPr>
-              <w:instrText xml:space="preserve"> PAGEREF _Toc239425451 \h </w:instrText>
+              <w:instrText xml:space="preserve"> PAGEREF _Toc239688309 \h </w:instrText>
             </w:r>
             <w:r>
               <w:rPr>
@@ -3758,7 +3758,7 @@
               <w:szCs w:val="22"/>
             </w:rPr>
           </w:pPr>
-          <w:hyperlink w:anchor="_Toc239425452" w:history="1">
+          <w:hyperlink w:anchor="_Toc239688310" w:history="1">
             <w:r>
               <w:rPr>
                 <w:rStyle w:val="Hyperlink"/>
@@ -3785,7 +3785,7 @@
               <w:rPr>
                 <w:noProof/>
               </w:rPr>
-              <w:instrText xml:space="preserve"> PAGEREF _Toc239425452 \h </w:instrText>
+              <w:instrText xml:space="preserve"> PAGEREF _Toc239688310 \h </w:instrText>
             </w:r>
             <w:r>
               <w:rPr>
@@ -3825,7 +3825,7 @@
               <w:szCs w:val="22"/>
             </w:rPr>
           </w:pPr>
-          <w:hyperlink w:anchor="_Toc239425453" w:history="1">
+          <w:hyperlink w:anchor="_Toc239688311" w:history="1">
             <w:r>
               <w:rPr>
                 <w:rStyle w:val="Hyperlink"/>
@@ -3852,7 +3852,7 @@
               <w:rPr>
                 <w:noProof/>
               </w:rPr>
-              <w:instrText xml:space="preserve"> PAGEREF _Toc239425453 \h </w:instrText>
+              <w:instrText xml:space="preserve"> PAGEREF _Toc239688311 \h </w:instrText>
             </w:r>
             <w:r>
               <w:rPr>
@@ -3892,7 +3892,7 @@
               <w:szCs w:val="22"/>
             </w:rPr>
           </w:pPr>
-          <w:hyperlink w:anchor="_Toc239425454" w:history="1">
+          <w:hyperlink w:anchor="_Toc239688312" w:history="1">
             <w:r>
               <w:rPr>
                 <w:rStyle w:val="Hyperlink"/>
@@ -3919,7 +3919,7 @@
               <w:rPr>
                 <w:noProof/>
               </w:rPr>
-              <w:instrText xml:space="preserve"> PAGEREF _Toc239425454 \h </w:instrText>
+              <w:instrText xml:space="preserve"> PAGEREF _Toc239688312 \h </w:instrText>
             </w:r>
             <w:r>
               <w:rPr>
@@ -3959,7 +3959,7 @@
               <w:szCs w:val="22"/>
             </w:rPr>
           </w:pPr>
-          <w:hyperlink w:anchor="_Toc239425455" w:history="1">
+          <w:hyperlink w:anchor="_Toc239688313" w:history="1">
             <w:r>
               <w:rPr>
                 <w:rStyle w:val="Hyperlink"/>
@@ -3986,7 +3986,7 @@
               <w:rPr>
                 <w:noProof/>
               </w:rPr>
-              <w:instrText xml:space="preserve"> PAGEREF _Toc239425455 \h </w:instrText>
+              <w:instrText xml:space="preserve"> PAGEREF _Toc239688313 \h </w:instrText>
             </w:r>
             <w:r>
               <w:rPr>
@@ -4026,7 +4026,7 @@
               <w:szCs w:val="22"/>
             </w:rPr>
           </w:pPr>
-          <w:hyperlink w:anchor="_Toc239425456" w:history="1">
+          <w:hyperlink w:anchor="_Toc239688314" w:history="1">
             <w:r>
               <w:rPr>
                 <w:rStyle w:val="Hyperlink"/>
@@ -4053,7 +4053,7 @@
               <w:rPr>
                 <w:noProof/>
               </w:rPr>
-              <w:instrText xml:space="preserve"> PAGEREF _Toc239425456 \h </w:instrText>
+              <w:instrText xml:space="preserve"> PAGEREF _Toc239688314 \h </w:instrText>
             </w:r>
             <w:r>
               <w:rPr>
@@ -4093,7 +4093,7 @@
               <w:szCs w:val="22"/>
             </w:rPr>
           </w:pPr>
-          <w:hyperlink w:anchor="_Toc239425457" w:history="1">
+          <w:hyperlink w:anchor="_Toc239688315" w:history="1">
             <w:r>
               <w:rPr>
                 <w:rStyle w:val="Hyperlink"/>
@@ -4120,7 +4120,7 @@
               <w:rPr>
                 <w:noProof/>
               </w:rPr>
-              <w:instrText xml:space="preserve"> PAGEREF _Toc239425457 \h </w:instrText>
+              <w:instrText xml:space="preserve"> PAGEREF _Toc239688315 \h </w:instrText>
             </w:r>
             <w:r>
               <w:rPr>
@@ -4160,7 +4160,7 @@
               <w:szCs w:val="22"/>
             </w:rPr>
           </w:pPr>
-          <w:hyperlink w:anchor="_Toc239425458" w:history="1">
+          <w:hyperlink w:anchor="_Toc239688316" w:history="1">
             <w:r>
               <w:rPr>
                 <w:rStyle w:val="Hyperlink"/>
@@ -4187,7 +4187,7 @@
               <w:rPr>
                 <w:noProof/>
               </w:rPr>
-              <w:instrText xml:space="preserve"> PAGEREF _Toc239425458 \h </w:instrText>
+              <w:instrText xml:space="preserve"> PAGEREF _Toc239688316 \h </w:instrText>
             </w:r>
             <w:r>
               <w:rPr>
@@ -4227,7 +4227,7 @@
               <w:szCs w:val="22"/>
             </w:rPr>
           </w:pPr>
-          <w:hyperlink w:anchor="_Toc239425459" w:history="1">
+          <w:hyperlink w:anchor="_Toc239688317" w:history="1">
             <w:r>
               <w:rPr>
                 <w:rStyle w:val="Hyperlink"/>
@@ -4254,7 +4254,7 @@
               <w:rPr>
                 <w:noProof/>
               </w:rPr>
-              <w:instrText xml:space="preserve"> PAGEREF _Toc239425459 \h </w:instrText>
+              <w:instrText xml:space="preserve"> PAGEREF _Toc239688317 \h </w:instrText>
             </w:r>
             <w:r>
               <w:rPr>
@@ -4294,7 +4294,7 @@
               <w:szCs w:val="22"/>
             </w:rPr>
           </w:pPr>
-          <w:hyperlink w:anchor="_Toc239425460" w:history="1">
+          <w:hyperlink w:anchor="_Toc239688318" w:history="1">
             <w:r>
               <w:rPr>
                 <w:rStyle w:val="Hyperlink"/>
@@ -4321,7 +4321,7 @@
               <w:rPr>
                 <w:noProof/>
               </w:rPr>
-              <w:instrText xml:space="preserve"> PAGEREF _Toc239425460 \h </w:instrText>
+              <w:instrText xml:space="preserve"> PAGEREF _Toc239688318 \h </w:instrText>
             </w:r>
             <w:r>
               <w:rPr>
@@ -4361,7 +4361,7 @@
               <w:szCs w:val="22"/>
             </w:rPr>
           </w:pPr>
-          <w:hyperlink w:anchor="_Toc239425461" w:history="1">
+          <w:hyperlink w:anchor="_Toc239688319" w:history="1">
             <w:r>
               <w:rPr>
                 <w:rStyle w:val="Hyperlink"/>
@@ -4388,7 +4388,7 @@
               <w:rPr>
                 <w:noProof/>
               </w:rPr>
-              <w:instrText xml:space="preserve"> PAGEREF _Toc239425461 \h </w:instrText>
+              <w:instrText xml:space="preserve"> PAGEREF _Toc239688319 \h </w:instrText>
             </w:r>
             <w:r>
               <w:rPr>
@@ -4428,7 +4428,7 @@
               <w:szCs w:val="22"/>
             </w:rPr>
           </w:pPr>
-          <w:hyperlink w:anchor="_Toc239425462" w:history="1">
+          <w:hyperlink w:anchor="_Toc239688320" w:history="1">
             <w:r>
               <w:rPr>
                 <w:rStyle w:val="Hyperlink"/>
@@ -4455,7 +4455,7 @@
               <w:rPr>
                 <w:noProof/>
               </w:rPr>
-              <w:instrText xml:space="preserve"> PAGEREF _Toc239425462 \h </w:instrText>
+              <w:instrText xml:space="preserve"> PAGEREF _Toc239688320 \h </w:instrText>
             </w:r>
             <w:r>
               <w:rPr>
@@ -4495,7 +4495,7 @@
               <w:szCs w:val="22"/>
             </w:rPr>
           </w:pPr>
-          <w:hyperlink w:anchor="_Toc239425463" w:history="1">
+          <w:hyperlink w:anchor="_Toc239688321" w:history="1">
             <w:r>
               <w:rPr>
                 <w:rStyle w:val="Hyperlink"/>
@@ -4522,7 +4522,7 @@
               <w:rPr>
                 <w:noProof/>
               </w:rPr>
-              <w:instrText xml:space="preserve"> PAGEREF _Toc239425463 \h </w:instrText>
+              <w:instrText xml:space="preserve"> PAGEREF _Toc239688321 \h </w:instrText>
             </w:r>
             <w:r>
               <w:rPr>
@@ -4562,7 +4562,7 @@
               <w:szCs w:val="22"/>
             </w:rPr>
           </w:pPr>
-          <w:hyperlink w:anchor="_Toc239425464" w:history="1">
+          <w:hyperlink w:anchor="_Toc239688322" w:history="1">
             <w:r>
               <w:rPr>
                 <w:rStyle w:val="Hyperlink"/>
@@ -4589,7 +4589,7 @@
               <w:rPr>
                 <w:noProof/>
               </w:rPr>
-              <w:instrText xml:space="preserve"> PAGEREF _Toc239425464 \h </w:instrText>
+              <w:instrText xml:space="preserve"> PAGEREF _Toc239688322 \h </w:instrText>
             </w:r>
             <w:r>
               <w:rPr>
@@ -4629,7 +4629,7 @@
               <w:szCs w:val="22"/>
             </w:rPr>
           </w:pPr>
-          <w:hyperlink w:anchor="_Toc239425465" w:history="1">
+          <w:hyperlink w:anchor="_Toc239688323" w:history="1">
             <w:r>
               <w:rPr>
                 <w:rStyle w:val="Hyperlink"/>
@@ -4656,7 +4656,7 @@
               <w:rPr>
                 <w:noProof/>
               </w:rPr>
-              <w:instrText xml:space="preserve"> PAGEREF _Toc239425465 \h </w:instrText>
+              <w:instrText xml:space="preserve"> PAGEREF _Toc239688323 \h </w:instrText>
             </w:r>
             <w:r>
               <w:rPr>
@@ -4696,7 +4696,7 @@
               <w:szCs w:val="22"/>
             </w:rPr>
           </w:pPr>
-          <w:hyperlink w:anchor="_Toc239425466" w:history="1">
+          <w:hyperlink w:anchor="_Toc239688324" w:history="1">
             <w:r>
               <w:rPr>
                 <w:rStyle w:val="Hyperlink"/>
@@ -4723,7 +4723,7 @@
               <w:rPr>
                 <w:noProof/>
               </w:rPr>
-              <w:instrText xml:space="preserve"> PAGEREF _Toc239425466 \h </w:instrText>
+              <w:instrText xml:space="preserve"> PAGEREF _Toc239688324 \h </w:instrText>
             </w:r>
             <w:r>
               <w:rPr>
@@ -4763,7 +4763,7 @@
               <w:szCs w:val="22"/>
             </w:rPr>
           </w:pPr>
-          <w:hyperlink w:anchor="_Toc239425467" w:history="1">
+          <w:hyperlink w:anchor="_Toc239688325" w:history="1">
             <w:r>
               <w:rPr>
                 <w:rStyle w:val="Hyperlink"/>
@@ -4790,7 +4790,7 @@
               <w:rPr>
                 <w:noProof/>
               </w:rPr>
-              <w:instrText xml:space="preserve"> PAGEREF _Toc239425467 \h </w:instrText>
+              <w:instrText xml:space="preserve"> PAGEREF _Toc239688325 \h </w:instrText>
             </w:r>
             <w:r>
               <w:rPr>
@@ -4830,7 +4830,7 @@
               <w:szCs w:val="22"/>
             </w:rPr>
           </w:pPr>
-          <w:hyperlink w:anchor="_Toc239425468" w:history="1">
+          <w:hyperlink w:anchor="_Toc239688326" w:history="1">
             <w:r>
               <w:rPr>
                 <w:rStyle w:val="Hyperlink"/>
@@ -4857,7 +4857,7 @@
               <w:rPr>
                 <w:noProof/>
               </w:rPr>
-              <w:instrText xml:space="preserve"> PAGEREF _Toc239425468 \h </w:instrText>
+              <w:instrText xml:space="preserve"> PAGEREF _Toc239688326 \h </w:instrText>
             </w:r>
             <w:r>
               <w:rPr>
@@ -4897,7 +4897,7 @@
               <w:szCs w:val="22"/>
             </w:rPr>
           </w:pPr>
-          <w:hyperlink w:anchor="_Toc239425469" w:history="1">
+          <w:hyperlink w:anchor="_Toc239688327" w:history="1">
             <w:r>
               <w:rPr>
                 <w:rStyle w:val="Hyperlink"/>
@@ -4924,7 +4924,7 @@
               <w:rPr>
                 <w:noProof/>
               </w:rPr>
-              <w:instrText xml:space="preserve"> PAGEREF _Toc239425469 \h </w:instrText>
+              <w:instrText xml:space="preserve"> PAGEREF _Toc239688327 \h </w:instrText>
             </w:r>
             <w:r>
               <w:rPr>
@@ -4964,7 +4964,7 @@
               <w:szCs w:val="22"/>
             </w:rPr>
           </w:pPr>
-          <w:hyperlink w:anchor="_Toc239425470" w:history="1">
+          <w:hyperlink w:anchor="_Toc239688328" w:history="1">
             <w:r>
               <w:rPr>
                 <w:rStyle w:val="Hyperlink"/>
@@ -4991,7 +4991,7 @@
               <w:rPr>
                 <w:noProof/>
               </w:rPr>
-              <w:instrText xml:space="preserve"> PAGEREF _Toc239425470 \h </w:instrText>
+              <w:instrText xml:space="preserve"> PAGEREF _Toc239688328 \h </w:instrText>
             </w:r>
             <w:r>
               <w:rPr>
@@ -5031,7 +5031,7 @@
               <w:szCs w:val="22"/>
             </w:rPr>
           </w:pPr>
-          <w:hyperlink w:anchor="_Toc239425471" w:history="1">
+          <w:hyperlink w:anchor="_Toc239688329" w:history="1">
             <w:r>
               <w:rPr>
                 <w:rStyle w:val="Hyperlink"/>
@@ -5058,7 +5058,7 @@
               <w:rPr>
                 <w:noProof/>
               </w:rPr>
-              <w:instrText xml:space="preserve"> PAGEREF _Toc239425471 \h </w:instrText>
+              <w:instrText xml:space="preserve"> PAGEREF _Toc239688329 \h </w:instrText>
             </w:r>
             <w:r>
               <w:rPr>
@@ -5098,7 +5098,7 @@
               <w:szCs w:val="22"/>
             </w:rPr>
           </w:pPr>
-          <w:hyperlink w:anchor="_Toc239425472" w:history="1">
+          <w:hyperlink w:anchor="_Toc239688330" w:history="1">
             <w:r>
               <w:rPr>
                 <w:rStyle w:val="Hyperlink"/>
@@ -5125,7 +5125,7 @@
               <w:rPr>
                 <w:noProof/>
               </w:rPr>
-              <w:instrText xml:space="preserve"> PAGEREF _Toc239425472 \h </w:instrText>
+              <w:instrText xml:space="preserve"> PAGEREF _Toc239688330 \h </w:instrText>
             </w:r>
             <w:r>
               <w:rPr>
@@ -5165,7 +5165,7 @@
               <w:szCs w:val="22"/>
             </w:rPr>
           </w:pPr>
-          <w:hyperlink w:anchor="_Toc239425473" w:history="1">
+          <w:hyperlink w:anchor="_Toc239688331" w:history="1">
             <w:r>
               <w:rPr>
                 <w:rStyle w:val="Hyperlink"/>
@@ -5192,7 +5192,7 @@
               <w:rPr>
                 <w:noProof/>
               </w:rPr>
-              <w:instrText xml:space="preserve"> PAGEREF _Toc239425473 \h </w:instrText>
+              <w:instrText xml:space="preserve"> PAGEREF _Toc239688331 \h </w:instrText>
             </w:r>
             <w:r>
               <w:rPr>
@@ -5232,7 +5232,7 @@
               <w:szCs w:val="22"/>
             </w:rPr>
           </w:pPr>
-          <w:hyperlink w:anchor="_Toc239425474" w:history="1">
+          <w:hyperlink w:anchor="_Toc239688332" w:history="1">
             <w:r>
               <w:rPr>
                 <w:rStyle w:val="Hyperlink"/>
@@ -5259,7 +5259,7 @@
               <w:rPr>
                 <w:noProof/>
               </w:rPr>
-              <w:instrText xml:space="preserve"> PAGEREF _Toc239425474 \h </w:instrText>
+              <w:instrText xml:space="preserve"> PAGEREF _Toc239688332 \h </w:instrText>
             </w:r>
             <w:r>
               <w:rPr>
@@ -5299,7 +5299,7 @@
               <w:szCs w:val="22"/>
             </w:rPr>
           </w:pPr>
-          <w:hyperlink w:anchor="_Toc239425475" w:history="1">
+          <w:hyperlink w:anchor="_Toc239688333" w:history="1">
             <w:r>
               <w:rPr>
                 <w:rStyle w:val="Hyperlink"/>
@@ -5326,7 +5326,7 @@
               <w:rPr>
                 <w:noProof/>
               </w:rPr>
-              <w:instrText xml:space="preserve"> PAGEREF _Toc239425475 \h </w:instrText>
+              <w:instrText xml:space="preserve"> PAGEREF _Toc239688333 \h </w:instrText>
             </w:r>
             <w:r>
               <w:rPr>
@@ -5366,7 +5366,7 @@
               <w:szCs w:val="22"/>
             </w:rPr>
           </w:pPr>
-          <w:hyperlink w:anchor="_Toc239425476" w:history="1">
+          <w:hyperlink w:anchor="_Toc239688334" w:history="1">
             <w:r>
               <w:rPr>
                 <w:rStyle w:val="Hyperlink"/>
@@ -5393,7 +5393,7 @@
               <w:rPr>
                 <w:noProof/>
               </w:rPr>
-              <w:instrText xml:space="preserve"> PAGEREF _Toc239425476 \h </w:instrText>
+              <w:instrText xml:space="preserve"> PAGEREF _Toc239688334 \h </w:instrText>
             </w:r>
             <w:r>
               <w:rPr>
@@ -5433,7 +5433,7 @@
               <w:szCs w:val="22"/>
             </w:rPr>
           </w:pPr>
-          <w:hyperlink w:anchor="_Toc239425477" w:history="1">
+          <w:hyperlink w:anchor="_Toc239688335" w:history="1">
             <w:r>
               <w:rPr>
                 <w:rStyle w:val="Hyperlink"/>
@@ -5460,7 +5460,7 @@
               <w:rPr>
                 <w:noProof/>
               </w:rPr>
-              <w:instrText xml:space="preserve"> PAGEREF _Toc239425477 \h </w:instrText>
+              <w:instrText xml:space="preserve"> PAGEREF _Toc239688335 \h </w:instrText>
             </w:r>
             <w:r>
               <w:rPr>
@@ -5500,7 +5500,7 @@
               <w:szCs w:val="22"/>
             </w:rPr>
           </w:pPr>
-          <w:hyperlink w:anchor="_Toc239425478" w:history="1">
+          <w:hyperlink w:anchor="_Toc239688336" w:history="1">
             <w:r>
               <w:rPr>
                 <w:rStyle w:val="Hyperlink"/>
@@ -5527,7 +5527,7 @@
               <w:rPr>
                 <w:noProof/>
               </w:rPr>
-              <w:instrText xml:space="preserve"> PAGEREF _Toc239425478 \h </w:instrText>
+              <w:instrText xml:space="preserve"> PAGEREF _Toc239688336 \h </w:instrText>
             </w:r>
             <w:r>
               <w:rPr>
@@ -5567,7 +5567,7 @@
               <w:szCs w:val="22"/>
             </w:rPr>
           </w:pPr>
-          <w:hyperlink w:anchor="_Toc239425479" w:history="1">
+          <w:hyperlink w:anchor="_Toc239688337" w:history="1">
             <w:r>
               <w:rPr>
                 <w:rStyle w:val="Hyperlink"/>
@@ -5594,7 +5594,7 @@
               <w:rPr>
                 <w:noProof/>
               </w:rPr>
-              <w:instrText xml:space="preserve"> PAGEREF _Toc239425479 \h </w:instrText>
+              <w:instrText xml:space="preserve"> PAGEREF _Toc239688337 \h </w:instrText>
             </w:r>
             <w:r>
               <w:rPr>
@@ -5634,7 +5634,7 @@
               <w:szCs w:val="22"/>
             </w:rPr>
           </w:pPr>
-          <w:hyperlink w:anchor="_Toc239425480" w:history="1">
+          <w:hyperlink w:anchor="_Toc239688338" w:history="1">
             <w:r>
               <w:rPr>
                 <w:rStyle w:val="Hyperlink"/>
@@ -5661,7 +5661,7 @@
               <w:rPr>
                 <w:noProof/>
               </w:rPr>
-              <w:instrText xml:space="preserve"> PAGEREF _Toc239425480 \h </w:instrText>
+              <w:instrText xml:space="preserve"> PAGEREF _Toc239688338 \h </w:instrText>
             </w:r>
             <w:r>
               <w:rPr>
@@ -5701,7 +5701,7 @@
               <w:szCs w:val="22"/>
             </w:rPr>
           </w:pPr>
-          <w:hyperlink w:anchor="_Toc239425481" w:history="1">
+          <w:hyperlink w:anchor="_Toc239688339" w:history="1">
             <w:r>
               <w:rPr>
                 <w:rStyle w:val="Hyperlink"/>
@@ -5728,7 +5728,7 @@
               <w:rPr>
                 <w:noProof/>
               </w:rPr>
-              <w:instrText xml:space="preserve"> PAGEREF _Toc239425481 \h </w:instrText>
+              <w:instrText xml:space="preserve"> PAGEREF _Toc239688339 \h </w:instrText>
             </w:r>
             <w:r>
               <w:rPr>
@@ -5768,7 +5768,7 @@
               <w:szCs w:val="22"/>
             </w:rPr>
           </w:pPr>
-          <w:hyperlink w:anchor="_Toc239425482" w:history="1">
+          <w:hyperlink w:anchor="_Toc239688340" w:history="1">
             <w:r>
               <w:rPr>
                 <w:rStyle w:val="Hyperlink"/>
@@ -5795,7 +5795,7 @@
               <w:rPr>
                 <w:noProof/>
               </w:rPr>
-              <w:instrText xml:space="preserve"> PAGEREF _Toc239425482 \h </w:instrText>
+              <w:instrText xml:space="preserve"> PAGEREF _Toc239688340 \h </w:instrText>
             </w:r>
             <w:r>
               <w:rPr>
@@ -5835,7 +5835,7 @@
               <w:szCs w:val="22"/>
             </w:rPr>
           </w:pPr>
-          <w:hyperlink w:anchor="_Toc239425483" w:history="1">
+          <w:hyperlink w:anchor="_Toc239688341" w:history="1">
             <w:r>
               <w:rPr>
                 <w:rStyle w:val="Hyperlink"/>
@@ -5862,7 +5862,7 @@
               <w:rPr>
                 <w:noProof/>
               </w:rPr>
-              <w:instrText xml:space="preserve"> PAGEREF _Toc239425483 \h </w:instrText>
+              <w:instrText xml:space="preserve"> PAGEREF _Toc239688341 \h </w:instrText>
             </w:r>
             <w:r>
               <w:rPr>
@@ -5902,7 +5902,7 @@
               <w:szCs w:val="22"/>
             </w:rPr>
           </w:pPr>
-          <w:hyperlink w:anchor="_Toc239425484" w:history="1">
+          <w:hyperlink w:anchor="_Toc239688342" w:history="1">
             <w:r>
               <w:rPr>
                 <w:rStyle w:val="Hyperlink"/>
@@ -5929,7 +5929,7 @@
               <w:rPr>
                 <w:noProof/>
               </w:rPr>
-              <w:instrText xml:space="preserve"> PAGEREF _Toc239425484 \h </w:instrText>
+              <w:instrText xml:space="preserve"> PAGEREF _Toc239688342 \h </w:instrText>
             </w:r>
             <w:r>
               <w:rPr>
@@ -5969,7 +5969,7 @@
               <w:szCs w:val="22"/>
             </w:rPr>
           </w:pPr>
-          <w:hyperlink w:anchor="_Toc239425485" w:history="1">
+          <w:hyperlink w:anchor="_Toc239688343" w:history="1">
             <w:r>
               <w:rPr>
                 <w:rStyle w:val="Hyperlink"/>
@@ -5996,7 +5996,7 @@
               <w:rPr>
                 <w:noProof/>
               </w:rPr>
-              <w:instrText xml:space="preserve"> PAGEREF _Toc239425485 \h </w:instrText>
+              <w:instrText xml:space="preserve"> PAGEREF _Toc239688343 \h </w:instrText>
             </w:r>
             <w:r>
               <w:rPr>
@@ -6036,7 +6036,7 @@
               <w:szCs w:val="22"/>
             </w:rPr>
           </w:pPr>
-          <w:hyperlink w:anchor="_Toc239425486" w:history="1">
+          <w:hyperlink w:anchor="_Toc239688344" w:history="1">
             <w:r>
               <w:rPr>
                 <w:rStyle w:val="Hyperlink"/>
@@ -6063,7 +6063,7 @@
               <w:rPr>
                 <w:noProof/>
               </w:rPr>
-              <w:instrText xml:space="preserve"> PAGEREF _Toc239425486 \h </w:instrText>
+              <w:instrText xml:space="preserve"> PAGEREF _Toc239688344 \h </w:instrText>
             </w:r>
             <w:r>
               <w:rPr>
@@ -6103,7 +6103,7 @@
               <w:szCs w:val="22"/>
             </w:rPr>
           </w:pPr>
-          <w:hyperlink w:anchor="_Toc239425487" w:history="1">
+          <w:hyperlink w:anchor="_Toc239688345" w:history="1">
             <w:r>
               <w:rPr>
                 <w:rStyle w:val="Hyperlink"/>
@@ -6130,7 +6130,7 @@
               <w:rPr>
                 <w:noProof/>
               </w:rPr>
-              <w:instrText xml:space="preserve"> PAGEREF _Toc239425487 \h </w:instrText>
+              <w:instrText xml:space="preserve"> PAGEREF _Toc239688345 \h </w:instrText>
             </w:r>
             <w:r>
               <w:rPr>
@@ -6170,7 +6170,7 @@
               <w:szCs w:val="22"/>
             </w:rPr>
           </w:pPr>
-          <w:hyperlink w:anchor="_Toc239425488" w:history="1">
+          <w:hyperlink w:anchor="_Toc239688346" w:history="1">
             <w:r>
               <w:rPr>
                 <w:rStyle w:val="Hyperlink"/>
@@ -6197,7 +6197,7 @@
               <w:rPr>
                 <w:noProof/>
               </w:rPr>
-              <w:instrText xml:space="preserve"> PAGEREF _Toc239425488 \h </w:instrText>
+              <w:instrText xml:space="preserve"> PAGEREF _Toc239688346 \h </w:instrText>
             </w:r>
             <w:r>
               <w:rPr>
@@ -6237,7 +6237,7 @@
               <w:szCs w:val="22"/>
             </w:rPr>
           </w:pPr>
-          <w:hyperlink w:anchor="_Toc239425489" w:history="1">
+          <w:hyperlink w:anchor="_Toc239688347" w:history="1">
             <w:r>
               <w:rPr>
                 <w:rStyle w:val="Hyperlink"/>
@@ -6264,7 +6264,7 @@
               <w:rPr>
                 <w:noProof/>
               </w:rPr>
-              <w:instrText xml:space="preserve"> PAGEREF _Toc239425489 \h </w:instrText>
+              <w:instrText xml:space="preserve"> PAGEREF _Toc239688347 \h </w:instrText>
             </w:r>
             <w:r>
               <w:rPr>
@@ -6304,7 +6304,7 @@
               <w:szCs w:val="22"/>
             </w:rPr>
           </w:pPr>
-          <w:hyperlink w:anchor="_Toc239425490" w:history="1">
+          <w:hyperlink w:anchor="_Toc239688348" w:history="1">
             <w:r>
               <w:rPr>
                 <w:rStyle w:val="Hyperlink"/>
@@ -6331,7 +6331,7 @@
               <w:rPr>
                 <w:noProof/>
               </w:rPr>
-              <w:instrText xml:space="preserve"> PAGEREF _Toc239425490 \h </w:instrText>
+              <w:instrText xml:space="preserve"> PAGEREF _Toc239688348 \h </w:instrText>
             </w:r>
             <w:r>
               <w:rPr>
@@ -6371,7 +6371,7 @@
               <w:szCs w:val="22"/>
             </w:rPr>
           </w:pPr>
-          <w:hyperlink w:anchor="_Toc239425491" w:history="1">
+          <w:hyperlink w:anchor="_Toc239688349" w:history="1">
             <w:r>
               <w:rPr>
                 <w:rStyle w:val="Hyperlink"/>
@@ -6398,7 +6398,7 @@
               <w:rPr>
                 <w:noProof/>
               </w:rPr>
-              <w:instrText xml:space="preserve"> PAGEREF _Toc239425491 \h </w:instrText>
+              <w:instrText xml:space="preserve"> PAGEREF _Toc239688349 \h </w:instrText>
             </w:r>
             <w:r>
               <w:rPr>
@@ -6438,7 +6438,7 @@
               <w:szCs w:val="22"/>
             </w:rPr>
           </w:pPr>
-          <w:hyperlink w:anchor="_Toc239425492" w:history="1">
+          <w:hyperlink w:anchor="_Toc239688350" w:history="1">
             <w:r>
               <w:rPr>
                 <w:rStyle w:val="Hyperlink"/>
@@ -6465,7 +6465,7 @@
               <w:rPr>
                 <w:noProof/>
               </w:rPr>
-              <w:instrText xml:space="preserve"> PAGEREF _Toc239425492 \h </w:instrText>
+              <w:instrText xml:space="preserve"> PAGEREF _Toc239688350 \h </w:instrText>
             </w:r>
             <w:r>
               <w:rPr>
@@ -6505,7 +6505,7 @@
               <w:szCs w:val="22"/>
             </w:rPr>
           </w:pPr>
-          <w:hyperlink w:anchor="_Toc239425493" w:history="1">
+          <w:hyperlink w:anchor="_Toc239688351" w:history="1">
             <w:r>
               <w:rPr>
                 <w:rStyle w:val="Hyperlink"/>
@@ -6532,7 +6532,7 @@
               <w:rPr>
                 <w:noProof/>
               </w:rPr>
-              <w:instrText xml:space="preserve"> PAGEREF _Toc239425493 \h </w:instrText>
+              <w:instrText xml:space="preserve"> PAGEREF _Toc239688351 \h </w:instrText>
             </w:r>
             <w:r>
               <w:rPr>
@@ -6572,7 +6572,7 @@
               <w:szCs w:val="22"/>
             </w:rPr>
           </w:pPr>
-          <w:hyperlink w:anchor="_Toc239425494" w:history="1">
+          <w:hyperlink w:anchor="_Toc239688352" w:history="1">
             <w:r>
               <w:rPr>
                 <w:rStyle w:val="Hyperlink"/>
@@ -6599,7 +6599,7 @@
               <w:rPr>
                 <w:noProof/>
               </w:rPr>
-              <w:instrText xml:space="preserve"> PAGEREF _Toc239425494 \h </w:instrText>
+              <w:instrText xml:space="preserve"> PAGEREF _Toc239688352 \h </w:instrText>
             </w:r>
             <w:r>
               <w:rPr>
@@ -6639,7 +6639,7 @@
               <w:szCs w:val="22"/>
             </w:rPr>
           </w:pPr>
-          <w:hyperlink w:anchor="_Toc239425495" w:history="1">
+          <w:hyperlink w:anchor="_Toc239688353" w:history="1">
             <w:r>
               <w:rPr>
                 <w:rStyle w:val="Hyperlink"/>
@@ -6666,7 +6666,7 @@
               <w:rPr>
                 <w:noProof/>
               </w:rPr>
-              <w:instrText xml:space="preserve"> PAGEREF _Toc239425495 \h </w:instrText>
+              <w:instrText xml:space="preserve"> PAGEREF _Toc239688353 \h </w:instrText>
             </w:r>
             <w:r>
               <w:rPr>
@@ -6706,7 +6706,7 @@
               <w:szCs w:val="22"/>
             </w:rPr>
           </w:pPr>
-          <w:hyperlink w:anchor="_Toc239425496" w:history="1">
+          <w:hyperlink w:anchor="_Toc239688354" w:history="1">
             <w:r>
               <w:rPr>
                 <w:rStyle w:val="Hyperlink"/>
@@ -6733,7 +6733,7 @@
               <w:rPr>
                 <w:noProof/>
               </w:rPr>
-              <w:instrText xml:space="preserve"> PAGEREF _Toc239425496 \h </w:instrText>
+              <w:instrText xml:space="preserve"> PAGEREF _Toc239688354 \h </w:instrText>
             </w:r>
             <w:r>
               <w:rPr>
@@ -6773,7 +6773,7 @@
               <w:szCs w:val="22"/>
             </w:rPr>
           </w:pPr>
-          <w:hyperlink w:anchor="_Toc239425497" w:history="1">
+          <w:hyperlink w:anchor="_Toc239688355" w:history="1">
             <w:r>
               <w:rPr>
                 <w:rStyle w:val="Hyperlink"/>
@@ -6782,7 +6782,7 @@
                 <w:bCs/>
                 <w:noProof/>
               </w:rPr>
-              <w:t>Lampiran A — Daftar Endpoint</w:t>
+              <w:t>BAB 12 — Perbaikan Berdasarkan Tinjauan</w:t>
             </w:r>
             <w:r>
               <w:rPr>
@@ -6800,7 +6800,7 @@
               <w:rPr>
                 <w:noProof/>
               </w:rPr>
-              <w:instrText xml:space="preserve"> PAGEREF _Toc239425497 \h </w:instrText>
+              <w:instrText xml:space="preserve"> PAGEREF _Toc239688355 \h </w:instrText>
             </w:r>
             <w:r>
               <w:rPr>
@@ -6818,6 +6818,408 @@
                 <w:noProof/>
               </w:rPr>
               <w:t>42</w:t>
+            </w:r>
+            <w:r>
+              <w:rPr>
+                <w:noProof/>
+              </w:rPr>
+              <w:fldChar w:fldCharType="end"/>
+            </w:r>
+          </w:hyperlink>
+        </w:p>
+        <w:p>
+          <w:pPr>
+            <w:pStyle w:val="TOC2"/>
+            <w:tabs>
+              <w:tab w:val="right" w:leader="dot" w:pos="9016"/>
+            </w:tabs>
+            <w:rPr>
+              <w:rFonts w:asciiTheme="minorHAnsi" w:eastAsiaTheme="minorEastAsia" w:hAnsiTheme="minorHAnsi" w:cstheme="minorBidi"/>
+              <w:noProof/>
+              <w:sz w:val="22"/>
+              <w:szCs w:val="22"/>
+            </w:rPr>
+          </w:pPr>
+          <w:hyperlink w:anchor="_Toc239688356" w:history="1">
+            <w:r>
+              <w:rPr>
+                <w:rStyle w:val="Hyperlink"/>
+                <w:rFonts w:ascii="Calibri" w:eastAsia="Calibri" w:hAnsi="Calibri" w:cs="Calibri"/>
+                <w:b/>
+                <w:bCs/>
+                <w:noProof/>
+              </w:rPr>
+              <w:t>12.1 Katalog Izin Dipindahkan ke Migration</w:t>
+            </w:r>
+            <w:r>
+              <w:rPr>
+                <w:noProof/>
+              </w:rPr>
+              <w:tab/>
+            </w:r>
+            <w:r>
+              <w:rPr>
+                <w:noProof/>
+              </w:rPr>
+              <w:fldChar w:fldCharType="begin"/>
+            </w:r>
+            <w:r>
+              <w:rPr>
+                <w:noProof/>
+              </w:rPr>
+              <w:instrText xml:space="preserve"> PAGEREF _Toc239688356 \h </w:instrText>
+            </w:r>
+            <w:r>
+              <w:rPr>
+                <w:noProof/>
+              </w:rPr>
+            </w:r>
+            <w:r>
+              <w:rPr>
+                <w:noProof/>
+              </w:rPr>
+              <w:fldChar w:fldCharType="separate"/>
+            </w:r>
+            <w:r>
+              <w:rPr>
+                <w:noProof/>
+              </w:rPr>
+              <w:t>42</w:t>
+            </w:r>
+            <w:r>
+              <w:rPr>
+                <w:noProof/>
+              </w:rPr>
+              <w:fldChar w:fldCharType="end"/>
+            </w:r>
+          </w:hyperlink>
+        </w:p>
+        <w:p>
+          <w:pPr>
+            <w:pStyle w:val="TOC3"/>
+            <w:tabs>
+              <w:tab w:val="right" w:leader="dot" w:pos="9016"/>
+            </w:tabs>
+            <w:rPr>
+              <w:rFonts w:asciiTheme="minorHAnsi" w:eastAsiaTheme="minorEastAsia" w:hAnsiTheme="minorHAnsi" w:cstheme="minorBidi"/>
+              <w:noProof/>
+              <w:sz w:val="22"/>
+              <w:szCs w:val="22"/>
+            </w:rPr>
+          </w:pPr>
+          <w:hyperlink w:anchor="_Toc239688357" w:history="1">
+            <w:r>
+              <w:rPr>
+                <w:rStyle w:val="Hyperlink"/>
+                <w:rFonts w:ascii="Calibri" w:eastAsia="Calibri" w:hAnsi="Calibri" w:cs="Calibri"/>
+                <w:b/>
+                <w:bCs/>
+                <w:noProof/>
+              </w:rPr>
+              <w:t>Masalah yang ditemukan</w:t>
+            </w:r>
+            <w:r>
+              <w:rPr>
+                <w:noProof/>
+              </w:rPr>
+              <w:tab/>
+            </w:r>
+            <w:r>
+              <w:rPr>
+                <w:noProof/>
+              </w:rPr>
+              <w:fldChar w:fldCharType="begin"/>
+            </w:r>
+            <w:r>
+              <w:rPr>
+                <w:noProof/>
+              </w:rPr>
+              <w:instrText xml:space="preserve"> PAGEREF _Toc239688357 \h </w:instrText>
+            </w:r>
+            <w:r>
+              <w:rPr>
+                <w:noProof/>
+              </w:rPr>
+            </w:r>
+            <w:r>
+              <w:rPr>
+                <w:noProof/>
+              </w:rPr>
+              <w:fldChar w:fldCharType="separate"/>
+            </w:r>
+            <w:r>
+              <w:rPr>
+                <w:noProof/>
+              </w:rPr>
+              <w:t>42</w:t>
+            </w:r>
+            <w:r>
+              <w:rPr>
+                <w:noProof/>
+              </w:rPr>
+              <w:fldChar w:fldCharType="end"/>
+            </w:r>
+          </w:hyperlink>
+        </w:p>
+        <w:p>
+          <w:pPr>
+            <w:pStyle w:val="TOC3"/>
+            <w:tabs>
+              <w:tab w:val="right" w:leader="dot" w:pos="9016"/>
+            </w:tabs>
+            <w:rPr>
+              <w:rFonts w:asciiTheme="minorHAnsi" w:eastAsiaTheme="minorEastAsia" w:hAnsiTheme="minorHAnsi" w:cstheme="minorBidi"/>
+              <w:noProof/>
+              <w:sz w:val="22"/>
+              <w:szCs w:val="22"/>
+            </w:rPr>
+          </w:pPr>
+          <w:hyperlink w:anchor="_Toc239688358" w:history="1">
+            <w:r>
+              <w:rPr>
+                <w:rStyle w:val="Hyperlink"/>
+                <w:rFonts w:ascii="Calibri" w:eastAsia="Calibri" w:hAnsi="Calibri" w:cs="Calibri"/>
+                <w:b/>
+                <w:bCs/>
+                <w:noProof/>
+              </w:rPr>
+              <w:t>Perbaikan</w:t>
+            </w:r>
+            <w:r>
+              <w:rPr>
+                <w:noProof/>
+              </w:rPr>
+              <w:tab/>
+            </w:r>
+            <w:r>
+              <w:rPr>
+                <w:noProof/>
+              </w:rPr>
+              <w:fldChar w:fldCharType="begin"/>
+            </w:r>
+            <w:r>
+              <w:rPr>
+                <w:noProof/>
+              </w:rPr>
+              <w:instrText xml:space="preserve"> PAGEREF _Toc239688358 \h </w:instrText>
+            </w:r>
+            <w:r>
+              <w:rPr>
+                <w:noProof/>
+              </w:rPr>
+            </w:r>
+            <w:r>
+              <w:rPr>
+                <w:noProof/>
+              </w:rPr>
+              <w:fldChar w:fldCharType="separate"/>
+            </w:r>
+            <w:r>
+              <w:rPr>
+                <w:noProof/>
+              </w:rPr>
+              <w:t>42</w:t>
+            </w:r>
+            <w:r>
+              <w:rPr>
+                <w:noProof/>
+              </w:rPr>
+              <w:fldChar w:fldCharType="end"/>
+            </w:r>
+          </w:hyperlink>
+        </w:p>
+        <w:p>
+          <w:pPr>
+            <w:pStyle w:val="TOC3"/>
+            <w:tabs>
+              <w:tab w:val="right" w:leader="dot" w:pos="9016"/>
+            </w:tabs>
+            <w:rPr>
+              <w:rFonts w:asciiTheme="minorHAnsi" w:eastAsiaTheme="minorEastAsia" w:hAnsiTheme="minorHAnsi" w:cstheme="minorBidi"/>
+              <w:noProof/>
+              <w:sz w:val="22"/>
+              <w:szCs w:val="22"/>
+            </w:rPr>
+          </w:pPr>
+          <w:hyperlink w:anchor="_Toc239688359" w:history="1">
+            <w:r>
+              <w:rPr>
+                <w:rStyle w:val="Hyperlink"/>
+                <w:rFonts w:ascii="Calibri" w:eastAsia="Calibri" w:hAnsi="Calibri" w:cs="Calibri"/>
+                <w:b/>
+                <w:bCs/>
+                <w:noProof/>
+              </w:rPr>
+              <w:t>Kenapa seeder memakai teks literal, bukan konstanta</w:t>
+            </w:r>
+            <w:r>
+              <w:rPr>
+                <w:noProof/>
+              </w:rPr>
+              <w:tab/>
+            </w:r>
+            <w:r>
+              <w:rPr>
+                <w:noProof/>
+              </w:rPr>
+              <w:fldChar w:fldCharType="begin"/>
+            </w:r>
+            <w:r>
+              <w:rPr>
+                <w:noProof/>
+              </w:rPr>
+              <w:instrText xml:space="preserve"> PAGEREF _Toc239688359 \h </w:instrText>
+            </w:r>
+            <w:r>
+              <w:rPr>
+                <w:noProof/>
+              </w:rPr>
+            </w:r>
+            <w:r>
+              <w:rPr>
+                <w:noProof/>
+              </w:rPr>
+              <w:fldChar w:fldCharType="separate"/>
+            </w:r>
+            <w:r>
+              <w:rPr>
+                <w:noProof/>
+              </w:rPr>
+              <w:t>43</w:t>
+            </w:r>
+            <w:r>
+              <w:rPr>
+                <w:noProof/>
+              </w:rPr>
+              <w:fldChar w:fldCharType="end"/>
+            </w:r>
+          </w:hyperlink>
+        </w:p>
+        <w:p>
+          <w:pPr>
+            <w:pStyle w:val="TOC3"/>
+            <w:tabs>
+              <w:tab w:val="right" w:leader="dot" w:pos="9016"/>
+            </w:tabs>
+            <w:rPr>
+              <w:rFonts w:asciiTheme="minorHAnsi" w:eastAsiaTheme="minorEastAsia" w:hAnsiTheme="minorHAnsi" w:cstheme="minorBidi"/>
+              <w:noProof/>
+              <w:sz w:val="22"/>
+              <w:szCs w:val="22"/>
+            </w:rPr>
+          </w:pPr>
+          <w:hyperlink w:anchor="_Toc239688360" w:history="1">
+            <w:r>
+              <w:rPr>
+                <w:rStyle w:val="Hyperlink"/>
+                <w:rFonts w:ascii="Calibri" w:eastAsia="Calibri" w:hAnsi="Calibri" w:cs="Calibri"/>
+                <w:b/>
+                <w:bCs/>
+                <w:noProof/>
+              </w:rPr>
+              <w:t>Dua pengaman yang berjalan tanpa perlu diingat</w:t>
+            </w:r>
+            <w:r>
+              <w:rPr>
+                <w:noProof/>
+              </w:rPr>
+              <w:tab/>
+            </w:r>
+            <w:r>
+              <w:rPr>
+                <w:noProof/>
+              </w:rPr>
+              <w:fldChar w:fldCharType="begin"/>
+            </w:r>
+            <w:r>
+              <w:rPr>
+                <w:noProof/>
+              </w:rPr>
+              <w:instrText xml:space="preserve"> PAGEREF _Toc239688360 \h </w:instrText>
+            </w:r>
+            <w:r>
+              <w:rPr>
+                <w:noProof/>
+              </w:rPr>
+            </w:r>
+            <w:r>
+              <w:rPr>
+                <w:noProof/>
+              </w:rPr>
+              <w:fldChar w:fldCharType="separate"/>
+            </w:r>
+            <w:r>
+              <w:rPr>
+                <w:noProof/>
+              </w:rPr>
+              <w:t>43</w:t>
+            </w:r>
+            <w:r>
+              <w:rPr>
+                <w:noProof/>
+              </w:rPr>
+              <w:fldChar w:fldCharType="end"/>
+            </w:r>
+          </w:hyperlink>
+        </w:p>
+        <w:p>
+          <w:pPr>
+            <w:pStyle w:val="TOC3"/>
+            <w:tabs>
+              <w:tab w:val="right" w:leader="dot" w:pos="9016"/>
+            </w:tabs>
+            <w:rPr>
+              <w:rFonts w:asciiTheme="minorHAnsi" w:eastAsiaTheme="minorEastAsia" w:hAnsiTheme="minorHAnsi" w:cstheme="minorBidi"/>
+              <w:noProof/>
+              <w:sz w:val="22"/>
+              <w:szCs w:val="22"/>
+            </w:rPr>
+          </w:pPr>
+          <w:hyperlink w:anchor="_Toc239688361" w:history="1">
+            <w:r>
+              <w:rPr>
+                <w:rStyle w:val="Hyperlink"/>
+                <w:rFonts w:ascii="Calibri" w:eastAsia="Calibri" w:hAnsi="Calibri" w:cs="Calibri"/>
+                <w:b/>
+                <w:bCs/>
+                <w:noProof/>
+              </w:rPr>
+              <w:t>Hasil pengujian</w:t>
+            </w:r>
+            <w:r>
+              <w:rPr>
+                <w:noProof/>
+              </w:rPr>
+              <w:tab/>
+            </w:r>
+            <w:r>
+              <w:rPr>
+                <w:noProof/>
+              </w:rPr>
+              <w:fldChar w:fldCharType="begin"/>
+            </w:r>
+            <w:r>
+              <w:rPr>
+                <w:noProof/>
+              </w:rPr>
+              <w:instrText xml:space="preserve"> PAGEREF _Toc239688361 \h </w:instrText>
+            </w:r>
+            <w:r>
+              <w:rPr>
+                <w:noProof/>
+              </w:rPr>
+            </w:r>
+            <w:r>
+              <w:rPr>
+                <w:noProof/>
+              </w:rPr>
+              <w:fldChar w:fldCharType="separate"/>
+            </w:r>
+            <w:r>
+              <w:rPr>
+                <w:noProof/>
+              </w:rPr>
+              <w:t>43</w:t>
             </w:r>
             <w:r>
               <w:rPr>
@@ -6840,7 +7242,7 @@
               <w:szCs w:val="22"/>
             </w:rPr>
           </w:pPr>
-          <w:hyperlink w:anchor="_Toc239425498" w:history="1">
+          <w:hyperlink w:anchor="_Toc239688362" w:history="1">
             <w:r>
               <w:rPr>
                 <w:rStyle w:val="Hyperlink"/>
@@ -6849,7 +7251,7 @@
                 <w:bCs/>
                 <w:noProof/>
               </w:rPr>
-              <w:t>Lampiran B — Variabel Konfigurasi</w:t>
+              <w:t>Lampiran A — Daftar Endpoint</w:t>
             </w:r>
             <w:r>
               <w:rPr>
@@ -6867,7 +7269,7 @@
               <w:rPr>
                 <w:noProof/>
               </w:rPr>
-              <w:instrText xml:space="preserve"> PAGEREF _Toc239425498 \h </w:instrText>
+              <w:instrText xml:space="preserve"> PAGEREF _Toc239688362 \h </w:instrText>
             </w:r>
             <w:r>
               <w:rPr>
@@ -6884,7 +7286,7 @@
               <w:rPr>
                 <w:noProof/>
               </w:rPr>
-              <w:t>42</w:t>
+              <w:t>44</w:t>
             </w:r>
             <w:r>
               <w:rPr>
@@ -6907,7 +7309,7 @@
               <w:szCs w:val="22"/>
             </w:rPr>
           </w:pPr>
-          <w:hyperlink w:anchor="_Toc239425499" w:history="1">
+          <w:hyperlink w:anchor="_Toc239688363" w:history="1">
             <w:r>
               <w:rPr>
                 <w:rStyle w:val="Hyperlink"/>
@@ -6916,6 +7318,73 @@
                 <w:bCs/>
                 <w:noProof/>
               </w:rPr>
+              <w:t>Lampiran B — Variabel Konfigurasi</w:t>
+            </w:r>
+            <w:r>
+              <w:rPr>
+                <w:noProof/>
+              </w:rPr>
+              <w:tab/>
+            </w:r>
+            <w:r>
+              <w:rPr>
+                <w:noProof/>
+              </w:rPr>
+              <w:fldChar w:fldCharType="begin"/>
+            </w:r>
+            <w:r>
+              <w:rPr>
+                <w:noProof/>
+              </w:rPr>
+              <w:instrText xml:space="preserve"> PAGEREF _Toc239688363 \h </w:instrText>
+            </w:r>
+            <w:r>
+              <w:rPr>
+                <w:noProof/>
+              </w:rPr>
+            </w:r>
+            <w:r>
+              <w:rPr>
+                <w:noProof/>
+              </w:rPr>
+              <w:fldChar w:fldCharType="separate"/>
+            </w:r>
+            <w:r>
+              <w:rPr>
+                <w:noProof/>
+              </w:rPr>
+              <w:t>44</w:t>
+            </w:r>
+            <w:r>
+              <w:rPr>
+                <w:noProof/>
+              </w:rPr>
+              <w:fldChar w:fldCharType="end"/>
+            </w:r>
+          </w:hyperlink>
+        </w:p>
+        <w:p>
+          <w:pPr>
+            <w:pStyle w:val="TOC1"/>
+            <w:tabs>
+              <w:tab w:val="right" w:leader="dot" w:pos="9016"/>
+            </w:tabs>
+            <w:rPr>
+              <w:rFonts w:asciiTheme="minorHAnsi" w:eastAsiaTheme="minorEastAsia" w:hAnsiTheme="minorHAnsi" w:cstheme="minorBidi"/>
+              <w:noProof/>
+              <w:sz w:val="22"/>
+              <w:szCs w:val="22"/>
+            </w:rPr>
+          </w:pPr>
+          <w:hyperlink w:anchor="_Toc239688364" w:history="1">
+            <w:r>
+              <w:rPr>
+                <w:rStyle w:val="Hyperlink"/>
+                <w:rFonts w:ascii="Calibri" w:eastAsia="Calibri" w:hAnsi="Calibri" w:cs="Calibri"/>
+                <w:b/>
+                <w:bCs/>
+                <w:noProof/>
+              </w:rPr>
               <w:t>Lampiran C — Perintah yang Sering Dipakai</w:t>
             </w:r>
             <w:r>
@@ -6934,7 +7403,7 @@
               <w:rPr>
                 <w:noProof/>
               </w:rPr>
-              <w:instrText xml:space="preserve"> PAGEREF _Toc239425499 \h </w:instrText>
+              <w:instrText xml:space="preserve"> PAGEREF _Toc239688364 \h </w:instrText>
             </w:r>
             <w:r>
               <w:rPr>
@@ -6951,7 +7420,7 @@
               <w:rPr>
                 <w:noProof/>
               </w:rPr>
-              <w:t>43</w:t>
+              <w:t>45</w:t>
             </w:r>
             <w:r>
               <w:rPr>
@@ -6978,7 +7447,7 @@
         <w:pStyle w:val="Heading1"/>
         <w:spacing w:before="360" w:after="180"/>
       </w:pPr>
-      <w:bookmarkStart w:id="1" w:name="_Toc239425403"/>
+      <w:bookmarkStart w:id="1" w:name="_Toc239688261"/>
       <w:r>
         <w:rPr>
           <w:rFonts w:ascii="Calibri" w:eastAsia="Calibri" w:hAnsi="Calibri" w:cs="Calibri"/>
@@ -6996,7 +7465,7 @@
         <w:pStyle w:val="Heading2"/>
         <w:spacing w:before="280" w:after="140"/>
       </w:pPr>
-      <w:bookmarkStart w:id="2" w:name="_Toc239425404"/>
+      <w:bookmarkStart w:id="2" w:name="_Toc239688262"/>
       <w:r>
         <w:rPr>
           <w:rFonts w:ascii="Calibri" w:eastAsia="Calibri" w:hAnsi="Calibri" w:cs="Calibri"/>
@@ -7079,7 +7548,7 @@
         <w:pStyle w:val="Heading2"/>
         <w:spacing w:before="280" w:after="140"/>
       </w:pPr>
-      <w:bookmarkStart w:id="3" w:name="_Toc239425405"/>
+      <w:bookmarkStart w:id="3" w:name="_Toc239688263"/>
       <w:r>
         <w:rPr>
           <w:rFonts w:ascii="Calibri" w:eastAsia="Calibri" w:hAnsi="Calibri" w:cs="Calibri"/>
@@ -7224,7 +7693,7 @@
         <w:pStyle w:val="Heading2"/>
         <w:spacing w:before="280" w:after="140"/>
       </w:pPr>
-      <w:bookmarkStart w:id="4" w:name="_Toc239425406"/>
+      <w:bookmarkStart w:id="4" w:name="_Toc239688264"/>
       <w:r>
         <w:rPr>
           <w:rFonts w:ascii="Calibri" w:eastAsia="Calibri" w:hAnsi="Calibri" w:cs="Calibri"/>
@@ -7273,7 +7742,7 @@
           <w:left w:w="10" w:type="dxa"/>
           <w:right w:w="10" w:type="dxa"/>
         </w:tblCellMar>
-        <w:tblLook w:val="04A0" w:firstRow="1" w:lastRow="0" w:firstColumn="1" w:lastColumn="0" w:noHBand="0" w:noVBand="1"/>
+        <w:tblLook w:val="0000" w:firstRow="0" w:lastRow="0" w:firstColumn="0" w:lastColumn="0" w:noHBand="0" w:noVBand="0"/>
       </w:tblPr>
       <w:tblGrid>
         <w:gridCol w:w="4513"/>
@@ -7813,7 +8282,7 @@
           <w:sz w:val="22"/>
           <w:szCs w:val="22"/>
         </w:rPr>
-        <w:t>Dua catatan penting. Pertama, tidak adanya pendaftaran mandiri adalah keputusan sadar: akun dibuat oleh administrator, sehingga tidak ada pintu masuk terbuka yang perlu dijaga. Kedua, penggantian email tidak disertakan karena email adalah identitas login —</w:t>
+        <w:t xml:space="preserve">Dua catatan penting. Pertama, tidak adanya pendaftaran mandiri adalah keputusan sadar: akun dibuat oleh administrator, sehingga tidak ada pintu masuk terbuka yang perlu dijaga. Kedua, penggantian </w:t>
       </w:r>
       <w:r>
         <w:rPr>
@@ -7821,7 +8290,7 @@
           <w:sz w:val="22"/>
           <w:szCs w:val="22"/>
         </w:rPr>
-        <w:t xml:space="preserve"> mengubahnya butuh alur verifikasi tersendiri ke alamat baru, yang merupakan fitur terpisah, bukan sekadar operasi pembaruan data.</w:t>
+        <w:t>email tidak disertakan karena email adalah identitas login — mengubahnya butuh alur verifikasi tersendiri ke alamat baru, yang merupakan fitur terpisah, bukan sekadar operasi pembaruan data.</w:t>
       </w:r>
     </w:p>
     <w:p>
@@ -7829,7 +8298,7 @@
         <w:pStyle w:val="Heading2"/>
         <w:spacing w:before="280" w:after="140"/>
       </w:pPr>
-      <w:bookmarkStart w:id="5" w:name="_Toc239425407"/>
+      <w:bookmarkStart w:id="5" w:name="_Toc239688265"/>
       <w:r>
         <w:rPr>
           <w:rFonts w:ascii="Calibri" w:eastAsia="Calibri" w:hAnsi="Calibri" w:cs="Calibri"/>
@@ -7852,15 +8321,7 @@
           <w:sz w:val="22"/>
           <w:szCs w:val="22"/>
         </w:rPr>
-        <w:t>Seluruh tujuan tercapai. Service berjalan sebagai kumpulan container yang dapat dinyalakan dengan satu pe</w:t>
-      </w:r>
-      <w:r>
-        <w:rPr>
-          <w:rFonts w:ascii="Calibri" w:eastAsia="Calibri" w:hAnsi="Calibri" w:cs="Calibri"/>
-          <w:sz w:val="22"/>
-          <w:szCs w:val="22"/>
-        </w:rPr>
-        <w:t>rintah, dengan hasil pengujian sebagai berikut:</w:t>
+        <w:t>Seluruh tujuan tercapai. Service berjalan sebagai kumpulan container yang dapat dinyalakan dengan satu perintah, dengan hasil pengujian sebagai berikut:</w:t>
       </w:r>
     </w:p>
     <w:tbl>
@@ -7878,7 +8339,7 @@
           <w:left w:w="10" w:type="dxa"/>
           <w:right w:w="10" w:type="dxa"/>
         </w:tblCellMar>
-        <w:tblLook w:val="04A0" w:firstRow="1" w:lastRow="0" w:firstColumn="1" w:lastColumn="0" w:noHBand="0" w:noVBand="1"/>
+        <w:tblLook w:val="0000" w:firstRow="0" w:lastRow="0" w:firstColumn="0" w:lastColumn="0" w:noHBand="0" w:noVBand="0"/>
       </w:tblPr>
       <w:tblGrid>
         <w:gridCol w:w="3400"/>
@@ -8256,7 +8717,15 @@
                 <w:sz w:val="19"/>
                 <w:szCs w:val="19"/>
               </w:rPr>
-              <w:t>Ketahanan saat broker restart</w:t>
+              <w:t>Ketahanan saat broker rest</w:t>
+            </w:r>
+            <w:r>
+              <w:rPr>
+                <w:rFonts w:ascii="Calibri" w:eastAsia="Calibri" w:hAnsi="Calibri" w:cs="Calibri"/>
+                <w:sz w:val="19"/>
+                <w:szCs w:val="19"/>
+              </w:rPr>
+              <w:t>art</w:t>
             </w:r>
           </w:p>
         </w:tc>
@@ -8312,15 +8781,7 @@
                 <w:sz w:val="19"/>
                 <w:szCs w:val="19"/>
               </w:rPr>
-              <w:t>Waktu penghentian</w:t>
-            </w:r>
-            <w:r>
-              <w:rPr>
-                <w:rFonts w:ascii="Calibri" w:eastAsia="Calibri" w:hAnsi="Calibri" w:cs="Calibri"/>
-                <w:sz w:val="19"/>
-                <w:szCs w:val="19"/>
-              </w:rPr>
-              <w:t xml:space="preserve"> container</w:t>
+              <w:t>Waktu penghentian container</w:t>
             </w:r>
           </w:p>
         </w:tc>
@@ -8472,7 +8933,7 @@
         <w:pStyle w:val="Heading1"/>
         <w:spacing w:before="360" w:after="180"/>
       </w:pPr>
-      <w:bookmarkStart w:id="6" w:name="_Toc239425408"/>
+      <w:bookmarkStart w:id="6" w:name="_Toc239688266"/>
       <w:r>
         <w:rPr>
           <w:rFonts w:ascii="Calibri" w:eastAsia="Calibri" w:hAnsi="Calibri" w:cs="Calibri"/>
@@ -8490,7 +8951,7 @@
         <w:pStyle w:val="Heading2"/>
         <w:spacing w:before="280" w:after="140"/>
       </w:pPr>
-      <w:bookmarkStart w:id="7" w:name="_Toc239425409"/>
+      <w:bookmarkStart w:id="7" w:name="_Toc239688267"/>
       <w:r>
         <w:rPr>
           <w:rFonts w:ascii="Calibri" w:eastAsia="Calibri" w:hAnsi="Calibri" w:cs="Calibri"/>
@@ -8569,7 +9030,7 @@
           <w:sz w:val="22"/>
           <w:szCs w:val="22"/>
         </w:rPr>
-        <w:t>Setiap komponen punya sifat yang berbeda, dan itulah alasan mereka tidak digabung. Lemari arsip dibuat rapi dan tahan lama, tapi mencarinya butuh waktu. Papan tulis sangat cepat dibaca, tapi isinya hilang kalau kantor pindah. Menyimpan foto di dalam lemari</w:t>
+        <w:t>Setiap komponen punya sifat yang berbeda, dan itulah alasan mereka tidak digabung. Lemari arsip dibuat rapi dan tahan lama, tapi mencarinya butuh waktu. Papan tulis sangat cepat dibaca, tapi is</w:t>
       </w:r>
       <w:r>
         <w:rPr>
@@ -8577,7 +9038,7 @@
           <w:sz w:val="22"/>
           <w:szCs w:val="22"/>
         </w:rPr>
-        <w:t xml:space="preserve"> arsip akan membuat lemari itu penuh dan lambat.</w:t>
+        <w:t>inya hilang kalau kantor pindah. Menyimpan foto di dalam lemari arsip akan membuat lemari itu penuh dan lambat.</w:t>
       </w:r>
     </w:p>
     <w:p>
@@ -8599,7 +9060,7 @@
         <w:pStyle w:val="Heading2"/>
         <w:spacing w:before="280" w:after="140"/>
       </w:pPr>
-      <w:bookmarkStart w:id="8" w:name="_Toc239425410"/>
+      <w:bookmarkStart w:id="8" w:name="_Toc239688268"/>
       <w:r>
         <w:rPr>
           <w:rFonts w:ascii="Calibri" w:eastAsia="Calibri" w:hAnsi="Calibri" w:cs="Calibri"/>
@@ -8626,7 +9087,7 @@
           <w:left w:w="10" w:type="dxa"/>
           <w:right w:w="10" w:type="dxa"/>
         </w:tblCellMar>
-        <w:tblLook w:val="04A0" w:firstRow="1" w:lastRow="0" w:firstColumn="1" w:lastColumn="0" w:noHBand="0" w:noVBand="1"/>
+        <w:tblLook w:val="0000" w:firstRow="0" w:lastRow="0" w:firstColumn="0" w:lastColumn="0" w:noHBand="0" w:noVBand="0"/>
       </w:tblPr>
       <w:tblGrid>
         <w:gridCol w:w="1900"/>
@@ -8665,17 +9126,7 @@
                 <w:sz w:val="19"/>
                 <w:szCs w:val="19"/>
               </w:rPr>
-              <w:t>A</w:t>
-            </w:r>
-            <w:r>
-              <w:rPr>
-                <w:rFonts w:ascii="Calibri" w:eastAsia="Calibri" w:hAnsi="Calibri" w:cs="Calibri"/>
-                <w:b/>
-                <w:bCs/>
-                <w:sz w:val="19"/>
-                <w:szCs w:val="19"/>
-              </w:rPr>
-              <w:t>spek</w:t>
+              <w:t>Aspek</w:t>
             </w:r>
           </w:p>
         </w:tc>
@@ -8758,7 +9209,15 @@
                 <w:sz w:val="19"/>
                 <w:szCs w:val="19"/>
               </w:rPr>
-              <w:t>Menerima permintaan HTTP dari klien, menjalankan pemeriksaan berlapis, lalu mengembalikan jawaban.</w:t>
+              <w:t>Menerima permintaan HTTP d</w:t>
+            </w:r>
+            <w:r>
+              <w:rPr>
+                <w:rFonts w:ascii="Calibri" w:eastAsia="Calibri" w:hAnsi="Calibri" w:cs="Calibri"/>
+                <w:sz w:val="19"/>
+                <w:szCs w:val="19"/>
+              </w:rPr>
+              <w:t>ari klien, menjalankan pemeriksaan berlapis, lalu mengembalikan jawaban.</w:t>
             </w:r>
           </w:p>
         </w:tc>
@@ -8997,7 +9456,7 @@
         <w:pStyle w:val="Heading2"/>
         <w:spacing w:before="280" w:after="140"/>
       </w:pPr>
-      <w:bookmarkStart w:id="9" w:name="_Toc239425411"/>
+      <w:bookmarkStart w:id="9" w:name="_Toc239688269"/>
       <w:r>
         <w:rPr>
           <w:rFonts w:ascii="Calibri" w:eastAsia="Calibri" w:hAnsi="Calibri" w:cs="Calibri"/>
@@ -9024,7 +9483,7 @@
           <w:left w:w="10" w:type="dxa"/>
           <w:right w:w="10" w:type="dxa"/>
         </w:tblCellMar>
-        <w:tblLook w:val="04A0" w:firstRow="1" w:lastRow="0" w:firstColumn="1" w:lastColumn="0" w:noHBand="0" w:noVBand="1"/>
+        <w:tblLook w:val="0000" w:firstRow="0" w:lastRow="0" w:firstColumn="0" w:lastColumn="0" w:noHBand="0" w:noVBand="0"/>
       </w:tblPr>
       <w:tblGrid>
         <w:gridCol w:w="1900"/>
@@ -9384,7 +9843,7 @@
         <w:pStyle w:val="Heading2"/>
         <w:spacing w:before="280" w:after="140"/>
       </w:pPr>
-      <w:bookmarkStart w:id="10" w:name="_Toc239425412"/>
+      <w:bookmarkStart w:id="10" w:name="_Toc239688270"/>
       <w:r>
         <w:rPr>
           <w:rFonts w:ascii="Calibri" w:eastAsia="Calibri" w:hAnsi="Calibri" w:cs="Calibri"/>
@@ -9411,7 +9870,7 @@
           <w:left w:w="10" w:type="dxa"/>
           <w:right w:w="10" w:type="dxa"/>
         </w:tblCellMar>
-        <w:tblLook w:val="04A0" w:firstRow="1" w:lastRow="0" w:firstColumn="1" w:lastColumn="0" w:noHBand="0" w:noVBand="1"/>
+        <w:tblLook w:val="0000" w:firstRow="0" w:lastRow="0" w:firstColumn="0" w:lastColumn="0" w:noHBand="0" w:noVBand="0"/>
       </w:tblPr>
       <w:tblGrid>
         <w:gridCol w:w="1900"/>
@@ -9750,7 +10209,7 @@
         <w:pStyle w:val="Heading2"/>
         <w:spacing w:before="280" w:after="140"/>
       </w:pPr>
-      <w:bookmarkStart w:id="11" w:name="_Toc239425413"/>
+      <w:bookmarkStart w:id="11" w:name="_Toc239688271"/>
       <w:r>
         <w:rPr>
           <w:rFonts w:ascii="Calibri" w:eastAsia="Calibri" w:hAnsi="Calibri" w:cs="Calibri"/>
@@ -9777,7 +10236,7 @@
           <w:left w:w="10" w:type="dxa"/>
           <w:right w:w="10" w:type="dxa"/>
         </w:tblCellMar>
-        <w:tblLook w:val="04A0" w:firstRow="1" w:lastRow="0" w:firstColumn="1" w:lastColumn="0" w:noHBand="0" w:noVBand="1"/>
+        <w:tblLook w:val="0000" w:firstRow="0" w:lastRow="0" w:firstColumn="0" w:lastColumn="0" w:noHBand="0" w:noVBand="0"/>
       </w:tblPr>
       <w:tblGrid>
         <w:gridCol w:w="1900"/>
@@ -10131,7 +10590,7 @@
         <w:pStyle w:val="Heading2"/>
         <w:spacing w:before="280" w:after="140"/>
       </w:pPr>
-      <w:bookmarkStart w:id="12" w:name="_Toc239425414"/>
+      <w:bookmarkStart w:id="12" w:name="_Toc239688272"/>
       <w:r>
         <w:rPr>
           <w:rFonts w:ascii="Calibri" w:eastAsia="Calibri" w:hAnsi="Calibri" w:cs="Calibri"/>
@@ -10158,7 +10617,7 @@
           <w:left w:w="10" w:type="dxa"/>
           <w:right w:w="10" w:type="dxa"/>
         </w:tblCellMar>
-        <w:tblLook w:val="04A0" w:firstRow="1" w:lastRow="0" w:firstColumn="1" w:lastColumn="0" w:noHBand="0" w:noVBand="1"/>
+        <w:tblLook w:val="0000" w:firstRow="0" w:lastRow="0" w:firstColumn="0" w:lastColumn="0" w:noHBand="0" w:noVBand="0"/>
       </w:tblPr>
       <w:tblGrid>
         <w:gridCol w:w="1900"/>
@@ -10521,7 +10980,7 @@
         <w:pStyle w:val="Heading2"/>
         <w:spacing w:before="280" w:after="140"/>
       </w:pPr>
-      <w:bookmarkStart w:id="13" w:name="_Toc239425415"/>
+      <w:bookmarkStart w:id="13" w:name="_Toc239688273"/>
       <w:r>
         <w:rPr>
           <w:rFonts w:ascii="Calibri" w:eastAsia="Calibri" w:hAnsi="Calibri" w:cs="Calibri"/>
@@ -10548,7 +11007,7 @@
           <w:left w:w="10" w:type="dxa"/>
           <w:right w:w="10" w:type="dxa"/>
         </w:tblCellMar>
-        <w:tblLook w:val="04A0" w:firstRow="1" w:lastRow="0" w:firstColumn="1" w:lastColumn="0" w:noHBand="0" w:noVBand="1"/>
+        <w:tblLook w:val="0000" w:firstRow="0" w:lastRow="0" w:firstColumn="0" w:lastColumn="0" w:noHBand="0" w:noVBand="0"/>
       </w:tblPr>
       <w:tblGrid>
         <w:gridCol w:w="1900"/>
@@ -10887,7 +11346,7 @@
         <w:pStyle w:val="Heading2"/>
         <w:spacing w:before="280" w:after="140"/>
       </w:pPr>
-      <w:bookmarkStart w:id="14" w:name="_Toc239425416"/>
+      <w:bookmarkStart w:id="14" w:name="_Toc239688274"/>
       <w:r>
         <w:rPr>
           <w:rFonts w:ascii="Calibri" w:eastAsia="Calibri" w:hAnsi="Calibri" w:cs="Calibri"/>
@@ -10915,7 +11374,7 @@
           <w:left w:w="10" w:type="dxa"/>
           <w:right w:w="10" w:type="dxa"/>
         </w:tblCellMar>
-        <w:tblLook w:val="04A0" w:firstRow="1" w:lastRow="0" w:firstColumn="1" w:lastColumn="0" w:noHBand="0" w:noVBand="1"/>
+        <w:tblLook w:val="0000" w:firstRow="0" w:lastRow="0" w:firstColumn="0" w:lastColumn="0" w:noHBand="0" w:noVBand="0"/>
       </w:tblPr>
       <w:tblGrid>
         <w:gridCol w:w="1900"/>
@@ -11277,7 +11736,7 @@
         <w:pStyle w:val="Heading2"/>
         <w:spacing w:before="280" w:after="140"/>
       </w:pPr>
-      <w:bookmarkStart w:id="15" w:name="_Toc239425417"/>
+      <w:bookmarkStart w:id="15" w:name="_Toc239688275"/>
       <w:r>
         <w:rPr>
           <w:rFonts w:ascii="Calibri" w:eastAsia="Calibri" w:hAnsi="Calibri" w:cs="Calibri"/>
@@ -11304,7 +11763,7 @@
           <w:left w:w="10" w:type="dxa"/>
           <w:right w:w="10" w:type="dxa"/>
         </w:tblCellMar>
-        <w:tblLook w:val="04A0" w:firstRow="1" w:lastRow="0" w:firstColumn="1" w:lastColumn="0" w:noHBand="0" w:noVBand="1"/>
+        <w:tblLook w:val="0000" w:firstRow="0" w:lastRow="0" w:firstColumn="0" w:lastColumn="0" w:noHBand="0" w:noVBand="0"/>
       </w:tblPr>
       <w:tblGrid>
         <w:gridCol w:w="1900"/>
@@ -11643,7 +12102,7 @@
         <w:pStyle w:val="Heading2"/>
         <w:spacing w:before="280" w:after="140"/>
       </w:pPr>
-      <w:bookmarkStart w:id="16" w:name="_Toc239425418"/>
+      <w:bookmarkStart w:id="16" w:name="_Toc239688276"/>
       <w:r>
         <w:rPr>
           <w:rFonts w:ascii="Calibri" w:eastAsia="Calibri" w:hAnsi="Calibri" w:cs="Calibri"/>
@@ -11670,7 +12129,7 @@
           <w:left w:w="10" w:type="dxa"/>
           <w:right w:w="10" w:type="dxa"/>
         </w:tblCellMar>
-        <w:tblLook w:val="04A0" w:firstRow="1" w:lastRow="0" w:firstColumn="1" w:lastColumn="0" w:noHBand="0" w:noVBand="1"/>
+        <w:tblLook w:val="0000" w:firstRow="0" w:lastRow="0" w:firstColumn="0" w:lastColumn="0" w:noHBand="0" w:noVBand="0"/>
       </w:tblPr>
       <w:tblGrid>
         <w:gridCol w:w="2200"/>
@@ -11907,7 +12366,7 @@
         <w:pStyle w:val="Heading2"/>
         <w:spacing w:before="280" w:after="140"/>
       </w:pPr>
-      <w:bookmarkStart w:id="17" w:name="_Toc239425419"/>
+      <w:bookmarkStart w:id="17" w:name="_Toc239688277"/>
       <w:r>
         <w:rPr>
           <w:rFonts w:ascii="Calibri" w:eastAsia="Calibri" w:hAnsi="Calibri" w:cs="Calibri"/>
@@ -11948,7 +12407,7 @@
           <w:left w:w="10" w:type="dxa"/>
           <w:right w:w="10" w:type="dxa"/>
         </w:tblCellMar>
-        <w:tblLook w:val="04A0" w:firstRow="1" w:lastRow="0" w:firstColumn="1" w:lastColumn="0" w:noHBand="0" w:noVBand="1"/>
+        <w:tblLook w:val="0000" w:firstRow="0" w:lastRow="0" w:firstColumn="0" w:lastColumn="0" w:noHBand="0" w:noVBand="0"/>
       </w:tblPr>
       <w:tblGrid>
         <w:gridCol w:w="2600"/>
@@ -12379,7 +12838,7 @@
           <w:sz w:val="22"/>
           <w:szCs w:val="22"/>
         </w:rPr>
-        <w:t>Memaksakan semuanya ke satu tempat berarti memakai alat yang salah untuk sebagian pekerjaan. Menyimpan foto sebagai kolom di</w:t>
+        <w:t>Memaksakan sem</w:t>
       </w:r>
       <w:r>
         <w:rPr>
@@ -12387,7 +12846,15 @@
           <w:sz w:val="22"/>
           <w:szCs w:val="22"/>
         </w:rPr>
-        <w:t xml:space="preserve"> database membuat setiap query menjadi berat. Menyimpan cache di database menghilangkan seluruh keuntungan kecepatannya. Menyimpan antrean di database mengharuskan kita menulis sendiri mekanisme yang sudah disediakan RabbitMQ.</w:t>
+        <w:t>uanya ke satu tempat berarti memakai alat yang salah untuk sebagian pekerjaan. Menyimpan foto sebagai kolom di database membuat setiap query menjadi berat. Menyimpan cache di database menghilangkan seluruh keuntungan kecepatannya. Menyimpan antrean di data</w:t>
+      </w:r>
+      <w:r>
+        <w:rPr>
+          <w:rFonts w:ascii="Calibri" w:eastAsia="Calibri" w:hAnsi="Calibri" w:cs="Calibri"/>
+          <w:sz w:val="22"/>
+          <w:szCs w:val="22"/>
+        </w:rPr>
+        <w:t>base mengharuskan kita menulis sendiri mekanisme yang sudah disediakan RabbitMQ.</w:t>
       </w:r>
     </w:p>
     <w:p>
@@ -12400,7 +12867,7 @@
         <w:pStyle w:val="Heading1"/>
         <w:spacing w:before="360" w:after="180"/>
       </w:pPr>
-      <w:bookmarkStart w:id="18" w:name="_Toc239425420"/>
+      <w:bookmarkStart w:id="18" w:name="_Toc239688278"/>
       <w:r>
         <w:rPr>
           <w:rFonts w:ascii="Calibri" w:eastAsia="Calibri" w:hAnsi="Calibri" w:cs="Calibri"/>
@@ -12432,7 +12899,7 @@
         <w:pStyle w:val="Heading2"/>
         <w:spacing w:before="280" w:after="140"/>
       </w:pPr>
-      <w:bookmarkStart w:id="19" w:name="_Toc239425421"/>
+      <w:bookmarkStart w:id="19" w:name="_Toc239688279"/>
       <w:r>
         <w:rPr>
           <w:rFonts w:ascii="Calibri" w:eastAsia="Calibri" w:hAnsi="Calibri" w:cs="Calibri"/>
@@ -12440,16 +12907,7 @@
           <w:bCs/>
           <w:color w:val="2E5496"/>
         </w:rPr>
-        <w:t>3.1 Dua Cara Menat</w:t>
-      </w:r>
-      <w:r>
-        <w:rPr>
-          <w:rFonts w:ascii="Calibri" w:eastAsia="Calibri" w:hAnsi="Calibri" w:cs="Calibri"/>
-          <w:b/>
-          <w:bCs/>
-          <w:color w:val="2E5496"/>
-        </w:rPr>
-        <w:t>a Folder</w:t>
+        <w:t>3.1 Dua Cara Menata Folder</w:t>
       </w:r>
       <w:bookmarkEnd w:id="19"/>
     </w:p>
@@ -12464,7 +12922,15 @@
           <w:sz w:val="22"/>
           <w:szCs w:val="22"/>
         </w:rPr>
-        <w:t>Ada dua pendekatan umum. Pendekatan pertama mengelompokkan berdasarkan jenis file:</w:t>
+        <w:t>Ada dua pendekatan umum. Pendekatan pertam</w:t>
+      </w:r>
+      <w:r>
+        <w:rPr>
+          <w:rFonts w:ascii="Calibri" w:eastAsia="Calibri" w:hAnsi="Calibri" w:cs="Calibri"/>
+          <w:sz w:val="22"/>
+          <w:szCs w:val="22"/>
+        </w:rPr>
+        <w:t>a mengelompokkan berdasarkan jenis file:</w:t>
       </w:r>
     </w:p>
     <w:p>
@@ -12508,15 +12974,7 @@
           <w:sz w:val="18"/>
           <w:szCs w:val="18"/>
         </w:rPr>
-        <w:t>routes/         -&gt; authRoutes, userRoutes</w:t>
-      </w:r>
-      <w:r>
-        <w:rPr>
-          <w:rFonts w:ascii="Consolas" w:eastAsia="Consolas" w:hAnsi="Consolas" w:cs="Consolas"/>
-          <w:sz w:val="18"/>
-          <w:szCs w:val="18"/>
-        </w:rPr>
-        <w:t>, roleRoutes</w:t>
+        <w:t>routes/         -&gt; authRoutes, userRoutes, roleRoutes</w:t>
       </w:r>
     </w:p>
     <w:p>
@@ -12530,7 +12988,15 @@
           <w:sz w:val="22"/>
           <w:szCs w:val="22"/>
         </w:rPr>
-        <w:t>Terlihat rapi, tetapi menyulitkan saat bekerja. Mengubah logika login berarti membuka tiga folder berbeda, dan semakin banyak fitur, semakin jauh jarak antara file-file yang sebenarnya saling berkaitan.</w:t>
+        <w:t>Terlihat rapi, tetapi menyulitkan saat</w:t>
+      </w:r>
+      <w:r>
+        <w:rPr>
+          <w:rFonts w:ascii="Calibri" w:eastAsia="Calibri" w:hAnsi="Calibri" w:cs="Calibri"/>
+          <w:sz w:val="22"/>
+          <w:szCs w:val="22"/>
+        </w:rPr>
+        <w:t xml:space="preserve"> bekerja. Mengubah logika login berarti membuka tiga folder berbeda, dan semakin banyak fitur, semakin jauh jarak antara file-file yang sebenarnya saling berkaitan.</w:t>
       </w:r>
     </w:p>
     <w:p>
@@ -12544,15 +13010,7 @@
           <w:sz w:val="22"/>
           <w:szCs w:val="22"/>
         </w:rPr>
-        <w:t>Pendekatan kedua mengelompokkan berdasar</w:t>
-      </w:r>
-      <w:r>
-        <w:rPr>
-          <w:rFonts w:ascii="Calibri" w:eastAsia="Calibri" w:hAnsi="Calibri" w:cs="Calibri"/>
-          <w:sz w:val="22"/>
-          <w:szCs w:val="22"/>
-        </w:rPr>
-        <w:t>kan fitur, dan inilah yang dipakai:</w:t>
+        <w:t>Pendekatan kedua mengelompokkan berdasarkan fitur, dan inilah yang dipakai:</w:t>
       </w:r>
     </w:p>
     <w:p>
@@ -12581,7 +13039,15 @@
           <w:sz w:val="18"/>
           <w:szCs w:val="18"/>
         </w:rPr>
-        <w:t xml:space="preserve">  auth/     -&gt; auth.controller.js, auth.service.js, auth.routes.js</w:t>
+        <w:t xml:space="preserve">  auth</w:t>
+      </w:r>
+      <w:r>
+        <w:rPr>
+          <w:rFonts w:ascii="Consolas" w:eastAsia="Consolas" w:hAnsi="Consolas" w:cs="Consolas"/>
+          <w:sz w:val="18"/>
+          <w:szCs w:val="18"/>
+        </w:rPr>
+        <w:t>/     -&gt; auth.controller.js, auth.service.js, auth.routes.js</w:t>
       </w:r>
     </w:p>
     <w:p>
@@ -12640,7 +13106,7 @@
         <w:pStyle w:val="Heading2"/>
         <w:spacing w:before="280" w:after="140"/>
       </w:pPr>
-      <w:bookmarkStart w:id="20" w:name="_Toc239425422"/>
+      <w:bookmarkStart w:id="20" w:name="_Toc239688280"/>
       <w:r>
         <w:rPr>
           <w:rFonts w:ascii="Calibri" w:eastAsia="Calibri" w:hAnsi="Calibri" w:cs="Calibri"/>
@@ -12689,7 +13155,7 @@
           <w:left w:w="10" w:type="dxa"/>
           <w:right w:w="10" w:type="dxa"/>
         </w:tblCellMar>
-        <w:tblLook w:val="04A0" w:firstRow="1" w:lastRow="0" w:firstColumn="1" w:lastColumn="0" w:noHBand="0" w:noVBand="1"/>
+        <w:tblLook w:val="0000" w:firstRow="0" w:lastRow="0" w:firstColumn="0" w:lastColumn="0" w:noHBand="0" w:noVBand="0"/>
       </w:tblPr>
       <w:tblGrid>
         <w:gridCol w:w="1603"/>
@@ -14279,7 +14745,7 @@
         <w:pStyle w:val="Heading2"/>
         <w:spacing w:before="280" w:after="140"/>
       </w:pPr>
-      <w:bookmarkStart w:id="21" w:name="_Toc239425423"/>
+      <w:bookmarkStart w:id="21" w:name="_Toc239688281"/>
       <w:r>
         <w:rPr>
           <w:rFonts w:ascii="Calibri" w:eastAsia="Calibri" w:hAnsi="Calibri" w:cs="Calibri"/>
@@ -14320,7 +14786,7 @@
           <w:left w:w="10" w:type="dxa"/>
           <w:right w:w="10" w:type="dxa"/>
         </w:tblCellMar>
-        <w:tblLook w:val="04A0" w:firstRow="1" w:lastRow="0" w:firstColumn="1" w:lastColumn="0" w:noHBand="0" w:noVBand="1"/>
+        <w:tblLook w:val="0000" w:firstRow="0" w:lastRow="0" w:firstColumn="0" w:lastColumn="0" w:noHBand="0" w:noVBand="0"/>
       </w:tblPr>
       <w:tblGrid>
         <w:gridCol w:w="700"/>
@@ -14767,7 +15233,7 @@
         <w:pStyle w:val="Heading2"/>
         <w:spacing w:before="280" w:after="140"/>
       </w:pPr>
-      <w:bookmarkStart w:id="22" w:name="_Toc239425424"/>
+      <w:bookmarkStart w:id="22" w:name="_Toc239688282"/>
       <w:r>
         <w:rPr>
           <w:rFonts w:ascii="Calibri" w:eastAsia="Calibri" w:hAnsi="Calibri" w:cs="Calibri"/>
@@ -14798,7 +15264,7 @@
         <w:pStyle w:val="Heading3"/>
         <w:spacing w:before="220" w:after="110"/>
       </w:pPr>
-      <w:bookmarkStart w:id="23" w:name="_Toc239425425"/>
+      <w:bookmarkStart w:id="23" w:name="_Toc239688283"/>
       <w:r>
         <w:rPr>
           <w:rFonts w:ascii="Calibri" w:eastAsia="Calibri" w:hAnsi="Calibri" w:cs="Calibri"/>
@@ -14885,7 +15351,7 @@
         <w:pStyle w:val="Heading3"/>
         <w:spacing w:before="220" w:after="110"/>
       </w:pPr>
-      <w:bookmarkStart w:id="24" w:name="_Toc239425426"/>
+      <w:bookmarkStart w:id="24" w:name="_Toc239688284"/>
       <w:r>
         <w:rPr>
           <w:rFonts w:ascii="Calibri" w:eastAsia="Calibri" w:hAnsi="Calibri" w:cs="Calibri"/>
@@ -14979,7 +15445,7 @@
         <w:pStyle w:val="Heading3"/>
         <w:spacing w:before="220" w:after="110"/>
       </w:pPr>
-      <w:bookmarkStart w:id="25" w:name="_Toc239425427"/>
+      <w:bookmarkStart w:id="25" w:name="_Toc239688285"/>
       <w:r>
         <w:rPr>
           <w:rFonts w:ascii="Calibri" w:eastAsia="Calibri" w:hAnsi="Calibri" w:cs="Calibri"/>
@@ -15042,7 +15508,7 @@
         <w:pStyle w:val="Heading3"/>
         <w:spacing w:before="220" w:after="110"/>
       </w:pPr>
-      <w:bookmarkStart w:id="26" w:name="_Toc239425428"/>
+      <w:bookmarkStart w:id="26" w:name="_Toc239688286"/>
       <w:r>
         <w:rPr>
           <w:rFonts w:ascii="Calibri" w:eastAsia="Calibri" w:hAnsi="Calibri" w:cs="Calibri"/>
@@ -15159,7 +15625,7 @@
         <w:pStyle w:val="Heading3"/>
         <w:spacing w:before="220" w:after="110"/>
       </w:pPr>
-      <w:bookmarkStart w:id="27" w:name="_Toc239425429"/>
+      <w:bookmarkStart w:id="27" w:name="_Toc239688287"/>
       <w:r>
         <w:rPr>
           <w:rFonts w:ascii="Calibri" w:eastAsia="Calibri" w:hAnsi="Calibri" w:cs="Calibri"/>
@@ -15222,7 +15688,7 @@
         <w:pStyle w:val="Heading3"/>
         <w:spacing w:before="220" w:after="110"/>
       </w:pPr>
-      <w:bookmarkStart w:id="28" w:name="_Toc239425430"/>
+      <w:bookmarkStart w:id="28" w:name="_Toc239688288"/>
       <w:r>
         <w:rPr>
           <w:rFonts w:ascii="Calibri" w:eastAsia="Calibri" w:hAnsi="Calibri" w:cs="Calibri"/>
@@ -15271,7 +15737,7 @@
         <w:pStyle w:val="Heading2"/>
         <w:spacing w:before="280" w:after="140"/>
       </w:pPr>
-      <w:bookmarkStart w:id="29" w:name="_Toc239425431"/>
+      <w:bookmarkStart w:id="29" w:name="_Toc239688289"/>
       <w:r>
         <w:rPr>
           <w:rFonts w:ascii="Calibri" w:eastAsia="Calibri" w:hAnsi="Calibri" w:cs="Calibri"/>
@@ -15298,7 +15764,7 @@
           <w:left w:w="10" w:type="dxa"/>
           <w:right w:w="10" w:type="dxa"/>
         </w:tblCellMar>
-        <w:tblLook w:val="04A0" w:firstRow="1" w:lastRow="0" w:firstColumn="1" w:lastColumn="0" w:noHBand="0" w:noVBand="1"/>
+        <w:tblLook w:val="0000" w:firstRow="0" w:lastRow="0" w:firstColumn="0" w:lastColumn="0" w:noHBand="0" w:noVBand="0"/>
       </w:tblPr>
       <w:tblGrid>
         <w:gridCol w:w="3000"/>
@@ -15758,7 +16224,7 @@
         <w:pStyle w:val="Heading1"/>
         <w:spacing w:before="360" w:after="180"/>
       </w:pPr>
-      <w:bookmarkStart w:id="30" w:name="_Toc239425432"/>
+      <w:bookmarkStart w:id="30" w:name="_Toc239688290"/>
       <w:r>
         <w:rPr>
           <w:rFonts w:ascii="Calibri" w:eastAsia="Calibri" w:hAnsi="Calibri" w:cs="Calibri"/>
@@ -15776,7 +16242,7 @@
         <w:pStyle w:val="Heading2"/>
         <w:spacing w:before="280" w:after="140"/>
       </w:pPr>
-      <w:bookmarkStart w:id="31" w:name="_Toc239425433"/>
+      <w:bookmarkStart w:id="31" w:name="_Toc239688291"/>
       <w:r>
         <w:rPr>
           <w:rFonts w:ascii="Calibri" w:eastAsia="Calibri" w:hAnsi="Calibri" w:cs="Calibri"/>
@@ -16088,7 +16554,7 @@
         <w:pStyle w:val="Heading2"/>
         <w:spacing w:before="280" w:after="140"/>
       </w:pPr>
-      <w:bookmarkStart w:id="32" w:name="_Toc239425434"/>
+      <w:bookmarkStart w:id="32" w:name="_Toc239688292"/>
       <w:r>
         <w:rPr>
           <w:rFonts w:ascii="Calibri" w:eastAsia="Calibri" w:hAnsi="Calibri" w:cs="Calibri"/>
@@ -16105,7 +16571,7 @@
         <w:pStyle w:val="Heading3"/>
         <w:spacing w:before="220" w:after="110"/>
       </w:pPr>
-      <w:bookmarkStart w:id="33" w:name="_Toc239425435"/>
+      <w:bookmarkStart w:id="33" w:name="_Toc239688293"/>
       <w:r>
         <w:rPr>
           <w:rFonts w:ascii="Calibri" w:eastAsia="Calibri" w:hAnsi="Calibri" w:cs="Calibri"/>
@@ -16146,7 +16612,7 @@
         <w:pStyle w:val="Heading3"/>
         <w:spacing w:before="220" w:after="110"/>
       </w:pPr>
-      <w:bookmarkStart w:id="34" w:name="_Toc239425436"/>
+      <w:bookmarkStart w:id="34" w:name="_Toc239688294"/>
       <w:r>
         <w:rPr>
           <w:rFonts w:ascii="Calibri" w:eastAsia="Calibri" w:hAnsi="Calibri" w:cs="Calibri"/>
@@ -16175,7 +16641,7 @@
           <w:left w:w="10" w:type="dxa"/>
           <w:right w:w="10" w:type="dxa"/>
         </w:tblCellMar>
-        <w:tblLook w:val="04A0" w:firstRow="1" w:lastRow="0" w:firstColumn="1" w:lastColumn="0" w:noHBand="0" w:noVBand="1"/>
+        <w:tblLook w:val="0000" w:firstRow="0" w:lastRow="0" w:firstColumn="0" w:lastColumn="0" w:noHBand="0" w:noVBand="0"/>
       </w:tblPr>
       <w:tblGrid>
         <w:gridCol w:w="2600"/>
@@ -16542,7 +17008,7 @@
         <w:pStyle w:val="Heading3"/>
         <w:spacing w:before="220" w:after="110"/>
       </w:pPr>
-      <w:bookmarkStart w:id="35" w:name="_Toc239425437"/>
+      <w:bookmarkStart w:id="35" w:name="_Toc239688295"/>
       <w:r>
         <w:rPr>
           <w:rFonts w:ascii="Calibri" w:eastAsia="Calibri" w:hAnsi="Calibri" w:cs="Calibri"/>
@@ -16606,7 +17072,7 @@
         <w:pStyle w:val="Heading3"/>
         <w:spacing w:before="220" w:after="110"/>
       </w:pPr>
-      <w:bookmarkStart w:id="36" w:name="_Toc239425438"/>
+      <w:bookmarkStart w:id="36" w:name="_Toc239688296"/>
       <w:r>
         <w:rPr>
           <w:rFonts w:ascii="Calibri" w:eastAsia="Calibri" w:hAnsi="Calibri" w:cs="Calibri"/>
@@ -16645,7 +17111,7 @@
           <w:sz w:val="22"/>
           <w:szCs w:val="22"/>
         </w:rPr>
-        <w:t>Alasannya, alamat mengandung nama host, port, dan protokol — se</w:t>
+        <w:t>Alasannya, alamat mengandung nama host, port, dan protokol — semuanya berubah ketika aplikasi dipindahkan ke server sungg</w:t>
       </w:r>
       <w:r>
         <w:rPr>
@@ -16653,7 +17119,7 @@
           <w:sz w:val="22"/>
           <w:szCs w:val="22"/>
         </w:rPr>
-        <w:t xml:space="preserve">muanya berubah ketika aplikasi dipindahkan ke server sungguhan. Kalau alamat lengkap tersimpan di database, seluruh baris avatar akan menunjuk lokasi yang salah dan harus diperbaiki lewat migration khusus. Selain itu akses ke MinIO memakai alamat bertanda </w:t>
+        <w:t>uhan. Kalau alamat lengkap tersimpan di database, seluruh baris avatar akan menunjuk lokasi yang salah dan harus diperbaiki lewat migration khusus. Selain itu akses ke MinIO memakai alamat bertanda tangan yang berubah setiap kali dibuat, sehingga memang mu</w:t>
       </w:r>
       <w:r>
         <w:rPr>
@@ -16661,7 +17127,7 @@
           <w:sz w:val="22"/>
           <w:szCs w:val="22"/>
         </w:rPr>
-        <w:t>tangan yang berubah setiap kali dibuat, sehingga memang mustahil disimpan.</w:t>
+        <w:t>stahil disimpan.</w:t>
       </w:r>
     </w:p>
     <w:p>
@@ -16689,7 +17155,7 @@
         <w:pStyle w:val="Heading3"/>
         <w:spacing w:before="220" w:after="110"/>
       </w:pPr>
-      <w:bookmarkStart w:id="37" w:name="_Toc239425439"/>
+      <w:bookmarkStart w:id="37" w:name="_Toc239688297"/>
       <w:r>
         <w:rPr>
           <w:rFonts w:ascii="Calibri" w:eastAsia="Calibri" w:hAnsi="Calibri" w:cs="Calibri"/>
@@ -16699,18 +17165,7 @@
           <w:sz w:val="23"/>
           <w:szCs w:val="23"/>
         </w:rPr>
-        <w:t>Keputusan 5 — Penamaan kolom snake_case, penamaan atribut camel</w:t>
-      </w:r>
-      <w:r>
-        <w:rPr>
-          <w:rFonts w:ascii="Calibri" w:eastAsia="Calibri" w:hAnsi="Calibri" w:cs="Calibri"/>
-          <w:b/>
-          <w:bCs/>
-          <w:color w:val="44546A"/>
-          <w:sz w:val="23"/>
-          <w:szCs w:val="23"/>
-        </w:rPr>
-        <w:t>Case</w:t>
+        <w:t>Keputusan 5 — Penamaan kolom snake_case, penamaan atribut camelCase</w:t>
       </w:r>
       <w:bookmarkEnd w:id="37"/>
     </w:p>
@@ -16725,7 +17180,7 @@
           <w:sz w:val="22"/>
           <w:szCs w:val="22"/>
         </w:rPr>
-        <w:t>PostgreSQL memakai konvensi penulisan dengan garis bawah, sedangkan JavaScript memakai huruf kapital di tengah kata. Keduanya benar di lingkungannya masing-masing, sehingga tidak ada yang perlu mengalah. Sequelize menjembatani otomatis melalui pengatu</w:t>
+        <w:t>PostgreSQL memakai konvensi penulisan dengan garis ba</w:t>
       </w:r>
       <w:r>
         <w:rPr>
@@ -16733,7 +17188,15 @@
           <w:sz w:val="22"/>
           <w:szCs w:val="22"/>
         </w:rPr>
-        <w:t>ran underscored, yang ditulis sekali di berkas konfigurasi dan berlaku untuk seluruh model.</w:t>
+        <w:t>wah, sedangkan JavaScript memakai huruf kapital di tengah kata. Keduanya benar di lingkungannya masing-masing, sehingga tidak ada yang perlu mengalah. Sequelize menjembatani otomatis melalui pengaturan underscored, yang ditulis sekali di berkas konfigurasi</w:t>
+      </w:r>
+      <w:r>
+        <w:rPr>
+          <w:rFonts w:ascii="Calibri" w:eastAsia="Calibri" w:hAnsi="Calibri" w:cs="Calibri"/>
+          <w:sz w:val="22"/>
+          <w:szCs w:val="22"/>
+        </w:rPr>
+        <w:t xml:space="preserve"> dan berlaku untuk seluruh model.</w:t>
       </w:r>
     </w:p>
     <w:p>
@@ -16741,7 +17204,7 @@
         <w:pStyle w:val="Heading2"/>
         <w:spacing w:before="280" w:after="140"/>
       </w:pPr>
-      <w:bookmarkStart w:id="38" w:name="_Toc239425440"/>
+      <w:bookmarkStart w:id="38" w:name="_Toc239688298"/>
       <w:r>
         <w:rPr>
           <w:rFonts w:ascii="Calibri" w:eastAsia="Calibri" w:hAnsi="Calibri" w:cs="Calibri"/>
@@ -16764,15 +17227,7 @@
           <w:sz w:val="22"/>
           <w:szCs w:val="22"/>
         </w:rPr>
-        <w:t>Ketiganya berhubungan dengan database, tetapi menjawab pertanyaan yang berbeda. Kebingungan antara ketiganya sangat umum,</w:t>
-      </w:r>
-      <w:r>
-        <w:rPr>
-          <w:rFonts w:ascii="Calibri" w:eastAsia="Calibri" w:hAnsi="Calibri" w:cs="Calibri"/>
-          <w:sz w:val="22"/>
-          <w:szCs w:val="22"/>
-        </w:rPr>
-        <w:t xml:space="preserve"> sehingga perlu dijelaskan berdampingan.</w:t>
+        <w:t>Ketiganya berhubungan dengan database, tetapi menjawab pertanyaan yang berbeda. Kebingungan antara ketiganya sangat umum, sehingga perlu dijelaskan berdampingan.</w:t>
       </w:r>
     </w:p>
     <w:tbl>
@@ -16790,7 +17245,7 @@
           <w:left w:w="10" w:type="dxa"/>
           <w:right w:w="10" w:type="dxa"/>
         </w:tblCellMar>
-        <w:tblLook w:val="04A0" w:firstRow="1" w:lastRow="0" w:firstColumn="1" w:lastColumn="0" w:noHBand="0" w:noVBand="1"/>
+        <w:tblLook w:val="0000" w:firstRow="0" w:lastRow="0" w:firstColumn="0" w:lastColumn="0" w:noHBand="0" w:noVBand="0"/>
       </w:tblPr>
       <w:tblGrid>
         <w:gridCol w:w="1800"/>
@@ -16885,7 +17340,17 @@
                 <w:sz w:val="19"/>
                 <w:szCs w:val="19"/>
               </w:rPr>
-              <w:t>Model</w:t>
+              <w:t>M</w:t>
+            </w:r>
+            <w:r>
+              <w:rPr>
+                <w:rFonts w:ascii="Calibri" w:eastAsia="Calibri" w:hAnsi="Calibri" w:cs="Calibri"/>
+                <w:b/>
+                <w:bCs/>
+                <w:sz w:val="19"/>
+                <w:szCs w:val="19"/>
+              </w:rPr>
+              <w:t>odel</w:t>
             </w:r>
           </w:p>
         </w:tc>
@@ -17450,7 +17915,7 @@
           <w:szCs w:val="22"/>
         </w:rPr>
         <w:lastRenderedPageBreak/>
-        <w:t>Migration menyimpan fakta bahwa kolom password_changed_at ditambahkan pada tanggal tertentu. Model hanya peduli bahwa kolom itu ada sekarang. Karena itulah migration tidak boleh disunting setelah pernah dijalankan di komputer orang lain — Sequelize mencata</w:t>
+        <w:t>Migration menyimpan fakta bahwa kolom password_changed_at ditambahkan pada tanggal tertentu. Model hanya peduli bahwa kolom itu ada sekarang. Karena itulah migration tidak b</w:t>
       </w:r>
       <w:r>
         <w:rPr>
@@ -17458,7 +17923,7 @@
           <w:sz w:val="22"/>
           <w:szCs w:val="22"/>
         </w:rPr>
-        <w:t>t migration yang sudah berjalan berdasarkan nama berkasnya, sehingga suntingan pada berkas lama tidak akan pernah dijalankan ulang.</w:t>
+        <w:t>oleh disunting setelah pernah dijalankan di komputer orang lain — Sequelize mencatat migration yang sudah berjalan berdasarkan nama berkasnya, sehingga suntingan pada berkas lama tidak akan pernah dijalankan ulang.</w:t>
       </w:r>
     </w:p>
     <w:p>
@@ -17466,7 +17931,7 @@
         <w:pStyle w:val="Heading2"/>
         <w:spacing w:before="280" w:after="140"/>
       </w:pPr>
-      <w:bookmarkStart w:id="39" w:name="_Toc239425441"/>
+      <w:bookmarkStart w:id="39" w:name="_Toc239688299"/>
       <w:r>
         <w:rPr>
           <w:rFonts w:ascii="Calibri" w:eastAsia="Calibri" w:hAnsi="Calibri" w:cs="Calibri"/>
@@ -17489,7 +17954,7 @@
           <w:sz w:val="22"/>
           <w:szCs w:val="22"/>
         </w:rPr>
-        <w:t>Seeder membuat sebelas permission, tiga role, dan satu akun superadmin. Format nama permission mengikuti p</w:t>
+        <w:t>Katalog sebelas permiss</w:t>
       </w:r>
       <w:r>
         <w:rPr>
@@ -17497,7 +17962,7 @@
           <w:sz w:val="22"/>
           <w:szCs w:val="22"/>
         </w:rPr>
-        <w:t>ola sumber-daya diikuti tindakan.</w:t>
+        <w:t>ion dibuat oleh migration, sedangkan seeder mengurus tiga role, pemetaan role ke izin, dan satu akun superadmin. Alasan pemisahan ini dijelaskan di Bab 12. Format nama permission mengikuti pola sumber-daya diikuti tindakan.</w:t>
       </w:r>
     </w:p>
     <w:tbl>
@@ -17515,7 +17980,7 @@
           <w:left w:w="10" w:type="dxa"/>
           <w:right w:w="10" w:type="dxa"/>
         </w:tblCellMar>
-        <w:tblLook w:val="04A0" w:firstRow="1" w:lastRow="0" w:firstColumn="1" w:lastColumn="0" w:noHBand="0" w:noVBand="1"/>
+        <w:tblLook w:val="0000" w:firstRow="0" w:lastRow="0" w:firstColumn="0" w:lastColumn="0" w:noHBand="0" w:noVBand="0"/>
       </w:tblPr>
       <w:tblGrid>
         <w:gridCol w:w="1800"/>
@@ -17609,7 +18074,17 @@
                 <w:sz w:val="19"/>
                 <w:szCs w:val="19"/>
               </w:rPr>
-              <w:t>Jumlah</w:t>
+              <w:t>Ju</w:t>
+            </w:r>
+            <w:r>
+              <w:rPr>
+                <w:rFonts w:ascii="Calibri" w:eastAsia="Calibri" w:hAnsi="Calibri" w:cs="Calibri"/>
+                <w:b/>
+                <w:bCs/>
+                <w:sz w:val="19"/>
+                <w:szCs w:val="19"/>
+              </w:rPr>
+              <w:t>mlah</w:t>
             </w:r>
           </w:p>
         </w:tc>
@@ -17866,7 +18341,7 @@
           <w:sz w:val="22"/>
           <w:szCs w:val="22"/>
         </w:rPr>
-        <w:t>Kredensial superadmin tidak ditulis di dalam berkas seeder, melainkan dibaca dari environment. Alasannya, berkas seeder m</w:t>
+        <w:t>Kredensial superadmin tidak ditulis di dalam berkas seeder, melainkan dibaca dari environment. Alasannya, berkas seeder masuk ke dalam repositori kode — menuliskan password di sana berarti setiap orang yang pernah mengakses repositori memegang kunci akun p</w:t>
       </w:r>
       <w:r>
         <w:rPr>
@@ -17874,7 +18349,7 @@
           <w:sz w:val="22"/>
           <w:szCs w:val="22"/>
         </w:rPr>
-        <w:t>asuk ke dalam repositori kode — menuliskan password di sana berarti setiap orang yang pernah mengakses repositori memegang kunci akun paling berkuasa, selamanya, karena riwayat Git tidak melupakan.</w:t>
+        <w:t>aling berkuasa, selamanya, karena riwayat Git tidak melupakan.</w:t>
       </w:r>
     </w:p>
     <w:p>
@@ -17887,7 +18362,7 @@
         <w:pStyle w:val="Heading1"/>
         <w:spacing w:before="360" w:after="180"/>
       </w:pPr>
-      <w:bookmarkStart w:id="40" w:name="_Toc239425442"/>
+      <w:bookmarkStart w:id="40" w:name="_Toc239688300"/>
       <w:r>
         <w:rPr>
           <w:rFonts w:ascii="Calibri" w:eastAsia="Calibri" w:hAnsi="Calibri" w:cs="Calibri"/>
@@ -17911,7 +18386,7 @@
           <w:sz w:val="22"/>
           <w:szCs w:val="22"/>
         </w:rPr>
-        <w:t>Bab ini menjelaskan cara k</w:t>
+        <w:t>Bab ini menjelaskan cara kerja setiap fitur beserta keputusan keamanan yang menyertainya. Penyusunannya per fitur, bukan per tahap pengerjaan, supaya mudah dicar</w:t>
       </w:r>
       <w:r>
         <w:rPr>
@@ -17919,7 +18394,7 @@
           <w:sz w:val="22"/>
           <w:szCs w:val="22"/>
         </w:rPr>
-        <w:t>erja setiap fitur beserta keputusan keamanan yang menyertainya. Penyusunannya per fitur, bukan per tahap pengerjaan, supaya mudah dicari kembali.</w:t>
+        <w:t>i kembali.</w:t>
       </w:r>
     </w:p>
     <w:p>
@@ -17927,7 +18402,7 @@
         <w:pStyle w:val="Heading2"/>
         <w:spacing w:before="280" w:after="140"/>
       </w:pPr>
-      <w:bookmarkStart w:id="41" w:name="_Toc239425443"/>
+      <w:bookmarkStart w:id="41" w:name="_Toc239688301"/>
       <w:r>
         <w:rPr>
           <w:rFonts w:ascii="Calibri" w:eastAsia="Calibri" w:hAnsi="Calibri" w:cs="Calibri"/>
@@ -18007,15 +18482,7 @@
           <w:sz w:val="18"/>
           <w:szCs w:val="18"/>
         </w:rPr>
-        <w:t xml:space="preserve">    |                     |&lt;-- da</w:t>
-      </w:r>
-      <w:r>
-        <w:rPr>
-          <w:rFonts w:ascii="Consolas" w:eastAsia="Consolas" w:hAnsi="Consolas" w:cs="Consolas"/>
-          <w:sz w:val="18"/>
-          <w:szCs w:val="18"/>
-        </w:rPr>
-        <w:t>ta user ------------|</w:t>
+        <w:t xml:space="preserve">    |                     |&lt;-- data user ------------|</w:t>
       </w:r>
     </w:p>
     <w:p>
@@ -18057,7 +18524,15 @@
           <w:sz w:val="18"/>
           <w:szCs w:val="18"/>
         </w:rPr>
-        <w:t xml:space="preserve">    |                     | periksa status aktif     |</w:t>
+        <w:t xml:space="preserve">    |                     | periksa </w:t>
+      </w:r>
+      <w:r>
+        <w:rPr>
+          <w:rFonts w:ascii="Consolas" w:eastAsia="Consolas" w:hAnsi="Consolas" w:cs="Consolas"/>
+          <w:sz w:val="18"/>
+          <w:szCs w:val="18"/>
+        </w:rPr>
+        <w:t>status aktif     |</w:t>
       </w:r>
     </w:p>
     <w:p>
@@ -18085,15 +18560,7 @@
           <w:sz w:val="18"/>
           <w:szCs w:val="18"/>
         </w:rPr>
-        <w:t xml:space="preserve">    |         </w:t>
-      </w:r>
-      <w:r>
-        <w:rPr>
-          <w:rFonts w:ascii="Consolas" w:eastAsia="Consolas" w:hAnsi="Consolas" w:cs="Consolas"/>
-          <w:sz w:val="18"/>
-          <w:szCs w:val="18"/>
-        </w:rPr>
-        <w:t xml:space="preserve">            | terbitkan JWT            |</w:t>
+        <w:t xml:space="preserve">    |                     | terbitkan JWT            |</w:t>
       </w:r>
     </w:p>
     <w:p>
@@ -18139,7 +18606,15 @@
           <w:sz w:val="22"/>
           <w:szCs w:val="22"/>
         </w:rPr>
-        <w:t>Ada empat keputusan keamanan pada alur sependek ini.</w:t>
+        <w:t xml:space="preserve">Ada empat keputusan keamanan pada alur sependek </w:t>
+      </w:r>
+      <w:r>
+        <w:rPr>
+          <w:rFonts w:ascii="Calibri" w:eastAsia="Calibri" w:hAnsi="Calibri" w:cs="Calibri"/>
+          <w:sz w:val="22"/>
+          <w:szCs w:val="22"/>
+        </w:rPr>
+        <w:t>ini.</w:t>
       </w:r>
     </w:p>
     <w:p>
@@ -18157,15 +18632,7 @@
           <w:sz w:val="22"/>
           <w:szCs w:val="22"/>
         </w:rPr>
-        <w:t>Pesan error dibuat seragam. Email tidak terdaftar dan password salah sama-sama meng</w:t>
-      </w:r>
-      <w:r>
-        <w:rPr>
-          <w:rFonts w:ascii="Calibri" w:eastAsia="Calibri" w:hAnsi="Calibri" w:cs="Calibri"/>
-          <w:sz w:val="22"/>
-          <w:szCs w:val="22"/>
-        </w:rPr>
-        <w:t>hasilkan pesan "Email atau password salah". Kalau dibedakan, penyerang bisa mencoba ribuan alamat email untuk menyusun daftar akun yang benar-benar ada.</w:t>
+        <w:t>Pesan error dibuat seragam. Email tidak terdaftar dan password salah sama-sama menghasilkan pesan "Email atau password salah". Kalau dibedakan, penyerang bisa mencoba ribuan alamat email untuk menyusun daftar akun yang benar-benar ada.</w:t>
       </w:r>
     </w:p>
     <w:p>
@@ -18183,7 +18650,7 @@
           <w:sz w:val="22"/>
           <w:szCs w:val="22"/>
         </w:rPr>
-        <w:t>Waktu respons disamakan. Kalau pengguna tidak ditemukan, sistem tetap menjalankan proses pembandingan p</w:t>
+        <w:t>Waktu respons d</w:t>
       </w:r>
       <w:r>
         <w:rPr>
@@ -18191,7 +18658,15 @@
           <w:sz w:val="22"/>
           <w:szCs w:val="22"/>
         </w:rPr>
-        <w:t>assword terhadap data tiruan. Tanpa ini, permintaan dengan email tidak terdaftar akan dijawab lima puluh kali lebih cepat, dan selisih waktu itu sendiri sudah membocorkan informasi yang berusaha disembunyikan.</w:t>
+        <w:t>isamakan. Kalau pengguna tidak ditemukan, sistem tetap menjalankan proses pembandingan password terhadap data tiruan. Tanpa ini, permintaan dengan email tidak terdaftar akan dijawab lima puluh kali lebih cepat, dan selisih waktu itu sendiri sudah membocork</w:t>
+      </w:r>
+      <w:r>
+        <w:rPr>
+          <w:rFonts w:ascii="Calibri" w:eastAsia="Calibri" w:hAnsi="Calibri" w:cs="Calibri"/>
+          <w:sz w:val="22"/>
+          <w:szCs w:val="22"/>
+        </w:rPr>
+        <w:t>an informasi yang berusaha disembunyikan.</w:t>
       </w:r>
     </w:p>
     <w:p>
@@ -18209,15 +18684,7 @@
           <w:sz w:val="22"/>
           <w:szCs w:val="22"/>
         </w:rPr>
-        <w:t>Status aktif diperiksa setelah password terver</w:t>
-      </w:r>
-      <w:r>
-        <w:rPr>
-          <w:rFonts w:ascii="Calibri" w:eastAsia="Calibri" w:hAnsi="Calibri" w:cs="Calibri"/>
-          <w:sz w:val="22"/>
-          <w:szCs w:val="22"/>
-        </w:rPr>
-        <w:t>ifikasi, bukan sebelumnya. Kalau dibalik, orang yang salah memasukkan password ke akun nonaktif akan diberi tahu bahwa akun itu ada.</w:t>
+        <w:t>Status aktif diperiksa setelah password terverifikasi, bukan sebelumnya. Kalau dibalik, orang yang salah memasukkan password ke akun nonaktif akan diberi tahu bahwa akun itu ada.</w:t>
       </w:r>
     </w:p>
     <w:p>
@@ -18235,7 +18702,7 @@
           <w:sz w:val="22"/>
           <w:szCs w:val="22"/>
         </w:rPr>
-        <w:t>Data password yang tersimpan tidak pernah ikut keluar dalam jawaban, dijaga oleh dua lapis: pengecualian kolom pada tingkat</w:t>
+        <w:t xml:space="preserve">Data password yang tersimpan tidak </w:t>
       </w:r>
       <w:r>
         <w:rPr>
@@ -18243,7 +18710,7 @@
           <w:sz w:val="22"/>
           <w:szCs w:val="22"/>
         </w:rPr>
-        <w:t xml:space="preserve"> query, dan penghapusan kolom pada tingkat penyusunan jawaban.</w:t>
+        <w:t>pernah ikut keluar dalam jawaban, dijaga oleh dua lapis: pengecualian kolom pada tingkat query, dan penghapusan kolom pada tingkat penyusunan jawaban.</w:t>
       </w:r>
     </w:p>
     <w:p>
@@ -18251,7 +18718,7 @@
         <w:pStyle w:val="Heading2"/>
         <w:spacing w:before="280" w:after="140"/>
       </w:pPr>
-      <w:bookmarkStart w:id="42" w:name="_Toc239425444"/>
+      <w:bookmarkStart w:id="42" w:name="_Toc239688302"/>
       <w:r>
         <w:rPr>
           <w:rFonts w:ascii="Calibri" w:eastAsia="Calibri" w:hAnsi="Calibri" w:cs="Calibri"/>
@@ -18274,7 +18741,7 @@
           <w:sz w:val="22"/>
           <w:szCs w:val="22"/>
         </w:rPr>
-        <w:t>Middleware authenticate menjalankan lima pemeriksaan berurutan. Urutannya disusun dari yang paling murah ke yang paling mahal, sehingga permintaan ya</w:t>
+        <w:t>Middleware authenticate menjalankan lima pemeriksaan beruruta</w:t>
       </w:r>
       <w:r>
         <w:rPr>
@@ -18282,7 +18749,7 @@
           <w:sz w:val="22"/>
           <w:szCs w:val="22"/>
         </w:rPr>
-        <w:t>ng akan ditolak ditolak secepat mungkin.</w:t>
+        <w:t>n. Urutannya disusun dari yang paling murah ke yang paling mahal, sehingga permintaan yang akan ditolak ditolak secepat mungkin.</w:t>
       </w:r>
     </w:p>
     <w:tbl>
@@ -18300,7 +18767,7 @@
           <w:left w:w="10" w:type="dxa"/>
           <w:right w:w="10" w:type="dxa"/>
         </w:tblCellMar>
-        <w:tblLook w:val="04A0" w:firstRow="1" w:lastRow="0" w:firstColumn="1" w:lastColumn="0" w:noHBand="0" w:noVBand="1"/>
+        <w:tblLook w:val="0000" w:firstRow="0" w:lastRow="0" w:firstColumn="0" w:lastColumn="0" w:noHBand="0" w:noVBand="0"/>
       </w:tblPr>
       <w:tblGrid>
         <w:gridCol w:w="900"/>
@@ -18828,7 +19295,7 @@
         <w:pStyle w:val="Heading2"/>
         <w:spacing w:before="280" w:after="140"/>
       </w:pPr>
-      <w:bookmarkStart w:id="43" w:name="_Toc239425445"/>
+      <w:bookmarkStart w:id="43" w:name="_Toc239688303"/>
       <w:r>
         <w:rPr>
           <w:rFonts w:ascii="Calibri" w:eastAsia="Calibri" w:hAnsi="Calibri" w:cs="Calibri"/>
@@ -18948,7 +19415,7 @@
         <w:pStyle w:val="Heading2"/>
         <w:spacing w:before="280" w:after="140"/>
       </w:pPr>
-      <w:bookmarkStart w:id="44" w:name="_Toc239425446"/>
+      <w:bookmarkStart w:id="44" w:name="_Toc239688304"/>
       <w:r>
         <w:rPr>
           <w:rFonts w:ascii="Calibri" w:eastAsia="Calibri" w:hAnsi="Calibri" w:cs="Calibri"/>
@@ -19011,7 +19478,7 @@
           <w:left w:w="10" w:type="dxa"/>
           <w:right w:w="10" w:type="dxa"/>
         </w:tblCellMar>
-        <w:tblLook w:val="04A0" w:firstRow="1" w:lastRow="0" w:firstColumn="1" w:lastColumn="0" w:noHBand="0" w:noVBand="1"/>
+        <w:tblLook w:val="0000" w:firstRow="0" w:lastRow="0" w:firstColumn="0" w:lastColumn="0" w:noHBand="0" w:noVBand="0"/>
       </w:tblPr>
       <w:tblGrid>
         <w:gridCol w:w="2400"/>
@@ -19345,7 +19812,7 @@
         <w:pStyle w:val="Heading2"/>
         <w:spacing w:before="280" w:after="140"/>
       </w:pPr>
-      <w:bookmarkStart w:id="45" w:name="_Toc239425447"/>
+      <w:bookmarkStart w:id="45" w:name="_Toc239688305"/>
       <w:r>
         <w:rPr>
           <w:rFonts w:ascii="Calibri" w:eastAsia="Calibri" w:hAnsi="Calibri" w:cs="Calibri"/>
@@ -19394,7 +19861,7 @@
           <w:left w:w="10" w:type="dxa"/>
           <w:right w:w="10" w:type="dxa"/>
         </w:tblCellMar>
-        <w:tblLook w:val="04A0" w:firstRow="1" w:lastRow="0" w:firstColumn="1" w:lastColumn="0" w:noHBand="0" w:noVBand="1"/>
+        <w:tblLook w:val="0000" w:firstRow="0" w:lastRow="0" w:firstColumn="0" w:lastColumn="0" w:noHBand="0" w:noVBand="0"/>
       </w:tblPr>
       <w:tblGrid>
         <w:gridCol w:w="700"/>
@@ -19951,7 +20418,7 @@
         <w:pStyle w:val="Heading2"/>
         <w:spacing w:before="280" w:after="140"/>
       </w:pPr>
-      <w:bookmarkStart w:id="46" w:name="_Toc239425448"/>
+      <w:bookmarkStart w:id="46" w:name="_Toc239688306"/>
       <w:r>
         <w:rPr>
           <w:rFonts w:ascii="Calibri" w:eastAsia="Calibri" w:hAnsi="Calibri" w:cs="Calibri"/>
@@ -20244,7 +20711,7 @@
         <w:pStyle w:val="Heading2"/>
         <w:spacing w:before="280" w:after="140"/>
       </w:pPr>
-      <w:bookmarkStart w:id="47" w:name="_Toc239425449"/>
+      <w:bookmarkStart w:id="47" w:name="_Toc239688307"/>
       <w:r>
         <w:rPr>
           <w:rFonts w:ascii="Calibri" w:eastAsia="Calibri" w:hAnsi="Calibri" w:cs="Calibri"/>
@@ -20401,7 +20868,7 @@
         <w:pStyle w:val="Heading2"/>
         <w:spacing w:before="280" w:after="140"/>
       </w:pPr>
-      <w:bookmarkStart w:id="48" w:name="_Toc239425450"/>
+      <w:bookmarkStart w:id="48" w:name="_Toc239688308"/>
       <w:r>
         <w:rPr>
           <w:rFonts w:ascii="Calibri" w:eastAsia="Calibri" w:hAnsi="Calibri" w:cs="Calibri"/>
@@ -20442,7 +20909,7 @@
           <w:left w:w="10" w:type="dxa"/>
           <w:right w:w="10" w:type="dxa"/>
         </w:tblCellMar>
-        <w:tblLook w:val="04A0" w:firstRow="1" w:lastRow="0" w:firstColumn="1" w:lastColumn="0" w:noHBand="0" w:noVBand="1"/>
+        <w:tblLook w:val="0000" w:firstRow="0" w:lastRow="0" w:firstColumn="0" w:lastColumn="0" w:noHBand="0" w:noVBand="0"/>
       </w:tblPr>
       <w:tblGrid>
         <w:gridCol w:w="2000"/>
@@ -20865,7 +21332,7 @@
         <w:pStyle w:val="Heading1"/>
         <w:spacing w:before="360" w:after="180"/>
       </w:pPr>
-      <w:bookmarkStart w:id="49" w:name="_Toc239425451"/>
+      <w:bookmarkStart w:id="49" w:name="_Toc239688309"/>
       <w:r>
         <w:rPr>
           <w:rFonts w:ascii="Calibri" w:eastAsia="Calibri" w:hAnsi="Calibri" w:cs="Calibri"/>
@@ -20905,7 +21372,7 @@
         <w:pStyle w:val="Heading2"/>
         <w:spacing w:before="280" w:after="140"/>
       </w:pPr>
-      <w:bookmarkStart w:id="50" w:name="_Toc239425452"/>
+      <w:bookmarkStart w:id="50" w:name="_Toc239688310"/>
       <w:r>
         <w:rPr>
           <w:rFonts w:ascii="Calibri" w:eastAsia="Calibri" w:hAnsi="Calibri" w:cs="Calibri"/>
@@ -20932,7 +21399,7 @@
           <w:left w:w="10" w:type="dxa"/>
           <w:right w:w="10" w:type="dxa"/>
         </w:tblCellMar>
-        <w:tblLook w:val="04A0" w:firstRow="1" w:lastRow="0" w:firstColumn="1" w:lastColumn="0" w:noHBand="0" w:noVBand="1"/>
+        <w:tblLook w:val="0000" w:firstRow="0" w:lastRow="0" w:firstColumn="0" w:lastColumn="0" w:noHBand="0" w:noVBand="0"/>
       </w:tblPr>
       <w:tblGrid>
         <w:gridCol w:w="1800"/>
@@ -23082,7 +23549,7 @@
         <w:pStyle w:val="Heading2"/>
         <w:spacing w:before="280" w:after="140"/>
       </w:pPr>
-      <w:bookmarkStart w:id="51" w:name="_Toc239425453"/>
+      <w:bookmarkStart w:id="51" w:name="_Toc239688311"/>
       <w:r>
         <w:rPr>
           <w:rFonts w:ascii="Calibri" w:eastAsia="Calibri" w:hAnsi="Calibri" w:cs="Calibri"/>
@@ -23121,7 +23588,7 @@
         <w:pStyle w:val="Heading3"/>
         <w:spacing w:before="220" w:after="110"/>
       </w:pPr>
-      <w:bookmarkStart w:id="52" w:name="_Toc239425454"/>
+      <w:bookmarkStart w:id="52" w:name="_Toc239688312"/>
       <w:r>
         <w:rPr>
           <w:rFonts w:ascii="Calibri" w:eastAsia="Calibri" w:hAnsi="Calibri" w:cs="Calibri"/>
@@ -23154,7 +23621,7 @@
         <w:pStyle w:val="Heading3"/>
         <w:spacing w:before="220" w:after="110"/>
       </w:pPr>
-      <w:bookmarkStart w:id="53" w:name="_Toc239425455"/>
+      <w:bookmarkStart w:id="53" w:name="_Toc239688313"/>
       <w:r>
         <w:rPr>
           <w:rFonts w:ascii="Calibri" w:eastAsia="Calibri" w:hAnsi="Calibri" w:cs="Calibri"/>
@@ -23195,7 +23662,7 @@
         <w:pStyle w:val="Heading3"/>
         <w:spacing w:before="220" w:after="110"/>
       </w:pPr>
-      <w:bookmarkStart w:id="54" w:name="_Toc239425456"/>
+      <w:bookmarkStart w:id="54" w:name="_Toc239688314"/>
       <w:r>
         <w:rPr>
           <w:rFonts w:ascii="Calibri" w:eastAsia="Calibri" w:hAnsi="Calibri" w:cs="Calibri"/>
@@ -23247,7 +23714,7 @@
         <w:pStyle w:val="Heading3"/>
         <w:spacing w:before="220" w:after="110"/>
       </w:pPr>
-      <w:bookmarkStart w:id="55" w:name="_Toc239425457"/>
+      <w:bookmarkStart w:id="55" w:name="_Toc239688315"/>
       <w:r>
         <w:rPr>
           <w:rFonts w:ascii="Calibri" w:eastAsia="Calibri" w:hAnsi="Calibri" w:cs="Calibri"/>
@@ -23288,7 +23755,7 @@
         <w:pStyle w:val="Heading3"/>
         <w:spacing w:before="220" w:after="110"/>
       </w:pPr>
-      <w:bookmarkStart w:id="56" w:name="_Toc239425458"/>
+      <w:bookmarkStart w:id="56" w:name="_Toc239688316"/>
       <w:r>
         <w:rPr>
           <w:rFonts w:ascii="Calibri" w:eastAsia="Calibri" w:hAnsi="Calibri" w:cs="Calibri"/>
@@ -23343,7 +23810,7 @@
         <w:pStyle w:val="Heading1"/>
         <w:spacing w:before="360" w:after="180"/>
       </w:pPr>
-      <w:bookmarkStart w:id="57" w:name="_Toc239425459"/>
+      <w:bookmarkStart w:id="57" w:name="_Toc239688317"/>
       <w:r>
         <w:rPr>
           <w:rFonts w:ascii="Calibri" w:eastAsia="Calibri" w:hAnsi="Calibri" w:cs="Calibri"/>
@@ -23361,7 +23828,7 @@
         <w:pStyle w:val="Heading2"/>
         <w:spacing w:before="280" w:after="140"/>
       </w:pPr>
-      <w:bookmarkStart w:id="58" w:name="_Toc239425460"/>
+      <w:bookmarkStart w:id="58" w:name="_Toc239688318"/>
       <w:r>
         <w:rPr>
           <w:rFonts w:ascii="Calibri" w:eastAsia="Calibri" w:hAnsi="Calibri" w:cs="Calibri"/>
@@ -23402,7 +23869,7 @@
           <w:left w:w="10" w:type="dxa"/>
           <w:right w:w="10" w:type="dxa"/>
         </w:tblCellMar>
-        <w:tblLook w:val="04A0" w:firstRow="1" w:lastRow="0" w:firstColumn="1" w:lastColumn="0" w:noHBand="0" w:noVBand="1"/>
+        <w:tblLook w:val="0000" w:firstRow="0" w:lastRow="0" w:firstColumn="0" w:lastColumn="0" w:noHBand="0" w:noVBand="0"/>
       </w:tblPr>
       <w:tblGrid>
         <w:gridCol w:w="1700"/>
@@ -24201,7 +24668,7 @@
         <w:pStyle w:val="Heading2"/>
         <w:spacing w:before="280" w:after="140"/>
       </w:pPr>
-      <w:bookmarkStart w:id="59" w:name="_Toc239425461"/>
+      <w:bookmarkStart w:id="59" w:name="_Toc239688319"/>
       <w:r>
         <w:rPr>
           <w:rFonts w:ascii="Calibri" w:eastAsia="Calibri" w:hAnsi="Calibri" w:cs="Calibri"/>
@@ -24342,7 +24809,7 @@
         <w:pStyle w:val="Heading2"/>
         <w:spacing w:before="280" w:after="140"/>
       </w:pPr>
-      <w:bookmarkStart w:id="60" w:name="_Toc239425462"/>
+      <w:bookmarkStart w:id="60" w:name="_Toc239688320"/>
       <w:r>
         <w:rPr>
           <w:rFonts w:ascii="Calibri" w:eastAsia="Calibri" w:hAnsi="Calibri" w:cs="Calibri"/>
@@ -24628,7 +25095,7 @@
         <w:pStyle w:val="Heading2"/>
         <w:spacing w:before="280" w:after="140"/>
       </w:pPr>
-      <w:bookmarkStart w:id="61" w:name="_Toc239425463"/>
+      <w:bookmarkStart w:id="61" w:name="_Toc239688321"/>
       <w:r>
         <w:rPr>
           <w:rFonts w:ascii="Calibri" w:eastAsia="Calibri" w:hAnsi="Calibri" w:cs="Calibri"/>
@@ -24749,7 +25216,7 @@
         <w:pStyle w:val="Heading2"/>
         <w:spacing w:before="280" w:after="140"/>
       </w:pPr>
-      <w:bookmarkStart w:id="62" w:name="_Toc239425464"/>
+      <w:bookmarkStart w:id="62" w:name="_Toc239688322"/>
       <w:r>
         <w:rPr>
           <w:rFonts w:ascii="Calibri" w:eastAsia="Calibri" w:hAnsi="Calibri" w:cs="Calibri"/>
@@ -24832,7 +25299,7 @@
         <w:pStyle w:val="Heading2"/>
         <w:spacing w:before="280" w:after="140"/>
       </w:pPr>
-      <w:bookmarkStart w:id="63" w:name="_Toc239425465"/>
+      <w:bookmarkStart w:id="63" w:name="_Toc239688323"/>
       <w:r>
         <w:rPr>
           <w:rFonts w:ascii="Calibri" w:eastAsia="Calibri" w:hAnsi="Calibri" w:cs="Calibri"/>
@@ -24849,7 +25316,7 @@
         <w:pStyle w:val="Heading3"/>
         <w:spacing w:before="220" w:after="110"/>
       </w:pPr>
-      <w:bookmarkStart w:id="64" w:name="_Toc239425466"/>
+      <w:bookmarkStart w:id="64" w:name="_Toc239688324"/>
       <w:r>
         <w:rPr>
           <w:rFonts w:ascii="Calibri" w:eastAsia="Calibri" w:hAnsi="Calibri" w:cs="Calibri"/>
@@ -24955,7 +25422,7 @@
         <w:pStyle w:val="Heading3"/>
         <w:spacing w:before="220" w:after="110"/>
       </w:pPr>
-      <w:bookmarkStart w:id="65" w:name="_Toc239425467"/>
+      <w:bookmarkStart w:id="65" w:name="_Toc239688325"/>
       <w:r>
         <w:rPr>
           <w:rFonts w:ascii="Calibri" w:eastAsia="Calibri" w:hAnsi="Calibri" w:cs="Calibri"/>
@@ -25023,7 +25490,7 @@
         <w:pStyle w:val="Heading1"/>
         <w:spacing w:before="360" w:after="180"/>
       </w:pPr>
-      <w:bookmarkStart w:id="66" w:name="_Toc239425468"/>
+      <w:bookmarkStart w:id="66" w:name="_Toc239688326"/>
       <w:r>
         <w:rPr>
           <w:rFonts w:ascii="Calibri" w:eastAsia="Calibri" w:hAnsi="Calibri" w:cs="Calibri"/>
@@ -25041,7 +25508,7 @@
         <w:pStyle w:val="Heading2"/>
         <w:spacing w:before="280" w:after="140"/>
       </w:pPr>
-      <w:bookmarkStart w:id="67" w:name="_Toc239425469"/>
+      <w:bookmarkStart w:id="67" w:name="_Toc239688327"/>
       <w:r>
         <w:rPr>
           <w:rFonts w:ascii="Calibri" w:eastAsia="Calibri" w:hAnsi="Calibri" w:cs="Calibri"/>
@@ -25116,7 +25583,7 @@
         <w:pStyle w:val="Heading2"/>
         <w:spacing w:before="280" w:after="140"/>
       </w:pPr>
-      <w:bookmarkStart w:id="68" w:name="_Toc239425470"/>
+      <w:bookmarkStart w:id="68" w:name="_Toc239688328"/>
       <w:r>
         <w:rPr>
           <w:rFonts w:ascii="Calibri" w:eastAsia="Calibri" w:hAnsi="Calibri" w:cs="Calibri"/>
@@ -25143,7 +25610,7 @@
           <w:left w:w="10" w:type="dxa"/>
           <w:right w:w="10" w:type="dxa"/>
         </w:tblCellMar>
-        <w:tblLook w:val="04A0" w:firstRow="1" w:lastRow="0" w:firstColumn="1" w:lastColumn="0" w:noHBand="0" w:noVBand="1"/>
+        <w:tblLook w:val="0000" w:firstRow="0" w:lastRow="0" w:firstColumn="0" w:lastColumn="0" w:noHBand="0" w:noVBand="0"/>
       </w:tblPr>
       <w:tblGrid>
         <w:gridCol w:w="700"/>
@@ -25918,7 +26385,7 @@
         <w:pStyle w:val="Heading2"/>
         <w:spacing w:before="280" w:after="140"/>
       </w:pPr>
-      <w:bookmarkStart w:id="69" w:name="_Toc239425471"/>
+      <w:bookmarkStart w:id="69" w:name="_Toc239688329"/>
       <w:r>
         <w:rPr>
           <w:rFonts w:ascii="Calibri" w:eastAsia="Calibri" w:hAnsi="Calibri" w:cs="Calibri"/>
@@ -26070,7 +26537,7 @@
         <w:pStyle w:val="Heading2"/>
         <w:spacing w:before="280" w:after="140"/>
       </w:pPr>
-      <w:bookmarkStart w:id="70" w:name="_Toc239425472"/>
+      <w:bookmarkStart w:id="70" w:name="_Toc239688330"/>
       <w:r>
         <w:rPr>
           <w:rFonts w:ascii="Calibri" w:eastAsia="Calibri" w:hAnsi="Calibri" w:cs="Calibri"/>
@@ -26111,7 +26578,7 @@
           <w:left w:w="10" w:type="dxa"/>
           <w:right w:w="10" w:type="dxa"/>
         </w:tblCellMar>
-        <w:tblLook w:val="04A0" w:firstRow="1" w:lastRow="0" w:firstColumn="1" w:lastColumn="0" w:noHBand="0" w:noVBand="1"/>
+        <w:tblLook w:val="0000" w:firstRow="0" w:lastRow="0" w:firstColumn="0" w:lastColumn="0" w:noHBand="0" w:noVBand="0"/>
       </w:tblPr>
       <w:tblGrid>
         <w:gridCol w:w="2800"/>
@@ -27039,7 +27506,7 @@
         <w:pStyle w:val="Heading1"/>
         <w:spacing w:before="360" w:after="180"/>
       </w:pPr>
-      <w:bookmarkStart w:id="71" w:name="_Toc239425473"/>
+      <w:bookmarkStart w:id="71" w:name="_Toc239688331"/>
       <w:r>
         <w:rPr>
           <w:rFonts w:ascii="Calibri" w:eastAsia="Calibri" w:hAnsi="Calibri" w:cs="Calibri"/>
@@ -27079,7 +27546,7 @@
         <w:pStyle w:val="Heading2"/>
         <w:spacing w:before="280" w:after="140"/>
       </w:pPr>
-      <w:bookmarkStart w:id="72" w:name="_Toc239425474"/>
+      <w:bookmarkStart w:id="72" w:name="_Toc239688332"/>
       <w:r>
         <w:rPr>
           <w:rFonts w:ascii="Calibri" w:eastAsia="Calibri" w:hAnsi="Calibri" w:cs="Calibri"/>
@@ -27106,7 +27573,7 @@
           <w:left w:w="10" w:type="dxa"/>
           <w:right w:w="10" w:type="dxa"/>
         </w:tblCellMar>
-        <w:tblLook w:val="04A0" w:firstRow="1" w:lastRow="0" w:firstColumn="1" w:lastColumn="0" w:noHBand="0" w:noVBand="1"/>
+        <w:tblLook w:val="0000" w:firstRow="0" w:lastRow="0" w:firstColumn="0" w:lastColumn="0" w:noHBand="0" w:noVBand="0"/>
       </w:tblPr>
       <w:tblGrid>
         <w:gridCol w:w="1500"/>
@@ -27471,7 +27938,7 @@
         <w:pStyle w:val="Heading2"/>
         <w:spacing w:before="280" w:after="140"/>
       </w:pPr>
-      <w:bookmarkStart w:id="73" w:name="_Toc239425475"/>
+      <w:bookmarkStart w:id="73" w:name="_Toc239688333"/>
       <w:r>
         <w:rPr>
           <w:rFonts w:ascii="Calibri" w:eastAsia="Calibri" w:hAnsi="Calibri" w:cs="Calibri"/>
@@ -27498,7 +27965,7 @@
           <w:left w:w="10" w:type="dxa"/>
           <w:right w:w="10" w:type="dxa"/>
         </w:tblCellMar>
-        <w:tblLook w:val="04A0" w:firstRow="1" w:lastRow="0" w:firstColumn="1" w:lastColumn="0" w:noHBand="0" w:noVBand="1"/>
+        <w:tblLook w:val="0000" w:firstRow="0" w:lastRow="0" w:firstColumn="0" w:lastColumn="0" w:noHBand="0" w:noVBand="0"/>
       </w:tblPr>
       <w:tblGrid>
         <w:gridCol w:w="1500"/>
@@ -27807,7 +28274,7 @@
         <w:pStyle w:val="Heading2"/>
         <w:spacing w:before="280" w:after="140"/>
       </w:pPr>
-      <w:bookmarkStart w:id="74" w:name="_Toc239425476"/>
+      <w:bookmarkStart w:id="74" w:name="_Toc239688334"/>
       <w:r>
         <w:rPr>
           <w:rFonts w:ascii="Calibri" w:eastAsia="Calibri" w:hAnsi="Calibri" w:cs="Calibri"/>
@@ -27834,7 +28301,7 @@
           <w:left w:w="10" w:type="dxa"/>
           <w:right w:w="10" w:type="dxa"/>
         </w:tblCellMar>
-        <w:tblLook w:val="04A0" w:firstRow="1" w:lastRow="0" w:firstColumn="1" w:lastColumn="0" w:noHBand="0" w:noVBand="1"/>
+        <w:tblLook w:val="0000" w:firstRow="0" w:lastRow="0" w:firstColumn="0" w:lastColumn="0" w:noHBand="0" w:noVBand="0"/>
       </w:tblPr>
       <w:tblGrid>
         <w:gridCol w:w="1500"/>
@@ -28143,7 +28610,7 @@
         <w:pStyle w:val="Heading2"/>
         <w:spacing w:before="280" w:after="140"/>
       </w:pPr>
-      <w:bookmarkStart w:id="75" w:name="_Toc239425477"/>
+      <w:bookmarkStart w:id="75" w:name="_Toc239688335"/>
       <w:r>
         <w:rPr>
           <w:rFonts w:ascii="Calibri" w:eastAsia="Calibri" w:hAnsi="Calibri" w:cs="Calibri"/>
@@ -28170,7 +28637,7 @@
           <w:left w:w="10" w:type="dxa"/>
           <w:right w:w="10" w:type="dxa"/>
         </w:tblCellMar>
-        <w:tblLook w:val="04A0" w:firstRow="1" w:lastRow="0" w:firstColumn="1" w:lastColumn="0" w:noHBand="0" w:noVBand="1"/>
+        <w:tblLook w:val="0000" w:firstRow="0" w:lastRow="0" w:firstColumn="0" w:lastColumn="0" w:noHBand="0" w:noVBand="0"/>
       </w:tblPr>
       <w:tblGrid>
         <w:gridCol w:w="1500"/>
@@ -28416,7 +28883,7 @@
         <w:pStyle w:val="Heading2"/>
         <w:spacing w:before="280" w:after="140"/>
       </w:pPr>
-      <w:bookmarkStart w:id="76" w:name="_Toc239425478"/>
+      <w:bookmarkStart w:id="76" w:name="_Toc239688336"/>
       <w:r>
         <w:rPr>
           <w:rFonts w:ascii="Calibri" w:eastAsia="Calibri" w:hAnsi="Calibri" w:cs="Calibri"/>
@@ -28424,7 +28891,7 @@
           <w:bCs/>
           <w:color w:val="2E5496"/>
         </w:rPr>
-        <w:t>9.5 Kesalahan Indentasi yang Menyisipkan Laya</w:t>
+        <w:t>9.5 Kesalahan Indentasi yang Menyisipkan Layan</w:t>
       </w:r>
       <w:r>
         <w:rPr>
@@ -28433,7 +28900,7 @@
           <w:bCs/>
           <w:color w:val="2E5496"/>
         </w:rPr>
-        <w:t>nan ke Dalam Layanan</w:t>
+        <w:t>an ke Dalam Layanan</w:t>
       </w:r>
       <w:bookmarkEnd w:id="76"/>
     </w:p>
@@ -28452,7 +28919,7 @@
           <w:left w:w="10" w:type="dxa"/>
           <w:right w:w="10" w:type="dxa"/>
         </w:tblCellMar>
-        <w:tblLook w:val="04A0" w:firstRow="1" w:lastRow="0" w:firstColumn="1" w:lastColumn="0" w:noHBand="0" w:noVBand="1"/>
+        <w:tblLook w:val="0000" w:firstRow="0" w:lastRow="0" w:firstColumn="0" w:lastColumn="0" w:noHBand="0" w:noVBand="0"/>
       </w:tblPr>
       <w:tblGrid>
         <w:gridCol w:w="1500"/>
@@ -28761,7 +29228,7 @@
         <w:pStyle w:val="Heading2"/>
         <w:spacing w:before="280" w:after="140"/>
       </w:pPr>
-      <w:bookmarkStart w:id="77" w:name="_Toc239425479"/>
+      <w:bookmarkStart w:id="77" w:name="_Toc239688337"/>
       <w:r>
         <w:rPr>
           <w:rFonts w:ascii="Calibri" w:eastAsia="Calibri" w:hAnsi="Calibri" w:cs="Calibri"/>
@@ -28788,7 +29255,7 @@
           <w:left w:w="10" w:type="dxa"/>
           <w:right w:w="10" w:type="dxa"/>
         </w:tblCellMar>
-        <w:tblLook w:val="04A0" w:firstRow="1" w:lastRow="0" w:firstColumn="1" w:lastColumn="0" w:noHBand="0" w:noVBand="1"/>
+        <w:tblLook w:val="0000" w:firstRow="0" w:lastRow="0" w:firstColumn="0" w:lastColumn="0" w:noHBand="0" w:noVBand="0"/>
       </w:tblPr>
       <w:tblGrid>
         <w:gridCol w:w="1500"/>
@@ -29097,7 +29564,7 @@
         <w:pStyle w:val="Heading2"/>
         <w:spacing w:before="280" w:after="140"/>
       </w:pPr>
-      <w:bookmarkStart w:id="78" w:name="_Toc239425480"/>
+      <w:bookmarkStart w:id="78" w:name="_Toc239688338"/>
       <w:r>
         <w:rPr>
           <w:rFonts w:ascii="Calibri" w:eastAsia="Calibri" w:hAnsi="Calibri" w:cs="Calibri"/>
@@ -29124,7 +29591,7 @@
           <w:left w:w="10" w:type="dxa"/>
           <w:right w:w="10" w:type="dxa"/>
         </w:tblCellMar>
-        <w:tblLook w:val="04A0" w:firstRow="1" w:lastRow="0" w:firstColumn="1" w:lastColumn="0" w:noHBand="0" w:noVBand="1"/>
+        <w:tblLook w:val="0000" w:firstRow="0" w:lastRow="0" w:firstColumn="0" w:lastColumn="0" w:noHBand="0" w:noVBand="0"/>
       </w:tblPr>
       <w:tblGrid>
         <w:gridCol w:w="1500"/>
@@ -29434,7 +29901,7 @@
         <w:pStyle w:val="Heading2"/>
         <w:spacing w:before="280" w:after="140"/>
       </w:pPr>
-      <w:bookmarkStart w:id="79" w:name="_Toc239425481"/>
+      <w:bookmarkStart w:id="79" w:name="_Toc239688339"/>
       <w:r>
         <w:rPr>
           <w:rFonts w:ascii="Calibri" w:eastAsia="Calibri" w:hAnsi="Calibri" w:cs="Calibri"/>
@@ -29470,7 +29937,7 @@
           <w:left w:w="10" w:type="dxa"/>
           <w:right w:w="10" w:type="dxa"/>
         </w:tblCellMar>
-        <w:tblLook w:val="04A0" w:firstRow="1" w:lastRow="0" w:firstColumn="1" w:lastColumn="0" w:noHBand="0" w:noVBand="1"/>
+        <w:tblLook w:val="0000" w:firstRow="0" w:lastRow="0" w:firstColumn="0" w:lastColumn="0" w:noHBand="0" w:noVBand="0"/>
       </w:tblPr>
       <w:tblGrid>
         <w:gridCol w:w="1500"/>
@@ -29843,7 +30310,7 @@
         <w:pStyle w:val="Heading2"/>
         <w:spacing w:before="280" w:after="140"/>
       </w:pPr>
-      <w:bookmarkStart w:id="80" w:name="_Toc239425482"/>
+      <w:bookmarkStart w:id="80" w:name="_Toc239688340"/>
       <w:r>
         <w:rPr>
           <w:rFonts w:ascii="Calibri" w:eastAsia="Calibri" w:hAnsi="Calibri" w:cs="Calibri"/>
@@ -29879,7 +30346,7 @@
           <w:left w:w="10" w:type="dxa"/>
           <w:right w:w="10" w:type="dxa"/>
         </w:tblCellMar>
-        <w:tblLook w:val="04A0" w:firstRow="1" w:lastRow="0" w:firstColumn="1" w:lastColumn="0" w:noHBand="0" w:noVBand="1"/>
+        <w:tblLook w:val="0000" w:firstRow="0" w:lastRow="0" w:firstColumn="0" w:lastColumn="0" w:noHBand="0" w:noVBand="0"/>
       </w:tblPr>
       <w:tblGrid>
         <w:gridCol w:w="1500"/>
@@ -30236,7 +30703,7 @@
         <w:pStyle w:val="Heading2"/>
         <w:spacing w:before="280" w:after="140"/>
       </w:pPr>
-      <w:bookmarkStart w:id="81" w:name="_Toc239425483"/>
+      <w:bookmarkStart w:id="81" w:name="_Toc239688341"/>
       <w:r>
         <w:rPr>
           <w:rFonts w:ascii="Calibri" w:eastAsia="Calibri" w:hAnsi="Calibri" w:cs="Calibri"/>
@@ -30272,7 +30739,7 @@
           <w:left w:w="10" w:type="dxa"/>
           <w:right w:w="10" w:type="dxa"/>
         </w:tblCellMar>
-        <w:tblLook w:val="04A0" w:firstRow="1" w:lastRow="0" w:firstColumn="1" w:lastColumn="0" w:noHBand="0" w:noVBand="1"/>
+        <w:tblLook w:val="0000" w:firstRow="0" w:lastRow="0" w:firstColumn="0" w:lastColumn="0" w:noHBand="0" w:noVBand="0"/>
       </w:tblPr>
       <w:tblGrid>
         <w:gridCol w:w="1500"/>
@@ -30582,7 +31049,7 @@
         <w:pStyle w:val="Heading2"/>
         <w:spacing w:before="280" w:after="140"/>
       </w:pPr>
-      <w:bookmarkStart w:id="82" w:name="_Toc239425484"/>
+      <w:bookmarkStart w:id="82" w:name="_Toc239688342"/>
       <w:r>
         <w:rPr>
           <w:rFonts w:ascii="Calibri" w:eastAsia="Calibri" w:hAnsi="Calibri" w:cs="Calibri"/>
@@ -30609,7 +31076,7 @@
           <w:left w:w="10" w:type="dxa"/>
           <w:right w:w="10" w:type="dxa"/>
         </w:tblCellMar>
-        <w:tblLook w:val="04A0" w:firstRow="1" w:lastRow="0" w:firstColumn="1" w:lastColumn="0" w:noHBand="0" w:noVBand="1"/>
+        <w:tblLook w:val="0000" w:firstRow="0" w:lastRow="0" w:firstColumn="0" w:lastColumn="0" w:noHBand="0" w:noVBand="0"/>
       </w:tblPr>
       <w:tblGrid>
         <w:gridCol w:w="1500"/>
@@ -30990,7 +31457,7 @@
         <w:pStyle w:val="Heading2"/>
         <w:spacing w:before="280" w:after="140"/>
       </w:pPr>
-      <w:bookmarkStart w:id="83" w:name="_Toc239425485"/>
+      <w:bookmarkStart w:id="83" w:name="_Toc239688343"/>
       <w:r>
         <w:rPr>
           <w:rFonts w:ascii="Calibri" w:eastAsia="Calibri" w:hAnsi="Calibri" w:cs="Calibri"/>
@@ -31017,7 +31484,7 @@
           <w:left w:w="10" w:type="dxa"/>
           <w:right w:w="10" w:type="dxa"/>
         </w:tblCellMar>
-        <w:tblLook w:val="04A0" w:firstRow="1" w:lastRow="0" w:firstColumn="1" w:lastColumn="0" w:noHBand="0" w:noVBand="1"/>
+        <w:tblLook w:val="0000" w:firstRow="0" w:lastRow="0" w:firstColumn="0" w:lastColumn="0" w:noHBand="0" w:noVBand="0"/>
       </w:tblPr>
       <w:tblGrid>
         <w:gridCol w:w="1500"/>
@@ -31326,7 +31793,7 @@
         <w:pStyle w:val="Heading2"/>
         <w:spacing w:before="280" w:after="140"/>
       </w:pPr>
-      <w:bookmarkStart w:id="84" w:name="_Toc239425486"/>
+      <w:bookmarkStart w:id="84" w:name="_Toc239688344"/>
       <w:r>
         <w:rPr>
           <w:rFonts w:ascii="Calibri" w:eastAsia="Calibri" w:hAnsi="Calibri" w:cs="Calibri"/>
@@ -31376,7 +31843,7 @@
           <w:left w:w="10" w:type="dxa"/>
           <w:right w:w="10" w:type="dxa"/>
         </w:tblCellMar>
-        <w:tblLook w:val="04A0" w:firstRow="1" w:lastRow="0" w:firstColumn="1" w:lastColumn="0" w:noHBand="0" w:noVBand="1"/>
+        <w:tblLook w:val="0000" w:firstRow="0" w:lastRow="0" w:firstColumn="0" w:lastColumn="0" w:noHBand="0" w:noVBand="0"/>
       </w:tblPr>
       <w:tblGrid>
         <w:gridCol w:w="2600"/>
@@ -31835,7 +32302,7 @@
         <w:pStyle w:val="Heading1"/>
         <w:spacing w:before="360" w:after="180"/>
       </w:pPr>
-      <w:bookmarkStart w:id="85" w:name="_Toc239425487"/>
+      <w:bookmarkStart w:id="85" w:name="_Toc239688345"/>
       <w:r>
         <w:rPr>
           <w:rFonts w:ascii="Calibri" w:eastAsia="Calibri" w:hAnsi="Calibri" w:cs="Calibri"/>
@@ -31885,7 +32352,7 @@
           <w:left w:w="10" w:type="dxa"/>
           <w:right w:w="10" w:type="dxa"/>
         </w:tblCellMar>
-        <w:tblLook w:val="04A0" w:firstRow="1" w:lastRow="0" w:firstColumn="1" w:lastColumn="0" w:noHBand="0" w:noVBand="1"/>
+        <w:tblLook w:val="0000" w:firstRow="0" w:lastRow="0" w:firstColumn="0" w:lastColumn="0" w:noHBand="0" w:noVBand="0"/>
       </w:tblPr>
       <w:tblGrid>
         <w:gridCol w:w="2600"/>
@@ -32703,7 +33170,7 @@
         <w:pStyle w:val="Heading1"/>
         <w:spacing w:before="360" w:after="180"/>
       </w:pPr>
-      <w:bookmarkStart w:id="86" w:name="_Toc239425488"/>
+      <w:bookmarkStart w:id="86" w:name="_Toc239688346"/>
       <w:r>
         <w:rPr>
           <w:rFonts w:ascii="Calibri" w:eastAsia="Calibri" w:hAnsi="Calibri" w:cs="Calibri"/>
@@ -32735,7 +33202,7 @@
         <w:pStyle w:val="Heading2"/>
         <w:spacing w:before="280" w:after="140"/>
       </w:pPr>
-      <w:bookmarkStart w:id="87" w:name="_Toc239425489"/>
+      <w:bookmarkStart w:id="87" w:name="_Toc239688347"/>
       <w:r>
         <w:rPr>
           <w:rFonts w:ascii="Calibri" w:eastAsia="Calibri" w:hAnsi="Calibri" w:cs="Calibri"/>
@@ -32825,7 +33292,7 @@
         <w:pStyle w:val="Heading2"/>
         <w:spacing w:before="280" w:after="140"/>
       </w:pPr>
-      <w:bookmarkStart w:id="88" w:name="_Toc239425490"/>
+      <w:bookmarkStart w:id="88" w:name="_Toc239688348"/>
       <w:r>
         <w:rPr>
           <w:rFonts w:ascii="Calibri" w:eastAsia="Calibri" w:hAnsi="Calibri" w:cs="Calibri"/>
@@ -32875,7 +33342,7 @@
           <w:left w:w="10" w:type="dxa"/>
           <w:right w:w="10" w:type="dxa"/>
         </w:tblCellMar>
-        <w:tblLook w:val="04A0" w:firstRow="1" w:lastRow="0" w:firstColumn="1" w:lastColumn="0" w:noHBand="0" w:noVBand="1"/>
+        <w:tblLook w:val="0000" w:firstRow="0" w:lastRow="0" w:firstColumn="0" w:lastColumn="0" w:noHBand="0" w:noVBand="0"/>
       </w:tblPr>
       <w:tblGrid>
         <w:gridCol w:w="2600"/>
@@ -33625,7 +34092,7 @@
         <w:pStyle w:val="Heading2"/>
         <w:spacing w:before="280" w:after="140"/>
       </w:pPr>
-      <w:bookmarkStart w:id="89" w:name="_Toc239425491"/>
+      <w:bookmarkStart w:id="89" w:name="_Toc239688349"/>
       <w:r>
         <w:rPr>
           <w:rFonts w:ascii="Calibri" w:eastAsia="Calibri" w:hAnsi="Calibri" w:cs="Calibri"/>
@@ -33769,7 +34236,7 @@
         <w:pStyle w:val="Heading2"/>
         <w:spacing w:before="280" w:after="140"/>
       </w:pPr>
-      <w:bookmarkStart w:id="90" w:name="_Toc239425492"/>
+      <w:bookmarkStart w:id="90" w:name="_Toc239688350"/>
       <w:r>
         <w:rPr>
           <w:rFonts w:ascii="Calibri" w:eastAsia="Calibri" w:hAnsi="Calibri" w:cs="Calibri"/>
@@ -33810,7 +34277,7 @@
           <w:left w:w="10" w:type="dxa"/>
           <w:right w:w="10" w:type="dxa"/>
         </w:tblCellMar>
-        <w:tblLook w:val="04A0" w:firstRow="1" w:lastRow="0" w:firstColumn="1" w:lastColumn="0" w:noHBand="0" w:noVBand="1"/>
+        <w:tblLook w:val="0000" w:firstRow="0" w:lastRow="0" w:firstColumn="0" w:lastColumn="0" w:noHBand="0" w:noVBand="0"/>
       </w:tblPr>
       <w:tblGrid>
         <w:gridCol w:w="2600"/>
@@ -34133,7 +34600,7 @@
         <w:pStyle w:val="Heading2"/>
         <w:spacing w:before="280" w:after="140"/>
       </w:pPr>
-      <w:bookmarkStart w:id="91" w:name="_Toc239425493"/>
+      <w:bookmarkStart w:id="91" w:name="_Toc239688351"/>
       <w:r>
         <w:rPr>
           <w:rFonts w:ascii="Calibri" w:eastAsia="Calibri" w:hAnsi="Calibri" w:cs="Calibri"/>
@@ -34219,7 +34686,7 @@
           <w:left w:w="10" w:type="dxa"/>
           <w:right w:w="10" w:type="dxa"/>
         </w:tblCellMar>
-        <w:tblLook w:val="04A0" w:firstRow="1" w:lastRow="0" w:firstColumn="1" w:lastColumn="0" w:noHBand="0" w:noVBand="1"/>
+        <w:tblLook w:val="0000" w:firstRow="0" w:lastRow="0" w:firstColumn="0" w:lastColumn="0" w:noHBand="0" w:noVBand="0"/>
       </w:tblPr>
       <w:tblGrid>
         <w:gridCol w:w="3200"/>
@@ -34584,7 +35051,7 @@
         <w:pStyle w:val="Heading2"/>
         <w:spacing w:before="280" w:after="140"/>
       </w:pPr>
-      <w:bookmarkStart w:id="92" w:name="_Toc239425494"/>
+      <w:bookmarkStart w:id="92" w:name="_Toc239688352"/>
       <w:r>
         <w:rPr>
           <w:rFonts w:ascii="Calibri" w:eastAsia="Calibri" w:hAnsi="Calibri" w:cs="Calibri"/>
@@ -34798,7 +35265,7 @@
         <w:pStyle w:val="Heading2"/>
         <w:spacing w:before="280" w:after="140"/>
       </w:pPr>
-      <w:bookmarkStart w:id="93" w:name="_Toc239425495"/>
+      <w:bookmarkStart w:id="93" w:name="_Toc239688353"/>
       <w:r>
         <w:rPr>
           <w:rFonts w:ascii="Calibri" w:eastAsia="Calibri" w:hAnsi="Calibri" w:cs="Calibri"/>
@@ -34974,7 +35441,7 @@
         <w:pStyle w:val="Heading2"/>
         <w:spacing w:before="280" w:after="140"/>
       </w:pPr>
-      <w:bookmarkStart w:id="94" w:name="_Toc239425496"/>
+      <w:bookmarkStart w:id="94" w:name="_Toc239688354"/>
       <w:r>
         <w:rPr>
           <w:rFonts w:ascii="Calibri" w:eastAsia="Calibri" w:hAnsi="Calibri" w:cs="Calibri"/>
@@ -35032,7 +35499,7 @@
         <w:pStyle w:val="Heading1"/>
         <w:spacing w:before="360" w:after="180"/>
       </w:pPr>
-      <w:bookmarkStart w:id="95" w:name="_Toc239425497"/>
+      <w:bookmarkStart w:id="95" w:name="_Toc239688355"/>
       <w:r>
         <w:rPr>
           <w:rFonts w:ascii="Calibri" w:eastAsia="Calibri" w:hAnsi="Calibri" w:cs="Calibri"/>
@@ -35041,9 +35508,305 @@
           <w:color w:val="1F3864"/>
         </w:rPr>
         <w:lastRenderedPageBreak/>
-        <w:t>Lampiran A — Daftar Endpoint</w:t>
+        <w:t>BAB 12 — Perbaikan Berdasarkan Tinjauan</w:t>
       </w:r>
       <w:bookmarkEnd w:id="95"/>
+    </w:p>
+    <w:p>
+      <w:pPr>
+        <w:spacing w:after="140" w:line="300" w:lineRule="auto"/>
+        <w:jc w:val="both"/>
+      </w:pPr>
+      <w:r>
+        <w:rPr>
+          <w:rFonts w:ascii="Calibri" w:eastAsia="Calibri" w:hAnsi="Calibri" w:cs="Calibri"/>
+          <w:sz w:val="22"/>
+          <w:szCs w:val="22"/>
+        </w:rPr>
+        <w:t>Setelah pemaparan internal, terdapat sejumlah masukan dari pembimbing yang ditindaklanjuti. Bab ini mencatat perbaikannya beserta alasan di baliknya.</w:t>
+      </w:r>
+    </w:p>
+    <w:p>
+      <w:pPr>
+        <w:pStyle w:val="Heading2"/>
+        <w:spacing w:before="280" w:after="140"/>
+      </w:pPr>
+      <w:bookmarkStart w:id="96" w:name="_Toc239688356"/>
+      <w:r>
+        <w:rPr>
+          <w:rFonts w:ascii="Calibri" w:eastAsia="Calibri" w:hAnsi="Calibri" w:cs="Calibri"/>
+          <w:b/>
+          <w:bCs/>
+          <w:color w:val="2E5496"/>
+        </w:rPr>
+        <w:t>12.1 Katalog Izin Dipindahkan ke Migration</w:t>
+      </w:r>
+      <w:bookmarkEnd w:id="96"/>
+    </w:p>
+    <w:p>
+      <w:pPr>
+        <w:pStyle w:val="Heading3"/>
+        <w:spacing w:before="220" w:after="110"/>
+      </w:pPr>
+      <w:bookmarkStart w:id="97" w:name="_Toc239688357"/>
+      <w:r>
+        <w:rPr>
+          <w:rFonts w:ascii="Calibri" w:eastAsia="Calibri" w:hAnsi="Calibri" w:cs="Calibri"/>
+          <w:b/>
+          <w:bCs/>
+          <w:color w:val="44546A"/>
+          <w:sz w:val="23"/>
+          <w:szCs w:val="23"/>
+        </w:rPr>
+        <w:t>Masalah yang ditemukan</w:t>
+      </w:r>
+      <w:bookmarkEnd w:id="97"/>
+    </w:p>
+    <w:p>
+      <w:pPr>
+        <w:spacing w:after="140" w:line="300" w:lineRule="auto"/>
+        <w:jc w:val="both"/>
+      </w:pPr>
+      <w:r>
+        <w:rPr>
+          <w:rFonts w:ascii="Calibri" w:eastAsia="Calibri" w:hAnsi="Calibri" w:cs="Calibri"/>
+          <w:sz w:val="22"/>
+          <w:szCs w:val="22"/>
+        </w:rPr>
+        <w:t>Sebelumnya, katalog sebelas izin ditulis tangan di dua tempat: sebagai konstanta di src/constants/permissions.js, dan sebagai daftar yang disisipkan oleh seeder. Menambah satu izin berarti menyunting dua berkas, dan melewatkan salah satunya menimbulkan keg</w:t>
+      </w:r>
+      <w:r>
+        <w:rPr>
+          <w:rFonts w:ascii="Calibri" w:eastAsia="Calibri" w:hAnsi="Calibri" w:cs="Calibri"/>
+          <w:sz w:val="22"/>
+          <w:szCs w:val="22"/>
+        </w:rPr>
+        <w:t>agalan yang sangat sulit dilacak.</w:t>
+      </w:r>
+    </w:p>
+    <w:p>
+      <w:pPr>
+        <w:spacing w:after="140" w:line="300" w:lineRule="auto"/>
+        <w:jc w:val="both"/>
+      </w:pPr>
+      <w:r>
+        <w:rPr>
+          <w:rFonts w:ascii="Calibri" w:eastAsia="Calibri" w:hAnsi="Calibri" w:cs="Calibri"/>
+          <w:sz w:val="22"/>
+          <w:szCs w:val="22"/>
+        </w:rPr>
+        <w:t xml:space="preserve">Kegagalannya begini. Izin ditambahkan ke konstanta dan dipakai di route, tetapi tidak ikut ditambahkan ke daftar seeder. Akibatnya izin tersebut tidak punya baris di basis data. Karena izin superadmin sendiri diambil dari </w:t>
+      </w:r>
+      <w:r>
+        <w:rPr>
+          <w:rFonts w:ascii="Calibri" w:eastAsia="Calibri" w:hAnsi="Calibri" w:cs="Calibri"/>
+          <w:sz w:val="22"/>
+          <w:szCs w:val="22"/>
+        </w:rPr>
+        <w:t>baris basis data, bukan dari konstanta di kode, maka tidak ada satu pengguna pun yang dapat melewati pemeriksaan itu — termasuk superadmin. Endpoint tersebut menjawab 403 selamanya, tanpa satu pun error di log.</w:t>
+      </w:r>
+    </w:p>
+    <w:p>
+      <w:pPr>
+        <w:spacing w:after="140" w:line="300" w:lineRule="auto"/>
+        <w:jc w:val="both"/>
+      </w:pPr>
+      <w:r>
+        <w:rPr>
+          <w:rFonts w:ascii="Calibri" w:eastAsia="Calibri" w:hAnsi="Calibri" w:cs="Calibri"/>
+          <w:sz w:val="22"/>
+          <w:szCs w:val="22"/>
+        </w:rPr>
+        <w:t>Ada masalah kedua yang lebih luas. Katalog iz</w:t>
+      </w:r>
+      <w:r>
+        <w:rPr>
+          <w:rFonts w:ascii="Calibri" w:eastAsia="Calibri" w:hAnsi="Calibri" w:cs="Calibri"/>
+          <w:sz w:val="22"/>
+          <w:szCs w:val="22"/>
+        </w:rPr>
+        <w:t>in berada di seeder, sedangkan perintah seeder sering dilewati pada saat deploy karena isinya dianggap data contoh. Perintah migration selalu dijalankan karena ia mengubah struktur. Kalau seeder terlewat di sebuah environment, tabel izin kosong dan seluruh</w:t>
+      </w:r>
+      <w:r>
+        <w:rPr>
+          <w:rFonts w:ascii="Calibri" w:eastAsia="Calibri" w:hAnsi="Calibri" w:cs="Calibri"/>
+          <w:sz w:val="22"/>
+          <w:szCs w:val="22"/>
+        </w:rPr>
+        <w:t xml:space="preserve"> endpoint terlindungi menolak semua orang.</w:t>
+      </w:r>
+    </w:p>
+    <w:p>
+      <w:pPr>
+        <w:pStyle w:val="Heading3"/>
+        <w:spacing w:before="220" w:after="110"/>
+      </w:pPr>
+      <w:bookmarkStart w:id="98" w:name="_Toc239688358"/>
+      <w:r>
+        <w:rPr>
+          <w:rFonts w:ascii="Calibri" w:eastAsia="Calibri" w:hAnsi="Calibri" w:cs="Calibri"/>
+          <w:b/>
+          <w:bCs/>
+          <w:color w:val="44546A"/>
+          <w:sz w:val="23"/>
+          <w:szCs w:val="23"/>
+        </w:rPr>
+        <w:t>Perbaikan</w:t>
+      </w:r>
+      <w:bookmarkEnd w:id="98"/>
+    </w:p>
+    <w:p>
+      <w:pPr>
+        <w:spacing w:after="140" w:line="300" w:lineRule="auto"/>
+        <w:jc w:val="both"/>
+      </w:pPr>
+      <w:r>
+        <w:rPr>
+          <w:rFonts w:ascii="Calibri" w:eastAsia="Calibri" w:hAnsi="Calibri" w:cs="Calibri"/>
+          <w:sz w:val="22"/>
+          <w:szCs w:val="22"/>
+        </w:rPr>
+        <w:t>Arah aliran datanya dibalik. Basis data dijadikan sumber kebenaran, dan berkas konstanta menjadi turunannya.</w:t>
+      </w:r>
+    </w:p>
+    <w:p>
+      <w:pPr>
+        <w:shd w:val="clear" w:color="auto" w:fill="F2F2F2"/>
+        <w:spacing w:before="60"/>
+        <w:ind w:left="200" w:right="200"/>
+      </w:pPr>
+      <w:r>
+        <w:rPr>
+          <w:rFonts w:ascii="Consolas" w:eastAsia="Consolas" w:hAnsi="Consolas" w:cs="Consolas"/>
+          <w:sz w:val="18"/>
+          <w:szCs w:val="18"/>
+        </w:rPr>
+        <w:t>SEBELUM                              SESUDAH</w:t>
+      </w:r>
+    </w:p>
+    <w:p>
+      <w:pPr>
+        <w:shd w:val="clear" w:color="auto" w:fill="F2F2F2"/>
+        <w:ind w:left="200" w:right="200"/>
+      </w:pPr>
+      <w:r>
+        <w:rPr>
+          <w:rFonts w:ascii="Consolas" w:eastAsia="Consolas" w:hAnsi="Consolas" w:cs="Consolas"/>
+          <w:sz w:val="18"/>
+          <w:szCs w:val="18"/>
+        </w:rPr>
+        <w:t>constants/permissions.js             migration (daftar izin, teks literal)</w:t>
+      </w:r>
+    </w:p>
+    <w:p>
+      <w:pPr>
+        <w:shd w:val="clear" w:color="auto" w:fill="F2F2F2"/>
+        <w:ind w:left="200" w:right="200"/>
+      </w:pPr>
+      <w:r>
+        <w:rPr>
+          <w:rFonts w:ascii="Consolas" w:eastAsia="Consolas" w:hAnsi="Consolas" w:cs="Consolas"/>
+          <w:sz w:val="18"/>
+          <w:szCs w:val="18"/>
+        </w:rPr>
+        <w:t xml:space="preserve">       | diimpor seeder                     | db:migrate - SELALU jalan</w:t>
+      </w:r>
+    </w:p>
+    <w:p>
+      <w:pPr>
+        <w:shd w:val="clear" w:color="auto" w:fill="F2F2F2"/>
+        <w:ind w:left="200" w:right="200"/>
+      </w:pPr>
+      <w:r>
+        <w:rPr>
+          <w:rFonts w:ascii="Consolas" w:eastAsia="Consolas" w:hAnsi="Consolas" w:cs="Consolas"/>
+          <w:sz w:val="18"/>
+          <w:szCs w:val="18"/>
+        </w:rPr>
+        <w:t xml:space="preserve">   seeder                               BASIS DATA  &lt;- sumber kebenaran</w:t>
+      </w:r>
+    </w:p>
+    <w:p>
+      <w:pPr>
+        <w:shd w:val="clear" w:color="auto" w:fill="F2F2F2"/>
+        <w:ind w:left="200" w:right="200"/>
+      </w:pPr>
+      <w:r>
+        <w:rPr>
+          <w:rFonts w:ascii="Consolas" w:eastAsia="Consolas" w:hAnsi="Consolas" w:cs="Consolas"/>
+          <w:sz w:val="18"/>
+          <w:szCs w:val="18"/>
+        </w:rPr>
+        <w:t xml:space="preserve">       | db:seed - bisa terlewat     </w:t>
+      </w:r>
+      <w:r>
+        <w:rPr>
+          <w:rFonts w:ascii="Consolas" w:eastAsia="Consolas" w:hAnsi="Consolas" w:cs="Consolas"/>
+          <w:sz w:val="18"/>
+          <w:szCs w:val="18"/>
+        </w:rPr>
+        <w:t xml:space="preserve">       | npm run gen:permissions</w:t>
+      </w:r>
+    </w:p>
+    <w:p>
+      <w:pPr>
+        <w:shd w:val="clear" w:color="auto" w:fill="F2F2F2"/>
+        <w:ind w:left="200" w:right="200"/>
+      </w:pPr>
+      <w:r>
+        <w:rPr>
+          <w:rFonts w:ascii="Consolas" w:eastAsia="Consolas" w:hAnsi="Consolas" w:cs="Consolas"/>
+          <w:sz w:val="18"/>
+          <w:szCs w:val="18"/>
+        </w:rPr>
+        <w:t xml:space="preserve">  BASIS DATA                          constants/permissions.js  &lt;- DIBUAT SCRIPT</w:t>
+      </w:r>
+    </w:p>
+    <w:p>
+      <w:pPr>
+        <w:shd w:val="clear" w:color="auto" w:fill="F2F2F2"/>
+        <w:ind w:left="200" w:right="200"/>
+      </w:pPr>
+      <w:r>
+        <w:rPr>
+          <w:rFonts w:ascii="Consolas" w:eastAsia="Consolas" w:hAnsi="Consolas" w:cs="Consolas"/>
+          <w:sz w:val="18"/>
+          <w:szCs w:val="18"/>
+        </w:rPr>
+        <w:t xml:space="preserve">                                            |</w:t>
+      </w:r>
+    </w:p>
+    <w:p>
+      <w:pPr>
+        <w:shd w:val="clear" w:color="auto" w:fill="F2F2F2"/>
+        <w:spacing w:after="160"/>
+        <w:ind w:left="200" w:right="200"/>
+      </w:pPr>
+      <w:r>
+        <w:rPr>
+          <w:rFonts w:ascii="Consolas" w:eastAsia="Consolas" w:hAnsi="Consolas" w:cs="Consolas"/>
+          <w:sz w:val="18"/>
+          <w:szCs w:val="18"/>
+        </w:rPr>
+        <w:t xml:space="preserve">                                      authorize(PERMISSIONS.USERS_CREATE)</w:t>
+      </w:r>
+    </w:p>
+    <w:p>
+      <w:pPr>
+        <w:spacing w:after="200"/>
+        <w:jc w:val="center"/>
+      </w:pPr>
+      <w:r>
+        <w:rPr>
+          <w:rFonts w:ascii="Calibri" w:eastAsia="Calibri" w:hAnsi="Calibri" w:cs="Calibri"/>
+          <w:i/>
+          <w:iCs/>
+          <w:color w:val="595959"/>
+          <w:sz w:val="18"/>
+          <w:szCs w:val="18"/>
+        </w:rPr>
+        <w:t>Gambar 12.1 — Arah aliran katalog izin sebelum dan sesudah perbaikan</w:t>
+      </w:r>
     </w:p>
     <w:tbl>
       <w:tblPr>
@@ -35060,7 +35823,723 @@
           <w:left w:w="10" w:type="dxa"/>
           <w:right w:w="10" w:type="dxa"/>
         </w:tblCellMar>
-        <w:tblLook w:val="04A0" w:firstRow="1" w:lastRow="0" w:firstColumn="1" w:lastColumn="0" w:noHBand="0" w:noVBand="1"/>
+        <w:tblLook w:val="0000" w:firstRow="0" w:lastRow="0" w:firstColumn="0" w:lastColumn="0" w:noHBand="0" w:noVBand="0"/>
+      </w:tblPr>
+      <w:tblGrid>
+        <w:gridCol w:w="2200"/>
+        <w:gridCol w:w="6826"/>
+      </w:tblGrid>
+      <w:tr>
+        <w:tblPrEx>
+          <w:tblCellMar>
+            <w:top w:w="0" w:type="dxa"/>
+            <w:bottom w:w="0" w:type="dxa"/>
+          </w:tblCellMar>
+        </w:tblPrEx>
+        <w:trPr>
+          <w:tblHeader/>
+        </w:trPr>
+        <w:tc>
+          <w:tcPr>
+            <w:tcW w:w="2200" w:type="dxa"/>
+            <w:shd w:val="clear" w:color="auto" w:fill="D9E2F3"/>
+            <w:tcMar>
+              <w:top w:w="80" w:type="dxa"/>
+              <w:left w:w="120" w:type="dxa"/>
+              <w:bottom w:w="80" w:type="dxa"/>
+              <w:right w:w="120" w:type="dxa"/>
+            </w:tcMar>
+          </w:tcPr>
+          <w:p>
+            <w:pPr>
+              <w:spacing w:line="260" w:lineRule="auto"/>
+            </w:pPr>
+            <w:r>
+              <w:rPr>
+                <w:rFonts w:ascii="Calibri" w:eastAsia="Calibri" w:hAnsi="Calibri" w:cs="Calibri"/>
+                <w:b/>
+                <w:bCs/>
+                <w:sz w:val="19"/>
+                <w:szCs w:val="19"/>
+              </w:rPr>
+              <w:t>Bagian</w:t>
+            </w:r>
+          </w:p>
+        </w:tc>
+        <w:tc>
+          <w:tcPr>
+            <w:tcW w:w="6826" w:type="dxa"/>
+            <w:shd w:val="clear" w:color="auto" w:fill="D9E2F3"/>
+            <w:tcMar>
+              <w:top w:w="80" w:type="dxa"/>
+              <w:left w:w="120" w:type="dxa"/>
+              <w:bottom w:w="80" w:type="dxa"/>
+              <w:right w:w="120" w:type="dxa"/>
+            </w:tcMar>
+          </w:tcPr>
+          <w:p>
+            <w:pPr>
+              <w:spacing w:line="260" w:lineRule="auto"/>
+            </w:pPr>
+            <w:r>
+              <w:rPr>
+                <w:rFonts w:ascii="Calibri" w:eastAsia="Calibri" w:hAnsi="Calibri" w:cs="Calibri"/>
+                <w:b/>
+                <w:bCs/>
+                <w:sz w:val="19"/>
+                <w:szCs w:val="19"/>
+              </w:rPr>
+              <w:t>Perubahan</w:t>
+            </w:r>
+          </w:p>
+        </w:tc>
+      </w:tr>
+      <w:tr>
+        <w:tblPrEx>
+          <w:tblCellMar>
+            <w:top w:w="0" w:type="dxa"/>
+            <w:bottom w:w="0" w:type="dxa"/>
+          </w:tblCellMar>
+        </w:tblPrEx>
+        <w:tc>
+          <w:tcPr>
+            <w:tcW w:w="2200" w:type="dxa"/>
+            <w:tcMar>
+              <w:top w:w="80" w:type="dxa"/>
+              <w:left w:w="120" w:type="dxa"/>
+              <w:bottom w:w="80" w:type="dxa"/>
+              <w:right w:w="120" w:type="dxa"/>
+            </w:tcMar>
+          </w:tcPr>
+          <w:p>
+            <w:pPr>
+              <w:spacing w:line="260" w:lineRule="auto"/>
+            </w:pPr>
+            <w:r>
+              <w:rPr>
+                <w:rFonts w:ascii="Calibri" w:eastAsia="Calibri" w:hAnsi="Calibri" w:cs="Calibri"/>
+                <w:sz w:val="19"/>
+                <w:szCs w:val="19"/>
+              </w:rPr>
+              <w:t>Migration baru</w:t>
+            </w:r>
+          </w:p>
+        </w:tc>
+        <w:tc>
+          <w:tcPr>
+            <w:tcW w:w="6826" w:type="dxa"/>
+            <w:tcMar>
+              <w:top w:w="80" w:type="dxa"/>
+              <w:left w:w="120" w:type="dxa"/>
+              <w:bottom w:w="80" w:type="dxa"/>
+              <w:right w:w="120" w:type="dxa"/>
+            </w:tcMar>
+          </w:tcPr>
+          <w:p>
+            <w:pPr>
+              <w:spacing w:line="260" w:lineRule="auto"/>
+            </w:pPr>
+            <w:r>
+              <w:rPr>
+                <w:rFonts w:ascii="Calibri" w:eastAsia="Calibri" w:hAnsi="Calibri" w:cs="Calibri"/>
+                <w:sz w:val="19"/>
+                <w:szCs w:val="19"/>
+              </w:rPr>
+              <w:t>Menyisipkan sebelas izin dengan ON CONFLICT DO NOTHING, sehingga aman dijalankan pada basis data yang izinnya sudah terisi</w:t>
+            </w:r>
+          </w:p>
+        </w:tc>
+      </w:tr>
+      <w:tr>
+        <w:tblPrEx>
+          <w:tblCellMar>
+            <w:top w:w="0" w:type="dxa"/>
+            <w:bottom w:w="0" w:type="dxa"/>
+          </w:tblCellMar>
+        </w:tblPrEx>
+        <w:tc>
+          <w:tcPr>
+            <w:tcW w:w="2200" w:type="dxa"/>
+            <w:tcMar>
+              <w:top w:w="80" w:type="dxa"/>
+              <w:left w:w="120" w:type="dxa"/>
+              <w:bottom w:w="80" w:type="dxa"/>
+              <w:right w:w="120" w:type="dxa"/>
+            </w:tcMar>
+          </w:tcPr>
+          <w:p>
+            <w:pPr>
+              <w:spacing w:line="260" w:lineRule="auto"/>
+            </w:pPr>
+            <w:r>
+              <w:rPr>
+                <w:rFonts w:ascii="Calibri" w:eastAsia="Calibri" w:hAnsi="Calibri" w:cs="Calibri"/>
+                <w:sz w:val="19"/>
+                <w:szCs w:val="19"/>
+              </w:rPr>
+              <w:t>Seeder RBAC</w:t>
+            </w:r>
+          </w:p>
+        </w:tc>
+        <w:tc>
+          <w:tcPr>
+            <w:tcW w:w="6826" w:type="dxa"/>
+            <w:tcMar>
+              <w:top w:w="80" w:type="dxa"/>
+              <w:left w:w="120" w:type="dxa"/>
+              <w:bottom w:w="80" w:type="dxa"/>
+              <w:right w:w="120" w:type="dxa"/>
+            </w:tcMar>
+          </w:tcPr>
+          <w:p>
+            <w:pPr>
+              <w:spacing w:line="260" w:lineRule="auto"/>
+            </w:pPr>
+            <w:r>
+              <w:rPr>
+                <w:rFonts w:ascii="Calibri" w:eastAsia="Calibri" w:hAnsi="Calibri" w:cs="Calibri"/>
+                <w:sz w:val="19"/>
+                <w:szCs w:val="19"/>
+              </w:rPr>
+              <w:t>Berhenti menyisipkan izin. Kini hanya mengurus role dan pemetaannya, memakai teks literal alih-alih konstanta</w:t>
+            </w:r>
+          </w:p>
+        </w:tc>
+      </w:tr>
+      <w:tr>
+        <w:tblPrEx>
+          <w:tblCellMar>
+            <w:top w:w="0" w:type="dxa"/>
+            <w:bottom w:w="0" w:type="dxa"/>
+          </w:tblCellMar>
+        </w:tblPrEx>
+        <w:tc>
+          <w:tcPr>
+            <w:tcW w:w="2200" w:type="dxa"/>
+            <w:tcMar>
+              <w:top w:w="80" w:type="dxa"/>
+              <w:left w:w="120" w:type="dxa"/>
+              <w:bottom w:w="80" w:type="dxa"/>
+              <w:right w:w="120" w:type="dxa"/>
+            </w:tcMar>
+          </w:tcPr>
+          <w:p>
+            <w:pPr>
+              <w:spacing w:line="260" w:lineRule="auto"/>
+            </w:pPr>
+            <w:r>
+              <w:rPr>
+                <w:rFonts w:ascii="Calibri" w:eastAsia="Calibri" w:hAnsi="Calibri" w:cs="Calibri"/>
+                <w:sz w:val="19"/>
+                <w:szCs w:val="19"/>
+              </w:rPr>
+              <w:t>Script generator</w:t>
+            </w:r>
+          </w:p>
+        </w:tc>
+        <w:tc>
+          <w:tcPr>
+            <w:tcW w:w="6826" w:type="dxa"/>
+            <w:tcMar>
+              <w:top w:w="80" w:type="dxa"/>
+              <w:left w:w="120" w:type="dxa"/>
+              <w:bottom w:w="80" w:type="dxa"/>
+              <w:right w:w="120" w:type="dxa"/>
+            </w:tcMar>
+          </w:tcPr>
+          <w:p>
+            <w:pPr>
+              <w:spacing w:line="260" w:lineRule="auto"/>
+            </w:pPr>
+            <w:r>
+              <w:rPr>
+                <w:rFonts w:ascii="Calibri" w:eastAsia="Calibri" w:hAnsi="Calibri" w:cs="Calibri"/>
+                <w:sz w:val="19"/>
+                <w:szCs w:val="19"/>
+              </w:rPr>
+              <w:t>Membaca tabel izin lalu menulis berkas konstanta, dengan header penanda bahwa berkas itu tidak boleh disunting manual</w:t>
+            </w:r>
+          </w:p>
+        </w:tc>
+      </w:tr>
+      <w:tr>
+        <w:tblPrEx>
+          <w:tblCellMar>
+            <w:top w:w="0" w:type="dxa"/>
+            <w:bottom w:w="0" w:type="dxa"/>
+          </w:tblCellMar>
+        </w:tblPrEx>
+        <w:tc>
+          <w:tcPr>
+            <w:tcW w:w="2200" w:type="dxa"/>
+            <w:tcMar>
+              <w:top w:w="80" w:type="dxa"/>
+              <w:left w:w="120" w:type="dxa"/>
+              <w:bottom w:w="80" w:type="dxa"/>
+              <w:right w:w="120" w:type="dxa"/>
+            </w:tcMar>
+          </w:tcPr>
+          <w:p>
+            <w:pPr>
+              <w:spacing w:line="260" w:lineRule="auto"/>
+            </w:pPr>
+            <w:r>
+              <w:rPr>
+                <w:rFonts w:ascii="Calibri" w:eastAsia="Calibri" w:hAnsi="Calibri" w:cs="Calibri"/>
+                <w:sz w:val="19"/>
+                <w:szCs w:val="19"/>
+              </w:rPr>
+              <w:t>Middlewar</w:t>
+            </w:r>
+            <w:r>
+              <w:rPr>
+                <w:rFonts w:ascii="Calibri" w:eastAsia="Calibri" w:hAnsi="Calibri" w:cs="Calibri"/>
+                <w:sz w:val="19"/>
+                <w:szCs w:val="19"/>
+              </w:rPr>
+              <w:t>e authorize</w:t>
+            </w:r>
+          </w:p>
+        </w:tc>
+        <w:tc>
+          <w:tcPr>
+            <w:tcW w:w="6826" w:type="dxa"/>
+            <w:tcMar>
+              <w:top w:w="80" w:type="dxa"/>
+              <w:left w:w="120" w:type="dxa"/>
+              <w:bottom w:w="80" w:type="dxa"/>
+              <w:right w:w="120" w:type="dxa"/>
+            </w:tcMar>
+          </w:tcPr>
+          <w:p>
+            <w:pPr>
+              <w:spacing w:line="260" w:lineRule="auto"/>
+            </w:pPr>
+            <w:r>
+              <w:rPr>
+                <w:rFonts w:ascii="Calibri" w:eastAsia="Calibri" w:hAnsi="Calibri" w:cs="Calibri"/>
+                <w:sz w:val="19"/>
+                <w:szCs w:val="19"/>
+              </w:rPr>
+              <w:t>Mencatat sendiri setiap nama izin yang diminta route saat aplikasi dimuat</w:t>
+            </w:r>
+          </w:p>
+        </w:tc>
+      </w:tr>
+      <w:tr>
+        <w:tblPrEx>
+          <w:tblCellMar>
+            <w:top w:w="0" w:type="dxa"/>
+            <w:bottom w:w="0" w:type="dxa"/>
+          </w:tblCellMar>
+        </w:tblPrEx>
+        <w:tc>
+          <w:tcPr>
+            <w:tcW w:w="2200" w:type="dxa"/>
+            <w:tcMar>
+              <w:top w:w="80" w:type="dxa"/>
+              <w:left w:w="120" w:type="dxa"/>
+              <w:bottom w:w="80" w:type="dxa"/>
+              <w:right w:w="120" w:type="dxa"/>
+            </w:tcMar>
+          </w:tcPr>
+          <w:p>
+            <w:pPr>
+              <w:spacing w:line="260" w:lineRule="auto"/>
+            </w:pPr>
+            <w:r>
+              <w:rPr>
+                <w:rFonts w:ascii="Calibri" w:eastAsia="Calibri" w:hAnsi="Calibri" w:cs="Calibri"/>
+                <w:sz w:val="19"/>
+                <w:szCs w:val="19"/>
+              </w:rPr>
+              <w:lastRenderedPageBreak/>
+              <w:t>Pemeriksaan saat start</w:t>
+            </w:r>
+          </w:p>
+        </w:tc>
+        <w:tc>
+          <w:tcPr>
+            <w:tcW w:w="6826" w:type="dxa"/>
+            <w:tcMar>
+              <w:top w:w="80" w:type="dxa"/>
+              <w:left w:w="120" w:type="dxa"/>
+              <w:bottom w:w="80" w:type="dxa"/>
+              <w:right w:w="120" w:type="dxa"/>
+            </w:tcMar>
+          </w:tcPr>
+          <w:p>
+            <w:pPr>
+              <w:spacing w:line="260" w:lineRule="auto"/>
+            </w:pPr>
+            <w:r>
+              <w:rPr>
+                <w:rFonts w:ascii="Calibri" w:eastAsia="Calibri" w:hAnsi="Calibri" w:cs="Calibri"/>
+                <w:sz w:val="19"/>
+                <w:szCs w:val="19"/>
+              </w:rPr>
+              <w:t>Membandingkan daftar yang dicatat middleware dengan isi basis data. Ada yang tidak cocok, aplikasi menolak menyala</w:t>
+            </w:r>
+          </w:p>
+        </w:tc>
+      </w:tr>
+    </w:tbl>
+    <w:p>
+      <w:pPr>
+        <w:pStyle w:val="Heading3"/>
+        <w:spacing w:before="220" w:after="110"/>
+      </w:pPr>
+      <w:bookmarkStart w:id="99" w:name="_Toc239688359"/>
+      <w:r>
+        <w:rPr>
+          <w:rFonts w:ascii="Calibri" w:eastAsia="Calibri" w:hAnsi="Calibri" w:cs="Calibri"/>
+          <w:b/>
+          <w:bCs/>
+          <w:color w:val="44546A"/>
+          <w:sz w:val="23"/>
+          <w:szCs w:val="23"/>
+        </w:rPr>
+        <w:t>Kenapa seeder memakai teks lit</w:t>
+      </w:r>
+      <w:r>
+        <w:rPr>
+          <w:rFonts w:ascii="Calibri" w:eastAsia="Calibri" w:hAnsi="Calibri" w:cs="Calibri"/>
+          <w:b/>
+          <w:bCs/>
+          <w:color w:val="44546A"/>
+          <w:sz w:val="23"/>
+          <w:szCs w:val="23"/>
+        </w:rPr>
+        <w:t>eral, bukan konstanta</w:t>
+      </w:r>
+      <w:bookmarkEnd w:id="99"/>
+    </w:p>
+    <w:p>
+      <w:pPr>
+        <w:spacing w:after="140" w:line="300" w:lineRule="auto"/>
+        <w:jc w:val="both"/>
+      </w:pPr>
+      <w:r>
+        <w:rPr>
+          <w:rFonts w:ascii="Calibri" w:eastAsia="Calibri" w:hAnsi="Calibri" w:cs="Calibri"/>
+          <w:sz w:val="22"/>
+          <w:szCs w:val="22"/>
+        </w:rPr>
+        <w:t>Seeder dan migration adalah catatan sejarah. Kalau seeder mengimpor berkas konstanta, perilakunya akan berubah secara retroaktif setiap kali konstanta itu diubah — padahal yang seharusnya ia gambarkan adalah keadaan pada saat ia perta</w:t>
+      </w:r>
+      <w:r>
+        <w:rPr>
+          <w:rFonts w:ascii="Calibri" w:eastAsia="Calibri" w:hAnsi="Calibri" w:cs="Calibri"/>
+          <w:sz w:val="22"/>
+          <w:szCs w:val="22"/>
+        </w:rPr>
+        <w:t>ma dijalankan. Prinsip ini sama dengan aturan pada Bab 4: migration yang sudah dijalankan tidak boleh disunting.</w:t>
+      </w:r>
+    </w:p>
+    <w:p>
+      <w:pPr>
+        <w:spacing w:after="140" w:line="300" w:lineRule="auto"/>
+        <w:jc w:val="both"/>
+      </w:pPr>
+      <w:r>
+        <w:rPr>
+          <w:rFonts w:ascii="Calibri" w:eastAsia="Calibri" w:hAnsi="Calibri" w:cs="Calibri"/>
+          <w:sz w:val="22"/>
+          <w:szCs w:val="22"/>
+        </w:rPr>
+        <w:t>Satu pengecualian dibuat untuk superadmin. Alih-alih menuliskan daftar izinnya, seeder mengambil seluruh baris yang ada di tabel izin. Dengan b</w:t>
+      </w:r>
+      <w:r>
+        <w:rPr>
+          <w:rFonts w:ascii="Calibri" w:eastAsia="Calibri" w:hAnsi="Calibri" w:cs="Calibri"/>
+          <w:sz w:val="22"/>
+          <w:szCs w:val="22"/>
+        </w:rPr>
+        <w:t>egitu, izin yang ditambahkan lewat migration baru tidak mungkin terlewat dari superadmin.</w:t>
+      </w:r>
+    </w:p>
+    <w:p>
+      <w:pPr>
+        <w:pStyle w:val="Heading3"/>
+        <w:spacing w:before="220" w:after="110"/>
+      </w:pPr>
+      <w:bookmarkStart w:id="100" w:name="_Toc239688360"/>
+      <w:r>
+        <w:rPr>
+          <w:rFonts w:ascii="Calibri" w:eastAsia="Calibri" w:hAnsi="Calibri" w:cs="Calibri"/>
+          <w:b/>
+          <w:bCs/>
+          <w:color w:val="44546A"/>
+          <w:sz w:val="23"/>
+          <w:szCs w:val="23"/>
+        </w:rPr>
+        <w:t>Dua pengaman yang berjalan tanpa perlu diingat</w:t>
+      </w:r>
+      <w:bookmarkEnd w:id="100"/>
+    </w:p>
+    <w:p>
+      <w:pPr>
+        <w:spacing w:after="140" w:line="300" w:lineRule="auto"/>
+        <w:jc w:val="both"/>
+      </w:pPr>
+      <w:r>
+        <w:rPr>
+          <w:rFonts w:ascii="Calibri" w:eastAsia="Calibri" w:hAnsi="Calibri" w:cs="Calibri"/>
+          <w:sz w:val="22"/>
+          <w:szCs w:val="22"/>
+        </w:rPr>
+        <w:t>Yang membuat perbaikan ini benar-benar menutup lubangnya bukan generator, melainkan dua pemeriksaan berikut.</w:t>
+      </w:r>
+    </w:p>
+    <w:p>
+      <w:pPr>
+        <w:pStyle w:val="ListParagraph"/>
+        <w:numPr>
+          <w:ilvl w:val="0"/>
+          <w:numId w:val="2"/>
+        </w:numPr>
+        <w:spacing w:after="80" w:line="290" w:lineRule="auto"/>
+      </w:pPr>
+      <w:r>
+        <w:rPr>
+          <w:rFonts w:ascii="Calibri" w:eastAsia="Calibri" w:hAnsi="Calibri" w:cs="Calibri"/>
+          <w:sz w:val="22"/>
+          <w:szCs w:val="22"/>
+        </w:rPr>
+        <w:t>Middleware authorize menolak nama izin yang bukan teks. Salah ketik pada konstanta menghasilkan nilai undefined, dan itu tertangkap pada saat route</w:t>
+      </w:r>
+      <w:r>
+        <w:rPr>
+          <w:rFonts w:ascii="Calibri" w:eastAsia="Calibri" w:hAnsi="Calibri" w:cs="Calibri"/>
+          <w:sz w:val="22"/>
+          <w:szCs w:val="22"/>
+        </w:rPr>
+        <w:t xml:space="preserve"> didefinisikan, yaitu ketika aplikasi dimuat.</w:t>
+      </w:r>
+    </w:p>
+    <w:p>
+      <w:pPr>
+        <w:pStyle w:val="ListParagraph"/>
+        <w:numPr>
+          <w:ilvl w:val="0"/>
+          <w:numId w:val="2"/>
+        </w:numPr>
+        <w:spacing w:after="80" w:line="290" w:lineRule="auto"/>
+      </w:pPr>
+      <w:r>
+        <w:rPr>
+          <w:rFonts w:ascii="Calibri" w:eastAsia="Calibri" w:hAnsi="Calibri" w:cs="Calibri"/>
+          <w:sz w:val="22"/>
+          <w:szCs w:val="22"/>
+        </w:rPr>
+        <w:t>Saat start, daftar izin yang dipakai seluruh route dibandingkan dengan isi tabel izin. Ada yang tidak ada, aplikasi menolak menyala dan menyebutkan izin mana beserta perintah yang harus dijalankan.</w:t>
+      </w:r>
+    </w:p>
+    <w:p>
+      <w:pPr>
+        <w:pBdr>
+          <w:left w:val="single" w:sz="18" w:space="12" w:color="2E5496"/>
+        </w:pBdr>
+        <w:spacing w:before="120" w:after="160" w:line="300" w:lineRule="auto"/>
+        <w:ind w:left="400"/>
+      </w:pPr>
+      <w:r>
+        <w:rPr>
+          <w:rFonts w:ascii="Calibri" w:eastAsia="Calibri" w:hAnsi="Calibri" w:cs="Calibri"/>
+          <w:i/>
+          <w:iCs/>
+          <w:color w:val="1F3864"/>
+          <w:sz w:val="22"/>
+          <w:szCs w:val="22"/>
+        </w:rPr>
+        <w:t>Kegagalan ya</w:t>
+      </w:r>
+      <w:r>
+        <w:rPr>
+          <w:rFonts w:ascii="Calibri" w:eastAsia="Calibri" w:hAnsi="Calibri" w:cs="Calibri"/>
+          <w:i/>
+          <w:iCs/>
+          <w:color w:val="1F3864"/>
+          <w:sz w:val="22"/>
+          <w:szCs w:val="22"/>
+        </w:rPr>
+        <w:t>ng tadinya berupa 403 senyap selamanya, sekarang berupa satu pesan jelas pada detik pertama aplikasi dijalankan.</w:t>
+      </w:r>
+    </w:p>
+    <w:p>
+      <w:pPr>
+        <w:spacing w:after="140" w:line="300" w:lineRule="auto"/>
+        <w:jc w:val="both"/>
+      </w:pPr>
+      <w:r>
+        <w:rPr>
+          <w:rFonts w:ascii="Calibri" w:eastAsia="Calibri" w:hAnsi="Calibri" w:cs="Calibri"/>
+          <w:sz w:val="22"/>
+          <w:szCs w:val="22"/>
+        </w:rPr>
+        <w:t>Ini penerapan prinsip fail fast yang sama seperti pada pemeriksaan variabel environment, koneksi basis data, dan kredensial superadmin di seeder.</w:t>
+      </w:r>
+    </w:p>
+    <w:p>
+      <w:pPr>
+        <w:pStyle w:val="Heading3"/>
+        <w:spacing w:before="220" w:after="110"/>
+      </w:pPr>
+      <w:bookmarkStart w:id="101" w:name="_Toc239688361"/>
+      <w:r>
+        <w:rPr>
+          <w:rFonts w:ascii="Calibri" w:eastAsia="Calibri" w:hAnsi="Calibri" w:cs="Calibri"/>
+          <w:b/>
+          <w:bCs/>
+          <w:color w:val="44546A"/>
+          <w:sz w:val="23"/>
+          <w:szCs w:val="23"/>
+        </w:rPr>
+        <w:t>Hasil pengujian</w:t>
+      </w:r>
+      <w:bookmarkEnd w:id="101"/>
+    </w:p>
+    <w:p>
+      <w:pPr>
+        <w:shd w:val="clear" w:color="auto" w:fill="F2F2F2"/>
+        <w:spacing w:before="60"/>
+        <w:ind w:left="200" w:right="200"/>
+      </w:pPr>
+      <w:r>
+        <w:rPr>
+          <w:rFonts w:ascii="Consolas" w:eastAsia="Consolas" w:hAnsi="Consolas" w:cs="Consolas"/>
+          <w:sz w:val="18"/>
+          <w:szCs w:val="18"/>
+        </w:rPr>
+        <w:t>Izin dikumpulkan authorize()   : 11, cocok persis dengan basis data</w:t>
+      </w:r>
+    </w:p>
+    <w:p>
+      <w:pPr>
+        <w:shd w:val="clear" w:color="auto" w:fill="F2F2F2"/>
+        <w:ind w:left="200" w:right="200"/>
+      </w:pPr>
+      <w:r>
+        <w:rPr>
+          <w:rFonts w:ascii="Consolas" w:eastAsia="Consolas" w:hAnsi="Consolas" w:cs="Consolas"/>
+          <w:sz w:val="18"/>
+          <w:szCs w:val="18"/>
+        </w:rPr>
+        <w:t xml:space="preserve">Katalog benar             </w:t>
+      </w:r>
+      <w:r>
+        <w:rPr>
+          <w:rFonts w:ascii="Consolas" w:eastAsia="Consolas" w:hAnsi="Consolas" w:cs="Consolas"/>
+          <w:sz w:val="18"/>
+          <w:szCs w:val="18"/>
+        </w:rPr>
+        <w:t xml:space="preserve">     : lolos</w:t>
+      </w:r>
+    </w:p>
+    <w:p>
+      <w:pPr>
+        <w:shd w:val="clear" w:color="auto" w:fill="F2F2F2"/>
+        <w:ind w:left="200" w:right="200"/>
+      </w:pPr>
+      <w:r>
+        <w:rPr>
+          <w:rFonts w:ascii="Consolas" w:eastAsia="Consolas" w:hAnsi="Consolas" w:cs="Consolas"/>
+          <w:sz w:val="18"/>
+          <w:szCs w:val="18"/>
+        </w:rPr>
+        <w:t>Ada izin yang tidak ada di DB  : ditolak, menyebutkan nama izinnya</w:t>
+      </w:r>
+    </w:p>
+    <w:p>
+      <w:pPr>
+        <w:shd w:val="clear" w:color="auto" w:fill="F2F2F2"/>
+        <w:ind w:left="200" w:right="200"/>
+      </w:pPr>
+      <w:r>
+        <w:rPr>
+          <w:rFonts w:ascii="Consolas" w:eastAsia="Consolas" w:hAnsi="Consolas" w:cs="Consolas"/>
+          <w:sz w:val="18"/>
+          <w:szCs w:val="18"/>
+        </w:rPr>
+        <w:t>Konstanta salah ketik          : ditolak saat route didefinisikan</w:t>
+      </w:r>
+    </w:p>
+    <w:p>
+      <w:pPr>
+        <w:shd w:val="clear" w:color="auto" w:fill="F2F2F2"/>
+        <w:ind w:left="200" w:right="200"/>
+      </w:pPr>
+      <w:r>
+        <w:rPr>
+          <w:rFonts w:ascii="Consolas" w:eastAsia="Consolas" w:hAnsi="Consolas" w:cs="Consolas"/>
+          <w:sz w:val="18"/>
+          <w:szCs w:val="18"/>
+        </w:rPr>
+        <w:t>Basis data dibangun dari nol   : 11 izin, superadmin 11, admin 7, user 2</w:t>
+      </w:r>
+    </w:p>
+    <w:p>
+      <w:pPr>
+        <w:shd w:val="clear" w:color="auto" w:fill="F2F2F2"/>
+        <w:spacing w:after="160"/>
+        <w:ind w:left="200" w:right="200"/>
+      </w:pPr>
+      <w:r>
+        <w:rPr>
+          <w:rFonts w:ascii="Consolas" w:eastAsia="Consolas" w:hAnsi="Consolas" w:cs="Consolas"/>
+          <w:sz w:val="18"/>
+          <w:szCs w:val="18"/>
+        </w:rPr>
+        <w:t>Pengujian end-to-end           : 15 l</w:t>
+      </w:r>
+      <w:r>
+        <w:rPr>
+          <w:rFonts w:ascii="Consolas" w:eastAsia="Consolas" w:hAnsi="Consolas" w:cs="Consolas"/>
+          <w:sz w:val="18"/>
+          <w:szCs w:val="18"/>
+        </w:rPr>
+        <w:t>ulus, 0 gagal</w:t>
+      </w:r>
+    </w:p>
+    <w:p>
+      <w:r>
+        <w:br w:type="page"/>
+      </w:r>
+    </w:p>
+    <w:p>
+      <w:pPr>
+        <w:pStyle w:val="Heading1"/>
+        <w:spacing w:before="360" w:after="180"/>
+      </w:pPr>
+      <w:bookmarkStart w:id="102" w:name="_Toc239688362"/>
+      <w:r>
+        <w:rPr>
+          <w:rFonts w:ascii="Calibri" w:eastAsia="Calibri" w:hAnsi="Calibri" w:cs="Calibri"/>
+          <w:b/>
+          <w:bCs/>
+          <w:color w:val="1F3864"/>
+        </w:rPr>
+        <w:lastRenderedPageBreak/>
+        <w:t>Lampiran A — Daftar Endpoint</w:t>
+      </w:r>
+      <w:bookmarkEnd w:id="102"/>
+    </w:p>
+    <w:tbl>
+      <w:tblPr>
+        <w:tblW w:w="9026" w:type="dxa"/>
+        <w:tblBorders>
+          <w:top w:val="single" w:sz="4" w:space="0" w:color="auto"/>
+          <w:left w:val="single" w:sz="4" w:space="0" w:color="auto"/>
+          <w:bottom w:val="single" w:sz="4" w:space="0" w:color="auto"/>
+          <w:right w:val="single" w:sz="4" w:space="0" w:color="auto"/>
+          <w:insideH w:val="single" w:sz="4" w:space="0" w:color="auto"/>
+          <w:insideV w:val="single" w:sz="4" w:space="0" w:color="auto"/>
+        </w:tblBorders>
+        <w:tblCellMar>
+          <w:left w:w="10" w:type="dxa"/>
+          <w:right w:w="10" w:type="dxa"/>
+        </w:tblCellMar>
+        <w:tblLook w:val="0000" w:firstRow="0" w:lastRow="0" w:firstColumn="0" w:lastColumn="0" w:noHBand="0" w:noVBand="0"/>
       </w:tblPr>
       <w:tblGrid>
         <w:gridCol w:w="3000"/>
@@ -35850,15 +37329,7 @@
                 <w:sz w:val="19"/>
                 <w:szCs w:val="19"/>
               </w:rPr>
-              <w:t>Melihat profil send</w:t>
-            </w:r>
-            <w:r>
-              <w:rPr>
-                <w:rFonts w:ascii="Calibri" w:eastAsia="Calibri" w:hAnsi="Calibri" w:cs="Calibri"/>
-                <w:sz w:val="19"/>
-                <w:szCs w:val="19"/>
-              </w:rPr>
-              <w:t>iri beserta avatar</w:t>
+              <w:t>Melihat profil sendiri beserta avatar</w:t>
             </w:r>
           </w:p>
         </w:tc>
@@ -37173,7 +38644,7 @@
         <w:pStyle w:val="Heading1"/>
         <w:spacing w:before="360" w:after="180"/>
       </w:pPr>
-      <w:bookmarkStart w:id="96" w:name="_Toc239425498"/>
+      <w:bookmarkStart w:id="103" w:name="_Toc239688363"/>
       <w:r>
         <w:rPr>
           <w:rFonts w:ascii="Calibri" w:eastAsia="Calibri" w:hAnsi="Calibri" w:cs="Calibri"/>
@@ -37183,7 +38654,7 @@
         </w:rPr>
         <w:t>Lampiran B — Variabel Konfigurasi</w:t>
       </w:r>
-      <w:bookmarkEnd w:id="96"/>
+      <w:bookmarkEnd w:id="103"/>
     </w:p>
     <w:p>
       <w:pPr>
@@ -37197,7 +38668,7 @@
           <w:szCs w:val="22"/>
         </w:rPr>
         <w:lastRenderedPageBreak/>
-        <w:t xml:space="preserve">Seluruh variabel </w:t>
+        <w:t>Seluruh variabel dibaca dan divalidasi di satu tempat saat aplikasi mulai berjalan. Aplikasi menolak menyala apabila ada yang belum diisi, sehingga kesalahan konfigurasi</w:t>
       </w:r>
       <w:r>
         <w:rPr>
@@ -37205,7 +38676,7 @@
           <w:sz w:val="22"/>
           <w:szCs w:val="22"/>
         </w:rPr>
-        <w:t>dibaca dan divalidasi di satu tempat saat aplikasi mulai berjalan. Aplikasi menolak menyala apabila ada yang belum diisi, sehingga kesalahan konfigurasi ketahuan pada detik pertama, bukan setelah pengguna pertama mencoba memakainya.</w:t>
+        <w:t xml:space="preserve"> ketahuan pada detik pertama, bukan setelah pengguna pertama mencoba memakainya.</w:t>
       </w:r>
     </w:p>
     <w:tbl>
@@ -37223,7 +38694,7 @@
           <w:left w:w="10" w:type="dxa"/>
           <w:right w:w="10" w:type="dxa"/>
         </w:tblCellMar>
-        <w:tblLook w:val="04A0" w:firstRow="1" w:lastRow="0" w:firstColumn="1" w:lastColumn="0" w:noHBand="0" w:noVBand="1"/>
+        <w:tblLook w:val="0000" w:firstRow="0" w:lastRow="0" w:firstColumn="0" w:lastColumn="0" w:noHBand="0" w:noVBand="0"/>
       </w:tblPr>
       <w:tblGrid>
         <w:gridCol w:w="1600"/>
@@ -37984,7 +39455,7 @@
         <w:pStyle w:val="Heading1"/>
         <w:spacing w:before="360" w:after="180"/>
       </w:pPr>
-      <w:bookmarkStart w:id="97" w:name="_Toc239425499"/>
+      <w:bookmarkStart w:id="104" w:name="_Toc239688364"/>
       <w:r>
         <w:rPr>
           <w:rFonts w:ascii="Calibri" w:eastAsia="Calibri" w:hAnsi="Calibri" w:cs="Calibri"/>
@@ -37994,7 +39465,7 @@
         </w:rPr>
         <w:t>Lampiran C — Perintah yang Sering Dipakai</w:t>
       </w:r>
-      <w:bookmarkEnd w:id="97"/>
+      <w:bookmarkEnd w:id="104"/>
     </w:p>
     <w:tbl>
       <w:tblPr>
@@ -38011,7 +39482,7 @@
           <w:left w:w="10" w:type="dxa"/>
           <w:right w:w="10" w:type="dxa"/>
         </w:tblCellMar>
-        <w:tblLook w:val="04A0" w:firstRow="1" w:lastRow="0" w:firstColumn="1" w:lastColumn="0" w:noHBand="0" w:noVBand="1"/>
+        <w:tblLook w:val="0000" w:firstRow="0" w:lastRow="0" w:firstColumn="0" w:lastColumn="0" w:noHBand="0" w:noVBand="0"/>
       </w:tblPr>
       <w:tblGrid>
         <w:gridCol w:w="3600"/>
@@ -38865,10 +40336,10 @@
 <file path=word/numbering.xml><?xml version="1.0" encoding="utf-8"?>
 <w:numbering xmlns:wpc="http://schemas.microsoft.com/office/word/2010/wordprocessingCanvas" xmlns:cx="http://schemas.microsoft.com/office/drawing/2014/chartex" xmlns:cx1="http://schemas.microsoft.com/office/drawing/2015/9/8/chartex" xmlns:cx2="http://schemas.microsoft.com/office/drawing/2015/10/21/chartex" xmlns:cx3="http://schemas.microsoft.com/office/drawing/2016/5/9/chartex" xmlns:cx4="http://schemas.microsoft.com/office/drawing/2016/5/10/chartex" xmlns:cx5="http://schemas.microsoft.com/office/drawing/2016/5/11/chartex" xmlns:cx6="http://schemas.microsoft.com/office/drawing/2016/5/12/chartex" xmlns:cx7="http://schemas.microsoft.com/office/drawing/2016/5/13/chartex" xmlns:cx8="http://schemas.microsoft.com/office/drawing/2016/5/14/chartex" xmlns:mc="http://schemas.openxmlformats.org/markup-compatibility/2006" xmlns:aink="http://schemas.microsoft.com/office/drawing/2016/ink" xmlns:am3d="http://schemas.microsoft.com/office/drawing/2017/model3d" xmlns:o="urn:schemas-microsoft-com:office:office" xmlns:r="http://schemas.openxmlformats.org/officeDocument/2006/relationships" xmlns:m="http://schemas.openxmlformats.org/officeDocument/2006/math" xmlns:v="urn:schemas-microsoft-com:vml" xmlns:wp14="http://schemas.microsoft.com/office/word/2010/wordprocessingDrawing" xmlns:wp="http://schemas.openxmlformats.org/drawingml/2006/wordprocessingDrawing" xmlns:w10="urn:schemas-microsoft-com:office:word" xmlns:w="http://schemas.openxmlformats.org/wordprocessingml/2006/main" xmlns:w14="http://schemas.microsoft.com/office/word/2010/wordml" xmlns:w15="http://schemas.microsoft.com/office/word/2012/wordml" xmlns:w16cex="http://schemas.microsoft.com/office/word/2018/wordml/cex" xmlns:w16cid="http://schemas.microsoft.com/office/word/2016/wordml/cid" xmlns:w16="http://schemas.microsoft.com/office/word/2018/wordml" xmlns:w16sdtdh="http://schemas.microsoft.com/office/word/2020/wordml/sdtdatahash" xmlns:w16se="http://schemas.microsoft.com/office/word/2015/wordml/symex" xmlns:wpg="http://schemas.microsoft.com/office/word/2010/wordprocessingGroup" xmlns:wpi="http://schemas.microsoft.com/office/word/2010/wordprocessingInk" xmlns:wne="http://schemas.microsoft.com/office/word/2006/wordml" xmlns:wps="http://schemas.microsoft.com/office/word/2010/wordprocessingShape" mc:Ignorable="w14 w15 w16se w16cid w16 w16cex w16sdtdh wp14">
   <w:abstractNum w:abstractNumId="0" w15:restartNumberingAfterBreak="0">
-    <w:nsid w:val="1FAC5229"/>
+    <w:nsid w:val="246605F6"/>
     <w:multiLevelType w:val="hybridMultilevel"/>
-    <w:tmpl w:val="7E6EDEEC"/>
-    <w:lvl w:ilvl="0" w:tplc="9BB4EE40">
+    <w:tmpl w:val="D1C27FC2"/>
+    <w:lvl w:ilvl="0" w:tplc="A73EA412">
       <w:start w:val="1"/>
       <w:numFmt w:val="bullet"/>
       <w:lvlText w:val="•"/>
@@ -38877,7 +40348,7 @@
         <w:ind w:left="460" w:hanging="240"/>
       </w:pPr>
     </w:lvl>
-    <w:lvl w:ilvl="1" w:tplc="C44E81EC">
+    <w:lvl w:ilvl="1" w:tplc="DAC67020">
       <w:start w:val="1"/>
       <w:numFmt w:val="bullet"/>
       <w:lvlText w:val="◦"/>
@@ -38886,47 +40357,47 @@
         <w:ind w:left="900" w:hanging="240"/>
       </w:pPr>
     </w:lvl>
-    <w:lvl w:ilvl="2" w:tplc="A14C88EA">
+    <w:lvl w:ilvl="2" w:tplc="D9E27376">
       <w:numFmt w:val="decimal"/>
       <w:lvlText w:val=""/>
       <w:lvlJc w:val="left"/>
     </w:lvl>
-    <w:lvl w:ilvl="3" w:tplc="EDFEED30">
+    <w:lvl w:ilvl="3" w:tplc="EFFC5460">
       <w:numFmt w:val="decimal"/>
       <w:lvlText w:val=""/>
       <w:lvlJc w:val="left"/>
     </w:lvl>
-    <w:lvl w:ilvl="4" w:tplc="07AA525E">
+    <w:lvl w:ilvl="4" w:tplc="46BC2370">
       <w:numFmt w:val="decimal"/>
       <w:lvlText w:val=""/>
       <w:lvlJc w:val="left"/>
     </w:lvl>
-    <w:lvl w:ilvl="5" w:tplc="51440E84">
+    <w:lvl w:ilvl="5" w:tplc="CCCAED1C">
       <w:numFmt w:val="decimal"/>
       <w:lvlText w:val=""/>
       <w:lvlJc w:val="left"/>
     </w:lvl>
-    <w:lvl w:ilvl="6" w:tplc="4D788804">
+    <w:lvl w:ilvl="6" w:tplc="D626FFA4">
       <w:numFmt w:val="decimal"/>
       <w:lvlText w:val=""/>
       <w:lvlJc w:val="left"/>
     </w:lvl>
-    <w:lvl w:ilvl="7" w:tplc="61AA4532">
+    <w:lvl w:ilvl="7" w:tplc="FD0098A4">
       <w:numFmt w:val="decimal"/>
       <w:lvlText w:val=""/>
       <w:lvlJc w:val="left"/>
     </w:lvl>
-    <w:lvl w:ilvl="8" w:tplc="F60AA84C">
+    <w:lvl w:ilvl="8" w:tplc="5394AE48">
       <w:numFmt w:val="decimal"/>
       <w:lvlText w:val=""/>
       <w:lvlJc w:val="left"/>
     </w:lvl>
   </w:abstractNum>
   <w:abstractNum w:abstractNumId="1" w15:restartNumberingAfterBreak="0">
-    <w:nsid w:val="60A67F2F"/>
+    <w:nsid w:val="287C595F"/>
     <w:multiLevelType w:val="hybridMultilevel"/>
-    <w:tmpl w:val="FF74AAA4"/>
-    <w:lvl w:ilvl="0" w:tplc="F6AA59C0">
+    <w:tmpl w:val="AC409CF4"/>
+    <w:lvl w:ilvl="0" w:tplc="A3FEB738">
       <w:start w:val="1"/>
       <w:numFmt w:val="bullet"/>
       <w:lvlText w:val="●"/>
@@ -38935,7 +40406,7 @@
         <w:ind w:left="720" w:hanging="360"/>
       </w:pPr>
     </w:lvl>
-    <w:lvl w:ilvl="1" w:tplc="6DAE0A44">
+    <w:lvl w:ilvl="1" w:tplc="5980EE58">
       <w:start w:val="1"/>
       <w:numFmt w:val="bullet"/>
       <w:lvlText w:val="○"/>
@@ -38944,7 +40415,7 @@
         <w:ind w:left="1440" w:hanging="360"/>
       </w:pPr>
     </w:lvl>
-    <w:lvl w:ilvl="2" w:tplc="45821930">
+    <w:lvl w:ilvl="2" w:tplc="3E5A78AA">
       <w:start w:val="1"/>
       <w:numFmt w:val="bullet"/>
       <w:lvlText w:val="■"/>
@@ -38953,7 +40424,7 @@
         <w:ind w:left="2160" w:hanging="360"/>
       </w:pPr>
     </w:lvl>
-    <w:lvl w:ilvl="3" w:tplc="9D2ABB4C">
+    <w:lvl w:ilvl="3" w:tplc="8D4E8250">
       <w:start w:val="1"/>
       <w:numFmt w:val="bullet"/>
       <w:lvlText w:val="●"/>
@@ -38962,7 +40433,7 @@
         <w:ind w:left="2880" w:hanging="360"/>
       </w:pPr>
     </w:lvl>
-    <w:lvl w:ilvl="4" w:tplc="E9060922">
+    <w:lvl w:ilvl="4" w:tplc="B18827E0">
       <w:start w:val="1"/>
       <w:numFmt w:val="bullet"/>
       <w:lvlText w:val="○"/>
@@ -38971,7 +40442,7 @@
         <w:ind w:left="3600" w:hanging="360"/>
       </w:pPr>
     </w:lvl>
-    <w:lvl w:ilvl="5" w:tplc="A0F8DC9E">
+    <w:lvl w:ilvl="5" w:tplc="1BB40C22">
       <w:start w:val="1"/>
       <w:numFmt w:val="bullet"/>
       <w:lvlText w:val="■"/>
@@ -38980,7 +40451,7 @@
         <w:ind w:left="4320" w:hanging="360"/>
       </w:pPr>
     </w:lvl>
-    <w:lvl w:ilvl="6" w:tplc="47504C42">
+    <w:lvl w:ilvl="6" w:tplc="D8C23260">
       <w:start w:val="1"/>
       <w:numFmt w:val="bullet"/>
       <w:lvlText w:val="●"/>
@@ -38989,7 +40460,7 @@
         <w:ind w:left="5040" w:hanging="360"/>
       </w:pPr>
     </w:lvl>
-    <w:lvl w:ilvl="7" w:tplc="EF02CB6C">
+    <w:lvl w:ilvl="7" w:tplc="D298C6F8">
       <w:start w:val="1"/>
       <w:numFmt w:val="bullet"/>
       <w:lvlText w:val="●"/>
@@ -38998,7 +40469,7 @@
         <w:ind w:left="5760" w:hanging="360"/>
       </w:pPr>
     </w:lvl>
-    <w:lvl w:ilvl="8" w:tplc="9886E7E0">
+    <w:lvl w:ilvl="8" w:tplc="AC4C55A6">
       <w:start w:val="1"/>
       <w:numFmt w:val="bullet"/>
       <w:lvlText w:val="●"/>
@@ -39009,10 +40480,10 @@
     </w:lvl>
   </w:abstractNum>
   <w:abstractNum w:abstractNumId="2" w15:restartNumberingAfterBreak="0">
-    <w:nsid w:val="6DE42326"/>
+    <w:nsid w:val="3642334B"/>
     <w:multiLevelType w:val="hybridMultilevel"/>
-    <w:tmpl w:val="3ECEB054"/>
-    <w:lvl w:ilvl="0" w:tplc="28FCD044">
+    <w:tmpl w:val="FDC40F8E"/>
+    <w:lvl w:ilvl="0" w:tplc="395AACC0">
       <w:start w:val="1"/>
       <w:numFmt w:val="decimal"/>
       <w:lvlText w:val="%1."/>
@@ -39021,42 +40492,42 @@
         <w:ind w:left="460" w:hanging="240"/>
       </w:pPr>
     </w:lvl>
-    <w:lvl w:ilvl="1" w:tplc="5B8C8F08">
+    <w:lvl w:ilvl="1" w:tplc="CAA48ADC">
       <w:numFmt w:val="decimal"/>
       <w:lvlText w:val=""/>
       <w:lvlJc w:val="left"/>
     </w:lvl>
-    <w:lvl w:ilvl="2" w:tplc="8BEA0834">
+    <w:lvl w:ilvl="2" w:tplc="B7887AB8">
       <w:numFmt w:val="decimal"/>
       <w:lvlText w:val=""/>
       <w:lvlJc w:val="left"/>
     </w:lvl>
-    <w:lvl w:ilvl="3" w:tplc="14EE50FC">
+    <w:lvl w:ilvl="3" w:tplc="45A438B8">
       <w:numFmt w:val="decimal"/>
       <w:lvlText w:val=""/>
       <w:lvlJc w:val="left"/>
     </w:lvl>
-    <w:lvl w:ilvl="4" w:tplc="38E4125C">
+    <w:lvl w:ilvl="4" w:tplc="55564756">
       <w:numFmt w:val="decimal"/>
       <w:lvlText w:val=""/>
       <w:lvlJc w:val="left"/>
     </w:lvl>
-    <w:lvl w:ilvl="5" w:tplc="9D44C24A">
+    <w:lvl w:ilvl="5" w:tplc="26086338">
       <w:numFmt w:val="decimal"/>
       <w:lvlText w:val=""/>
       <w:lvlJc w:val="left"/>
     </w:lvl>
-    <w:lvl w:ilvl="6" w:tplc="46E07306">
+    <w:lvl w:ilvl="6" w:tplc="C71E42F8">
       <w:numFmt w:val="decimal"/>
       <w:lvlText w:val=""/>
       <w:lvlJc w:val="left"/>
     </w:lvl>
-    <w:lvl w:ilvl="7" w:tplc="2B0246E6">
+    <w:lvl w:ilvl="7" w:tplc="81F89270">
       <w:numFmt w:val="decimal"/>
       <w:lvlText w:val=""/>
       <w:lvlJc w:val="left"/>
     </w:lvl>
-    <w:lvl w:ilvl="8" w:tplc="3B906CFC">
+    <w:lvl w:ilvl="8" w:tplc="746CE7D2">
       <w:numFmt w:val="decimal"/>
       <w:lvlText w:val=""/>
       <w:lvlJc w:val="left"/>
@@ -39676,7 +41147,7 @@
     <w:autoRedefine/>
     <w:uiPriority w:val="39"/>
     <w:unhideWhenUsed/>
-    <w:rsid w:val="00E37C3F"/>
+    <w:rsid w:val="009A3783"/>
     <w:pPr>
       <w:spacing w:after="100"/>
     </w:pPr>
@@ -39688,7 +41159,7 @@
     <w:autoRedefine/>
     <w:uiPriority w:val="39"/>
     <w:unhideWhenUsed/>
-    <w:rsid w:val="00E37C3F"/>
+    <w:rsid w:val="009A3783"/>
     <w:pPr>
       <w:spacing w:after="100"/>
       <w:ind w:left="200"/>
@@ -39701,7 +41172,7 @@
     <w:autoRedefine/>
     <w:uiPriority w:val="39"/>
     <w:unhideWhenUsed/>
-    <w:rsid w:val="00E37C3F"/>
+    <w:rsid w:val="009A3783"/>
     <w:pPr>
       <w:spacing w:after="100"/>
       <w:ind w:left="400"/>
@@ -39714,7 +41185,7 @@
     <w:autoRedefine/>
     <w:uiPriority w:val="39"/>
     <w:unhideWhenUsed/>
-    <w:rsid w:val="00E37C3F"/>
+    <w:rsid w:val="009A3783"/>
     <w:pPr>
       <w:spacing w:after="100" w:line="259" w:lineRule="auto"/>
       <w:ind w:left="660"/>
@@ -39732,7 +41203,7 @@
     <w:autoRedefine/>
     <w:uiPriority w:val="39"/>
     <w:unhideWhenUsed/>
-    <w:rsid w:val="00E37C3F"/>
+    <w:rsid w:val="009A3783"/>
     <w:pPr>
       <w:spacing w:after="100" w:line="259" w:lineRule="auto"/>
       <w:ind w:left="880"/>
@@ -39750,7 +41221,7 @@
     <w:autoRedefine/>
     <w:uiPriority w:val="39"/>
     <w:unhideWhenUsed/>
-    <w:rsid w:val="00E37C3F"/>
+    <w:rsid w:val="009A3783"/>
     <w:pPr>
       <w:spacing w:after="100" w:line="259" w:lineRule="auto"/>
       <w:ind w:left="1100"/>
@@ -39768,7 +41239,7 @@
     <w:autoRedefine/>
     <w:uiPriority w:val="39"/>
     <w:unhideWhenUsed/>
-    <w:rsid w:val="00E37C3F"/>
+    <w:rsid w:val="009A3783"/>
     <w:pPr>
       <w:spacing w:after="100" w:line="259" w:lineRule="auto"/>
       <w:ind w:left="1320"/>
@@ -39786,7 +41257,7 @@
     <w:autoRedefine/>
     <w:uiPriority w:val="39"/>
     <w:unhideWhenUsed/>
-    <w:rsid w:val="00E37C3F"/>
+    <w:rsid w:val="009A3783"/>
     <w:pPr>
       <w:spacing w:after="100" w:line="259" w:lineRule="auto"/>
       <w:ind w:left="1540"/>
@@ -39804,7 +41275,7 @@
     <w:autoRedefine/>
     <w:uiPriority w:val="39"/>
     <w:unhideWhenUsed/>
-    <w:rsid w:val="00E37C3F"/>
+    <w:rsid w:val="009A3783"/>
     <w:pPr>
       <w:spacing w:after="100" w:line="259" w:lineRule="auto"/>
       <w:ind w:left="1760"/>
@@ -39821,7 +41292,7 @@
     <w:uiPriority w:val="99"/>
     <w:semiHidden/>
     <w:unhideWhenUsed/>
-    <w:rsid w:val="00E37C3F"/>
+    <w:rsid w:val="009A3783"/>
     <w:rPr>
       <w:color w:val="605E5C"/>
       <w:shd w:val="clear" w:color="auto" w:fill="E1DFDD"/>

--- a/docs/Laporan-Auth-Service.docx
+++ b/docs/Laporan-Auth-Service.docx
@@ -28188,6 +28188,2499 @@
           <w:szCs w:val="18"/>
         </w:rPr>
         <w:t xml:space="preserve">Sequelize di luar repositories : hanya pembungkus transaksi dan server.js</w:t>
+      </w:r>
+    </w:p>
+    <w:p>
+      <w:r>
+        <w:br w:type="page"/>
+      </w:r>
+    </w:p>
+    <w:p>
+      <w:pPr>
+        <w:pStyle w:val="Heading2"/>
+        <w:spacing w:after="140" w:before="280"/>
+      </w:pPr>
+      <w:r>
+        <w:rPr>
+          <w:rFonts w:ascii="Calibri" w:cs="Calibri" w:eastAsia="Calibri" w:hAnsi="Calibri"/>
+          <w:b/>
+          <w:bCs/>
+          <w:color w:val="2E5496"/>
+          <w:sz w:val="26"/>
+          <w:szCs w:val="26"/>
+        </w:rPr>
+        <w:t xml:space="preserve">12.3 Pengujian Unit</w:t>
+      </w:r>
+    </w:p>
+    <w:p>
+      <w:pPr>
+        <w:pStyle w:val="Heading3"/>
+        <w:spacing w:after="110" w:before="220"/>
+      </w:pPr>
+      <w:r>
+        <w:rPr>
+          <w:rFonts w:ascii="Calibri" w:cs="Calibri" w:eastAsia="Calibri" w:hAnsi="Calibri"/>
+          <w:b/>
+          <w:bCs/>
+          <w:color w:val="44546A"/>
+          <w:sz w:val="23"/>
+          <w:szCs w:val="23"/>
+        </w:rPr>
+        <w:t xml:space="preserve">Masalah yang ditemukan</w:t>
+      </w:r>
+    </w:p>
+    <w:p>
+      <w:pPr>
+        <w:spacing w:after="140" w:line="300"/>
+        <w:jc w:val="both"/>
+      </w:pPr>
+      <w:r>
+        <w:rPr>
+          <w:rFonts w:ascii="Calibri" w:cs="Calibri" w:eastAsia="Calibri" w:hAnsi="Calibri"/>
+          <w:sz w:val="22"/>
+          <w:szCs w:val="22"/>
+        </w:rPr>
+        <w:t xml:space="preserve">Sampai bab sebelumnya, seluruh pengujian yang ada berupa end-to-end: aplikasi sungguhan dinyalakan, lalu endpoint dipanggil lewat HTTP. Pengujiannya sahih, tetapi ada dua hal yang tidak dapat dijangkaunya.</w:t>
+      </w:r>
+    </w:p>
+    <w:p>
+      <w:pPr>
+        <w:spacing w:after="140" w:line="300"/>
+        <w:jc w:val="both"/>
+      </w:pPr>
+      <w:r>
+        <w:rPr>
+          <w:rFonts w:ascii="Calibri" w:cs="Calibri" w:eastAsia="Calibri" w:hAnsi="Calibri"/>
+          <w:sz w:val="22"/>
+          <w:szCs w:val="22"/>
+        </w:rPr>
+        <w:t xml:space="preserve">Pertama, ia memerlukan seluruh layanan hidup. Menjalankan satu pengujian berarti menyalakan PostgreSQL, Redis, RabbitMQ, dan MinIO terlebih dahulu. Kedua, dan ini yang lebih penting, ada aturan-aturan yang secara sengaja tidak terlihat dari luar. Contohnya penyetaraan waktu respons pada login: dari luar, jawabannya sama saja. Yang berbeda hanyalah lamanya, dan itu tidak dapat diperiksa lewat isi jawaban.</w:t>
+      </w:r>
+    </w:p>
+    <w:p>
+      <w:pPr>
+        <w:pBdr>
+          <w:left w:val="single" w:color="2E5496" w:sz="18" w:space="12"/>
+        </w:pBdr>
+        <w:spacing w:after="160" w:before="120" w:line="300"/>
+        <w:ind w:left="400"/>
+      </w:pPr>
+      <w:r>
+        <w:rPr>
+          <w:rFonts w:ascii="Calibri" w:cs="Calibri" w:eastAsia="Calibri" w:hAnsi="Calibri"/>
+          <w:i/>
+          <w:iCs/>
+          <w:color w:val="1F3864"/>
+          <w:sz w:val="22"/>
+          <w:szCs w:val="22"/>
+        </w:rPr>
+        <w:t xml:space="preserve">Pengujian end-to-end membuktikan sistemnya bekerja. Pengujian unit membuktikan alasan di balik cara ia bekerja.</w:t>
+      </w:r>
+    </w:p>
+    <w:p>
+      <w:pPr>
+        <w:pStyle w:val="Heading3"/>
+        <w:spacing w:after="110" w:before="220"/>
+      </w:pPr>
+      <w:r>
+        <w:rPr>
+          <w:rFonts w:ascii="Calibri" w:cs="Calibri" w:eastAsia="Calibri" w:hAnsi="Calibri"/>
+          <w:b/>
+          <w:bCs/>
+          <w:color w:val="44546A"/>
+          <w:sz w:val="23"/>
+          <w:szCs w:val="23"/>
+        </w:rPr>
+        <w:t xml:space="preserve">Yang membuatnya mungkin</w:t>
+      </w:r>
+    </w:p>
+    <w:p>
+      <w:pPr>
+        <w:spacing w:after="140" w:line="300"/>
+        <w:jc w:val="both"/>
+      </w:pPr>
+      <w:r>
+        <w:rPr>
+          <w:rFonts w:ascii="Calibri" w:cs="Calibri" w:eastAsia="Calibri" w:hAnsi="Calibri"/>
+          <w:sz w:val="22"/>
+          <w:szCs w:val="22"/>
+        </w:rPr>
+        <w:t xml:space="preserve">Perpindahan ke class pada bagian sebelumnya bukan sekadar perkara gaya penulisan. Karena setiap service menerima dependensinya lewat constructor, seluruh basis data dan Redis dapat digantikan objek palsu. Inilah imbal hasil dari restrukturisasi itu.</w:t>
+      </w:r>
+    </w:p>
+    <w:p>
+      <w:pPr>
+        <w:shd w:fill="F2F2F2" w:val="clear"/>
+        <w:spacing w:after="0" w:before="60"/>
+        <w:ind w:left="200" w:right="200"/>
+      </w:pPr>
+      <w:r>
+        <w:rPr>
+          <w:rFonts w:ascii="Consolas" w:cs="Consolas" w:eastAsia="Consolas" w:hAnsi="Consolas"/>
+          <w:sz w:val="18"/>
+          <w:szCs w:val="18"/>
+        </w:rPr>
+        <w:t xml:space="preserve">// dipakai sehari-hari - dependensi sungguhan dari nilai bawaan</w:t>
+      </w:r>
+    </w:p>
+    <w:p>
+      <w:pPr>
+        <w:shd w:fill="F2F2F2" w:val="clear"/>
+        <w:spacing w:after="0" w:before="0"/>
+        <w:ind w:left="200" w:right="200"/>
+      </w:pPr>
+      <w:r>
+        <w:rPr>
+          <w:rFonts w:ascii="Consolas" w:cs="Consolas" w:eastAsia="Consolas" w:hAnsi="Consolas"/>
+          <w:sz w:val="18"/>
+          <w:szCs w:val="18"/>
+        </w:rPr>
+        <w:t xml:space="preserve">authService.login({ email, password })</w:t>
+      </w:r>
+    </w:p>
+    <w:p>
+      <w:pPr>
+        <w:shd w:fill="F2F2F2" w:val="clear"/>
+        <w:spacing w:after="0" w:before="0"/>
+        <w:ind w:left="200" w:right="200"/>
+      </w:pPr>
+      <w:r>
+        <w:rPr>
+          <w:rFonts w:ascii="Consolas" w:cs="Consolas" w:eastAsia="Consolas" w:hAnsi="Consolas"/>
+          <w:sz w:val="18"/>
+          <w:szCs w:val="18"/>
+        </w:rPr>
+        <w:t xml:space="preserve"> </w:t>
+      </w:r>
+    </w:p>
+    <w:p>
+      <w:pPr>
+        <w:shd w:fill="F2F2F2" w:val="clear"/>
+        <w:spacing w:after="0" w:before="0"/>
+        <w:ind w:left="200" w:right="200"/>
+      </w:pPr>
+      <w:r>
+        <w:rPr>
+          <w:rFonts w:ascii="Consolas" w:cs="Consolas" w:eastAsia="Consolas" w:hAnsi="Consolas"/>
+          <w:sz w:val="18"/>
+          <w:szCs w:val="18"/>
+        </w:rPr>
+        <w:t xml:space="preserve">// dipakai di pengujian - dependensi palsu, tanpa satu pun layanan hidup</w:t>
+      </w:r>
+    </w:p>
+    <w:p>
+      <w:pPr>
+        <w:shd w:fill="F2F2F2" w:val="clear"/>
+        <w:spacing w:after="160" w:before="0"/>
+        <w:ind w:left="200" w:right="200"/>
+      </w:pPr>
+      <w:r>
+        <w:rPr>
+          <w:rFonts w:ascii="Consolas" w:cs="Consolas" w:eastAsia="Consolas" w:hAnsi="Consolas"/>
+          <w:sz w:val="18"/>
+          <w:szCs w:val="18"/>
+        </w:rPr>
+        <w:t xml:space="preserve">new AuthService({ users: userRepositoryPalsu, denylist: denylistPalsu })</w:t>
+      </w:r>
+    </w:p>
+    <w:p>
+      <w:pPr>
+        <w:spacing w:after="200"/>
+        <w:jc w:val="center"/>
+      </w:pPr>
+      <w:r>
+        <w:rPr>
+          <w:rFonts w:ascii="Calibri" w:cs="Calibri" w:eastAsia="Calibri" w:hAnsi="Calibri"/>
+          <w:i/>
+          <w:iCs/>
+          <w:color w:val="595959"/>
+          <w:sz w:val="18"/>
+          <w:szCs w:val="18"/>
+        </w:rPr>
+        <w:t xml:space="preserve">Gambar 12.4 — Dependensi yang sama, sumber yang berbeda</w:t>
+      </w:r>
+    </w:p>
+    <w:p>
+      <w:pPr>
+        <w:spacing w:after="140" w:line="300"/>
+        <w:jc w:val="both"/>
+      </w:pPr>
+      <w:r>
+        <w:rPr>
+          <w:rFonts w:ascii="Calibri" w:cs="Calibri" w:eastAsia="Calibri" w:hAnsi="Calibri"/>
+          <w:sz w:val="22"/>
+          <w:szCs w:val="22"/>
+        </w:rPr>
+        <w:t xml:space="preserve">Seluruh objek palsu dikumpulkan di satu berkas, tests/unit/fakes.js. Setiap metodenya mencatat jumlah dan argumen pemanggilannya, dan seluruh pemanggilan juga dicatat ke satu daftar bersama sehingga URUTAN antar objek pun dapat dibuktikan — dipakai misalnya untuk memastikan password diubah sebelum token resetnya dihapus.</w:t>
+      </w:r>
+    </w:p>
+    <w:p>
+      <w:pPr>
+        <w:spacing w:after="140" w:line="300"/>
+        <w:jc w:val="both"/>
+      </w:pPr>
+      <w:r>
+        <w:rPr>
+          <w:rFonts w:ascii="Calibri" w:cs="Calibri" w:eastAsia="Calibri" w:hAnsi="Calibri"/>
+          <w:sz w:val="22"/>
+          <w:szCs w:val="22"/>
+        </w:rPr>
+        <w:t xml:space="preserve">Seluruhnya memakai node:test, penguji yang sudah menyatu di dalam Node, beserta node:assert. Tidak ada satu pun paket pengujian yang dipasang. Alasannya sama dengan yang mendasari keputusan-keputusan sebelumnya di laporan ini: kemampuan yang sudah tersedia tidak perlu ditambah dari luar.</w:t>
+      </w:r>
+    </w:p>
+    <w:p>
+      <w:pPr>
+        <w:pStyle w:val="Heading3"/>
+        <w:spacing w:after="110" w:before="220"/>
+      </w:pPr>
+      <w:r>
+        <w:rPr>
+          <w:rFonts w:ascii="Calibri" w:cs="Calibri" w:eastAsia="Calibri" w:hAnsi="Calibri"/>
+          <w:b/>
+          <w:bCs/>
+          <w:color w:val="44546A"/>
+          <w:sz w:val="23"/>
+          <w:szCs w:val="23"/>
+        </w:rPr>
+        <w:t xml:space="preserve">Apa yang diuji, dan mengapa justru itu</w:t>
+      </w:r>
+    </w:p>
+    <w:p>
+      <w:pPr>
+        <w:spacing w:after="140" w:line="300"/>
+        <w:jc w:val="both"/>
+      </w:pPr>
+      <w:r>
+        <w:rPr>
+          <w:rFonts w:ascii="Calibri" w:cs="Calibri" w:eastAsia="Calibri" w:hAnsi="Calibri"/>
+          <w:sz w:val="22"/>
+          <w:szCs w:val="22"/>
+        </w:rPr>
+        <w:t xml:space="preserve">Sasarannya bukan sekadar mengejar angka cakupan, melainkan aturan-aturan yang kalau rusak tidak akan menimbulkan error apa pun.</w:t>
+      </w:r>
+    </w:p>
+    <w:tbl>
+      <w:tblPr>
+        <w:tblW w:type="dxa" w:w="9026"/>
+        <w:tblBorders>
+          <w:top w:val="single" w:color="auto" w:sz="4"/>
+          <w:left w:val="single" w:color="auto" w:sz="4"/>
+          <w:bottom w:val="single" w:color="auto" w:sz="4"/>
+          <w:right w:val="single" w:color="auto" w:sz="4"/>
+          <w:insideH w:val="single" w:color="auto" w:sz="4"/>
+          <w:insideV w:val="single" w:color="auto" w:sz="4"/>
+        </w:tblBorders>
+      </w:tblPr>
+      <w:tblGrid>
+        <w:gridCol w:w="4200"/>
+        <w:gridCol w:w="4826"/>
+      </w:tblGrid>
+      <w:tr>
+        <w:trPr>
+          <w:tblHeader/>
+        </w:trPr>
+        <w:tc>
+          <w:tcPr>
+            <w:tcW w:type="dxa" w:w="4200"/>
+            <w:shd w:fill="D9E2F3" w:val="clear"/>
+            <w:tcMar>
+              <w:top w:type="dxa" w:w="80"/>
+              <w:left w:type="dxa" w:w="120"/>
+              <w:bottom w:type="dxa" w:w="80"/>
+              <w:right w:type="dxa" w:w="120"/>
+            </w:tcMar>
+          </w:tcPr>
+          <w:p>
+            <w:pPr>
+              <w:spacing w:after="0" w:line="260"/>
+            </w:pPr>
+            <w:r>
+              <w:rPr>
+                <w:rFonts w:ascii="Calibri" w:cs="Calibri" w:eastAsia="Calibri" w:hAnsi="Calibri"/>
+                <w:b/>
+                <w:bCs/>
+                <w:sz w:val="19"/>
+                <w:szCs w:val="19"/>
+              </w:rPr>
+              <w:t xml:space="preserve">Yang dibuktikan</w:t>
+            </w:r>
+          </w:p>
+        </w:tc>
+        <w:tc>
+          <w:tcPr>
+            <w:tcW w:type="dxa" w:w="4826"/>
+            <w:shd w:fill="D9E2F3" w:val="clear"/>
+            <w:tcMar>
+              <w:top w:type="dxa" w:w="80"/>
+              <w:left w:type="dxa" w:w="120"/>
+              <w:bottom w:type="dxa" w:w="80"/>
+              <w:right w:type="dxa" w:w="120"/>
+            </w:tcMar>
+          </w:tcPr>
+          <w:p>
+            <w:pPr>
+              <w:spacing w:after="0" w:line="260"/>
+            </w:pPr>
+            <w:r>
+              <w:rPr>
+                <w:rFonts w:ascii="Calibri" w:cs="Calibri" w:eastAsia="Calibri" w:hAnsi="Calibri"/>
+                <w:b/>
+                <w:bCs/>
+                <w:sz w:val="19"/>
+                <w:szCs w:val="19"/>
+              </w:rPr>
+              <w:t xml:space="preserve">Kalau ia rusak</w:t>
+            </w:r>
+          </w:p>
+        </w:tc>
+      </w:tr>
+      <w:tr>
+        <w:tc>
+          <w:tcPr>
+            <w:tcW w:type="dxa" w:w="4200"/>
+            <w:tcMar>
+              <w:top w:type="dxa" w:w="80"/>
+              <w:left w:type="dxa" w:w="120"/>
+              <w:bottom w:type="dxa" w:w="80"/>
+              <w:right w:type="dxa" w:w="120"/>
+            </w:tcMar>
+          </w:tcPr>
+          <w:p>
+            <w:pPr>
+              <w:spacing w:after="0" w:line="260"/>
+            </w:pPr>
+            <w:r>
+              <w:rPr>
+                <w:rFonts w:ascii="Calibri" w:cs="Calibri" w:eastAsia="Calibri" w:hAnsi="Calibri"/>
+                <w:b w:val="false"/>
+                <w:bCs w:val="false"/>
+                <w:sz w:val="19"/>
+                <w:szCs w:val="19"/>
+              </w:rPr>
+              <w:t xml:space="preserve">Pesan untuk email tak terdaftar sama dengan pesan untuk password salah</w:t>
+            </w:r>
+          </w:p>
+        </w:tc>
+        <w:tc>
+          <w:tcPr>
+            <w:tcW w:type="dxa" w:w="4826"/>
+            <w:tcMar>
+              <w:top w:type="dxa" w:w="80"/>
+              <w:left w:type="dxa" w:w="120"/>
+              <w:bottom w:type="dxa" w:w="80"/>
+              <w:right w:type="dxa" w:w="120"/>
+            </w:tcMar>
+          </w:tcPr>
+          <w:p>
+            <w:pPr>
+              <w:spacing w:after="0" w:line="260"/>
+            </w:pPr>
+            <w:r>
+              <w:rPr>
+                <w:rFonts w:ascii="Calibri" w:cs="Calibri" w:eastAsia="Calibri" w:hAnsi="Calibri"/>
+                <w:b w:val="false"/>
+                <w:bCs w:val="false"/>
+                <w:sz w:val="19"/>
+                <w:szCs w:val="19"/>
+              </w:rPr>
+              <w:t xml:space="preserve">Endpoint login dapat dipakai memetakan email mana yang terdaftar</w:t>
+            </w:r>
+          </w:p>
+        </w:tc>
+      </w:tr>
+      <w:tr>
+        <w:tc>
+          <w:tcPr>
+            <w:tcW w:type="dxa" w:w="4200"/>
+            <w:tcMar>
+              <w:top w:type="dxa" w:w="80"/>
+              <w:left w:type="dxa" w:w="120"/>
+              <w:bottom w:type="dxa" w:w="80"/>
+              <w:right w:type="dxa" w:w="120"/>
+            </w:tcMar>
+          </w:tcPr>
+          <w:p>
+            <w:pPr>
+              <w:spacing w:after="0" w:line="260"/>
+            </w:pPr>
+            <w:r>
+              <w:rPr>
+                <w:rFonts w:ascii="Calibri" w:cs="Calibri" w:eastAsia="Calibri" w:hAnsi="Calibri"/>
+                <w:b w:val="false"/>
+                <w:bCs w:val="false"/>
+                <w:sz w:val="19"/>
+                <w:szCs w:val="19"/>
+              </w:rPr>
+              <w:t xml:space="preserve">Jalur email tak terdaftar tetap memakan waktu perbandingan bcrypt</w:t>
+            </w:r>
+          </w:p>
+        </w:tc>
+        <w:tc>
+          <w:tcPr>
+            <w:tcW w:type="dxa" w:w="4826"/>
+            <w:tcMar>
+              <w:top w:type="dxa" w:w="80"/>
+              <w:left w:type="dxa" w:w="120"/>
+              <w:bottom w:type="dxa" w:w="80"/>
+              <w:right w:type="dxa" w:w="120"/>
+            </w:tcMar>
+          </w:tcPr>
+          <w:p>
+            <w:pPr>
+              <w:spacing w:after="0" w:line="260"/>
+            </w:pPr>
+            <w:r>
+              <w:rPr>
+                <w:rFonts w:ascii="Calibri" w:cs="Calibri" w:eastAsia="Calibri" w:hAnsi="Calibri"/>
+                <w:b w:val="false"/>
+                <w:bCs w:val="false"/>
+                <w:sz w:val="19"/>
+                <w:szCs w:val="19"/>
+              </w:rPr>
+              <w:t xml:space="preserve">Selisih waktu responsnya sendiri membocorkan email mana yang terdaftar</w:t>
+            </w:r>
+          </w:p>
+        </w:tc>
+      </w:tr>
+      <w:tr>
+        <w:tc>
+          <w:tcPr>
+            <w:tcW w:type="dxa" w:w="4200"/>
+            <w:tcMar>
+              <w:top w:type="dxa" w:w="80"/>
+              <w:left w:type="dxa" w:w="120"/>
+              <w:bottom w:type="dxa" w:w="80"/>
+              <w:right w:type="dxa" w:w="120"/>
+            </w:tcMar>
+          </w:tcPr>
+          <w:p>
+            <w:pPr>
+              <w:spacing w:after="0" w:line="260"/>
+            </w:pPr>
+            <w:r>
+              <w:rPr>
+                <w:rFonts w:ascii="Calibri" w:cs="Calibri" w:eastAsia="Calibri" w:hAnsi="Calibri"/>
+                <w:b w:val="false"/>
+                <w:bCs w:val="false"/>
+                <w:sz w:val="19"/>
+                <w:szCs w:val="19"/>
+              </w:rPr>
+              <w:t xml:space="preserve">Status aktif diperiksa setelah password, bukan sebelum</w:t>
+            </w:r>
+          </w:p>
+        </w:tc>
+        <w:tc>
+          <w:tcPr>
+            <w:tcW w:type="dxa" w:w="4826"/>
+            <w:tcMar>
+              <w:top w:type="dxa" w:w="80"/>
+              <w:left w:type="dxa" w:w="120"/>
+              <w:bottom w:type="dxa" w:w="80"/>
+              <w:right w:type="dxa" w:w="120"/>
+            </w:tcMar>
+          </w:tcPr>
+          <w:p>
+            <w:pPr>
+              <w:spacing w:after="0" w:line="260"/>
+            </w:pPr>
+            <w:r>
+              <w:rPr>
+                <w:rFonts w:ascii="Calibri" w:cs="Calibri" w:eastAsia="Calibri" w:hAnsi="Calibri"/>
+                <w:b w:val="false"/>
+                <w:bCs w:val="false"/>
+                <w:sz w:val="19"/>
+                <w:szCs w:val="19"/>
+              </w:rPr>
+              <w:t xml:space="preserve">Jawaban 403 mengonfirmasi bahwa email tersebut terdaftar</w:t>
+            </w:r>
+          </w:p>
+        </w:tc>
+      </w:tr>
+      <w:tr>
+        <w:tc>
+          <w:tcPr>
+            <w:tcW w:type="dxa" w:w="4200"/>
+            <w:tcMar>
+              <w:top w:type="dxa" w:w="80"/>
+              <w:left w:type="dxa" w:w="120"/>
+              <w:bottom w:type="dxa" w:w="80"/>
+              <w:right w:type="dxa" w:w="120"/>
+            </w:tcMar>
+          </w:tcPr>
+          <w:p>
+            <w:pPr>
+              <w:spacing w:after="0" w:line="260"/>
+            </w:pPr>
+            <w:r>
+              <w:rPr>
+                <w:rFonts w:ascii="Calibri" w:cs="Calibri" w:eastAsia="Calibri" w:hAnsi="Calibri"/>
+                <w:b w:val="false"/>
+                <w:bCs w:val="false"/>
+                <w:sz w:val="19"/>
+                <w:szCs w:val="19"/>
+              </w:rPr>
+              <w:t xml:space="preserve">Masa simpan entri cabut sepanjang sisa umur token</w:t>
+            </w:r>
+          </w:p>
+        </w:tc>
+        <w:tc>
+          <w:tcPr>
+            <w:tcW w:type="dxa" w:w="4826"/>
+            <w:tcMar>
+              <w:top w:type="dxa" w:w="80"/>
+              <w:left w:type="dxa" w:w="120"/>
+              <w:bottom w:type="dxa" w:w="80"/>
+              <w:right w:type="dxa" w:w="120"/>
+            </w:tcMar>
+          </w:tcPr>
+          <w:p>
+            <w:pPr>
+              <w:spacing w:after="0" w:line="260"/>
+            </w:pPr>
+            <w:r>
+              <w:rPr>
+                <w:rFonts w:ascii="Calibri" w:cs="Calibri" w:eastAsia="Calibri" w:hAnsi="Calibri"/>
+                <w:b w:val="false"/>
+                <w:bCs w:val="false"/>
+                <w:sz w:val="19"/>
+                <w:szCs w:val="19"/>
+              </w:rPr>
+              <w:t xml:space="preserve">Token yang sudah di-logout berlaku kembali setelah entrinya hilang</w:t>
+            </w:r>
+          </w:p>
+        </w:tc>
+      </w:tr>
+      <w:tr>
+        <w:tc>
+          <w:tcPr>
+            <w:tcW w:type="dxa" w:w="4200"/>
+            <w:tcMar>
+              <w:top w:type="dxa" w:w="80"/>
+              <w:left w:type="dxa" w:w="120"/>
+              <w:bottom w:type="dxa" w:w="80"/>
+              <w:right w:type="dxa" w:w="120"/>
+            </w:tcMar>
+          </w:tcPr>
+          <w:p>
+            <w:pPr>
+              <w:spacing w:after="0" w:line="260"/>
+            </w:pPr>
+            <w:r>
+              <w:rPr>
+                <w:rFonts w:ascii="Calibri" w:cs="Calibri" w:eastAsia="Calibri" w:hAnsi="Calibri"/>
+                <w:b w:val="false"/>
+                <w:bCs w:val="false"/>
+                <w:sz w:val="19"/>
+                <w:szCs w:val="19"/>
+              </w:rPr>
+              <w:t xml:space="preserve">Token reset disimpan sebagai hash, bukan token aslinya</w:t>
+            </w:r>
+          </w:p>
+        </w:tc>
+        <w:tc>
+          <w:tcPr>
+            <w:tcW w:type="dxa" w:w="4826"/>
+            <w:tcMar>
+              <w:top w:type="dxa" w:w="80"/>
+              <w:left w:type="dxa" w:w="120"/>
+              <w:bottom w:type="dxa" w:w="80"/>
+              <w:right w:type="dxa" w:w="120"/>
+            </w:tcMar>
+          </w:tcPr>
+          <w:p>
+            <w:pPr>
+              <w:spacing w:after="0" w:line="260"/>
+            </w:pPr>
+            <w:r>
+              <w:rPr>
+                <w:rFonts w:ascii="Calibri" w:cs="Calibri" w:eastAsia="Calibri" w:hAnsi="Calibri"/>
+                <w:b w:val="false"/>
+                <w:bCs w:val="false"/>
+                <w:sz w:val="19"/>
+                <w:szCs w:val="19"/>
+              </w:rPr>
+              <w:t xml:space="preserve">Isi Redis yang bocor dapat langsung dipakai mengganti password orang lain</w:t>
+            </w:r>
+          </w:p>
+        </w:tc>
+      </w:tr>
+      <w:tr>
+        <w:tc>
+          <w:tcPr>
+            <w:tcW w:type="dxa" w:w="4200"/>
+            <w:tcMar>
+              <w:top w:type="dxa" w:w="80"/>
+              <w:left w:type="dxa" w:w="120"/>
+              <w:bottom w:type="dxa" w:w="80"/>
+              <w:right w:type="dxa" w:w="120"/>
+            </w:tcMar>
+          </w:tcPr>
+          <w:p>
+            <w:pPr>
+              <w:spacing w:after="0" w:line="260"/>
+            </w:pPr>
+            <w:r>
+              <w:rPr>
+                <w:rFonts w:ascii="Calibri" w:cs="Calibri" w:eastAsia="Calibri" w:hAnsi="Calibri"/>
+                <w:b w:val="false"/>
+                <w:bCs w:val="false"/>
+                <w:sz w:val="19"/>
+                <w:szCs w:val="19"/>
+              </w:rPr>
+              <w:t xml:space="preserve">Password diubah lebih dulu, token dihapus kemudian</w:t>
+            </w:r>
+          </w:p>
+        </w:tc>
+        <w:tc>
+          <w:tcPr>
+            <w:tcW w:type="dxa" w:w="4826"/>
+            <w:tcMar>
+              <w:top w:type="dxa" w:w="80"/>
+              <w:left w:type="dxa" w:w="120"/>
+              <w:bottom w:type="dxa" w:w="80"/>
+              <w:right w:type="dxa" w:w="120"/>
+            </w:tcMar>
+          </w:tcPr>
+          <w:p>
+            <w:pPr>
+              <w:spacing w:after="0" w:line="260"/>
+            </w:pPr>
+            <w:r>
+              <w:rPr>
+                <w:rFonts w:ascii="Calibri" w:cs="Calibri" w:eastAsia="Calibri" w:hAnsi="Calibri"/>
+                <w:b w:val="false"/>
+                <w:bCs w:val="false"/>
+                <w:sz w:val="19"/>
+                <w:szCs w:val="19"/>
+              </w:rPr>
+              <w:t xml:space="preserve">Pembaruan yang gagal meninggalkan pengguna dengan tautan yang sudah mati</w:t>
+            </w:r>
+          </w:p>
+        </w:tc>
+      </w:tr>
+      <w:tr>
+        <w:tc>
+          <w:tcPr>
+            <w:tcW w:type="dxa" w:w="4200"/>
+            <w:tcMar>
+              <w:top w:type="dxa" w:w="80"/>
+              <w:left w:type="dxa" w:w="120"/>
+              <w:bottom w:type="dxa" w:w="80"/>
+              <w:right w:type="dxa" w:w="120"/>
+            </w:tcMar>
+          </w:tcPr>
+          <w:p>
+            <w:pPr>
+              <w:spacing w:after="0" w:line="260"/>
+            </w:pPr>
+            <w:r>
+              <w:rPr>
+                <w:rFonts w:ascii="Calibri" w:cs="Calibri" w:eastAsia="Calibri" w:hAnsi="Calibri"/>
+                <w:b w:val="false"/>
+                <w:bCs w:val="false"/>
+                <w:sz w:val="19"/>
+                <w:szCs w:val="19"/>
+              </w:rPr>
+              <w:t xml:space="preserve">Kegagalan Redis pada cache izin dilewati, bukan menjatuhkan permintaan</w:t>
+            </w:r>
+          </w:p>
+        </w:tc>
+        <w:tc>
+          <w:tcPr>
+            <w:tcW w:type="dxa" w:w="4826"/>
+            <w:tcMar>
+              <w:top w:type="dxa" w:w="80"/>
+              <w:left w:type="dxa" w:w="120"/>
+              <w:bottom w:type="dxa" w:w="80"/>
+              <w:right w:type="dxa" w:w="120"/>
+            </w:tcMar>
+          </w:tcPr>
+          <w:p>
+            <w:pPr>
+              <w:spacing w:after="0" w:line="260"/>
+            </w:pPr>
+            <w:r>
+              <w:rPr>
+                <w:rFonts w:ascii="Calibri" w:cs="Calibri" w:eastAsia="Calibri" w:hAnsi="Calibri"/>
+                <w:b w:val="false"/>
+                <w:bCs w:val="false"/>
+                <w:sz w:val="19"/>
+                <w:szCs w:val="19"/>
+              </w:rPr>
+              <w:t xml:space="preserve">Redis yang tersendat menjatuhkan seluruh endpoint terlindungi</w:t>
+            </w:r>
+          </w:p>
+        </w:tc>
+      </w:tr>
+      <w:tr>
+        <w:tc>
+          <w:tcPr>
+            <w:tcW w:type="dxa" w:w="4200"/>
+            <w:tcMar>
+              <w:top w:type="dxa" w:w="80"/>
+              <w:left w:type="dxa" w:w="120"/>
+              <w:bottom w:type="dxa" w:w="80"/>
+              <w:right w:type="dxa" w:w="120"/>
+            </w:tcMar>
+          </w:tcPr>
+          <w:p>
+            <w:pPr>
+              <w:spacing w:after="0" w:line="260"/>
+            </w:pPr>
+            <w:r>
+              <w:rPr>
+                <w:rFonts w:ascii="Calibri" w:cs="Calibri" w:eastAsia="Calibri" w:hAnsi="Calibri"/>
+                <w:b w:val="false"/>
+                <w:bCs w:val="false"/>
+                <w:sz w:val="19"/>
+                <w:szCs w:val="19"/>
+              </w:rPr>
+              <w:t xml:space="preserve">Perubahan izin role menaikkan versi cache, bukan menghapus per pengguna</w:t>
+            </w:r>
+          </w:p>
+        </w:tc>
+        <w:tc>
+          <w:tcPr>
+            <w:tcW w:type="dxa" w:w="4826"/>
+            <w:tcMar>
+              <w:top w:type="dxa" w:w="80"/>
+              <w:left w:type="dxa" w:w="120"/>
+              <w:bottom w:type="dxa" w:w="80"/>
+              <w:right w:type="dxa" w:w="120"/>
+            </w:tcMar>
+          </w:tcPr>
+          <w:p>
+            <w:pPr>
+              <w:spacing w:after="0" w:line="260"/>
+            </w:pPr>
+            <w:r>
+              <w:rPr>
+                <w:rFonts w:ascii="Calibri" w:cs="Calibri" w:eastAsia="Calibri" w:hAnsi="Calibri"/>
+                <w:b w:val="false"/>
+                <w:bCs w:val="false"/>
+                <w:sz w:val="19"/>
+                <w:szCs w:val="19"/>
+              </w:rPr>
+              <w:t xml:space="preserve">Sebagian pengguna masih memakai izin lama sampai cache-nya kedaluwarsa</w:t>
+            </w:r>
+          </w:p>
+        </w:tc>
+      </w:tr>
+      <w:tr>
+        <w:tc>
+          <w:tcPr>
+            <w:tcW w:type="dxa" w:w="4200"/>
+            <w:tcMar>
+              <w:top w:type="dxa" w:w="80"/>
+              <w:left w:type="dxa" w:w="120"/>
+              <w:bottom w:type="dxa" w:w="80"/>
+              <w:right w:type="dxa" w:w="120"/>
+            </w:tcMar>
+          </w:tcPr>
+          <w:p>
+            <w:pPr>
+              <w:spacing w:after="0" w:line="260"/>
+            </w:pPr>
+            <w:r>
+              <w:rPr>
+                <w:rFonts w:ascii="Calibri" w:cs="Calibri" w:eastAsia="Calibri" w:hAnsi="Calibri"/>
+                <w:b w:val="false"/>
+                <w:bCs w:val="false"/>
+                <w:sz w:val="19"/>
+                <w:szCs w:val="19"/>
+              </w:rPr>
+              <w:t xml:space="preserve">Nama role superadmin tidak dapat diubah</w:t>
+            </w:r>
+          </w:p>
+        </w:tc>
+        <w:tc>
+          <w:tcPr>
+            <w:tcW w:type="dxa" w:w="4826"/>
+            <w:tcMar>
+              <w:top w:type="dxa" w:w="80"/>
+              <w:left w:type="dxa" w:w="120"/>
+              <w:bottom w:type="dxa" w:w="80"/>
+              <w:right w:type="dxa" w:w="120"/>
+            </w:tcMar>
+          </w:tcPr>
+          <w:p>
+            <w:pPr>
+              <w:spacing w:after="0" w:line="260"/>
+            </w:pPr>
+            <w:r>
+              <w:rPr>
+                <w:rFonts w:ascii="Calibri" w:cs="Calibri" w:eastAsia="Calibri" w:hAnsi="Calibri"/>
+                <w:b w:val="false"/>
+                <w:bCs w:val="false"/>
+                <w:sz w:val="19"/>
+                <w:szCs w:val="19"/>
+              </w:rPr>
+              <w:t xml:space="preserve">Perlindungan akun superadmin berhenti bekerja tanpa error</w:t>
+            </w:r>
+          </w:p>
+        </w:tc>
+      </w:tr>
+      <w:tr>
+        <w:tc>
+          <w:tcPr>
+            <w:tcW w:type="dxa" w:w="4200"/>
+            <w:tcMar>
+              <w:top w:type="dxa" w:w="80"/>
+              <w:left w:type="dxa" w:w="120"/>
+              <w:bottom w:type="dxa" w:w="80"/>
+              <w:right w:type="dxa" w:w="120"/>
+            </w:tcMar>
+          </w:tcPr>
+          <w:p>
+            <w:pPr>
+              <w:spacing w:after="0" w:line="260"/>
+            </w:pPr>
+            <w:r>
+              <w:rPr>
+                <w:rFonts w:ascii="Calibri" w:cs="Calibri" w:eastAsia="Calibri" w:hAnsi="Calibri"/>
+                <w:b w:val="false"/>
+                <w:bCs w:val="false"/>
+                <w:sz w:val="19"/>
+                <w:szCs w:val="19"/>
+              </w:rPr>
+              <w:t xml:space="preserve">Role yang masih dipakai tidak dapat dihapus</w:t>
+            </w:r>
+          </w:p>
+        </w:tc>
+        <w:tc>
+          <w:tcPr>
+            <w:tcW w:type="dxa" w:w="4826"/>
+            <w:tcMar>
+              <w:top w:type="dxa" w:w="80"/>
+              <w:left w:type="dxa" w:w="120"/>
+              <w:bottom w:type="dxa" w:w="80"/>
+              <w:right w:type="dxa" w:w="120"/>
+            </w:tcMar>
+          </w:tcPr>
+          <w:p>
+            <w:pPr>
+              <w:spacing w:after="0" w:line="260"/>
+            </w:pPr>
+            <w:r>
+              <w:rPr>
+                <w:rFonts w:ascii="Calibri" w:cs="Calibri" w:eastAsia="Calibri" w:hAnsi="Calibri"/>
+                <w:b w:val="false"/>
+                <w:bCs w:val="false"/>
+                <w:sz w:val="19"/>
+                <w:szCs w:val="19"/>
+              </w:rPr>
+              <w:t xml:space="preserve">ON DELETE CASCADE mencabut wewenang sejumlah pengguna secara diam-diam</w:t>
+            </w:r>
+          </w:p>
+        </w:tc>
+      </w:tr>
+      <w:tr>
+        <w:tc>
+          <w:tcPr>
+            <w:tcW w:type="dxa" w:w="4200"/>
+            <w:tcMar>
+              <w:top w:type="dxa" w:w="80"/>
+              <w:left w:type="dxa" w:w="120"/>
+              <w:bottom w:type="dxa" w:w="80"/>
+              <w:right w:type="dxa" w:w="120"/>
+            </w:tcMar>
+          </w:tcPr>
+          <w:p>
+            <w:pPr>
+              <w:spacing w:after="0" w:line="260"/>
+            </w:pPr>
+            <w:r>
+              <w:rPr>
+                <w:rFonts w:ascii="Calibri" w:cs="Calibri" w:eastAsia="Calibri" w:hAnsi="Calibri"/>
+                <w:b w:val="false"/>
+                <w:bCs w:val="false"/>
+                <w:sz w:val="19"/>
+                <w:szCs w:val="19"/>
+              </w:rPr>
+              <w:t xml:space="preserve">Setiap token punya jti yang berbeda</w:t>
+            </w:r>
+          </w:p>
+        </w:tc>
+        <w:tc>
+          <w:tcPr>
+            <w:tcW w:type="dxa" w:w="4826"/>
+            <w:tcMar>
+              <w:top w:type="dxa" w:w="80"/>
+              <w:left w:type="dxa" w:w="120"/>
+              <w:bottom w:type="dxa" w:w="80"/>
+              <w:right w:type="dxa" w:w="120"/>
+            </w:tcMar>
+          </w:tcPr>
+          <w:p>
+            <w:pPr>
+              <w:spacing w:after="0" w:line="260"/>
+            </w:pPr>
+            <w:r>
+              <w:rPr>
+                <w:rFonts w:ascii="Calibri" w:cs="Calibri" w:eastAsia="Calibri" w:hAnsi="Calibri"/>
+                <w:b w:val="false"/>
+                <w:bCs w:val="false"/>
+                <w:sz w:val="19"/>
+                <w:szCs w:val="19"/>
+              </w:rPr>
+              <w:t xml:space="preserve">Mencabut satu token ikut mencabut token lain</w:t>
+            </w:r>
+          </w:p>
+        </w:tc>
+      </w:tr>
+    </w:tbl>
+    <w:p>
+      <w:pPr>
+        <w:spacing w:after="140" w:line="300"/>
+        <w:jc w:val="both"/>
+      </w:pPr>
+      <w:r>
+        <w:rPr>
+          <w:rFonts w:ascii="Calibri" w:cs="Calibri" w:eastAsia="Calibri" w:hAnsi="Calibri"/>
+          <w:sz w:val="22"/>
+          <w:szCs w:val="22"/>
+        </w:rPr>
+        <w:t xml:space="preserve">Perhatikan bahwa hampir seluruh baris di kolom kanan berbunyi "tanpa error", "diam-diam", atau "senyap". Itu bukan kebetulan. Jenis kegagalan itulah yang paling mahal, dan justru yang paling sulit ditemukan lewat pengujian dari luar.</w:t>
+      </w:r>
+    </w:p>
+    <w:p>
+      <w:pPr>
+        <w:pStyle w:val="Heading3"/>
+        <w:spacing w:after="110" w:before="220"/>
+      </w:pPr>
+      <w:r>
+        <w:rPr>
+          <w:rFonts w:ascii="Calibri" w:cs="Calibri" w:eastAsia="Calibri" w:hAnsi="Calibri"/>
+          <w:b/>
+          <w:bCs/>
+          <w:color w:val="44546A"/>
+          <w:sz w:val="23"/>
+          <w:szCs w:val="23"/>
+        </w:rPr>
+        <w:t xml:space="preserve">Satu pengujian yang mengukur waktu, dan alasannya</w:t>
+      </w:r>
+    </w:p>
+    <w:p>
+      <w:pPr>
+        <w:spacing w:after="140" w:line="300"/>
+        <w:jc w:val="both"/>
+      </w:pPr>
+      <w:r>
+        <w:rPr>
+          <w:rFonts w:ascii="Calibri" w:cs="Calibri" w:eastAsia="Calibri" w:hAnsi="Calibri"/>
+          <w:sz w:val="22"/>
+          <w:szCs w:val="22"/>
+        </w:rPr>
+        <w:t xml:space="preserve">Satu pengujian di antaranya bekerja dengan cara yang tidak biasa: ia mengukur lamanya proses, bukan isi jawabannya. Yang dibuktikan adalah bahwa percobaan login dengan email tak terdaftar tetap menjalankan perbandingan bcrypt tiruan.</w:t>
+      </w:r>
+    </w:p>
+    <w:p>
+      <w:pPr>
+        <w:spacing w:after="140" w:line="300"/>
+        <w:jc w:val="both"/>
+      </w:pPr>
+      <w:r>
+        <w:rPr>
+          <w:rFonts w:ascii="Calibri" w:cs="Calibri" w:eastAsia="Calibri" w:hAnsi="Calibri"/>
+          <w:sz w:val="22"/>
+          <w:szCs w:val="22"/>
+        </w:rPr>
+        <w:t xml:space="preserve">Kalau perbandingan tiruan itu dihapus, jalur "email tidak ada" selesai dalam waktu di bawah satu milidetik, sedangkan jalur "email ada" memakan lebih dari seratus milidetik. Selisih sebesar itu dapat diukur dari jarak jauh, dan ia membocorkan email mana yang terdaftar tanpa perlu melihat isi jawabannya sama sekali.</w:t>
+      </w:r>
+    </w:p>
+    <w:p>
+      <w:pPr>
+        <w:spacing w:after="140" w:line="300"/>
+        <w:jc w:val="both"/>
+      </w:pPr>
+      <w:r>
+        <w:rPr>
+          <w:rFonts w:ascii="Calibri" w:cs="Calibri" w:eastAsia="Calibri" w:hAnsi="Calibri"/>
+          <w:sz w:val="22"/>
+          <w:szCs w:val="22"/>
+        </w:rPr>
+        <w:t xml:space="preserve">Ambang batasnya dibuat sangat longgar, sepuluh milidetik. Bcrypt dengan cost dua belas jauh di atasnya pada mesin apa pun, sedangkan jalur tanpa bcrypt jauh di bawahnya. Jarak antara keduanya begitu lebar sehingga pengujian ini tidak akan gagal karena mesin yang lambat, tetapi tetap langsung gagal begitu perbandingan tiruannya hilang.</w:t>
+      </w:r>
+    </w:p>
+    <w:p>
+      <w:pPr>
+        <w:pStyle w:val="Heading3"/>
+        <w:spacing w:after="110" w:before="220"/>
+      </w:pPr>
+      <w:r>
+        <w:rPr>
+          <w:rFonts w:ascii="Calibri" w:cs="Calibri" w:eastAsia="Calibri" w:hAnsi="Calibri"/>
+          <w:b/>
+          <w:bCs/>
+          <w:color w:val="44546A"/>
+          <w:sz w:val="23"/>
+          <w:szCs w:val="23"/>
+        </w:rPr>
+        <w:t xml:space="preserve">Cakupan, dan apa yang sengaja tidak diuji</w:t>
+      </w:r>
+    </w:p>
+    <w:tbl>
+      <w:tblPr>
+        <w:tblW w:type="dxa" w:w="9026"/>
+        <w:tblBorders>
+          <w:top w:val="single" w:color="auto" w:sz="4"/>
+          <w:left w:val="single" w:color="auto" w:sz="4"/>
+          <w:bottom w:val="single" w:color="auto" w:sz="4"/>
+          <w:right w:val="single" w:color="auto" w:sz="4"/>
+          <w:insideH w:val="single" w:color="auto" w:sz="4"/>
+          <w:insideV w:val="single" w:color="auto" w:sz="4"/>
+        </w:tblBorders>
+      </w:tblPr>
+      <w:tblGrid>
+        <w:gridCol w:w="5000"/>
+        <w:gridCol w:w="2000"/>
+        <w:gridCol w:w="2026"/>
+      </w:tblGrid>
+      <w:tr>
+        <w:trPr>
+          <w:tblHeader/>
+        </w:trPr>
+        <w:tc>
+          <w:tcPr>
+            <w:tcW w:type="dxa" w:w="5000"/>
+            <w:shd w:fill="D9E2F3" w:val="clear"/>
+            <w:tcMar>
+              <w:top w:type="dxa" w:w="80"/>
+              <w:left w:type="dxa" w:w="120"/>
+              <w:bottom w:type="dxa" w:w="80"/>
+              <w:right w:type="dxa" w:w="120"/>
+            </w:tcMar>
+          </w:tcPr>
+          <w:p>
+            <w:pPr>
+              <w:spacing w:after="0" w:line="260"/>
+            </w:pPr>
+            <w:r>
+              <w:rPr>
+                <w:rFonts w:ascii="Calibri" w:cs="Calibri" w:eastAsia="Calibri" w:hAnsi="Calibri"/>
+                <w:b/>
+                <w:bCs/>
+                <w:sz w:val="19"/>
+                <w:szCs w:val="19"/>
+              </w:rPr>
+              <w:t xml:space="preserve">Berkas</w:t>
+            </w:r>
+          </w:p>
+        </w:tc>
+        <w:tc>
+          <w:tcPr>
+            <w:tcW w:type="dxa" w:w="2000"/>
+            <w:shd w:fill="D9E2F3" w:val="clear"/>
+            <w:tcMar>
+              <w:top w:type="dxa" w:w="80"/>
+              <w:left w:type="dxa" w:w="120"/>
+              <w:bottom w:type="dxa" w:w="80"/>
+              <w:right w:type="dxa" w:w="120"/>
+            </w:tcMar>
+          </w:tcPr>
+          <w:p>
+            <w:pPr>
+              <w:spacing w:after="0" w:line="260"/>
+            </w:pPr>
+            <w:r>
+              <w:rPr>
+                <w:rFonts w:ascii="Calibri" w:cs="Calibri" w:eastAsia="Calibri" w:hAnsi="Calibri"/>
+                <w:b/>
+                <w:bCs/>
+                <w:sz w:val="19"/>
+                <w:szCs w:val="19"/>
+              </w:rPr>
+              <w:t xml:space="preserve">Baris</w:t>
+            </w:r>
+          </w:p>
+        </w:tc>
+        <w:tc>
+          <w:tcPr>
+            <w:tcW w:type="dxa" w:w="2026"/>
+            <w:shd w:fill="D9E2F3" w:val="clear"/>
+            <w:tcMar>
+              <w:top w:type="dxa" w:w="80"/>
+              <w:left w:type="dxa" w:w="120"/>
+              <w:bottom w:type="dxa" w:w="80"/>
+              <w:right w:type="dxa" w:w="120"/>
+            </w:tcMar>
+          </w:tcPr>
+          <w:p>
+            <w:pPr>
+              <w:spacing w:after="0" w:line="260"/>
+            </w:pPr>
+            <w:r>
+              <w:rPr>
+                <w:rFonts w:ascii="Calibri" w:cs="Calibri" w:eastAsia="Calibri" w:hAnsi="Calibri"/>
+                <w:b/>
+                <w:bCs/>
+                <w:sz w:val="19"/>
+                <w:szCs w:val="19"/>
+              </w:rPr>
+              <w:t xml:space="preserve">Cabang</w:t>
+            </w:r>
+          </w:p>
+        </w:tc>
+      </w:tr>
+      <w:tr>
+        <w:tc>
+          <w:tcPr>
+            <w:tcW w:type="dxa" w:w="5000"/>
+            <w:tcMar>
+              <w:top w:type="dxa" w:w="80"/>
+              <w:left w:type="dxa" w:w="120"/>
+              <w:bottom w:type="dxa" w:w="80"/>
+              <w:right w:type="dxa" w:w="120"/>
+            </w:tcMar>
+          </w:tcPr>
+          <w:p>
+            <w:pPr>
+              <w:spacing w:after="0" w:line="260"/>
+            </w:pPr>
+            <w:r>
+              <w:rPr>
+                <w:rFonts w:ascii="Calibri" w:cs="Calibri" w:eastAsia="Calibri" w:hAnsi="Calibri"/>
+                <w:b w:val="false"/>
+                <w:bCs w:val="false"/>
+                <w:sz w:val="19"/>
+                <w:szCs w:val="19"/>
+              </w:rPr>
+              <w:t xml:space="preserve">modules/auth/auth.service.js</w:t>
+            </w:r>
+          </w:p>
+        </w:tc>
+        <w:tc>
+          <w:tcPr>
+            <w:tcW w:type="dxa" w:w="2000"/>
+            <w:tcMar>
+              <w:top w:type="dxa" w:w="80"/>
+              <w:left w:type="dxa" w:w="120"/>
+              <w:bottom w:type="dxa" w:w="80"/>
+              <w:right w:type="dxa" w:w="120"/>
+            </w:tcMar>
+          </w:tcPr>
+          <w:p>
+            <w:pPr>
+              <w:spacing w:after="0" w:line="260"/>
+            </w:pPr>
+            <w:r>
+              <w:rPr>
+                <w:rFonts w:ascii="Calibri" w:cs="Calibri" w:eastAsia="Calibri" w:hAnsi="Calibri"/>
+                <w:b w:val="false"/>
+                <w:bCs w:val="false"/>
+                <w:sz w:val="19"/>
+                <w:szCs w:val="19"/>
+              </w:rPr>
+              <w:t xml:space="preserve">100%</w:t>
+            </w:r>
+          </w:p>
+        </w:tc>
+        <w:tc>
+          <w:tcPr>
+            <w:tcW w:type="dxa" w:w="2026"/>
+            <w:tcMar>
+              <w:top w:type="dxa" w:w="80"/>
+              <w:left w:type="dxa" w:w="120"/>
+              <w:bottom w:type="dxa" w:w="80"/>
+              <w:right w:type="dxa" w:w="120"/>
+            </w:tcMar>
+          </w:tcPr>
+          <w:p>
+            <w:pPr>
+              <w:spacing w:after="0" w:line="260"/>
+            </w:pPr>
+            <w:r>
+              <w:rPr>
+                <w:rFonts w:ascii="Calibri" w:cs="Calibri" w:eastAsia="Calibri" w:hAnsi="Calibri"/>
+                <w:b w:val="false"/>
+                <w:bCs w:val="false"/>
+                <w:sz w:val="19"/>
+                <w:szCs w:val="19"/>
+              </w:rPr>
+              <w:t xml:space="preserve">100%</w:t>
+            </w:r>
+          </w:p>
+        </w:tc>
+      </w:tr>
+      <w:tr>
+        <w:tc>
+          <w:tcPr>
+            <w:tcW w:type="dxa" w:w="5000"/>
+            <w:tcMar>
+              <w:top w:type="dxa" w:w="80"/>
+              <w:left w:type="dxa" w:w="120"/>
+              <w:bottom w:type="dxa" w:w="80"/>
+              <w:right w:type="dxa" w:w="120"/>
+            </w:tcMar>
+          </w:tcPr>
+          <w:p>
+            <w:pPr>
+              <w:spacing w:after="0" w:line="260"/>
+            </w:pPr>
+            <w:r>
+              <w:rPr>
+                <w:rFonts w:ascii="Calibri" w:cs="Calibri" w:eastAsia="Calibri" w:hAnsi="Calibri"/>
+                <w:b w:val="false"/>
+                <w:bCs w:val="false"/>
+                <w:sz w:val="19"/>
+                <w:szCs w:val="19"/>
+              </w:rPr>
+              <w:t xml:space="preserve">modules/auth/password.service.js</w:t>
+            </w:r>
+          </w:p>
+        </w:tc>
+        <w:tc>
+          <w:tcPr>
+            <w:tcW w:type="dxa" w:w="2000"/>
+            <w:tcMar>
+              <w:top w:type="dxa" w:w="80"/>
+              <w:left w:type="dxa" w:w="120"/>
+              <w:bottom w:type="dxa" w:w="80"/>
+              <w:right w:type="dxa" w:w="120"/>
+            </w:tcMar>
+          </w:tcPr>
+          <w:p>
+            <w:pPr>
+              <w:spacing w:after="0" w:line="260"/>
+            </w:pPr>
+            <w:r>
+              <w:rPr>
+                <w:rFonts w:ascii="Calibri" w:cs="Calibri" w:eastAsia="Calibri" w:hAnsi="Calibri"/>
+                <w:b w:val="false"/>
+                <w:bCs w:val="false"/>
+                <w:sz w:val="19"/>
+                <w:szCs w:val="19"/>
+              </w:rPr>
+              <w:t xml:space="preserve">100%</w:t>
+            </w:r>
+          </w:p>
+        </w:tc>
+        <w:tc>
+          <w:tcPr>
+            <w:tcW w:type="dxa" w:w="2026"/>
+            <w:tcMar>
+              <w:top w:type="dxa" w:w="80"/>
+              <w:left w:type="dxa" w:w="120"/>
+              <w:bottom w:type="dxa" w:w="80"/>
+              <w:right w:type="dxa" w:w="120"/>
+            </w:tcMar>
+          </w:tcPr>
+          <w:p>
+            <w:pPr>
+              <w:spacing w:after="0" w:line="260"/>
+            </w:pPr>
+            <w:r>
+              <w:rPr>
+                <w:rFonts w:ascii="Calibri" w:cs="Calibri" w:eastAsia="Calibri" w:hAnsi="Calibri"/>
+                <w:b w:val="false"/>
+                <w:bCs w:val="false"/>
+                <w:sz w:val="19"/>
+                <w:szCs w:val="19"/>
+              </w:rPr>
+              <w:t xml:space="preserve">100%</w:t>
+            </w:r>
+          </w:p>
+        </w:tc>
+      </w:tr>
+      <w:tr>
+        <w:tc>
+          <w:tcPr>
+            <w:tcW w:type="dxa" w:w="5000"/>
+            <w:tcMar>
+              <w:top w:type="dxa" w:w="80"/>
+              <w:left w:type="dxa" w:w="120"/>
+              <w:bottom w:type="dxa" w:w="80"/>
+              <w:right w:type="dxa" w:w="120"/>
+            </w:tcMar>
+          </w:tcPr>
+          <w:p>
+            <w:pPr>
+              <w:spacing w:after="0" w:line="260"/>
+            </w:pPr>
+            <w:r>
+              <w:rPr>
+                <w:rFonts w:ascii="Calibri" w:cs="Calibri" w:eastAsia="Calibri" w:hAnsi="Calibri"/>
+                <w:b w:val="false"/>
+                <w:bCs w:val="false"/>
+                <w:sz w:val="19"/>
+                <w:szCs w:val="19"/>
+              </w:rPr>
+              <w:t xml:space="preserve">services/permission.service.js</w:t>
+            </w:r>
+          </w:p>
+        </w:tc>
+        <w:tc>
+          <w:tcPr>
+            <w:tcW w:type="dxa" w:w="2000"/>
+            <w:tcMar>
+              <w:top w:type="dxa" w:w="80"/>
+              <w:left w:type="dxa" w:w="120"/>
+              <w:bottom w:type="dxa" w:w="80"/>
+              <w:right w:type="dxa" w:w="120"/>
+            </w:tcMar>
+          </w:tcPr>
+          <w:p>
+            <w:pPr>
+              <w:spacing w:after="0" w:line="260"/>
+            </w:pPr>
+            <w:r>
+              <w:rPr>
+                <w:rFonts w:ascii="Calibri" w:cs="Calibri" w:eastAsia="Calibri" w:hAnsi="Calibri"/>
+                <w:b w:val="false"/>
+                <w:bCs w:val="false"/>
+                <w:sz w:val="19"/>
+                <w:szCs w:val="19"/>
+              </w:rPr>
+              <w:t xml:space="preserve">97,5%</w:t>
+            </w:r>
+          </w:p>
+        </w:tc>
+        <w:tc>
+          <w:tcPr>
+            <w:tcW w:type="dxa" w:w="2026"/>
+            <w:tcMar>
+              <w:top w:type="dxa" w:w="80"/>
+              <w:left w:type="dxa" w:w="120"/>
+              <w:bottom w:type="dxa" w:w="80"/>
+              <w:right w:type="dxa" w:w="120"/>
+            </w:tcMar>
+          </w:tcPr>
+          <w:p>
+            <w:pPr>
+              <w:spacing w:after="0" w:line="260"/>
+            </w:pPr>
+            <w:r>
+              <w:rPr>
+                <w:rFonts w:ascii="Calibri" w:cs="Calibri" w:eastAsia="Calibri" w:hAnsi="Calibri"/>
+                <w:b w:val="false"/>
+                <w:bCs w:val="false"/>
+                <w:sz w:val="19"/>
+                <w:szCs w:val="19"/>
+              </w:rPr>
+              <w:t xml:space="preserve">93,9%</w:t>
+            </w:r>
+          </w:p>
+        </w:tc>
+      </w:tr>
+      <w:tr>
+        <w:tc>
+          <w:tcPr>
+            <w:tcW w:type="dxa" w:w="5000"/>
+            <w:tcMar>
+              <w:top w:type="dxa" w:w="80"/>
+              <w:left w:type="dxa" w:w="120"/>
+              <w:bottom w:type="dxa" w:w="80"/>
+              <w:right w:type="dxa" w:w="120"/>
+            </w:tcMar>
+          </w:tcPr>
+          <w:p>
+            <w:pPr>
+              <w:spacing w:after="0" w:line="260"/>
+            </w:pPr>
+            <w:r>
+              <w:rPr>
+                <w:rFonts w:ascii="Calibri" w:cs="Calibri" w:eastAsia="Calibri" w:hAnsi="Calibri"/>
+                <w:b w:val="false"/>
+                <w:bCs w:val="false"/>
+                <w:sz w:val="19"/>
+                <w:szCs w:val="19"/>
+              </w:rPr>
+              <w:t xml:space="preserve">modules/roles/roles.service.js</w:t>
+            </w:r>
+          </w:p>
+        </w:tc>
+        <w:tc>
+          <w:tcPr>
+            <w:tcW w:type="dxa" w:w="2000"/>
+            <w:tcMar>
+              <w:top w:type="dxa" w:w="80"/>
+              <w:left w:type="dxa" w:w="120"/>
+              <w:bottom w:type="dxa" w:w="80"/>
+              <w:right w:type="dxa" w:w="120"/>
+            </w:tcMar>
+          </w:tcPr>
+          <w:p>
+            <w:pPr>
+              <w:spacing w:after="0" w:line="260"/>
+            </w:pPr>
+            <w:r>
+              <w:rPr>
+                <w:rFonts w:ascii="Calibri" w:cs="Calibri" w:eastAsia="Calibri" w:hAnsi="Calibri"/>
+                <w:b w:val="false"/>
+                <w:bCs w:val="false"/>
+                <w:sz w:val="19"/>
+                <w:szCs w:val="19"/>
+              </w:rPr>
+              <w:t xml:space="preserve">92,4%</w:t>
+            </w:r>
+          </w:p>
+        </w:tc>
+        <w:tc>
+          <w:tcPr>
+            <w:tcW w:type="dxa" w:w="2026"/>
+            <w:tcMar>
+              <w:top w:type="dxa" w:w="80"/>
+              <w:left w:type="dxa" w:w="120"/>
+              <w:bottom w:type="dxa" w:w="80"/>
+              <w:right w:type="dxa" w:w="120"/>
+            </w:tcMar>
+          </w:tcPr>
+          <w:p>
+            <w:pPr>
+              <w:spacing w:after="0" w:line="260"/>
+            </w:pPr>
+            <w:r>
+              <w:rPr>
+                <w:rFonts w:ascii="Calibri" w:cs="Calibri" w:eastAsia="Calibri" w:hAnsi="Calibri"/>
+                <w:b w:val="false"/>
+                <w:bCs w:val="false"/>
+                <w:sz w:val="19"/>
+                <w:szCs w:val="19"/>
+              </w:rPr>
+              <w:t xml:space="preserve">95,8%</w:t>
+            </w:r>
+          </w:p>
+        </w:tc>
+      </w:tr>
+      <w:tr>
+        <w:tc>
+          <w:tcPr>
+            <w:tcW w:type="dxa" w:w="5000"/>
+            <w:tcMar>
+              <w:top w:type="dxa" w:w="80"/>
+              <w:left w:type="dxa" w:w="120"/>
+              <w:bottom w:type="dxa" w:w="80"/>
+              <w:right w:type="dxa" w:w="120"/>
+            </w:tcMar>
+          </w:tcPr>
+          <w:p>
+            <w:pPr>
+              <w:spacing w:after="0" w:line="260"/>
+            </w:pPr>
+            <w:r>
+              <w:rPr>
+                <w:rFonts w:ascii="Calibri" w:cs="Calibri" w:eastAsia="Calibri" w:hAnsi="Calibri"/>
+                <w:b w:val="false"/>
+                <w:bCs w:val="false"/>
+                <w:sz w:val="19"/>
+                <w:szCs w:val="19"/>
+              </w:rPr>
+              <w:t xml:space="preserve">repositories/passwordResetToken.repository.js</w:t>
+            </w:r>
+          </w:p>
+        </w:tc>
+        <w:tc>
+          <w:tcPr>
+            <w:tcW w:type="dxa" w:w="2000"/>
+            <w:tcMar>
+              <w:top w:type="dxa" w:w="80"/>
+              <w:left w:type="dxa" w:w="120"/>
+              <w:bottom w:type="dxa" w:w="80"/>
+              <w:right w:type="dxa" w:w="120"/>
+            </w:tcMar>
+          </w:tcPr>
+          <w:p>
+            <w:pPr>
+              <w:spacing w:after="0" w:line="260"/>
+            </w:pPr>
+            <w:r>
+              <w:rPr>
+                <w:rFonts w:ascii="Calibri" w:cs="Calibri" w:eastAsia="Calibri" w:hAnsi="Calibri"/>
+                <w:b w:val="false"/>
+                <w:bCs w:val="false"/>
+                <w:sz w:val="19"/>
+                <w:szCs w:val="19"/>
+              </w:rPr>
+              <w:t xml:space="preserve">100%</w:t>
+            </w:r>
+          </w:p>
+        </w:tc>
+        <w:tc>
+          <w:tcPr>
+            <w:tcW w:type="dxa" w:w="2026"/>
+            <w:tcMar>
+              <w:top w:type="dxa" w:w="80"/>
+              <w:left w:type="dxa" w:w="120"/>
+              <w:bottom w:type="dxa" w:w="80"/>
+              <w:right w:type="dxa" w:w="120"/>
+            </w:tcMar>
+          </w:tcPr>
+          <w:p>
+            <w:pPr>
+              <w:spacing w:after="0" w:line="260"/>
+            </w:pPr>
+            <w:r>
+              <w:rPr>
+                <w:rFonts w:ascii="Calibri" w:cs="Calibri" w:eastAsia="Calibri" w:hAnsi="Calibri"/>
+                <w:b w:val="false"/>
+                <w:bCs w:val="false"/>
+                <w:sz w:val="19"/>
+                <w:szCs w:val="19"/>
+              </w:rPr>
+              <w:t xml:space="preserve">100%</w:t>
+            </w:r>
+          </w:p>
+        </w:tc>
+      </w:tr>
+      <w:tr>
+        <w:tc>
+          <w:tcPr>
+            <w:tcW w:type="dxa" w:w="5000"/>
+            <w:tcMar>
+              <w:top w:type="dxa" w:w="80"/>
+              <w:left w:type="dxa" w:w="120"/>
+              <w:bottom w:type="dxa" w:w="80"/>
+              <w:right w:type="dxa" w:w="120"/>
+            </w:tcMar>
+          </w:tcPr>
+          <w:p>
+            <w:pPr>
+              <w:spacing w:after="0" w:line="260"/>
+            </w:pPr>
+            <w:r>
+              <w:rPr>
+                <w:rFonts w:ascii="Calibri" w:cs="Calibri" w:eastAsia="Calibri" w:hAnsi="Calibri"/>
+                <w:b w:val="false"/>
+                <w:bCs w:val="false"/>
+                <w:sz w:val="19"/>
+                <w:szCs w:val="19"/>
+              </w:rPr>
+              <w:t xml:space="preserve">repositories/tokenDenylist.repository.js</w:t>
+            </w:r>
+          </w:p>
+        </w:tc>
+        <w:tc>
+          <w:tcPr>
+            <w:tcW w:type="dxa" w:w="2000"/>
+            <w:tcMar>
+              <w:top w:type="dxa" w:w="80"/>
+              <w:left w:type="dxa" w:w="120"/>
+              <w:bottom w:type="dxa" w:w="80"/>
+              <w:right w:type="dxa" w:w="120"/>
+            </w:tcMar>
+          </w:tcPr>
+          <w:p>
+            <w:pPr>
+              <w:spacing w:after="0" w:line="260"/>
+            </w:pPr>
+            <w:r>
+              <w:rPr>
+                <w:rFonts w:ascii="Calibri" w:cs="Calibri" w:eastAsia="Calibri" w:hAnsi="Calibri"/>
+                <w:b w:val="false"/>
+                <w:bCs w:val="false"/>
+                <w:sz w:val="19"/>
+                <w:szCs w:val="19"/>
+              </w:rPr>
+              <w:t xml:space="preserve">100%</w:t>
+            </w:r>
+          </w:p>
+        </w:tc>
+        <w:tc>
+          <w:tcPr>
+            <w:tcW w:type="dxa" w:w="2026"/>
+            <w:tcMar>
+              <w:top w:type="dxa" w:w="80"/>
+              <w:left w:type="dxa" w:w="120"/>
+              <w:bottom w:type="dxa" w:w="80"/>
+              <w:right w:type="dxa" w:w="120"/>
+            </w:tcMar>
+          </w:tcPr>
+          <w:p>
+            <w:pPr>
+              <w:spacing w:after="0" w:line="260"/>
+            </w:pPr>
+            <w:r>
+              <w:rPr>
+                <w:rFonts w:ascii="Calibri" w:cs="Calibri" w:eastAsia="Calibri" w:hAnsi="Calibri"/>
+                <w:b w:val="false"/>
+                <w:bCs w:val="false"/>
+                <w:sz w:val="19"/>
+                <w:szCs w:val="19"/>
+              </w:rPr>
+              <w:t xml:space="preserve">100%</w:t>
+            </w:r>
+          </w:p>
+        </w:tc>
+      </w:tr>
+      <w:tr>
+        <w:tc>
+          <w:tcPr>
+            <w:tcW w:type="dxa" w:w="5000"/>
+            <w:tcMar>
+              <w:top w:type="dxa" w:w="80"/>
+              <w:left w:type="dxa" w:w="120"/>
+              <w:bottom w:type="dxa" w:w="80"/>
+              <w:right w:type="dxa" w:w="120"/>
+            </w:tcMar>
+          </w:tcPr>
+          <w:p>
+            <w:pPr>
+              <w:spacing w:after="0" w:line="260"/>
+            </w:pPr>
+            <w:r>
+              <w:rPr>
+                <w:rFonts w:ascii="Calibri" w:cs="Calibri" w:eastAsia="Calibri" w:hAnsi="Calibri"/>
+                <w:b w:val="false"/>
+                <w:bCs w:val="false"/>
+                <w:sz w:val="19"/>
+                <w:szCs w:val="19"/>
+              </w:rPr>
+              <w:t xml:space="preserve">utils/token.js, utils/response.js, utils/AppError.js</w:t>
+            </w:r>
+          </w:p>
+        </w:tc>
+        <w:tc>
+          <w:tcPr>
+            <w:tcW w:type="dxa" w:w="2000"/>
+            <w:tcMar>
+              <w:top w:type="dxa" w:w="80"/>
+              <w:left w:type="dxa" w:w="120"/>
+              <w:bottom w:type="dxa" w:w="80"/>
+              <w:right w:type="dxa" w:w="120"/>
+            </w:tcMar>
+          </w:tcPr>
+          <w:p>
+            <w:pPr>
+              <w:spacing w:after="0" w:line="260"/>
+            </w:pPr>
+            <w:r>
+              <w:rPr>
+                <w:rFonts w:ascii="Calibri" w:cs="Calibri" w:eastAsia="Calibri" w:hAnsi="Calibri"/>
+                <w:b w:val="false"/>
+                <w:bCs w:val="false"/>
+                <w:sz w:val="19"/>
+                <w:szCs w:val="19"/>
+              </w:rPr>
+              <w:t xml:space="preserve">100%</w:t>
+            </w:r>
+          </w:p>
+        </w:tc>
+        <w:tc>
+          <w:tcPr>
+            <w:tcW w:type="dxa" w:w="2026"/>
+            <w:tcMar>
+              <w:top w:type="dxa" w:w="80"/>
+              <w:left w:type="dxa" w:w="120"/>
+              <w:bottom w:type="dxa" w:w="80"/>
+              <w:right w:type="dxa" w:w="120"/>
+            </w:tcMar>
+          </w:tcPr>
+          <w:p>
+            <w:pPr>
+              <w:spacing w:after="0" w:line="260"/>
+            </w:pPr>
+            <w:r>
+              <w:rPr>
+                <w:rFonts w:ascii="Calibri" w:cs="Calibri" w:eastAsia="Calibri" w:hAnsi="Calibri"/>
+                <w:b w:val="false"/>
+                <w:bCs w:val="false"/>
+                <w:sz w:val="19"/>
+                <w:szCs w:val="19"/>
+              </w:rPr>
+              <w:t xml:space="preserve">100%</w:t>
+            </w:r>
+          </w:p>
+        </w:tc>
+      </w:tr>
+      <w:tr>
+        <w:tc>
+          <w:tcPr>
+            <w:tcW w:type="dxa" w:w="5000"/>
+            <w:tcMar>
+              <w:top w:type="dxa" w:w="80"/>
+              <w:left w:type="dxa" w:w="120"/>
+              <w:bottom w:type="dxa" w:w="80"/>
+              <w:right w:type="dxa" w:w="120"/>
+            </w:tcMar>
+          </w:tcPr>
+          <w:p>
+            <w:pPr>
+              <w:spacing w:after="0" w:line="260"/>
+            </w:pPr>
+            <w:r>
+              <w:rPr>
+                <w:rFonts w:ascii="Calibri" w:cs="Calibri" w:eastAsia="Calibri" w:hAnsi="Calibri"/>
+                <w:b w:val="false"/>
+                <w:bCs w:val="false"/>
+                <w:sz w:val="19"/>
+                <w:szCs w:val="19"/>
+              </w:rPr>
+              <w:t xml:space="preserve">Keseluruhan</w:t>
+            </w:r>
+          </w:p>
+        </w:tc>
+        <w:tc>
+          <w:tcPr>
+            <w:tcW w:type="dxa" w:w="2000"/>
+            <w:tcMar>
+              <w:top w:type="dxa" w:w="80"/>
+              <w:left w:type="dxa" w:w="120"/>
+              <w:bottom w:type="dxa" w:w="80"/>
+              <w:right w:type="dxa" w:w="120"/>
+            </w:tcMar>
+          </w:tcPr>
+          <w:p>
+            <w:pPr>
+              <w:spacing w:after="0" w:line="260"/>
+            </w:pPr>
+            <w:r>
+              <w:rPr>
+                <w:rFonts w:ascii="Calibri" w:cs="Calibri" w:eastAsia="Calibri" w:hAnsi="Calibri"/>
+                <w:b w:val="false"/>
+                <w:bCs w:val="false"/>
+                <w:sz w:val="19"/>
+                <w:szCs w:val="19"/>
+              </w:rPr>
+              <w:t xml:space="preserve">88,8%</w:t>
+            </w:r>
+          </w:p>
+        </w:tc>
+        <w:tc>
+          <w:tcPr>
+            <w:tcW w:type="dxa" w:w="2026"/>
+            <w:tcMar>
+              <w:top w:type="dxa" w:w="80"/>
+              <w:left w:type="dxa" w:w="120"/>
+              <w:bottom w:type="dxa" w:w="80"/>
+              <w:right w:type="dxa" w:w="120"/>
+            </w:tcMar>
+          </w:tcPr>
+          <w:p>
+            <w:pPr>
+              <w:spacing w:after="0" w:line="260"/>
+            </w:pPr>
+            <w:r>
+              <w:rPr>
+                <w:rFonts w:ascii="Calibri" w:cs="Calibri" w:eastAsia="Calibri" w:hAnsi="Calibri"/>
+                <w:b w:val="false"/>
+                <w:bCs w:val="false"/>
+                <w:sz w:val="19"/>
+                <w:szCs w:val="19"/>
+              </w:rPr>
+              <w:t xml:space="preserve">95,4%</w:t>
+            </w:r>
+          </w:p>
+        </w:tc>
+      </w:tr>
+    </w:tbl>
+    <w:p>
+      <w:pPr>
+        <w:spacing w:after="140" w:line="300"/>
+        <w:jc w:val="both"/>
+      </w:pPr>
+      <w:r>
+        <w:rPr>
+          <w:rFonts w:ascii="Calibri" w:cs="Calibri" w:eastAsia="Calibri" w:hAnsi="Calibri"/>
+          <w:sz w:val="22"/>
+          <w:szCs w:val="22"/>
+        </w:rPr>
+        <w:t xml:space="preserve">Repository yang isinya murni pemanggilan Sequelize sengaja tidak diuji unit. Menirukan Sequelize berarti menguji tiruan itu, bukan query yang sesungguhnya dijalankan — dan pengujian semacam itu tetap lulus meski nama kolomnya salah. Bagian itu dibuktikan oleh pengujian end-to-end, yang memakai basis data sungguhan.</w:t>
+      </w:r>
+    </w:p>
+    <w:p>
+      <w:pPr>
+        <w:spacing w:after="140" w:line="300"/>
+        <w:jc w:val="both"/>
+      </w:pPr>
+      <w:r>
+        <w:rPr>
+          <w:rFonts w:ascii="Calibri" w:cs="Calibri" w:eastAsia="Calibri" w:hAnsi="Calibri"/>
+          <w:sz w:val="22"/>
+          <w:szCs w:val="22"/>
+        </w:rPr>
+        <w:t xml:space="preserve">Hal yang sama berlaku untuk isi transaksi pada pembuatan role. Yang diuji unit adalah seluruh penolakan yang terjadi sebelum transaksi dibuka; isi transaksinya sendiri diserahkan ke pengujian end-to-end.</w:t>
+      </w:r>
+    </w:p>
+    <w:p>
+      <w:pPr>
+        <w:pBdr>
+          <w:left w:val="single" w:color="2E5496" w:sz="18" w:space="12"/>
+        </w:pBdr>
+        <w:spacing w:after="160" w:before="120" w:line="300"/>
+        <w:ind w:left="400"/>
+      </w:pPr>
+      <w:r>
+        <w:rPr>
+          <w:rFonts w:ascii="Calibri" w:cs="Calibri" w:eastAsia="Calibri" w:hAnsi="Calibri"/>
+          <w:i/>
+          <w:iCs/>
+          <w:color w:val="1F3864"/>
+          <w:sz w:val="22"/>
+          <w:szCs w:val="22"/>
+        </w:rPr>
+        <w:t xml:space="preserve">Cakupan yang tinggi bukan tujuannya. Yang dicari adalah pengujian yang benar-benar gagal ketika sesuatu rusak.</w:t>
+      </w:r>
+    </w:p>
+    <w:p>
+      <w:pPr>
+        <w:pStyle w:val="Heading3"/>
+        <w:spacing w:after="110" w:before="220"/>
+      </w:pPr>
+      <w:r>
+        <w:rPr>
+          <w:rFonts w:ascii="Calibri" w:cs="Calibri" w:eastAsia="Calibri" w:hAnsi="Calibri"/>
+          <w:b/>
+          <w:bCs/>
+          <w:color w:val="44546A"/>
+          <w:sz w:val="23"/>
+          <w:szCs w:val="23"/>
+        </w:rPr>
+        <w:t xml:space="preserve">Ambang cakupan yang ditegakkan, bukan diharapkan</w:t>
+      </w:r>
+    </w:p>
+    <w:p>
+      <w:pPr>
+        <w:spacing w:after="140" w:line="300"/>
+        <w:jc w:val="both"/>
+      </w:pPr>
+      <w:r>
+        <w:rPr>
+          <w:rFonts w:ascii="Calibri" w:cs="Calibri" w:eastAsia="Calibri" w:hAnsi="Calibri"/>
+          <w:sz w:val="22"/>
+          <w:szCs w:val="22"/>
+        </w:rPr>
+        <w:t xml:space="preserve">Perintah pengujian cakupan dipasangi ambang delapan puluh persen untuk baris maupun cabang. Kalau angkanya turun di bawah itu, perintahnya gagal — bukan sekadar mencetak peringatan. Dengan begitu standar tersebut tidak bergantung pada ingatan siapa pun.</w:t>
+      </w:r>
+    </w:p>
+    <w:p>
+      <w:pPr>
+        <w:pStyle w:val="Heading3"/>
+        <w:spacing w:after="110" w:before="220"/>
+      </w:pPr>
+      <w:r>
+        <w:rPr>
+          <w:rFonts w:ascii="Calibri" w:cs="Calibri" w:eastAsia="Calibri" w:hAnsi="Calibri"/>
+          <w:b/>
+          <w:bCs/>
+          <w:color w:val="44546A"/>
+          <w:sz w:val="23"/>
+          <w:szCs w:val="23"/>
+        </w:rPr>
+        <w:t xml:space="preserve">Dua lapis dengan kebutuhan yang berbeda</w:t>
+      </w:r>
+    </w:p>
+    <w:tbl>
+      <w:tblPr>
+        <w:tblW w:type="dxa" w:w="9026"/>
+        <w:tblBorders>
+          <w:top w:val="single" w:color="auto" w:sz="4"/>
+          <w:left w:val="single" w:color="auto" w:sz="4"/>
+          <w:bottom w:val="single" w:color="auto" w:sz="4"/>
+          <w:right w:val="single" w:color="auto" w:sz="4"/>
+          <w:insideH w:val="single" w:color="auto" w:sz="4"/>
+          <w:insideV w:val="single" w:color="auto" w:sz="4"/>
+        </w:tblBorders>
+      </w:tblPr>
+      <w:tblGrid>
+        <w:gridCol w:w="2200"/>
+        <w:gridCol w:w="3400"/>
+        <w:gridCol w:w="3426"/>
+      </w:tblGrid>
+      <w:tr>
+        <w:trPr>
+          <w:tblHeader/>
+        </w:trPr>
+        <w:tc>
+          <w:tcPr>
+            <w:tcW w:type="dxa" w:w="2200"/>
+            <w:shd w:fill="D9E2F3" w:val="clear"/>
+            <w:tcMar>
+              <w:top w:type="dxa" w:w="80"/>
+              <w:left w:type="dxa" w:w="120"/>
+              <w:bottom w:type="dxa" w:w="80"/>
+              <w:right w:type="dxa" w:w="120"/>
+            </w:tcMar>
+          </w:tcPr>
+          <w:p>
+            <w:pPr>
+              <w:spacing w:after="0" w:line="260"/>
+            </w:pPr>
+            <w:r>
+              <w:rPr>
+                <w:rFonts w:ascii="Calibri" w:cs="Calibri" w:eastAsia="Calibri" w:hAnsi="Calibri"/>
+                <w:b/>
+                <w:bCs/>
+                <w:sz w:val="19"/>
+                <w:szCs w:val="19"/>
+              </w:rPr>
+              <w:t xml:space="preserve">Pembanding</w:t>
+            </w:r>
+          </w:p>
+        </w:tc>
+        <w:tc>
+          <w:tcPr>
+            <w:tcW w:type="dxa" w:w="3400"/>
+            <w:shd w:fill="D9E2F3" w:val="clear"/>
+            <w:tcMar>
+              <w:top w:type="dxa" w:w="80"/>
+              <w:left w:type="dxa" w:w="120"/>
+              <w:bottom w:type="dxa" w:w="80"/>
+              <w:right w:type="dxa" w:w="120"/>
+            </w:tcMar>
+          </w:tcPr>
+          <w:p>
+            <w:pPr>
+              <w:spacing w:after="0" w:line="260"/>
+            </w:pPr>
+            <w:r>
+              <w:rPr>
+                <w:rFonts w:ascii="Calibri" w:cs="Calibri" w:eastAsia="Calibri" w:hAnsi="Calibri"/>
+                <w:b/>
+                <w:bCs/>
+                <w:sz w:val="19"/>
+                <w:szCs w:val="19"/>
+              </w:rPr>
+              <w:t xml:space="preserve">Pengujian unit</w:t>
+            </w:r>
+          </w:p>
+        </w:tc>
+        <w:tc>
+          <w:tcPr>
+            <w:tcW w:type="dxa" w:w="3426"/>
+            <w:shd w:fill="D9E2F3" w:val="clear"/>
+            <w:tcMar>
+              <w:top w:type="dxa" w:w="80"/>
+              <w:left w:type="dxa" w:w="120"/>
+              <w:bottom w:type="dxa" w:w="80"/>
+              <w:right w:type="dxa" w:w="120"/>
+            </w:tcMar>
+          </w:tcPr>
+          <w:p>
+            <w:pPr>
+              <w:spacing w:after="0" w:line="260"/>
+            </w:pPr>
+            <w:r>
+              <w:rPr>
+                <w:rFonts w:ascii="Calibri" w:cs="Calibri" w:eastAsia="Calibri" w:hAnsi="Calibri"/>
+                <w:b/>
+                <w:bCs/>
+                <w:sz w:val="19"/>
+                <w:szCs w:val="19"/>
+              </w:rPr>
+              <w:t xml:space="preserve">Pengujian end-to-end</w:t>
+            </w:r>
+          </w:p>
+        </w:tc>
+      </w:tr>
+      <w:tr>
+        <w:tc>
+          <w:tcPr>
+            <w:tcW w:type="dxa" w:w="2200"/>
+            <w:tcMar>
+              <w:top w:type="dxa" w:w="80"/>
+              <w:left w:type="dxa" w:w="120"/>
+              <w:bottom w:type="dxa" w:w="80"/>
+              <w:right w:type="dxa" w:w="120"/>
+            </w:tcMar>
+          </w:tcPr>
+          <w:p>
+            <w:pPr>
+              <w:spacing w:after="0" w:line="260"/>
+            </w:pPr>
+            <w:r>
+              <w:rPr>
+                <w:rFonts w:ascii="Calibri" w:cs="Calibri" w:eastAsia="Calibri" w:hAnsi="Calibri"/>
+                <w:b w:val="false"/>
+                <w:bCs w:val="false"/>
+                <w:sz w:val="19"/>
+                <w:szCs w:val="19"/>
+              </w:rPr>
+              <w:t xml:space="preserve">Jumlah</w:t>
+            </w:r>
+          </w:p>
+        </w:tc>
+        <w:tc>
+          <w:tcPr>
+            <w:tcW w:type="dxa" w:w="3400"/>
+            <w:tcMar>
+              <w:top w:type="dxa" w:w="80"/>
+              <w:left w:type="dxa" w:w="120"/>
+              <w:bottom w:type="dxa" w:w="80"/>
+              <w:right w:type="dxa" w:w="120"/>
+            </w:tcMar>
+          </w:tcPr>
+          <w:p>
+            <w:pPr>
+              <w:spacing w:after="0" w:line="260"/>
+            </w:pPr>
+            <w:r>
+              <w:rPr>
+                <w:rFonts w:ascii="Calibri" w:cs="Calibri" w:eastAsia="Calibri" w:hAnsi="Calibri"/>
+                <w:b w:val="false"/>
+                <w:bCs w:val="false"/>
+                <w:sz w:val="19"/>
+                <w:szCs w:val="19"/>
+              </w:rPr>
+              <w:t xml:space="preserve">99</w:t>
+            </w:r>
+          </w:p>
+        </w:tc>
+        <w:tc>
+          <w:tcPr>
+            <w:tcW w:type="dxa" w:w="3426"/>
+            <w:tcMar>
+              <w:top w:type="dxa" w:w="80"/>
+              <w:left w:type="dxa" w:w="120"/>
+              <w:bottom w:type="dxa" w:w="80"/>
+              <w:right w:type="dxa" w:w="120"/>
+            </w:tcMar>
+          </w:tcPr>
+          <w:p>
+            <w:pPr>
+              <w:spacing w:after="0" w:line="260"/>
+            </w:pPr>
+            <w:r>
+              <w:rPr>
+                <w:rFonts w:ascii="Calibri" w:cs="Calibri" w:eastAsia="Calibri" w:hAnsi="Calibri"/>
+                <w:b w:val="false"/>
+                <w:bCs w:val="false"/>
+                <w:sz w:val="19"/>
+                <w:szCs w:val="19"/>
+              </w:rPr>
+              <w:t xml:space="preserve">15</w:t>
+            </w:r>
+          </w:p>
+        </w:tc>
+      </w:tr>
+      <w:tr>
+        <w:tc>
+          <w:tcPr>
+            <w:tcW w:type="dxa" w:w="2200"/>
+            <w:tcMar>
+              <w:top w:type="dxa" w:w="80"/>
+              <w:left w:type="dxa" w:w="120"/>
+              <w:bottom w:type="dxa" w:w="80"/>
+              <w:right w:type="dxa" w:w="120"/>
+            </w:tcMar>
+          </w:tcPr>
+          <w:p>
+            <w:pPr>
+              <w:spacing w:after="0" w:line="260"/>
+            </w:pPr>
+            <w:r>
+              <w:rPr>
+                <w:rFonts w:ascii="Calibri" w:cs="Calibri" w:eastAsia="Calibri" w:hAnsi="Calibri"/>
+                <w:b w:val="false"/>
+                <w:bCs w:val="false"/>
+                <w:sz w:val="19"/>
+                <w:szCs w:val="19"/>
+              </w:rPr>
+              <w:t xml:space="preserve">Waktu</w:t>
+            </w:r>
+          </w:p>
+        </w:tc>
+        <w:tc>
+          <w:tcPr>
+            <w:tcW w:type="dxa" w:w="3400"/>
+            <w:tcMar>
+              <w:top w:type="dxa" w:w="80"/>
+              <w:left w:type="dxa" w:w="120"/>
+              <w:bottom w:type="dxa" w:w="80"/>
+              <w:right w:type="dxa" w:w="120"/>
+            </w:tcMar>
+          </w:tcPr>
+          <w:p>
+            <w:pPr>
+              <w:spacing w:after="0" w:line="260"/>
+            </w:pPr>
+            <w:r>
+              <w:rPr>
+                <w:rFonts w:ascii="Calibri" w:cs="Calibri" w:eastAsia="Calibri" w:hAnsi="Calibri"/>
+                <w:b w:val="false"/>
+                <w:bCs w:val="false"/>
+                <w:sz w:val="19"/>
+                <w:szCs w:val="19"/>
+              </w:rPr>
+              <w:t xml:space="preserve">sekitar 2 detik</w:t>
+            </w:r>
+          </w:p>
+        </w:tc>
+        <w:tc>
+          <w:tcPr>
+            <w:tcW w:type="dxa" w:w="3426"/>
+            <w:tcMar>
+              <w:top w:type="dxa" w:w="80"/>
+              <w:left w:type="dxa" w:w="120"/>
+              <w:bottom w:type="dxa" w:w="80"/>
+              <w:right w:type="dxa" w:w="120"/>
+            </w:tcMar>
+          </w:tcPr>
+          <w:p>
+            <w:pPr>
+              <w:spacing w:after="0" w:line="260"/>
+            </w:pPr>
+            <w:r>
+              <w:rPr>
+                <w:rFonts w:ascii="Calibri" w:cs="Calibri" w:eastAsia="Calibri" w:hAnsi="Calibri"/>
+                <w:b w:val="false"/>
+                <w:bCs w:val="false"/>
+                <w:sz w:val="19"/>
+                <w:szCs w:val="19"/>
+              </w:rPr>
+              <w:t xml:space="preserve">sekitar 20 detik</w:t>
+            </w:r>
+          </w:p>
+        </w:tc>
+      </w:tr>
+      <w:tr>
+        <w:tc>
+          <w:tcPr>
+            <w:tcW w:type="dxa" w:w="2200"/>
+            <w:tcMar>
+              <w:top w:type="dxa" w:w="80"/>
+              <w:left w:type="dxa" w:w="120"/>
+              <w:bottom w:type="dxa" w:w="80"/>
+              <w:right w:type="dxa" w:w="120"/>
+            </w:tcMar>
+          </w:tcPr>
+          <w:p>
+            <w:pPr>
+              <w:spacing w:after="0" w:line="260"/>
+            </w:pPr>
+            <w:r>
+              <w:rPr>
+                <w:rFonts w:ascii="Calibri" w:cs="Calibri" w:eastAsia="Calibri" w:hAnsi="Calibri"/>
+                <w:b w:val="false"/>
+                <w:bCs w:val="false"/>
+                <w:sz w:val="19"/>
+                <w:szCs w:val="19"/>
+              </w:rPr>
+              <w:t xml:space="preserve">Kebutuhan</w:t>
+            </w:r>
+          </w:p>
+        </w:tc>
+        <w:tc>
+          <w:tcPr>
+            <w:tcW w:type="dxa" w:w="3400"/>
+            <w:tcMar>
+              <w:top w:type="dxa" w:w="80"/>
+              <w:left w:type="dxa" w:w="120"/>
+              <w:bottom w:type="dxa" w:w="80"/>
+              <w:right w:type="dxa" w:w="120"/>
+            </w:tcMar>
+          </w:tcPr>
+          <w:p>
+            <w:pPr>
+              <w:spacing w:after="0" w:line="260"/>
+            </w:pPr>
+            <w:r>
+              <w:rPr>
+                <w:rFonts w:ascii="Calibri" w:cs="Calibri" w:eastAsia="Calibri" w:hAnsi="Calibri"/>
+                <w:b w:val="false"/>
+                <w:bCs w:val="false"/>
+                <w:sz w:val="19"/>
+                <w:szCs w:val="19"/>
+              </w:rPr>
+              <w:t xml:space="preserve">tidak ada</w:t>
+            </w:r>
+          </w:p>
+        </w:tc>
+        <w:tc>
+          <w:tcPr>
+            <w:tcW w:type="dxa" w:w="3426"/>
+            <w:tcMar>
+              <w:top w:type="dxa" w:w="80"/>
+              <w:left w:type="dxa" w:w="120"/>
+              <w:bottom w:type="dxa" w:w="80"/>
+              <w:right w:type="dxa" w:w="120"/>
+            </w:tcMar>
+          </w:tcPr>
+          <w:p>
+            <w:pPr>
+              <w:spacing w:after="0" w:line="260"/>
+            </w:pPr>
+            <w:r>
+              <w:rPr>
+                <w:rFonts w:ascii="Calibri" w:cs="Calibri" w:eastAsia="Calibri" w:hAnsi="Calibri"/>
+                <w:b w:val="false"/>
+                <w:bCs w:val="false"/>
+                <w:sz w:val="19"/>
+                <w:szCs w:val="19"/>
+              </w:rPr>
+              <w:t xml:space="preserve">seluruh layanan hidup</w:t>
+            </w:r>
+          </w:p>
+        </w:tc>
+      </w:tr>
+      <w:tr>
+        <w:tc>
+          <w:tcPr>
+            <w:tcW w:type="dxa" w:w="2200"/>
+            <w:tcMar>
+              <w:top w:type="dxa" w:w="80"/>
+              <w:left w:type="dxa" w:w="120"/>
+              <w:bottom w:type="dxa" w:w="80"/>
+              <w:right w:type="dxa" w:w="120"/>
+            </w:tcMar>
+          </w:tcPr>
+          <w:p>
+            <w:pPr>
+              <w:spacing w:after="0" w:line="260"/>
+            </w:pPr>
+            <w:r>
+              <w:rPr>
+                <w:rFonts w:ascii="Calibri" w:cs="Calibri" w:eastAsia="Calibri" w:hAnsi="Calibri"/>
+                <w:b w:val="false"/>
+                <w:bCs w:val="false"/>
+                <w:sz w:val="19"/>
+                <w:szCs w:val="19"/>
+              </w:rPr>
+              <w:t xml:space="preserve">Yang dibuktikan</w:t>
+            </w:r>
+          </w:p>
+        </w:tc>
+        <w:tc>
+          <w:tcPr>
+            <w:tcW w:type="dxa" w:w="3400"/>
+            <w:tcMar>
+              <w:top w:type="dxa" w:w="80"/>
+              <w:left w:type="dxa" w:w="120"/>
+              <w:bottom w:type="dxa" w:w="80"/>
+              <w:right w:type="dxa" w:w="120"/>
+            </w:tcMar>
+          </w:tcPr>
+          <w:p>
+            <w:pPr>
+              <w:spacing w:after="0" w:line="260"/>
+            </w:pPr>
+            <w:r>
+              <w:rPr>
+                <w:rFonts w:ascii="Calibri" w:cs="Calibri" w:eastAsia="Calibri" w:hAnsi="Calibri"/>
+                <w:b w:val="false"/>
+                <w:bCs w:val="false"/>
+                <w:sz w:val="19"/>
+                <w:szCs w:val="19"/>
+              </w:rPr>
+              <w:t xml:space="preserve">alasan di balik cara kerjanya</w:t>
+            </w:r>
+          </w:p>
+        </w:tc>
+        <w:tc>
+          <w:tcPr>
+            <w:tcW w:type="dxa" w:w="3426"/>
+            <w:tcMar>
+              <w:top w:type="dxa" w:w="80"/>
+              <w:left w:type="dxa" w:w="120"/>
+              <w:bottom w:type="dxa" w:w="80"/>
+              <w:right w:type="dxa" w:w="120"/>
+            </w:tcMar>
+          </w:tcPr>
+          <w:p>
+            <w:pPr>
+              <w:spacing w:after="0" w:line="260"/>
+            </w:pPr>
+            <w:r>
+              <w:rPr>
+                <w:rFonts w:ascii="Calibri" w:cs="Calibri" w:eastAsia="Calibri" w:hAnsi="Calibri"/>
+                <w:b w:val="false"/>
+                <w:bCs w:val="false"/>
+                <w:sz w:val="19"/>
+                <w:szCs w:val="19"/>
+              </w:rPr>
+              <w:t xml:space="preserve">sistemnya benar-benar bekerja</w:t>
+            </w:r>
+          </w:p>
+        </w:tc>
+      </w:tr>
+    </w:tbl>
+    <w:p>
+      <w:pPr>
+        <w:spacing w:after="140" w:line="300"/>
+        <w:jc w:val="both"/>
+      </w:pPr>
+      <w:r>
+        <w:rPr>
+          <w:rFonts w:ascii="Calibri" w:cs="Calibri" w:eastAsia="Calibri" w:hAnsi="Calibri"/>
+          <w:sz w:val="22"/>
+          <w:szCs w:val="22"/>
+        </w:rPr>
+        <w:t xml:space="preserve">Berkas .env.unit sengaja ikut di-commit karena isinya bukan rahasia. Alamat layanannya diisi kata "tidak-dipakai", yang justru menjadi pembuktian tambahan: kalau ada satu saja pengujian unit yang benar-benar mencoba menghubungi sesuatu, ia akan langsung gagal karena alamat itu tidak dapat diterjemahkan.</w:t>
+      </w:r>
+    </w:p>
+    <w:p>
+      <w:pPr>
+        <w:pStyle w:val="Heading3"/>
+        <w:spacing w:after="110" w:before="220"/>
+      </w:pPr>
+      <w:r>
+        <w:rPr>
+          <w:rFonts w:ascii="Calibri" w:cs="Calibri" w:eastAsia="Calibri" w:hAnsi="Calibri"/>
+          <w:b/>
+          <w:bCs/>
+          <w:color w:val="44546A"/>
+          <w:sz w:val="23"/>
+          <w:szCs w:val="23"/>
+        </w:rPr>
+        <w:t xml:space="preserve">Satu kegagalan palsu yang muncul di sini</w:t>
+      </w:r>
+    </w:p>
+    <w:p>
+      <w:pPr>
+        <w:spacing w:after="140" w:line="300"/>
+        <w:jc w:val="both"/>
+      </w:pPr>
+      <w:r>
+        <w:rPr>
+          <w:rFonts w:ascii="Calibri" w:cs="Calibri" w:eastAsia="Calibri" w:hAnsi="Calibri"/>
+          <w:sz w:val="22"/>
+          <w:szCs w:val="22"/>
+        </w:rPr>
+        <w:t xml:space="preserve">Saat menjalankan seluruh pengujian berulang kali untuk memastikan hasilnya konsisten, empat pengujian end-to-end tiba-tiba gagal — padahal sepuluh menit sebelumnya semuanya lulus. Statusnya 429, bukan 200.</w:t>
+      </w:r>
+    </w:p>
+    <w:p>
+      <w:pPr>
+        <w:spacing w:after="140" w:line="300"/>
+        <w:jc w:val="both"/>
+      </w:pPr>
+      <w:r>
+        <w:rPr>
+          <w:rFonts w:ascii="Calibri" w:cs="Calibri" w:eastAsia="Calibri" w:hAnsi="Calibri"/>
+          <w:sz w:val="22"/>
+          <w:szCs w:val="22"/>
+        </w:rPr>
+        <w:t xml:space="preserve">Penyebabnya bukan kode yang baru ditulis. Pengujian end-to-end memang sengaja melakukan beberapa percobaan login yang gagal untuk membuktikan pesannya seragam, dan batas pembatas laju adalah lima kegagalan per lima belas menit. Menjalankan pengujian tiga kali berturut-turut melewati batas itu.</w:t>
+      </w:r>
+    </w:p>
+    <w:p>
+      <w:pPr>
+        <w:pBdr>
+          <w:left w:val="single" w:color="2E5496" w:sz="18" w:space="12"/>
+        </w:pBdr>
+        <w:spacing w:after="160" w:before="120" w:line="300"/>
+        <w:ind w:left="400"/>
+      </w:pPr>
+      <w:r>
+        <w:rPr>
+          <w:rFonts w:ascii="Calibri" w:cs="Calibri" w:eastAsia="Calibri" w:hAnsi="Calibri"/>
+          <w:i/>
+          <w:iCs/>
+          <w:color w:val="1F3864"/>
+          <w:sz w:val="22"/>
+          <w:szCs w:val="22"/>
+        </w:rPr>
+        <w:t xml:space="preserve">Kegagalan yang tampak seperti bug, padahal murni akibat pengujian sebelumnya. Pengujian yang tidak dapat diulang sama membingungkannya dengan pengujian yang salah.</w:t>
+      </w:r>
+    </w:p>
+    <w:p>
+      <w:pPr>
+        <w:spacing w:after="140" w:line="300"/>
+        <w:jc w:val="both"/>
+      </w:pPr>
+      <w:r>
+        <w:rPr>
+          <w:rFonts w:ascii="Calibri" w:cs="Calibri" w:eastAsia="Calibri" w:hAnsi="Calibri"/>
+          <w:sz w:val="22"/>
+          <w:szCs w:val="22"/>
+        </w:rPr>
+        <w:t xml:space="preserve">Perbaikannya membuat kedua berkas pengujian membersihkan penghitung pembatas laju di Redis sebelum mulai. Setelah itu, seluruh rangkaian dapat dijalankan berkali-kali berturut-turut dengan hasil yang sama.</w:t>
+      </w:r>
+    </w:p>
+    <w:p>
+      <w:pPr>
+        <w:pStyle w:val="Heading3"/>
+        <w:spacing w:after="110" w:before="220"/>
+      </w:pPr>
+      <w:r>
+        <w:rPr>
+          <w:rFonts w:ascii="Calibri" w:cs="Calibri" w:eastAsia="Calibri" w:hAnsi="Calibri"/>
+          <w:b/>
+          <w:bCs/>
+          <w:color w:val="44546A"/>
+          <w:sz w:val="23"/>
+          <w:szCs w:val="23"/>
+        </w:rPr>
+        <w:t xml:space="preserve">Hasil pengujian</w:t>
+      </w:r>
+    </w:p>
+    <w:p>
+      <w:pPr>
+        <w:shd w:fill="F2F2F2" w:val="clear"/>
+        <w:spacing w:after="0" w:before="60"/>
+        <w:ind w:left="200" w:right="200"/>
+      </w:pPr>
+      <w:r>
+        <w:rPr>
+          <w:rFonts w:ascii="Consolas" w:cs="Consolas" w:eastAsia="Consolas" w:hAnsi="Consolas"/>
+          <w:sz w:val="18"/>
+          <w:szCs w:val="18"/>
+        </w:rPr>
+        <w:t xml:space="preserve">Pengujian unit                 : 99 lulus, 0 gagal, tanpa layanan hidup</w:t>
+      </w:r>
+    </w:p>
+    <w:p>
+      <w:pPr>
+        <w:shd w:fill="F2F2F2" w:val="clear"/>
+        <w:spacing w:after="0" w:before="0"/>
+        <w:ind w:left="200" w:right="200"/>
+      </w:pPr>
+      <w:r>
+        <w:rPr>
+          <w:rFonts w:ascii="Consolas" w:cs="Consolas" w:eastAsia="Consolas" w:hAnsi="Consolas"/>
+          <w:sz w:val="18"/>
+          <w:szCs w:val="18"/>
+        </w:rPr>
+        <w:t xml:space="preserve">Pengujian end-to-end           : 15 lulus, 0 gagal</w:t>
+      </w:r>
+    </w:p>
+    <w:p>
+      <w:pPr>
+        <w:shd w:fill="F2F2F2" w:val="clear"/>
+        <w:spacing w:after="0" w:before="0"/>
+        <w:ind w:left="200" w:right="200"/>
+      </w:pPr>
+      <w:r>
+        <w:rPr>
+          <w:rFonts w:ascii="Consolas" w:cs="Consolas" w:eastAsia="Consolas" w:hAnsi="Consolas"/>
+          <w:sz w:val="18"/>
+          <w:szCs w:val="18"/>
+        </w:rPr>
+        <w:t xml:space="preserve">Cakupan baris                  : 88,8 persen (ambang 80)</w:t>
+      </w:r>
+    </w:p>
+    <w:p>
+      <w:pPr>
+        <w:shd w:fill="F2F2F2" w:val="clear"/>
+        <w:spacing w:after="0" w:before="0"/>
+        <w:ind w:left="200" w:right="200"/>
+      </w:pPr>
+      <w:r>
+        <w:rPr>
+          <w:rFonts w:ascii="Consolas" w:cs="Consolas" w:eastAsia="Consolas" w:hAnsi="Consolas"/>
+          <w:sz w:val="18"/>
+          <w:szCs w:val="18"/>
+        </w:rPr>
+        <w:t xml:space="preserve">Cakupan cabang                 : 95,4 persen (ambang 80)</w:t>
+      </w:r>
+    </w:p>
+    <w:p>
+      <w:pPr>
+        <w:shd w:fill="F2F2F2" w:val="clear"/>
+        <w:spacing w:after="0" w:before="0"/>
+        <w:ind w:left="200" w:right="200"/>
+      </w:pPr>
+      <w:r>
+        <w:rPr>
+          <w:rFonts w:ascii="Consolas" w:cs="Consolas" w:eastAsia="Consolas" w:hAnsi="Consolas"/>
+          <w:sz w:val="18"/>
+          <w:szCs w:val="18"/>
+        </w:rPr>
+        <w:t xml:space="preserve">Ambang diuji dengan angka 95   : perintah gagal sebagaimana mestinya</w:t>
+      </w:r>
+    </w:p>
+    <w:p>
+      <w:pPr>
+        <w:shd w:fill="F2F2F2" w:val="clear"/>
+        <w:spacing w:after="160" w:before="0"/>
+        <w:ind w:left="200" w:right="200"/>
+      </w:pPr>
+      <w:r>
+        <w:rPr>
+          <w:rFonts w:ascii="Consolas" w:cs="Consolas" w:eastAsia="Consolas" w:hAnsi="Consolas"/>
+          <w:sz w:val="18"/>
+          <w:szCs w:val="18"/>
+        </w:rPr>
+        <w:t xml:space="preserve">Dijalankan dua kali berturutan : hasil sama, 114 lulus keduanya</w:t>
       </w:r>
     </w:p>
     <w:p>

--- a/docs/Laporan-Auth-Service.docx
+++ b/docs/Laporan-Auth-Service.docx
@@ -914,7 +914,7 @@
                 <w:sz w:val="19"/>
                 <w:szCs w:val="19"/>
               </w:rPr>
-              <w:t xml:space="preserve">Refresh token</w:t>
+              <w:t xml:space="preserve">Daftar sesi aktif per perangkat</w:t>
             </w:r>
           </w:p>
         </w:tc>
@@ -1305,7 +1305,7 @@
                 <w:sz w:val="19"/>
                 <w:szCs w:val="19"/>
               </w:rPr>
-              <w:t xml:space="preserve">25 endpoint pada 6 modul</w:t>
+              <w:t xml:space="preserve">26 endpoint pada 6 modul</w:t>
             </w:r>
           </w:p>
         </w:tc>
@@ -1359,7 +1359,7 @@
                 <w:sz w:val="19"/>
                 <w:szCs w:val="19"/>
               </w:rPr>
-              <w:t xml:space="preserve">5 tabel dengan relasi many-to-many ganda</w:t>
+              <w:t xml:space="preserve">6 tabel dengan relasi many-to-many ganda</w:t>
             </w:r>
           </w:p>
         </w:tc>
@@ -1413,7 +1413,7 @@
                 <w:sz w:val="19"/>
                 <w:szCs w:val="19"/>
               </w:rPr>
-              <w:t xml:space="preserve">15 pengujian end-to-end, seluruhnya lulus</w:t>
+              <w:t xml:space="preserve">138 pengujian unit dan 27 pengujian end-to-end, seluruhnya lulus</w:t>
             </w:r>
           </w:p>
         </w:tc>
@@ -2484,7 +2484,7 @@
                 <w:sz w:val="19"/>
                 <w:szCs w:val="19"/>
               </w:rPr>
-              <w:t xml:space="preserve">5 tabel: users, roles, permissions, user_roles, role_permissions.</w:t>
+              <w:t xml:space="preserve">6 tabel: users, roles, permissions, user_roles, role_permissions, refresh_tokens.</w:t>
             </w:r>
           </w:p>
         </w:tc>
@@ -6387,7 +6387,7 @@
                 <w:sz w:val="19"/>
                 <w:szCs w:val="19"/>
               </w:rPr>
-              <w:t xml:space="preserve">user.repository.js, role.repository.js</w:t>
+              <w:t xml:space="preserve">user.repository.js, refreshToken.repository.js</w:t>
             </w:r>
           </w:p>
         </w:tc>
@@ -8754,6 +8754,20 @@
           <w:szCs w:val="18"/>
         </w:rPr>
         <w:t xml:space="preserve">Gambar 4.1 — Relasi antar tabel</w:t>
+      </w:r>
+    </w:p>
+    <w:p>
+      <w:pPr>
+        <w:spacing w:after="140" w:line="300"/>
+        <w:jc w:val="both"/>
+      </w:pPr>
+      <w:r>
+        <w:rPr>
+          <w:rFonts w:ascii="Calibri" w:cs="Calibri" w:eastAsia="Calibri" w:hAnsi="Calibri"/>
+          <w:sz w:val="22"/>
+          <w:szCs w:val="22"/>
+        </w:rPr>
+        <w:t xml:space="preserve">Satu tabel keenam, refresh_tokens, ditambahkan jauh kemudian pada Bab 12 dan tidak digambarkan di sini. Bab ini sengaja dibiarkan menggambarkan rancangan sebagaimana ia disepakati pada awalnya, supaya jelas mana yang dirancang sejak semula dan mana yang muncul dari masukan tinjauan.</w:t>
       </w:r>
     </w:p>
     <w:p>
@@ -23734,7 +23748,7 @@
                 <w:sz w:val="19"/>
                 <w:szCs w:val="19"/>
               </w:rPr>
-              <w:t xml:space="preserve">Refresh token</w:t>
+              <w:t xml:space="preserve">Daftar sesi aktif per perangkat</w:t>
             </w:r>
           </w:p>
         </w:tc>
@@ -23760,7 +23774,7 @@
                 <w:sz w:val="19"/>
                 <w:szCs w:val="19"/>
               </w:rPr>
-              <w:t xml:space="preserve">Token berlaku satu jam tanpa mekanisme perpanjangan</w:t>
+              <w:t xml:space="preserve">Pengguna belum dapat melihat atau mencabut sesinya di perangkat lain</w:t>
             </w:r>
           </w:p>
         </w:tc>
@@ -23786,7 +23800,7 @@
                 <w:sz w:val="19"/>
                 <w:szCs w:val="19"/>
               </w:rPr>
-              <w:t xml:space="preserve">Ketika pengguna mengeluhkan harus login berulang</w:t>
+              <w:t xml:space="preserve">Ketika pengguna mulai memakai lebih dari dua perangkat</w:t>
             </w:r>
           </w:p>
         </w:tc>
@@ -23814,7 +23828,7 @@
                 <w:sz w:val="19"/>
                 <w:szCs w:val="19"/>
               </w:rPr>
-              <w:t xml:space="preserve">Penomoran versi pada cache izin</w:t>
+              <w:t xml:space="preserve">Batas umur mutlak sebuah sesi</w:t>
             </w:r>
           </w:p>
         </w:tc>
@@ -23840,7 +23854,7 @@
                 <w:sz w:val="19"/>
                 <w:szCs w:val="19"/>
               </w:rPr>
-              <w:t xml:space="preserve">Perubahan izin pada sebuah role baru berlaku setelah lima menit</w:t>
+              <w:t xml:space="preserve">Sesi yang terus diperbarui dapat hidup tanpa batas selama pemakaiannya aktif</w:t>
             </w:r>
           </w:p>
         </w:tc>
@@ -23866,7 +23880,7 @@
                 <w:sz w:val="19"/>
                 <w:szCs w:val="19"/>
               </w:rPr>
-              <w:t xml:space="preserve">Ketika keterlambatan lima menit tidak dapat diterima</w:t>
+              <w:t xml:space="preserve">Ketika kebijakan keamanan mewajibkan login ulang berkala</w:t>
             </w:r>
           </w:p>
         </w:tc>
@@ -26192,7 +26206,7 @@
           <w:sz w:val="22"/>
           <w:szCs w:val="22"/>
         </w:rPr>
-        <w:t xml:space="preserve">Halaman Status dan Cakupan memuat daftar seluruh 25 endpoint. Endpoint yang sudah pernah dipanggil dari antarmuka selama sesi berjalan ditandai hijau, disertai penghitung cakupan.</w:t>
+        <w:t xml:space="preserve">Halaman Status dan Cakupan memuat daftar seluruh 26 endpoint. Endpoint yang sudah pernah dipanggil dari antarmuka selama sesi berjalan ditandai hijau, disertai penghitung cakupan.</w:t>
       </w:r>
     </w:p>
     <w:p>
@@ -28172,7 +28186,7 @@
           <w:sz w:val="18"/>
           <w:szCs w:val="18"/>
         </w:rPr>
-        <w:t xml:space="preserve">Sapuan seluruh endpoint        : 25 dari 25 endpoint, 0 gagal</w:t>
+        <w:t xml:space="preserve">Sapuan seluruh endpoint        : 25 dari 25 endpoint saat itu, 0 gagal</w:t>
       </w:r>
     </w:p>
     <w:p>
@@ -30690,6 +30704,2022 @@
     </w:p>
     <w:p>
       <w:pPr>
+        <w:pStyle w:val="Heading2"/>
+        <w:spacing w:after="140" w:before="280"/>
+      </w:pPr>
+      <w:r>
+        <w:rPr>
+          <w:rFonts w:ascii="Calibri" w:cs="Calibri" w:eastAsia="Calibri" w:hAnsi="Calibri"/>
+          <w:b/>
+          <w:bCs/>
+          <w:color w:val="2E5496"/>
+          <w:sz w:val="26"/>
+          <w:szCs w:val="26"/>
+        </w:rPr>
+        <w:t xml:space="preserve">12.4 Refresh Token</w:t>
+      </w:r>
+    </w:p>
+    <w:p>
+      <w:pPr>
+        <w:pStyle w:val="Heading3"/>
+        <w:spacing w:after="110" w:before="220"/>
+      </w:pPr>
+      <w:r>
+        <w:rPr>
+          <w:rFonts w:ascii="Calibri" w:cs="Calibri" w:eastAsia="Calibri" w:hAnsi="Calibri"/>
+          <w:b/>
+          <w:bCs/>
+          <w:color w:val="44546A"/>
+          <w:sz w:val="23"/>
+          <w:szCs w:val="23"/>
+        </w:rPr>
+        <w:t xml:space="preserve">Masalah yang ditemukan</w:t>
+      </w:r>
+    </w:p>
+    <w:p>
+      <w:pPr>
+        <w:spacing w:after="140" w:line="300"/>
+        <w:jc w:val="both"/>
+      </w:pPr>
+      <w:r>
+        <w:rPr>
+          <w:rFonts w:ascii="Calibri" w:cs="Calibri" w:eastAsia="Calibri" w:hAnsi="Calibri"/>
+          <w:sz w:val="22"/>
+          <w:szCs w:val="22"/>
+        </w:rPr>
+        <w:t xml:space="preserve">Masukan terakhir menyangkut umur token. Sampai bab sebelumnya, access token berlaku satu jam dan tidak ada cara memperpanjangnya. Dua hal yang saling bertabrakan muncul dari situ.</w:t>
+      </w:r>
+    </w:p>
+    <w:p>
+      <w:pPr>
+        <w:spacing w:after="140" w:line="300"/>
+        <w:jc w:val="both"/>
+      </w:pPr>
+      <w:r>
+        <w:rPr>
+          <w:rFonts w:ascii="Calibri" w:cs="Calibri" w:eastAsia="Calibri" w:hAnsi="Calibri"/>
+          <w:sz w:val="22"/>
+          <w:szCs w:val="22"/>
+        </w:rPr>
+        <w:t xml:space="preserve">Access token adalah JWT: ia membawa datanya sendiri dan dapat diperiksa tanpa menyentuh penyimpanan. Justru sifat itu yang membuatnya tidak dapat dibatalkan sebelum kedaluwarsa — tidak ada tempat untuk menandainya. Daftar cabut di Redis memang menutup lubang itu, tetapi ia harus dibaca pada setiap permintaan, yang berarti keunggulan JWT-nya sendiri sudah hilang.</w:t>
+      </w:r>
+    </w:p>
+    <w:p>
+      <w:pPr>
+        <w:spacing w:after="140" w:line="300"/>
+        <w:jc w:val="both"/>
+      </w:pPr>
+      <w:r>
+        <w:rPr>
+          <w:rFonts w:ascii="Calibri" w:cs="Calibri" w:eastAsia="Calibri" w:hAnsi="Calibri"/>
+          <w:sz w:val="22"/>
+          <w:szCs w:val="22"/>
+        </w:rPr>
+        <w:t xml:space="preserve">Jadi umur token menjadi pilihan antara dua hal yang tidak menyenangkan. Dipendekkan, penggunanya harus login berulang kali. Diperpanjang, token yang bocor tetap berlaku selama itu.</w:t>
+      </w:r>
+    </w:p>
+    <w:p>
+      <w:pPr>
+        <w:pBdr>
+          <w:left w:val="single" w:color="2E5496" w:sz="18" w:space="12"/>
+        </w:pBdr>
+        <w:spacing w:after="160" w:before="120" w:line="300"/>
+        <w:ind w:left="400"/>
+      </w:pPr>
+      <w:r>
+        <w:rPr>
+          <w:rFonts w:ascii="Calibri" w:cs="Calibri" w:eastAsia="Calibri" w:hAnsi="Calibri"/>
+          <w:i/>
+          <w:iCs/>
+          <w:color w:val="1F3864"/>
+          <w:sz w:val="22"/>
+          <w:szCs w:val="22"/>
+        </w:rPr>
+        <w:t xml:space="preserve">Refresh token memecah pilihan itu: yang berumur pendek dipakai setiap permintaan, yang berumur panjang hanya dipakai untuk memperbarui — dan yang panjang itu dapat dicabut kapan saja.</w:t>
+      </w:r>
+    </w:p>
+    <w:p>
+      <w:pPr>
+        <w:pStyle w:val="Heading3"/>
+        <w:spacing w:after="110" w:before="220"/>
+      </w:pPr>
+      <w:r>
+        <w:rPr>
+          <w:rFonts w:ascii="Calibri" w:cs="Calibri" w:eastAsia="Calibri" w:hAnsi="Calibri"/>
+          <w:b/>
+          <w:bCs/>
+          <w:color w:val="44546A"/>
+          <w:sz w:val="23"/>
+          <w:szCs w:val="23"/>
+        </w:rPr>
+        <w:t xml:space="preserve">Dua jenis token dengan sifat yang berbeda</w:t>
+      </w:r>
+    </w:p>
+    <w:tbl>
+      <w:tblPr>
+        <w:tblW w:type="dxa" w:w="9026"/>
+        <w:tblBorders>
+          <w:top w:val="single" w:color="auto" w:sz="4"/>
+          <w:left w:val="single" w:color="auto" w:sz="4"/>
+          <w:bottom w:val="single" w:color="auto" w:sz="4"/>
+          <w:right w:val="single" w:color="auto" w:sz="4"/>
+          <w:insideH w:val="single" w:color="auto" w:sz="4"/>
+          <w:insideV w:val="single" w:color="auto" w:sz="4"/>
+        </w:tblBorders>
+      </w:tblPr>
+      <w:tblGrid>
+        <w:gridCol w:w="2200"/>
+        <w:gridCol w:w="3400"/>
+        <w:gridCol w:w="3426"/>
+      </w:tblGrid>
+      <w:tr>
+        <w:trPr>
+          <w:tblHeader/>
+        </w:trPr>
+        <w:tc>
+          <w:tcPr>
+            <w:tcW w:type="dxa" w:w="2200"/>
+            <w:shd w:fill="D9E2F3" w:val="clear"/>
+            <w:tcMar>
+              <w:top w:type="dxa" w:w="80"/>
+              <w:left w:type="dxa" w:w="120"/>
+              <w:bottom w:type="dxa" w:w="80"/>
+              <w:right w:type="dxa" w:w="120"/>
+            </w:tcMar>
+          </w:tcPr>
+          <w:p>
+            <w:pPr>
+              <w:spacing w:after="0" w:line="260"/>
+            </w:pPr>
+            <w:r>
+              <w:rPr>
+                <w:rFonts w:ascii="Calibri" w:cs="Calibri" w:eastAsia="Calibri" w:hAnsi="Calibri"/>
+                <w:b/>
+                <w:bCs/>
+                <w:sz w:val="19"/>
+                <w:szCs w:val="19"/>
+              </w:rPr>
+              <w:t xml:space="preserve"/>
+            </w:r>
+          </w:p>
+        </w:tc>
+        <w:tc>
+          <w:tcPr>
+            <w:tcW w:type="dxa" w:w="3400"/>
+            <w:shd w:fill="D9E2F3" w:val="clear"/>
+            <w:tcMar>
+              <w:top w:type="dxa" w:w="80"/>
+              <w:left w:type="dxa" w:w="120"/>
+              <w:bottom w:type="dxa" w:w="80"/>
+              <w:right w:type="dxa" w:w="120"/>
+            </w:tcMar>
+          </w:tcPr>
+          <w:p>
+            <w:pPr>
+              <w:spacing w:after="0" w:line="260"/>
+            </w:pPr>
+            <w:r>
+              <w:rPr>
+                <w:rFonts w:ascii="Calibri" w:cs="Calibri" w:eastAsia="Calibri" w:hAnsi="Calibri"/>
+                <w:b/>
+                <w:bCs/>
+                <w:sz w:val="19"/>
+                <w:szCs w:val="19"/>
+              </w:rPr>
+              <w:t xml:space="preserve">Access token</w:t>
+            </w:r>
+          </w:p>
+        </w:tc>
+        <w:tc>
+          <w:tcPr>
+            <w:tcW w:type="dxa" w:w="3426"/>
+            <w:shd w:fill="D9E2F3" w:val="clear"/>
+            <w:tcMar>
+              <w:top w:type="dxa" w:w="80"/>
+              <w:left w:type="dxa" w:w="120"/>
+              <w:bottom w:type="dxa" w:w="80"/>
+              <w:right w:type="dxa" w:w="120"/>
+            </w:tcMar>
+          </w:tcPr>
+          <w:p>
+            <w:pPr>
+              <w:spacing w:after="0" w:line="260"/>
+            </w:pPr>
+            <w:r>
+              <w:rPr>
+                <w:rFonts w:ascii="Calibri" w:cs="Calibri" w:eastAsia="Calibri" w:hAnsi="Calibri"/>
+                <w:b/>
+                <w:bCs/>
+                <w:sz w:val="19"/>
+                <w:szCs w:val="19"/>
+              </w:rPr>
+              <w:t xml:space="preserve">Refresh token</w:t>
+            </w:r>
+          </w:p>
+        </w:tc>
+      </w:tr>
+      <w:tr>
+        <w:tc>
+          <w:tcPr>
+            <w:tcW w:type="dxa" w:w="2200"/>
+            <w:tcMar>
+              <w:top w:type="dxa" w:w="80"/>
+              <w:left w:type="dxa" w:w="120"/>
+              <w:bottom w:type="dxa" w:w="80"/>
+              <w:right w:type="dxa" w:w="120"/>
+            </w:tcMar>
+          </w:tcPr>
+          <w:p>
+            <w:pPr>
+              <w:spacing w:after="0" w:line="260"/>
+            </w:pPr>
+            <w:r>
+              <w:rPr>
+                <w:rFonts w:ascii="Calibri" w:cs="Calibri" w:eastAsia="Calibri" w:hAnsi="Calibri"/>
+                <w:b w:val="false"/>
+                <w:bCs w:val="false"/>
+                <w:sz w:val="19"/>
+                <w:szCs w:val="19"/>
+              </w:rPr>
+              <w:t xml:space="preserve">Bentuk</w:t>
+            </w:r>
+          </w:p>
+        </w:tc>
+        <w:tc>
+          <w:tcPr>
+            <w:tcW w:type="dxa" w:w="3400"/>
+            <w:tcMar>
+              <w:top w:type="dxa" w:w="80"/>
+              <w:left w:type="dxa" w:w="120"/>
+              <w:bottom w:type="dxa" w:w="80"/>
+              <w:right w:type="dxa" w:w="120"/>
+            </w:tcMar>
+          </w:tcPr>
+          <w:p>
+            <w:pPr>
+              <w:spacing w:after="0" w:line="260"/>
+            </w:pPr>
+            <w:r>
+              <w:rPr>
+                <w:rFonts w:ascii="Calibri" w:cs="Calibri" w:eastAsia="Calibri" w:hAnsi="Calibri"/>
+                <w:b w:val="false"/>
+                <w:bCs w:val="false"/>
+                <w:sz w:val="19"/>
+                <w:szCs w:val="19"/>
+              </w:rPr>
+              <w:t xml:space="preserve">JWT bertanda tangan</w:t>
+            </w:r>
+          </w:p>
+        </w:tc>
+        <w:tc>
+          <w:tcPr>
+            <w:tcW w:type="dxa" w:w="3426"/>
+            <w:tcMar>
+              <w:top w:type="dxa" w:w="80"/>
+              <w:left w:type="dxa" w:w="120"/>
+              <w:bottom w:type="dxa" w:w="80"/>
+              <w:right w:type="dxa" w:w="120"/>
+            </w:tcMar>
+          </w:tcPr>
+          <w:p>
+            <w:pPr>
+              <w:spacing w:after="0" w:line="260"/>
+            </w:pPr>
+            <w:r>
+              <w:rPr>
+                <w:rFonts w:ascii="Calibri" w:cs="Calibri" w:eastAsia="Calibri" w:hAnsi="Calibri"/>
+                <w:b w:val="false"/>
+                <w:bCs w:val="false"/>
+                <w:sz w:val="19"/>
+                <w:szCs w:val="19"/>
+              </w:rPr>
+              <w:t xml:space="preserve">Teks acak 32 byte, tanpa isi</w:t>
+            </w:r>
+          </w:p>
+        </w:tc>
+      </w:tr>
+      <w:tr>
+        <w:tc>
+          <w:tcPr>
+            <w:tcW w:type="dxa" w:w="2200"/>
+            <w:tcMar>
+              <w:top w:type="dxa" w:w="80"/>
+              <w:left w:type="dxa" w:w="120"/>
+              <w:bottom w:type="dxa" w:w="80"/>
+              <w:right w:type="dxa" w:w="120"/>
+            </w:tcMar>
+          </w:tcPr>
+          <w:p>
+            <w:pPr>
+              <w:spacing w:after="0" w:line="260"/>
+            </w:pPr>
+            <w:r>
+              <w:rPr>
+                <w:rFonts w:ascii="Calibri" w:cs="Calibri" w:eastAsia="Calibri" w:hAnsi="Calibri"/>
+                <w:b w:val="false"/>
+                <w:bCs w:val="false"/>
+                <w:sz w:val="19"/>
+                <w:szCs w:val="19"/>
+              </w:rPr>
+              <w:t xml:space="preserve">Umur</w:t>
+            </w:r>
+          </w:p>
+        </w:tc>
+        <w:tc>
+          <w:tcPr>
+            <w:tcW w:type="dxa" w:w="3400"/>
+            <w:tcMar>
+              <w:top w:type="dxa" w:w="80"/>
+              <w:left w:type="dxa" w:w="120"/>
+              <w:bottom w:type="dxa" w:w="80"/>
+              <w:right w:type="dxa" w:w="120"/>
+            </w:tcMar>
+          </w:tcPr>
+          <w:p>
+            <w:pPr>
+              <w:spacing w:after="0" w:line="260"/>
+            </w:pPr>
+            <w:r>
+              <w:rPr>
+                <w:rFonts w:ascii="Calibri" w:cs="Calibri" w:eastAsia="Calibri" w:hAnsi="Calibri"/>
+                <w:b w:val="false"/>
+                <w:bCs w:val="false"/>
+                <w:sz w:val="19"/>
+                <w:szCs w:val="19"/>
+              </w:rPr>
+              <w:t xml:space="preserve">15 menit</w:t>
+            </w:r>
+          </w:p>
+        </w:tc>
+        <w:tc>
+          <w:tcPr>
+            <w:tcW w:type="dxa" w:w="3426"/>
+            <w:tcMar>
+              <w:top w:type="dxa" w:w="80"/>
+              <w:left w:type="dxa" w:w="120"/>
+              <w:bottom w:type="dxa" w:w="80"/>
+              <w:right w:type="dxa" w:w="120"/>
+            </w:tcMar>
+          </w:tcPr>
+          <w:p>
+            <w:pPr>
+              <w:spacing w:after="0" w:line="260"/>
+            </w:pPr>
+            <w:r>
+              <w:rPr>
+                <w:rFonts w:ascii="Calibri" w:cs="Calibri" w:eastAsia="Calibri" w:hAnsi="Calibri"/>
+                <w:b w:val="false"/>
+                <w:bCs w:val="false"/>
+                <w:sz w:val="19"/>
+                <w:szCs w:val="19"/>
+              </w:rPr>
+              <w:t xml:space="preserve">7 hari</w:t>
+            </w:r>
+          </w:p>
+        </w:tc>
+      </w:tr>
+      <w:tr>
+        <w:tc>
+          <w:tcPr>
+            <w:tcW w:type="dxa" w:w="2200"/>
+            <w:tcMar>
+              <w:top w:type="dxa" w:w="80"/>
+              <w:left w:type="dxa" w:w="120"/>
+              <w:bottom w:type="dxa" w:w="80"/>
+              <w:right w:type="dxa" w:w="120"/>
+            </w:tcMar>
+          </w:tcPr>
+          <w:p>
+            <w:pPr>
+              <w:spacing w:after="0" w:line="260"/>
+            </w:pPr>
+            <w:r>
+              <w:rPr>
+                <w:rFonts w:ascii="Calibri" w:cs="Calibri" w:eastAsia="Calibri" w:hAnsi="Calibri"/>
+                <w:b w:val="false"/>
+                <w:bCs w:val="false"/>
+                <w:sz w:val="19"/>
+                <w:szCs w:val="19"/>
+              </w:rPr>
+              <w:t xml:space="preserve">Dipakai untuk</w:t>
+            </w:r>
+          </w:p>
+        </w:tc>
+        <w:tc>
+          <w:tcPr>
+            <w:tcW w:type="dxa" w:w="3400"/>
+            <w:tcMar>
+              <w:top w:type="dxa" w:w="80"/>
+              <w:left w:type="dxa" w:w="120"/>
+              <w:bottom w:type="dxa" w:w="80"/>
+              <w:right w:type="dxa" w:w="120"/>
+            </w:tcMar>
+          </w:tcPr>
+          <w:p>
+            <w:pPr>
+              <w:spacing w:after="0" w:line="260"/>
+            </w:pPr>
+            <w:r>
+              <w:rPr>
+                <w:rFonts w:ascii="Calibri" w:cs="Calibri" w:eastAsia="Calibri" w:hAnsi="Calibri"/>
+                <w:b w:val="false"/>
+                <w:bCs w:val="false"/>
+                <w:sz w:val="19"/>
+                <w:szCs w:val="19"/>
+              </w:rPr>
+              <w:t xml:space="preserve">Setiap permintaan ke endpoint terlindungi</w:t>
+            </w:r>
+          </w:p>
+        </w:tc>
+        <w:tc>
+          <w:tcPr>
+            <w:tcW w:type="dxa" w:w="3426"/>
+            <w:tcMar>
+              <w:top w:type="dxa" w:w="80"/>
+              <w:left w:type="dxa" w:w="120"/>
+              <w:bottom w:type="dxa" w:w="80"/>
+              <w:right w:type="dxa" w:w="120"/>
+            </w:tcMar>
+          </w:tcPr>
+          <w:p>
+            <w:pPr>
+              <w:spacing w:after="0" w:line="260"/>
+            </w:pPr>
+            <w:r>
+              <w:rPr>
+                <w:rFonts w:ascii="Calibri" w:cs="Calibri" w:eastAsia="Calibri" w:hAnsi="Calibri"/>
+                <w:b w:val="false"/>
+                <w:bCs w:val="false"/>
+                <w:sz w:val="19"/>
+                <w:szCs w:val="19"/>
+              </w:rPr>
+              <w:t xml:space="preserve">Hanya satu endpoint: POST /auth/refresh</w:t>
+            </w:r>
+          </w:p>
+        </w:tc>
+      </w:tr>
+      <w:tr>
+        <w:tc>
+          <w:tcPr>
+            <w:tcW w:type="dxa" w:w="2200"/>
+            <w:tcMar>
+              <w:top w:type="dxa" w:w="80"/>
+              <w:left w:type="dxa" w:w="120"/>
+              <w:bottom w:type="dxa" w:w="80"/>
+              <w:right w:type="dxa" w:w="120"/>
+            </w:tcMar>
+          </w:tcPr>
+          <w:p>
+            <w:pPr>
+              <w:spacing w:after="0" w:line="260"/>
+            </w:pPr>
+            <w:r>
+              <w:rPr>
+                <w:rFonts w:ascii="Calibri" w:cs="Calibri" w:eastAsia="Calibri" w:hAnsi="Calibri"/>
+                <w:b w:val="false"/>
+                <w:bCs w:val="false"/>
+                <w:sz w:val="19"/>
+                <w:szCs w:val="19"/>
+              </w:rPr>
+              <w:t xml:space="preserve">Disimpan di mana</w:t>
+            </w:r>
+          </w:p>
+        </w:tc>
+        <w:tc>
+          <w:tcPr>
+            <w:tcW w:type="dxa" w:w="3400"/>
+            <w:tcMar>
+              <w:top w:type="dxa" w:w="80"/>
+              <w:left w:type="dxa" w:w="120"/>
+              <w:bottom w:type="dxa" w:w="80"/>
+              <w:right w:type="dxa" w:w="120"/>
+            </w:tcMar>
+          </w:tcPr>
+          <w:p>
+            <w:pPr>
+              <w:spacing w:after="0" w:line="260"/>
+            </w:pPr>
+            <w:r>
+              <w:rPr>
+                <w:rFonts w:ascii="Calibri" w:cs="Calibri" w:eastAsia="Calibri" w:hAnsi="Calibri"/>
+                <w:b w:val="false"/>
+                <w:bCs w:val="false"/>
+                <w:sz w:val="19"/>
+                <w:szCs w:val="19"/>
+              </w:rPr>
+              <w:t xml:space="preserve">Tidak disimpan server</w:t>
+            </w:r>
+          </w:p>
+        </w:tc>
+        <w:tc>
+          <w:tcPr>
+            <w:tcW w:type="dxa" w:w="3426"/>
+            <w:tcMar>
+              <w:top w:type="dxa" w:w="80"/>
+              <w:left w:type="dxa" w:w="120"/>
+              <w:bottom w:type="dxa" w:w="80"/>
+              <w:right w:type="dxa" w:w="120"/>
+            </w:tcMar>
+          </w:tcPr>
+          <w:p>
+            <w:pPr>
+              <w:spacing w:after="0" w:line="260"/>
+            </w:pPr>
+            <w:r>
+              <w:rPr>
+                <w:rFonts w:ascii="Calibri" w:cs="Calibri" w:eastAsia="Calibri" w:hAnsi="Calibri"/>
+                <w:b w:val="false"/>
+                <w:bCs w:val="false"/>
+                <w:sz w:val="19"/>
+                <w:szCs w:val="19"/>
+              </w:rPr>
+              <w:t xml:space="preserve">Tabel refresh_tokens, dalam bentuk hash</w:t>
+            </w:r>
+          </w:p>
+        </w:tc>
+      </w:tr>
+      <w:tr>
+        <w:tc>
+          <w:tcPr>
+            <w:tcW w:type="dxa" w:w="2200"/>
+            <w:tcMar>
+              <w:top w:type="dxa" w:w="80"/>
+              <w:left w:type="dxa" w:w="120"/>
+              <w:bottom w:type="dxa" w:w="80"/>
+              <w:right w:type="dxa" w:w="120"/>
+            </w:tcMar>
+          </w:tcPr>
+          <w:p>
+            <w:pPr>
+              <w:spacing w:after="0" w:line="260"/>
+            </w:pPr>
+            <w:r>
+              <w:rPr>
+                <w:rFonts w:ascii="Calibri" w:cs="Calibri" w:eastAsia="Calibri" w:hAnsi="Calibri"/>
+                <w:b w:val="false"/>
+                <w:bCs w:val="false"/>
+                <w:sz w:val="19"/>
+                <w:szCs w:val="19"/>
+              </w:rPr>
+              <w:t xml:space="preserve">Cara mencabut</w:t>
+            </w:r>
+          </w:p>
+        </w:tc>
+        <w:tc>
+          <w:tcPr>
+            <w:tcW w:type="dxa" w:w="3400"/>
+            <w:tcMar>
+              <w:top w:type="dxa" w:w="80"/>
+              <w:left w:type="dxa" w:w="120"/>
+              <w:bottom w:type="dxa" w:w="80"/>
+              <w:right w:type="dxa" w:w="120"/>
+            </w:tcMar>
+          </w:tcPr>
+          <w:p>
+            <w:pPr>
+              <w:spacing w:after="0" w:line="260"/>
+            </w:pPr>
+            <w:r>
+              <w:rPr>
+                <w:rFonts w:ascii="Calibri" w:cs="Calibri" w:eastAsia="Calibri" w:hAnsi="Calibri"/>
+                <w:b w:val="false"/>
+                <w:bCs w:val="false"/>
+                <w:sz w:val="19"/>
+                <w:szCs w:val="19"/>
+              </w:rPr>
+              <w:t xml:space="preserve">Daftar cabut di Redis sampai kedaluwarsa</w:t>
+            </w:r>
+          </w:p>
+        </w:tc>
+        <w:tc>
+          <w:tcPr>
+            <w:tcW w:type="dxa" w:w="3426"/>
+            <w:tcMar>
+              <w:top w:type="dxa" w:w="80"/>
+              <w:left w:type="dxa" w:w="120"/>
+              <w:bottom w:type="dxa" w:w="80"/>
+              <w:right w:type="dxa" w:w="120"/>
+            </w:tcMar>
+          </w:tcPr>
+          <w:p>
+            <w:pPr>
+              <w:spacing w:after="0" w:line="260"/>
+            </w:pPr>
+            <w:r>
+              <w:rPr>
+                <w:rFonts w:ascii="Calibri" w:cs="Calibri" w:eastAsia="Calibri" w:hAnsi="Calibri"/>
+                <w:b w:val="false"/>
+                <w:bCs w:val="false"/>
+                <w:sz w:val="19"/>
+                <w:szCs w:val="19"/>
+              </w:rPr>
+              <w:t xml:space="preserve">Menandai barisnya di basis data</w:t>
+            </w:r>
+          </w:p>
+        </w:tc>
+      </w:tr>
+      <w:tr>
+        <w:tc>
+          <w:tcPr>
+            <w:tcW w:type="dxa" w:w="2200"/>
+            <w:tcMar>
+              <w:top w:type="dxa" w:w="80"/>
+              <w:left w:type="dxa" w:w="120"/>
+              <w:bottom w:type="dxa" w:w="80"/>
+              <w:right w:type="dxa" w:w="120"/>
+            </w:tcMar>
+          </w:tcPr>
+          <w:p>
+            <w:pPr>
+              <w:spacing w:after="0" w:line="260"/>
+            </w:pPr>
+            <w:r>
+              <w:rPr>
+                <w:rFonts w:ascii="Calibri" w:cs="Calibri" w:eastAsia="Calibri" w:hAnsi="Calibri"/>
+                <w:b w:val="false"/>
+                <w:bCs w:val="false"/>
+                <w:sz w:val="19"/>
+                <w:szCs w:val="19"/>
+              </w:rPr>
+              <w:t xml:space="preserve">Berapa kali pakai</w:t>
+            </w:r>
+          </w:p>
+        </w:tc>
+        <w:tc>
+          <w:tcPr>
+            <w:tcW w:type="dxa" w:w="3400"/>
+            <w:tcMar>
+              <w:top w:type="dxa" w:w="80"/>
+              <w:left w:type="dxa" w:w="120"/>
+              <w:bottom w:type="dxa" w:w="80"/>
+              <w:right w:type="dxa" w:w="120"/>
+            </w:tcMar>
+          </w:tcPr>
+          <w:p>
+            <w:pPr>
+              <w:spacing w:after="0" w:line="260"/>
+            </w:pPr>
+            <w:r>
+              <w:rPr>
+                <w:rFonts w:ascii="Calibri" w:cs="Calibri" w:eastAsia="Calibri" w:hAnsi="Calibri"/>
+                <w:b w:val="false"/>
+                <w:bCs w:val="false"/>
+                <w:sz w:val="19"/>
+                <w:szCs w:val="19"/>
+              </w:rPr>
+              <w:t xml:space="preserve">Berkali-kali sampai kedaluwarsa</w:t>
+            </w:r>
+          </w:p>
+        </w:tc>
+        <w:tc>
+          <w:tcPr>
+            <w:tcW w:type="dxa" w:w="3426"/>
+            <w:tcMar>
+              <w:top w:type="dxa" w:w="80"/>
+              <w:left w:type="dxa" w:w="120"/>
+              <w:bottom w:type="dxa" w:w="80"/>
+              <w:right w:type="dxa" w:w="120"/>
+            </w:tcMar>
+          </w:tcPr>
+          <w:p>
+            <w:pPr>
+              <w:spacing w:after="0" w:line="260"/>
+            </w:pPr>
+            <w:r>
+              <w:rPr>
+                <w:rFonts w:ascii="Calibri" w:cs="Calibri" w:eastAsia="Calibri" w:hAnsi="Calibri"/>
+                <w:b w:val="false"/>
+                <w:bCs w:val="false"/>
+                <w:sz w:val="19"/>
+                <w:szCs w:val="19"/>
+              </w:rPr>
+              <w:t xml:space="preserve">Sekali — langsung dirotasi</w:t>
+            </w:r>
+          </w:p>
+        </w:tc>
+      </w:tr>
+    </w:tbl>
+    <w:p>
+      <w:pPr>
+        <w:spacing w:after="140" w:line="300"/>
+        <w:jc w:val="both"/>
+      </w:pPr>
+      <w:r>
+        <w:rPr>
+          <w:rFonts w:ascii="Calibri" w:cs="Calibri" w:eastAsia="Calibri" w:hAnsi="Calibri"/>
+          <w:sz w:val="22"/>
+          <w:szCs w:val="22"/>
+        </w:rPr>
+        <w:t xml:space="preserve">Perbedaan bentuknya bukan kebetulan. Refresh token sengaja dibuat tidak membawa isi apa pun, karena ia tidak berarti apa-apa tanpa baris pasangannya di basis data. Itulah yang membuatnya dapat dicabut kapan saja — sifat yang tidak dimiliki JWT.</w:t>
+      </w:r>
+    </w:p>
+    <w:p>
+      <w:pPr>
+        <w:pStyle w:val="Heading3"/>
+        <w:spacing w:after="110" w:before="220"/>
+      </w:pPr>
+      <w:r>
+        <w:rPr>
+          <w:rFonts w:ascii="Calibri" w:cs="Calibri" w:eastAsia="Calibri" w:hAnsi="Calibri"/>
+          <w:b/>
+          <w:bCs/>
+          <w:color w:val="44546A"/>
+          <w:sz w:val="23"/>
+          <w:szCs w:val="23"/>
+        </w:rPr>
+        <w:t xml:space="preserve">Kenapa disimpan di PostgreSQL, bukan di Redis</w:t>
+      </w:r>
+    </w:p>
+    <w:p>
+      <w:pPr>
+        <w:spacing w:after="140" w:line="300"/>
+        <w:jc w:val="both"/>
+      </w:pPr>
+      <w:r>
+        <w:rPr>
+          <w:rFonts w:ascii="Calibri" w:cs="Calibri" w:eastAsia="Calibri" w:hAnsi="Calibri"/>
+          <w:sz w:val="22"/>
+          <w:szCs w:val="22"/>
+        </w:rPr>
+        <w:t xml:space="preserve">Token reset password disimpan di Redis. Refresh token tidak. Tiga alasannya.</w:t>
+      </w:r>
+    </w:p>
+    <w:p>
+      <w:pPr>
+        <w:pStyle w:val="ListParagraph"/>
+        <w:numPr>
+          <w:ilvl w:val="0"/>
+          <w:numId w:val="2"/>
+        </w:numPr>
+        <w:spacing w:after="80" w:line="290"/>
+      </w:pPr>
+      <w:r>
+        <w:rPr>
+          <w:rFonts w:ascii="Calibri" w:cs="Calibri" w:eastAsia="Calibri" w:hAnsi="Calibri"/>
+          <w:sz w:val="22"/>
+          <w:szCs w:val="22"/>
+        </w:rPr>
+        <w:t xml:space="preserve">Umurnya panjang. Redis di sistem ini diperlakukan sebagai cache yang boleh hilang; kalau ia dikosongkan, seluruh pengguna langsung terlempar keluar.</w:t>
+      </w:r>
+    </w:p>
+    <w:p>
+      <w:pPr>
+        <w:pStyle w:val="ListParagraph"/>
+        <w:numPr>
+          <w:ilvl w:val="0"/>
+          <w:numId w:val="2"/>
+        </w:numPr>
+        <w:spacing w:after="80" w:line="290"/>
+      </w:pPr>
+      <w:r>
+        <w:rPr>
+          <w:rFonts w:ascii="Calibri" w:cs="Calibri" w:eastAsia="Calibri" w:hAnsi="Calibri"/>
+          <w:sz w:val="22"/>
+          <w:szCs w:val="22"/>
+        </w:rPr>
+        <w:t xml:space="preserve">Deteksi pemakaian ulang memerlukan jejak. Token yang sudah dirotasi harus tetap tersimpan sampai kedaluwarsa, supaya kemunculannya kembali dapat dikenali. Baris yang menghilang sendiri lewat TTL justru menghapus barang bukti yang dibutuhkan.</w:t>
+      </w:r>
+    </w:p>
+    <w:p>
+      <w:pPr>
+        <w:pStyle w:val="ListParagraph"/>
+        <w:numPr>
+          <w:ilvl w:val="0"/>
+          <w:numId w:val="2"/>
+        </w:numPr>
+        <w:spacing w:after="80" w:line="290"/>
+      </w:pPr>
+      <w:r>
+        <w:rPr>
+          <w:rFonts w:ascii="Calibri" w:cs="Calibri" w:eastAsia="Calibri" w:hAnsi="Calibri"/>
+          <w:sz w:val="22"/>
+          <w:szCs w:val="22"/>
+        </w:rPr>
+        <w:t xml:space="preserve">Mencabut seluruh sesi seorang pengguna cukup satu perintah UPDATE. Di Redis itu berarti menyapu seluruh keyspace.</w:t>
+      </w:r>
+    </w:p>
+    <w:p>
+      <w:pPr>
+        <w:spacing w:after="140" w:line="300"/>
+        <w:jc w:val="both"/>
+      </w:pPr>
+      <w:r>
+        <w:rPr>
+          <w:rFonts w:ascii="Calibri" w:cs="Calibri" w:eastAsia="Calibri" w:hAnsi="Calibri"/>
+          <w:sz w:val="22"/>
+          <w:szCs w:val="22"/>
+        </w:rPr>
+        <w:t xml:space="preserve">Yang tetap sama dengan token reset: yang disimpan adalah hasil SHA-256 dari token, bukan tokennya. Kalau basis data bocor, isinya tidak dapat dipakai menyamar sebagai siapa pun. Di sini SHA-256 punya satu alasan tambahan — hash-nya juga menjadi kunci pencarian, dan bcrypt yang memakai salt acak tidak dapat dipakai untuk itu.</w:t>
+      </w:r>
+    </w:p>
+    <w:p>
+      <w:pPr>
+        <w:pStyle w:val="Heading3"/>
+        <w:spacing w:after="110" w:before="220"/>
+      </w:pPr>
+      <w:r>
+        <w:rPr>
+          <w:rFonts w:ascii="Calibri" w:cs="Calibri" w:eastAsia="Calibri" w:hAnsi="Calibri"/>
+          <w:b/>
+          <w:bCs/>
+          <w:color w:val="44546A"/>
+          <w:sz w:val="23"/>
+          <w:szCs w:val="23"/>
+        </w:rPr>
+        <w:t xml:space="preserve">Rotasi, dan deteksi pemakaian ulang</w:t>
+      </w:r>
+    </w:p>
+    <w:p>
+      <w:pPr>
+        <w:spacing w:after="140" w:line="300"/>
+        <w:jc w:val="both"/>
+      </w:pPr>
+      <w:r>
+        <w:rPr>
+          <w:rFonts w:ascii="Calibri" w:cs="Calibri" w:eastAsia="Calibri" w:hAnsi="Calibri"/>
+          <w:sz w:val="22"/>
+          <w:szCs w:val="22"/>
+        </w:rPr>
+        <w:t xml:space="preserve">Setiap refresh token hanya boleh dipakai sekali. Begitu dipakai, ia dicabut dan penggantinya diterbitkan dalam rangkaian yang sama. Inilah yang membuat pencurian token dapat dikenali.</w:t>
+      </w:r>
+    </w:p>
+    <w:p>
+      <w:pPr>
+        <w:shd w:fill="F2F2F2" w:val="clear"/>
+        <w:spacing w:after="0" w:before="60"/>
+        <w:ind w:left="200" w:right="200"/>
+      </w:pPr>
+      <w:r>
+        <w:rPr>
+          <w:rFonts w:ascii="Consolas" w:cs="Consolas" w:eastAsia="Consolas" w:hAnsi="Consolas"/>
+          <w:sz w:val="18"/>
+          <w:szCs w:val="18"/>
+        </w:rPr>
+        <w:t xml:space="preserve">PEMAKAIAN NORMAL</w:t>
+      </w:r>
+    </w:p>
+    <w:p>
+      <w:pPr>
+        <w:shd w:fill="F2F2F2" w:val="clear"/>
+        <w:spacing w:after="0" w:before="0"/>
+        <w:ind w:left="200" w:right="200"/>
+      </w:pPr>
+      <w:r>
+        <w:rPr>
+          <w:rFonts w:ascii="Consolas" w:cs="Consolas" w:eastAsia="Consolas" w:hAnsi="Consolas"/>
+          <w:sz w:val="18"/>
+          <w:szCs w:val="18"/>
+        </w:rPr>
+        <w:t xml:space="preserve">  login      -&gt; token A  (rangkaian K dimulai)</w:t>
+      </w:r>
+    </w:p>
+    <w:p>
+      <w:pPr>
+        <w:shd w:fill="F2F2F2" w:val="clear"/>
+        <w:spacing w:after="0" w:before="0"/>
+        <w:ind w:left="200" w:right="200"/>
+      </w:pPr>
+      <w:r>
+        <w:rPr>
+          <w:rFonts w:ascii="Consolas" w:cs="Consolas" w:eastAsia="Consolas" w:hAnsi="Consolas"/>
+          <w:sz w:val="18"/>
+          <w:szCs w:val="18"/>
+        </w:rPr>
+        <w:t xml:space="preserve">  refresh A  -&gt; token B  (A dicabut)</w:t>
+      </w:r>
+    </w:p>
+    <w:p>
+      <w:pPr>
+        <w:shd w:fill="F2F2F2" w:val="clear"/>
+        <w:spacing w:after="0" w:before="0"/>
+        <w:ind w:left="200" w:right="200"/>
+      </w:pPr>
+      <w:r>
+        <w:rPr>
+          <w:rFonts w:ascii="Consolas" w:cs="Consolas" w:eastAsia="Consolas" w:hAnsi="Consolas"/>
+          <w:sz w:val="18"/>
+          <w:szCs w:val="18"/>
+        </w:rPr>
+        <w:t xml:space="preserve">  refresh B  -&gt; token C  (B dicabut)</w:t>
+      </w:r>
+    </w:p>
+    <w:p>
+      <w:pPr>
+        <w:shd w:fill="F2F2F2" w:val="clear"/>
+        <w:spacing w:after="0" w:before="0"/>
+        <w:ind w:left="200" w:right="200"/>
+      </w:pPr>
+      <w:r>
+        <w:rPr>
+          <w:rFonts w:ascii="Consolas" w:cs="Consolas" w:eastAsia="Consolas" w:hAnsi="Consolas"/>
+          <w:sz w:val="18"/>
+          <w:szCs w:val="18"/>
+        </w:rPr>
+        <w:t xml:space="preserve"> </w:t>
+      </w:r>
+    </w:p>
+    <w:p>
+      <w:pPr>
+        <w:shd w:fill="F2F2F2" w:val="clear"/>
+        <w:spacing w:after="0" w:before="0"/>
+        <w:ind w:left="200" w:right="200"/>
+      </w:pPr>
+      <w:r>
+        <w:rPr>
+          <w:rFonts w:ascii="Consolas" w:cs="Consolas" w:eastAsia="Consolas" w:hAnsi="Consolas"/>
+          <w:sz w:val="18"/>
+          <w:szCs w:val="18"/>
+        </w:rPr>
+        <w:t xml:space="preserve">TOKEN DICURI SETELAH B DITERBITKAN</w:t>
+      </w:r>
+    </w:p>
+    <w:p>
+      <w:pPr>
+        <w:shd w:fill="F2F2F2" w:val="clear"/>
+        <w:spacing w:after="0" w:before="0"/>
+        <w:ind w:left="200" w:right="200"/>
+      </w:pPr>
+      <w:r>
+        <w:rPr>
+          <w:rFonts w:ascii="Consolas" w:cs="Consolas" w:eastAsia="Consolas" w:hAnsi="Consolas"/>
+          <w:sz w:val="18"/>
+          <w:szCs w:val="18"/>
+        </w:rPr>
+        <w:t xml:space="preserve">  pencuri punya salinan A, pemilik sah punya B</w:t>
+      </w:r>
+    </w:p>
+    <w:p>
+      <w:pPr>
+        <w:shd w:fill="F2F2F2" w:val="clear"/>
+        <w:spacing w:after="0" w:before="0"/>
+        <w:ind w:left="200" w:right="200"/>
+      </w:pPr>
+      <w:r>
+        <w:rPr>
+          <w:rFonts w:ascii="Consolas" w:cs="Consolas" w:eastAsia="Consolas" w:hAnsi="Consolas"/>
+          <w:sz w:val="18"/>
+          <w:szCs w:val="18"/>
+        </w:rPr>
+        <w:t xml:space="preserve">  pencuri refresh A  -&gt; A sudah dicabut!</w:t>
+      </w:r>
+    </w:p>
+    <w:p>
+      <w:pPr>
+        <w:shd w:fill="F2F2F2" w:val="clear"/>
+        <w:spacing w:after="0" w:before="0"/>
+        <w:ind w:left="200" w:right="200"/>
+      </w:pPr>
+      <w:r>
+        <w:rPr>
+          <w:rFonts w:ascii="Consolas" w:cs="Consolas" w:eastAsia="Consolas" w:hAnsi="Consolas"/>
+          <w:sz w:val="18"/>
+          <w:szCs w:val="18"/>
+        </w:rPr>
+        <w:t xml:space="preserve">                     -&gt; SELURUH rangkaian K dicabut</w:t>
+      </w:r>
+    </w:p>
+    <w:p>
+      <w:pPr>
+        <w:shd w:fill="F2F2F2" w:val="clear"/>
+        <w:spacing w:after="0" w:before="0"/>
+        <w:ind w:left="200" w:right="200"/>
+      </w:pPr>
+      <w:r>
+        <w:rPr>
+          <w:rFonts w:ascii="Consolas" w:cs="Consolas" w:eastAsia="Consolas" w:hAnsi="Consolas"/>
+          <w:sz w:val="18"/>
+          <w:szCs w:val="18"/>
+        </w:rPr>
+        <w:t xml:space="preserve">                     -&gt; B ikut mati, pencuri tidak dapat apa-apa</w:t>
+      </w:r>
+    </w:p>
+    <w:p>
+      <w:pPr>
+        <w:shd w:fill="F2F2F2" w:val="clear"/>
+        <w:spacing w:after="160" w:before="0"/>
+        <w:ind w:left="200" w:right="200"/>
+      </w:pPr>
+      <w:r>
+        <w:rPr>
+          <w:rFonts w:ascii="Consolas" w:cs="Consolas" w:eastAsia="Consolas" w:hAnsi="Consolas"/>
+          <w:sz w:val="18"/>
+          <w:szCs w:val="18"/>
+        </w:rPr>
+        <w:t xml:space="preserve">                     -&gt; pemilik sah login kembali</w:t>
+      </w:r>
+    </w:p>
+    <w:p>
+      <w:pPr>
+        <w:spacing w:after="200"/>
+        <w:jc w:val="center"/>
+      </w:pPr>
+      <w:r>
+        <w:rPr>
+          <w:rFonts w:ascii="Calibri" w:cs="Calibri" w:eastAsia="Calibri" w:hAnsi="Calibri"/>
+          <w:i/>
+          <w:iCs/>
+          <w:color w:val="595959"/>
+          <w:sz w:val="18"/>
+          <w:szCs w:val="18"/>
+        </w:rPr>
+        <w:t xml:space="preserve">Gambar 12.5 — Rotasi dan apa yang terjadi saat token dipakai ulang</w:t>
+      </w:r>
+    </w:p>
+    <w:p>
+      <w:pPr>
+        <w:spacing w:after="140" w:line="300"/>
+        <w:jc w:val="both"/>
+      </w:pPr>
+      <w:r>
+        <w:rPr>
+          <w:rFonts w:ascii="Calibri" w:cs="Calibri" w:eastAsia="Calibri" w:hAnsi="Calibri"/>
+          <w:sz w:val="22"/>
+          <w:szCs w:val="22"/>
+        </w:rPr>
+        <w:t xml:space="preserve">Pada pemakaian normal, token yang sudah dirotasi tidak akan pernah muncul lagi: klien membuangnya begitu menerima penggantinya. Jadi kemunculannya berarti ada salinannya di tangan orang lain — dan tidak ada cara mengetahui mana yang asli. Karena itu seluruh rangkaian dicabut, bukan hanya token yang dipakai ulang.</w:t>
+      </w:r>
+    </w:p>
+    <w:p>
+      <w:pPr>
+        <w:spacing w:after="140" w:line="300"/>
+        <w:jc w:val="both"/>
+      </w:pPr>
+      <w:r>
+        <w:rPr>
+          <w:rFonts w:ascii="Calibri" w:cs="Calibri" w:eastAsia="Calibri" w:hAnsi="Calibri"/>
+          <w:sz w:val="22"/>
+          <w:szCs w:val="22"/>
+        </w:rPr>
+        <w:t xml:space="preserve">Yang dicabut hanya rangkaian itu, bukan seluruh sesi pengguna. Setiap login memulai rangkaiannya sendiri, jadi pencurian di satu perangkat tidak melempar penggunanya keluar dari perangkat lain yang tidak ada hubungannya.</w:t>
+      </w:r>
+    </w:p>
+    <w:p>
+      <w:pPr>
+        <w:pBdr>
+          <w:left w:val="single" w:color="2E5496" w:sz="18" w:space="12"/>
+        </w:pBdr>
+        <w:spacing w:after="160" w:before="120" w:line="300"/>
+        <w:ind w:left="400"/>
+      </w:pPr>
+      <w:r>
+        <w:rPr>
+          <w:rFonts w:ascii="Calibri" w:cs="Calibri" w:eastAsia="Calibri" w:hAnsi="Calibri"/>
+          <w:i/>
+          <w:iCs/>
+          <w:color w:val="1F3864"/>
+          <w:sz w:val="22"/>
+          <w:szCs w:val="22"/>
+        </w:rPr>
+        <w:t xml:space="preserve">Pencuri tidak mendapatkan apa pun, dan pemilik yang sah hanya perlu login kembali. Tanpa rotasi, keduanya dapat memakai token yang sama selama tujuh hari tanpa seorang pun tahu.</w:t>
+      </w:r>
+    </w:p>
+    <w:p>
+      <w:pPr>
+        <w:pStyle w:val="Heading3"/>
+        <w:spacing w:after="110" w:before="220"/>
+      </w:pPr>
+      <w:r>
+        <w:rPr>
+          <w:rFonts w:ascii="Calibri" w:cs="Calibri" w:eastAsia="Calibri" w:hAnsi="Calibri"/>
+          <w:b/>
+          <w:bCs/>
+          <w:color w:val="44546A"/>
+          <w:sz w:val="23"/>
+          <w:szCs w:val="23"/>
+        </w:rPr>
+        <w:t xml:space="preserve">Urutan yang menentukan</w:t>
+      </w:r>
+    </w:p>
+    <w:p>
+      <w:pPr>
+        <w:spacing w:after="140" w:line="300"/>
+        <w:jc w:val="both"/>
+      </w:pPr>
+      <w:r>
+        <w:rPr>
+          <w:rFonts w:ascii="Calibri" w:cs="Calibri" w:eastAsia="Calibri" w:hAnsi="Calibri"/>
+          <w:sz w:val="22"/>
+          <w:szCs w:val="22"/>
+        </w:rPr>
+        <w:t xml:space="preserve">Pada rotasi, token lama dicabut LEBIH DULU, penggantinya dibuat kemudian. Urutan ini disengaja.</w:t>
+      </w:r>
+    </w:p>
+    <w:p>
+      <w:pPr>
+        <w:spacing w:after="140" w:line="300"/>
+        <w:jc w:val="both"/>
+      </w:pPr>
+      <w:r>
+        <w:rPr>
+          <w:rFonts w:ascii="Calibri" w:cs="Calibri" w:eastAsia="Calibri" w:hAnsi="Calibri"/>
+          <w:sz w:val="22"/>
+          <w:szCs w:val="22"/>
+        </w:rPr>
+        <w:t xml:space="preserve">Kalau dibalik dan pencabutan gagal, dua token dalam satu rangkaian sama-sama berlaku — dan deteksi pemakaian ulang berhenti bekerja tanpa satu pun error. Dengan urutan ini, kegagalan terburuk hanya memaksa pengguna login kembali: merepotkan, tetapi tidak membuka celah. Ini pertimbangan yang sama seperti pada reset password di Bab 6: kalau harus ada yang gagal, biarkan yang gagal itu jatuh ke sisi yang aman.</w:t>
+      </w:r>
+    </w:p>
+    <w:p>
+      <w:pPr>
+        <w:pStyle w:val="Heading3"/>
+        <w:spacing w:after="110" w:before="220"/>
+      </w:pPr>
+      <w:r>
+        <w:rPr>
+          <w:rFonts w:ascii="Calibri" w:cs="Calibri" w:eastAsia="Calibri" w:hAnsi="Calibri"/>
+          <w:b/>
+          <w:bCs/>
+          <w:color w:val="44546A"/>
+          <w:sz w:val="23"/>
+          <w:szCs w:val="23"/>
+        </w:rPr>
+        <w:t xml:space="preserve">Ganti password mengeluarkan seluruh sesi</w:t>
+      </w:r>
+    </w:p>
+    <w:p>
+      <w:pPr>
+        <w:spacing w:after="140" w:line="300"/>
+        <w:jc w:val="both"/>
+      </w:pPr>
+      <w:r>
+        <w:rPr>
+          <w:rFonts w:ascii="Calibri" w:cs="Calibri" w:eastAsia="Calibri" w:hAnsi="Calibri"/>
+          <w:sz w:val="22"/>
+          <w:szCs w:val="22"/>
+        </w:rPr>
+        <w:t xml:space="preserve">Sebelum bab ini, mengganti password sudah membatalkan access token lewat perbandingan waktu ganti password di middleware. Refresh token tidak ikut terpengaruh, karena ia tersimpan di basis data dan tidak melalui pemeriksaan itu.</w:t>
+      </w:r>
+    </w:p>
+    <w:p>
+      <w:pPr>
+        <w:spacing w:after="140" w:line="300"/>
+        <w:jc w:val="both"/>
+      </w:pPr>
+      <w:r>
+        <w:rPr>
+          <w:rFonts w:ascii="Calibri" w:cs="Calibri" w:eastAsia="Calibri" w:hAnsi="Calibri"/>
+          <w:sz w:val="22"/>
+          <w:szCs w:val="22"/>
+        </w:rPr>
+        <w:t xml:space="preserve">Kalau dibiarkan, mengganti password justru tidak mengeluarkan pihak yang mungkin sudah masuk tanpa hak — padahal itulah alasan utama orang mengganti passwordnya. Karena itu reset password sekarang mencabut SELURUH refresh token pengguna tersebut, bukan hanya satu rangkaian.</w:t>
+      </w:r>
+    </w:p>
+    <w:p>
+      <w:pPr>
+        <w:pStyle w:val="Heading3"/>
+        <w:spacing w:after="110" w:before="220"/>
+      </w:pPr>
+      <w:r>
+        <w:rPr>
+          <w:rFonts w:ascii="Calibri" w:cs="Calibri" w:eastAsia="Calibri" w:hAnsi="Calibri"/>
+          <w:b/>
+          <w:bCs/>
+          <w:color w:val="44546A"/>
+          <w:sz w:val="23"/>
+          <w:szCs w:val="23"/>
+        </w:rPr>
+        <w:t xml:space="preserve">Satu jebakan di sisi klien</w:t>
+      </w:r>
+    </w:p>
+    <w:p>
+      <w:pPr>
+        <w:spacing w:after="140" w:line="300"/>
+        <w:jc w:val="both"/>
+      </w:pPr>
+      <w:r>
+        <w:rPr>
+          <w:rFonts w:ascii="Calibri" w:cs="Calibri" w:eastAsia="Calibri" w:hAnsi="Calibri"/>
+          <w:sz w:val="22"/>
+          <w:szCs w:val="22"/>
+        </w:rPr>
+        <w:t xml:space="preserve">Rotasi menciptakan masalah baru yang tidak ada sebelumnya, dan letaknya bukan di server melainkan di antarmuka.</w:t>
+      </w:r>
+    </w:p>
+    <w:p>
+      <w:pPr>
+        <w:spacing w:after="140" w:line="300"/>
+        <w:jc w:val="both"/>
+      </w:pPr>
+      <w:r>
+        <w:rPr>
+          <w:rFonts w:ascii="Calibri" w:cs="Calibri" w:eastAsia="Calibri" w:hAnsi="Calibri"/>
+          <w:sz w:val="22"/>
+          <w:szCs w:val="22"/>
+        </w:rPr>
+        <w:t xml:space="preserve">Konsol memperbarui token secara otomatis: ketika sebuah permintaan dijawab 401, ia menukar refresh token dengan yang baru lalu mengulangi permintaan aslinya. Persoalannya muncul ketika DUA permintaan berjalan bersamaan dan keduanya dijawab 401. Masing-masing memanggil endpoint perbarui, dan yang kedua mengirim token yang sudah dirotasi oleh yang pertama.</w:t>
+      </w:r>
+    </w:p>
+    <w:p>
+      <w:pPr>
+        <w:pBdr>
+          <w:left w:val="single" w:color="2E5496" w:sz="18" w:space="12"/>
+        </w:pBdr>
+        <w:spacing w:after="160" w:before="120" w:line="300"/>
+        <w:ind w:left="400"/>
+      </w:pPr>
+      <w:r>
+        <w:rPr>
+          <w:rFonts w:ascii="Calibri" w:cs="Calibri" w:eastAsia="Calibri" w:hAnsi="Calibri"/>
+          <w:i/>
+          <w:iCs/>
+          <w:color w:val="1F3864"/>
+          <w:sz w:val="22"/>
+          <w:szCs w:val="22"/>
+        </w:rPr>
+        <w:t xml:space="preserve">Server membaca itu sebagai pemakaian ulang, lalu mencabut seluruh rangkaian sesi. Pengaman terhadap pencurian token justru berbalik mengunci pemakainya sendiri.</w:t>
+      </w:r>
+    </w:p>
+    <w:p>
+      <w:pPr>
+        <w:spacing w:after="140" w:line="300"/>
+        <w:jc w:val="both"/>
+      </w:pPr>
+      <w:r>
+        <w:rPr>
+          <w:rFonts w:ascii="Calibri" w:cs="Calibri" w:eastAsia="Calibri" w:hAnsi="Calibri"/>
+          <w:sz w:val="22"/>
+          <w:szCs w:val="22"/>
+        </w:rPr>
+        <w:t xml:space="preserve">Perbaikannya membuat seluruh pemanggil berbagi satu permintaan perbarui yang sama: yang pertama menjalankannya, yang lain menunggu hasilnya. Terbukti bekerja — dua permintaan yang sama-sama dijawab 401 hanya menghasilkan satu panggilan perbarui, dan keduanya berhasil setelah diulang.</w:t>
+      </w:r>
+    </w:p>
+    <w:p>
+      <w:pPr>
+        <w:spacing w:after="140" w:line="300"/>
+        <w:jc w:val="both"/>
+      </w:pPr>
+      <w:r>
+        <w:rPr>
+          <w:rFonts w:ascii="Calibri" w:cs="Calibri" w:eastAsia="Calibri" w:hAnsi="Calibri"/>
+          <w:sz w:val="22"/>
+          <w:szCs w:val="22"/>
+        </w:rPr>
+        <w:t xml:space="preserve">Access token juga dipendekkan dari satu jam menjadi lima belas menit. Tanpa refresh token, perubahan itu akan membuat konsol meminta login setiap seperempat jam; dengan refresh token, pemakainya tidak merasakan apa pun.</w:t>
+      </w:r>
+    </w:p>
+    <w:p>
+      <w:pPr>
+        <w:pStyle w:val="Heading3"/>
+        <w:spacing w:after="110" w:before="220"/>
+      </w:pPr>
+      <w:r>
+        <w:rPr>
+          <w:rFonts w:ascii="Calibri" w:cs="Calibri" w:eastAsia="Calibri" w:hAnsi="Calibri"/>
+          <w:b/>
+          <w:bCs/>
+          <w:color w:val="44546A"/>
+          <w:sz w:val="23"/>
+          <w:szCs w:val="23"/>
+        </w:rPr>
+        <w:t xml:space="preserve">Satu kelemahan yang disadari dan dibiarkan</w:t>
+      </w:r>
+    </w:p>
+    <w:p>
+      <w:pPr>
+        <w:spacing w:after="140" w:line="300"/>
+        <w:jc w:val="both"/>
+      </w:pPr>
+      <w:r>
+        <w:rPr>
+          <w:rFonts w:ascii="Calibri" w:cs="Calibri" w:eastAsia="Calibri" w:hAnsi="Calibri"/>
+          <w:sz w:val="22"/>
+          <w:szCs w:val="22"/>
+        </w:rPr>
+        <w:t xml:space="preserve">Setiap rotasi memperpanjang masa berlaku tujuh hari dari saat itu. Akibatnya, sesi yang terus dipakai dapat hidup tanpa batas — pengguna aktif tidak pernah perlu login lagi.</w:t>
+      </w:r>
+    </w:p>
+    <w:p>
+      <w:pPr>
+        <w:spacing w:after="140" w:line="300"/>
+        <w:jc w:val="both"/>
+      </w:pPr>
+      <w:r>
+        <w:rPr>
+          <w:rFonts w:ascii="Calibri" w:cs="Calibri" w:eastAsia="Calibri" w:hAnsi="Calibri"/>
+          <w:sz w:val="22"/>
+          <w:szCs w:val="22"/>
+        </w:rPr>
+        <w:t xml:space="preserve">Konsekuensinya: token yang dicuri lalu dirotasi terus oleh pencurinya juga bertahan tanpa batas. Yang menghentikannya adalah deteksi pemakaian ulang, yang bekerja begitu pemilik sah memakai tokennya. Batas umur mutlak sebuah sesi akan menutup sisanya, dan itu dicatat di Bab 10 sebagai hal yang belum ada beserta pemicunya.</w:t>
+      </w:r>
+    </w:p>
+    <w:p>
+      <w:pPr>
+        <w:pStyle w:val="Heading3"/>
+        <w:spacing w:after="110" w:before="220"/>
+      </w:pPr>
+      <w:r>
+        <w:rPr>
+          <w:rFonts w:ascii="Calibri" w:cs="Calibri" w:eastAsia="Calibri" w:hAnsi="Calibri"/>
+          <w:b/>
+          <w:bCs/>
+          <w:color w:val="44546A"/>
+          <w:sz w:val="23"/>
+          <w:szCs w:val="23"/>
+        </w:rPr>
+        <w:t xml:space="preserve">Yang ikut berubah</w:t>
+      </w:r>
+    </w:p>
+    <w:tbl>
+      <w:tblPr>
+        <w:tblW w:type="dxa" w:w="9026"/>
+        <w:tblBorders>
+          <w:top w:val="single" w:color="auto" w:sz="4"/>
+          <w:left w:val="single" w:color="auto" w:sz="4"/>
+          <w:bottom w:val="single" w:color="auto" w:sz="4"/>
+          <w:right w:val="single" w:color="auto" w:sz="4"/>
+          <w:insideH w:val="single" w:color="auto" w:sz="4"/>
+          <w:insideV w:val="single" w:color="auto" w:sz="4"/>
+        </w:tblBorders>
+      </w:tblPr>
+      <w:tblGrid>
+        <w:gridCol w:w="2200"/>
+        <w:gridCol w:w="6826"/>
+      </w:tblGrid>
+      <w:tr>
+        <w:trPr>
+          <w:tblHeader/>
+        </w:trPr>
+        <w:tc>
+          <w:tcPr>
+            <w:tcW w:type="dxa" w:w="2200"/>
+            <w:shd w:fill="D9E2F3" w:val="clear"/>
+            <w:tcMar>
+              <w:top w:type="dxa" w:w="80"/>
+              <w:left w:type="dxa" w:w="120"/>
+              <w:bottom w:type="dxa" w:w="80"/>
+              <w:right w:type="dxa" w:w="120"/>
+            </w:tcMar>
+          </w:tcPr>
+          <w:p>
+            <w:pPr>
+              <w:spacing w:after="0" w:line="260"/>
+            </w:pPr>
+            <w:r>
+              <w:rPr>
+                <w:rFonts w:ascii="Calibri" w:cs="Calibri" w:eastAsia="Calibri" w:hAnsi="Calibri"/>
+                <w:b/>
+                <w:bCs/>
+                <w:sz w:val="19"/>
+                <w:szCs w:val="19"/>
+              </w:rPr>
+              <w:t xml:space="preserve">Bagian</w:t>
+            </w:r>
+          </w:p>
+        </w:tc>
+        <w:tc>
+          <w:tcPr>
+            <w:tcW w:type="dxa" w:w="6826"/>
+            <w:shd w:fill="D9E2F3" w:val="clear"/>
+            <w:tcMar>
+              <w:top w:type="dxa" w:w="80"/>
+              <w:left w:type="dxa" w:w="120"/>
+              <w:bottom w:type="dxa" w:w="80"/>
+              <w:right w:type="dxa" w:w="120"/>
+            </w:tcMar>
+          </w:tcPr>
+          <w:p>
+            <w:pPr>
+              <w:spacing w:after="0" w:line="260"/>
+            </w:pPr>
+            <w:r>
+              <w:rPr>
+                <w:rFonts w:ascii="Calibri" w:cs="Calibri" w:eastAsia="Calibri" w:hAnsi="Calibri"/>
+                <w:b/>
+                <w:bCs/>
+                <w:sz w:val="19"/>
+                <w:szCs w:val="19"/>
+              </w:rPr>
+              <w:t xml:space="preserve">Perubahan</w:t>
+            </w:r>
+          </w:p>
+        </w:tc>
+      </w:tr>
+      <w:tr>
+        <w:tc>
+          <w:tcPr>
+            <w:tcW w:type="dxa" w:w="2200"/>
+            <w:tcMar>
+              <w:top w:type="dxa" w:w="80"/>
+              <w:left w:type="dxa" w:w="120"/>
+              <w:bottom w:type="dxa" w:w="80"/>
+              <w:right w:type="dxa" w:w="120"/>
+            </w:tcMar>
+          </w:tcPr>
+          <w:p>
+            <w:pPr>
+              <w:spacing w:after="0" w:line="260"/>
+            </w:pPr>
+            <w:r>
+              <w:rPr>
+                <w:rFonts w:ascii="Calibri" w:cs="Calibri" w:eastAsia="Calibri" w:hAnsi="Calibri"/>
+                <w:b w:val="false"/>
+                <w:bCs w:val="false"/>
+                <w:sz w:val="19"/>
+                <w:szCs w:val="19"/>
+              </w:rPr>
+              <w:t xml:space="preserve">Migration baru</w:t>
+            </w:r>
+          </w:p>
+        </w:tc>
+        <w:tc>
+          <w:tcPr>
+            <w:tcW w:type="dxa" w:w="6826"/>
+            <w:tcMar>
+              <w:top w:type="dxa" w:w="80"/>
+              <w:left w:type="dxa" w:w="120"/>
+              <w:bottom w:type="dxa" w:w="80"/>
+              <w:right w:type="dxa" w:w="120"/>
+            </w:tcMar>
+          </w:tcPr>
+          <w:p>
+            <w:pPr>
+              <w:spacing w:after="0" w:line="260"/>
+            </w:pPr>
+            <w:r>
+              <w:rPr>
+                <w:rFonts w:ascii="Calibri" w:cs="Calibri" w:eastAsia="Calibri" w:hAnsi="Calibri"/>
+                <w:b w:val="false"/>
+                <w:bCs w:val="false"/>
+                <w:sz w:val="19"/>
+                <w:szCs w:val="19"/>
+              </w:rPr>
+              <w:t xml:space="preserve">Tabel refresh_tokens dengan indeks pada user_id dan family_id, serta ON DELETE CASCADE ke users</w:t>
+            </w:r>
+          </w:p>
+        </w:tc>
+      </w:tr>
+      <w:tr>
+        <w:tc>
+          <w:tcPr>
+            <w:tcW w:type="dxa" w:w="2200"/>
+            <w:tcMar>
+              <w:top w:type="dxa" w:w="80"/>
+              <w:left w:type="dxa" w:w="120"/>
+              <w:bottom w:type="dxa" w:w="80"/>
+              <w:right w:type="dxa" w:w="120"/>
+            </w:tcMar>
+          </w:tcPr>
+          <w:p>
+            <w:pPr>
+              <w:spacing w:after="0" w:line="260"/>
+            </w:pPr>
+            <w:r>
+              <w:rPr>
+                <w:rFonts w:ascii="Calibri" w:cs="Calibri" w:eastAsia="Calibri" w:hAnsi="Calibri"/>
+                <w:b w:val="false"/>
+                <w:bCs w:val="false"/>
+                <w:sz w:val="19"/>
+                <w:szCs w:val="19"/>
+              </w:rPr>
+              <w:t xml:space="preserve">Repository baru</w:t>
+            </w:r>
+          </w:p>
+        </w:tc>
+        <w:tc>
+          <w:tcPr>
+            <w:tcW w:type="dxa" w:w="6826"/>
+            <w:tcMar>
+              <w:top w:type="dxa" w:w="80"/>
+              <w:left w:type="dxa" w:w="120"/>
+              <w:bottom w:type="dxa" w:w="80"/>
+              <w:right w:type="dxa" w:w="120"/>
+            </w:tcMar>
+          </w:tcPr>
+          <w:p>
+            <w:pPr>
+              <w:spacing w:after="0" w:line="260"/>
+            </w:pPr>
+            <w:r>
+              <w:rPr>
+                <w:rFonts w:ascii="Calibri" w:cs="Calibri" w:eastAsia="Calibri" w:hAnsi="Calibri"/>
+                <w:b w:val="false"/>
+                <w:bCs w:val="false"/>
+                <w:sz w:val="19"/>
+                <w:szCs w:val="19"/>
+              </w:rPr>
+              <w:t xml:space="preserve">refreshToken.repository.js — satu-satunya tempat yang tahu token disimpan sebagai hash</w:t>
+            </w:r>
+          </w:p>
+        </w:tc>
+      </w:tr>
+      <w:tr>
+        <w:tc>
+          <w:tcPr>
+            <w:tcW w:type="dxa" w:w="2200"/>
+            <w:tcMar>
+              <w:top w:type="dxa" w:w="80"/>
+              <w:left w:type="dxa" w:w="120"/>
+              <w:bottom w:type="dxa" w:w="80"/>
+              <w:right w:type="dxa" w:w="120"/>
+            </w:tcMar>
+          </w:tcPr>
+          <w:p>
+            <w:pPr>
+              <w:spacing w:after="0" w:line="260"/>
+            </w:pPr>
+            <w:r>
+              <w:rPr>
+                <w:rFonts w:ascii="Calibri" w:cs="Calibri" w:eastAsia="Calibri" w:hAnsi="Calibri"/>
+                <w:b w:val="false"/>
+                <w:bCs w:val="false"/>
+                <w:sz w:val="19"/>
+                <w:szCs w:val="19"/>
+              </w:rPr>
+              <w:t xml:space="preserve">Endpoint baru</w:t>
+            </w:r>
+          </w:p>
+        </w:tc>
+        <w:tc>
+          <w:tcPr>
+            <w:tcW w:type="dxa" w:w="6826"/>
+            <w:tcMar>
+              <w:top w:type="dxa" w:w="80"/>
+              <w:left w:type="dxa" w:w="120"/>
+              <w:bottom w:type="dxa" w:w="80"/>
+              <w:right w:type="dxa" w:w="120"/>
+            </w:tcMar>
+          </w:tcPr>
+          <w:p>
+            <w:pPr>
+              <w:spacing w:after="0" w:line="260"/>
+            </w:pPr>
+            <w:r>
+              <w:rPr>
+                <w:rFonts w:ascii="Calibri" w:cs="Calibri" w:eastAsia="Calibri" w:hAnsi="Calibri"/>
+                <w:b w:val="false"/>
+                <w:bCs w:val="false"/>
+                <w:sz w:val="19"/>
+                <w:szCs w:val="19"/>
+              </w:rPr>
+              <w:t xml:space="preserve">POST /auth/refresh, tanpa middleware autentikasi karena justru dipakai saat access token sudah kedaluwarsa</w:t>
+            </w:r>
+          </w:p>
+        </w:tc>
+      </w:tr>
+      <w:tr>
+        <w:tc>
+          <w:tcPr>
+            <w:tcW w:type="dxa" w:w="2200"/>
+            <w:tcMar>
+              <w:top w:type="dxa" w:w="80"/>
+              <w:left w:type="dxa" w:w="120"/>
+              <w:bottom w:type="dxa" w:w="80"/>
+              <w:right w:type="dxa" w:w="120"/>
+            </w:tcMar>
+          </w:tcPr>
+          <w:p>
+            <w:pPr>
+              <w:spacing w:after="0" w:line="260"/>
+            </w:pPr>
+            <w:r>
+              <w:rPr>
+                <w:rFonts w:ascii="Calibri" w:cs="Calibri" w:eastAsia="Calibri" w:hAnsi="Calibri"/>
+                <w:b w:val="false"/>
+                <w:bCs w:val="false"/>
+                <w:sz w:val="19"/>
+                <w:szCs w:val="19"/>
+              </w:rPr>
+              <w:t xml:space="preserve">Logout</w:t>
+            </w:r>
+          </w:p>
+        </w:tc>
+        <w:tc>
+          <w:tcPr>
+            <w:tcW w:type="dxa" w:w="6826"/>
+            <w:tcMar>
+              <w:top w:type="dxa" w:w="80"/>
+              <w:left w:type="dxa" w:w="120"/>
+              <w:bottom w:type="dxa" w:w="80"/>
+              <w:right w:type="dxa" w:w="120"/>
+            </w:tcMar>
+          </w:tcPr>
+          <w:p>
+            <w:pPr>
+              <w:spacing w:after="0" w:line="260"/>
+            </w:pPr>
+            <w:r>
+              <w:rPr>
+                <w:rFonts w:ascii="Calibri" w:cs="Calibri" w:eastAsia="Calibri" w:hAnsi="Calibri"/>
+                <w:b w:val="false"/>
+                <w:bCs w:val="false"/>
+                <w:sz w:val="19"/>
+                <w:szCs w:val="19"/>
+              </w:rPr>
+              <w:t xml:space="preserve">Mencabut dua hal: access token ke daftar cabut Redis, dan rangkaian refresh token di basis data</w:t>
+            </w:r>
+          </w:p>
+        </w:tc>
+      </w:tr>
+      <w:tr>
+        <w:tc>
+          <w:tcPr>
+            <w:tcW w:type="dxa" w:w="2200"/>
+            <w:tcMar>
+              <w:top w:type="dxa" w:w="80"/>
+              <w:left w:type="dxa" w:w="120"/>
+              <w:bottom w:type="dxa" w:w="80"/>
+              <w:right w:type="dxa" w:w="120"/>
+            </w:tcMar>
+          </w:tcPr>
+          <w:p>
+            <w:pPr>
+              <w:spacing w:after="0" w:line="260"/>
+            </w:pPr>
+            <w:r>
+              <w:rPr>
+                <w:rFonts w:ascii="Calibri" w:cs="Calibri" w:eastAsia="Calibri" w:hAnsi="Calibri"/>
+                <w:b w:val="false"/>
+                <w:bCs w:val="false"/>
+                <w:sz w:val="19"/>
+                <w:szCs w:val="19"/>
+              </w:rPr>
+              <w:t xml:space="preserve">Reset password</w:t>
+            </w:r>
+          </w:p>
+        </w:tc>
+        <w:tc>
+          <w:tcPr>
+            <w:tcW w:type="dxa" w:w="6826"/>
+            <w:tcMar>
+              <w:top w:type="dxa" w:w="80"/>
+              <w:left w:type="dxa" w:w="120"/>
+              <w:bottom w:type="dxa" w:w="80"/>
+              <w:right w:type="dxa" w:w="120"/>
+            </w:tcMar>
+          </w:tcPr>
+          <w:p>
+            <w:pPr>
+              <w:spacing w:after="0" w:line="260"/>
+            </w:pPr>
+            <w:r>
+              <w:rPr>
+                <w:rFonts w:ascii="Calibri" w:cs="Calibri" w:eastAsia="Calibri" w:hAnsi="Calibri"/>
+                <w:b w:val="false"/>
+                <w:bCs w:val="false"/>
+                <w:sz w:val="19"/>
+                <w:szCs w:val="19"/>
+              </w:rPr>
+              <w:t xml:space="preserve">Mencabut seluruh refresh token pengguna tersebut</w:t>
+            </w:r>
+          </w:p>
+        </w:tc>
+      </w:tr>
+      <w:tr>
+        <w:tc>
+          <w:tcPr>
+            <w:tcW w:type="dxa" w:w="2200"/>
+            <w:tcMar>
+              <w:top w:type="dxa" w:w="80"/>
+              <w:left w:type="dxa" w:w="120"/>
+              <w:bottom w:type="dxa" w:w="80"/>
+              <w:right w:type="dxa" w:w="120"/>
+            </w:tcMar>
+          </w:tcPr>
+          <w:p>
+            <w:pPr>
+              <w:spacing w:after="0" w:line="260"/>
+            </w:pPr>
+            <w:r>
+              <w:rPr>
+                <w:rFonts w:ascii="Calibri" w:cs="Calibri" w:eastAsia="Calibri" w:hAnsi="Calibri"/>
+                <w:b w:val="false"/>
+                <w:bCs w:val="false"/>
+                <w:sz w:val="19"/>
+                <w:szCs w:val="19"/>
+              </w:rPr>
+              <w:t xml:space="preserve">Environment</w:t>
+            </w:r>
+          </w:p>
+        </w:tc>
+        <w:tc>
+          <w:tcPr>
+            <w:tcW w:type="dxa" w:w="6826"/>
+            <w:tcMar>
+              <w:top w:type="dxa" w:w="80"/>
+              <w:left w:type="dxa" w:w="120"/>
+              <w:bottom w:type="dxa" w:w="80"/>
+              <w:right w:type="dxa" w:w="120"/>
+            </w:tcMar>
+          </w:tcPr>
+          <w:p>
+            <w:pPr>
+              <w:spacing w:after="0" w:line="260"/>
+            </w:pPr>
+            <w:r>
+              <w:rPr>
+                <w:rFonts w:ascii="Calibri" w:cs="Calibri" w:eastAsia="Calibri" w:hAnsi="Calibri"/>
+                <w:b w:val="false"/>
+                <w:bCs w:val="false"/>
+                <w:sz w:val="19"/>
+                <w:szCs w:val="19"/>
+              </w:rPr>
+              <w:t xml:space="preserve">REFRESH_TOKEN_EXPIRES_IN, formatnya divalidasi saat start sehingga salah satuan menghentikan aplikasi</w:t>
+            </w:r>
+          </w:p>
+        </w:tc>
+      </w:tr>
+      <w:tr>
+        <w:tc>
+          <w:tcPr>
+            <w:tcW w:type="dxa" w:w="2200"/>
+            <w:tcMar>
+              <w:top w:type="dxa" w:w="80"/>
+              <w:left w:type="dxa" w:w="120"/>
+              <w:bottom w:type="dxa" w:w="80"/>
+              <w:right w:type="dxa" w:w="120"/>
+            </w:tcMar>
+          </w:tcPr>
+          <w:p>
+            <w:pPr>
+              <w:spacing w:after="0" w:line="260"/>
+            </w:pPr>
+            <w:r>
+              <w:rPr>
+                <w:rFonts w:ascii="Calibri" w:cs="Calibri" w:eastAsia="Calibri" w:hAnsi="Calibri"/>
+                <w:b w:val="false"/>
+                <w:bCs w:val="false"/>
+                <w:sz w:val="19"/>
+                <w:szCs w:val="19"/>
+              </w:rPr>
+              <w:t xml:space="preserve">Konsol</w:t>
+            </w:r>
+          </w:p>
+        </w:tc>
+        <w:tc>
+          <w:tcPr>
+            <w:tcW w:type="dxa" w:w="6826"/>
+            <w:tcMar>
+              <w:top w:type="dxa" w:w="80"/>
+              <w:left w:type="dxa" w:w="120"/>
+              <w:bottom w:type="dxa" w:w="80"/>
+              <w:right w:type="dxa" w:w="120"/>
+            </w:tcMar>
+          </w:tcPr>
+          <w:p>
+            <w:pPr>
+              <w:spacing w:after="0" w:line="260"/>
+            </w:pPr>
+            <w:r>
+              <w:rPr>
+                <w:rFonts w:ascii="Calibri" w:cs="Calibri" w:eastAsia="Calibri" w:hAnsi="Calibri"/>
+                <w:b w:val="false"/>
+                <w:bCs w:val="false"/>
+                <w:sz w:val="19"/>
+                <w:szCs w:val="19"/>
+              </w:rPr>
+              <w:t xml:space="preserve">Menyimpan kedua token, memperbarui otomatis saat 401, dan menyamarkan sebagian token di panel inspector</w:t>
+            </w:r>
+          </w:p>
+        </w:tc>
+      </w:tr>
+    </w:tbl>
+    <w:p>
+      <w:pPr>
+        <w:spacing w:after="140" w:line="300"/>
+        <w:jc w:val="both"/>
+      </w:pPr>
+      <w:r>
+        <w:rPr>
+          <w:rFonts w:ascii="Calibri" w:cs="Calibri" w:eastAsia="Calibri" w:hAnsi="Calibri"/>
+          <w:sz w:val="22"/>
+          <w:szCs w:val="22"/>
+        </w:rPr>
+        <w:t xml:space="preserve">Satu keuntungan tak terduga: karena token reset password dan refresh token sama-sama berupa teks acak 32 byte, keduanya sekarang memakai satu fungsi pembuat yang sama. Sebelumnya pembuatan token reset ditulis langsung di dalam service-nya.</w:t>
+      </w:r>
+    </w:p>
+    <w:p>
+      <w:pPr>
+        <w:pStyle w:val="Heading3"/>
+        <w:spacing w:after="110" w:before="220"/>
+      </w:pPr>
+      <w:r>
+        <w:rPr>
+          <w:rFonts w:ascii="Calibri" w:cs="Calibri" w:eastAsia="Calibri" w:hAnsi="Calibri"/>
+          <w:b/>
+          <w:bCs/>
+          <w:color w:val="44546A"/>
+          <w:sz w:val="23"/>
+          <w:szCs w:val="23"/>
+        </w:rPr>
+        <w:t xml:space="preserve">Penyamaran token di panel inspector</w:t>
+      </w:r>
+    </w:p>
+    <w:p>
+      <w:pPr>
+        <w:spacing w:after="140" w:line="300"/>
+        <w:jc w:val="both"/>
+      </w:pPr>
+      <w:r>
+        <w:rPr>
+          <w:rFonts w:ascii="Calibri" w:cs="Calibri" w:eastAsia="Calibri" w:hAnsi="Calibri"/>
+          <w:sz w:val="22"/>
+          <w:szCs w:val="22"/>
+        </w:rPr>
+        <w:t xml:space="preserve">Satu hal yang muncul saat memeragakan fitur ini: refresh token tampil utuh di panel inspector. Panel itu memang dibuat untuk memperlihatkan isi jawaban, tetapi memperlihatkan kredensial yang masih berlaku pada layar yang sedang dipertunjukkan sama saja dengan membagikannya.</w:t>
+      </w:r>
+    </w:p>
+    <w:p>
+      <w:pPr>
+        <w:spacing w:after="140" w:line="300"/>
+        <w:jc w:val="both"/>
+      </w:pPr>
+      <w:r>
+        <w:rPr>
+          <w:rFonts w:ascii="Calibri" w:cs="Calibri" w:eastAsia="Calibri" w:hAnsi="Calibri"/>
+          <w:sz w:val="22"/>
+          <w:szCs w:val="22"/>
+        </w:rPr>
+        <w:t xml:space="preserve">Menyembunyikannya sepenuhnya juga bukan jawaban, karena justru yang paling berguna dilihat adalah bahwa nilainya BERUBAH setiap kali dipakai. Yang dipilih: tampilkan sepuluh karakter pertama beserta panjang aslinya. Rotasinya tetap terlihat jelas, tokennya tidak terbaca.</w:t>
+      </w:r>
+    </w:p>
+    <w:p>
+      <w:pPr>
+        <w:pStyle w:val="Heading3"/>
+        <w:spacing w:after="110" w:before="220"/>
+      </w:pPr>
+      <w:r>
+        <w:rPr>
+          <w:rFonts w:ascii="Calibri" w:cs="Calibri" w:eastAsia="Calibri" w:hAnsi="Calibri"/>
+          <w:b/>
+          <w:bCs/>
+          <w:color w:val="44546A"/>
+          <w:sz w:val="23"/>
+          <w:szCs w:val="23"/>
+        </w:rPr>
+        <w:t xml:space="preserve">Hasil pengujian</w:t>
+      </w:r>
+    </w:p>
+    <w:p>
+      <w:pPr>
+        <w:shd w:fill="F2F2F2" w:val="clear"/>
+        <w:spacing w:after="0" w:before="60"/>
+        <w:ind w:left="200" w:right="200"/>
+      </w:pPr>
+      <w:r>
+        <w:rPr>
+          <w:rFonts w:ascii="Consolas" w:cs="Consolas" w:eastAsia="Consolas" w:hAnsi="Consolas"/>
+          <w:sz w:val="18"/>
+          <w:szCs w:val="18"/>
+        </w:rPr>
+        <w:t xml:space="preserve">Pengujian unit                 : 138 lulus, 0 gagal</w:t>
+      </w:r>
+    </w:p>
+    <w:p>
+      <w:pPr>
+        <w:shd w:fill="F2F2F2" w:val="clear"/>
+        <w:spacing w:after="0" w:before="0"/>
+        <w:ind w:left="200" w:right="200"/>
+      </w:pPr>
+      <w:r>
+        <w:rPr>
+          <w:rFonts w:ascii="Consolas" w:cs="Consolas" w:eastAsia="Consolas" w:hAnsi="Consolas"/>
+          <w:sz w:val="18"/>
+          <w:szCs w:val="18"/>
+        </w:rPr>
+        <w:t xml:space="preserve">Pengujian end-to-end           : 27 lulus, 0 gagal</w:t>
+      </w:r>
+    </w:p>
+    <w:p>
+      <w:pPr>
+        <w:shd w:fill="F2F2F2" w:val="clear"/>
+        <w:spacing w:after="0" w:before="0"/>
+        <w:ind w:left="200" w:right="200"/>
+      </w:pPr>
+      <w:r>
+        <w:rPr>
+          <w:rFonts w:ascii="Consolas" w:cs="Consolas" w:eastAsia="Consolas" w:hAnsi="Consolas"/>
+          <w:sz w:val="18"/>
+          <w:szCs w:val="18"/>
+        </w:rPr>
+        <w:t xml:space="preserve">Cakupan baris                  : 89,4 persen (ambang 80)</w:t>
+      </w:r>
+    </w:p>
+    <w:p>
+      <w:pPr>
+        <w:shd w:fill="F2F2F2" w:val="clear"/>
+        <w:spacing w:after="0" w:before="0"/>
+        <w:ind w:left="200" w:right="200"/>
+      </w:pPr>
+      <w:r>
+        <w:rPr>
+          <w:rFonts w:ascii="Consolas" w:cs="Consolas" w:eastAsia="Consolas" w:hAnsi="Consolas"/>
+          <w:sz w:val="18"/>
+          <w:szCs w:val="18"/>
+        </w:rPr>
+        <w:t xml:space="preserve">Cakupan cabang                 : 96,2 persen (ambang 80)</w:t>
+      </w:r>
+    </w:p>
+    <w:p>
+      <w:pPr>
+        <w:shd w:fill="F2F2F2" w:val="clear"/>
+        <w:spacing w:after="0" w:before="0"/>
+        <w:ind w:left="200" w:right="200"/>
+      </w:pPr>
+      <w:r>
+        <w:rPr>
+          <w:rFonts w:ascii="Consolas" w:cs="Consolas" w:eastAsia="Consolas" w:hAnsi="Consolas"/>
+          <w:sz w:val="18"/>
+          <w:szCs w:val="18"/>
+        </w:rPr>
+        <w:t xml:space="preserve">Sapuan seluruh endpoint        : 26 dari 26 endpoint, 0 gagal</w:t>
+      </w:r>
+    </w:p>
+    <w:p>
+      <w:pPr>
+        <w:shd w:fill="F2F2F2" w:val="clear"/>
+        <w:spacing w:after="0" w:before="0"/>
+        <w:ind w:left="200" w:right="200"/>
+      </w:pPr>
+      <w:r>
+        <w:rPr>
+          <w:rFonts w:ascii="Consolas" w:cs="Consolas" w:eastAsia="Consolas" w:hAnsi="Consolas"/>
+          <w:sz w:val="18"/>
+          <w:szCs w:val="18"/>
+        </w:rPr>
+        <w:t xml:space="preserve">Rotasi                         : refresh token berganti setiap dipakai</w:t>
+      </w:r>
+    </w:p>
+    <w:p>
+      <w:pPr>
+        <w:shd w:fill="F2F2F2" w:val="clear"/>
+        <w:spacing w:after="0" w:before="0"/>
+        <w:ind w:left="200" w:right="200"/>
+      </w:pPr>
+      <w:r>
+        <w:rPr>
+          <w:rFonts w:ascii="Consolas" w:cs="Consolas" w:eastAsia="Consolas" w:hAnsi="Consolas"/>
+          <w:sz w:val="18"/>
+          <w:szCs w:val="18"/>
+        </w:rPr>
+        <w:t xml:space="preserve">Pemakaian ulang                : 401, seluruh rangkaian dicabut</w:t>
+      </w:r>
+    </w:p>
+    <w:p>
+      <w:pPr>
+        <w:shd w:fill="F2F2F2" w:val="clear"/>
+        <w:spacing w:after="0" w:before="0"/>
+        <w:ind w:left="200" w:right="200"/>
+      </w:pPr>
+      <w:r>
+        <w:rPr>
+          <w:rFonts w:ascii="Consolas" w:cs="Consolas" w:eastAsia="Consolas" w:hAnsi="Consolas"/>
+          <w:sz w:val="18"/>
+          <w:szCs w:val="18"/>
+        </w:rPr>
+        <w:t xml:space="preserve">Rangkaian lain                 : tidak ikut tercabut</w:t>
+      </w:r>
+    </w:p>
+    <w:p>
+      <w:pPr>
+        <w:shd w:fill="F2F2F2" w:val="clear"/>
+        <w:spacing w:after="0" w:before="0"/>
+        <w:ind w:left="200" w:right="200"/>
+      </w:pPr>
+      <w:r>
+        <w:rPr>
+          <w:rFonts w:ascii="Consolas" w:cs="Consolas" w:eastAsia="Consolas" w:hAnsi="Consolas"/>
+          <w:sz w:val="18"/>
+          <w:szCs w:val="18"/>
+        </w:rPr>
+        <w:t xml:space="preserve">Logout                         : kedua jenis token mati</w:t>
+      </w:r>
+    </w:p>
+    <w:p>
+      <w:pPr>
+        <w:shd w:fill="F2F2F2" w:val="clear"/>
+        <w:spacing w:after="0" w:before="0"/>
+        <w:ind w:left="200" w:right="200"/>
+      </w:pPr>
+      <w:r>
+        <w:rPr>
+          <w:rFonts w:ascii="Consolas" w:cs="Consolas" w:eastAsia="Consolas" w:hAnsi="Consolas"/>
+          <w:sz w:val="18"/>
+          <w:szCs w:val="18"/>
+        </w:rPr>
+        <w:t xml:space="preserve">Pengguna dihapus               : baris refresh token ikut terhapus</w:t>
+      </w:r>
+    </w:p>
+    <w:p>
+      <w:pPr>
+        <w:shd w:fill="F2F2F2" w:val="clear"/>
+        <w:spacing w:after="160" w:before="0"/>
+        <w:ind w:left="200" w:right="200"/>
+      </w:pPr>
+      <w:r>
+        <w:rPr>
+          <w:rFonts w:ascii="Consolas" w:cs="Consolas" w:eastAsia="Consolas" w:hAnsi="Consolas"/>
+          <w:sz w:val="18"/>
+          <w:szCs w:val="18"/>
+        </w:rPr>
+        <w:t xml:space="preserve">Perbarui bersamaan di konsol   : dua permintaan 401, satu panggilan perbarui</w:t>
+      </w:r>
+    </w:p>
+    <w:p>
+      <w:r>
+        <w:br w:type="page"/>
+      </w:r>
+    </w:p>
+    <w:p>
+      <w:pPr>
         <w:pStyle w:val="Heading1"/>
         <w:spacing w:after="180" w:before="360"/>
       </w:pPr>
@@ -31017,7 +33047,7 @@
                 <w:sz w:val="19"/>
                 <w:szCs w:val="19"/>
               </w:rPr>
-              <w:t xml:space="preserve">Masuk dan memperoleh token</w:t>
+              <w:t xml:space="preserve">Masuk dan memperoleh sepasang token</w:t>
             </w:r>
           </w:p>
         </w:tc>
@@ -31044,6 +33074,86 @@
                 <w:szCs w:val="19"/>
               </w:rPr>
               <w:t xml:space="preserve">Terbuka, dibatasi 5 kali per 15 menit</w:t>
+            </w:r>
+          </w:p>
+        </w:tc>
+      </w:tr>
+      <w:tr>
+        <w:tc>
+          <w:tcPr>
+            <w:tcW w:type="dxa" w:w="3000"/>
+            <w:tcMar>
+              <w:top w:type="dxa" w:w="80"/>
+              <w:left w:type="dxa" w:w="120"/>
+              <w:bottom w:type="dxa" w:w="80"/>
+              <w:right w:type="dxa" w:w="120"/>
+            </w:tcMar>
+          </w:tcPr>
+          <w:p>
+            <w:pPr>
+              <w:spacing w:after="0" w:line="260"/>
+            </w:pPr>
+            <w:r>
+              <w:rPr>
+                <w:rFonts w:ascii="Calibri" w:cs="Calibri" w:eastAsia="Calibri" w:hAnsi="Calibri"/>
+                <w:b w:val="false"/>
+                <w:bCs w:val="false"/>
+                <w:sz w:val="19"/>
+                <w:szCs w:val="19"/>
+              </w:rPr>
+              <w:t xml:space="preserve">POST /api/v1/auth/refresh</w:t>
+            </w:r>
+          </w:p>
+        </w:tc>
+        <w:tc>
+          <w:tcPr>
+            <w:tcW w:type="dxa" w:w="3400"/>
+            <w:tcMar>
+              <w:top w:type="dxa" w:w="80"/>
+              <w:left w:type="dxa" w:w="120"/>
+              <w:bottom w:type="dxa" w:w="80"/>
+              <w:right w:type="dxa" w:w="120"/>
+            </w:tcMar>
+          </w:tcPr>
+          <w:p>
+            <w:pPr>
+              <w:spacing w:after="0" w:line="260"/>
+            </w:pPr>
+            <w:r>
+              <w:rPr>
+                <w:rFonts w:ascii="Calibri" w:cs="Calibri" w:eastAsia="Calibri" w:hAnsi="Calibri"/>
+                <w:b w:val="false"/>
+                <w:bCs w:val="false"/>
+                <w:sz w:val="19"/>
+                <w:szCs w:val="19"/>
+              </w:rPr>
+              <w:t xml:space="preserve">Menukar refresh token dengan sepasang token baru</w:t>
+            </w:r>
+          </w:p>
+        </w:tc>
+        <w:tc>
+          <w:tcPr>
+            <w:tcW w:type="dxa" w:w="2626"/>
+            <w:tcMar>
+              <w:top w:type="dxa" w:w="80"/>
+              <w:left w:type="dxa" w:w="120"/>
+              <w:bottom w:type="dxa" w:w="80"/>
+              <w:right w:type="dxa" w:w="120"/>
+            </w:tcMar>
+          </w:tcPr>
+          <w:p>
+            <w:pPr>
+              <w:spacing w:after="0" w:line="260"/>
+            </w:pPr>
+            <w:r>
+              <w:rPr>
+                <w:rFonts w:ascii="Calibri" w:cs="Calibri" w:eastAsia="Calibri" w:hAnsi="Calibri"/>
+                <w:b w:val="false"/>
+                <w:bCs w:val="false"/>
+                <w:sz w:val="19"/>
+                <w:szCs w:val="19"/>
+              </w:rPr>
+              <w:t xml:space="preserve">Terbuka, cukup refresh token yang sah</w:t>
             </w:r>
           </w:p>
         </w:tc>
@@ -33152,7 +35262,7 @@
                 <w:sz w:val="19"/>
                 <w:szCs w:val="19"/>
               </w:rPr>
-              <w:t xml:space="preserve">JWT_SECRET, JWT_EXPIRES_IN</w:t>
+              <w:t xml:space="preserve">JWT_SECRET, JWT_EXPIRES_IN, REFRESH_TOKEN_EXPIRES_IN</w:t>
             </w:r>
           </w:p>
         </w:tc>

--- a/docs/Laporan-Auth-Service.docx
+++ b/docs/Laporan-Auth-Service.docx
@@ -32711,6 +32711,2744 @@
           <w:szCs w:val="18"/>
         </w:rPr>
         <w:t xml:space="preserve">Perbarui bersamaan di konsol   : dua permintaan 401, satu panggilan perbarui</w:t>
+      </w:r>
+    </w:p>
+    <w:p>
+      <w:r>
+        <w:br w:type="page"/>
+      </w:r>
+    </w:p>
+    <w:p>
+      <w:pPr>
+        <w:pStyle w:val="Heading1"/>
+        <w:spacing w:after="180" w:before="360"/>
+      </w:pPr>
+      <w:r>
+        <w:rPr>
+          <w:rFonts w:ascii="Calibri" w:cs="Calibri" w:eastAsia="Calibri" w:hAnsi="Calibri"/>
+          <w:b/>
+          <w:bCs/>
+          <w:color w:val="1F3864"/>
+          <w:sz w:val="32"/>
+          <w:szCs w:val="32"/>
+        </w:rPr>
+        <w:t xml:space="preserve">BAB 13 — Audit Arsitektur dan Standarisasi</w:t>
+      </w:r>
+    </w:p>
+    <w:p>
+      <w:pPr>
+        <w:spacing w:after="140" w:line="300"/>
+        <w:jc w:val="both"/>
+      </w:pPr>
+      <w:r>
+        <w:rPr>
+          <w:rFonts w:ascii="Calibri" w:cs="Calibri" w:eastAsia="Calibri" w:hAnsi="Calibri"/>
+          <w:sz w:val="22"/>
+          <w:szCs w:val="22"/>
+        </w:rPr>
+        <w:t xml:space="preserve">Setelah empat perbaikan pada bab sebelumnya, seluruh kode diaudit sekali lagi terhadap satu standar arsitektur backend secara menyeluruh — bukan lagi menindaklanjuti masukan satu per satu, melainkan memeriksa keseluruhannya sebagai kesatuan. Bab ini mencatat temuannya beserta perbaikannya.</w:t>
+      </w:r>
+    </w:p>
+    <w:p>
+      <w:pPr>
+        <w:pStyle w:val="Heading2"/>
+        <w:spacing w:after="140" w:before="280"/>
+      </w:pPr>
+      <w:r>
+        <w:rPr>
+          <w:rFonts w:ascii="Calibri" w:cs="Calibri" w:eastAsia="Calibri" w:hAnsi="Calibri"/>
+          <w:b/>
+          <w:bCs/>
+          <w:color w:val="2E5496"/>
+          <w:sz w:val="26"/>
+          <w:szCs w:val="26"/>
+        </w:rPr>
+        <w:t xml:space="preserve">13.1 Hasil Audit</w:t>
+      </w:r>
+    </w:p>
+    <w:p>
+      <w:pPr>
+        <w:spacing w:after="140" w:line="300"/>
+        <w:jc w:val="both"/>
+      </w:pPr>
+      <w:r>
+        <w:rPr>
+          <w:rFonts w:ascii="Calibri" w:cs="Calibri" w:eastAsia="Calibri" w:hAnsi="Calibri"/>
+          <w:sz w:val="22"/>
+          <w:szCs w:val="22"/>
+        </w:rPr>
+        <w:t xml:space="preserve">Yang diperiksa lima belas aturan: struktur per fitur, arah ketergantungan antar lapisan, pemakaian class dan penyuntikan dependensi, pola repository, konfigurasi tanpa nilai tertanam, batas masukan dan keluaran, penanganan error terpusat, keteramatan, keamanan berlapis, dan kesiapan diuji.</w:t>
+      </w:r>
+    </w:p>
+    <w:p>
+      <w:pPr>
+        <w:spacing w:after="140" w:line="300"/>
+        <w:jc w:val="both"/>
+      </w:pPr>
+      <w:r>
+        <w:rPr>
+          <w:rFonts w:ascii="Calibri" w:cs="Calibri" w:eastAsia="Calibri" w:hAnsi="Calibri"/>
+          <w:sz w:val="22"/>
+          <w:szCs w:val="22"/>
+        </w:rPr>
+        <w:t xml:space="preserve">Empat aturan terpenuhi sepenuhnya, enam sebagian, lima belum. Yang sudah bersih patut dicatat lebih dulu: nol pelanggaran pada pola repository — tidak ada satu pun pemanggilan Sequelize di luar folder repositories, dan itu justru bagian tersulit. Arah ketergantungan antar lapisan juga rapi, tanpa lapisan yang dilewati.</w:t>
+      </w:r>
+    </w:p>
+    <w:tbl>
+      <w:tblPr>
+        <w:tblW w:type="dxa" w:w="9026"/>
+        <w:tblBorders>
+          <w:top w:val="single" w:color="auto" w:sz="4"/>
+          <w:left w:val="single" w:color="auto" w:sz="4"/>
+          <w:bottom w:val="single" w:color="auto" w:sz="4"/>
+          <w:right w:val="single" w:color="auto" w:sz="4"/>
+          <w:insideH w:val="single" w:color="auto" w:sz="4"/>
+          <w:insideV w:val="single" w:color="auto" w:sz="4"/>
+        </w:tblBorders>
+      </w:tblPr>
+      <w:tblGrid>
+        <w:gridCol w:w="1800"/>
+        <w:gridCol w:w="7226"/>
+      </w:tblGrid>
+      <w:tr>
+        <w:trPr>
+          <w:tblHeader/>
+        </w:trPr>
+        <w:tc>
+          <w:tcPr>
+            <w:tcW w:type="dxa" w:w="1800"/>
+            <w:shd w:fill="D9E2F3" w:val="clear"/>
+            <w:tcMar>
+              <w:top w:type="dxa" w:w="80"/>
+              <w:left w:type="dxa" w:w="120"/>
+              <w:bottom w:type="dxa" w:w="80"/>
+              <w:right w:type="dxa" w:w="120"/>
+            </w:tcMar>
+          </w:tcPr>
+          <w:p>
+            <w:pPr>
+              <w:spacing w:after="0" w:line="260"/>
+            </w:pPr>
+            <w:r>
+              <w:rPr>
+                <w:rFonts w:ascii="Calibri" w:cs="Calibri" w:eastAsia="Calibri" w:hAnsi="Calibri"/>
+                <w:b/>
+                <w:bCs/>
+                <w:sz w:val="19"/>
+                <w:szCs w:val="19"/>
+              </w:rPr>
+              <w:t xml:space="preserve">Tingkat</w:t>
+            </w:r>
+          </w:p>
+        </w:tc>
+        <w:tc>
+          <w:tcPr>
+            <w:tcW w:type="dxa" w:w="7226"/>
+            <w:shd w:fill="D9E2F3" w:val="clear"/>
+            <w:tcMar>
+              <w:top w:type="dxa" w:w="80"/>
+              <w:left w:type="dxa" w:w="120"/>
+              <w:bottom w:type="dxa" w:w="80"/>
+              <w:right w:type="dxa" w:w="120"/>
+            </w:tcMar>
+          </w:tcPr>
+          <w:p>
+            <w:pPr>
+              <w:spacing w:after="0" w:line="260"/>
+            </w:pPr>
+            <w:r>
+              <w:rPr>
+                <w:rFonts w:ascii="Calibri" w:cs="Calibri" w:eastAsia="Calibri" w:hAnsi="Calibri"/>
+                <w:b/>
+                <w:bCs/>
+                <w:sz w:val="19"/>
+                <w:szCs w:val="19"/>
+              </w:rPr>
+              <w:t xml:space="preserve">Temuan utama</w:t>
+            </w:r>
+          </w:p>
+        </w:tc>
+      </w:tr>
+      <w:tr>
+        <w:tc>
+          <w:tcPr>
+            <w:tcW w:type="dxa" w:w="1800"/>
+            <w:tcMar>
+              <w:top w:type="dxa" w:w="80"/>
+              <w:left w:type="dxa" w:w="120"/>
+              <w:bottom w:type="dxa" w:w="80"/>
+              <w:right w:type="dxa" w:w="120"/>
+            </w:tcMar>
+          </w:tcPr>
+          <w:p>
+            <w:pPr>
+              <w:spacing w:after="0" w:line="260"/>
+            </w:pPr>
+            <w:r>
+              <w:rPr>
+                <w:rFonts w:ascii="Calibri" w:cs="Calibri" w:eastAsia="Calibri" w:hAnsi="Calibri"/>
+                <w:b w:val="false"/>
+                <w:bCs w:val="false"/>
+                <w:sz w:val="19"/>
+                <w:szCs w:val="19"/>
+              </w:rPr>
+              <w:t xml:space="preserve">BLOCKER</w:t>
+            </w:r>
+          </w:p>
+        </w:tc>
+        <w:tc>
+          <w:tcPr>
+            <w:tcW w:type="dxa" w:w="7226"/>
+            <w:tcMar>
+              <w:top w:type="dxa" w:w="80"/>
+              <w:left w:type="dxa" w:w="120"/>
+              <w:bottom w:type="dxa" w:w="80"/>
+              <w:right w:type="dxa" w:w="120"/>
+            </w:tcMar>
+          </w:tcPr>
+          <w:p>
+            <w:pPr>
+              <w:spacing w:after="0" w:line="260"/>
+            </w:pPr>
+            <w:r>
+              <w:rPr>
+                <w:rFonts w:ascii="Calibri" w:cs="Calibri" w:eastAsia="Calibri" w:hAnsi="Calibri"/>
+                <w:b w:val="false"/>
+                <w:bCs w:val="false"/>
+                <w:sz w:val="19"/>
+                <w:szCs w:val="19"/>
+              </w:rPr>
+              <w:t xml:space="preserve">Dua rahasia (password superadmin dan password SMTP) dibaca tanpa pernah divalidasi; dua belas variabel environment dibaca tanpa validasi apa pun; validasi environment terpecah di dua berkas dengan daftar wajib masing-masing; teks "superadmin" ditulis ulang di tiga berkas</w:t>
+            </w:r>
+          </w:p>
+        </w:tc>
+      </w:tr>
+      <w:tr>
+        <w:tc>
+          <w:tcPr>
+            <w:tcW w:type="dxa" w:w="1800"/>
+            <w:tcMar>
+              <w:top w:type="dxa" w:w="80"/>
+              <w:left w:type="dxa" w:w="120"/>
+              <w:bottom w:type="dxa" w:w="80"/>
+              <w:right w:type="dxa" w:w="120"/>
+            </w:tcMar>
+          </w:tcPr>
+          <w:p>
+            <w:pPr>
+              <w:spacing w:after="0" w:line="260"/>
+            </w:pPr>
+            <w:r>
+              <w:rPr>
+                <w:rFonts w:ascii="Calibri" w:cs="Calibri" w:eastAsia="Calibri" w:hAnsi="Calibri"/>
+                <w:b w:val="false"/>
+                <w:bCs w:val="false"/>
+                <w:sz w:val="19"/>
+                <w:szCs w:val="19"/>
+              </w:rPr>
+              <w:t xml:space="preserve">MAJOR</w:t>
+            </w:r>
+          </w:p>
+        </w:tc>
+        <w:tc>
+          <w:tcPr>
+            <w:tcW w:type="dxa" w:w="7226"/>
+            <w:tcMar>
+              <w:top w:type="dxa" w:w="80"/>
+              <w:left w:type="dxa" w:w="120"/>
+              <w:bottom w:type="dxa" w:w="80"/>
+              <w:right w:type="dxa" w:w="120"/>
+            </w:tcMar>
+          </w:tcPr>
+          <w:p>
+            <w:pPr>
+              <w:spacing w:after="0" w:line="260"/>
+            </w:pPr>
+            <w:r>
+              <w:rPr>
+                <w:rFonts w:ascii="Calibri" w:cs="Calibri" w:eastAsia="Calibri" w:hAnsi="Calibri"/>
+                <w:b w:val="false"/>
+                <w:bCs w:val="false"/>
+                <w:sz w:val="19"/>
+                <w:szCs w:val="19"/>
+              </w:rPr>
+              <w:t xml:space="preserve">Dua puluh empat instance diekspor di module scope; dua puluh dua angka konfigurasi tertanam di kode; state mutable di module scope pada tujuh titik; middleware autentikasi meng-import repository langsung sehingga nol pengujiannya; empat puluh pemanggilan console langsung</w:t>
+            </w:r>
+          </w:p>
+        </w:tc>
+      </w:tr>
+      <w:tr>
+        <w:tc>
+          <w:tcPr>
+            <w:tcW w:type="dxa" w:w="1800"/>
+            <w:tcMar>
+              <w:top w:type="dxa" w:w="80"/>
+              <w:left w:type="dxa" w:w="120"/>
+              <w:bottom w:type="dxa" w:w="80"/>
+              <w:right w:type="dxa" w:w="120"/>
+            </w:tcMar>
+          </w:tcPr>
+          <w:p>
+            <w:pPr>
+              <w:spacing w:after="0" w:line="260"/>
+            </w:pPr>
+            <w:r>
+              <w:rPr>
+                <w:rFonts w:ascii="Calibri" w:cs="Calibri" w:eastAsia="Calibri" w:hAnsi="Calibri"/>
+                <w:b w:val="false"/>
+                <w:bCs w:val="false"/>
+                <w:sz w:val="19"/>
+                <w:szCs w:val="19"/>
+              </w:rPr>
+              <w:t xml:space="preserve">MINOR</w:t>
+            </w:r>
+          </w:p>
+        </w:tc>
+        <w:tc>
+          <w:tcPr>
+            <w:tcW w:type="dxa" w:w="7226"/>
+            <w:tcMar>
+              <w:top w:type="dxa" w:w="80"/>
+              <w:left w:type="dxa" w:w="120"/>
+              <w:bottom w:type="dxa" w:w="80"/>
+              <w:right w:type="dxa" w:w="120"/>
+            </w:tcMar>
+          </w:tcPr>
+          <w:p>
+            <w:pPr>
+              <w:spacing w:after="0" w:line="260"/>
+            </w:pPr>
+            <w:r>
+              <w:rPr>
+                <w:rFonts w:ascii="Calibri" w:cs="Calibri" w:eastAsia="Calibri" w:hAnsi="Calibri"/>
+                <w:b w:val="false"/>
+                <w:bCs w:val="false"/>
+                <w:sz w:val="19"/>
+                <w:szCs w:val="19"/>
+              </w:rPr>
+              <w:t xml:space="preserve">JWT tanpa penanda penerbit dan penerima; belum ada kode error mesin; validasi masukan masih manual</w:t>
+            </w:r>
+          </w:p>
+        </w:tc>
+      </w:tr>
+    </w:tbl>
+    <w:p>
+      <w:pPr>
+        <w:pStyle w:val="Heading2"/>
+        <w:spacing w:after="140" w:before="280"/>
+      </w:pPr>
+      <w:r>
+        <w:rPr>
+          <w:rFonts w:ascii="Calibri" w:cs="Calibri" w:eastAsia="Calibri" w:hAnsi="Calibri"/>
+          <w:b/>
+          <w:bCs/>
+          <w:color w:val="2E5496"/>
+          <w:sz w:val="26"/>
+          <w:szCs w:val="26"/>
+        </w:rPr>
+        <w:t xml:space="preserve">13.2 Temuan Terpenting: Penyuntikan Dependensi yang Setengah Jadi</w:t>
+      </w:r>
+    </w:p>
+    <w:p>
+      <w:pPr>
+        <w:spacing w:after="140" w:line="300"/>
+        <w:jc w:val="both"/>
+      </w:pPr>
+      <w:r>
+        <w:rPr>
+          <w:rFonts w:ascii="Calibri" w:cs="Calibri" w:eastAsia="Calibri" w:hAnsi="Calibri"/>
+          <w:sz w:val="22"/>
+          <w:szCs w:val="22"/>
+        </w:rPr>
+        <w:t xml:space="preserve">Temuan yang paling menarik justru bukan yang paling gawat. Service, controller, dan repository memang SUDAH berupa class dengan dependensi yang masuk lewat constructor — itu hasil kerja bab sebelumnya. Tetapi setiap berkas mengakhiri dirinya seperti ini:</w:t>
+      </w:r>
+    </w:p>
+    <w:p>
+      <w:pPr>
+        <w:shd w:fill="F2F2F2" w:val="clear"/>
+        <w:spacing w:after="0" w:before="60"/>
+        <w:ind w:left="200" w:right="200"/>
+      </w:pPr>
+      <w:r>
+        <w:rPr>
+          <w:rFonts w:ascii="Consolas" w:cs="Consolas" w:eastAsia="Consolas" w:hAnsi="Consolas"/>
+          <w:sz w:val="18"/>
+          <w:szCs w:val="18"/>
+        </w:rPr>
+        <w:t xml:space="preserve">module.exports = { AuthService, authService: new AuthService() };</w:t>
+      </w:r>
+    </w:p>
+    <w:p>
+      <w:pPr>
+        <w:shd w:fill="F2F2F2" w:val="clear"/>
+        <w:spacing w:after="0" w:before="0"/>
+        <w:ind w:left="200" w:right="200"/>
+      </w:pPr>
+      <w:r>
+        <w:rPr>
+          <w:rFonts w:ascii="Consolas" w:cs="Consolas" w:eastAsia="Consolas" w:hAnsi="Consolas"/>
+          <w:sz w:val="18"/>
+          <w:szCs w:val="18"/>
+        </w:rPr>
+        <w:t xml:space="preserve">//                              ^^^^^^^^^^^^^^^^^^^^^^^^^^^^^</w:t>
+      </w:r>
+    </w:p>
+    <w:p>
+      <w:pPr>
+        <w:shd w:fill="F2F2F2" w:val="clear"/>
+        <w:spacing w:after="0" w:before="0"/>
+        <w:ind w:left="200" w:right="200"/>
+      </w:pPr>
+      <w:r>
+        <w:rPr>
+          <w:rFonts w:ascii="Consolas" w:cs="Consolas" w:eastAsia="Consolas" w:hAnsi="Consolas"/>
+          <w:sz w:val="18"/>
+          <w:szCs w:val="18"/>
+        </w:rPr>
+        <w:t xml:space="preserve"> </w:t>
+      </w:r>
+    </w:p>
+    <w:p>
+      <w:pPr>
+        <w:shd w:fill="F2F2F2" w:val="clear"/>
+        <w:spacing w:after="0" w:before="0"/>
+        <w:ind w:left="200" w:right="200"/>
+      </w:pPr>
+      <w:r>
+        <w:rPr>
+          <w:rFonts w:ascii="Consolas" w:cs="Consolas" w:eastAsia="Consolas" w:hAnsi="Consolas"/>
+          <w:sz w:val="18"/>
+          <w:szCs w:val="18"/>
+        </w:rPr>
+        <w:t xml:space="preserve">class AuthService {</w:t>
+      </w:r>
+    </w:p>
+    <w:p>
+      <w:pPr>
+        <w:shd w:fill="F2F2F2" w:val="clear"/>
+        <w:spacing w:after="0" w:before="0"/>
+        <w:ind w:left="200" w:right="200"/>
+      </w:pPr>
+      <w:r>
+        <w:rPr>
+          <w:rFonts w:ascii="Consolas" w:cs="Consolas" w:eastAsia="Consolas" w:hAnsi="Consolas"/>
+          <w:sz w:val="18"/>
+          <w:szCs w:val="18"/>
+        </w:rPr>
+        <w:t xml:space="preserve">  constructor({ users = userRepository, denylist = tokenDenylistRepository } = {}) {</w:t>
+      </w:r>
+    </w:p>
+    <w:p>
+      <w:pPr>
+        <w:shd w:fill="F2F2F2" w:val="clear"/>
+        <w:spacing w:after="160" w:before="0"/>
+        <w:ind w:left="200" w:right="200"/>
+      </w:pPr>
+      <w:r>
+        <w:rPr>
+          <w:rFonts w:ascii="Consolas" w:cs="Consolas" w:eastAsia="Consolas" w:hAnsi="Consolas"/>
+          <w:sz w:val="18"/>
+          <w:szCs w:val="18"/>
+        </w:rPr>
+        <w:t xml:space="preserve">//                      ^^^^^^^^^^^^^^ nilai bawaan me-require yang konkret</w:t>
+      </w:r>
+    </w:p>
+    <w:p>
+      <w:pPr>
+        <w:spacing w:after="200"/>
+        <w:jc w:val="center"/>
+      </w:pPr>
+      <w:r>
+        <w:rPr>
+          <w:rFonts w:ascii="Calibri" w:cs="Calibri" w:eastAsia="Calibri" w:hAnsi="Calibri"/>
+          <w:i/>
+          <w:iCs/>
+          <w:color w:val="595959"/>
+          <w:sz w:val="18"/>
+          <w:szCs w:val="18"/>
+        </w:rPr>
+        <w:t xml:space="preserve">Gambar 13.1 — Constructor menerima dependensi, tetapi bawaannya menentukan sendiri</w:t>
+      </w:r>
+    </w:p>
+    <w:p>
+      <w:pPr>
+        <w:spacing w:after="140" w:line="300"/>
+        <w:jc w:val="both"/>
+      </w:pPr>
+      <w:r>
+        <w:rPr>
+          <w:rFonts w:ascii="Calibri" w:cs="Calibri" w:eastAsia="Calibri" w:hAnsi="Calibri"/>
+          <w:sz w:val="22"/>
+          <w:szCs w:val="22"/>
+        </w:rPr>
+        <w:t xml:space="preserve">Ada dua puluh empat baris seperti itu. Constructor-nya benar, tetapi nilai bawaannya mengambil implementasi konkret, dan instance-nya dirakit di berkas itu sendiri. Akibatnya setiap berkas logika tetap tahu siapa kolaboratornya — dan manfaat kelonggaran antar bagian, yang menjadi alasan memakai class sejak awal, tidak pernah benar-benar tercapai. Mengganti satu implementasi tetap berarti mengedit berkasnya.</w:t>
+      </w:r>
+    </w:p>
+    <w:p>
+      <w:pPr>
+        <w:pBdr>
+          <w:left w:val="single" w:color="2E5496" w:sz="18" w:space="12"/>
+        </w:pBdr>
+        <w:spacing w:after="160" w:before="120" w:line="300"/>
+        <w:ind w:left="400"/>
+      </w:pPr>
+      <w:r>
+        <w:rPr>
+          <w:rFonts w:ascii="Calibri" w:cs="Calibri" w:eastAsia="Calibri" w:hAnsi="Calibri"/>
+          <w:i/>
+          <w:iCs/>
+          <w:color w:val="1F3864"/>
+          <w:sz w:val="22"/>
+          <w:szCs w:val="22"/>
+        </w:rPr>
+        <w:t xml:space="preserve">Pelajarannya: class MEMUDAHKAN penyuntikan dependensi, bukan MENJAMIN-nya. Yang menentukan bukan pilihan antara const dan class, melainkan di mana dependensi diselesaikan.</w:t>
+      </w:r>
+    </w:p>
+    <w:p>
+      <w:pPr>
+        <w:spacing w:after="140" w:line="300"/>
+        <w:jc w:val="both"/>
+      </w:pPr>
+      <w:r>
+        <w:rPr>
+          <w:rFonts w:ascii="Calibri" w:cs="Calibri" w:eastAsia="Calibri" w:hAnsi="Calibri"/>
+          <w:sz w:val="22"/>
+          <w:szCs w:val="22"/>
+        </w:rPr>
+        <w:t xml:space="preserve">Perbaikannya satu berkas baru, src/container.js — satu-satunya tempat kata new dipanggil untuk merakit kolaborator. Urutan perakitannya mengikuti arah ketergantungan: konfigurasi, adapter, repository, service, middleware, controller. Tidak ada anak panah yang menunjuk ke belakang, dan kalau suatu saat ada, berkas inilah yang pertama meneriakkannya saat merakit.</w:t>
+      </w:r>
+    </w:p>
+    <w:p>
+      <w:pPr>
+        <w:pStyle w:val="Heading2"/>
+        <w:spacing w:after="140" w:before="280"/>
+      </w:pPr>
+      <w:r>
+        <w:rPr>
+          <w:rFonts w:ascii="Calibri" w:cs="Calibri" w:eastAsia="Calibri" w:hAnsi="Calibri"/>
+          <w:b/>
+          <w:bCs/>
+          <w:color w:val="2E5496"/>
+          <w:sz w:val="26"/>
+          <w:szCs w:val="26"/>
+        </w:rPr>
+        <w:t xml:space="preserve">13.3 Konfigurasi: Dari Dua Puluh Dua Angka Tertanam ke Satu Skema</w:t>
+      </w:r>
+    </w:p>
+    <w:p>
+      <w:pPr>
+        <w:spacing w:after="140" w:line="300"/>
+        <w:jc w:val="both"/>
+      </w:pPr>
+      <w:r>
+        <w:rPr>
+          <w:rFonts w:ascii="Calibri" w:cs="Calibri" w:eastAsia="Calibri" w:hAnsi="Calibri"/>
+          <w:sz w:val="22"/>
+          <w:szCs w:val="22"/>
+        </w:rPr>
+        <w:t xml:space="preserve">Angka konfigurasi tersebar di enam belas berkas: batas percobaan login, jendela pembatas laju, masa berlaku token reset, masa simpan cache izin, ukuran halaman, batas ukuran unggahan, cost factor bcrypt, batas waktu Redis, dan seterusnya.</w:t>
+      </w:r>
+    </w:p>
+    <w:p>
+      <w:pPr>
+        <w:spacing w:after="140" w:line="300"/>
+        <w:jc w:val="both"/>
+      </w:pPr>
+      <w:r>
+        <w:rPr>
+          <w:rFonts w:ascii="Calibri" w:cs="Calibri" w:eastAsia="Calibri" w:hAnsi="Calibri"/>
+          <w:sz w:val="22"/>
+          <w:szCs w:val="22"/>
+        </w:rPr>
+        <w:t xml:space="preserve">Yang membuat ini bukan sekadar soal kerapian: batas percobaan login tidak dapat diperketat ketika serangan sedang berjalan tanpa menunggu build berikutnya selesai. Angka yang seharusnya menjadi tombol operasional justru terkubur di dalam kode.</w:t>
+      </w:r>
+    </w:p>
+    <w:p>
+      <w:pPr>
+        <w:spacing w:after="140" w:line="300"/>
+        <w:jc w:val="both"/>
+      </w:pPr>
+      <w:r>
+        <w:rPr>
+          <w:rFonts w:ascii="Calibri" w:cs="Calibri" w:eastAsia="Calibri" w:hAnsi="Calibri"/>
+          <w:sz w:val="22"/>
+          <w:szCs w:val="22"/>
+        </w:rPr>
+        <w:t xml:space="preserve">Seluruhnya dipindahkan ke satu skema yang divalidasi saat aplikasi start. Tetapi skema memberi tiga hal yang tidak bisa dilakukan daftar pemeriksaan manual.</w:t>
+      </w:r>
+    </w:p>
+    <w:p>
+      <w:pPr>
+        <w:pStyle w:val="ListParagraph"/>
+        <w:numPr>
+          <w:ilvl w:val="0"/>
+          <w:numId w:val="2"/>
+        </w:numPr>
+        <w:spacing w:after="80" w:line="290"/>
+      </w:pPr>
+      <w:r>
+        <w:rPr>
+          <w:rFonts w:ascii="Calibri" w:cs="Calibri" w:eastAsia="Calibri" w:hAnsi="Calibri"/>
+          <w:sz w:val="22"/>
+          <w:szCs w:val="22"/>
+        </w:rPr>
+        <w:t xml:space="preserve">Konversi tipe. Isi environment selalu berupa teks. Nilai PORT dipakai sebagai teks "3000", dan nilai "false" bersifat truthy sehingga pengaturan yang dimaksudkan mati justru menyala. Keduanya bug klasik.</w:t>
+      </w:r>
+    </w:p>
+    <w:p>
+      <w:pPr>
+        <w:pStyle w:val="ListParagraph"/>
+        <w:numPr>
+          <w:ilvl w:val="0"/>
+          <w:numId w:val="2"/>
+        </w:numPr>
+        <w:spacing w:after="80" w:line="290"/>
+      </w:pPr>
+      <w:r>
+        <w:rPr>
+          <w:rFonts w:ascii="Calibri" w:cs="Calibri" w:eastAsia="Calibri" w:hAnsi="Calibri"/>
+          <w:sz w:val="22"/>
+          <w:szCs w:val="22"/>
+        </w:rPr>
+        <w:t xml:space="preserve">Rentang dan lantai keamanan. Cost factor bcrypt boleh dinaikkan operator, tidak boleh diturunkan di bawah sepuluh. Panjang minimal password boleh diperketat, tidak boleh dilemahkan. Lantainya dipasang di skema, bukan diserahkan pada niat baik.</w:t>
+      </w:r>
+    </w:p>
+    <w:p>
+      <w:pPr>
+        <w:pStyle w:val="ListParagraph"/>
+        <w:numPr>
+          <w:ilvl w:val="0"/>
+          <w:numId w:val="2"/>
+        </w:numPr>
+        <w:spacing w:after="80" w:line="290"/>
+      </w:pPr>
+      <w:r>
+        <w:rPr>
+          <w:rFonts w:ascii="Calibri" w:cs="Calibri" w:eastAsia="Calibri" w:hAnsi="Calibri"/>
+          <w:sz w:val="22"/>
+          <w:szCs w:val="22"/>
+        </w:rPr>
+        <w:t xml:space="preserve">Invarian lintas variabel. Refresh token wajib lebih panjang umurnya daripada access token — dan tidak ada satu variabel pun yang dapat memvalidasi itu sendirian. Kalau terbalik, sesi mati sebelum sempat diperbarui, dan gejalanya jauh lebih membingungkan daripada penyebabnya.</w:t>
+      </w:r>
+    </w:p>
+    <w:p>
+      <w:pPr>
+        <w:spacing w:after="140" w:line="300"/>
+        <w:jc w:val="both"/>
+      </w:pPr>
+      <w:r>
+        <w:rPr>
+          <w:rFonts w:ascii="Calibri" w:cs="Calibri" w:eastAsia="Calibri" w:hAnsi="Calibri"/>
+          <w:sz w:val="22"/>
+          <w:szCs w:val="22"/>
+        </w:rPr>
+        <w:t xml:space="preserve">Ada dua invarian lain yang hanya berlaku di production: alamat aplikasi wajib memakai HTTPS karena tautan reset password melewatinya, dan jumlah proxy tidak boleh nol karena pembatas laju akan melihat alamat proxy dan seluruh pengguna berbagi satu jatah.</w:t>
+      </w:r>
+    </w:p>
+    <w:p>
+      <w:pPr>
+        <w:pStyle w:val="Heading3"/>
+        <w:spacing w:after="110" w:before="220"/>
+      </w:pPr>
+      <w:r>
+        <w:rPr>
+          <w:rFonts w:ascii="Calibri" w:cs="Calibri" w:eastAsia="Calibri" w:hAnsi="Calibri"/>
+          <w:b/>
+          <w:bCs/>
+          <w:color w:val="44546A"/>
+          <w:sz w:val="23"/>
+          <w:szCs w:val="23"/>
+        </w:rPr>
+        <w:t xml:space="preserve">Kegagalan konfigurasi melaporkan semuanya sekaligus</w:t>
+      </w:r>
+    </w:p>
+    <w:p>
+      <w:pPr>
+        <w:spacing w:after="140" w:line="300"/>
+        <w:jc w:val="both"/>
+      </w:pPr>
+      <w:r>
+        <w:rPr>
+          <w:rFonts w:ascii="Calibri" w:cs="Calibri" w:eastAsia="Calibri" w:hAnsi="Calibri"/>
+          <w:sz w:val="22"/>
+          <w:szCs w:val="22"/>
+        </w:rPr>
+        <w:t xml:space="preserve">Perbedaan yang paling terasa sehari-hari. Validasi lama melempar pada variabel pertama yang salah, jadi memperbaiki berkas environment berarti menyalakan aplikasi berulang kali. Skema melaporkan seluruh masalah dalam satu keluaran.</w:t>
+      </w:r>
+    </w:p>
+    <w:p>
+      <w:pPr>
+        <w:shd w:fill="F2F2F2" w:val="clear"/>
+        <w:spacing w:after="0" w:before="60"/>
+        <w:ind w:left="200" w:right="200"/>
+      </w:pPr>
+      <w:r>
+        <w:rPr>
+          <w:rFonts w:ascii="Consolas" w:cs="Consolas" w:eastAsia="Consolas" w:hAnsi="Consolas"/>
+          <w:sz w:val="18"/>
+          <w:szCs w:val="18"/>
+        </w:rPr>
+        <w:t xml:space="preserve">[config] Environment tidak valid:</w:t>
+      </w:r>
+    </w:p>
+    <w:p>
+      <w:pPr>
+        <w:shd w:fill="F2F2F2" w:val="clear"/>
+        <w:spacing w:after="0" w:before="0"/>
+        <w:ind w:left="200" w:right="200"/>
+      </w:pPr>
+      <w:r>
+        <w:rPr>
+          <w:rFonts w:ascii="Consolas" w:cs="Consolas" w:eastAsia="Consolas" w:hAnsi="Consolas"/>
+          <w:sz w:val="18"/>
+          <w:szCs w:val="18"/>
+        </w:rPr>
+        <w:t xml:space="preserve">  - PORT: Too big: expected number to be &lt;=65535</w:t>
+      </w:r>
+    </w:p>
+    <w:p>
+      <w:pPr>
+        <w:shd w:fill="F2F2F2" w:val="clear"/>
+        <w:spacing w:after="0" w:before="0"/>
+        <w:ind w:left="200" w:right="200"/>
+      </w:pPr>
+      <w:r>
+        <w:rPr>
+          <w:rFonts w:ascii="Consolas" w:cs="Consolas" w:eastAsia="Consolas" w:hAnsi="Consolas"/>
+          <w:sz w:val="18"/>
+          <w:szCs w:val="18"/>
+        </w:rPr>
+        <w:t xml:space="preserve">  - JWT_SECRET: minimal 32 karakter</w:t>
+      </w:r>
+    </w:p>
+    <w:p>
+      <w:pPr>
+        <w:shd w:fill="F2F2F2" w:val="clear"/>
+        <w:spacing w:after="0" w:before="0"/>
+        <w:ind w:left="200" w:right="200"/>
+      </w:pPr>
+      <w:r>
+        <w:rPr>
+          <w:rFonts w:ascii="Consolas" w:cs="Consolas" w:eastAsia="Consolas" w:hAnsi="Consolas"/>
+          <w:sz w:val="18"/>
+          <w:szCs w:val="18"/>
+        </w:rPr>
+        <w:t xml:space="preserve">  - REFRESH_TOKEN_EXPIRES_IN: bernilai "1w" yang tidak dikenali</w:t>
+      </w:r>
+    </w:p>
+    <w:p>
+      <w:pPr>
+        <w:shd w:fill="F2F2F2" w:val="clear"/>
+        <w:spacing w:after="0" w:before="0"/>
+        <w:ind w:left="200" w:right="200"/>
+      </w:pPr>
+      <w:r>
+        <w:rPr>
+          <w:rFonts w:ascii="Consolas" w:cs="Consolas" w:eastAsia="Consolas" w:hAnsi="Consolas"/>
+          <w:sz w:val="18"/>
+          <w:szCs w:val="18"/>
+        </w:rPr>
+        <w:t xml:space="preserve">  - PASSWORD_MIN_LENGTH: Too small: expected number to be &gt;=12</w:t>
+      </w:r>
+    </w:p>
+    <w:p>
+      <w:pPr>
+        <w:shd w:fill="F2F2F2" w:val="clear"/>
+        <w:spacing w:after="0" w:before="0"/>
+        <w:ind w:left="200" w:right="200"/>
+      </w:pPr>
+      <w:r>
+        <w:rPr>
+          <w:rFonts w:ascii="Consolas" w:cs="Consolas" w:eastAsia="Consolas" w:hAnsi="Consolas"/>
+          <w:sz w:val="18"/>
+          <w:szCs w:val="18"/>
+        </w:rPr>
+        <w:t xml:space="preserve">  - BCRYPT_SALT_ROUNDS: Too small: expected number to be &gt;=10</w:t>
+      </w:r>
+    </w:p>
+    <w:p>
+      <w:pPr>
+        <w:shd w:fill="F2F2F2" w:val="clear"/>
+        <w:spacing w:after="0" w:before="0"/>
+        <w:ind w:left="200" w:right="200"/>
+      </w:pPr>
+      <w:r>
+        <w:rPr>
+          <w:rFonts w:ascii="Consolas" w:cs="Consolas" w:eastAsia="Consolas" w:hAnsi="Consolas"/>
+          <w:sz w:val="18"/>
+          <w:szCs w:val="18"/>
+        </w:rPr>
+        <w:t xml:space="preserve">  - MINIO_USE_SSL: Invalid option: expected one of "true"|"false"</w:t>
+      </w:r>
+    </w:p>
+    <w:p>
+      <w:pPr>
+        <w:shd w:fill="F2F2F2" w:val="clear"/>
+        <w:spacing w:after="160" w:before="0"/>
+        <w:ind w:left="200" w:right="200"/>
+      </w:pPr>
+      <w:r>
+        <w:rPr>
+          <w:rFonts w:ascii="Consolas" w:cs="Consolas" w:eastAsia="Consolas" w:hAnsi="Consolas"/>
+          <w:sz w:val="18"/>
+          <w:szCs w:val="18"/>
+        </w:rPr>
+        <w:t xml:space="preserve">  - SUPERADMIN_EMAIL: Invalid email address</w:t>
+      </w:r>
+    </w:p>
+    <w:p>
+      <w:pPr>
+        <w:spacing w:after="200"/>
+        <w:jc w:val="center"/>
+      </w:pPr>
+      <w:r>
+        <w:rPr>
+          <w:rFonts w:ascii="Calibri" w:cs="Calibri" w:eastAsia="Calibri" w:hAnsi="Calibri"/>
+          <w:i/>
+          <w:iCs/>
+          <w:color w:val="595959"/>
+          <w:sz w:val="18"/>
+          <w:szCs w:val="18"/>
+        </w:rPr>
+        <w:t xml:space="preserve">Gambar 13.2 — Sepuluh masalah dilaporkan sekaligus, lalu keluar dengan kode 1</w:t>
+      </w:r>
+    </w:p>
+    <w:p>
+      <w:pPr>
+        <w:spacing w:after="140" w:line="300"/>
+        <w:jc w:val="both"/>
+      </w:pPr>
+      <w:r>
+        <w:rPr>
+          <w:rFonts w:ascii="Calibri" w:cs="Calibri" w:eastAsia="Calibri" w:hAnsi="Calibri"/>
+          <w:sz w:val="22"/>
+          <w:szCs w:val="22"/>
+        </w:rPr>
+        <w:t xml:space="preserve">Perhatikan bahwa empat dari tujuh baris itu TIDAK MUNGKIN ditangkap validasi lama, yang hanya memeriksa apakah variabelnya kosong. Nilai di luar rentang, satuan yang tidak dikenali, teks yang bukan boolean, dan format email yang salah semuanya lolos.</w:t>
+      </w:r>
+    </w:p>
+    <w:p>
+      <w:pPr>
+        <w:pStyle w:val="Heading3"/>
+        <w:spacing w:after="110" w:before="220"/>
+      </w:pPr>
+      <w:r>
+        <w:rPr>
+          <w:rFonts w:ascii="Calibri" w:cs="Calibri" w:eastAsia="Calibri" w:hAnsi="Calibri"/>
+          <w:b/>
+          <w:bCs/>
+          <w:color w:val="44546A"/>
+          <w:sz w:val="23"/>
+          <w:szCs w:val="23"/>
+        </w:rPr>
+        <w:t xml:space="preserve">Nilai disuntikkan sebagai irisan, bukan sebagai satu objek besar</w:t>
+      </w:r>
+    </w:p>
+    <w:p>
+      <w:pPr>
+        <w:spacing w:after="140" w:line="300"/>
+        <w:jc w:val="both"/>
+      </w:pPr>
+      <w:r>
+        <w:rPr>
+          <w:rFonts w:ascii="Calibri" w:cs="Calibri" w:eastAsia="Calibri" w:hAnsi="Calibri"/>
+          <w:sz w:val="22"/>
+          <w:szCs w:val="22"/>
+        </w:rPr>
+        <w:t xml:space="preserve">Sebuah class sebaiknya menerima persis yang ia butuhkan. Service password menerima dua nilai — panjang minimal dan masa berlaku token — bukan seluruh konfigurasi aplikasi. Dengan begitu dependensinya terbaca langsung dari tanda tangan constructor, dan di pengujian cukup menyerahkan objek biasa berisi dua nilai itu.</w:t>
+      </w:r>
+    </w:p>
+    <w:p>
+      <w:pPr>
+        <w:pStyle w:val="Heading2"/>
+        <w:spacing w:after="140" w:before="280"/>
+      </w:pPr>
+      <w:r>
+        <w:rPr>
+          <w:rFonts w:ascii="Calibri" w:cs="Calibri" w:eastAsia="Calibri" w:hAnsi="Calibri"/>
+          <w:b/>
+          <w:bCs/>
+          <w:color w:val="2E5496"/>
+          <w:sz w:val="26"/>
+          <w:szCs w:val="26"/>
+        </w:rPr>
+        <w:t xml:space="preserve">13.4 Duplikasi yang Ikut Hilang</w:t>
+      </w:r>
+    </w:p>
+    <w:tbl>
+      <w:tblPr>
+        <w:tblW w:type="dxa" w:w="9026"/>
+        <w:tblBorders>
+          <w:top w:val="single" w:color="auto" w:sz="4"/>
+          <w:left w:val="single" w:color="auto" w:sz="4"/>
+          <w:bottom w:val="single" w:color="auto" w:sz="4"/>
+          <w:right w:val="single" w:color="auto" w:sz="4"/>
+          <w:insideH w:val="single" w:color="auto" w:sz="4"/>
+          <w:insideV w:val="single" w:color="auto" w:sz="4"/>
+        </w:tblBorders>
+      </w:tblPr>
+      <w:tblGrid>
+        <w:gridCol w:w="3200"/>
+        <w:gridCol w:w="5826"/>
+      </w:tblGrid>
+      <w:tr>
+        <w:trPr>
+          <w:tblHeader/>
+        </w:trPr>
+        <w:tc>
+          <w:tcPr>
+            <w:tcW w:type="dxa" w:w="3200"/>
+            <w:shd w:fill="D9E2F3" w:val="clear"/>
+            <w:tcMar>
+              <w:top w:type="dxa" w:w="80"/>
+              <w:left w:type="dxa" w:w="120"/>
+              <w:bottom w:type="dxa" w:w="80"/>
+              <w:right w:type="dxa" w:w="120"/>
+            </w:tcMar>
+          </w:tcPr>
+          <w:p>
+            <w:pPr>
+              <w:spacing w:after="0" w:line="260"/>
+            </w:pPr>
+            <w:r>
+              <w:rPr>
+                <w:rFonts w:ascii="Calibri" w:cs="Calibri" w:eastAsia="Calibri" w:hAnsi="Calibri"/>
+                <w:b/>
+                <w:bCs/>
+                <w:sz w:val="19"/>
+                <w:szCs w:val="19"/>
+              </w:rPr>
+              <w:t xml:space="preserve">Yang terduplikasi</w:t>
+            </w:r>
+          </w:p>
+        </w:tc>
+        <w:tc>
+          <w:tcPr>
+            <w:tcW w:type="dxa" w:w="5826"/>
+            <w:shd w:fill="D9E2F3" w:val="clear"/>
+            <w:tcMar>
+              <w:top w:type="dxa" w:w="80"/>
+              <w:left w:type="dxa" w:w="120"/>
+              <w:bottom w:type="dxa" w:w="80"/>
+              <w:right w:type="dxa" w:w="120"/>
+            </w:tcMar>
+          </w:tcPr>
+          <w:p>
+            <w:pPr>
+              <w:spacing w:after="0" w:line="260"/>
+            </w:pPr>
+            <w:r>
+              <w:rPr>
+                <w:rFonts w:ascii="Calibri" w:cs="Calibri" w:eastAsia="Calibri" w:hAnsi="Calibri"/>
+                <w:b/>
+                <w:bCs/>
+                <w:sz w:val="19"/>
+                <w:szCs w:val="19"/>
+              </w:rPr>
+              <w:t xml:space="preserve">Kalau salah satunya diubah</w:t>
+            </w:r>
+          </w:p>
+        </w:tc>
+      </w:tr>
+      <w:tr>
+        <w:tc>
+          <w:tcPr>
+            <w:tcW w:type="dxa" w:w="3200"/>
+            <w:tcMar>
+              <w:top w:type="dxa" w:w="80"/>
+              <w:left w:type="dxa" w:w="120"/>
+              <w:bottom w:type="dxa" w:w="80"/>
+              <w:right w:type="dxa" w:w="120"/>
+            </w:tcMar>
+          </w:tcPr>
+          <w:p>
+            <w:pPr>
+              <w:spacing w:after="0" w:line="260"/>
+            </w:pPr>
+            <w:r>
+              <w:rPr>
+                <w:rFonts w:ascii="Calibri" w:cs="Calibri" w:eastAsia="Calibri" w:hAnsi="Calibri"/>
+                <w:b w:val="false"/>
+                <w:bCs w:val="false"/>
+                <w:sz w:val="19"/>
+                <w:szCs w:val="19"/>
+              </w:rPr>
+              <w:t xml:space="preserve">Teks "superadmin" di tiga berkas</w:t>
+            </w:r>
+          </w:p>
+        </w:tc>
+        <w:tc>
+          <w:tcPr>
+            <w:tcW w:type="dxa" w:w="5826"/>
+            <w:tcMar>
+              <w:top w:type="dxa" w:w="80"/>
+              <w:left w:type="dxa" w:w="120"/>
+              <w:bottom w:type="dxa" w:w="80"/>
+              <w:right w:type="dxa" w:w="120"/>
+            </w:tcMar>
+          </w:tcPr>
+          <w:p>
+            <w:pPr>
+              <w:spacing w:after="0" w:line="260"/>
+            </w:pPr>
+            <w:r>
+              <w:rPr>
+                <w:rFonts w:ascii="Calibri" w:cs="Calibri" w:eastAsia="Calibri" w:hAnsi="Calibri"/>
+                <w:b w:val="false"/>
+                <w:bCs w:val="false"/>
+                <w:sz w:val="19"/>
+                <w:szCs w:val="19"/>
+              </w:rPr>
+              <w:t xml:space="preserve">Satu berkas melindungi role itu, satu memakainya memutuskan hak akses. Salah ketik mematikan perlindungan akun superadmin tanpa satu pun error</w:t>
+            </w:r>
+          </w:p>
+        </w:tc>
+      </w:tr>
+      <w:tr>
+        <w:tc>
+          <w:tcPr>
+            <w:tcW w:type="dxa" w:w="3200"/>
+            <w:tcMar>
+              <w:top w:type="dxa" w:w="80"/>
+              <w:left w:type="dxa" w:w="120"/>
+              <w:bottom w:type="dxa" w:w="80"/>
+              <w:right w:type="dxa" w:w="120"/>
+            </w:tcMar>
+          </w:tcPr>
+          <w:p>
+            <w:pPr>
+              <w:spacing w:after="0" w:line="260"/>
+            </w:pPr>
+            <w:r>
+              <w:rPr>
+                <w:rFonts w:ascii="Calibri" w:cs="Calibri" w:eastAsia="Calibri" w:hAnsi="Calibri"/>
+                <w:b w:val="false"/>
+                <w:bCs w:val="false"/>
+                <w:sz w:val="19"/>
+                <w:szCs w:val="19"/>
+              </w:rPr>
+              <w:t xml:space="preserve">Cost factor bcrypt di model dan seeder</w:t>
+            </w:r>
+          </w:p>
+        </w:tc>
+        <w:tc>
+          <w:tcPr>
+            <w:tcW w:type="dxa" w:w="5826"/>
+            <w:tcMar>
+              <w:top w:type="dxa" w:w="80"/>
+              <w:left w:type="dxa" w:w="120"/>
+              <w:bottom w:type="dxa" w:w="80"/>
+              <w:right w:type="dxa" w:w="120"/>
+            </w:tcMar>
+          </w:tcPr>
+          <w:p>
+            <w:pPr>
+              <w:spacing w:after="0" w:line="260"/>
+            </w:pPr>
+            <w:r>
+              <w:rPr>
+                <w:rFonts w:ascii="Calibri" w:cs="Calibri" w:eastAsia="Calibri" w:hAnsi="Calibri"/>
+                <w:b w:val="false"/>
+                <w:bCs w:val="false"/>
+                <w:sz w:val="19"/>
+                <w:szCs w:val="19"/>
+              </w:rPr>
+              <w:t xml:space="preserve">Akun superadmin dan akun biasa punya kekuatan hash berbeda tanpa ada yang menyadarinya</w:t>
+            </w:r>
+          </w:p>
+        </w:tc>
+      </w:tr>
+      <w:tr>
+        <w:tc>
+          <w:tcPr>
+            <w:tcW w:type="dxa" w:w="3200"/>
+            <w:tcMar>
+              <w:top w:type="dxa" w:w="80"/>
+              <w:left w:type="dxa" w:w="120"/>
+              <w:bottom w:type="dxa" w:w="80"/>
+              <w:right w:type="dxa" w:w="120"/>
+            </w:tcMar>
+          </w:tcPr>
+          <w:p>
+            <w:pPr>
+              <w:spacing w:after="0" w:line="260"/>
+            </w:pPr>
+            <w:r>
+              <w:rPr>
+                <w:rFonts w:ascii="Calibri" w:cs="Calibri" w:eastAsia="Calibri" w:hAnsi="Calibri"/>
+                <w:b w:val="false"/>
+                <w:bCs w:val="false"/>
+                <w:sz w:val="19"/>
+                <w:szCs w:val="19"/>
+              </w:rPr>
+              <w:t xml:space="preserve">Batas "2 MB" sebagai limit dan sebagai teks pesan</w:t>
+            </w:r>
+          </w:p>
+        </w:tc>
+        <w:tc>
+          <w:tcPr>
+            <w:tcW w:type="dxa" w:w="5826"/>
+            <w:tcMar>
+              <w:top w:type="dxa" w:w="80"/>
+              <w:left w:type="dxa" w:w="120"/>
+              <w:bottom w:type="dxa" w:w="80"/>
+              <w:right w:type="dxa" w:w="120"/>
+            </w:tcMar>
+          </w:tcPr>
+          <w:p>
+            <w:pPr>
+              <w:spacing w:after="0" w:line="260"/>
+            </w:pPr>
+            <w:r>
+              <w:rPr>
+                <w:rFonts w:ascii="Calibri" w:cs="Calibri" w:eastAsia="Calibri" w:hAnsi="Calibri"/>
+                <w:b w:val="false"/>
+                <w:bCs w:val="false"/>
+                <w:sz w:val="19"/>
+                <w:szCs w:val="19"/>
+              </w:rPr>
+              <w:t xml:space="preserve">Pesan kesalahannya berbohong kepada pengguna</w:t>
+            </w:r>
+          </w:p>
+        </w:tc>
+      </w:tr>
+      <w:tr>
+        <w:tc>
+          <w:tcPr>
+            <w:tcW w:type="dxa" w:w="3200"/>
+            <w:tcMar>
+              <w:top w:type="dxa" w:w="80"/>
+              <w:left w:type="dxa" w:w="120"/>
+              <w:bottom w:type="dxa" w:w="80"/>
+              <w:right w:type="dxa" w:w="120"/>
+            </w:tcMar>
+          </w:tcPr>
+          <w:p>
+            <w:pPr>
+              <w:spacing w:after="0" w:line="260"/>
+            </w:pPr>
+            <w:r>
+              <w:rPr>
+                <w:rFonts w:ascii="Calibri" w:cs="Calibri" w:eastAsia="Calibri" w:hAnsi="Calibri"/>
+                <w:b w:val="false"/>
+                <w:bCs w:val="false"/>
+                <w:sz w:val="19"/>
+                <w:szCs w:val="19"/>
+              </w:rPr>
+              <w:t xml:space="preserve">Panjang minimal password di dua service</w:t>
+            </w:r>
+          </w:p>
+        </w:tc>
+        <w:tc>
+          <w:tcPr>
+            <w:tcW w:type="dxa" w:w="5826"/>
+            <w:tcMar>
+              <w:top w:type="dxa" w:w="80"/>
+              <w:left w:type="dxa" w:w="120"/>
+              <w:bottom w:type="dxa" w:w="80"/>
+              <w:right w:type="dxa" w:w="120"/>
+            </w:tcMar>
+          </w:tcPr>
+          <w:p>
+            <w:pPr>
+              <w:spacing w:after="0" w:line="260"/>
+            </w:pPr>
+            <w:r>
+              <w:rPr>
+                <w:rFonts w:ascii="Calibri" w:cs="Calibri" w:eastAsia="Calibri" w:hAnsi="Calibri"/>
+                <w:b w:val="false"/>
+                <w:bCs w:val="false"/>
+                <w:sz w:val="19"/>
+                <w:szCs w:val="19"/>
+              </w:rPr>
+              <w:t xml:space="preserve">Aturan berbeda tergantung siapa yang membuat akunnya</w:t>
+            </w:r>
+          </w:p>
+        </w:tc>
+      </w:tr>
+      <w:tr>
+        <w:tc>
+          <w:tcPr>
+            <w:tcW w:type="dxa" w:w="3200"/>
+            <w:tcMar>
+              <w:top w:type="dxa" w:w="80"/>
+              <w:left w:type="dxa" w:w="120"/>
+              <w:bottom w:type="dxa" w:w="80"/>
+              <w:right w:type="dxa" w:w="120"/>
+            </w:tcMar>
+          </w:tcPr>
+          <w:p>
+            <w:pPr>
+              <w:spacing w:after="0" w:line="260"/>
+            </w:pPr>
+            <w:r>
+              <w:rPr>
+                <w:rFonts w:ascii="Calibri" w:cs="Calibri" w:eastAsia="Calibri" w:hAnsi="Calibri"/>
+                <w:b w:val="false"/>
+                <w:bCs w:val="false"/>
+                <w:sz w:val="19"/>
+                <w:szCs w:val="19"/>
+              </w:rPr>
+              <w:t xml:space="preserve">Daftar variabel SMTP wajib di worker dan di config</w:t>
+            </w:r>
+          </w:p>
+        </w:tc>
+        <w:tc>
+          <w:tcPr>
+            <w:tcW w:type="dxa" w:w="5826"/>
+            <w:tcMar>
+              <w:top w:type="dxa" w:w="80"/>
+              <w:left w:type="dxa" w:w="120"/>
+              <w:bottom w:type="dxa" w:w="80"/>
+              <w:right w:type="dxa" w:w="120"/>
+            </w:tcMar>
+          </w:tcPr>
+          <w:p>
+            <w:pPr>
+              <w:spacing w:after="0" w:line="260"/>
+            </w:pPr>
+            <w:r>
+              <w:rPr>
+                <w:rFonts w:ascii="Calibri" w:cs="Calibri" w:eastAsia="Calibri" w:hAnsi="Calibri"/>
+                <w:b w:val="false"/>
+                <w:bCs w:val="false"/>
+                <w:sz w:val="19"/>
+                <w:szCs w:val="19"/>
+              </w:rPr>
+              <w:t xml:space="preserve">Dua sumber kebenaran untuk pertanyaan yang sama; yang ketinggalan baru terasa saat email gagal terkirim</w:t>
+            </w:r>
+          </w:p>
+        </w:tc>
+      </w:tr>
+    </w:tbl>
+    <w:p>
+      <w:pPr>
+        <w:pStyle w:val="Heading3"/>
+        <w:spacing w:after="110" w:before="220"/>
+      </w:pPr>
+      <w:r>
+        <w:rPr>
+          <w:rFonts w:ascii="Calibri" w:cs="Calibri" w:eastAsia="Calibri" w:hAnsi="Calibri"/>
+          <w:b/>
+          <w:bCs/>
+          <w:color w:val="44546A"/>
+          <w:sz w:val="23"/>
+          <w:szCs w:val="23"/>
+        </w:rPr>
+        <w:t xml:space="preserve">Hash tiruan yang cost factor-nya tidak lagi tertanam</w:t>
+      </w:r>
+    </w:p>
+    <w:p>
+      <w:pPr>
+        <w:spacing w:after="140" w:line="300"/>
+        <w:jc w:val="both"/>
+      </w:pPr>
+      <w:r>
+        <w:rPr>
+          <w:rFonts w:ascii="Calibri" w:cs="Calibri" w:eastAsia="Calibri" w:hAnsi="Calibri"/>
+          <w:sz w:val="22"/>
+          <w:szCs w:val="22"/>
+        </w:rPr>
+        <w:t xml:space="preserve">Satu duplikasi yang paling halus. Penyetaraan waktu login memakai hash tiruan yang ditulis sebagai teks di dalam kode, dan cost factor-nya tertanam di dalam teks itu. Selama cost factor yang sungguhan juga dua belas, keduanya sepadan dan celah waktunya tertutup.</w:t>
+      </w:r>
+    </w:p>
+    <w:p>
+      <w:pPr>
+        <w:spacing w:after="140" w:line="300"/>
+        <w:jc w:val="both"/>
+      </w:pPr>
+      <w:r>
+        <w:rPr>
+          <w:rFonts w:ascii="Calibri" w:cs="Calibri" w:eastAsia="Calibri" w:hAnsi="Calibri"/>
+          <w:sz w:val="22"/>
+          <w:szCs w:val="22"/>
+        </w:rPr>
+        <w:t xml:space="preserve">Begitu cost factor dinaikkan, perbandingan tiruan menjadi jauh lebih cepat daripada yang sungguhan — dan celah yang seharusnya ditutup terbuka lagi tanpa satu pun tanda. Sekarang hash itu dihitung saat aplikasi start dari cost factor yang berlaku, jadi ia tidak mungkin ketinggalan.</w:t>
+      </w:r>
+    </w:p>
+    <w:p>
+      <w:pPr>
+        <w:pStyle w:val="Heading2"/>
+        <w:spacing w:after="140" w:before="280"/>
+      </w:pPr>
+      <w:r>
+        <w:rPr>
+          <w:rFonts w:ascii="Calibri" w:cs="Calibri" w:eastAsia="Calibri" w:hAnsi="Calibri"/>
+          <w:b/>
+          <w:bCs/>
+          <w:color w:val="2E5496"/>
+          <w:sz w:val="26"/>
+          <w:szCs w:val="26"/>
+        </w:rPr>
+        <w:t xml:space="preserve">13.5 Imbal Hasil Terbesar: Middleware Akhirnya Dapat Diuji</w:t>
+      </w:r>
+    </w:p>
+    <w:p>
+      <w:pPr>
+        <w:spacing w:after="140" w:line="300"/>
+        <w:jc w:val="both"/>
+      </w:pPr>
+      <w:r>
+        <w:rPr>
+          <w:rFonts w:ascii="Calibri" w:cs="Calibri" w:eastAsia="Calibri" w:hAnsi="Calibri"/>
+          <w:sz w:val="22"/>
+          <w:szCs w:val="22"/>
+        </w:rPr>
+        <w:t xml:space="preserve">Middleware autentikasi berisi lima pemeriksaan yang merupakan inti keamanan seluruh aplikasi. Sampai audit ini, NOL yang mengujinya — dan alasannya sederhana: berkas itu meng-import repository di baris paling atas, jadi tidak ada cara menjalankannya tanpa PostgreSQL dan Redis yang benar-benar hidup.</w:t>
+      </w:r>
+    </w:p>
+    <w:p>
+      <w:pPr>
+        <w:spacing w:after="140" w:line="300"/>
+        <w:jc w:val="both"/>
+      </w:pPr>
+      <w:r>
+        <w:rPr>
+          <w:rFonts w:ascii="Calibri" w:cs="Calibri" w:eastAsia="Calibri" w:hAnsi="Calibri"/>
+          <w:sz w:val="22"/>
+          <w:szCs w:val="22"/>
+        </w:rPr>
+        <w:t xml:space="preserve">Setelah dependensinya masuk lewat constructor, dua belas pengujian dapat ditulis untuk berkas itu — termasuk yang paling penting: ketika Redis tidak dapat dibaca, middleware harus menjawab 503 dan BUKAN meloloskan permintaan. Redis adalah satu-satunya sumber kebenaran untuk pertanyaan "apakah token ini sudah dicabut". Kalau tidak terbaca, jawabannya tidak diketahui — dan melanjutkan berarti menerima token yang mungkin sudah di-logout.</w:t>
+      </w:r>
+    </w:p>
+    <w:p>
+      <w:pPr>
+        <w:spacing w:after="140" w:line="300"/>
+        <w:jc w:val="both"/>
+      </w:pPr>
+      <w:r>
+        <w:rPr>
+          <w:rFonts w:ascii="Calibri" w:cs="Calibri" w:eastAsia="Calibri" w:hAnsi="Calibri"/>
+          <w:sz w:val="22"/>
+          <w:szCs w:val="22"/>
+        </w:rPr>
+        <w:t xml:space="preserve">Hal yang sama berlaku untuk middleware otorisasi, yang selain meng-import service langsung juga menyimpan daftar izin di module scope. Isinya menumpuk seumur proses dan tidak dapat direset, sehingga satu berkas pengujian mencemari berkas berikutnya. Sekarang daftar itu milik instance, dan ada pengujian yang membuktikannya.</w:t>
+      </w:r>
+    </w:p>
+    <w:tbl>
+      <w:tblPr>
+        <w:tblW w:type="dxa" w:w="9026"/>
+        <w:tblBorders>
+          <w:top w:val="single" w:color="auto" w:sz="4"/>
+          <w:left w:val="single" w:color="auto" w:sz="4"/>
+          <w:bottom w:val="single" w:color="auto" w:sz="4"/>
+          <w:right w:val="single" w:color="auto" w:sz="4"/>
+          <w:insideH w:val="single" w:color="auto" w:sz="4"/>
+          <w:insideV w:val="single" w:color="auto" w:sz="4"/>
+        </w:tblBorders>
+      </w:tblPr>
+      <w:tblGrid>
+        <w:gridCol w:w="2600"/>
+        <w:gridCol w:w="2400"/>
+        <w:gridCol w:w="2026"/>
+      </w:tblGrid>
+      <w:tr>
+        <w:trPr>
+          <w:tblHeader/>
+        </w:trPr>
+        <w:tc>
+          <w:tcPr>
+            <w:tcW w:type="dxa" w:w="2600"/>
+            <w:shd w:fill="D9E2F3" w:val="clear"/>
+            <w:tcMar>
+              <w:top w:type="dxa" w:w="80"/>
+              <w:left w:type="dxa" w:w="120"/>
+              <w:bottom w:type="dxa" w:w="80"/>
+              <w:right w:type="dxa" w:w="120"/>
+            </w:tcMar>
+          </w:tcPr>
+          <w:p>
+            <w:pPr>
+              <w:spacing w:after="0" w:line="260"/>
+            </w:pPr>
+            <w:r>
+              <w:rPr>
+                <w:rFonts w:ascii="Calibri" w:cs="Calibri" w:eastAsia="Calibri" w:hAnsi="Calibri"/>
+                <w:b/>
+                <w:bCs/>
+                <w:sz w:val="19"/>
+                <w:szCs w:val="19"/>
+              </w:rPr>
+              <w:t xml:space="preserve"/>
+            </w:r>
+          </w:p>
+        </w:tc>
+        <w:tc>
+          <w:tcPr>
+            <w:tcW w:type="dxa" w:w="2400"/>
+            <w:shd w:fill="D9E2F3" w:val="clear"/>
+            <w:tcMar>
+              <w:top w:type="dxa" w:w="80"/>
+              <w:left w:type="dxa" w:w="120"/>
+              <w:bottom w:type="dxa" w:w="80"/>
+              <w:right w:type="dxa" w:w="120"/>
+            </w:tcMar>
+          </w:tcPr>
+          <w:p>
+            <w:pPr>
+              <w:spacing w:after="0" w:line="260"/>
+            </w:pPr>
+            <w:r>
+              <w:rPr>
+                <w:rFonts w:ascii="Calibri" w:cs="Calibri" w:eastAsia="Calibri" w:hAnsi="Calibri"/>
+                <w:b/>
+                <w:bCs/>
+                <w:sz w:val="19"/>
+                <w:szCs w:val="19"/>
+              </w:rPr>
+              <w:t xml:space="preserve">Sebelum audit</w:t>
+            </w:r>
+          </w:p>
+        </w:tc>
+        <w:tc>
+          <w:tcPr>
+            <w:tcW w:type="dxa" w:w="2026"/>
+            <w:shd w:fill="D9E2F3" w:val="clear"/>
+            <w:tcMar>
+              <w:top w:type="dxa" w:w="80"/>
+              <w:left w:type="dxa" w:w="120"/>
+              <w:bottom w:type="dxa" w:w="80"/>
+              <w:right w:type="dxa" w:w="120"/>
+            </w:tcMar>
+          </w:tcPr>
+          <w:p>
+            <w:pPr>
+              <w:spacing w:after="0" w:line="260"/>
+            </w:pPr>
+            <w:r>
+              <w:rPr>
+                <w:rFonts w:ascii="Calibri" w:cs="Calibri" w:eastAsia="Calibri" w:hAnsi="Calibri"/>
+                <w:b/>
+                <w:bCs/>
+                <w:sz w:val="19"/>
+                <w:szCs w:val="19"/>
+              </w:rPr>
+              <w:t xml:space="preserve">Sesudah</w:t>
+            </w:r>
+          </w:p>
+        </w:tc>
+      </w:tr>
+      <w:tr>
+        <w:tc>
+          <w:tcPr>
+            <w:tcW w:type="dxa" w:w="2600"/>
+            <w:tcMar>
+              <w:top w:type="dxa" w:w="80"/>
+              <w:left w:type="dxa" w:w="120"/>
+              <w:bottom w:type="dxa" w:w="80"/>
+              <w:right w:type="dxa" w:w="120"/>
+            </w:tcMar>
+          </w:tcPr>
+          <w:p>
+            <w:pPr>
+              <w:spacing w:after="0" w:line="260"/>
+            </w:pPr>
+            <w:r>
+              <w:rPr>
+                <w:rFonts w:ascii="Calibri" w:cs="Calibri" w:eastAsia="Calibri" w:hAnsi="Calibri"/>
+                <w:b w:val="false"/>
+                <w:bCs w:val="false"/>
+                <w:sz w:val="19"/>
+                <w:szCs w:val="19"/>
+              </w:rPr>
+              <w:t xml:space="preserve">Pengujian unit</w:t>
+            </w:r>
+          </w:p>
+        </w:tc>
+        <w:tc>
+          <w:tcPr>
+            <w:tcW w:type="dxa" w:w="2400"/>
+            <w:tcMar>
+              <w:top w:type="dxa" w:w="80"/>
+              <w:left w:type="dxa" w:w="120"/>
+              <w:bottom w:type="dxa" w:w="80"/>
+              <w:right w:type="dxa" w:w="120"/>
+            </w:tcMar>
+          </w:tcPr>
+          <w:p>
+            <w:pPr>
+              <w:spacing w:after="0" w:line="260"/>
+            </w:pPr>
+            <w:r>
+              <w:rPr>
+                <w:rFonts w:ascii="Calibri" w:cs="Calibri" w:eastAsia="Calibri" w:hAnsi="Calibri"/>
+                <w:b w:val="false"/>
+                <w:bCs w:val="false"/>
+                <w:sz w:val="19"/>
+                <w:szCs w:val="19"/>
+              </w:rPr>
+              <w:t xml:space="preserve">138</w:t>
+            </w:r>
+          </w:p>
+        </w:tc>
+        <w:tc>
+          <w:tcPr>
+            <w:tcW w:type="dxa" w:w="2026"/>
+            <w:tcMar>
+              <w:top w:type="dxa" w:w="80"/>
+              <w:left w:type="dxa" w:w="120"/>
+              <w:bottom w:type="dxa" w:w="80"/>
+              <w:right w:type="dxa" w:w="120"/>
+            </w:tcMar>
+          </w:tcPr>
+          <w:p>
+            <w:pPr>
+              <w:spacing w:after="0" w:line="260"/>
+            </w:pPr>
+            <w:r>
+              <w:rPr>
+                <w:rFonts w:ascii="Calibri" w:cs="Calibri" w:eastAsia="Calibri" w:hAnsi="Calibri"/>
+                <w:b w:val="false"/>
+                <w:bCs w:val="false"/>
+                <w:sz w:val="19"/>
+                <w:szCs w:val="19"/>
+              </w:rPr>
+              <w:t xml:space="preserve">201</w:t>
+            </w:r>
+          </w:p>
+        </w:tc>
+      </w:tr>
+      <w:tr>
+        <w:tc>
+          <w:tcPr>
+            <w:tcW w:type="dxa" w:w="2600"/>
+            <w:tcMar>
+              <w:top w:type="dxa" w:w="80"/>
+              <w:left w:type="dxa" w:w="120"/>
+              <w:bottom w:type="dxa" w:w="80"/>
+              <w:right w:type="dxa" w:w="120"/>
+            </w:tcMar>
+          </w:tcPr>
+          <w:p>
+            <w:pPr>
+              <w:spacing w:after="0" w:line="260"/>
+            </w:pPr>
+            <w:r>
+              <w:rPr>
+                <w:rFonts w:ascii="Calibri" w:cs="Calibri" w:eastAsia="Calibri" w:hAnsi="Calibri"/>
+                <w:b w:val="false"/>
+                <w:bCs w:val="false"/>
+                <w:sz w:val="19"/>
+                <w:szCs w:val="19"/>
+              </w:rPr>
+              <w:t xml:space="preserve">Cakupan baris</w:t>
+            </w:r>
+          </w:p>
+        </w:tc>
+        <w:tc>
+          <w:tcPr>
+            <w:tcW w:type="dxa" w:w="2400"/>
+            <w:tcMar>
+              <w:top w:type="dxa" w:w="80"/>
+              <w:left w:type="dxa" w:w="120"/>
+              <w:bottom w:type="dxa" w:w="80"/>
+              <w:right w:type="dxa" w:w="120"/>
+            </w:tcMar>
+          </w:tcPr>
+          <w:p>
+            <w:pPr>
+              <w:spacing w:after="0" w:line="260"/>
+            </w:pPr>
+            <w:r>
+              <w:rPr>
+                <w:rFonts w:ascii="Calibri" w:cs="Calibri" w:eastAsia="Calibri" w:hAnsi="Calibri"/>
+                <w:b w:val="false"/>
+                <w:bCs w:val="false"/>
+                <w:sz w:val="19"/>
+                <w:szCs w:val="19"/>
+              </w:rPr>
+              <w:t xml:space="preserve">88,8%</w:t>
+            </w:r>
+          </w:p>
+        </w:tc>
+        <w:tc>
+          <w:tcPr>
+            <w:tcW w:type="dxa" w:w="2026"/>
+            <w:tcMar>
+              <w:top w:type="dxa" w:w="80"/>
+              <w:left w:type="dxa" w:w="120"/>
+              <w:bottom w:type="dxa" w:w="80"/>
+              <w:right w:type="dxa" w:w="120"/>
+            </w:tcMar>
+          </w:tcPr>
+          <w:p>
+            <w:pPr>
+              <w:spacing w:after="0" w:line="260"/>
+            </w:pPr>
+            <w:r>
+              <w:rPr>
+                <w:rFonts w:ascii="Calibri" w:cs="Calibri" w:eastAsia="Calibri" w:hAnsi="Calibri"/>
+                <w:b w:val="false"/>
+                <w:bCs w:val="false"/>
+                <w:sz w:val="19"/>
+                <w:szCs w:val="19"/>
+              </w:rPr>
+              <w:t xml:space="preserve">98,5%</w:t>
+            </w:r>
+          </w:p>
+        </w:tc>
+      </w:tr>
+      <w:tr>
+        <w:tc>
+          <w:tcPr>
+            <w:tcW w:type="dxa" w:w="2600"/>
+            <w:tcMar>
+              <w:top w:type="dxa" w:w="80"/>
+              <w:left w:type="dxa" w:w="120"/>
+              <w:bottom w:type="dxa" w:w="80"/>
+              <w:right w:type="dxa" w:w="120"/>
+            </w:tcMar>
+          </w:tcPr>
+          <w:p>
+            <w:pPr>
+              <w:spacing w:after="0" w:line="260"/>
+            </w:pPr>
+            <w:r>
+              <w:rPr>
+                <w:rFonts w:ascii="Calibri" w:cs="Calibri" w:eastAsia="Calibri" w:hAnsi="Calibri"/>
+                <w:b w:val="false"/>
+                <w:bCs w:val="false"/>
+                <w:sz w:val="19"/>
+                <w:szCs w:val="19"/>
+              </w:rPr>
+              <w:t xml:space="preserve">Cakupan cabang</w:t>
+            </w:r>
+          </w:p>
+        </w:tc>
+        <w:tc>
+          <w:tcPr>
+            <w:tcW w:type="dxa" w:w="2400"/>
+            <w:tcMar>
+              <w:top w:type="dxa" w:w="80"/>
+              <w:left w:type="dxa" w:w="120"/>
+              <w:bottom w:type="dxa" w:w="80"/>
+              <w:right w:type="dxa" w:w="120"/>
+            </w:tcMar>
+          </w:tcPr>
+          <w:p>
+            <w:pPr>
+              <w:spacing w:after="0" w:line="260"/>
+            </w:pPr>
+            <w:r>
+              <w:rPr>
+                <w:rFonts w:ascii="Calibri" w:cs="Calibri" w:eastAsia="Calibri" w:hAnsi="Calibri"/>
+                <w:b w:val="false"/>
+                <w:bCs w:val="false"/>
+                <w:sz w:val="19"/>
+                <w:szCs w:val="19"/>
+              </w:rPr>
+              <w:t xml:space="preserve">95,4%</w:t>
+            </w:r>
+          </w:p>
+        </w:tc>
+        <w:tc>
+          <w:tcPr>
+            <w:tcW w:type="dxa" w:w="2026"/>
+            <w:tcMar>
+              <w:top w:type="dxa" w:w="80"/>
+              <w:left w:type="dxa" w:w="120"/>
+              <w:bottom w:type="dxa" w:w="80"/>
+              <w:right w:type="dxa" w:w="120"/>
+            </w:tcMar>
+          </w:tcPr>
+          <w:p>
+            <w:pPr>
+              <w:spacing w:after="0" w:line="260"/>
+            </w:pPr>
+            <w:r>
+              <w:rPr>
+                <w:rFonts w:ascii="Calibri" w:cs="Calibri" w:eastAsia="Calibri" w:hAnsi="Calibri"/>
+                <w:b w:val="false"/>
+                <w:bCs w:val="false"/>
+                <w:sz w:val="19"/>
+                <w:szCs w:val="19"/>
+              </w:rPr>
+              <w:t xml:space="preserve">97,5%</w:t>
+            </w:r>
+          </w:p>
+        </w:tc>
+      </w:tr>
+      <w:tr>
+        <w:tc>
+          <w:tcPr>
+            <w:tcW w:type="dxa" w:w="2600"/>
+            <w:tcMar>
+              <w:top w:type="dxa" w:w="80"/>
+              <w:left w:type="dxa" w:w="120"/>
+              <w:bottom w:type="dxa" w:w="80"/>
+              <w:right w:type="dxa" w:w="120"/>
+            </w:tcMar>
+          </w:tcPr>
+          <w:p>
+            <w:pPr>
+              <w:spacing w:after="0" w:line="260"/>
+            </w:pPr>
+            <w:r>
+              <w:rPr>
+                <w:rFonts w:ascii="Calibri" w:cs="Calibri" w:eastAsia="Calibri" w:hAnsi="Calibri"/>
+                <w:b w:val="false"/>
+                <w:bCs w:val="false"/>
+                <w:sz w:val="19"/>
+                <w:szCs w:val="19"/>
+              </w:rPr>
+              <w:t xml:space="preserve">Middleware dengan pengujian</w:t>
+            </w:r>
+          </w:p>
+        </w:tc>
+        <w:tc>
+          <w:tcPr>
+            <w:tcW w:type="dxa" w:w="2400"/>
+            <w:tcMar>
+              <w:top w:type="dxa" w:w="80"/>
+              <w:left w:type="dxa" w:w="120"/>
+              <w:bottom w:type="dxa" w:w="80"/>
+              <w:right w:type="dxa" w:w="120"/>
+            </w:tcMar>
+          </w:tcPr>
+          <w:p>
+            <w:pPr>
+              <w:spacing w:after="0" w:line="260"/>
+            </w:pPr>
+            <w:r>
+              <w:rPr>
+                <w:rFonts w:ascii="Calibri" w:cs="Calibri" w:eastAsia="Calibri" w:hAnsi="Calibri"/>
+                <w:b w:val="false"/>
+                <w:bCs w:val="false"/>
+                <w:sz w:val="19"/>
+                <w:szCs w:val="19"/>
+              </w:rPr>
+              <w:t xml:space="preserve">0 dari 5</w:t>
+            </w:r>
+          </w:p>
+        </w:tc>
+        <w:tc>
+          <w:tcPr>
+            <w:tcW w:type="dxa" w:w="2026"/>
+            <w:tcMar>
+              <w:top w:type="dxa" w:w="80"/>
+              <w:left w:type="dxa" w:w="120"/>
+              <w:bottom w:type="dxa" w:w="80"/>
+              <w:right w:type="dxa" w:w="120"/>
+            </w:tcMar>
+          </w:tcPr>
+          <w:p>
+            <w:pPr>
+              <w:spacing w:after="0" w:line="260"/>
+            </w:pPr>
+            <w:r>
+              <w:rPr>
+                <w:rFonts w:ascii="Calibri" w:cs="Calibri" w:eastAsia="Calibri" w:hAnsi="Calibri"/>
+                <w:b w:val="false"/>
+                <w:bCs w:val="false"/>
+                <w:sz w:val="19"/>
+                <w:szCs w:val="19"/>
+              </w:rPr>
+              <w:t xml:space="preserve">3 dari 5</w:t>
+            </w:r>
+          </w:p>
+        </w:tc>
+      </w:tr>
+      <w:tr>
+        <w:tc>
+          <w:tcPr>
+            <w:tcW w:type="dxa" w:w="2600"/>
+            <w:tcMar>
+              <w:top w:type="dxa" w:w="80"/>
+              <w:left w:type="dxa" w:w="120"/>
+              <w:bottom w:type="dxa" w:w="80"/>
+              <w:right w:type="dxa" w:w="120"/>
+            </w:tcMar>
+          </w:tcPr>
+          <w:p>
+            <w:pPr>
+              <w:spacing w:after="0" w:line="260"/>
+            </w:pPr>
+            <w:r>
+              <w:rPr>
+                <w:rFonts w:ascii="Calibri" w:cs="Calibri" w:eastAsia="Calibri" w:hAnsi="Calibri"/>
+                <w:b w:val="false"/>
+                <w:bCs w:val="false"/>
+                <w:sz w:val="19"/>
+                <w:szCs w:val="19"/>
+              </w:rPr>
+              <w:t xml:space="preserve">process.env di luar config/</w:t>
+            </w:r>
+          </w:p>
+        </w:tc>
+        <w:tc>
+          <w:tcPr>
+            <w:tcW w:type="dxa" w:w="2400"/>
+            <w:tcMar>
+              <w:top w:type="dxa" w:w="80"/>
+              <w:left w:type="dxa" w:w="120"/>
+              <w:bottom w:type="dxa" w:w="80"/>
+              <w:right w:type="dxa" w:w="120"/>
+            </w:tcMar>
+          </w:tcPr>
+          <w:p>
+            <w:pPr>
+              <w:spacing w:after="0" w:line="260"/>
+            </w:pPr>
+            <w:r>
+              <w:rPr>
+                <w:rFonts w:ascii="Calibri" w:cs="Calibri" w:eastAsia="Calibri" w:hAnsi="Calibri"/>
+                <w:b w:val="false"/>
+                <w:bCs w:val="false"/>
+                <w:sz w:val="19"/>
+                <w:szCs w:val="19"/>
+              </w:rPr>
+              <w:t xml:space="preserve">6 titik</w:t>
+            </w:r>
+          </w:p>
+        </w:tc>
+        <w:tc>
+          <w:tcPr>
+            <w:tcW w:type="dxa" w:w="2026"/>
+            <w:tcMar>
+              <w:top w:type="dxa" w:w="80"/>
+              <w:left w:type="dxa" w:w="120"/>
+              <w:bottom w:type="dxa" w:w="80"/>
+              <w:right w:type="dxa" w:w="120"/>
+            </w:tcMar>
+          </w:tcPr>
+          <w:p>
+            <w:pPr>
+              <w:spacing w:after="0" w:line="260"/>
+            </w:pPr>
+            <w:r>
+              <w:rPr>
+                <w:rFonts w:ascii="Calibri" w:cs="Calibri" w:eastAsia="Calibri" w:hAnsi="Calibri"/>
+                <w:b w:val="false"/>
+                <w:bCs w:val="false"/>
+                <w:sz w:val="19"/>
+                <w:szCs w:val="19"/>
+              </w:rPr>
+              <w:t xml:space="preserve">0</w:t>
+            </w:r>
+          </w:p>
+        </w:tc>
+      </w:tr>
+      <w:tr>
+        <w:tc>
+          <w:tcPr>
+            <w:tcW w:type="dxa" w:w="2600"/>
+            <w:tcMar>
+              <w:top w:type="dxa" w:w="80"/>
+              <w:left w:type="dxa" w:w="120"/>
+              <w:bottom w:type="dxa" w:w="80"/>
+              <w:right w:type="dxa" w:w="120"/>
+            </w:tcMar>
+          </w:tcPr>
+          <w:p>
+            <w:pPr>
+              <w:spacing w:after="0" w:line="260"/>
+            </w:pPr>
+            <w:r>
+              <w:rPr>
+                <w:rFonts w:ascii="Calibri" w:cs="Calibri" w:eastAsia="Calibri" w:hAnsi="Calibri"/>
+                <w:b w:val="false"/>
+                <w:bCs w:val="false"/>
+                <w:sz w:val="19"/>
+                <w:szCs w:val="19"/>
+              </w:rPr>
+              <w:t xml:space="preserve">Instance diekspor di module scope</w:t>
+            </w:r>
+          </w:p>
+        </w:tc>
+        <w:tc>
+          <w:tcPr>
+            <w:tcW w:type="dxa" w:w="2400"/>
+            <w:tcMar>
+              <w:top w:type="dxa" w:w="80"/>
+              <w:left w:type="dxa" w:w="120"/>
+              <w:bottom w:type="dxa" w:w="80"/>
+              <w:right w:type="dxa" w:w="120"/>
+            </w:tcMar>
+          </w:tcPr>
+          <w:p>
+            <w:pPr>
+              <w:spacing w:after="0" w:line="260"/>
+            </w:pPr>
+            <w:r>
+              <w:rPr>
+                <w:rFonts w:ascii="Calibri" w:cs="Calibri" w:eastAsia="Calibri" w:hAnsi="Calibri"/>
+                <w:b w:val="false"/>
+                <w:bCs w:val="false"/>
+                <w:sz w:val="19"/>
+                <w:szCs w:val="19"/>
+              </w:rPr>
+              <w:t xml:space="preserve">24</w:t>
+            </w:r>
+          </w:p>
+        </w:tc>
+        <w:tc>
+          <w:tcPr>
+            <w:tcW w:type="dxa" w:w="2026"/>
+            <w:tcMar>
+              <w:top w:type="dxa" w:w="80"/>
+              <w:left w:type="dxa" w:w="120"/>
+              <w:bottom w:type="dxa" w:w="80"/>
+              <w:right w:type="dxa" w:w="120"/>
+            </w:tcMar>
+          </w:tcPr>
+          <w:p>
+            <w:pPr>
+              <w:spacing w:after="0" w:line="260"/>
+            </w:pPr>
+            <w:r>
+              <w:rPr>
+                <w:rFonts w:ascii="Calibri" w:cs="Calibri" w:eastAsia="Calibri" w:hAnsi="Calibri"/>
+                <w:b w:val="false"/>
+                <w:bCs w:val="false"/>
+                <w:sz w:val="19"/>
+                <w:szCs w:val="19"/>
+              </w:rPr>
+              <w:t xml:space="preserve">0</w:t>
+            </w:r>
+          </w:p>
+        </w:tc>
+      </w:tr>
+      <w:tr>
+        <w:tc>
+          <w:tcPr>
+            <w:tcW w:type="dxa" w:w="2600"/>
+            <w:tcMar>
+              <w:top w:type="dxa" w:w="80"/>
+              <w:left w:type="dxa" w:w="120"/>
+              <w:bottom w:type="dxa" w:w="80"/>
+              <w:right w:type="dxa" w:w="120"/>
+            </w:tcMar>
+          </w:tcPr>
+          <w:p>
+            <w:pPr>
+              <w:spacing w:after="0" w:line="260"/>
+            </w:pPr>
+            <w:r>
+              <w:rPr>
+                <w:rFonts w:ascii="Calibri" w:cs="Calibri" w:eastAsia="Calibri" w:hAnsi="Calibri"/>
+                <w:b w:val="false"/>
+                <w:bCs w:val="false"/>
+                <w:sz w:val="19"/>
+                <w:szCs w:val="19"/>
+              </w:rPr>
+              <w:t xml:space="preserve">State mutable di module scope</w:t>
+            </w:r>
+          </w:p>
+        </w:tc>
+        <w:tc>
+          <w:tcPr>
+            <w:tcW w:type="dxa" w:w="2400"/>
+            <w:tcMar>
+              <w:top w:type="dxa" w:w="80"/>
+              <w:left w:type="dxa" w:w="120"/>
+              <w:bottom w:type="dxa" w:w="80"/>
+              <w:right w:type="dxa" w:w="120"/>
+            </w:tcMar>
+          </w:tcPr>
+          <w:p>
+            <w:pPr>
+              <w:spacing w:after="0" w:line="260"/>
+            </w:pPr>
+            <w:r>
+              <w:rPr>
+                <w:rFonts w:ascii="Calibri" w:cs="Calibri" w:eastAsia="Calibri" w:hAnsi="Calibri"/>
+                <w:b w:val="false"/>
+                <w:bCs w:val="false"/>
+                <w:sz w:val="19"/>
+                <w:szCs w:val="19"/>
+              </w:rPr>
+              <w:t xml:space="preserve">7</w:t>
+            </w:r>
+          </w:p>
+        </w:tc>
+        <w:tc>
+          <w:tcPr>
+            <w:tcW w:type="dxa" w:w="2026"/>
+            <w:tcMar>
+              <w:top w:type="dxa" w:w="80"/>
+              <w:left w:type="dxa" w:w="120"/>
+              <w:bottom w:type="dxa" w:w="80"/>
+              <w:right w:type="dxa" w:w="120"/>
+            </w:tcMar>
+          </w:tcPr>
+          <w:p>
+            <w:pPr>
+              <w:spacing w:after="0" w:line="260"/>
+            </w:pPr>
+            <w:r>
+              <w:rPr>
+                <w:rFonts w:ascii="Calibri" w:cs="Calibri" w:eastAsia="Calibri" w:hAnsi="Calibri"/>
+                <w:b w:val="false"/>
+                <w:bCs w:val="false"/>
+                <w:sz w:val="19"/>
+                <w:szCs w:val="19"/>
+              </w:rPr>
+              <w:t xml:space="preserve">0</w:t>
+            </w:r>
+          </w:p>
+        </w:tc>
+      </w:tr>
+      <w:tr>
+        <w:tc>
+          <w:tcPr>
+            <w:tcW w:type="dxa" w:w="2600"/>
+            <w:tcMar>
+              <w:top w:type="dxa" w:w="80"/>
+              <w:left w:type="dxa" w:w="120"/>
+              <w:bottom w:type="dxa" w:w="80"/>
+              <w:right w:type="dxa" w:w="120"/>
+            </w:tcMar>
+          </w:tcPr>
+          <w:p>
+            <w:pPr>
+              <w:spacing w:after="0" w:line="260"/>
+            </w:pPr>
+            <w:r>
+              <w:rPr>
+                <w:rFonts w:ascii="Calibri" w:cs="Calibri" w:eastAsia="Calibri" w:hAnsi="Calibri"/>
+                <w:b w:val="false"/>
+                <w:bCs w:val="false"/>
+                <w:sz w:val="19"/>
+                <w:szCs w:val="19"/>
+              </w:rPr>
+              <w:t xml:space="preserve">Angka konfigurasi tertanam</w:t>
+            </w:r>
+          </w:p>
+        </w:tc>
+        <w:tc>
+          <w:tcPr>
+            <w:tcW w:type="dxa" w:w="2400"/>
+            <w:tcMar>
+              <w:top w:type="dxa" w:w="80"/>
+              <w:left w:type="dxa" w:w="120"/>
+              <w:bottom w:type="dxa" w:w="80"/>
+              <w:right w:type="dxa" w:w="120"/>
+            </w:tcMar>
+          </w:tcPr>
+          <w:p>
+            <w:pPr>
+              <w:spacing w:after="0" w:line="260"/>
+            </w:pPr>
+            <w:r>
+              <w:rPr>
+                <w:rFonts w:ascii="Calibri" w:cs="Calibri" w:eastAsia="Calibri" w:hAnsi="Calibri"/>
+                <w:b w:val="false"/>
+                <w:bCs w:val="false"/>
+                <w:sz w:val="19"/>
+                <w:szCs w:val="19"/>
+              </w:rPr>
+              <w:t xml:space="preserve">22</w:t>
+            </w:r>
+          </w:p>
+        </w:tc>
+        <w:tc>
+          <w:tcPr>
+            <w:tcW w:type="dxa" w:w="2026"/>
+            <w:tcMar>
+              <w:top w:type="dxa" w:w="80"/>
+              <w:left w:type="dxa" w:w="120"/>
+              <w:bottom w:type="dxa" w:w="80"/>
+              <w:right w:type="dxa" w:w="120"/>
+            </w:tcMar>
+          </w:tcPr>
+          <w:p>
+            <w:pPr>
+              <w:spacing w:after="0" w:line="260"/>
+            </w:pPr>
+            <w:r>
+              <w:rPr>
+                <w:rFonts w:ascii="Calibri" w:cs="Calibri" w:eastAsia="Calibri" w:hAnsi="Calibri"/>
+                <w:b w:val="false"/>
+                <w:bCs w:val="false"/>
+                <w:sz w:val="19"/>
+                <w:szCs w:val="19"/>
+              </w:rPr>
+              <w:t xml:space="preserve">0</w:t>
+            </w:r>
+          </w:p>
+        </w:tc>
+      </w:tr>
+    </w:tbl>
+    <w:p>
+      <w:pPr>
+        <w:spacing w:after="140" w:line="300"/>
+        <w:jc w:val="both"/>
+      </w:pPr>
+      <w:r>
+        <w:rPr>
+          <w:rFonts w:ascii="Calibri" w:cs="Calibri" w:eastAsia="Calibri" w:hAnsi="Calibri"/>
+          <w:sz w:val="22"/>
+          <w:szCs w:val="22"/>
+        </w:rPr>
+        <w:t xml:space="preserve">Kenaikan cakupan itu bukan karena pengujian ditambal untuk mengejar angka. Ia naik karena pengujian unit sekarang hanya memuat logika — berkas infrastruktur tidak lagi ikut ter-require, sehingga yang dihitung memang bagian yang benar-benar diuji.</w:t>
+      </w:r>
+    </w:p>
+    <w:p>
+      <w:pPr>
+        <w:pStyle w:val="Heading2"/>
+        <w:spacing w:after="140" w:before="280"/>
+      </w:pPr>
+      <w:r>
+        <w:rPr>
+          <w:rFonts w:ascii="Calibri" w:cs="Calibri" w:eastAsia="Calibri" w:hAnsi="Calibri"/>
+          <w:b/>
+          <w:bCs/>
+          <w:color w:val="2E5496"/>
+          <w:sz w:val="26"/>
+          <w:szCs w:val="26"/>
+        </w:rPr>
+        <w:t xml:space="preserve">13.6 Yang Sengaja Tetap Berupa Fungsi</w:t>
+      </w:r>
+    </w:p>
+    <w:p>
+      <w:pPr>
+        <w:spacing w:after="140" w:line="300"/>
+        <w:jc w:val="both"/>
+      </w:pPr>
+      <w:r>
+        <w:rPr>
+          <w:rFonts w:ascii="Calibri" w:cs="Calibri" w:eastAsia="Calibri" w:hAnsi="Calibri"/>
+          <w:sz w:val="22"/>
+          <w:szCs w:val="22"/>
+        </w:rPr>
+        <w:t xml:space="preserve">Instruksinya adalah mengubah seluruh berkas menjadi class. Dua berkas dikecualikan, dan alasannya perlu dicatat karena standar yang dipakai sendiri membolehkannya: pembantu murni boleh tetap berupa fungsi.</w:t>
+      </w:r>
+    </w:p>
+    <w:p>
+      <w:pPr>
+        <w:spacing w:after="140" w:line="300"/>
+        <w:jc w:val="both"/>
+      </w:pPr>
+      <w:r>
+        <w:rPr>
+          <w:rFonts w:ascii="Calibri" w:cs="Calibri" w:eastAsia="Calibri" w:hAnsi="Calibri"/>
+          <w:sz w:val="22"/>
+          <w:szCs w:val="22"/>
+        </w:rPr>
+        <w:t xml:space="preserve">Berkas penyusun jawaban HTTP dan pengubah durasi keduanya murni — tanpa dependensi, tanpa keadaan, tanpa menyentuh masukan-keluaran. Tidak ada yang dapat disuntikkan ke dalamnya dan tidak ada yang perlu dipalsukan saat pengujian. Membungkusnya menjadi class hanya menambah kata new tanpa menambah satu pun kemampuan.</w:t>
+      </w:r>
+    </w:p>
+    <w:p>
+      <w:pPr>
+        <w:pBdr>
+          <w:left w:val="single" w:color="2E5496" w:sz="18" w:space="12"/>
+        </w:pBdr>
+        <w:spacing w:after="160" w:before="120" w:line="300"/>
+        <w:ind w:left="400"/>
+      </w:pPr>
+      <w:r>
+        <w:rPr>
+          <w:rFonts w:ascii="Calibri" w:cs="Calibri" w:eastAsia="Calibri" w:hAnsi="Calibri"/>
+          <w:i/>
+          <w:iCs/>
+          <w:color w:val="1F3864"/>
+          <w:sz w:val="22"/>
+          <w:szCs w:val="22"/>
+        </w:rPr>
+        <w:t xml:space="preserve">Class dipakai di tempat yang punya dependensi untuk disuntikkan atau keadaan untuk dikelola. Di tempat yang tidak punya keduanya, ia hanya menambah baris.</w:t>
+      </w:r>
+    </w:p>
+    <w:p>
+      <w:pPr>
+        <w:spacing w:after="140" w:line="300"/>
+        <w:jc w:val="both"/>
+      </w:pPr>
+      <w:r>
+        <w:rPr>
+          <w:rFonts w:ascii="Calibri" w:cs="Calibri" w:eastAsia="Calibri" w:hAnsi="Calibri"/>
+          <w:sz w:val="22"/>
+          <w:szCs w:val="22"/>
+        </w:rPr>
+        <w:t xml:space="preserve">Berkas route diubah menjadi pabrik yang menerima container, bukan class — tugasnya hanya menyambungkan alamat ke handler, dan perakitan objeknya sudah pindah ke container. Berkas di folder constants murni data.</w:t>
+      </w:r>
+    </w:p>
+    <w:p>
+      <w:pPr>
+        <w:pStyle w:val="Heading2"/>
+        <w:spacing w:after="140" w:before="280"/>
+      </w:pPr>
+      <w:r>
+        <w:rPr>
+          <w:rFonts w:ascii="Calibri" w:cs="Calibri" w:eastAsia="Calibri" w:hAnsi="Calibri"/>
+          <w:b/>
+          <w:bCs/>
+          <w:color w:val="2E5496"/>
+          <w:sz w:val="26"/>
+          <w:szCs w:val="26"/>
+        </w:rPr>
+        <w:t xml:space="preserve">13.7 Komentar Penempatan di Setiap Berkas</w:t>
+      </w:r>
+    </w:p>
+    <w:p>
+      <w:pPr>
+        <w:spacing w:after="140" w:line="300"/>
+        <w:jc w:val="both"/>
+      </w:pPr>
+      <w:r>
+        <w:rPr>
+          <w:rFonts w:ascii="Calibri" w:cs="Calibri" w:eastAsia="Calibri" w:hAnsi="Calibri"/>
+          <w:sz w:val="22"/>
+          <w:szCs w:val="22"/>
+        </w:rPr>
+        <w:t xml:space="preserve">Setiap berkas di dalam src/ sekarang dibuka dua penjelasan: BERKAS INI, yang menyatakan isinya dalam satu kalimat, dan KENAPA DI SINI, yang menjelaskan alasan penempatannya beserta keputusan yang tidak terbaca dari kodenya sendiri.</w:t>
+      </w:r>
+    </w:p>
+    <w:p>
+      <w:pPr>
+        <w:spacing w:after="140" w:line="300"/>
+        <w:jc w:val="both"/>
+      </w:pPr>
+      <w:r>
+        <w:rPr>
+          <w:rFonts w:ascii="Calibri" w:cs="Calibri" w:eastAsia="Calibri" w:hAnsi="Calibri"/>
+          <w:sz w:val="22"/>
+          <w:szCs w:val="22"/>
+        </w:rPr>
+        <w:t xml:space="preserve">Yang dicatat bukan apa yang dilakukan kode — itu sudah terbaca dari kodenya. Yang dicatat adalah alasan yang akan hilang: kenapa prefiks kunci Redis TIDAK boleh menjadi variabel environment padahal ia terlihat seperti konfigurasi, kenapa repository mengembalikan objek model dan bukan objek biasa, kenapa urutan hook normalisasi dan hashing tidak boleh ditukar, kenapa kegagalan Redis dilewati di satu tempat tetapi menjatuhkan permintaan di tempat lain.</w:t>
+      </w:r>
+    </w:p>
+    <w:p>
+      <w:pPr>
+        <w:pStyle w:val="Heading2"/>
+        <w:spacing w:after="140" w:before="280"/>
+      </w:pPr>
+      <w:r>
+        <w:rPr>
+          <w:rFonts w:ascii="Calibri" w:cs="Calibri" w:eastAsia="Calibri" w:hAnsi="Calibri"/>
+          <w:b/>
+          <w:bCs/>
+          <w:color w:val="2E5496"/>
+          <w:sz w:val="26"/>
+          <w:szCs w:val="26"/>
+        </w:rPr>
+        <w:t xml:space="preserve">13.8 Yang Belum Dikerjakan, dan Kapan Sebaiknya</w:t>
+      </w:r>
+    </w:p>
+    <w:tbl>
+      <w:tblPr>
+        <w:tblW w:type="dxa" w:w="9026"/>
+        <w:tblBorders>
+          <w:top w:val="single" w:color="auto" w:sz="4"/>
+          <w:left w:val="single" w:color="auto" w:sz="4"/>
+          <w:bottom w:val="single" w:color="auto" w:sz="4"/>
+          <w:right w:val="single" w:color="auto" w:sz="4"/>
+          <w:insideH w:val="single" w:color="auto" w:sz="4"/>
+          <w:insideV w:val="single" w:color="auto" w:sz="4"/>
+        </w:tblBorders>
+      </w:tblPr>
+      <w:tblGrid>
+        <w:gridCol w:w="3600"/>
+        <w:gridCol w:w="5426"/>
+      </w:tblGrid>
+      <w:tr>
+        <w:trPr>
+          <w:tblHeader/>
+        </w:trPr>
+        <w:tc>
+          <w:tcPr>
+            <w:tcW w:type="dxa" w:w="3600"/>
+            <w:shd w:fill="D9E2F3" w:val="clear"/>
+            <w:tcMar>
+              <w:top w:type="dxa" w:w="80"/>
+              <w:left w:type="dxa" w:w="120"/>
+              <w:bottom w:type="dxa" w:w="80"/>
+              <w:right w:type="dxa" w:w="120"/>
+            </w:tcMar>
+          </w:tcPr>
+          <w:p>
+            <w:pPr>
+              <w:spacing w:after="0" w:line="260"/>
+            </w:pPr>
+            <w:r>
+              <w:rPr>
+                <w:rFonts w:ascii="Calibri" w:cs="Calibri" w:eastAsia="Calibri" w:hAnsi="Calibri"/>
+                <w:b/>
+                <w:bCs/>
+                <w:sz w:val="19"/>
+                <w:szCs w:val="19"/>
+              </w:rPr>
+              <w:t xml:space="preserve">Yang belum ada</w:t>
+            </w:r>
+          </w:p>
+        </w:tc>
+        <w:tc>
+          <w:tcPr>
+            <w:tcW w:type="dxa" w:w="5426"/>
+            <w:shd w:fill="D9E2F3" w:val="clear"/>
+            <w:tcMar>
+              <w:top w:type="dxa" w:w="80"/>
+              <w:left w:type="dxa" w:w="120"/>
+              <w:bottom w:type="dxa" w:w="80"/>
+              <w:right w:type="dxa" w:w="120"/>
+            </w:tcMar>
+          </w:tcPr>
+          <w:p>
+            <w:pPr>
+              <w:spacing w:after="0" w:line="260"/>
+            </w:pPr>
+            <w:r>
+              <w:rPr>
+                <w:rFonts w:ascii="Calibri" w:cs="Calibri" w:eastAsia="Calibri" w:hAnsi="Calibri"/>
+                <w:b/>
+                <w:bCs/>
+                <w:sz w:val="19"/>
+                <w:szCs w:val="19"/>
+              </w:rPr>
+              <w:t xml:space="preserve">Kapan sebaiknya ditambahkan</w:t>
+            </w:r>
+          </w:p>
+        </w:tc>
+      </w:tr>
+      <w:tr>
+        <w:tc>
+          <w:tcPr>
+            <w:tcW w:type="dxa" w:w="3600"/>
+            <w:tcMar>
+              <w:top w:type="dxa" w:w="80"/>
+              <w:left w:type="dxa" w:w="120"/>
+              <w:bottom w:type="dxa" w:w="80"/>
+              <w:right w:type="dxa" w:w="120"/>
+            </w:tcMar>
+          </w:tcPr>
+          <w:p>
+            <w:pPr>
+              <w:spacing w:after="0" w:line="260"/>
+            </w:pPr>
+            <w:r>
+              <w:rPr>
+                <w:rFonts w:ascii="Calibri" w:cs="Calibri" w:eastAsia="Calibri" w:hAnsi="Calibri"/>
+                <w:b w:val="false"/>
+                <w:bCs w:val="false"/>
+                <w:sz w:val="19"/>
+                <w:szCs w:val="19"/>
+              </w:rPr>
+              <w:t xml:space="preserve">Pencatatan log terstruktur beserta penanda korelasi permintaan</w:t>
+            </w:r>
+          </w:p>
+        </w:tc>
+        <w:tc>
+          <w:tcPr>
+            <w:tcW w:type="dxa" w:w="5426"/>
+            <w:tcMar>
+              <w:top w:type="dxa" w:w="80"/>
+              <w:left w:type="dxa" w:w="120"/>
+              <w:bottom w:type="dxa" w:w="80"/>
+              <w:right w:type="dxa" w:w="120"/>
+            </w:tcMar>
+          </w:tcPr>
+          <w:p>
+            <w:pPr>
+              <w:spacing w:after="0" w:line="260"/>
+            </w:pPr>
+            <w:r>
+              <w:rPr>
+                <w:rFonts w:ascii="Calibri" w:cs="Calibri" w:eastAsia="Calibri" w:hAnsi="Calibri"/>
+                <w:b w:val="false"/>
+                <w:bCs w:val="false"/>
+                <w:sz w:val="19"/>
+                <w:szCs w:val="19"/>
+              </w:rPr>
+              <w:t xml:space="preserve">Ketika log dikirim ke sistem pengumpul terpusat; empat puluh pemanggilan console langsung saat ini tidak dapat difilter maupun ditelusuri antar permintaan</w:t>
+            </w:r>
+          </w:p>
+        </w:tc>
+      </w:tr>
+      <w:tr>
+        <w:tc>
+          <w:tcPr>
+            <w:tcW w:type="dxa" w:w="3600"/>
+            <w:tcMar>
+              <w:top w:type="dxa" w:w="80"/>
+              <w:left w:type="dxa" w:w="120"/>
+              <w:bottom w:type="dxa" w:w="80"/>
+              <w:right w:type="dxa" w:w="120"/>
+            </w:tcMar>
+          </w:tcPr>
+          <w:p>
+            <w:pPr>
+              <w:spacing w:after="0" w:line="260"/>
+            </w:pPr>
+            <w:r>
+              <w:rPr>
+                <w:rFonts w:ascii="Calibri" w:cs="Calibri" w:eastAsia="Calibri" w:hAnsi="Calibri"/>
+                <w:b w:val="false"/>
+                <w:bCs w:val="false"/>
+                <w:sz w:val="19"/>
+                <w:szCs w:val="19"/>
+              </w:rPr>
+              <w:t xml:space="preserve">Kode error yang dapat dibaca mesin</w:t>
+            </w:r>
+          </w:p>
+        </w:tc>
+        <w:tc>
+          <w:tcPr>
+            <w:tcW w:type="dxa" w:w="5426"/>
+            <w:tcMar>
+              <w:top w:type="dxa" w:w="80"/>
+              <w:left w:type="dxa" w:w="120"/>
+              <w:bottom w:type="dxa" w:w="80"/>
+              <w:right w:type="dxa" w:w="120"/>
+            </w:tcMar>
+          </w:tcPr>
+          <w:p>
+            <w:pPr>
+              <w:spacing w:after="0" w:line="260"/>
+            </w:pPr>
+            <w:r>
+              <w:rPr>
+                <w:rFonts w:ascii="Calibri" w:cs="Calibri" w:eastAsia="Calibri" w:hAnsi="Calibri"/>
+                <w:b w:val="false"/>
+                <w:bCs w:val="false"/>
+                <w:sz w:val="19"/>
+                <w:szCs w:val="19"/>
+              </w:rPr>
+              <w:t xml:space="preserve">Ketika ada klien selain antarmuka sendiri yang perlu membedakan jenis kegagalan tanpa mencocokkan teks pesan</w:t>
+            </w:r>
+          </w:p>
+        </w:tc>
+      </w:tr>
+      <w:tr>
+        <w:tc>
+          <w:tcPr>
+            <w:tcW w:type="dxa" w:w="3600"/>
+            <w:tcMar>
+              <w:top w:type="dxa" w:w="80"/>
+              <w:left w:type="dxa" w:w="120"/>
+              <w:bottom w:type="dxa" w:w="80"/>
+              <w:right w:type="dxa" w:w="120"/>
+            </w:tcMar>
+          </w:tcPr>
+          <w:p>
+            <w:pPr>
+              <w:spacing w:after="0" w:line="260"/>
+            </w:pPr>
+            <w:r>
+              <w:rPr>
+                <w:rFonts w:ascii="Calibri" w:cs="Calibri" w:eastAsia="Calibri" w:hAnsi="Calibri"/>
+                <w:b w:val="false"/>
+                <w:bCs w:val="false"/>
+                <w:sz w:val="19"/>
+                <w:szCs w:val="19"/>
+              </w:rPr>
+              <w:t xml:space="preserve">Lapisan pemetaan keluaran yang eksplisit</w:t>
+            </w:r>
+          </w:p>
+        </w:tc>
+        <w:tc>
+          <w:tcPr>
+            <w:tcW w:type="dxa" w:w="5426"/>
+            <w:tcMar>
+              <w:top w:type="dxa" w:w="80"/>
+              <w:left w:type="dxa" w:w="120"/>
+              <w:bottom w:type="dxa" w:w="80"/>
+              <w:right w:type="dxa" w:w="120"/>
+            </w:tcMar>
+          </w:tcPr>
+          <w:p>
+            <w:pPr>
+              <w:spacing w:after="0" w:line="260"/>
+            </w:pPr>
+            <w:r>
+              <w:rPr>
+                <w:rFonts w:ascii="Calibri" w:cs="Calibri" w:eastAsia="Calibri" w:hAnsi="Calibri"/>
+                <w:b w:val="false"/>
+                <w:bCs w:val="false"/>
+                <w:sz w:val="19"/>
+                <w:szCs w:val="19"/>
+              </w:rPr>
+              <w:t xml:space="preserve">Sekarang objek model langsung menjadi jawaban. Aman karena penyaring kolom rahasia melekat di model, tetapi itu satu penimpaan dari kebocoran</w:t>
+            </w:r>
+          </w:p>
+        </w:tc>
+      </w:tr>
+      <w:tr>
+        <w:tc>
+          <w:tcPr>
+            <w:tcW w:type="dxa" w:w="3600"/>
+            <w:tcMar>
+              <w:top w:type="dxa" w:w="80"/>
+              <w:left w:type="dxa" w:w="120"/>
+              <w:bottom w:type="dxa" w:w="80"/>
+              <w:right w:type="dxa" w:w="120"/>
+            </w:tcMar>
+          </w:tcPr>
+          <w:p>
+            <w:pPr>
+              <w:spacing w:after="0" w:line="260"/>
+            </w:pPr>
+            <w:r>
+              <w:rPr>
+                <w:rFonts w:ascii="Calibri" w:cs="Calibri" w:eastAsia="Calibri" w:hAnsi="Calibri"/>
+                <w:b w:val="false"/>
+                <w:bCs w:val="false"/>
+                <w:sz w:val="19"/>
+                <w:szCs w:val="19"/>
+              </w:rPr>
+              <w:t xml:space="preserve">Validasi masukan berbasis skema di tepi controller</w:t>
+            </w:r>
+          </w:p>
+        </w:tc>
+        <w:tc>
+          <w:tcPr>
+            <w:tcW w:type="dxa" w:w="5426"/>
+            <w:tcMar>
+              <w:top w:type="dxa" w:w="80"/>
+              <w:left w:type="dxa" w:w="120"/>
+              <w:bottom w:type="dxa" w:w="80"/>
+              <w:right w:type="dxa" w:w="120"/>
+            </w:tcMar>
+          </w:tcPr>
+          <w:p>
+            <w:pPr>
+              <w:spacing w:after="0" w:line="260"/>
+            </w:pPr>
+            <w:r>
+              <w:rPr>
+                <w:rFonts w:ascii="Calibri" w:cs="Calibri" w:eastAsia="Calibri" w:hAnsi="Calibri"/>
+                <w:b w:val="false"/>
+                <w:bCs w:val="false"/>
+                <w:sz w:val="19"/>
+                <w:szCs w:val="19"/>
+              </w:rPr>
+              <w:t xml:space="preserve">Ketika jumlah field per endpoint bertambah; pemeriksaan manual sekarang masih terbaca</w:t>
+            </w:r>
+          </w:p>
+        </w:tc>
+      </w:tr>
+      <w:tr>
+        <w:tc>
+          <w:tcPr>
+            <w:tcW w:type="dxa" w:w="3600"/>
+            <w:tcMar>
+              <w:top w:type="dxa" w:w="80"/>
+              <w:left w:type="dxa" w:w="120"/>
+              <w:bottom w:type="dxa" w:w="80"/>
+              <w:right w:type="dxa" w:w="120"/>
+            </w:tcMar>
+          </w:tcPr>
+          <w:p>
+            <w:pPr>
+              <w:spacing w:after="0" w:line="260"/>
+            </w:pPr>
+            <w:r>
+              <w:rPr>
+                <w:rFonts w:ascii="Calibri" w:cs="Calibri" w:eastAsia="Calibri" w:hAnsi="Calibri"/>
+                <w:b w:val="false"/>
+                <w:bCs w:val="false"/>
+                <w:sz w:val="19"/>
+                <w:szCs w:val="19"/>
+              </w:rPr>
+              <w:t xml:space="preserve">Penanda penerbit dan penerima pada token</w:t>
+            </w:r>
+          </w:p>
+        </w:tc>
+        <w:tc>
+          <w:tcPr>
+            <w:tcW w:type="dxa" w:w="5426"/>
+            <w:tcMar>
+              <w:top w:type="dxa" w:w="80"/>
+              <w:left w:type="dxa" w:w="120"/>
+              <w:bottom w:type="dxa" w:w="80"/>
+              <w:right w:type="dxa" w:w="120"/>
+            </w:tcMar>
+          </w:tcPr>
+          <w:p>
+            <w:pPr>
+              <w:spacing w:after="0" w:line="260"/>
+            </w:pPr>
+            <w:r>
+              <w:rPr>
+                <w:rFonts w:ascii="Calibri" w:cs="Calibri" w:eastAsia="Calibri" w:hAnsi="Calibri"/>
+                <w:b w:val="false"/>
+                <w:bCs w:val="false"/>
+                <w:sz w:val="19"/>
+                <w:szCs w:val="19"/>
+              </w:rPr>
+              <w:t xml:space="preserve">Ketika ada layanan kedua yang memakai kunci yang sama</w:t>
+            </w:r>
+          </w:p>
+        </w:tc>
+      </w:tr>
+    </w:tbl>
+    <w:p>
+      <w:pPr>
+        <w:spacing w:after="140" w:line="300"/>
+        <w:jc w:val="both"/>
+      </w:pPr>
+      <w:r>
+        <w:rPr>
+          <w:rFonts w:ascii="Calibri" w:cs="Calibri" w:eastAsia="Calibri" w:hAnsi="Calibri"/>
+          <w:sz w:val="22"/>
+          <w:szCs w:val="22"/>
+        </w:rPr>
+        <w:t xml:space="preserve">Daftar ini disusun dengan prinsip yang sama seperti pada Bab 10: sesuatu ditambahkan ketika sudah ada yang benar-benar membutuhkannya. Keempat yang pertama menambah PERILAKU baru, dan perilaku baru butuh pengujian baru sebelum dapat dipercaya — berbeda dengan seluruh perbaikan di bab ini, yang murni memindahkan struktur sehingga dua ratus dua puluh delapan pengujian yang ada adalah buktinya.</w:t>
+      </w:r>
+    </w:p>
+    <w:p>
+      <w:pPr>
+        <w:pStyle w:val="Heading2"/>
+        <w:spacing w:after="140" w:before="280"/>
+      </w:pPr>
+      <w:r>
+        <w:rPr>
+          <w:rFonts w:ascii="Calibri" w:cs="Calibri" w:eastAsia="Calibri" w:hAnsi="Calibri"/>
+          <w:b/>
+          <w:bCs/>
+          <w:color w:val="2E5496"/>
+          <w:sz w:val="26"/>
+          <w:szCs w:val="26"/>
+        </w:rPr>
+        <w:t xml:space="preserve">13.9 Hasil Pengujian</w:t>
+      </w:r>
+    </w:p>
+    <w:p>
+      <w:pPr>
+        <w:shd w:fill="F2F2F2" w:val="clear"/>
+        <w:spacing w:after="0" w:before="60"/>
+        <w:ind w:left="200" w:right="200"/>
+      </w:pPr>
+      <w:r>
+        <w:rPr>
+          <w:rFonts w:ascii="Consolas" w:cs="Consolas" w:eastAsia="Consolas" w:hAnsi="Consolas"/>
+          <w:sz w:val="18"/>
+          <w:szCs w:val="18"/>
+        </w:rPr>
+        <w:t xml:space="preserve">Pengujian unit                 : 201 lulus, 0 gagal, tanpa layanan hidup</w:t>
+      </w:r>
+    </w:p>
+    <w:p>
+      <w:pPr>
+        <w:shd w:fill="F2F2F2" w:val="clear"/>
+        <w:spacing w:after="0" w:before="0"/>
+        <w:ind w:left="200" w:right="200"/>
+      </w:pPr>
+      <w:r>
+        <w:rPr>
+          <w:rFonts w:ascii="Consolas" w:cs="Consolas" w:eastAsia="Consolas" w:hAnsi="Consolas"/>
+          <w:sz w:val="18"/>
+          <w:szCs w:val="18"/>
+        </w:rPr>
+        <w:t xml:space="preserve">Pengujian end-to-end           : 27 lulus, 0 gagal</w:t>
+      </w:r>
+    </w:p>
+    <w:p>
+      <w:pPr>
+        <w:shd w:fill="F2F2F2" w:val="clear"/>
+        <w:spacing w:after="0" w:before="0"/>
+        <w:ind w:left="200" w:right="200"/>
+      </w:pPr>
+      <w:r>
+        <w:rPr>
+          <w:rFonts w:ascii="Consolas" w:cs="Consolas" w:eastAsia="Consolas" w:hAnsi="Consolas"/>
+          <w:sz w:val="18"/>
+          <w:szCs w:val="18"/>
+        </w:rPr>
+        <w:t xml:space="preserve">Cakupan baris                  : 98,5 persen (ambang 80)</w:t>
+      </w:r>
+    </w:p>
+    <w:p>
+      <w:pPr>
+        <w:shd w:fill="F2F2F2" w:val="clear"/>
+        <w:spacing w:after="0" w:before="0"/>
+        <w:ind w:left="200" w:right="200"/>
+      </w:pPr>
+      <w:r>
+        <w:rPr>
+          <w:rFonts w:ascii="Consolas" w:cs="Consolas" w:eastAsia="Consolas" w:hAnsi="Consolas"/>
+          <w:sz w:val="18"/>
+          <w:szCs w:val="18"/>
+        </w:rPr>
+        <w:t xml:space="preserve">Cakupan cabang                 : 97,5 persen (ambang 80)</w:t>
+      </w:r>
+    </w:p>
+    <w:p>
+      <w:pPr>
+        <w:shd w:fill="F2F2F2" w:val="clear"/>
+        <w:spacing w:after="0" w:before="0"/>
+        <w:ind w:left="200" w:right="200"/>
+      </w:pPr>
+      <w:r>
+        <w:rPr>
+          <w:rFonts w:ascii="Consolas" w:cs="Consolas" w:eastAsia="Consolas" w:hAnsi="Consolas"/>
+          <w:sz w:val="18"/>
+          <w:szCs w:val="18"/>
+        </w:rPr>
+        <w:t xml:space="preserve">Container dibangun ulang       : sehat, katalog izin 11/11</w:t>
+      </w:r>
+    </w:p>
+    <w:p>
+      <w:pPr>
+        <w:shd w:fill="F2F2F2" w:val="clear"/>
+        <w:spacing w:after="0" w:before="0"/>
+        <w:ind w:left="200" w:right="200"/>
+      </w:pPr>
+      <w:r>
+        <w:rPr>
+          <w:rFonts w:ascii="Consolas" w:cs="Consolas" w:eastAsia="Consolas" w:hAnsi="Consolas"/>
+          <w:sz w:val="18"/>
+          <w:szCs w:val="18"/>
+        </w:rPr>
+        <w:t xml:space="preserve">Sapuan seluruh endpoint        : 26 dari 26, 0 gagal</w:t>
+      </w:r>
+    </w:p>
+    <w:p>
+      <w:pPr>
+        <w:shd w:fill="F2F2F2" w:val="clear"/>
+        <w:spacing w:after="0" w:before="0"/>
+        <w:ind w:left="200" w:right="200"/>
+      </w:pPr>
+      <w:r>
+        <w:rPr>
+          <w:rFonts w:ascii="Consolas" w:cs="Consolas" w:eastAsia="Consolas" w:hAnsi="Consolas"/>
+          <w:sz w:val="18"/>
+          <w:szCs w:val="18"/>
+        </w:rPr>
+        <w:t xml:space="preserve">Worker email                   : hidup, pesan terkirim</w:t>
+      </w:r>
+    </w:p>
+    <w:p>
+      <w:pPr>
+        <w:shd w:fill="F2F2F2" w:val="clear"/>
+        <w:spacing w:after="0" w:before="0"/>
+        <w:ind w:left="200" w:right="200"/>
+      </w:pPr>
+      <w:r>
+        <w:rPr>
+          <w:rFonts w:ascii="Consolas" w:cs="Consolas" w:eastAsia="Consolas" w:hAnsi="Consolas"/>
+          <w:sz w:val="18"/>
+          <w:szCs w:val="18"/>
+        </w:rPr>
+        <w:t xml:space="preserve">process.env di luar config/    : 0</w:t>
+      </w:r>
+    </w:p>
+    <w:p>
+      <w:pPr>
+        <w:shd w:fill="F2F2F2" w:val="clear"/>
+        <w:spacing w:after="0" w:before="0"/>
+        <w:ind w:left="200" w:right="200"/>
+      </w:pPr>
+      <w:r>
+        <w:rPr>
+          <w:rFonts w:ascii="Consolas" w:cs="Consolas" w:eastAsia="Consolas" w:hAnsi="Consolas"/>
+          <w:sz w:val="18"/>
+          <w:szCs w:val="18"/>
+        </w:rPr>
+        <w:t xml:space="preserve">Instance diekspor module scope : 0</w:t>
+      </w:r>
+    </w:p>
+    <w:p>
+      <w:pPr>
+        <w:shd w:fill="F2F2F2" w:val="clear"/>
+        <w:spacing w:after="160" w:before="0"/>
+        <w:ind w:left="200" w:right="200"/>
+      </w:pPr>
+      <w:r>
+        <w:rPr>
+          <w:rFonts w:ascii="Consolas" w:cs="Consolas" w:eastAsia="Consolas" w:hAnsi="Consolas"/>
+          <w:sz w:val="18"/>
+          <w:szCs w:val="18"/>
+        </w:rPr>
+        <w:t xml:space="preserve">State mutable module scope     : 0</w:t>
       </w:r>
     </w:p>
     <w:p>

--- a/docs/Laporan-Auth-Service.docx
+++ b/docs/Laporan-Auth-Service.docx
@@ -34921,7 +34921,21 @@
           <w:sz w:val="26"/>
           <w:szCs w:val="26"/>
         </w:rPr>
-        <w:t xml:space="preserve">13.8 Yang Belum Dikerjakan, dan Kapan Sebaiknya</w:t>
+        <w:t xml:space="preserve">13.8 Yang Belum Dikerjakan pada Tahap Ini</w:t>
+      </w:r>
+    </w:p>
+    <w:p>
+      <w:pPr>
+        <w:spacing w:after="140" w:line="300"/>
+        <w:jc w:val="both"/>
+      </w:pPr>
+      <w:r>
+        <w:rPr>
+          <w:rFonts w:ascii="Calibri" w:cs="Calibri" w:eastAsia="Calibri" w:hAnsi="Calibri"/>
+          <w:sz w:val="22"/>
+          <w:szCs w:val="22"/>
+        </w:rPr>
+        <w:t xml:space="preserve">Catatan: tiga dari lima butir di bawah — pencatatan log terstruktur, kode error mesin, dan penanda pada token — sudah dikerjakan pada Bab 14. Daftar ini dibiarkan apa adanya karena ia menggambarkan keadaan pada saat audit dilakukan, dan urutan pengerjaannya justru bagian dari catatannya.</w:t>
       </w:r>
     </w:p>
     <w:tbl>
@@ -35451,6 +35465,2454 @@
         <w:t xml:space="preserve">State mutable module scope     : 0</w:t>
       </w:r>
     </w:p>
+    <w:p>
+      <w:r>
+        <w:br w:type="page"/>
+      </w:r>
+    </w:p>
+    <w:p>
+      <w:pPr>
+        <w:pStyle w:val="Heading1"/>
+        <w:spacing w:after="180" w:before="360"/>
+      </w:pPr>
+      <w:r>
+        <w:rPr>
+          <w:rFonts w:ascii="Calibri" w:cs="Calibri" w:eastAsia="Calibri" w:hAnsi="Calibri"/>
+          <w:b/>
+          <w:bCs/>
+          <w:color w:val="1F3864"/>
+          <w:sz w:val="32"/>
+          <w:szCs w:val="32"/>
+        </w:rPr>
+        <w:t xml:space="preserve">BAB 14 — Keteramatan dan Kontrak Error</w:t>
+      </w:r>
+    </w:p>
+    <w:p>
+      <w:pPr>
+        <w:spacing w:after="140" w:line="300"/>
+        <w:jc w:val="both"/>
+      </w:pPr>
+      <w:r>
+        <w:rPr>
+          <w:rFonts w:ascii="Calibri" w:cs="Calibri" w:eastAsia="Calibri" w:hAnsi="Calibri"/>
+          <w:sz w:val="22"/>
+          <w:szCs w:val="22"/>
+        </w:rPr>
+        <w:t xml:space="preserve">Bab sebelumnya menutup temuan struktural. Yang tersisa dari audit adalah tiga hal yang menambah PERILAKU baru, bukan memindahkan struktur — dan karena itu masing-masing membutuhkan pengujian barunya sendiri sebelum dapat dipercaya.</w:t>
+      </w:r>
+    </w:p>
+    <w:p>
+      <w:pPr>
+        <w:pStyle w:val="Heading2"/>
+        <w:spacing w:after="140" w:before="280"/>
+      </w:pPr>
+      <w:r>
+        <w:rPr>
+          <w:rFonts w:ascii="Calibri" w:cs="Calibri" w:eastAsia="Calibri" w:hAnsi="Calibri"/>
+          <w:b/>
+          <w:bCs/>
+          <w:color w:val="2E5496"/>
+          <w:sz w:val="26"/>
+          <w:szCs w:val="26"/>
+        </w:rPr>
+        <w:t xml:space="preserve">14.1 Empat Puluh Pemanggilan console</w:t>
+      </w:r>
+    </w:p>
+    <w:p>
+      <w:pPr>
+        <w:spacing w:after="140" w:line="300"/>
+        <w:jc w:val="both"/>
+      </w:pPr>
+      <w:r>
+        <w:rPr>
+          <w:rFonts w:ascii="Calibri" w:cs="Calibri" w:eastAsia="Calibri" w:hAnsi="Calibri"/>
+          <w:sz w:val="22"/>
+          <w:szCs w:val="22"/>
+        </w:rPr>
+        <w:t xml:space="preserve">Seluruh pencatatan sebelumnya memakai console langsung, empat puluh titik. Tiga masalahnya bertumpuk.</w:t>
+      </w:r>
+    </w:p>
+    <w:p>
+      <w:pPr>
+        <w:pStyle w:val="ListParagraph"/>
+        <w:numPr>
+          <w:ilvl w:val="0"/>
+          <w:numId w:val="2"/>
+        </w:numPr>
+        <w:spacing w:after="80" w:line="290"/>
+      </w:pPr>
+      <w:r>
+        <w:rPr>
+          <w:rFonts w:ascii="Calibri" w:cs="Calibri" w:eastAsia="Calibri" w:hAnsi="Calibri"/>
+          <w:sz w:val="22"/>
+          <w:szCs w:val="22"/>
+        </w:rPr>
+        <w:t xml:space="preserve">Tidak dapat difilter. Log yang dikirim ke sistem pengumpul terpusat harus bisa dicari per field. Perintah pencarian teks bebas tidak dapat menjawab "tampilkan semua error milik permintaan X".</w:t>
+      </w:r>
+    </w:p>
+    <w:p>
+      <w:pPr>
+        <w:pStyle w:val="ListParagraph"/>
+        <w:numPr>
+          <w:ilvl w:val="0"/>
+          <w:numId w:val="2"/>
+        </w:numPr>
+        <w:spacing w:after="80" w:line="290"/>
+      </w:pPr>
+      <w:r>
+        <w:rPr>
+          <w:rFonts w:ascii="Calibri" w:cs="Calibri" w:eastAsia="Calibri" w:hAnsi="Calibri"/>
+          <w:sz w:val="22"/>
+          <w:szCs w:val="22"/>
+        </w:rPr>
+        <w:t xml:space="preserve">Tidak dapat dimatikan. Tidak ada tingkat kepentingan, jadi rincian pengembangan ikut tercetak di production bersama kejadian yang benar-benar penting.</w:t>
+      </w:r>
+    </w:p>
+    <w:p>
+      <w:pPr>
+        <w:pStyle w:val="ListParagraph"/>
+        <w:numPr>
+          <w:ilvl w:val="0"/>
+          <w:numId w:val="2"/>
+        </w:numPr>
+        <w:spacing w:after="80" w:line="290"/>
+      </w:pPr>
+      <w:r>
+        <w:rPr>
+          <w:rFonts w:ascii="Calibri" w:cs="Calibri" w:eastAsia="Calibri" w:hAnsi="Calibri"/>
+          <w:sz w:val="22"/>
+          <w:szCs w:val="22"/>
+        </w:rPr>
+        <w:t xml:space="preserve">Tidak dapat ditelusuri antar lapisan. Satu permintaan yang melewati middleware, service, dan repository menghasilkan baris log yang tersebar tanpa satu pun penanda yang menghubungkannya.</w:t>
+      </w:r>
+    </w:p>
+    <w:p>
+      <w:pPr>
+        <w:pStyle w:val="Heading3"/>
+        <w:spacing w:after="110" w:before="220"/>
+      </w:pPr>
+      <w:r>
+        <w:rPr>
+          <w:rFonts w:ascii="Calibri" w:cs="Calibri" w:eastAsia="Calibri" w:hAnsi="Calibri"/>
+          <w:b/>
+          <w:bCs/>
+          <w:color w:val="44546A"/>
+          <w:sz w:val="23"/>
+          <w:szCs w:val="23"/>
+        </w:rPr>
+        <w:t xml:space="preserve">Logger ditulis sendiri, dan alasannya</w:t>
+      </w:r>
+    </w:p>
+    <w:p>
+      <w:pPr>
+        <w:spacing w:after="140" w:line="300"/>
+        <w:jc w:val="both"/>
+      </w:pPr>
+      <w:r>
+        <w:rPr>
+          <w:rFonts w:ascii="Calibri" w:cs="Calibri" w:eastAsia="Calibri" w:hAnsi="Calibri"/>
+          <w:sz w:val="22"/>
+          <w:szCs w:val="22"/>
+        </w:rPr>
+        <w:t xml:space="preserve">Yang dibutuhkan hanya empat tingkat kepentingan, penyembunyian field sensitif, dan kemampuan menurunkan logger anak berpenanda komponen. Seluruhnya sekitar delapan puluh baris. Jalur peningkatan ke pustaka siap pakai dicatat di dalam berkasnya beserta pemicunya: ia menulis lewat thread terpisah sehingga tidak menahan proses utama, dan itu baru terasa ketika volume log sudah tinggi.</w:t>
+      </w:r>
+    </w:p>
+    <w:p>
+      <w:pPr>
+        <w:spacing w:after="140" w:line="300"/>
+        <w:jc w:val="both"/>
+      </w:pPr>
+      <w:r>
+        <w:rPr>
+          <w:rFonts w:ascii="Calibri" w:cs="Calibri" w:eastAsia="Calibri" w:hAnsi="Calibri"/>
+          <w:sz w:val="22"/>
+          <w:szCs w:val="22"/>
+        </w:rPr>
+        <w:t xml:space="preserve">Setiap komponen menerima logger anak yang membawa penandanya sendiri. Akibatnya pertanyaan seperti "tampilkan semua kegagalan Redis" menjadi satu penyaringan field, bukan pencarian teks yang bisa salah tangkap.</w:t>
+      </w:r>
+    </w:p>
+    <w:p>
+      <w:pPr>
+        <w:pStyle w:val="Heading3"/>
+        <w:spacing w:after="110" w:before="220"/>
+      </w:pPr>
+      <w:r>
+        <w:rPr>
+          <w:rFonts w:ascii="Calibri" w:cs="Calibri" w:eastAsia="Calibri" w:hAnsi="Calibri"/>
+          <w:b/>
+          <w:bCs/>
+          <w:color w:val="44546A"/>
+          <w:sz w:val="23"/>
+          <w:szCs w:val="23"/>
+        </w:rPr>
+        <w:t xml:space="preserve">Satu bug yang ditemukan pengujiannya sendiri</w:t>
+      </w:r>
+    </w:p>
+    <w:p>
+      <w:pPr>
+        <w:spacing w:after="140" w:line="300"/>
+        <w:jc w:val="both"/>
+      </w:pPr>
+      <w:r>
+        <w:rPr>
+          <w:rFonts w:ascii="Calibri" w:cs="Calibri" w:eastAsia="Calibri" w:hAnsi="Calibri"/>
+          <w:sz w:val="22"/>
+          <w:szCs w:val="22"/>
+        </w:rPr>
+        <w:t xml:space="preserve">Penyembunyian field sensitif bekerja secara rekursif dengan batas kedalaman, supaya objek yang menunjuk dirinya sendiri tidak membuat logger ikut gagal. Versi pertamanya mengembalikan objeknya begitu batas tercapai — dan itu tidak menyelesaikan apa pun: pengubahan ke JSON tetap menabrak lingkaran yang sama.</w:t>
+      </w:r>
+    </w:p>
+    <w:p>
+      <w:pPr>
+        <w:pBdr>
+          <w:left w:val="single" w:color="2E5496" w:sz="18" w:space="12"/>
+        </w:pBdr>
+        <w:spacing w:after="160" w:before="120" w:line="300"/>
+        <w:ind w:left="400"/>
+      </w:pPr>
+      <w:r>
+        <w:rPr>
+          <w:rFonts w:ascii="Calibri" w:cs="Calibri" w:eastAsia="Calibri" w:hAnsi="Calibri"/>
+          <w:i/>
+          <w:iCs/>
+          <w:color w:val="1F3864"/>
+          <w:sz w:val="22"/>
+          <w:szCs w:val="22"/>
+        </w:rPr>
+        <w:t xml:space="preserve">Logger adalah bagian yang paling harus dapat diandalkan. Ia tidak boleh menjadi penyebab kegagalan baru justru pada saat sedang mencatat kegagalan lain.</w:t>
+      </w:r>
+    </w:p>
+    <w:p>
+      <w:pPr>
+        <w:spacing w:after="140" w:line="300"/>
+        <w:jc w:val="both"/>
+      </w:pPr>
+      <w:r>
+        <w:rPr>
+          <w:rFonts w:ascii="Calibri" w:cs="Calibri" w:eastAsia="Calibri" w:hAnsi="Calibri"/>
+          <w:sz w:val="22"/>
+          <w:szCs w:val="22"/>
+        </w:rPr>
+        <w:t xml:space="preserve">Perbaikannya mengembalikan penanda teks di batas kedalaman, bukan objeknya. Pengujian yang menemukannya ditulis lebih dulu daripada perbaikannya.</w:t>
+      </w:r>
+    </w:p>
+    <w:p>
+      <w:pPr>
+        <w:pStyle w:val="Heading2"/>
+        <w:spacing w:after="140" w:before="280"/>
+      </w:pPr>
+      <w:r>
+        <w:rPr>
+          <w:rFonts w:ascii="Calibri" w:cs="Calibri" w:eastAsia="Calibri" w:hAnsi="Calibri"/>
+          <w:b/>
+          <w:bCs/>
+          <w:color w:val="2E5496"/>
+          <w:sz w:val="26"/>
+          <w:szCs w:val="26"/>
+        </w:rPr>
+        <w:t xml:space="preserve">14.2 Penanda Permintaan yang Menembus Seluruh Lapisan</w:t>
+      </w:r>
+    </w:p>
+    <w:p>
+      <w:pPr>
+        <w:spacing w:after="140" w:line="300"/>
+        <w:jc w:val="both"/>
+      </w:pPr>
+      <w:r>
+        <w:rPr>
+          <w:rFonts w:ascii="Calibri" w:cs="Calibri" w:eastAsia="Calibri" w:hAnsi="Calibri"/>
+          <w:sz w:val="22"/>
+          <w:szCs w:val="22"/>
+        </w:rPr>
+        <w:t xml:space="preserve">Penanda permintaan dibuat di middleware paling awal, tetapi yang perlu mencantumkannya di log adalah service dan repository — beberapa lapisan di bawahnya. Meneruskannya lewat argumen berarti menambah satu parameter ke SETIAP method di sepanjang rantai, hanya untuk keperluan pencatatan.</w:t>
+      </w:r>
+    </w:p>
+    <w:p>
+      <w:pPr>
+        <w:spacing w:after="140" w:line="300"/>
+        <w:jc w:val="both"/>
+      </w:pPr>
+      <w:r>
+        <w:rPr>
+          <w:rFonts w:ascii="Calibri" w:cs="Calibri" w:eastAsia="Calibri" w:hAnsi="Calibri"/>
+          <w:sz w:val="22"/>
+          <w:szCs w:val="22"/>
+        </w:rPr>
+        <w:t xml:space="preserve">Penyimpanan lokal per-alur bawaan Node memecahkan itu: nilainya disimpan di luar rantai argumen dan tetap terbawa melewati penantian asinkron, jadi tanda tangan method tidak perlu berubah sama sekali.</w:t>
+      </w:r>
+    </w:p>
+    <w:p>
+      <w:pPr>
+        <w:spacing w:after="140" w:line="300"/>
+        <w:jc w:val="both"/>
+      </w:pPr>
+      <w:r>
+        <w:rPr>
+          <w:rFonts w:ascii="Calibri" w:cs="Calibri" w:eastAsia="Calibri" w:hAnsi="Calibri"/>
+          <w:sz w:val="22"/>
+          <w:szCs w:val="22"/>
+        </w:rPr>
+        <w:t xml:space="preserve">Variabel global tidak dapat dipakai untuk ini, dan alasannya sering terlewat. Node melayani banyak permintaan secara bersamaan dalam satu proses. Variabel global akan tertimpa oleh permintaan berikutnya di tengah penantian, dan log satu permintaan bercampur dengan penanda permintaan lain — kesalahan yang justru paling sulit dikenali karena hasilnya tetap terlihat masuk akal.</w:t>
+      </w:r>
+    </w:p>
+    <w:p>
+      <w:pPr>
+        <w:shd w:fill="F2F2F2" w:val="clear"/>
+        <w:spacing w:after="0" w:before="60"/>
+        <w:ind w:left="200" w:right="200"/>
+      </w:pPr>
+      <w:r>
+        <w:rPr>
+          <w:rFonts w:ascii="Consolas" w:cs="Consolas" w:eastAsia="Consolas" w:hAnsi="Consolas"/>
+          <w:sz w:val="18"/>
+          <w:szCs w:val="18"/>
+        </w:rPr>
+        <w:t xml:space="preserve">{"time":"...","level":"warn","msg":"permintaan perlu diperhatikan",</w:t>
+      </w:r>
+    </w:p>
+    <w:p>
+      <w:pPr>
+        <w:shd w:fill="F2F2F2" w:val="clear"/>
+        <w:spacing w:after="0" w:before="0"/>
+        <w:ind w:left="200" w:right="200"/>
+      </w:pPr>
+      <w:r>
+        <w:rPr>
+          <w:rFonts w:ascii="Consolas" w:cs="Consolas" w:eastAsia="Consolas" w:hAnsi="Consolas"/>
+          <w:sz w:val="18"/>
+          <w:szCs w:val="18"/>
+        </w:rPr>
+        <w:t xml:space="preserve"> "requestId":"a5b8ec13-...","component":"http","method":"POST",</w:t>
+      </w:r>
+    </w:p>
+    <w:p>
+      <w:pPr>
+        <w:shd w:fill="F2F2F2" w:val="clear"/>
+        <w:spacing w:after="160" w:before="0"/>
+        <w:ind w:left="200" w:right="200"/>
+      </w:pPr>
+      <w:r>
+        <w:rPr>
+          <w:rFonts w:ascii="Consolas" w:cs="Consolas" w:eastAsia="Consolas" w:hAnsi="Consolas"/>
+          <w:sz w:val="18"/>
+          <w:szCs w:val="18"/>
+        </w:rPr>
+        <w:t xml:space="preserve"> "path":"/api/v1/auth/login","status":401,"durationMs":422,"userId":null}</w:t>
+      </w:r>
+    </w:p>
+    <w:p>
+      <w:pPr>
+        <w:spacing w:after="200"/>
+        <w:jc w:val="center"/>
+      </w:pPr>
+      <w:r>
+        <w:rPr>
+          <w:rFonts w:ascii="Calibri" w:cs="Calibri" w:eastAsia="Calibri" w:hAnsi="Calibri"/>
+          <w:i/>
+          <w:iCs/>
+          <w:color w:val="595959"/>
+          <w:sz w:val="18"/>
+          <w:szCs w:val="18"/>
+        </w:rPr>
+        <w:t xml:space="preserve">Gambar 14.1 — Satu baris yang sudah memuat status, durasi, dan penandanya</w:t>
+      </w:r>
+    </w:p>
+    <w:p>
+      <w:pPr>
+        <w:spacing w:after="140" w:line="300"/>
+        <w:jc w:val="both"/>
+      </w:pPr>
+      <w:r>
+        <w:rPr>
+          <w:rFonts w:ascii="Calibri" w:cs="Calibri" w:eastAsia="Calibri" w:hAnsi="Calibri"/>
+          <w:sz w:val="22"/>
+          <w:szCs w:val="22"/>
+        </w:rPr>
+        <w:t xml:space="preserve">Penanda dari klien dihormati kalau dikirim, supaya jejaknya nyambung dengan proxy atau layanan pemanggil. Tetapi ia dipangkas dan disaring polanya lebih dulu: nilai ini masuk ke setiap baris log, jadi menerimanya apa adanya berarti pihak luar dapat menyuntikkan baris palsu ke dalam log — atau mengirim teks sepanjang satu megabyte yang ikut tersimpan berulang kali.</w:t>
+      </w:r>
+    </w:p>
+    <w:p>
+      <w:pPr>
+        <w:spacing w:after="140" w:line="300"/>
+        <w:jc w:val="both"/>
+      </w:pPr>
+      <w:r>
+        <w:rPr>
+          <w:rFonts w:ascii="Calibri" w:cs="Calibri" w:eastAsia="Calibri" w:hAnsi="Calibri"/>
+          <w:sz w:val="22"/>
+          <w:szCs w:val="22"/>
+        </w:rPr>
+        <w:t xml:space="preserve">Pencatatan dilakukan saat permintaan SELESAI, bukan saat dimulai. Satu baris yang sudah memuat status dan durasinya jauh lebih berguna daripada dua baris yang harus dijodohkan sendiri. Tingkat kepentingannya mengikuti status: kegagalan server dicatat sebagai error, penolakan sebagai peringatan, sisanya sebagai informasi.</w:t>
+      </w:r>
+    </w:p>
+    <w:p>
+      <w:pPr>
+        <w:pStyle w:val="Heading3"/>
+        <w:spacing w:after="110" w:before="220"/>
+      </w:pPr>
+      <w:r>
+        <w:rPr>
+          <w:rFonts w:ascii="Calibri" w:cs="Calibri" w:eastAsia="Calibri" w:hAnsi="Calibri"/>
+          <w:b/>
+          <w:bCs/>
+          <w:color w:val="44546A"/>
+          <w:sz w:val="23"/>
+          <w:szCs w:val="23"/>
+        </w:rPr>
+        <w:t xml:space="preserve">Satu jenis pencatatan yang justru dihapus</w:t>
+      </w:r>
+    </w:p>
+    <w:p>
+      <w:pPr>
+        <w:spacing w:after="140" w:line="300"/>
+        <w:jc w:val="both"/>
+      </w:pPr>
+      <w:r>
+        <w:rPr>
+          <w:rFonts w:ascii="Calibri" w:cs="Calibri" w:eastAsia="Calibri" w:hAnsi="Calibri"/>
+          <w:sz w:val="22"/>
+          <w:szCs w:val="22"/>
+        </w:rPr>
+        <w:t xml:space="preserve">Penanganan error terpusat sebelumnya mencatat SEMUA error, termasuk penolakan yang memang disengaja. Setelah pencatatan per permintaan ada, penolakan itu sudah tercatat sebagai status 4xx — jadi mencatatnya lagi berarti setiap 401 muncul dua kali.</w:t>
+      </w:r>
+    </w:p>
+    <w:p>
+      <w:pPr>
+        <w:pBdr>
+          <w:left w:val="single" w:color="2E5496" w:sz="18" w:space="12"/>
+        </w:pBdr>
+        <w:spacing w:after="160" w:before="120" w:line="300"/>
+        <w:ind w:left="400"/>
+      </w:pPr>
+      <w:r>
+        <w:rPr>
+          <w:rFonts w:ascii="Calibri" w:cs="Calibri" w:eastAsia="Calibri" w:hAnsi="Calibri"/>
+          <w:i/>
+          <w:iCs/>
+          <w:color w:val="1F3864"/>
+          <w:sz w:val="22"/>
+          <w:szCs w:val="22"/>
+        </w:rPr>
+        <w:t xml:space="preserve">Log yang penuh kejadian normal sama tidak bergunanya dengan tidak ada log sama sekali: error yang sungguhan tenggelam di antaranya.</w:t>
+      </w:r>
+    </w:p>
+    <w:p>
+      <w:pPr>
+        <w:pStyle w:val="Heading2"/>
+        <w:spacing w:after="140" w:before="280"/>
+      </w:pPr>
+      <w:r>
+        <w:rPr>
+          <w:rFonts w:ascii="Calibri" w:cs="Calibri" w:eastAsia="Calibri" w:hAnsi="Calibri"/>
+          <w:b/>
+          <w:bCs/>
+          <w:color w:val="2E5496"/>
+          <w:sz w:val="26"/>
+          <w:szCs w:val="26"/>
+        </w:rPr>
+        <w:t xml:space="preserve">14.3 Kode Error yang Dapat Dibaca Mesin</w:t>
+      </w:r>
+    </w:p>
+    <w:p>
+      <w:pPr>
+        <w:spacing w:after="140" w:line="300"/>
+        <w:jc w:val="both"/>
+      </w:pPr>
+      <w:r>
+        <w:rPr>
+          <w:rFonts w:ascii="Calibri" w:cs="Calibri" w:eastAsia="Calibri" w:hAnsi="Calibri"/>
+          <w:sz w:val="22"/>
+          <w:szCs w:val="22"/>
+        </w:rPr>
+        <w:t xml:space="preserve">Sebelum ini, satu-satunya cara klien membedakan jenis kegagalan adalah mencocokkan teks pesannya. Rapuh dari dua arah sekaligus: pesan diperbaiki bahasanya dan klien langsung rusak, atau klien mencocokkan potongan teks yang ternyata muncul juga di pesan lain.</w:t>
+      </w:r>
+    </w:p>
+    <w:p>
+      <w:pPr>
+        <w:spacing w:after="140" w:line="300"/>
+        <w:jc w:val="both"/>
+      </w:pPr>
+      <w:r>
+        <w:rPr>
+          <w:rFonts w:ascii="Calibri" w:cs="Calibri" w:eastAsia="Calibri" w:hAnsi="Calibri"/>
+          <w:sz w:val="22"/>
+          <w:szCs w:val="22"/>
+        </w:rPr>
+        <w:t xml:space="preserve">Yang paling terasa pada status yang sama dengan tindakan yang berbeda.</w:t>
+      </w:r>
+    </w:p>
+    <w:tbl>
+      <w:tblPr>
+        <w:tblW w:type="dxa" w:w="9026"/>
+        <w:tblBorders>
+          <w:top w:val="single" w:color="auto" w:sz="4"/>
+          <w:left w:val="single" w:color="auto" w:sz="4"/>
+          <w:bottom w:val="single" w:color="auto" w:sz="4"/>
+          <w:right w:val="single" w:color="auto" w:sz="4"/>
+          <w:insideH w:val="single" w:color="auto" w:sz="4"/>
+          <w:insideV w:val="single" w:color="auto" w:sz="4"/>
+        </w:tblBorders>
+      </w:tblPr>
+      <w:tblGrid>
+        <w:gridCol w:w="1400"/>
+        <w:gridCol w:w="3400"/>
+        <w:gridCol w:w="5026"/>
+      </w:tblGrid>
+      <w:tr>
+        <w:trPr>
+          <w:tblHeader/>
+        </w:trPr>
+        <w:tc>
+          <w:tcPr>
+            <w:tcW w:type="dxa" w:w="1400"/>
+            <w:shd w:fill="D9E2F3" w:val="clear"/>
+            <w:tcMar>
+              <w:top w:type="dxa" w:w="80"/>
+              <w:left w:type="dxa" w:w="120"/>
+              <w:bottom w:type="dxa" w:w="80"/>
+              <w:right w:type="dxa" w:w="120"/>
+            </w:tcMar>
+          </w:tcPr>
+          <w:p>
+            <w:pPr>
+              <w:spacing w:after="0" w:line="260"/>
+            </w:pPr>
+            <w:r>
+              <w:rPr>
+                <w:rFonts w:ascii="Calibri" w:cs="Calibri" w:eastAsia="Calibri" w:hAnsi="Calibri"/>
+                <w:b/>
+                <w:bCs/>
+                <w:sz w:val="19"/>
+                <w:szCs w:val="19"/>
+              </w:rPr>
+              <w:t xml:space="preserve">Status</w:t>
+            </w:r>
+          </w:p>
+        </w:tc>
+        <w:tc>
+          <w:tcPr>
+            <w:tcW w:type="dxa" w:w="3400"/>
+            <w:shd w:fill="D9E2F3" w:val="clear"/>
+            <w:tcMar>
+              <w:top w:type="dxa" w:w="80"/>
+              <w:left w:type="dxa" w:w="120"/>
+              <w:bottom w:type="dxa" w:w="80"/>
+              <w:right w:type="dxa" w:w="120"/>
+            </w:tcMar>
+          </w:tcPr>
+          <w:p>
+            <w:pPr>
+              <w:spacing w:after="0" w:line="260"/>
+            </w:pPr>
+            <w:r>
+              <w:rPr>
+                <w:rFonts w:ascii="Calibri" w:cs="Calibri" w:eastAsia="Calibri" w:hAnsi="Calibri"/>
+                <w:b/>
+                <w:bCs/>
+                <w:sz w:val="19"/>
+                <w:szCs w:val="19"/>
+              </w:rPr>
+              <w:t xml:space="preserve">Kode</w:t>
+            </w:r>
+          </w:p>
+        </w:tc>
+        <w:tc>
+          <w:tcPr>
+            <w:tcW w:type="dxa" w:w="5026"/>
+            <w:shd w:fill="D9E2F3" w:val="clear"/>
+            <w:tcMar>
+              <w:top w:type="dxa" w:w="80"/>
+              <w:left w:type="dxa" w:w="120"/>
+              <w:bottom w:type="dxa" w:w="80"/>
+              <w:right w:type="dxa" w:w="120"/>
+            </w:tcMar>
+          </w:tcPr>
+          <w:p>
+            <w:pPr>
+              <w:spacing w:after="0" w:line="260"/>
+            </w:pPr>
+            <w:r>
+              <w:rPr>
+                <w:rFonts w:ascii="Calibri" w:cs="Calibri" w:eastAsia="Calibri" w:hAnsi="Calibri"/>
+                <w:b/>
+                <w:bCs/>
+                <w:sz w:val="19"/>
+                <w:szCs w:val="19"/>
+              </w:rPr>
+              <w:t xml:space="preserve">Artinya bagi klien</w:t>
+            </w:r>
+          </w:p>
+        </w:tc>
+      </w:tr>
+      <w:tr>
+        <w:tc>
+          <w:tcPr>
+            <w:tcW w:type="dxa" w:w="1400"/>
+            <w:tcMar>
+              <w:top w:type="dxa" w:w="80"/>
+              <w:left w:type="dxa" w:w="120"/>
+              <w:bottom w:type="dxa" w:w="80"/>
+              <w:right w:type="dxa" w:w="120"/>
+            </w:tcMar>
+          </w:tcPr>
+          <w:p>
+            <w:pPr>
+              <w:spacing w:after="0" w:line="260"/>
+            </w:pPr>
+            <w:r>
+              <w:rPr>
+                <w:rFonts w:ascii="Calibri" w:cs="Calibri" w:eastAsia="Calibri" w:hAnsi="Calibri"/>
+                <w:b w:val="false"/>
+                <w:bCs w:val="false"/>
+                <w:sz w:val="19"/>
+                <w:szCs w:val="19"/>
+              </w:rPr>
+              <w:t xml:space="preserve">401</w:t>
+            </w:r>
+          </w:p>
+        </w:tc>
+        <w:tc>
+          <w:tcPr>
+            <w:tcW w:type="dxa" w:w="3400"/>
+            <w:tcMar>
+              <w:top w:type="dxa" w:w="80"/>
+              <w:left w:type="dxa" w:w="120"/>
+              <w:bottom w:type="dxa" w:w="80"/>
+              <w:right w:type="dxa" w:w="120"/>
+            </w:tcMar>
+          </w:tcPr>
+          <w:p>
+            <w:pPr>
+              <w:spacing w:after="0" w:line="260"/>
+            </w:pPr>
+            <w:r>
+              <w:rPr>
+                <w:rFonts w:ascii="Calibri" w:cs="Calibri" w:eastAsia="Calibri" w:hAnsi="Calibri"/>
+                <w:b w:val="false"/>
+                <w:bCs w:val="false"/>
+                <w:sz w:val="19"/>
+                <w:szCs w:val="19"/>
+              </w:rPr>
+              <w:t xml:space="preserve">TOKEN_EXPIRED</w:t>
+            </w:r>
+          </w:p>
+        </w:tc>
+        <w:tc>
+          <w:tcPr>
+            <w:tcW w:type="dxa" w:w="5026"/>
+            <w:tcMar>
+              <w:top w:type="dxa" w:w="80"/>
+              <w:left w:type="dxa" w:w="120"/>
+              <w:bottom w:type="dxa" w:w="80"/>
+              <w:right w:type="dxa" w:w="120"/>
+            </w:tcMar>
+          </w:tcPr>
+          <w:p>
+            <w:pPr>
+              <w:spacing w:after="0" w:line="260"/>
+            </w:pPr>
+            <w:r>
+              <w:rPr>
+                <w:rFonts w:ascii="Calibri" w:cs="Calibri" w:eastAsia="Calibri" w:hAnsi="Calibri"/>
+                <w:b w:val="false"/>
+                <w:bCs w:val="false"/>
+                <w:sz w:val="19"/>
+                <w:szCs w:val="19"/>
+              </w:rPr>
+              <w:t xml:space="preserve">Perbarui token, lalu ulangi permintaannya</w:t>
+            </w:r>
+          </w:p>
+        </w:tc>
+      </w:tr>
+      <w:tr>
+        <w:tc>
+          <w:tcPr>
+            <w:tcW w:type="dxa" w:w="1400"/>
+            <w:tcMar>
+              <w:top w:type="dxa" w:w="80"/>
+              <w:left w:type="dxa" w:w="120"/>
+              <w:bottom w:type="dxa" w:w="80"/>
+              <w:right w:type="dxa" w:w="120"/>
+            </w:tcMar>
+          </w:tcPr>
+          <w:p>
+            <w:pPr>
+              <w:spacing w:after="0" w:line="260"/>
+            </w:pPr>
+            <w:r>
+              <w:rPr>
+                <w:rFonts w:ascii="Calibri" w:cs="Calibri" w:eastAsia="Calibri" w:hAnsi="Calibri"/>
+                <w:b w:val="false"/>
+                <w:bCs w:val="false"/>
+                <w:sz w:val="19"/>
+                <w:szCs w:val="19"/>
+              </w:rPr>
+              <w:t xml:space="preserve">401</w:t>
+            </w:r>
+          </w:p>
+        </w:tc>
+        <w:tc>
+          <w:tcPr>
+            <w:tcW w:type="dxa" w:w="3400"/>
+            <w:tcMar>
+              <w:top w:type="dxa" w:w="80"/>
+              <w:left w:type="dxa" w:w="120"/>
+              <w:bottom w:type="dxa" w:w="80"/>
+              <w:right w:type="dxa" w:w="120"/>
+            </w:tcMar>
+          </w:tcPr>
+          <w:p>
+            <w:pPr>
+              <w:spacing w:after="0" w:line="260"/>
+            </w:pPr>
+            <w:r>
+              <w:rPr>
+                <w:rFonts w:ascii="Calibri" w:cs="Calibri" w:eastAsia="Calibri" w:hAnsi="Calibri"/>
+                <w:b w:val="false"/>
+                <w:bCs w:val="false"/>
+                <w:sz w:val="19"/>
+                <w:szCs w:val="19"/>
+              </w:rPr>
+              <w:t xml:space="preserve">TOKEN_REVOKED</w:t>
+            </w:r>
+          </w:p>
+        </w:tc>
+        <w:tc>
+          <w:tcPr>
+            <w:tcW w:type="dxa" w:w="5026"/>
+            <w:tcMar>
+              <w:top w:type="dxa" w:w="80"/>
+              <w:left w:type="dxa" w:w="120"/>
+              <w:bottom w:type="dxa" w:w="80"/>
+              <w:right w:type="dxa" w:w="120"/>
+            </w:tcMar>
+          </w:tcPr>
+          <w:p>
+            <w:pPr>
+              <w:spacing w:after="0" w:line="260"/>
+            </w:pPr>
+            <w:r>
+              <w:rPr>
+                <w:rFonts w:ascii="Calibri" w:cs="Calibri" w:eastAsia="Calibri" w:hAnsi="Calibri"/>
+                <w:b w:val="false"/>
+                <w:bCs w:val="false"/>
+                <w:sz w:val="19"/>
+                <w:szCs w:val="19"/>
+              </w:rPr>
+              <w:t xml:space="preserve">Jangan diulangi, minta pengguna login</w:t>
+            </w:r>
+          </w:p>
+        </w:tc>
+      </w:tr>
+      <w:tr>
+        <w:tc>
+          <w:tcPr>
+            <w:tcW w:type="dxa" w:w="1400"/>
+            <w:tcMar>
+              <w:top w:type="dxa" w:w="80"/>
+              <w:left w:type="dxa" w:w="120"/>
+              <w:bottom w:type="dxa" w:w="80"/>
+              <w:right w:type="dxa" w:w="120"/>
+            </w:tcMar>
+          </w:tcPr>
+          <w:p>
+            <w:pPr>
+              <w:spacing w:after="0" w:line="260"/>
+            </w:pPr>
+            <w:r>
+              <w:rPr>
+                <w:rFonts w:ascii="Calibri" w:cs="Calibri" w:eastAsia="Calibri" w:hAnsi="Calibri"/>
+                <w:b w:val="false"/>
+                <w:bCs w:val="false"/>
+                <w:sz w:val="19"/>
+                <w:szCs w:val="19"/>
+              </w:rPr>
+              <w:t xml:space="preserve">401</w:t>
+            </w:r>
+          </w:p>
+        </w:tc>
+        <w:tc>
+          <w:tcPr>
+            <w:tcW w:type="dxa" w:w="3400"/>
+            <w:tcMar>
+              <w:top w:type="dxa" w:w="80"/>
+              <w:left w:type="dxa" w:w="120"/>
+              <w:bottom w:type="dxa" w:w="80"/>
+              <w:right w:type="dxa" w:w="120"/>
+            </w:tcMar>
+          </w:tcPr>
+          <w:p>
+            <w:pPr>
+              <w:spacing w:after="0" w:line="260"/>
+            </w:pPr>
+            <w:r>
+              <w:rPr>
+                <w:rFonts w:ascii="Calibri" w:cs="Calibri" w:eastAsia="Calibri" w:hAnsi="Calibri"/>
+                <w:b w:val="false"/>
+                <w:bCs w:val="false"/>
+                <w:sz w:val="19"/>
+                <w:szCs w:val="19"/>
+              </w:rPr>
+              <w:t xml:space="preserve">PASSWORD_CHANGED</w:t>
+            </w:r>
+          </w:p>
+        </w:tc>
+        <w:tc>
+          <w:tcPr>
+            <w:tcW w:type="dxa" w:w="5026"/>
+            <w:tcMar>
+              <w:top w:type="dxa" w:w="80"/>
+              <w:left w:type="dxa" w:w="120"/>
+              <w:bottom w:type="dxa" w:w="80"/>
+              <w:right w:type="dxa" w:w="120"/>
+            </w:tcMar>
+          </w:tcPr>
+          <w:p>
+            <w:pPr>
+              <w:spacing w:after="0" w:line="260"/>
+            </w:pPr>
+            <w:r>
+              <w:rPr>
+                <w:rFonts w:ascii="Calibri" w:cs="Calibri" w:eastAsia="Calibri" w:hAnsi="Calibri"/>
+                <w:b w:val="false"/>
+                <w:bCs w:val="false"/>
+                <w:sz w:val="19"/>
+                <w:szCs w:val="19"/>
+              </w:rPr>
+              <w:t xml:space="preserve">Sama, tetapi pesannya untuk pengguna berbeda</w:t>
+            </w:r>
+          </w:p>
+        </w:tc>
+      </w:tr>
+      <w:tr>
+        <w:tc>
+          <w:tcPr>
+            <w:tcW w:type="dxa" w:w="1400"/>
+            <w:tcMar>
+              <w:top w:type="dxa" w:w="80"/>
+              <w:left w:type="dxa" w:w="120"/>
+              <w:bottom w:type="dxa" w:w="80"/>
+              <w:right w:type="dxa" w:w="120"/>
+            </w:tcMar>
+          </w:tcPr>
+          <w:p>
+            <w:pPr>
+              <w:spacing w:after="0" w:line="260"/>
+            </w:pPr>
+            <w:r>
+              <w:rPr>
+                <w:rFonts w:ascii="Calibri" w:cs="Calibri" w:eastAsia="Calibri" w:hAnsi="Calibri"/>
+                <w:b w:val="false"/>
+                <w:bCs w:val="false"/>
+                <w:sz w:val="19"/>
+                <w:szCs w:val="19"/>
+              </w:rPr>
+              <w:t xml:space="preserve">403</w:t>
+            </w:r>
+          </w:p>
+        </w:tc>
+        <w:tc>
+          <w:tcPr>
+            <w:tcW w:type="dxa" w:w="3400"/>
+            <w:tcMar>
+              <w:top w:type="dxa" w:w="80"/>
+              <w:left w:type="dxa" w:w="120"/>
+              <w:bottom w:type="dxa" w:w="80"/>
+              <w:right w:type="dxa" w:w="120"/>
+            </w:tcMar>
+          </w:tcPr>
+          <w:p>
+            <w:pPr>
+              <w:spacing w:after="0" w:line="260"/>
+            </w:pPr>
+            <w:r>
+              <w:rPr>
+                <w:rFonts w:ascii="Calibri" w:cs="Calibri" w:eastAsia="Calibri" w:hAnsi="Calibri"/>
+                <w:b w:val="false"/>
+                <w:bCs w:val="false"/>
+                <w:sz w:val="19"/>
+                <w:szCs w:val="19"/>
+              </w:rPr>
+              <w:t xml:space="preserve">ACCOUNT_INACTIVE</w:t>
+            </w:r>
+          </w:p>
+        </w:tc>
+        <w:tc>
+          <w:tcPr>
+            <w:tcW w:type="dxa" w:w="5026"/>
+            <w:tcMar>
+              <w:top w:type="dxa" w:w="80"/>
+              <w:left w:type="dxa" w:w="120"/>
+              <w:bottom w:type="dxa" w:w="80"/>
+              <w:right w:type="dxa" w:w="120"/>
+            </w:tcMar>
+          </w:tcPr>
+          <w:p>
+            <w:pPr>
+              <w:spacing w:after="0" w:line="260"/>
+            </w:pPr>
+            <w:r>
+              <w:rPr>
+                <w:rFonts w:ascii="Calibri" w:cs="Calibri" w:eastAsia="Calibri" w:hAnsi="Calibri"/>
+                <w:b w:val="false"/>
+                <w:bCs w:val="false"/>
+                <w:sz w:val="19"/>
+                <w:szCs w:val="19"/>
+              </w:rPr>
+              <w:t xml:space="preserve">Hubungi administrator; mengulangi tidak menolong</w:t>
+            </w:r>
+          </w:p>
+        </w:tc>
+      </w:tr>
+      <w:tr>
+        <w:tc>
+          <w:tcPr>
+            <w:tcW w:type="dxa" w:w="1400"/>
+            <w:tcMar>
+              <w:top w:type="dxa" w:w="80"/>
+              <w:left w:type="dxa" w:w="120"/>
+              <w:bottom w:type="dxa" w:w="80"/>
+              <w:right w:type="dxa" w:w="120"/>
+            </w:tcMar>
+          </w:tcPr>
+          <w:p>
+            <w:pPr>
+              <w:spacing w:after="0" w:line="260"/>
+            </w:pPr>
+            <w:r>
+              <w:rPr>
+                <w:rFonts w:ascii="Calibri" w:cs="Calibri" w:eastAsia="Calibri" w:hAnsi="Calibri"/>
+                <w:b w:val="false"/>
+                <w:bCs w:val="false"/>
+                <w:sz w:val="19"/>
+                <w:szCs w:val="19"/>
+              </w:rPr>
+              <w:t xml:space="preserve">403</w:t>
+            </w:r>
+          </w:p>
+        </w:tc>
+        <w:tc>
+          <w:tcPr>
+            <w:tcW w:type="dxa" w:w="3400"/>
+            <w:tcMar>
+              <w:top w:type="dxa" w:w="80"/>
+              <w:left w:type="dxa" w:w="120"/>
+              <w:bottom w:type="dxa" w:w="80"/>
+              <w:right w:type="dxa" w:w="120"/>
+            </w:tcMar>
+          </w:tcPr>
+          <w:p>
+            <w:pPr>
+              <w:spacing w:after="0" w:line="260"/>
+            </w:pPr>
+            <w:r>
+              <w:rPr>
+                <w:rFonts w:ascii="Calibri" w:cs="Calibri" w:eastAsia="Calibri" w:hAnsi="Calibri"/>
+                <w:b w:val="false"/>
+                <w:bCs w:val="false"/>
+                <w:sz w:val="19"/>
+                <w:szCs w:val="19"/>
+              </w:rPr>
+              <w:t xml:space="preserve">SUPERADMIN_PROTECTED</w:t>
+            </w:r>
+          </w:p>
+        </w:tc>
+        <w:tc>
+          <w:tcPr>
+            <w:tcW w:type="dxa" w:w="5026"/>
+            <w:tcMar>
+              <w:top w:type="dxa" w:w="80"/>
+              <w:left w:type="dxa" w:w="120"/>
+              <w:bottom w:type="dxa" w:w="80"/>
+              <w:right w:type="dxa" w:w="120"/>
+            </w:tcMar>
+          </w:tcPr>
+          <w:p>
+            <w:pPr>
+              <w:spacing w:after="0" w:line="260"/>
+            </w:pPr>
+            <w:r>
+              <w:rPr>
+                <w:rFonts w:ascii="Calibri" w:cs="Calibri" w:eastAsia="Calibri" w:hAnsi="Calibri"/>
+                <w:b w:val="false"/>
+                <w:bCs w:val="false"/>
+                <w:sz w:val="19"/>
+                <w:szCs w:val="19"/>
+              </w:rPr>
+              <w:t xml:space="preserve">Targetnya dilindungi, bukan izin pemanggil yang kurang</w:t>
+            </w:r>
+          </w:p>
+        </w:tc>
+      </w:tr>
+    </w:tbl>
+    <w:p>
+      <w:pPr>
+        <w:spacing w:after="140" w:line="300"/>
+        <w:jc w:val="both"/>
+      </w:pPr>
+      <w:r>
+        <w:rPr>
+          <w:rFonts w:ascii="Calibri" w:cs="Calibri" w:eastAsia="Calibri" w:hAnsi="Calibri"/>
+          <w:sz w:val="22"/>
+          <w:szCs w:val="22"/>
+        </w:rPr>
+        <w:t xml:space="preserve">Ketiga yang pertama sama-sama 401. Tanpa kode, klien harus menebaknya dari teks berbahasa Indonesia.</w:t>
+      </w:r>
+    </w:p>
+    <w:p>
+      <w:pPr>
+        <w:pStyle w:val="Heading3"/>
+        <w:spacing w:after="110" w:before="220"/>
+      </w:pPr>
+      <w:r>
+        <w:rPr>
+          <w:rFonts w:ascii="Calibri" w:cs="Calibri" w:eastAsia="Calibri" w:hAnsi="Calibri"/>
+          <w:b/>
+          <w:bCs/>
+          <w:color w:val="44546A"/>
+          <w:sz w:val="23"/>
+          <w:szCs w:val="23"/>
+        </w:rPr>
+        <w:t xml:space="preserve">Peta kode bawaan, dan kenapa ia perlu ada</w:t>
+      </w:r>
+    </w:p>
+    <w:p>
+      <w:pPr>
+        <w:spacing w:after="140" w:line="300"/>
+        <w:jc w:val="both"/>
+      </w:pPr>
+      <w:r>
+        <w:rPr>
+          <w:rFonts w:ascii="Calibri" w:cs="Calibri" w:eastAsia="Calibri" w:hAnsi="Calibri"/>
+          <w:sz w:val="22"/>
+          <w:szCs w:val="22"/>
+        </w:rPr>
+        <w:t xml:space="preserve">Katalognya memuat dua puluh sembilan kode. Menambahkannya bisa berarti menyunting lima puluh titik penolakan sekaligus — pekerjaan mekanis yang besar dan rawan terlewat. Karena itu ada peta kode bawaan per status: titik yang kodenya membawa keterangan LEBIH dari statusnya menyebutkannya sendiri, sisanya cukup mewarisi.</w:t>
+      </w:r>
+    </w:p>
+    <w:p>
+      <w:pPr>
+        <w:pStyle w:val="Heading3"/>
+        <w:spacing w:after="110" w:before="220"/>
+      </w:pPr>
+      <w:r>
+        <w:rPr>
+          <w:rFonts w:ascii="Calibri" w:cs="Calibri" w:eastAsia="Calibri" w:hAnsi="Calibri"/>
+          <w:b/>
+          <w:bCs/>
+          <w:color w:val="44546A"/>
+          <w:sz w:val="23"/>
+          <w:szCs w:val="23"/>
+        </w:rPr>
+        <w:t xml:space="preserve">Enam subclass, dan kenapa bukan cukup satu</w:t>
+      </w:r>
+    </w:p>
+    <w:p>
+      <w:pPr>
+        <w:spacing w:after="140" w:line="300"/>
+        <w:jc w:val="both"/>
+      </w:pPr>
+      <w:r>
+        <w:rPr>
+          <w:rFonts w:ascii="Calibri" w:cs="Calibri" w:eastAsia="Calibri" w:hAnsi="Calibri"/>
+          <w:sz w:val="22"/>
+          <w:szCs w:val="22"/>
+        </w:rPr>
+        <w:t xml:space="preserve">Angka 401 dan 403 gampang tertukar, dan tertukarnya bukan kesalahan kosmetik: pesan penolakan yang salah status justru mengonfirmasi hal yang seharusnya disembunyikan. Nama class membuat itu tidak lagi mungkin salah tulis.</w:t>
+      </w:r>
+    </w:p>
+    <w:p>
+      <w:pPr>
+        <w:shd w:fill="F2F2F2" w:val="clear"/>
+        <w:spacing w:after="0" w:before="60"/>
+        <w:ind w:left="200" w:right="200"/>
+      </w:pPr>
+      <w:r>
+        <w:rPr>
+          <w:rFonts w:ascii="Consolas" w:cs="Consolas" w:eastAsia="Consolas" w:hAnsi="Consolas"/>
+          <w:sz w:val="18"/>
+          <w:szCs w:val="18"/>
+        </w:rPr>
+        <w:t xml:space="preserve">SEBELUM  throw new AppError("Akun tidak aktif", 403);</w:t>
+      </w:r>
+    </w:p>
+    <w:p>
+      <w:pPr>
+        <w:shd w:fill="F2F2F2" w:val="clear"/>
+        <w:spacing w:after="0" w:before="0"/>
+        <w:ind w:left="200" w:right="200"/>
+      </w:pPr>
+      <w:r>
+        <w:rPr>
+          <w:rFonts w:ascii="Consolas" w:cs="Consolas" w:eastAsia="Consolas" w:hAnsi="Consolas"/>
+          <w:sz w:val="18"/>
+          <w:szCs w:val="18"/>
+        </w:rPr>
+        <w:t xml:space="preserve">                                               ^^^ mudah tertukar 401</w:t>
+      </w:r>
+    </w:p>
+    <w:p>
+      <w:pPr>
+        <w:shd w:fill="F2F2F2" w:val="clear"/>
+        <w:spacing w:after="0" w:before="0"/>
+        <w:ind w:left="200" w:right="200"/>
+      </w:pPr>
+      <w:r>
+        <w:rPr>
+          <w:rFonts w:ascii="Consolas" w:cs="Consolas" w:eastAsia="Consolas" w:hAnsi="Consolas"/>
+          <w:sz w:val="18"/>
+          <w:szCs w:val="18"/>
+        </w:rPr>
+        <w:t xml:space="preserve"> </w:t>
+      </w:r>
+    </w:p>
+    <w:p>
+      <w:pPr>
+        <w:shd w:fill="F2F2F2" w:val="clear"/>
+        <w:spacing w:after="0" w:before="0"/>
+        <w:ind w:left="200" w:right="200"/>
+      </w:pPr>
+      <w:r>
+        <w:rPr>
+          <w:rFonts w:ascii="Consolas" w:cs="Consolas" w:eastAsia="Consolas" w:hAnsi="Consolas"/>
+          <w:sz w:val="18"/>
+          <w:szCs w:val="18"/>
+        </w:rPr>
+        <w:t xml:space="preserve">SESUDAH  throw new ForbiddenError("Akun tidak aktif", ACCOUNT_INACTIVE);</w:t>
+      </w:r>
+    </w:p>
+    <w:p>
+      <w:pPr>
+        <w:shd w:fill="F2F2F2" w:val="clear"/>
+        <w:spacing w:after="160" w:before="0"/>
+        <w:ind w:left="200" w:right="200"/>
+      </w:pPr>
+      <w:r>
+        <w:rPr>
+          <w:rFonts w:ascii="Consolas" w:cs="Consolas" w:eastAsia="Consolas" w:hAnsi="Consolas"/>
+          <w:sz w:val="18"/>
+          <w:szCs w:val="18"/>
+        </w:rPr>
+        <w:t xml:space="preserve">               ^^^^^^^^^^^^^^ statusnya melekat pada namanya</w:t>
+      </w:r>
+    </w:p>
+    <w:p>
+      <w:pPr>
+        <w:spacing w:after="200"/>
+        <w:jc w:val="center"/>
+      </w:pPr>
+      <w:r>
+        <w:rPr>
+          <w:rFonts w:ascii="Calibri" w:cs="Calibri" w:eastAsia="Calibri" w:hAnsi="Calibri"/>
+          <w:i/>
+          <w:iCs/>
+          <w:color w:val="595959"/>
+          <w:sz w:val="18"/>
+          <w:szCs w:val="18"/>
+        </w:rPr>
+        <w:t xml:space="preserve">Gambar 14.2 — Status melekat pada nama class, bukan pada angka yang diketik</w:t>
+      </w:r>
+    </w:p>
+    <w:p>
+      <w:pPr>
+        <w:pStyle w:val="Heading2"/>
+        <w:spacing w:after="140" w:before="280"/>
+      </w:pPr>
+      <w:r>
+        <w:rPr>
+          <w:rFonts w:ascii="Calibri" w:cs="Calibri" w:eastAsia="Calibri" w:hAnsi="Calibri"/>
+          <w:b/>
+          <w:bCs/>
+          <w:color w:val="2E5496"/>
+          <w:sz w:val="26"/>
+          <w:szCs w:val="26"/>
+        </w:rPr>
+        <w:t xml:space="preserve">14.4 Penanda Penerbit dan Penerima Token</w:t>
+      </w:r>
+    </w:p>
+    <w:p>
+      <w:pPr>
+        <w:spacing w:after="140" w:line="300"/>
+        <w:jc w:val="both"/>
+      </w:pPr>
+      <w:r>
+        <w:rPr>
+          <w:rFonts w:ascii="Calibri" w:cs="Calibri" w:eastAsia="Calibri" w:hAnsi="Calibri"/>
+          <w:sz w:val="22"/>
+          <w:szCs w:val="22"/>
+        </w:rPr>
+        <w:t xml:space="preserve">Token sebelumnya hanya diverifikasi tanda tangannya. Itu tidak cukup begitu satu kunci rahasia dipakai lebih dari satu layanan: token yang diterbitkan layanan sebelah akan lolos apa adanya, dan sebaliknya token milik layanan ini dapat dipakai di tempat yang bukan tujuannya.</w:t>
+      </w:r>
+    </w:p>
+    <w:p>
+      <w:pPr>
+        <w:spacing w:after="140" w:line="300"/>
+        <w:jc w:val="both"/>
+      </w:pPr>
+      <w:r>
+        <w:rPr>
+          <w:rFonts w:ascii="Calibri" w:cs="Calibri" w:eastAsia="Calibri" w:hAnsi="Calibri"/>
+          <w:sz w:val="22"/>
+          <w:szCs w:val="22"/>
+        </w:rPr>
+        <w:t xml:space="preserve">Keduanya sekarang dicantumkan dan diperiksa. Konsekuensinya disengaja dan perlu dicatat: SELURUH access token yang terbit sebelum perubahan ini menjadi tidak valid.</w:t>
+      </w:r>
+    </w:p>
+    <w:p>
+      <w:pPr>
+        <w:pBdr>
+          <w:left w:val="single" w:color="2E5496" w:sz="18" w:space="12"/>
+        </w:pBdr>
+        <w:spacing w:after="160" w:before="120" w:line="300"/>
+        <w:ind w:left="400"/>
+      </w:pPr>
+      <w:r>
+        <w:rPr>
+          <w:rFonts w:ascii="Calibri" w:cs="Calibri" w:eastAsia="Calibri" w:hAnsi="Calibri"/>
+          <w:i/>
+          <w:iCs/>
+          <w:color w:val="1F3864"/>
+          <w:sz w:val="22"/>
+          <w:szCs w:val="22"/>
+        </w:rPr>
+        <w:t xml:space="preserve">Yang menyelamatkan penggunanya justru keputusan dari bab sebelumnya. Refresh token bukan JWT, jadi ia tidak terpengaruh — klien memperbaruinya sendiri dan tidak seorang pun perlu login ulang.</w:t>
+      </w:r>
+    </w:p>
+    <w:p>
+      <w:pPr>
+        <w:pStyle w:val="Heading2"/>
+        <w:spacing w:after="140" w:before="280"/>
+      </w:pPr>
+      <w:r>
+        <w:rPr>
+          <w:rFonts w:ascii="Calibri" w:cs="Calibri" w:eastAsia="Calibri" w:hAnsi="Calibri"/>
+          <w:b/>
+          <w:bCs/>
+          <w:color w:val="2E5496"/>
+          <w:sz w:val="26"/>
+          <w:szCs w:val="26"/>
+        </w:rPr>
+        <w:t xml:space="preserve">14.5 Pembungkam console yang Dihapus dari Pengujian</w:t>
+      </w:r>
+    </w:p>
+    <w:p>
+      <w:pPr>
+        <w:spacing w:after="140" w:line="300"/>
+        <w:jc w:val="both"/>
+      </w:pPr>
+      <w:r>
+        <w:rPr>
+          <w:rFonts w:ascii="Calibri" w:cs="Calibri" w:eastAsia="Calibri" w:hAnsi="Calibri"/>
+          <w:sz w:val="22"/>
+          <w:szCs w:val="22"/>
+        </w:rPr>
+        <w:t xml:space="preserve">Ada satu hal yang ikut membaik tanpa direncanakan. Sebelum ini, pengujian jalur kegagalan membungkam console supaya keluarannya tidak berisik — dan itu berarti tidak ada satu pun pemeriksaan atas APA yang dicatat.</w:t>
+      </w:r>
+    </w:p>
+    <w:p>
+      <w:pPr>
+        <w:spacing w:after="140" w:line="300"/>
+        <w:jc w:val="both"/>
+      </w:pPr>
+      <w:r>
+        <w:rPr>
+          <w:rFonts w:ascii="Calibri" w:cs="Calibri" w:eastAsia="Calibri" w:hAnsi="Calibri"/>
+          <w:sz w:val="22"/>
+          <w:szCs w:val="22"/>
+        </w:rPr>
+        <w:t xml:space="preserve">Setelah logger disuntikkan, pembungkam itu diganti logger palsu yang merekam. Sekarang isinya dapat diperiksa, dan beberapa pengujian menjadi lebih tegas: kegagalan Redis pada middleware autentikasi bukan hanya harus menjawab 503, tetapi juga WAJIB tercatat — karena 503 tanpa jejak di log berarti tidak ada yang tahu Redis sedang bermasalah.</w:t>
+      </w:r>
+    </w:p>
+    <w:p>
+      <w:pPr>
+        <w:pStyle w:val="Heading2"/>
+        <w:spacing w:after="140" w:before="280"/>
+      </w:pPr>
+      <w:r>
+        <w:rPr>
+          <w:rFonts w:ascii="Calibri" w:cs="Calibri" w:eastAsia="Calibri" w:hAnsi="Calibri"/>
+          <w:b/>
+          <w:bCs/>
+          <w:color w:val="2E5496"/>
+          <w:sz w:val="26"/>
+          <w:szCs w:val="26"/>
+        </w:rPr>
+        <w:t xml:space="preserve">14.6 Hasil</w:t>
+      </w:r>
+    </w:p>
+    <w:tbl>
+      <w:tblPr>
+        <w:tblW w:type="dxa" w:w="9026"/>
+        <w:tblBorders>
+          <w:top w:val="single" w:color="auto" w:sz="4"/>
+          <w:left w:val="single" w:color="auto" w:sz="4"/>
+          <w:bottom w:val="single" w:color="auto" w:sz="4"/>
+          <w:right w:val="single" w:color="auto" w:sz="4"/>
+          <w:insideH w:val="single" w:color="auto" w:sz="4"/>
+          <w:insideV w:val="single" w:color="auto" w:sz="4"/>
+        </w:tblBorders>
+      </w:tblPr>
+      <w:tblGrid>
+        <w:gridCol w:w="2600"/>
+        <w:gridCol w:w="2400"/>
+        <w:gridCol w:w="3026"/>
+      </w:tblGrid>
+      <w:tr>
+        <w:trPr>
+          <w:tblHeader/>
+        </w:trPr>
+        <w:tc>
+          <w:tcPr>
+            <w:tcW w:type="dxa" w:w="2600"/>
+            <w:shd w:fill="D9E2F3" w:val="clear"/>
+            <w:tcMar>
+              <w:top w:type="dxa" w:w="80"/>
+              <w:left w:type="dxa" w:w="120"/>
+              <w:bottom w:type="dxa" w:w="80"/>
+              <w:right w:type="dxa" w:w="120"/>
+            </w:tcMar>
+          </w:tcPr>
+          <w:p>
+            <w:pPr>
+              <w:spacing w:after="0" w:line="260"/>
+            </w:pPr>
+            <w:r>
+              <w:rPr>
+                <w:rFonts w:ascii="Calibri" w:cs="Calibri" w:eastAsia="Calibri" w:hAnsi="Calibri"/>
+                <w:b/>
+                <w:bCs/>
+                <w:sz w:val="19"/>
+                <w:szCs w:val="19"/>
+              </w:rPr>
+              <w:t xml:space="preserve"/>
+            </w:r>
+          </w:p>
+        </w:tc>
+        <w:tc>
+          <w:tcPr>
+            <w:tcW w:type="dxa" w:w="2400"/>
+            <w:shd w:fill="D9E2F3" w:val="clear"/>
+            <w:tcMar>
+              <w:top w:type="dxa" w:w="80"/>
+              <w:left w:type="dxa" w:w="120"/>
+              <w:bottom w:type="dxa" w:w="80"/>
+              <w:right w:type="dxa" w:w="120"/>
+            </w:tcMar>
+          </w:tcPr>
+          <w:p>
+            <w:pPr>
+              <w:spacing w:after="0" w:line="260"/>
+            </w:pPr>
+            <w:r>
+              <w:rPr>
+                <w:rFonts w:ascii="Calibri" w:cs="Calibri" w:eastAsia="Calibri" w:hAnsi="Calibri"/>
+                <w:b/>
+                <w:bCs/>
+                <w:sz w:val="19"/>
+                <w:szCs w:val="19"/>
+              </w:rPr>
+              <w:t xml:space="preserve">Sebelum bab ini</w:t>
+            </w:r>
+          </w:p>
+        </w:tc>
+        <w:tc>
+          <w:tcPr>
+            <w:tcW w:type="dxa" w:w="3026"/>
+            <w:shd w:fill="D9E2F3" w:val="clear"/>
+            <w:tcMar>
+              <w:top w:type="dxa" w:w="80"/>
+              <w:left w:type="dxa" w:w="120"/>
+              <w:bottom w:type="dxa" w:w="80"/>
+              <w:right w:type="dxa" w:w="120"/>
+            </w:tcMar>
+          </w:tcPr>
+          <w:p>
+            <w:pPr>
+              <w:spacing w:after="0" w:line="260"/>
+            </w:pPr>
+            <w:r>
+              <w:rPr>
+                <w:rFonts w:ascii="Calibri" w:cs="Calibri" w:eastAsia="Calibri" w:hAnsi="Calibri"/>
+                <w:b/>
+                <w:bCs/>
+                <w:sz w:val="19"/>
+                <w:szCs w:val="19"/>
+              </w:rPr>
+              <w:t xml:space="preserve">Sesudah</w:t>
+            </w:r>
+          </w:p>
+        </w:tc>
+      </w:tr>
+      <w:tr>
+        <w:tc>
+          <w:tcPr>
+            <w:tcW w:type="dxa" w:w="2600"/>
+            <w:tcMar>
+              <w:top w:type="dxa" w:w="80"/>
+              <w:left w:type="dxa" w:w="120"/>
+              <w:bottom w:type="dxa" w:w="80"/>
+              <w:right w:type="dxa" w:w="120"/>
+            </w:tcMar>
+          </w:tcPr>
+          <w:p>
+            <w:pPr>
+              <w:spacing w:after="0" w:line="260"/>
+            </w:pPr>
+            <w:r>
+              <w:rPr>
+                <w:rFonts w:ascii="Calibri" w:cs="Calibri" w:eastAsia="Calibri" w:hAnsi="Calibri"/>
+                <w:b w:val="false"/>
+                <w:bCs w:val="false"/>
+                <w:sz w:val="19"/>
+                <w:szCs w:val="19"/>
+              </w:rPr>
+              <w:t xml:space="preserve">Pemanggilan console langsung</w:t>
+            </w:r>
+          </w:p>
+        </w:tc>
+        <w:tc>
+          <w:tcPr>
+            <w:tcW w:type="dxa" w:w="2400"/>
+            <w:tcMar>
+              <w:top w:type="dxa" w:w="80"/>
+              <w:left w:type="dxa" w:w="120"/>
+              <w:bottom w:type="dxa" w:w="80"/>
+              <w:right w:type="dxa" w:w="120"/>
+            </w:tcMar>
+          </w:tcPr>
+          <w:p>
+            <w:pPr>
+              <w:spacing w:after="0" w:line="260"/>
+            </w:pPr>
+            <w:r>
+              <w:rPr>
+                <w:rFonts w:ascii="Calibri" w:cs="Calibri" w:eastAsia="Calibri" w:hAnsi="Calibri"/>
+                <w:b w:val="false"/>
+                <w:bCs w:val="false"/>
+                <w:sz w:val="19"/>
+                <w:szCs w:val="19"/>
+              </w:rPr>
+              <w:t xml:space="preserve">40</w:t>
+            </w:r>
+          </w:p>
+        </w:tc>
+        <w:tc>
+          <w:tcPr>
+            <w:tcW w:type="dxa" w:w="3026"/>
+            <w:tcMar>
+              <w:top w:type="dxa" w:w="80"/>
+              <w:left w:type="dxa" w:w="120"/>
+              <w:bottom w:type="dxa" w:w="80"/>
+              <w:right w:type="dxa" w:w="120"/>
+            </w:tcMar>
+          </w:tcPr>
+          <w:p>
+            <w:pPr>
+              <w:spacing w:after="0" w:line="260"/>
+            </w:pPr>
+            <w:r>
+              <w:rPr>
+                <w:rFonts w:ascii="Calibri" w:cs="Calibri" w:eastAsia="Calibri" w:hAnsi="Calibri"/>
+                <w:b w:val="false"/>
+                <w:bCs w:val="false"/>
+                <w:sz w:val="19"/>
+                <w:szCs w:val="19"/>
+              </w:rPr>
+              <w:t xml:space="preserve">3 (pengecualian terdokumentasi)</w:t>
+            </w:r>
+          </w:p>
+        </w:tc>
+      </w:tr>
+      <w:tr>
+        <w:tc>
+          <w:tcPr>
+            <w:tcW w:type="dxa" w:w="2600"/>
+            <w:tcMar>
+              <w:top w:type="dxa" w:w="80"/>
+              <w:left w:type="dxa" w:w="120"/>
+              <w:bottom w:type="dxa" w:w="80"/>
+              <w:right w:type="dxa" w:w="120"/>
+            </w:tcMar>
+          </w:tcPr>
+          <w:p>
+            <w:pPr>
+              <w:spacing w:after="0" w:line="260"/>
+            </w:pPr>
+            <w:r>
+              <w:rPr>
+                <w:rFonts w:ascii="Calibri" w:cs="Calibri" w:eastAsia="Calibri" w:hAnsi="Calibri"/>
+                <w:b w:val="false"/>
+                <w:bCs w:val="false"/>
+                <w:sz w:val="19"/>
+                <w:szCs w:val="19"/>
+              </w:rPr>
+              <w:t xml:space="preserve">Penanda korelasi permintaan</w:t>
+            </w:r>
+          </w:p>
+        </w:tc>
+        <w:tc>
+          <w:tcPr>
+            <w:tcW w:type="dxa" w:w="2400"/>
+            <w:tcMar>
+              <w:top w:type="dxa" w:w="80"/>
+              <w:left w:type="dxa" w:w="120"/>
+              <w:bottom w:type="dxa" w:w="80"/>
+              <w:right w:type="dxa" w:w="120"/>
+            </w:tcMar>
+          </w:tcPr>
+          <w:p>
+            <w:pPr>
+              <w:spacing w:after="0" w:line="260"/>
+            </w:pPr>
+            <w:r>
+              <w:rPr>
+                <w:rFonts w:ascii="Calibri" w:cs="Calibri" w:eastAsia="Calibri" w:hAnsi="Calibri"/>
+                <w:b w:val="false"/>
+                <w:bCs w:val="false"/>
+                <w:sz w:val="19"/>
+                <w:szCs w:val="19"/>
+              </w:rPr>
+              <w:t xml:space="preserve">tidak ada</w:t>
+            </w:r>
+          </w:p>
+        </w:tc>
+        <w:tc>
+          <w:tcPr>
+            <w:tcW w:type="dxa" w:w="3026"/>
+            <w:tcMar>
+              <w:top w:type="dxa" w:w="80"/>
+              <w:left w:type="dxa" w:w="120"/>
+              <w:bottom w:type="dxa" w:w="80"/>
+              <w:right w:type="dxa" w:w="120"/>
+            </w:tcMar>
+          </w:tcPr>
+          <w:p>
+            <w:pPr>
+              <w:spacing w:after="0" w:line="260"/>
+            </w:pPr>
+            <w:r>
+              <w:rPr>
+                <w:rFonts w:ascii="Calibri" w:cs="Calibri" w:eastAsia="Calibri" w:hAnsi="Calibri"/>
+                <w:b w:val="false"/>
+                <w:bCs w:val="false"/>
+                <w:sz w:val="19"/>
+                <w:szCs w:val="19"/>
+              </w:rPr>
+              <w:t xml:space="preserve">ada, menembus seluruh lapisan</w:t>
+            </w:r>
+          </w:p>
+        </w:tc>
+      </w:tr>
+      <w:tr>
+        <w:tc>
+          <w:tcPr>
+            <w:tcW w:type="dxa" w:w="2600"/>
+            <w:tcMar>
+              <w:top w:type="dxa" w:w="80"/>
+              <w:left w:type="dxa" w:w="120"/>
+              <w:bottom w:type="dxa" w:w="80"/>
+              <w:right w:type="dxa" w:w="120"/>
+            </w:tcMar>
+          </w:tcPr>
+          <w:p>
+            <w:pPr>
+              <w:spacing w:after="0" w:line="260"/>
+            </w:pPr>
+            <w:r>
+              <w:rPr>
+                <w:rFonts w:ascii="Calibri" w:cs="Calibri" w:eastAsia="Calibri" w:hAnsi="Calibri"/>
+                <w:b w:val="false"/>
+                <w:bCs w:val="false"/>
+                <w:sz w:val="19"/>
+                <w:szCs w:val="19"/>
+              </w:rPr>
+              <w:t xml:space="preserve">Field sensitif diredaksi</w:t>
+            </w:r>
+          </w:p>
+        </w:tc>
+        <w:tc>
+          <w:tcPr>
+            <w:tcW w:type="dxa" w:w="2400"/>
+            <w:tcMar>
+              <w:top w:type="dxa" w:w="80"/>
+              <w:left w:type="dxa" w:w="120"/>
+              <w:bottom w:type="dxa" w:w="80"/>
+              <w:right w:type="dxa" w:w="120"/>
+            </w:tcMar>
+          </w:tcPr>
+          <w:p>
+            <w:pPr>
+              <w:spacing w:after="0" w:line="260"/>
+            </w:pPr>
+            <w:r>
+              <w:rPr>
+                <w:rFonts w:ascii="Calibri" w:cs="Calibri" w:eastAsia="Calibri" w:hAnsi="Calibri"/>
+                <w:b w:val="false"/>
+                <w:bCs w:val="false"/>
+                <w:sz w:val="19"/>
+                <w:szCs w:val="19"/>
+              </w:rPr>
+              <w:t xml:space="preserve">tidak ada</w:t>
+            </w:r>
+          </w:p>
+        </w:tc>
+        <w:tc>
+          <w:tcPr>
+            <w:tcW w:type="dxa" w:w="3026"/>
+            <w:tcMar>
+              <w:top w:type="dxa" w:w="80"/>
+              <w:left w:type="dxa" w:w="120"/>
+              <w:bottom w:type="dxa" w:w="80"/>
+              <w:right w:type="dxa" w:w="120"/>
+            </w:tcMar>
+          </w:tcPr>
+          <w:p>
+            <w:pPr>
+              <w:spacing w:after="0" w:line="260"/>
+            </w:pPr>
+            <w:r>
+              <w:rPr>
+                <w:rFonts w:ascii="Calibri" w:cs="Calibri" w:eastAsia="Calibri" w:hAnsi="Calibri"/>
+                <w:b w:val="false"/>
+                <w:bCs w:val="false"/>
+                <w:sz w:val="19"/>
+                <w:szCs w:val="19"/>
+              </w:rPr>
+              <w:t xml:space="preserve">10 nama, rekursif</w:t>
+            </w:r>
+          </w:p>
+        </w:tc>
+      </w:tr>
+      <w:tr>
+        <w:tc>
+          <w:tcPr>
+            <w:tcW w:type="dxa" w:w="2600"/>
+            <w:tcMar>
+              <w:top w:type="dxa" w:w="80"/>
+              <w:left w:type="dxa" w:w="120"/>
+              <w:bottom w:type="dxa" w:w="80"/>
+              <w:right w:type="dxa" w:w="120"/>
+            </w:tcMar>
+          </w:tcPr>
+          <w:p>
+            <w:pPr>
+              <w:spacing w:after="0" w:line="260"/>
+            </w:pPr>
+            <w:r>
+              <w:rPr>
+                <w:rFonts w:ascii="Calibri" w:cs="Calibri" w:eastAsia="Calibri" w:hAnsi="Calibri"/>
+                <w:b w:val="false"/>
+                <w:bCs w:val="false"/>
+                <w:sz w:val="19"/>
+                <w:szCs w:val="19"/>
+              </w:rPr>
+              <w:t xml:space="preserve">Kode error mesin</w:t>
+            </w:r>
+          </w:p>
+        </w:tc>
+        <w:tc>
+          <w:tcPr>
+            <w:tcW w:type="dxa" w:w="2400"/>
+            <w:tcMar>
+              <w:top w:type="dxa" w:w="80"/>
+              <w:left w:type="dxa" w:w="120"/>
+              <w:bottom w:type="dxa" w:w="80"/>
+              <w:right w:type="dxa" w:w="120"/>
+            </w:tcMar>
+          </w:tcPr>
+          <w:p>
+            <w:pPr>
+              <w:spacing w:after="0" w:line="260"/>
+            </w:pPr>
+            <w:r>
+              <w:rPr>
+                <w:rFonts w:ascii="Calibri" w:cs="Calibri" w:eastAsia="Calibri" w:hAnsi="Calibri"/>
+                <w:b w:val="false"/>
+                <w:bCs w:val="false"/>
+                <w:sz w:val="19"/>
+                <w:szCs w:val="19"/>
+              </w:rPr>
+              <w:t xml:space="preserve">tidak ada</w:t>
+            </w:r>
+          </w:p>
+        </w:tc>
+        <w:tc>
+          <w:tcPr>
+            <w:tcW w:type="dxa" w:w="3026"/>
+            <w:tcMar>
+              <w:top w:type="dxa" w:w="80"/>
+              <w:left w:type="dxa" w:w="120"/>
+              <w:bottom w:type="dxa" w:w="80"/>
+              <w:right w:type="dxa" w:w="120"/>
+            </w:tcMar>
+          </w:tcPr>
+          <w:p>
+            <w:pPr>
+              <w:spacing w:after="0" w:line="260"/>
+            </w:pPr>
+            <w:r>
+              <w:rPr>
+                <w:rFonts w:ascii="Calibri" w:cs="Calibri" w:eastAsia="Calibri" w:hAnsi="Calibri"/>
+                <w:b w:val="false"/>
+                <w:bCs w:val="false"/>
+                <w:sz w:val="19"/>
+                <w:szCs w:val="19"/>
+              </w:rPr>
+              <w:t xml:space="preserve">29 kode</w:t>
+            </w:r>
+          </w:p>
+        </w:tc>
+      </w:tr>
+      <w:tr>
+        <w:tc>
+          <w:tcPr>
+            <w:tcW w:type="dxa" w:w="2600"/>
+            <w:tcMar>
+              <w:top w:type="dxa" w:w="80"/>
+              <w:left w:type="dxa" w:w="120"/>
+              <w:bottom w:type="dxa" w:w="80"/>
+              <w:right w:type="dxa" w:w="120"/>
+            </w:tcMar>
+          </w:tcPr>
+          <w:p>
+            <w:pPr>
+              <w:spacing w:after="0" w:line="260"/>
+            </w:pPr>
+            <w:r>
+              <w:rPr>
+                <w:rFonts w:ascii="Calibri" w:cs="Calibri" w:eastAsia="Calibri" w:hAnsi="Calibri"/>
+                <w:b w:val="false"/>
+                <w:bCs w:val="false"/>
+                <w:sz w:val="19"/>
+                <w:szCs w:val="19"/>
+              </w:rPr>
+              <w:t xml:space="preserve">new AppError langsung</w:t>
+            </w:r>
+          </w:p>
+        </w:tc>
+        <w:tc>
+          <w:tcPr>
+            <w:tcW w:type="dxa" w:w="2400"/>
+            <w:tcMar>
+              <w:top w:type="dxa" w:w="80"/>
+              <w:left w:type="dxa" w:w="120"/>
+              <w:bottom w:type="dxa" w:w="80"/>
+              <w:right w:type="dxa" w:w="120"/>
+            </w:tcMar>
+          </w:tcPr>
+          <w:p>
+            <w:pPr>
+              <w:spacing w:after="0" w:line="260"/>
+            </w:pPr>
+            <w:r>
+              <w:rPr>
+                <w:rFonts w:ascii="Calibri" w:cs="Calibri" w:eastAsia="Calibri" w:hAnsi="Calibri"/>
+                <w:b w:val="false"/>
+                <w:bCs w:val="false"/>
+                <w:sz w:val="19"/>
+                <w:szCs w:val="19"/>
+              </w:rPr>
+              <w:t xml:space="preserve">50 titik</w:t>
+            </w:r>
+          </w:p>
+        </w:tc>
+        <w:tc>
+          <w:tcPr>
+            <w:tcW w:type="dxa" w:w="3026"/>
+            <w:tcMar>
+              <w:top w:type="dxa" w:w="80"/>
+              <w:left w:type="dxa" w:w="120"/>
+              <w:bottom w:type="dxa" w:w="80"/>
+              <w:right w:type="dxa" w:w="120"/>
+            </w:tcMar>
+          </w:tcPr>
+          <w:p>
+            <w:pPr>
+              <w:spacing w:after="0" w:line="260"/>
+            </w:pPr>
+            <w:r>
+              <w:rPr>
+                <w:rFonts w:ascii="Calibri" w:cs="Calibri" w:eastAsia="Calibri" w:hAnsi="Calibri"/>
+                <w:b w:val="false"/>
+                <w:bCs w:val="false"/>
+                <w:sz w:val="19"/>
+                <w:szCs w:val="19"/>
+              </w:rPr>
+              <w:t xml:space="preserve">0</w:t>
+            </w:r>
+          </w:p>
+        </w:tc>
+      </w:tr>
+      <w:tr>
+        <w:tc>
+          <w:tcPr>
+            <w:tcW w:type="dxa" w:w="2600"/>
+            <w:tcMar>
+              <w:top w:type="dxa" w:w="80"/>
+              <w:left w:type="dxa" w:w="120"/>
+              <w:bottom w:type="dxa" w:w="80"/>
+              <w:right w:type="dxa" w:w="120"/>
+            </w:tcMar>
+          </w:tcPr>
+          <w:p>
+            <w:pPr>
+              <w:spacing w:after="0" w:line="260"/>
+            </w:pPr>
+            <w:r>
+              <w:rPr>
+                <w:rFonts w:ascii="Calibri" w:cs="Calibri" w:eastAsia="Calibri" w:hAnsi="Calibri"/>
+                <w:b w:val="false"/>
+                <w:bCs w:val="false"/>
+                <w:sz w:val="19"/>
+                <w:szCs w:val="19"/>
+              </w:rPr>
+              <w:t xml:space="preserve">Penanda penerbit token</w:t>
+            </w:r>
+          </w:p>
+        </w:tc>
+        <w:tc>
+          <w:tcPr>
+            <w:tcW w:type="dxa" w:w="2400"/>
+            <w:tcMar>
+              <w:top w:type="dxa" w:w="80"/>
+              <w:left w:type="dxa" w:w="120"/>
+              <w:bottom w:type="dxa" w:w="80"/>
+              <w:right w:type="dxa" w:w="120"/>
+            </w:tcMar>
+          </w:tcPr>
+          <w:p>
+            <w:pPr>
+              <w:spacing w:after="0" w:line="260"/>
+            </w:pPr>
+            <w:r>
+              <w:rPr>
+                <w:rFonts w:ascii="Calibri" w:cs="Calibri" w:eastAsia="Calibri" w:hAnsi="Calibri"/>
+                <w:b w:val="false"/>
+                <w:bCs w:val="false"/>
+                <w:sz w:val="19"/>
+                <w:szCs w:val="19"/>
+              </w:rPr>
+              <w:t xml:space="preserve">tidak ada</w:t>
+            </w:r>
+          </w:p>
+        </w:tc>
+        <w:tc>
+          <w:tcPr>
+            <w:tcW w:type="dxa" w:w="3026"/>
+            <w:tcMar>
+              <w:top w:type="dxa" w:w="80"/>
+              <w:left w:type="dxa" w:w="120"/>
+              <w:bottom w:type="dxa" w:w="80"/>
+              <w:right w:type="dxa" w:w="120"/>
+            </w:tcMar>
+          </w:tcPr>
+          <w:p>
+            <w:pPr>
+              <w:spacing w:after="0" w:line="260"/>
+            </w:pPr>
+            <w:r>
+              <w:rPr>
+                <w:rFonts w:ascii="Calibri" w:cs="Calibri" w:eastAsia="Calibri" w:hAnsi="Calibri"/>
+                <w:b w:val="false"/>
+                <w:bCs w:val="false"/>
+                <w:sz w:val="19"/>
+                <w:szCs w:val="19"/>
+              </w:rPr>
+              <w:t xml:space="preserve">dicantumkan dan diperiksa</w:t>
+            </w:r>
+          </w:p>
+        </w:tc>
+      </w:tr>
+      <w:tr>
+        <w:tc>
+          <w:tcPr>
+            <w:tcW w:type="dxa" w:w="2600"/>
+            <w:tcMar>
+              <w:top w:type="dxa" w:w="80"/>
+              <w:left w:type="dxa" w:w="120"/>
+              <w:bottom w:type="dxa" w:w="80"/>
+              <w:right w:type="dxa" w:w="120"/>
+            </w:tcMar>
+          </w:tcPr>
+          <w:p>
+            <w:pPr>
+              <w:spacing w:after="0" w:line="260"/>
+            </w:pPr>
+            <w:r>
+              <w:rPr>
+                <w:rFonts w:ascii="Calibri" w:cs="Calibri" w:eastAsia="Calibri" w:hAnsi="Calibri"/>
+                <w:b w:val="false"/>
+                <w:bCs w:val="false"/>
+                <w:sz w:val="19"/>
+                <w:szCs w:val="19"/>
+              </w:rPr>
+              <w:t xml:space="preserve">Pengujian unit</w:t>
+            </w:r>
+          </w:p>
+        </w:tc>
+        <w:tc>
+          <w:tcPr>
+            <w:tcW w:type="dxa" w:w="2400"/>
+            <w:tcMar>
+              <w:top w:type="dxa" w:w="80"/>
+              <w:left w:type="dxa" w:w="120"/>
+              <w:bottom w:type="dxa" w:w="80"/>
+              <w:right w:type="dxa" w:w="120"/>
+            </w:tcMar>
+          </w:tcPr>
+          <w:p>
+            <w:pPr>
+              <w:spacing w:after="0" w:line="260"/>
+            </w:pPr>
+            <w:r>
+              <w:rPr>
+                <w:rFonts w:ascii="Calibri" w:cs="Calibri" w:eastAsia="Calibri" w:hAnsi="Calibri"/>
+                <w:b w:val="false"/>
+                <w:bCs w:val="false"/>
+                <w:sz w:val="19"/>
+                <w:szCs w:val="19"/>
+              </w:rPr>
+              <w:t xml:space="preserve">203</w:t>
+            </w:r>
+          </w:p>
+        </w:tc>
+        <w:tc>
+          <w:tcPr>
+            <w:tcW w:type="dxa" w:w="3026"/>
+            <w:tcMar>
+              <w:top w:type="dxa" w:w="80"/>
+              <w:left w:type="dxa" w:w="120"/>
+              <w:bottom w:type="dxa" w:w="80"/>
+              <w:right w:type="dxa" w:w="120"/>
+            </w:tcMar>
+          </w:tcPr>
+          <w:p>
+            <w:pPr>
+              <w:spacing w:after="0" w:line="260"/>
+            </w:pPr>
+            <w:r>
+              <w:rPr>
+                <w:rFonts w:ascii="Calibri" w:cs="Calibri" w:eastAsia="Calibri" w:hAnsi="Calibri"/>
+                <w:b w:val="false"/>
+                <w:bCs w:val="false"/>
+                <w:sz w:val="19"/>
+                <w:szCs w:val="19"/>
+              </w:rPr>
+              <w:t xml:space="preserve">261</w:t>
+            </w:r>
+          </w:p>
+        </w:tc>
+      </w:tr>
+      <w:tr>
+        <w:tc>
+          <w:tcPr>
+            <w:tcW w:type="dxa" w:w="2600"/>
+            <w:tcMar>
+              <w:top w:type="dxa" w:w="80"/>
+              <w:left w:type="dxa" w:w="120"/>
+              <w:bottom w:type="dxa" w:w="80"/>
+              <w:right w:type="dxa" w:w="120"/>
+            </w:tcMar>
+          </w:tcPr>
+          <w:p>
+            <w:pPr>
+              <w:spacing w:after="0" w:line="260"/>
+            </w:pPr>
+            <w:r>
+              <w:rPr>
+                <w:rFonts w:ascii="Calibri" w:cs="Calibri" w:eastAsia="Calibri" w:hAnsi="Calibri"/>
+                <w:b w:val="false"/>
+                <w:bCs w:val="false"/>
+                <w:sz w:val="19"/>
+                <w:szCs w:val="19"/>
+              </w:rPr>
+              <w:t xml:space="preserve">Cakupan baris</w:t>
+            </w:r>
+          </w:p>
+        </w:tc>
+        <w:tc>
+          <w:tcPr>
+            <w:tcW w:type="dxa" w:w="2400"/>
+            <w:tcMar>
+              <w:top w:type="dxa" w:w="80"/>
+              <w:left w:type="dxa" w:w="120"/>
+              <w:bottom w:type="dxa" w:w="80"/>
+              <w:right w:type="dxa" w:w="120"/>
+            </w:tcMar>
+          </w:tcPr>
+          <w:p>
+            <w:pPr>
+              <w:spacing w:after="0" w:line="260"/>
+            </w:pPr>
+            <w:r>
+              <w:rPr>
+                <w:rFonts w:ascii="Calibri" w:cs="Calibri" w:eastAsia="Calibri" w:hAnsi="Calibri"/>
+                <w:b w:val="false"/>
+                <w:bCs w:val="false"/>
+                <w:sz w:val="19"/>
+                <w:szCs w:val="19"/>
+              </w:rPr>
+              <w:t xml:space="preserve">98,5%</w:t>
+            </w:r>
+          </w:p>
+        </w:tc>
+        <w:tc>
+          <w:tcPr>
+            <w:tcW w:type="dxa" w:w="3026"/>
+            <w:tcMar>
+              <w:top w:type="dxa" w:w="80"/>
+              <w:left w:type="dxa" w:w="120"/>
+              <w:bottom w:type="dxa" w:w="80"/>
+              <w:right w:type="dxa" w:w="120"/>
+            </w:tcMar>
+          </w:tcPr>
+          <w:p>
+            <w:pPr>
+              <w:spacing w:after="0" w:line="260"/>
+            </w:pPr>
+            <w:r>
+              <w:rPr>
+                <w:rFonts w:ascii="Calibri" w:cs="Calibri" w:eastAsia="Calibri" w:hAnsi="Calibri"/>
+                <w:b w:val="false"/>
+                <w:bCs w:val="false"/>
+                <w:sz w:val="19"/>
+                <w:szCs w:val="19"/>
+              </w:rPr>
+              <w:t xml:space="preserve">98,9%</w:t>
+            </w:r>
+          </w:p>
+        </w:tc>
+      </w:tr>
+    </w:tbl>
+    <w:p>
+      <w:pPr>
+        <w:shd w:fill="F2F2F2" w:val="clear"/>
+        <w:spacing w:after="0" w:before="60"/>
+        <w:ind w:left="200" w:right="200"/>
+      </w:pPr>
+      <w:r>
+        <w:rPr>
+          <w:rFonts w:ascii="Consolas" w:cs="Consolas" w:eastAsia="Consolas" w:hAnsi="Consolas"/>
+          <w:sz w:val="18"/>
+          <w:szCs w:val="18"/>
+        </w:rPr>
+        <w:t xml:space="preserve">Pengujian unit                 : 261 lulus, 0 gagal</w:t>
+      </w:r>
+    </w:p>
+    <w:p>
+      <w:pPr>
+        <w:shd w:fill="F2F2F2" w:val="clear"/>
+        <w:spacing w:after="0" w:before="0"/>
+        <w:ind w:left="200" w:right="200"/>
+      </w:pPr>
+      <w:r>
+        <w:rPr>
+          <w:rFonts w:ascii="Consolas" w:cs="Consolas" w:eastAsia="Consolas" w:hAnsi="Consolas"/>
+          <w:sz w:val="18"/>
+          <w:szCs w:val="18"/>
+        </w:rPr>
+        <w:t xml:space="preserve">Pengujian end-to-end           : 27 lulus, 0 gagal</w:t>
+      </w:r>
+    </w:p>
+    <w:p>
+      <w:pPr>
+        <w:shd w:fill="F2F2F2" w:val="clear"/>
+        <w:spacing w:after="0" w:before="0"/>
+        <w:ind w:left="200" w:right="200"/>
+      </w:pPr>
+      <w:r>
+        <w:rPr>
+          <w:rFonts w:ascii="Consolas" w:cs="Consolas" w:eastAsia="Consolas" w:hAnsi="Consolas"/>
+          <w:sz w:val="18"/>
+          <w:szCs w:val="18"/>
+        </w:rPr>
+        <w:t xml:space="preserve">Cakupan baris                  : 98,9 persen (ambang 80)</w:t>
+      </w:r>
+    </w:p>
+    <w:p>
+      <w:pPr>
+        <w:shd w:fill="F2F2F2" w:val="clear"/>
+        <w:spacing w:after="0" w:before="0"/>
+        <w:ind w:left="200" w:right="200"/>
+      </w:pPr>
+      <w:r>
+        <w:rPr>
+          <w:rFonts w:ascii="Consolas" w:cs="Consolas" w:eastAsia="Consolas" w:hAnsi="Consolas"/>
+          <w:sz w:val="18"/>
+          <w:szCs w:val="18"/>
+        </w:rPr>
+        <w:t xml:space="preserve">Cakupan cabang                 : 97,7 persen (ambang 80)</w:t>
+      </w:r>
+    </w:p>
+    <w:p>
+      <w:pPr>
+        <w:shd w:fill="F2F2F2" w:val="clear"/>
+        <w:spacing w:after="0" w:before="0"/>
+        <w:ind w:left="200" w:right="200"/>
+      </w:pPr>
+      <w:r>
+        <w:rPr>
+          <w:rFonts w:ascii="Consolas" w:cs="Consolas" w:eastAsia="Consolas" w:hAnsi="Consolas"/>
+          <w:sz w:val="18"/>
+          <w:szCs w:val="18"/>
+        </w:rPr>
+        <w:t xml:space="preserve">Sapuan seluruh endpoint        : 26 dari 26, 0 gagal</w:t>
+      </w:r>
+    </w:p>
+    <w:p>
+      <w:pPr>
+        <w:shd w:fill="F2F2F2" w:val="clear"/>
+        <w:spacing w:after="0" w:before="0"/>
+        <w:ind w:left="200" w:right="200"/>
+      </w:pPr>
+      <w:r>
+        <w:rPr>
+          <w:rFonts w:ascii="Consolas" w:cs="Consolas" w:eastAsia="Consolas" w:hAnsi="Consolas"/>
+          <w:sz w:val="18"/>
+          <w:szCs w:val="18"/>
+        </w:rPr>
+        <w:t xml:space="preserve">Penanda dari klien             : dihormati dan dikembalikan lewat header</w:t>
+      </w:r>
+    </w:p>
+    <w:p>
+      <w:pPr>
+        <w:shd w:fill="F2F2F2" w:val="clear"/>
+        <w:spacing w:after="0" w:before="0"/>
+        <w:ind w:left="200" w:right="200"/>
+      </w:pPr>
+      <w:r>
+        <w:rPr>
+          <w:rFonts w:ascii="Consolas" w:cs="Consolas" w:eastAsia="Consolas" w:hAnsi="Consolas"/>
+          <w:sz w:val="18"/>
+          <w:szCs w:val="18"/>
+        </w:rPr>
+        <w:t xml:space="preserve">Tingkat log mengikuti status   : 5xx error, 4xx warn, sisanya info</w:t>
+      </w:r>
+    </w:p>
+    <w:p>
+      <w:pPr>
+        <w:shd w:fill="F2F2F2" w:val="clear"/>
+        <w:spacing w:after="160" w:before="0"/>
+        <w:ind w:left="200" w:right="200"/>
+      </w:pPr>
+      <w:r>
+        <w:rPr>
+          <w:rFonts w:ascii="Consolas" w:cs="Consolas" w:eastAsia="Consolas" w:hAnsi="Consolas"/>
+          <w:sz w:val="18"/>
+          <w:szCs w:val="18"/>
+        </w:rPr>
+        <w:t xml:space="preserve">Password di dalam log          : nol kemunculan</w:t>
+      </w:r>
+    </w:p>
+    <w:p>
+      <w:pPr>
+        <w:pStyle w:val="Heading2"/>
+        <w:spacing w:after="140" w:before="280"/>
+      </w:pPr>
+      <w:r>
+        <w:rPr>
+          <w:rFonts w:ascii="Calibri" w:cs="Calibri" w:eastAsia="Calibri" w:hAnsi="Calibri"/>
+          <w:b/>
+          <w:bCs/>
+          <w:color w:val="2E5496"/>
+          <w:sz w:val="26"/>
+          <w:szCs w:val="26"/>
+        </w:rPr>
+        <w:t xml:space="preserve">14.7 Yang Masih Belum Dikerjakan</w:t>
+      </w:r>
+    </w:p>
+    <w:tbl>
+      <w:tblPr>
+        <w:tblW w:type="dxa" w:w="9026"/>
+        <w:tblBorders>
+          <w:top w:val="single" w:color="auto" w:sz="4"/>
+          <w:left w:val="single" w:color="auto" w:sz="4"/>
+          <w:bottom w:val="single" w:color="auto" w:sz="4"/>
+          <w:right w:val="single" w:color="auto" w:sz="4"/>
+          <w:insideH w:val="single" w:color="auto" w:sz="4"/>
+          <w:insideV w:val="single" w:color="auto" w:sz="4"/>
+        </w:tblBorders>
+      </w:tblPr>
+      <w:tblGrid>
+        <w:gridCol w:w="3600"/>
+        <w:gridCol w:w="5426"/>
+      </w:tblGrid>
+      <w:tr>
+        <w:trPr>
+          <w:tblHeader/>
+        </w:trPr>
+        <w:tc>
+          <w:tcPr>
+            <w:tcW w:type="dxa" w:w="3600"/>
+            <w:shd w:fill="D9E2F3" w:val="clear"/>
+            <w:tcMar>
+              <w:top w:type="dxa" w:w="80"/>
+              <w:left w:type="dxa" w:w="120"/>
+              <w:bottom w:type="dxa" w:w="80"/>
+              <w:right w:type="dxa" w:w="120"/>
+            </w:tcMar>
+          </w:tcPr>
+          <w:p>
+            <w:pPr>
+              <w:spacing w:after="0" w:line="260"/>
+            </w:pPr>
+            <w:r>
+              <w:rPr>
+                <w:rFonts w:ascii="Calibri" w:cs="Calibri" w:eastAsia="Calibri" w:hAnsi="Calibri"/>
+                <w:b/>
+                <w:bCs/>
+                <w:sz w:val="19"/>
+                <w:szCs w:val="19"/>
+              </w:rPr>
+              <w:t xml:space="preserve">Yang belum ada</w:t>
+            </w:r>
+          </w:p>
+        </w:tc>
+        <w:tc>
+          <w:tcPr>
+            <w:tcW w:type="dxa" w:w="5426"/>
+            <w:shd w:fill="D9E2F3" w:val="clear"/>
+            <w:tcMar>
+              <w:top w:type="dxa" w:w="80"/>
+              <w:left w:type="dxa" w:w="120"/>
+              <w:bottom w:type="dxa" w:w="80"/>
+              <w:right w:type="dxa" w:w="120"/>
+            </w:tcMar>
+          </w:tcPr>
+          <w:p>
+            <w:pPr>
+              <w:spacing w:after="0" w:line="260"/>
+            </w:pPr>
+            <w:r>
+              <w:rPr>
+                <w:rFonts w:ascii="Calibri" w:cs="Calibri" w:eastAsia="Calibri" w:hAnsi="Calibri"/>
+                <w:b/>
+                <w:bCs/>
+                <w:sz w:val="19"/>
+                <w:szCs w:val="19"/>
+              </w:rPr>
+              <w:t xml:space="preserve">Kapan sebaiknya ditambahkan</w:t>
+            </w:r>
+          </w:p>
+        </w:tc>
+      </w:tr>
+      <w:tr>
+        <w:tc>
+          <w:tcPr>
+            <w:tcW w:type="dxa" w:w="3600"/>
+            <w:tcMar>
+              <w:top w:type="dxa" w:w="80"/>
+              <w:left w:type="dxa" w:w="120"/>
+              <w:bottom w:type="dxa" w:w="80"/>
+              <w:right w:type="dxa" w:w="120"/>
+            </w:tcMar>
+          </w:tcPr>
+          <w:p>
+            <w:pPr>
+              <w:spacing w:after="0" w:line="260"/>
+            </w:pPr>
+            <w:r>
+              <w:rPr>
+                <w:rFonts w:ascii="Calibri" w:cs="Calibri" w:eastAsia="Calibri" w:hAnsi="Calibri"/>
+                <w:b w:val="false"/>
+                <w:bCs w:val="false"/>
+                <w:sz w:val="19"/>
+                <w:szCs w:val="19"/>
+              </w:rPr>
+              <w:t xml:space="preserve">Lapisan pemetaan keluaran yang eksplisit</w:t>
+            </w:r>
+          </w:p>
+        </w:tc>
+        <w:tc>
+          <w:tcPr>
+            <w:tcW w:type="dxa" w:w="5426"/>
+            <w:tcMar>
+              <w:top w:type="dxa" w:w="80"/>
+              <w:left w:type="dxa" w:w="120"/>
+              <w:bottom w:type="dxa" w:w="80"/>
+              <w:right w:type="dxa" w:w="120"/>
+            </w:tcMar>
+          </w:tcPr>
+          <w:p>
+            <w:pPr>
+              <w:spacing w:after="0" w:line="260"/>
+            </w:pPr>
+            <w:r>
+              <w:rPr>
+                <w:rFonts w:ascii="Calibri" w:cs="Calibri" w:eastAsia="Calibri" w:hAnsi="Calibri"/>
+                <w:b w:val="false"/>
+                <w:bCs w:val="false"/>
+                <w:sz w:val="19"/>
+                <w:szCs w:val="19"/>
+              </w:rPr>
+              <w:t xml:space="preserve">Sekarang objek model langsung menjadi jawaban. Aman karena penyaring kolom rahasia melekat di model, tetapi itu satu penimpaan dari kebocoran</w:t>
+            </w:r>
+          </w:p>
+        </w:tc>
+      </w:tr>
+      <w:tr>
+        <w:tc>
+          <w:tcPr>
+            <w:tcW w:type="dxa" w:w="3600"/>
+            <w:tcMar>
+              <w:top w:type="dxa" w:w="80"/>
+              <w:left w:type="dxa" w:w="120"/>
+              <w:bottom w:type="dxa" w:w="80"/>
+              <w:right w:type="dxa" w:w="120"/>
+            </w:tcMar>
+          </w:tcPr>
+          <w:p>
+            <w:pPr>
+              <w:spacing w:after="0" w:line="260"/>
+            </w:pPr>
+            <w:r>
+              <w:rPr>
+                <w:rFonts w:ascii="Calibri" w:cs="Calibri" w:eastAsia="Calibri" w:hAnsi="Calibri"/>
+                <w:b w:val="false"/>
+                <w:bCs w:val="false"/>
+                <w:sz w:val="19"/>
+                <w:szCs w:val="19"/>
+              </w:rPr>
+              <w:t xml:space="preserve">Validasi masukan berbasis skema di tepi controller</w:t>
+            </w:r>
+          </w:p>
+        </w:tc>
+        <w:tc>
+          <w:tcPr>
+            <w:tcW w:type="dxa" w:w="5426"/>
+            <w:tcMar>
+              <w:top w:type="dxa" w:w="80"/>
+              <w:left w:type="dxa" w:w="120"/>
+              <w:bottom w:type="dxa" w:w="80"/>
+              <w:right w:type="dxa" w:w="120"/>
+            </w:tcMar>
+          </w:tcPr>
+          <w:p>
+            <w:pPr>
+              <w:spacing w:after="0" w:line="260"/>
+            </w:pPr>
+            <w:r>
+              <w:rPr>
+                <w:rFonts w:ascii="Calibri" w:cs="Calibri" w:eastAsia="Calibri" w:hAnsi="Calibri"/>
+                <w:b w:val="false"/>
+                <w:bCs w:val="false"/>
+                <w:sz w:val="19"/>
+                <w:szCs w:val="19"/>
+              </w:rPr>
+              <w:t xml:space="preserve">Ketika jumlah field per endpoint bertambah; pemeriksaan manual sekarang masih terbaca</w:t>
+            </w:r>
+          </w:p>
+        </w:tc>
+      </w:tr>
+      <w:tr>
+        <w:tc>
+          <w:tcPr>
+            <w:tcW w:type="dxa" w:w="3600"/>
+            <w:tcMar>
+              <w:top w:type="dxa" w:w="80"/>
+              <w:left w:type="dxa" w:w="120"/>
+              <w:bottom w:type="dxa" w:w="80"/>
+              <w:right w:type="dxa" w:w="120"/>
+            </w:tcMar>
+          </w:tcPr>
+          <w:p>
+            <w:pPr>
+              <w:spacing w:after="0" w:line="260"/>
+            </w:pPr>
+            <w:r>
+              <w:rPr>
+                <w:rFonts w:ascii="Calibri" w:cs="Calibri" w:eastAsia="Calibri" w:hAnsi="Calibri"/>
+                <w:b w:val="false"/>
+                <w:bCs w:val="false"/>
+                <w:sz w:val="19"/>
+                <w:szCs w:val="19"/>
+              </w:rPr>
+              <w:t xml:space="preserve">Catatan audit setiap perubahan data</w:t>
+            </w:r>
+          </w:p>
+        </w:tc>
+        <w:tc>
+          <w:tcPr>
+            <w:tcW w:type="dxa" w:w="5426"/>
+            <w:tcMar>
+              <w:top w:type="dxa" w:w="80"/>
+              <w:left w:type="dxa" w:w="120"/>
+              <w:bottom w:type="dxa" w:w="80"/>
+              <w:right w:type="dxa" w:w="120"/>
+            </w:tcMar>
+          </w:tcPr>
+          <w:p>
+            <w:pPr>
+              <w:spacing w:after="0" w:line="260"/>
+            </w:pPr>
+            <w:r>
+              <w:rPr>
+                <w:rFonts w:ascii="Calibri" w:cs="Calibri" w:eastAsia="Calibri" w:hAnsi="Calibri"/>
+                <w:b w:val="false"/>
+                <w:bCs w:val="false"/>
+                <w:sz w:val="19"/>
+                <w:szCs w:val="19"/>
+              </w:rPr>
+              <w:t xml:space="preserve">Ketika ada pertanyaan "siapa yang mengubah ini" yang harus dijawab, termasuk untuk percobaan yang ditolak</w:t>
+            </w:r>
+          </w:p>
+        </w:tc>
+      </w:tr>
+      <w:tr>
+        <w:tc>
+          <w:tcPr>
+            <w:tcW w:type="dxa" w:w="3600"/>
+            <w:tcMar>
+              <w:top w:type="dxa" w:w="80"/>
+              <w:left w:type="dxa" w:w="120"/>
+              <w:bottom w:type="dxa" w:w="80"/>
+              <w:right w:type="dxa" w:w="120"/>
+            </w:tcMar>
+          </w:tcPr>
+          <w:p>
+            <w:pPr>
+              <w:spacing w:after="0" w:line="260"/>
+            </w:pPr>
+            <w:r>
+              <w:rPr>
+                <w:rFonts w:ascii="Calibri" w:cs="Calibri" w:eastAsia="Calibri" w:hAnsi="Calibri"/>
+                <w:b w:val="false"/>
+                <w:bCs w:val="false"/>
+                <w:sz w:val="19"/>
+                <w:szCs w:val="19"/>
+              </w:rPr>
+              <w:t xml:space="preserve">Penjamin idempotensi pada operasi tulis</w:t>
+            </w:r>
+          </w:p>
+        </w:tc>
+        <w:tc>
+          <w:tcPr>
+            <w:tcW w:type="dxa" w:w="5426"/>
+            <w:tcMar>
+              <w:top w:type="dxa" w:w="80"/>
+              <w:left w:type="dxa" w:w="120"/>
+              <w:bottom w:type="dxa" w:w="80"/>
+              <w:right w:type="dxa" w:w="120"/>
+            </w:tcMar>
+          </w:tcPr>
+          <w:p>
+            <w:pPr>
+              <w:spacing w:after="0" w:line="260"/>
+            </w:pPr>
+            <w:r>
+              <w:rPr>
+                <w:rFonts w:ascii="Calibri" w:cs="Calibri" w:eastAsia="Calibri" w:hAnsi="Calibri"/>
+                <w:b w:val="false"/>
+                <w:bCs w:val="false"/>
+                <w:sz w:val="19"/>
+                <w:szCs w:val="19"/>
+              </w:rPr>
+              <w:t xml:space="preserve">Ketika ada klien yang mengulang permintaan otomatis saat jaringannya tersendat</w:t>
+            </w:r>
+          </w:p>
+        </w:tc>
+      </w:tr>
+    </w:tbl>
     <w:p>
       <w:r>
         <w:br w:type="page"/>

--- a/docs/Laporan-Auth-Service.docx
+++ b/docs/Laporan-Auth-Service.docx
@@ -37932,6 +37932,2539 @@
           <w:sz w:val="32"/>
           <w:szCs w:val="32"/>
         </w:rPr>
+        <w:t xml:space="preserve">BAB 15 — Kontrak Keluaran, Validasi, dan Jejak Perubahan</w:t>
+      </w:r>
+    </w:p>
+    <w:p>
+      <w:pPr>
+        <w:spacing w:after="140" w:line="300"/>
+        <w:jc w:val="both"/>
+      </w:pPr>
+      <w:r>
+        <w:rPr>
+          <w:rFonts w:ascii="Calibri" w:cs="Calibri" w:eastAsia="Calibri" w:hAnsi="Calibri"/>
+          <w:sz w:val="22"/>
+          <w:szCs w:val="22"/>
+        </w:rPr>
+        <w:t xml:space="preserve">Empat butir yang tercatat sebagai belum dikerjakan pada 14.7 dikerjakan di bab ini. Keempatnya berbagi satu sifat: masing-masing memindahkan sebuah jaminan dari "kebetulan masih benar" menjadi "tidak bisa lagi salah tanpa terlihat".</w:t>
+      </w:r>
+    </w:p>
+    <w:p>
+      <w:pPr>
+        <w:pStyle w:val="Heading2"/>
+        <w:spacing w:after="140" w:before="280"/>
+      </w:pPr>
+      <w:r>
+        <w:rPr>
+          <w:rFonts w:ascii="Calibri" w:cs="Calibri" w:eastAsia="Calibri" w:hAnsi="Calibri"/>
+          <w:b/>
+          <w:bCs/>
+          <w:color w:val="2E5496"/>
+          <w:sz w:val="26"/>
+          <w:szCs w:val="26"/>
+        </w:rPr>
+        <w:t xml:space="preserve">15.1 Lapisan Pemetaan Keluaran</w:t>
+      </w:r>
+    </w:p>
+    <w:p>
+      <w:pPr>
+        <w:spacing w:after="140" w:line="300"/>
+        <w:jc w:val="both"/>
+      </w:pPr>
+      <w:r>
+        <w:rPr>
+          <w:rFonts w:ascii="Calibri" w:cs="Calibri" w:eastAsia="Calibri" w:hAnsi="Calibri"/>
+          <w:sz w:val="22"/>
+          <w:szCs w:val="22"/>
+        </w:rPr>
+        <w:t xml:space="preserve">Sebelum bab ini, objek model Sequelize langsung menjadi isi jawaban. Kolom rahasia memang tidak ikut terkirim, tetapi alasannya rapuh: ada satu penyaring di dalam definisi model yang menghapusnya saat objek diubah menjadi JSON. Satu penimpaan pada penyaring itu, atau satu kolom baru yang lupa didaftarkan, dan kebocorannya terjadi tanpa satu pun pengujian yang gagal.</w:t>
+      </w:r>
+    </w:p>
+    <w:p>
+      <w:pPr>
+        <w:pBdr>
+          <w:left w:val="single" w:color="2E5496" w:sz="18" w:space="12"/>
+        </w:pBdr>
+        <w:spacing w:after="160" w:before="120" w:line="300"/>
+        <w:ind w:left="400"/>
+      </w:pPr>
+      <w:r>
+        <w:rPr>
+          <w:rFonts w:ascii="Calibri" w:cs="Calibri" w:eastAsia="Calibri" w:hAnsi="Calibri"/>
+          <w:i/>
+          <w:iCs/>
+          <w:color w:val="1F3864"/>
+          <w:sz w:val="22"/>
+          <w:szCs w:val="22"/>
+        </w:rPr>
+        <w:t xml:space="preserve">Pertanyaan yang membedakan keduanya: kalau saya menambah kolom baru ke tabel users besok, apakah kolom itu ikut terkirim ke klien? Sebelumnya: ya, otomatis. Sesudahnya: tidak, sampai seseorang menuliskannya.</w:t>
+      </w:r>
+    </w:p>
+    <w:p>
+      <w:pPr>
+        <w:spacing w:after="140" w:line="300"/>
+        <w:jc w:val="both"/>
+      </w:pPr>
+      <w:r>
+        <w:rPr>
+          <w:rFonts w:ascii="Calibri" w:cs="Calibri" w:eastAsia="Calibri" w:hAnsi="Calibri"/>
+          <w:sz w:val="22"/>
+          <w:szCs w:val="22"/>
+        </w:rPr>
+        <w:t xml:space="preserve">Pemetaan sekarang berbentuk daftar-yang-diizinkan, bukan daftar-yang-dilarang. Setiap field disebut satu per satu, dan yang tidak disebut tidak keluar.</w:t>
+      </w:r>
+    </w:p>
+    <w:p>
+      <w:pPr>
+        <w:shd w:fill="F2F2F2" w:val="clear"/>
+        <w:spacing w:after="0" w:before="60"/>
+        <w:ind w:left="200" w:right="200"/>
+      </w:pPr>
+      <w:r>
+        <w:rPr>
+          <w:rFonts w:ascii="Consolas" w:cs="Consolas" w:eastAsia="Consolas" w:hAnsi="Consolas"/>
+          <w:sz w:val="18"/>
+          <w:szCs w:val="18"/>
+        </w:rPr>
+        <w:t xml:space="preserve">SEBELUM  res.json({ data: { user } });        // seluruh isi model</w:t>
+      </w:r>
+    </w:p>
+    <w:p>
+      <w:pPr>
+        <w:shd w:fill="F2F2F2" w:val="clear"/>
+        <w:spacing w:after="0" w:before="0"/>
+        <w:ind w:left="200" w:right="200"/>
+      </w:pPr>
+      <w:r>
+        <w:rPr>
+          <w:rFonts w:ascii="Consolas" w:cs="Consolas" w:eastAsia="Consolas" w:hAnsi="Consolas"/>
+          <w:sz w:val="18"/>
+          <w:szCs w:val="18"/>
+        </w:rPr>
+        <w:t xml:space="preserve"> </w:t>
+      </w:r>
+    </w:p>
+    <w:p>
+      <w:pPr>
+        <w:shd w:fill="F2F2F2" w:val="clear"/>
+        <w:spacing w:after="0" w:before="0"/>
+        <w:ind w:left="200" w:right="200"/>
+      </w:pPr>
+      <w:r>
+        <w:rPr>
+          <w:rFonts w:ascii="Consolas" w:cs="Consolas" w:eastAsia="Consolas" w:hAnsi="Consolas"/>
+          <w:sz w:val="18"/>
+          <w:szCs w:val="18"/>
+        </w:rPr>
+        <w:t xml:space="preserve">SESUDAH  res.json({ data: { user: toUserDto(user) } });</w:t>
+      </w:r>
+    </w:p>
+    <w:p>
+      <w:pPr>
+        <w:shd w:fill="F2F2F2" w:val="clear"/>
+        <w:spacing w:after="0" w:before="0"/>
+        <w:ind w:left="200" w:right="200"/>
+      </w:pPr>
+      <w:r>
+        <w:rPr>
+          <w:rFonts w:ascii="Consolas" w:cs="Consolas" w:eastAsia="Consolas" w:hAnsi="Consolas"/>
+          <w:sz w:val="18"/>
+          <w:szCs w:val="18"/>
+        </w:rPr>
+        <w:t xml:space="preserve"> </w:t>
+      </w:r>
+    </w:p>
+    <w:p>
+      <w:pPr>
+        <w:shd w:fill="F2F2F2" w:val="clear"/>
+        <w:spacing w:after="0" w:before="0"/>
+        <w:ind w:left="200" w:right="200"/>
+      </w:pPr>
+      <w:r>
+        <w:rPr>
+          <w:rFonts w:ascii="Consolas" w:cs="Consolas" w:eastAsia="Consolas" w:hAnsi="Consolas"/>
+          <w:sz w:val="18"/>
+          <w:szCs w:val="18"/>
+        </w:rPr>
+        <w:t xml:space="preserve">const toUserDto = (user) =&gt; ({</w:t>
+      </w:r>
+    </w:p>
+    <w:p>
+      <w:pPr>
+        <w:shd w:fill="F2F2F2" w:val="clear"/>
+        <w:spacing w:after="0" w:before="0"/>
+        <w:ind w:left="200" w:right="200"/>
+      </w:pPr>
+      <w:r>
+        <w:rPr>
+          <w:rFonts w:ascii="Consolas" w:cs="Consolas" w:eastAsia="Consolas" w:hAnsi="Consolas"/>
+          <w:sz w:val="18"/>
+          <w:szCs w:val="18"/>
+        </w:rPr>
+        <w:t xml:space="preserve">  id, email, fullName, phone, isActive, lastLoginAt, createdAt,</w:t>
+      </w:r>
+    </w:p>
+    <w:p>
+      <w:pPr>
+        <w:shd w:fill="F2F2F2" w:val="clear"/>
+        <w:spacing w:after="0" w:before="0"/>
+        <w:ind w:left="200" w:right="200"/>
+      </w:pPr>
+      <w:r>
+        <w:rPr>
+          <w:rFonts w:ascii="Consolas" w:cs="Consolas" w:eastAsia="Consolas" w:hAnsi="Consolas"/>
+          <w:sz w:val="18"/>
+          <w:szCs w:val="18"/>
+        </w:rPr>
+        <w:t xml:space="preserve">  ...(user.roles &amp;&amp; { roles: user.roles.map(toRoleSummary) }),</w:t>
+      </w:r>
+    </w:p>
+    <w:p>
+      <w:pPr>
+        <w:shd w:fill="F2F2F2" w:val="clear"/>
+        <w:spacing w:after="160" w:before="0"/>
+        <w:ind w:left="200" w:right="200"/>
+      </w:pPr>
+      <w:r>
+        <w:rPr>
+          <w:rFonts w:ascii="Consolas" w:cs="Consolas" w:eastAsia="Consolas" w:hAnsi="Consolas"/>
+          <w:sz w:val="18"/>
+          <w:szCs w:val="18"/>
+        </w:rPr>
+        <w:t xml:space="preserve">});</w:t>
+      </w:r>
+    </w:p>
+    <w:p>
+      <w:pPr>
+        <w:spacing w:after="200"/>
+        <w:jc w:val="center"/>
+      </w:pPr>
+      <w:r>
+        <w:rPr>
+          <w:rFonts w:ascii="Calibri" w:cs="Calibri" w:eastAsia="Calibri" w:hAnsi="Calibri"/>
+          <w:i/>
+          <w:iCs/>
+          <w:color w:val="595959"/>
+          <w:sz w:val="18"/>
+          <w:szCs w:val="18"/>
+        </w:rPr>
+        <w:t xml:space="preserve">Gambar 15.1 — Field yang tidak disebut tidak ikut keluar</w:t>
+      </w:r>
+    </w:p>
+    <w:p>
+      <w:pPr>
+        <w:pStyle w:val="Heading3"/>
+        <w:spacing w:after="110" w:before="220"/>
+      </w:pPr>
+      <w:r>
+        <w:rPr>
+          <w:rFonts w:ascii="Calibri" w:cs="Calibri" w:eastAsia="Calibri" w:hAnsi="Calibri"/>
+          <w:b/>
+          <w:bCs/>
+          <w:color w:val="44546A"/>
+          <w:sz w:val="23"/>
+          <w:szCs w:val="23"/>
+        </w:rPr>
+        <w:t xml:space="preserve">Dua kebocoran yang ternyata sudah terjadi</w:t>
+      </w:r>
+    </w:p>
+    <w:p>
+      <w:pPr>
+        <w:spacing w:after="140" w:line="300"/>
+        <w:jc w:val="both"/>
+      </w:pPr>
+      <w:r>
+        <w:rPr>
+          <w:rFonts w:ascii="Calibri" w:cs="Calibri" w:eastAsia="Calibri" w:hAnsi="Calibri"/>
+          <w:sz w:val="22"/>
+          <w:szCs w:val="22"/>
+        </w:rPr>
+        <w:t xml:space="preserve">Penulisan pemetaannya sendiri yang menemukannya. Field kunci berkas avatar di penyimpanan objek ikut terkirim pada setiap jawaban yang memuat pengguna — nama berkas internal yang tidak dibutuhkan klien mana pun dan justru memberi tahu bentuk penyimpanan di belakangnya. Dan waktu penggantian password terakhir ikut terkirim pada daftar pengguna, bukan hanya pada profil sendiri.</w:t>
+      </w:r>
+    </w:p>
+    <w:p>
+      <w:pPr>
+        <w:spacing w:after="140" w:line="300"/>
+        <w:jc w:val="both"/>
+      </w:pPr>
+      <w:r>
+        <w:rPr>
+          <w:rFonts w:ascii="Calibri" w:cs="Calibri" w:eastAsia="Calibri" w:hAnsi="Calibri"/>
+          <w:sz w:val="22"/>
+          <w:szCs w:val="22"/>
+        </w:rPr>
+        <w:t xml:space="preserve">Keduanya bukan bocornya password. Tetapi keduanya adalah keterangan yang tidak pernah diputuskan untuk dibagikan — ia terkirim semata karena tidak ada yang pernah memilih daftar isinya.</w:t>
+      </w:r>
+    </w:p>
+    <w:p>
+      <w:pPr>
+        <w:pStyle w:val="Heading2"/>
+        <w:spacing w:after="140" w:before="280"/>
+      </w:pPr>
+      <w:r>
+        <w:rPr>
+          <w:rFonts w:ascii="Calibri" w:cs="Calibri" w:eastAsia="Calibri" w:hAnsi="Calibri"/>
+          <w:b/>
+          <w:bCs/>
+          <w:color w:val="2E5496"/>
+          <w:sz w:val="26"/>
+          <w:szCs w:val="26"/>
+        </w:rPr>
+        <w:t xml:space="preserve">15.2 Validasi Berbasis Skema di Tepi Controller</w:t>
+      </w:r>
+    </w:p>
+    <w:p>
+      <w:pPr>
+        <w:spacing w:after="140" w:line="300"/>
+        <w:jc w:val="both"/>
+      </w:pPr>
+      <w:r>
+        <w:rPr>
+          <w:rFonts w:ascii="Calibri" w:cs="Calibri" w:eastAsia="Calibri" w:hAnsi="Calibri"/>
+          <w:sz w:val="22"/>
+          <w:szCs w:val="22"/>
+        </w:rPr>
+        <w:t xml:space="preserve">Pemeriksaan masukan sebelumnya tersebar di dalam service, ditulis manual per field. Dua akibatnya.</w:t>
+      </w:r>
+    </w:p>
+    <w:p>
+      <w:pPr>
+        <w:pStyle w:val="ListParagraph"/>
+        <w:numPr>
+          <w:ilvl w:val="0"/>
+          <w:numId w:val="2"/>
+        </w:numPr>
+        <w:spacing w:after="80" w:line="290"/>
+      </w:pPr>
+      <w:r>
+        <w:rPr>
+          <w:rFonts w:ascii="Calibri" w:cs="Calibri" w:eastAsia="Calibri" w:hAnsi="Calibri"/>
+          <w:sz w:val="22"/>
+          <w:szCs w:val="22"/>
+        </w:rPr>
+        <w:t xml:space="preserve">Service mengerjakan dua hal sekaligus: memeriksa bentuk data dan menjalankan aturan bisnis. Dua urusan yang berubah karena alasan yang sama sekali berbeda.</w:t>
+      </w:r>
+    </w:p>
+    <w:p>
+      <w:pPr>
+        <w:pStyle w:val="ListParagraph"/>
+        <w:numPr>
+          <w:ilvl w:val="0"/>
+          <w:numId w:val="2"/>
+        </w:numPr>
+        <w:spacing w:after="80" w:line="290"/>
+      </w:pPr>
+      <w:r>
+        <w:rPr>
+          <w:rFonts w:ascii="Calibri" w:cs="Calibri" w:eastAsia="Calibri" w:hAnsi="Calibri"/>
+          <w:sz w:val="22"/>
+          <w:szCs w:val="22"/>
+        </w:rPr>
+        <w:t xml:space="preserve">Bentuk pesan kesalahannya tidak seragam. Satu endpoint menyebut nama field yang salah, endpoint lain hanya menyebut bahwa ada yang salah.</w:t>
+      </w:r>
+    </w:p>
+    <w:p>
+      <w:pPr>
+        <w:spacing w:after="140" w:line="300"/>
+        <w:jc w:val="both"/>
+      </w:pPr>
+      <w:r>
+        <w:rPr>
+          <w:rFonts w:ascii="Calibri" w:cs="Calibri" w:eastAsia="Calibri" w:hAnsi="Calibri"/>
+          <w:sz w:val="22"/>
+          <w:szCs w:val="22"/>
+        </w:rPr>
+        <w:t xml:space="preserve">Lima belas skema di empat modul kini memeriksa bentuk data sebelum permintaannya menyentuh controller. Aturan yang bergantung pada konfigurasi — panjang minimal password, misalnya — tetap tinggal di service, karena nilainya berasal dari config dan bukan dari bentuk datanya.</w:t>
+      </w:r>
+    </w:p>
+    <w:p>
+      <w:pPr>
+        <w:pStyle w:val="Heading3"/>
+        <w:spacing w:after="110" w:before="220"/>
+      </w:pPr>
+      <w:r>
+        <w:rPr>
+          <w:rFonts w:ascii="Calibri" w:cs="Calibri" w:eastAsia="Calibri" w:hAnsi="Calibri"/>
+          <w:b/>
+          <w:bCs/>
+          <w:color w:val="44546A"/>
+          <w:sz w:val="23"/>
+          <w:szCs w:val="23"/>
+        </w:rPr>
+        <w:t xml:space="preserve">Mode ketat, dan kenapa ia yang dipilih</w:t>
+      </w:r>
+    </w:p>
+    <w:p>
+      <w:pPr>
+        <w:spacing w:after="140" w:line="300"/>
+        <w:jc w:val="both"/>
+      </w:pPr>
+      <w:r>
+        <w:rPr>
+          <w:rFonts w:ascii="Calibri" w:cs="Calibri" w:eastAsia="Calibri" w:hAnsi="Calibri"/>
+          <w:sz w:val="22"/>
+          <w:szCs w:val="22"/>
+        </w:rPr>
+        <w:t xml:space="preserve">Setiap skema menolak field yang tidak dikenal, bukan mengabaikannya. Klien yang salah menulis nama field menerima 400 yang menyebutkan masalahnya, bukan 200 yang diam-diam tidak mengubah apa pun — kegagalan paling membingungkan yang bisa diberikan sebuah API.</w:t>
+      </w:r>
+    </w:p>
+    <w:p>
+      <w:pPr>
+        <w:spacing w:after="140" w:line="300"/>
+        <w:jc w:val="both"/>
+      </w:pPr>
+      <w:r>
+        <w:rPr>
+          <w:rFonts w:ascii="Calibri" w:cs="Calibri" w:eastAsia="Calibri" w:hAnsi="Calibri"/>
+          <w:sz w:val="22"/>
+          <w:szCs w:val="22"/>
+        </w:rPr>
+        <w:t xml:space="preserve">Satu pembedaan yang perlu disebut: nomor telepon boleh bernilai kosong secara sengaja. Field yang tidak dikirim berarti "jangan diubah", sedangkan field yang dikirim bernilai kosong berarti "hapus isinya". Kalau keduanya diperlakukan sama, nomor telepon tidak akan pernah bisa dihapus lagi.</w:t>
+      </w:r>
+    </w:p>
+    <w:p>
+      <w:pPr>
+        <w:pStyle w:val="Heading3"/>
+        <w:spacing w:after="110" w:before="220"/>
+      </w:pPr>
+      <w:r>
+        <w:rPr>
+          <w:rFonts w:ascii="Calibri" w:cs="Calibri" w:eastAsia="Calibri" w:hAnsi="Calibri"/>
+          <w:b/>
+          <w:bCs/>
+          <w:color w:val="44546A"/>
+          <w:sz w:val="23"/>
+          <w:szCs w:val="23"/>
+        </w:rPr>
+        <w:t xml:space="preserve">Satu jebakan Express 5 yang ditemukan sebelum sempat merugikan</w:t>
+      </w:r>
+    </w:p>
+    <w:p>
+      <w:pPr>
+        <w:spacing w:after="140" w:line="300"/>
+        <w:jc w:val="both"/>
+      </w:pPr>
+      <w:r>
+        <w:rPr>
+          <w:rFonts w:ascii="Calibri" w:cs="Calibri" w:eastAsia="Calibri" w:hAnsi="Calibri"/>
+          <w:sz w:val="22"/>
+          <w:szCs w:val="22"/>
+        </w:rPr>
+        <w:t xml:space="preserve">Rencana awalnya menuliskan kembali hasil validasi ke tempat asalnya, supaya nilai yang sudah dikonversi tipenya langsung terpakai. Untuk isi permintaan itu berhasil. Untuk parameter kueri tidak: di Express 5 ia hanya bisa dibaca. Penulisannya tidak menghasilkan error dan tidak berpengaruh apa pun — nilai yang sudah dikonversi hilang tanpa jejak, dan halaman ke berapa yang diminta klien akan kembali berbentuk teks.</w:t>
+      </w:r>
+    </w:p>
+    <w:p>
+      <w:pPr>
+        <w:spacing w:after="140" w:line="300"/>
+        <w:jc w:val="both"/>
+      </w:pPr>
+      <w:r>
+        <w:rPr>
+          <w:rFonts w:ascii="Calibri" w:cs="Calibri" w:eastAsia="Calibri" w:hAnsi="Calibri"/>
+          <w:sz w:val="22"/>
+          <w:szCs w:val="22"/>
+        </w:rPr>
+        <w:t xml:space="preserve">Ditemukan dengan menguji dugaannya lebih dulu, sebelum menulis kodenya. Hasil validasi sekarang disimpan di tempat tersendiri, seragam untuk isi permintaan, parameter alamat, maupun parameter kueri.</w:t>
+      </w:r>
+    </w:p>
+    <w:p>
+      <w:pPr>
+        <w:pStyle w:val="Heading2"/>
+        <w:spacing w:after="140" w:before="280"/>
+      </w:pPr>
+      <w:r>
+        <w:rPr>
+          <w:rFonts w:ascii="Calibri" w:cs="Calibri" w:eastAsia="Calibri" w:hAnsi="Calibri"/>
+          <w:b/>
+          <w:bCs/>
+          <w:color w:val="2E5496"/>
+          <w:sz w:val="26"/>
+          <w:szCs w:val="26"/>
+        </w:rPr>
+        <w:t xml:space="preserve">15.3 Jejak Audit Setiap Perubahan Data</w:t>
+      </w:r>
+    </w:p>
+    <w:p>
+      <w:pPr>
+        <w:spacing w:after="140" w:line="300"/>
+        <w:jc w:val="both"/>
+      </w:pPr>
+      <w:r>
+        <w:rPr>
+          <w:rFonts w:ascii="Calibri" w:cs="Calibri" w:eastAsia="Calibri" w:hAnsi="Calibri"/>
+          <w:sz w:val="22"/>
+          <w:szCs w:val="22"/>
+        </w:rPr>
+        <w:t xml:space="preserve">Log permintaan dari Bab 14 menjawab "apa yang terjadi pada detik itu" dan berumur pendek. Yang tidak dijawabnya adalah "siapa yang mengubah baris ini, dan kapan" — pertanyaan yang muncul berbulan-bulan kemudian, ketika lognya sudah lama terhapus.</w:t>
+      </w:r>
+    </w:p>
+    <w:p>
+      <w:pPr>
+        <w:spacing w:after="140" w:line="300"/>
+        <w:jc w:val="both"/>
+      </w:pPr>
+      <w:r>
+        <w:rPr>
+          <w:rFonts w:ascii="Calibri" w:cs="Calibri" w:eastAsia="Calibri" w:hAnsi="Calibri"/>
+          <w:sz w:val="22"/>
+          <w:szCs w:val="22"/>
+        </w:rPr>
+        <w:t xml:space="preserve">Empat belas jenis kejadian dicatat ke tabel tersendiri di basis data yang sama, dalam satu transaksi bersama perubahan datanya.</w:t>
+      </w:r>
+    </w:p>
+    <w:p>
+      <w:pPr>
+        <w:pStyle w:val="Heading3"/>
+        <w:spacing w:after="110" w:before="220"/>
+      </w:pPr>
+      <w:r>
+        <w:rPr>
+          <w:rFonts w:ascii="Calibri" w:cs="Calibri" w:eastAsia="Calibri" w:hAnsi="Calibri"/>
+          <w:b/>
+          <w:bCs/>
+          <w:color w:val="44546A"/>
+          <w:sz w:val="23"/>
+          <w:szCs w:val="23"/>
+        </w:rPr>
+        <w:t xml:space="preserve">Yang ditolak juga dicatat, dan itu bagian terpentingnya</w:t>
+      </w:r>
+    </w:p>
+    <w:p>
+      <w:pPr>
+        <w:spacing w:after="140" w:line="300"/>
+        <w:jc w:val="both"/>
+      </w:pPr>
+      <w:r>
+        <w:rPr>
+          <w:rFonts w:ascii="Calibri" w:cs="Calibri" w:eastAsia="Calibri" w:hAnsi="Calibri"/>
+          <w:sz w:val="22"/>
+          <w:szCs w:val="22"/>
+        </w:rPr>
+        <w:t xml:space="preserve">Hampir semua jejak audit hanya menyimpan yang berhasil. Akibatnya, seseorang yang berulang kali mencoba menyentuh akun yang bukan haknya tidak meninggalkan jejak sama sekali — justru pola yang paling perlu terlihat.</w:t>
+      </w:r>
+    </w:p>
+    <w:p>
+      <w:pPr>
+        <w:pBdr>
+          <w:left w:val="single" w:color="2E5496" w:sz="18" w:space="12"/>
+        </w:pBdr>
+        <w:spacing w:after="160" w:before="120" w:line="300"/>
+        <w:ind w:left="400"/>
+      </w:pPr>
+      <w:r>
+        <w:rPr>
+          <w:rFonts w:ascii="Calibri" w:cs="Calibri" w:eastAsia="Calibri" w:hAnsi="Calibri"/>
+          <w:i/>
+          <w:iCs/>
+          <w:color w:val="1F3864"/>
+          <w:sz w:val="22"/>
+          <w:szCs w:val="22"/>
+        </w:rPr>
+        <w:t xml:space="preserve">Sepuluh percobaan yang gagal terhadap akun superadmin adalah keterangan yang jauh lebih berguna daripada satu perubahan yang berhasil.</w:t>
+      </w:r>
+    </w:p>
+    <w:p>
+      <w:pPr>
+        <w:pStyle w:val="Heading3"/>
+        <w:spacing w:after="110" w:before="220"/>
+      </w:pPr>
+      <w:r>
+        <w:rPr>
+          <w:rFonts w:ascii="Calibri" w:cs="Calibri" w:eastAsia="Calibri" w:hAnsi="Calibri"/>
+          <w:b/>
+          <w:bCs/>
+          <w:color w:val="44546A"/>
+          <w:sz w:val="23"/>
+          <w:szCs w:val="23"/>
+        </w:rPr>
+        <w:t xml:space="preserve">Pelaku dibaca dari alur, bukan dari argumen</w:t>
+      </w:r>
+    </w:p>
+    <w:p>
+      <w:pPr>
+        <w:spacing w:after="140" w:line="300"/>
+        <w:jc w:val="both"/>
+      </w:pPr>
+      <w:r>
+        <w:rPr>
+          <w:rFonts w:ascii="Calibri" w:cs="Calibri" w:eastAsia="Calibri" w:hAnsi="Calibri"/>
+          <w:sz w:val="22"/>
+          <w:szCs w:val="22"/>
+        </w:rPr>
+        <w:t xml:space="preserve">Alternatifnya menambah dua parameter ke setiap method service yang mengubah data. Satu titik yang lupa meneruskannya menghasilkan baris audit tanpa pelaku — dan baris itu tetap tersimpan seolah sah. Penyimpanan lokal per-alur yang sama seperti pada 14.2 dipakai kembali di sini.</w:t>
+      </w:r>
+    </w:p>
+    <w:p>
+      <w:pPr>
+        <w:pStyle w:val="Heading3"/>
+        <w:spacing w:after="110" w:before="220"/>
+      </w:pPr>
+      <w:r>
+        <w:rPr>
+          <w:rFonts w:ascii="Calibri" w:cs="Calibri" w:eastAsia="Calibri" w:hAnsi="Calibri"/>
+          <w:b/>
+          <w:bCs/>
+          <w:color w:val="44546A"/>
+          <w:sz w:val="23"/>
+          <w:szCs w:val="23"/>
+        </w:rPr>
+        <w:t xml:space="preserve">Isi perubahannya tidak disimpan</w:t>
+      </w:r>
+    </w:p>
+    <w:p>
+      <w:pPr>
+        <w:spacing w:after="140" w:line="300"/>
+        <w:jc w:val="both"/>
+      </w:pPr>
+      <w:r>
+        <w:rPr>
+          <w:rFonts w:ascii="Calibri" w:cs="Calibri" w:eastAsia="Calibri" w:hAnsi="Calibri"/>
+          <w:sz w:val="22"/>
+          <w:szCs w:val="22"/>
+        </w:rPr>
+        <w:t xml:space="preserve">Nama field yang berubah dicatat, nilainya tidak. Jejak audit tidak boleh menjadi tempat kedua yang menyimpan data pribadi — tempat yang biasanya luput dari perhatian justru karena ia dianggap sekadar catatan.</w:t>
+      </w:r>
+    </w:p>
+    <w:p>
+      <w:pPr>
+        <w:spacing w:after="140" w:line="300"/>
+        <w:jc w:val="both"/>
+      </w:pPr>
+      <w:r>
+        <w:rPr>
+          <w:rFonts w:ascii="Calibri" w:cs="Calibri" w:eastAsia="Calibri" w:hAnsi="Calibri"/>
+          <w:sz w:val="22"/>
+          <w:szCs w:val="22"/>
+        </w:rPr>
+        <w:t xml:space="preserve">Satu pengecualian yang disengaja: perubahan role menyimpan yang lama dan yang baru. Tanpa keduanya, pertanyaan "sejak kapan orang ini menjadi administrator" tidak punya jawaban.</w:t>
+      </w:r>
+    </w:p>
+    <w:p>
+      <w:pPr>
+        <w:pStyle w:val="Heading3"/>
+        <w:spacing w:after="110" w:before="220"/>
+      </w:pPr>
+      <w:r>
+        <w:rPr>
+          <w:rFonts w:ascii="Calibri" w:cs="Calibri" w:eastAsia="Calibri" w:hAnsi="Calibri"/>
+          <w:b/>
+          <w:bCs/>
+          <w:color w:val="44546A"/>
+          <w:sz w:val="23"/>
+          <w:szCs w:val="23"/>
+        </w:rPr>
+        <w:t xml:space="preserve">Kegagalan menulis audit tidak menggagalkan operasinya</w:t>
+      </w:r>
+    </w:p>
+    <w:p>
+      <w:pPr>
+        <w:spacing w:after="140" w:line="300"/>
+        <w:jc w:val="both"/>
+      </w:pPr>
+      <w:r>
+        <w:rPr>
+          <w:rFonts w:ascii="Calibri" w:cs="Calibri" w:eastAsia="Calibri" w:hAnsi="Calibri"/>
+          <w:sz w:val="22"/>
+          <w:szCs w:val="22"/>
+        </w:rPr>
+        <w:t xml:space="preserve">Keputusan yang bisa diperdebatkan, karena itu dipilih secara sadar dan diuji secara eksplisit. Satu tabel audit yang bermasalah tidak boleh membuat seluruh aplikasi berhenti dapat mengubah data. Yang membuatnya dapat dipertanggungjawabkan adalah syarat pendampingnya: kegagalannya wajib tercatat di log sebagai error, sehingga jejak yang hilang tetap meninggalkan jejak.</w:t>
+      </w:r>
+    </w:p>
+    <w:p>
+      <w:pPr>
+        <w:pStyle w:val="Heading2"/>
+        <w:spacing w:after="140" w:before="280"/>
+      </w:pPr>
+      <w:r>
+        <w:rPr>
+          <w:rFonts w:ascii="Calibri" w:cs="Calibri" w:eastAsia="Calibri" w:hAnsi="Calibri"/>
+          <w:b/>
+          <w:bCs/>
+          <w:color w:val="2E5496"/>
+          <w:sz w:val="26"/>
+          <w:szCs w:val="26"/>
+        </w:rPr>
+        <w:t xml:space="preserve">15.4 Penjamin Idempotensi</w:t>
+      </w:r>
+    </w:p>
+    <w:p>
+      <w:pPr>
+        <w:spacing w:after="140" w:line="300"/>
+        <w:jc w:val="both"/>
+      </w:pPr>
+      <w:r>
+        <w:rPr>
+          <w:rFonts w:ascii="Calibri" w:cs="Calibri" w:eastAsia="Calibri" w:hAnsi="Calibri"/>
+          <w:sz w:val="22"/>
+          <w:szCs w:val="22"/>
+        </w:rPr>
+        <w:t xml:space="preserve">Butir ini yang paling mudah disalahpahami. Kolom email pengguna dan nama role sudah bersifat unik, jadi permintaan yang terkirim dua kali TIDAK menghasilkan data ganda. Masalahnya bukan itu.</w:t>
+      </w:r>
+    </w:p>
+    <w:p>
+      <w:pPr>
+        <w:spacing w:after="140" w:line="300"/>
+        <w:jc w:val="both"/>
+      </w:pPr>
+      <w:r>
+        <w:rPr>
+          <w:rFonts w:ascii="Calibri" w:cs="Calibri" w:eastAsia="Calibri" w:hAnsi="Calibri"/>
+          <w:sz w:val="22"/>
+          <w:szCs w:val="22"/>
+        </w:rPr>
+        <w:t xml:space="preserve">Masalahnya adalah bentuk jawaban pada percobaan kedua. Percobaan pertama berhasil, tetapi jawabannya tidak sampai ke klien karena jaringan terputus. Klien mengulang. Yang kedua dijawab 409 "email sudah digunakan" — dari sisi klien tampak seperti gagal, padahal akunnya sudah terbuat. Klien yang menangani kegagalan itu dengan benar akan menampilkan pesan salah kepada penggunanya.</w:t>
+      </w:r>
+    </w:p>
+    <w:tbl>
+      <w:tblPr>
+        <w:tblW w:type="dxa" w:w="9026"/>
+        <w:tblBorders>
+          <w:top w:val="single" w:color="auto" w:sz="4"/>
+          <w:left w:val="single" w:color="auto" w:sz="4"/>
+          <w:bottom w:val="single" w:color="auto" w:sz="4"/>
+          <w:right w:val="single" w:color="auto" w:sz="4"/>
+          <w:insideH w:val="single" w:color="auto" w:sz="4"/>
+          <w:insideV w:val="single" w:color="auto" w:sz="4"/>
+        </w:tblBorders>
+      </w:tblPr>
+      <w:tblGrid>
+        <w:gridCol w:w="2600"/>
+        <w:gridCol w:w="3000"/>
+        <w:gridCol w:w="3426"/>
+      </w:tblGrid>
+      <w:tr>
+        <w:trPr>
+          <w:tblHeader/>
+        </w:trPr>
+        <w:tc>
+          <w:tcPr>
+            <w:tcW w:type="dxa" w:w="2600"/>
+            <w:shd w:fill="D9E2F3" w:val="clear"/>
+            <w:tcMar>
+              <w:top w:type="dxa" w:w="80"/>
+              <w:left w:type="dxa" w:w="120"/>
+              <w:bottom w:type="dxa" w:w="80"/>
+              <w:right w:type="dxa" w:w="120"/>
+            </w:tcMar>
+          </w:tcPr>
+          <w:p>
+            <w:pPr>
+              <w:spacing w:after="0" w:line="260"/>
+            </w:pPr>
+            <w:r>
+              <w:rPr>
+                <w:rFonts w:ascii="Calibri" w:cs="Calibri" w:eastAsia="Calibri" w:hAnsi="Calibri"/>
+                <w:b/>
+                <w:bCs/>
+                <w:sz w:val="19"/>
+                <w:szCs w:val="19"/>
+              </w:rPr>
+              <w:t xml:space="preserve">Percobaan</w:t>
+            </w:r>
+          </w:p>
+        </w:tc>
+        <w:tc>
+          <w:tcPr>
+            <w:tcW w:type="dxa" w:w="3000"/>
+            <w:shd w:fill="D9E2F3" w:val="clear"/>
+            <w:tcMar>
+              <w:top w:type="dxa" w:w="80"/>
+              <w:left w:type="dxa" w:w="120"/>
+              <w:bottom w:type="dxa" w:w="80"/>
+              <w:right w:type="dxa" w:w="120"/>
+            </w:tcMar>
+          </w:tcPr>
+          <w:p>
+            <w:pPr>
+              <w:spacing w:after="0" w:line="260"/>
+            </w:pPr>
+            <w:r>
+              <w:rPr>
+                <w:rFonts w:ascii="Calibri" w:cs="Calibri" w:eastAsia="Calibri" w:hAnsi="Calibri"/>
+                <w:b/>
+                <w:bCs/>
+                <w:sz w:val="19"/>
+                <w:szCs w:val="19"/>
+              </w:rPr>
+              <w:t xml:space="preserve">Sebelum bab ini</w:t>
+            </w:r>
+          </w:p>
+        </w:tc>
+        <w:tc>
+          <w:tcPr>
+            <w:tcW w:type="dxa" w:w="3426"/>
+            <w:shd w:fill="D9E2F3" w:val="clear"/>
+            <w:tcMar>
+              <w:top w:type="dxa" w:w="80"/>
+              <w:left w:type="dxa" w:w="120"/>
+              <w:bottom w:type="dxa" w:w="80"/>
+              <w:right w:type="dxa" w:w="120"/>
+            </w:tcMar>
+          </w:tcPr>
+          <w:p>
+            <w:pPr>
+              <w:spacing w:after="0" w:line="260"/>
+            </w:pPr>
+            <w:r>
+              <w:rPr>
+                <w:rFonts w:ascii="Calibri" w:cs="Calibri" w:eastAsia="Calibri" w:hAnsi="Calibri"/>
+                <w:b/>
+                <w:bCs/>
+                <w:sz w:val="19"/>
+                <w:szCs w:val="19"/>
+              </w:rPr>
+              <w:t xml:space="preserve">Sesudah</w:t>
+            </w:r>
+          </w:p>
+        </w:tc>
+      </w:tr>
+      <w:tr>
+        <w:tc>
+          <w:tcPr>
+            <w:tcW w:type="dxa" w:w="2600"/>
+            <w:tcMar>
+              <w:top w:type="dxa" w:w="80"/>
+              <w:left w:type="dxa" w:w="120"/>
+              <w:bottom w:type="dxa" w:w="80"/>
+              <w:right w:type="dxa" w:w="120"/>
+            </w:tcMar>
+          </w:tcPr>
+          <w:p>
+            <w:pPr>
+              <w:spacing w:after="0" w:line="260"/>
+            </w:pPr>
+            <w:r>
+              <w:rPr>
+                <w:rFonts w:ascii="Calibri" w:cs="Calibri" w:eastAsia="Calibri" w:hAnsi="Calibri"/>
+                <w:b w:val="false"/>
+                <w:bCs w:val="false"/>
+                <w:sz w:val="19"/>
+                <w:szCs w:val="19"/>
+              </w:rPr>
+              <w:t xml:space="preserve">Pertama</w:t>
+            </w:r>
+          </w:p>
+        </w:tc>
+        <w:tc>
+          <w:tcPr>
+            <w:tcW w:type="dxa" w:w="3000"/>
+            <w:tcMar>
+              <w:top w:type="dxa" w:w="80"/>
+              <w:left w:type="dxa" w:w="120"/>
+              <w:bottom w:type="dxa" w:w="80"/>
+              <w:right w:type="dxa" w:w="120"/>
+            </w:tcMar>
+          </w:tcPr>
+          <w:p>
+            <w:pPr>
+              <w:spacing w:after="0" w:line="260"/>
+            </w:pPr>
+            <w:r>
+              <w:rPr>
+                <w:rFonts w:ascii="Calibri" w:cs="Calibri" w:eastAsia="Calibri" w:hAnsi="Calibri"/>
+                <w:b w:val="false"/>
+                <w:bCs w:val="false"/>
+                <w:sz w:val="19"/>
+                <w:szCs w:val="19"/>
+              </w:rPr>
+              <w:t xml:space="preserve">201, data terbuat</w:t>
+            </w:r>
+          </w:p>
+        </w:tc>
+        <w:tc>
+          <w:tcPr>
+            <w:tcW w:type="dxa" w:w="3426"/>
+            <w:tcMar>
+              <w:top w:type="dxa" w:w="80"/>
+              <w:left w:type="dxa" w:w="120"/>
+              <w:bottom w:type="dxa" w:w="80"/>
+              <w:right w:type="dxa" w:w="120"/>
+            </w:tcMar>
+          </w:tcPr>
+          <w:p>
+            <w:pPr>
+              <w:spacing w:after="0" w:line="260"/>
+            </w:pPr>
+            <w:r>
+              <w:rPr>
+                <w:rFonts w:ascii="Calibri" w:cs="Calibri" w:eastAsia="Calibri" w:hAnsi="Calibri"/>
+                <w:b w:val="false"/>
+                <w:bCs w:val="false"/>
+                <w:sz w:val="19"/>
+                <w:szCs w:val="19"/>
+              </w:rPr>
+              <w:t xml:space="preserve">201, data terbuat</w:t>
+            </w:r>
+          </w:p>
+        </w:tc>
+      </w:tr>
+      <w:tr>
+        <w:tc>
+          <w:tcPr>
+            <w:tcW w:type="dxa" w:w="2600"/>
+            <w:tcMar>
+              <w:top w:type="dxa" w:w="80"/>
+              <w:left w:type="dxa" w:w="120"/>
+              <w:bottom w:type="dxa" w:w="80"/>
+              <w:right w:type="dxa" w:w="120"/>
+            </w:tcMar>
+          </w:tcPr>
+          <w:p>
+            <w:pPr>
+              <w:spacing w:after="0" w:line="260"/>
+            </w:pPr>
+            <w:r>
+              <w:rPr>
+                <w:rFonts w:ascii="Calibri" w:cs="Calibri" w:eastAsia="Calibri" w:hAnsi="Calibri"/>
+                <w:b w:val="false"/>
+                <w:bCs w:val="false"/>
+                <w:sz w:val="19"/>
+                <w:szCs w:val="19"/>
+              </w:rPr>
+              <w:t xml:space="preserve">Ulangan, jawaban pertama hilang</w:t>
+            </w:r>
+          </w:p>
+        </w:tc>
+        <w:tc>
+          <w:tcPr>
+            <w:tcW w:type="dxa" w:w="3000"/>
+            <w:tcMar>
+              <w:top w:type="dxa" w:w="80"/>
+              <w:left w:type="dxa" w:w="120"/>
+              <w:bottom w:type="dxa" w:w="80"/>
+              <w:right w:type="dxa" w:w="120"/>
+            </w:tcMar>
+          </w:tcPr>
+          <w:p>
+            <w:pPr>
+              <w:spacing w:after="0" w:line="260"/>
+            </w:pPr>
+            <w:r>
+              <w:rPr>
+                <w:rFonts w:ascii="Calibri" w:cs="Calibri" w:eastAsia="Calibri" w:hAnsi="Calibri"/>
+                <w:b w:val="false"/>
+                <w:bCs w:val="false"/>
+                <w:sz w:val="19"/>
+                <w:szCs w:val="19"/>
+              </w:rPr>
+              <w:t xml:space="preserve">409, tampak gagal</w:t>
+            </w:r>
+          </w:p>
+        </w:tc>
+        <w:tc>
+          <w:tcPr>
+            <w:tcW w:type="dxa" w:w="3426"/>
+            <w:tcMar>
+              <w:top w:type="dxa" w:w="80"/>
+              <w:left w:type="dxa" w:w="120"/>
+              <w:bottom w:type="dxa" w:w="80"/>
+              <w:right w:type="dxa" w:w="120"/>
+            </w:tcMar>
+          </w:tcPr>
+          <w:p>
+            <w:pPr>
+              <w:spacing w:after="0" w:line="260"/>
+            </w:pPr>
+            <w:r>
+              <w:rPr>
+                <w:rFonts w:ascii="Calibri" w:cs="Calibri" w:eastAsia="Calibri" w:hAnsi="Calibri"/>
+                <w:b w:val="false"/>
+                <w:bCs w:val="false"/>
+                <w:sz w:val="19"/>
+                <w:szCs w:val="19"/>
+              </w:rPr>
+              <w:t xml:space="preserve">201 yang asli, ditandai sebagai pengulangan</w:t>
+            </w:r>
+          </w:p>
+        </w:tc>
+      </w:tr>
+      <w:tr>
+        <w:tc>
+          <w:tcPr>
+            <w:tcW w:type="dxa" w:w="2600"/>
+            <w:tcMar>
+              <w:top w:type="dxa" w:w="80"/>
+              <w:left w:type="dxa" w:w="120"/>
+              <w:bottom w:type="dxa" w:w="80"/>
+              <w:right w:type="dxa" w:w="120"/>
+            </w:tcMar>
+          </w:tcPr>
+          <w:p>
+            <w:pPr>
+              <w:spacing w:after="0" w:line="260"/>
+            </w:pPr>
+            <w:r>
+              <w:rPr>
+                <w:rFonts w:ascii="Calibri" w:cs="Calibri" w:eastAsia="Calibri" w:hAnsi="Calibri"/>
+                <w:b w:val="false"/>
+                <w:bCs w:val="false"/>
+                <w:sz w:val="19"/>
+                <w:szCs w:val="19"/>
+              </w:rPr>
+              <w:t xml:space="preserve">Ulangan tiba saat yang pertama masih berjalan</w:t>
+            </w:r>
+          </w:p>
+        </w:tc>
+        <w:tc>
+          <w:tcPr>
+            <w:tcW w:type="dxa" w:w="3000"/>
+            <w:tcMar>
+              <w:top w:type="dxa" w:w="80"/>
+              <w:left w:type="dxa" w:w="120"/>
+              <w:bottom w:type="dxa" w:w="80"/>
+              <w:right w:type="dxa" w:w="120"/>
+            </w:tcMar>
+          </w:tcPr>
+          <w:p>
+            <w:pPr>
+              <w:spacing w:after="0" w:line="260"/>
+            </w:pPr>
+            <w:r>
+              <w:rPr>
+                <w:rFonts w:ascii="Calibri" w:cs="Calibri" w:eastAsia="Calibri" w:hAnsi="Calibri"/>
+                <w:b w:val="false"/>
+                <w:bCs w:val="false"/>
+                <w:sz w:val="19"/>
+                <w:szCs w:val="19"/>
+              </w:rPr>
+              <w:t xml:space="preserve">dua operasi tulis berjalan bersamaan</w:t>
+            </w:r>
+          </w:p>
+        </w:tc>
+        <w:tc>
+          <w:tcPr>
+            <w:tcW w:type="dxa" w:w="3426"/>
+            <w:tcMar>
+              <w:top w:type="dxa" w:w="80"/>
+              <w:left w:type="dxa" w:w="120"/>
+              <w:bottom w:type="dxa" w:w="80"/>
+              <w:right w:type="dxa" w:w="120"/>
+            </w:tcMar>
+          </w:tcPr>
+          <w:p>
+            <w:pPr>
+              <w:spacing w:after="0" w:line="260"/>
+            </w:pPr>
+            <w:r>
+              <w:rPr>
+                <w:rFonts w:ascii="Calibri" w:cs="Calibri" w:eastAsia="Calibri" w:hAnsi="Calibri"/>
+                <w:b w:val="false"/>
+                <w:bCs w:val="false"/>
+                <w:sz w:val="19"/>
+                <w:szCs w:val="19"/>
+              </w:rPr>
+              <w:t xml:space="preserve">409, satu-satunya yang benar di sini</w:t>
+            </w:r>
+          </w:p>
+        </w:tc>
+      </w:tr>
+      <w:tr>
+        <w:tc>
+          <w:tcPr>
+            <w:tcW w:type="dxa" w:w="2600"/>
+            <w:tcMar>
+              <w:top w:type="dxa" w:w="80"/>
+              <w:left w:type="dxa" w:w="120"/>
+              <w:bottom w:type="dxa" w:w="80"/>
+              <w:right w:type="dxa" w:w="120"/>
+            </w:tcMar>
+          </w:tcPr>
+          <w:p>
+            <w:pPr>
+              <w:spacing w:after="0" w:line="260"/>
+            </w:pPr>
+            <w:r>
+              <w:rPr>
+                <w:rFonts w:ascii="Calibri" w:cs="Calibri" w:eastAsia="Calibri" w:hAnsi="Calibri"/>
+                <w:b w:val="false"/>
+                <w:bCs w:val="false"/>
+                <w:sz w:val="19"/>
+                <w:szCs w:val="19"/>
+              </w:rPr>
+              <w:t xml:space="preserve">Percobaan gagal, diperbaiki, lalu diulang</w:t>
+            </w:r>
+          </w:p>
+        </w:tc>
+        <w:tc>
+          <w:tcPr>
+            <w:tcW w:type="dxa" w:w="3000"/>
+            <w:tcMar>
+              <w:top w:type="dxa" w:w="80"/>
+              <w:left w:type="dxa" w:w="120"/>
+              <w:bottom w:type="dxa" w:w="80"/>
+              <w:right w:type="dxa" w:w="120"/>
+            </w:tcMar>
+          </w:tcPr>
+          <w:p>
+            <w:pPr>
+              <w:spacing w:after="0" w:line="260"/>
+            </w:pPr>
+            <w:r>
+              <w:rPr>
+                <w:rFonts w:ascii="Calibri" w:cs="Calibri" w:eastAsia="Calibri" w:hAnsi="Calibri"/>
+                <w:b w:val="false"/>
+                <w:bCs w:val="false"/>
+                <w:sz w:val="19"/>
+                <w:szCs w:val="19"/>
+              </w:rPr>
+              <w:t xml:space="preserve">diproses ulang</w:t>
+            </w:r>
+          </w:p>
+        </w:tc>
+        <w:tc>
+          <w:tcPr>
+            <w:tcW w:type="dxa" w:w="3426"/>
+            <w:tcMar>
+              <w:top w:type="dxa" w:w="80"/>
+              <w:left w:type="dxa" w:w="120"/>
+              <w:bottom w:type="dxa" w:w="80"/>
+              <w:right w:type="dxa" w:w="120"/>
+            </w:tcMar>
+          </w:tcPr>
+          <w:p>
+            <w:pPr>
+              <w:spacing w:after="0" w:line="260"/>
+            </w:pPr>
+            <w:r>
+              <w:rPr>
+                <w:rFonts w:ascii="Calibri" w:cs="Calibri" w:eastAsia="Calibri" w:hAnsi="Calibri"/>
+                <w:b w:val="false"/>
+                <w:bCs w:val="false"/>
+                <w:sz w:val="19"/>
+                <w:szCs w:val="19"/>
+              </w:rPr>
+              <w:t xml:space="preserve">diproses ulang; kegagalan tidak mengunci kuncinya</w:t>
+            </w:r>
+          </w:p>
+        </w:tc>
+      </w:tr>
+    </w:tbl>
+    <w:p>
+      <w:pPr>
+        <w:pStyle w:val="Heading3"/>
+        <w:spacing w:after="110" w:before="220"/>
+      </w:pPr>
+      <w:r>
+        <w:rPr>
+          <w:rFonts w:ascii="Calibri" w:cs="Calibri" w:eastAsia="Calibri" w:hAnsi="Calibri"/>
+          <w:b/>
+          <w:bCs/>
+          <w:color w:val="44546A"/>
+          <w:sz w:val="23"/>
+          <w:szCs w:val="23"/>
+        </w:rPr>
+        <w:t xml:space="preserve">Opsional, bukan wajib</w:t>
+      </w:r>
+    </w:p>
+    <w:p>
+      <w:pPr>
+        <w:spacing w:after="140" w:line="300"/>
+        <w:jc w:val="both"/>
+      </w:pPr>
+      <w:r>
+        <w:rPr>
+          <w:rFonts w:ascii="Calibri" w:cs="Calibri" w:eastAsia="Calibri" w:hAnsi="Calibri"/>
+          <w:sz w:val="22"/>
+          <w:szCs w:val="22"/>
+        </w:rPr>
+        <w:t xml:space="preserve">Permintaan tanpa penanda idempotensi diteruskan apa adanya. Mewajibkannya akan memutus setiap klien yang sudah ada sekarang, dan jaminannya memang hanya berguna bagi klien yang melakukan percobaan ulang otomatis.</w:t>
+      </w:r>
+    </w:p>
+    <w:p>
+      <w:pPr>
+        <w:pStyle w:val="Heading3"/>
+        <w:spacing w:after="110" w:before="220"/>
+      </w:pPr>
+      <w:r>
+        <w:rPr>
+          <w:rFonts w:ascii="Calibri" w:cs="Calibri" w:eastAsia="Calibri" w:hAnsi="Calibri"/>
+          <w:b/>
+          <w:bCs/>
+          <w:color w:val="44546A"/>
+          <w:sz w:val="23"/>
+          <w:szCs w:val="23"/>
+        </w:rPr>
+        <w:t xml:space="preserve">Pemesanan atomik, bukan periksa-lalu-tulis</w:t>
+      </w:r>
+    </w:p>
+    <w:p>
+      <w:pPr>
+        <w:spacing w:after="140" w:line="300"/>
+        <w:jc w:val="both"/>
+      </w:pPr>
+      <w:r>
+        <w:rPr>
+          <w:rFonts w:ascii="Calibri" w:cs="Calibri" w:eastAsia="Calibri" w:hAnsi="Calibri"/>
+          <w:sz w:val="22"/>
+          <w:szCs w:val="22"/>
+        </w:rPr>
+        <w:t xml:space="preserve">Pola yang tampak wajar adalah memeriksa apakah kuncinya sudah ada, lalu menuliskannya kalau belum. Pola itu tidak menyelesaikan apa pun pada kasus yang justru menjadi alasan fitur ini ada: dua permintaan yang datang bersamaan sama-sama melihat "belum ada", dan keduanya lanjut diproses.</w:t>
+      </w:r>
+    </w:p>
+    <w:p>
+      <w:pPr>
+        <w:spacing w:after="140" w:line="300"/>
+        <w:jc w:val="both"/>
+      </w:pPr>
+      <w:r>
+        <w:rPr>
+          <w:rFonts w:ascii="Calibri" w:cs="Calibri" w:eastAsia="Calibri" w:hAnsi="Calibri"/>
+          <w:sz w:val="22"/>
+          <w:szCs w:val="22"/>
+        </w:rPr>
+        <w:t xml:space="preserve">Yang dipakai adalah satu perintah Redis yang menulis hanya apabila kuncinya belum ada. Tepat satu dari keduanya menang, dijamin oleh Redis, bukan oleh urutan yang kebetulan.</w:t>
+      </w:r>
+    </w:p>
+    <w:p>
+      <w:pPr>
+        <w:pStyle w:val="Heading3"/>
+        <w:spacing w:after="110" w:before="220"/>
+      </w:pPr>
+      <w:r>
+        <w:rPr>
+          <w:rFonts w:ascii="Calibri" w:cs="Calibri" w:eastAsia="Calibri" w:hAnsi="Calibri"/>
+          <w:b/>
+          <w:bCs/>
+          <w:color w:val="44546A"/>
+          <w:sz w:val="23"/>
+          <w:szCs w:val="23"/>
+        </w:rPr>
+        <w:t xml:space="preserve">Kunci dibatasi per pengguna</w:t>
+      </w:r>
+    </w:p>
+    <w:p>
+      <w:pPr>
+        <w:spacing w:after="140" w:line="300"/>
+        <w:jc w:val="both"/>
+      </w:pPr>
+      <w:r>
+        <w:rPr>
+          <w:rFonts w:ascii="Calibri" w:cs="Calibri" w:eastAsia="Calibri" w:hAnsi="Calibri"/>
+          <w:sz w:val="22"/>
+          <w:szCs w:val="22"/>
+        </w:rPr>
+        <w:t xml:space="preserve">Cakupannya menyertakan identitas pengguna, metode, dan alamat endpoint. Tanpa pembatasan itu, dua klien berbeda yang kebetulan memakai penanda yang sama akan saling menerima jawaban milik orang lain — kebocoran data yang parah dan hampir tidak mungkin dilacak, karena tidak ada satu pun yang tampak salah di dalam log.</w:t>
+      </w:r>
+    </w:p>
+    <w:p>
+      <w:pPr>
+        <w:pStyle w:val="Heading3"/>
+        <w:spacing w:after="110" w:before="220"/>
+      </w:pPr>
+      <w:r>
+        <w:rPr>
+          <w:rFonts w:ascii="Calibri" w:cs="Calibri" w:eastAsia="Calibri" w:hAnsi="Calibri"/>
+          <w:b/>
+          <w:bCs/>
+          <w:color w:val="44546A"/>
+          <w:sz w:val="23"/>
+          <w:szCs w:val="23"/>
+        </w:rPr>
+        <w:t xml:space="preserve">Hanya jawaban berhasil yang disimpan</w:t>
+      </w:r>
+    </w:p>
+    <w:p>
+      <w:pPr>
+        <w:spacing w:after="140" w:line="300"/>
+        <w:jc w:val="both"/>
+      </w:pPr>
+      <w:r>
+        <w:rPr>
+          <w:rFonts w:ascii="Calibri" w:cs="Calibri" w:eastAsia="Calibri" w:hAnsi="Calibri"/>
+          <w:sz w:val="22"/>
+          <w:szCs w:val="22"/>
+        </w:rPr>
+        <w:t xml:space="preserve">Kalau kegagalan ikut tersimpan, percobaan ulang atas gangguan sementara akan selamanya menerima kegagalan yang sama — kebalikan dari tujuan fiturnya. Kunci yang permintaannya gagal dilepas kembali, sehingga klien yang salah kirim sekali dapat memperbaiki dan mengulang dengan penanda yang sama.</w:t>
+      </w:r>
+    </w:p>
+    <w:p>
+      <w:pPr>
+        <w:pStyle w:val="Heading2"/>
+        <w:spacing w:after="140" w:before="280"/>
+      </w:pPr>
+      <w:r>
+        <w:rPr>
+          <w:rFonts w:ascii="Calibri" w:cs="Calibri" w:eastAsia="Calibri" w:hAnsi="Calibri"/>
+          <w:b/>
+          <w:bCs/>
+          <w:color w:val="2E5496"/>
+          <w:sz w:val="26"/>
+          <w:szCs w:val="26"/>
+        </w:rPr>
+        <w:t xml:space="preserve">15.5 Hasil</w:t>
+      </w:r>
+    </w:p>
+    <w:tbl>
+      <w:tblPr>
+        <w:tblW w:type="dxa" w:w="9026"/>
+        <w:tblBorders>
+          <w:top w:val="single" w:color="auto" w:sz="4"/>
+          <w:left w:val="single" w:color="auto" w:sz="4"/>
+          <w:bottom w:val="single" w:color="auto" w:sz="4"/>
+          <w:right w:val="single" w:color="auto" w:sz="4"/>
+          <w:insideH w:val="single" w:color="auto" w:sz="4"/>
+          <w:insideV w:val="single" w:color="auto" w:sz="4"/>
+        </w:tblBorders>
+      </w:tblPr>
+      <w:tblGrid>
+        <w:gridCol w:w="2600"/>
+        <w:gridCol w:w="2400"/>
+        <w:gridCol w:w="3026"/>
+      </w:tblGrid>
+      <w:tr>
+        <w:trPr>
+          <w:tblHeader/>
+        </w:trPr>
+        <w:tc>
+          <w:tcPr>
+            <w:tcW w:type="dxa" w:w="2600"/>
+            <w:shd w:fill="D9E2F3" w:val="clear"/>
+            <w:tcMar>
+              <w:top w:type="dxa" w:w="80"/>
+              <w:left w:type="dxa" w:w="120"/>
+              <w:bottom w:type="dxa" w:w="80"/>
+              <w:right w:type="dxa" w:w="120"/>
+            </w:tcMar>
+          </w:tcPr>
+          <w:p>
+            <w:pPr>
+              <w:spacing w:after="0" w:line="260"/>
+            </w:pPr>
+            <w:r>
+              <w:rPr>
+                <w:rFonts w:ascii="Calibri" w:cs="Calibri" w:eastAsia="Calibri" w:hAnsi="Calibri"/>
+                <w:b/>
+                <w:bCs/>
+                <w:sz w:val="19"/>
+                <w:szCs w:val="19"/>
+              </w:rPr>
+              <w:t xml:space="preserve"/>
+            </w:r>
+          </w:p>
+        </w:tc>
+        <w:tc>
+          <w:tcPr>
+            <w:tcW w:type="dxa" w:w="2400"/>
+            <w:shd w:fill="D9E2F3" w:val="clear"/>
+            <w:tcMar>
+              <w:top w:type="dxa" w:w="80"/>
+              <w:left w:type="dxa" w:w="120"/>
+              <w:bottom w:type="dxa" w:w="80"/>
+              <w:right w:type="dxa" w:w="120"/>
+            </w:tcMar>
+          </w:tcPr>
+          <w:p>
+            <w:pPr>
+              <w:spacing w:after="0" w:line="260"/>
+            </w:pPr>
+            <w:r>
+              <w:rPr>
+                <w:rFonts w:ascii="Calibri" w:cs="Calibri" w:eastAsia="Calibri" w:hAnsi="Calibri"/>
+                <w:b/>
+                <w:bCs/>
+                <w:sz w:val="19"/>
+                <w:szCs w:val="19"/>
+              </w:rPr>
+              <w:t xml:space="preserve">Sebelum bab ini</w:t>
+            </w:r>
+          </w:p>
+        </w:tc>
+        <w:tc>
+          <w:tcPr>
+            <w:tcW w:type="dxa" w:w="3026"/>
+            <w:shd w:fill="D9E2F3" w:val="clear"/>
+            <w:tcMar>
+              <w:top w:type="dxa" w:w="80"/>
+              <w:left w:type="dxa" w:w="120"/>
+              <w:bottom w:type="dxa" w:w="80"/>
+              <w:right w:type="dxa" w:w="120"/>
+            </w:tcMar>
+          </w:tcPr>
+          <w:p>
+            <w:pPr>
+              <w:spacing w:after="0" w:line="260"/>
+            </w:pPr>
+            <w:r>
+              <w:rPr>
+                <w:rFonts w:ascii="Calibri" w:cs="Calibri" w:eastAsia="Calibri" w:hAnsi="Calibri"/>
+                <w:b/>
+                <w:bCs/>
+                <w:sz w:val="19"/>
+                <w:szCs w:val="19"/>
+              </w:rPr>
+              <w:t xml:space="preserve">Sesudah</w:t>
+            </w:r>
+          </w:p>
+        </w:tc>
+      </w:tr>
+      <w:tr>
+        <w:tc>
+          <w:tcPr>
+            <w:tcW w:type="dxa" w:w="2600"/>
+            <w:tcMar>
+              <w:top w:type="dxa" w:w="80"/>
+              <w:left w:type="dxa" w:w="120"/>
+              <w:bottom w:type="dxa" w:w="80"/>
+              <w:right w:type="dxa" w:w="120"/>
+            </w:tcMar>
+          </w:tcPr>
+          <w:p>
+            <w:pPr>
+              <w:spacing w:after="0" w:line="260"/>
+            </w:pPr>
+            <w:r>
+              <w:rPr>
+                <w:rFonts w:ascii="Calibri" w:cs="Calibri" w:eastAsia="Calibri" w:hAnsi="Calibri"/>
+                <w:b w:val="false"/>
+                <w:bCs w:val="false"/>
+                <w:sz w:val="19"/>
+                <w:szCs w:val="19"/>
+              </w:rPr>
+              <w:t xml:space="preserve">Field keluaran ditentukan eksplisit</w:t>
+            </w:r>
+          </w:p>
+        </w:tc>
+        <w:tc>
+          <w:tcPr>
+            <w:tcW w:type="dxa" w:w="2400"/>
+            <w:tcMar>
+              <w:top w:type="dxa" w:w="80"/>
+              <w:left w:type="dxa" w:w="120"/>
+              <w:bottom w:type="dxa" w:w="80"/>
+              <w:right w:type="dxa" w:w="120"/>
+            </w:tcMar>
+          </w:tcPr>
+          <w:p>
+            <w:pPr>
+              <w:spacing w:after="0" w:line="260"/>
+            </w:pPr>
+            <w:r>
+              <w:rPr>
+                <w:rFonts w:ascii="Calibri" w:cs="Calibri" w:eastAsia="Calibri" w:hAnsi="Calibri"/>
+                <w:b w:val="false"/>
+                <w:bCs w:val="false"/>
+                <w:sz w:val="19"/>
+                <w:szCs w:val="19"/>
+              </w:rPr>
+              <w:t xml:space="preserve">tidak, seluruh isi model</w:t>
+            </w:r>
+          </w:p>
+        </w:tc>
+        <w:tc>
+          <w:tcPr>
+            <w:tcW w:type="dxa" w:w="3026"/>
+            <w:tcMar>
+              <w:top w:type="dxa" w:w="80"/>
+              <w:left w:type="dxa" w:w="120"/>
+              <w:bottom w:type="dxa" w:w="80"/>
+              <w:right w:type="dxa" w:w="120"/>
+            </w:tcMar>
+          </w:tcPr>
+          <w:p>
+            <w:pPr>
+              <w:spacing w:after="0" w:line="260"/>
+            </w:pPr>
+            <w:r>
+              <w:rPr>
+                <w:rFonts w:ascii="Calibri" w:cs="Calibri" w:eastAsia="Calibri" w:hAnsi="Calibri"/>
+                <w:b w:val="false"/>
+                <w:bCs w:val="false"/>
+                <w:sz w:val="19"/>
+                <w:szCs w:val="19"/>
+              </w:rPr>
+              <w:t xml:space="preserve">ya, daftar-yang-diizinkan</w:t>
+            </w:r>
+          </w:p>
+        </w:tc>
+      </w:tr>
+      <w:tr>
+        <w:tc>
+          <w:tcPr>
+            <w:tcW w:type="dxa" w:w="2600"/>
+            <w:tcMar>
+              <w:top w:type="dxa" w:w="80"/>
+              <w:left w:type="dxa" w:w="120"/>
+              <w:bottom w:type="dxa" w:w="80"/>
+              <w:right w:type="dxa" w:w="120"/>
+            </w:tcMar>
+          </w:tcPr>
+          <w:p>
+            <w:pPr>
+              <w:spacing w:after="0" w:line="260"/>
+            </w:pPr>
+            <w:r>
+              <w:rPr>
+                <w:rFonts w:ascii="Calibri" w:cs="Calibri" w:eastAsia="Calibri" w:hAnsi="Calibri"/>
+                <w:b w:val="false"/>
+                <w:bCs w:val="false"/>
+                <w:sz w:val="19"/>
+                <w:szCs w:val="19"/>
+              </w:rPr>
+              <w:t xml:space="preserve">Field yang tidak sengaja terkirim</w:t>
+            </w:r>
+          </w:p>
+        </w:tc>
+        <w:tc>
+          <w:tcPr>
+            <w:tcW w:type="dxa" w:w="2400"/>
+            <w:tcMar>
+              <w:top w:type="dxa" w:w="80"/>
+              <w:left w:type="dxa" w:w="120"/>
+              <w:bottom w:type="dxa" w:w="80"/>
+              <w:right w:type="dxa" w:w="120"/>
+            </w:tcMar>
+          </w:tcPr>
+          <w:p>
+            <w:pPr>
+              <w:spacing w:after="0" w:line="260"/>
+            </w:pPr>
+            <w:r>
+              <w:rPr>
+                <w:rFonts w:ascii="Calibri" w:cs="Calibri" w:eastAsia="Calibri" w:hAnsi="Calibri"/>
+                <w:b w:val="false"/>
+                <w:bCs w:val="false"/>
+                <w:sz w:val="19"/>
+                <w:szCs w:val="19"/>
+              </w:rPr>
+              <w:t xml:space="preserve">2 ditemukan</w:t>
+            </w:r>
+          </w:p>
+        </w:tc>
+        <w:tc>
+          <w:tcPr>
+            <w:tcW w:type="dxa" w:w="3026"/>
+            <w:tcMar>
+              <w:top w:type="dxa" w:w="80"/>
+              <w:left w:type="dxa" w:w="120"/>
+              <w:bottom w:type="dxa" w:w="80"/>
+              <w:right w:type="dxa" w:w="120"/>
+            </w:tcMar>
+          </w:tcPr>
+          <w:p>
+            <w:pPr>
+              <w:spacing w:after="0" w:line="260"/>
+            </w:pPr>
+            <w:r>
+              <w:rPr>
+                <w:rFonts w:ascii="Calibri" w:cs="Calibri" w:eastAsia="Calibri" w:hAnsi="Calibri"/>
+                <w:b w:val="false"/>
+                <w:bCs w:val="false"/>
+                <w:sz w:val="19"/>
+                <w:szCs w:val="19"/>
+              </w:rPr>
+              <w:t xml:space="preserve">0</w:t>
+            </w:r>
+          </w:p>
+        </w:tc>
+      </w:tr>
+      <w:tr>
+        <w:tc>
+          <w:tcPr>
+            <w:tcW w:type="dxa" w:w="2600"/>
+            <w:tcMar>
+              <w:top w:type="dxa" w:w="80"/>
+              <w:left w:type="dxa" w:w="120"/>
+              <w:bottom w:type="dxa" w:w="80"/>
+              <w:right w:type="dxa" w:w="120"/>
+            </w:tcMar>
+          </w:tcPr>
+          <w:p>
+            <w:pPr>
+              <w:spacing w:after="0" w:line="260"/>
+            </w:pPr>
+            <w:r>
+              <w:rPr>
+                <w:rFonts w:ascii="Calibri" w:cs="Calibri" w:eastAsia="Calibri" w:hAnsi="Calibri"/>
+                <w:b w:val="false"/>
+                <w:bCs w:val="false"/>
+                <w:sz w:val="19"/>
+                <w:szCs w:val="19"/>
+              </w:rPr>
+              <w:t xml:space="preserve">Validasi bentuk data</w:t>
+            </w:r>
+          </w:p>
+        </w:tc>
+        <w:tc>
+          <w:tcPr>
+            <w:tcW w:type="dxa" w:w="2400"/>
+            <w:tcMar>
+              <w:top w:type="dxa" w:w="80"/>
+              <w:left w:type="dxa" w:w="120"/>
+              <w:bottom w:type="dxa" w:w="80"/>
+              <w:right w:type="dxa" w:w="120"/>
+            </w:tcMar>
+          </w:tcPr>
+          <w:p>
+            <w:pPr>
+              <w:spacing w:after="0" w:line="260"/>
+            </w:pPr>
+            <w:r>
+              <w:rPr>
+                <w:rFonts w:ascii="Calibri" w:cs="Calibri" w:eastAsia="Calibri" w:hAnsi="Calibri"/>
+                <w:b w:val="false"/>
+                <w:bCs w:val="false"/>
+                <w:sz w:val="19"/>
+                <w:szCs w:val="19"/>
+              </w:rPr>
+              <w:t xml:space="preserve">manual, di dalam service</w:t>
+            </w:r>
+          </w:p>
+        </w:tc>
+        <w:tc>
+          <w:tcPr>
+            <w:tcW w:type="dxa" w:w="3026"/>
+            <w:tcMar>
+              <w:top w:type="dxa" w:w="80"/>
+              <w:left w:type="dxa" w:w="120"/>
+              <w:bottom w:type="dxa" w:w="80"/>
+              <w:right w:type="dxa" w:w="120"/>
+            </w:tcMar>
+          </w:tcPr>
+          <w:p>
+            <w:pPr>
+              <w:spacing w:after="0" w:line="260"/>
+            </w:pPr>
+            <w:r>
+              <w:rPr>
+                <w:rFonts w:ascii="Calibri" w:cs="Calibri" w:eastAsia="Calibri" w:hAnsi="Calibri"/>
+                <w:b w:val="false"/>
+                <w:bCs w:val="false"/>
+                <w:sz w:val="19"/>
+                <w:szCs w:val="19"/>
+              </w:rPr>
+              <w:t xml:space="preserve">15 skema di tepi controller</w:t>
+            </w:r>
+          </w:p>
+        </w:tc>
+      </w:tr>
+      <w:tr>
+        <w:tc>
+          <w:tcPr>
+            <w:tcW w:type="dxa" w:w="2600"/>
+            <w:tcMar>
+              <w:top w:type="dxa" w:w="80"/>
+              <w:left w:type="dxa" w:w="120"/>
+              <w:bottom w:type="dxa" w:w="80"/>
+              <w:right w:type="dxa" w:w="120"/>
+            </w:tcMar>
+          </w:tcPr>
+          <w:p>
+            <w:pPr>
+              <w:spacing w:after="0" w:line="260"/>
+            </w:pPr>
+            <w:r>
+              <w:rPr>
+                <w:rFonts w:ascii="Calibri" w:cs="Calibri" w:eastAsia="Calibri" w:hAnsi="Calibri"/>
+                <w:b w:val="false"/>
+                <w:bCs w:val="false"/>
+                <w:sz w:val="19"/>
+                <w:szCs w:val="19"/>
+              </w:rPr>
+              <w:t xml:space="preserve">Field tak dikenal pada masukan</w:t>
+            </w:r>
+          </w:p>
+        </w:tc>
+        <w:tc>
+          <w:tcPr>
+            <w:tcW w:type="dxa" w:w="2400"/>
+            <w:tcMar>
+              <w:top w:type="dxa" w:w="80"/>
+              <w:left w:type="dxa" w:w="120"/>
+              <w:bottom w:type="dxa" w:w="80"/>
+              <w:right w:type="dxa" w:w="120"/>
+            </w:tcMar>
+          </w:tcPr>
+          <w:p>
+            <w:pPr>
+              <w:spacing w:after="0" w:line="260"/>
+            </w:pPr>
+            <w:r>
+              <w:rPr>
+                <w:rFonts w:ascii="Calibri" w:cs="Calibri" w:eastAsia="Calibri" w:hAnsi="Calibri"/>
+                <w:b w:val="false"/>
+                <w:bCs w:val="false"/>
+                <w:sz w:val="19"/>
+                <w:szCs w:val="19"/>
+              </w:rPr>
+              <w:t xml:space="preserve">diabaikan</w:t>
+            </w:r>
+          </w:p>
+        </w:tc>
+        <w:tc>
+          <w:tcPr>
+            <w:tcW w:type="dxa" w:w="3026"/>
+            <w:tcMar>
+              <w:top w:type="dxa" w:w="80"/>
+              <w:left w:type="dxa" w:w="120"/>
+              <w:bottom w:type="dxa" w:w="80"/>
+              <w:right w:type="dxa" w:w="120"/>
+            </w:tcMar>
+          </w:tcPr>
+          <w:p>
+            <w:pPr>
+              <w:spacing w:after="0" w:line="260"/>
+            </w:pPr>
+            <w:r>
+              <w:rPr>
+                <w:rFonts w:ascii="Calibri" w:cs="Calibri" w:eastAsia="Calibri" w:hAnsi="Calibri"/>
+                <w:b w:val="false"/>
+                <w:bCs w:val="false"/>
+                <w:sz w:val="19"/>
+                <w:szCs w:val="19"/>
+              </w:rPr>
+              <w:t xml:space="preserve">ditolak dengan 400</w:t>
+            </w:r>
+          </w:p>
+        </w:tc>
+      </w:tr>
+      <w:tr>
+        <w:tc>
+          <w:tcPr>
+            <w:tcW w:type="dxa" w:w="2600"/>
+            <w:tcMar>
+              <w:top w:type="dxa" w:w="80"/>
+              <w:left w:type="dxa" w:w="120"/>
+              <w:bottom w:type="dxa" w:w="80"/>
+              <w:right w:type="dxa" w:w="120"/>
+            </w:tcMar>
+          </w:tcPr>
+          <w:p>
+            <w:pPr>
+              <w:spacing w:after="0" w:line="260"/>
+            </w:pPr>
+            <w:r>
+              <w:rPr>
+                <w:rFonts w:ascii="Calibri" w:cs="Calibri" w:eastAsia="Calibri" w:hAnsi="Calibri"/>
+                <w:b w:val="false"/>
+                <w:bCs w:val="false"/>
+                <w:sz w:val="19"/>
+                <w:szCs w:val="19"/>
+              </w:rPr>
+              <w:t xml:space="preserve">Jejak perubahan data</w:t>
+            </w:r>
+          </w:p>
+        </w:tc>
+        <w:tc>
+          <w:tcPr>
+            <w:tcW w:type="dxa" w:w="2400"/>
+            <w:tcMar>
+              <w:top w:type="dxa" w:w="80"/>
+              <w:left w:type="dxa" w:w="120"/>
+              <w:bottom w:type="dxa" w:w="80"/>
+              <w:right w:type="dxa" w:w="120"/>
+            </w:tcMar>
+          </w:tcPr>
+          <w:p>
+            <w:pPr>
+              <w:spacing w:after="0" w:line="260"/>
+            </w:pPr>
+            <w:r>
+              <w:rPr>
+                <w:rFonts w:ascii="Calibri" w:cs="Calibri" w:eastAsia="Calibri" w:hAnsi="Calibri"/>
+                <w:b w:val="false"/>
+                <w:bCs w:val="false"/>
+                <w:sz w:val="19"/>
+                <w:szCs w:val="19"/>
+              </w:rPr>
+              <w:t xml:space="preserve">tidak ada</w:t>
+            </w:r>
+          </w:p>
+        </w:tc>
+        <w:tc>
+          <w:tcPr>
+            <w:tcW w:type="dxa" w:w="3026"/>
+            <w:tcMar>
+              <w:top w:type="dxa" w:w="80"/>
+              <w:left w:type="dxa" w:w="120"/>
+              <w:bottom w:type="dxa" w:w="80"/>
+              <w:right w:type="dxa" w:w="120"/>
+            </w:tcMar>
+          </w:tcPr>
+          <w:p>
+            <w:pPr>
+              <w:spacing w:after="0" w:line="260"/>
+            </w:pPr>
+            <w:r>
+              <w:rPr>
+                <w:rFonts w:ascii="Calibri" w:cs="Calibri" w:eastAsia="Calibri" w:hAnsi="Calibri"/>
+                <w:b w:val="false"/>
+                <w:bCs w:val="false"/>
+                <w:sz w:val="19"/>
+                <w:szCs w:val="19"/>
+              </w:rPr>
+              <w:t xml:space="preserve">14 jenis kejadian, termasuk yang ditolak</w:t>
+            </w:r>
+          </w:p>
+        </w:tc>
+      </w:tr>
+      <w:tr>
+        <w:tc>
+          <w:tcPr>
+            <w:tcW w:type="dxa" w:w="2600"/>
+            <w:tcMar>
+              <w:top w:type="dxa" w:w="80"/>
+              <w:left w:type="dxa" w:w="120"/>
+              <w:bottom w:type="dxa" w:w="80"/>
+              <w:right w:type="dxa" w:w="120"/>
+            </w:tcMar>
+          </w:tcPr>
+          <w:p>
+            <w:pPr>
+              <w:spacing w:after="0" w:line="260"/>
+            </w:pPr>
+            <w:r>
+              <w:rPr>
+                <w:rFonts w:ascii="Calibri" w:cs="Calibri" w:eastAsia="Calibri" w:hAnsi="Calibri"/>
+                <w:b w:val="false"/>
+                <w:bCs w:val="false"/>
+                <w:sz w:val="19"/>
+                <w:szCs w:val="19"/>
+              </w:rPr>
+              <w:t xml:space="preserve">Percobaan tulis yang diulang</w:t>
+            </w:r>
+          </w:p>
+        </w:tc>
+        <w:tc>
+          <w:tcPr>
+            <w:tcW w:type="dxa" w:w="2400"/>
+            <w:tcMar>
+              <w:top w:type="dxa" w:w="80"/>
+              <w:left w:type="dxa" w:w="120"/>
+              <w:bottom w:type="dxa" w:w="80"/>
+              <w:right w:type="dxa" w:w="120"/>
+            </w:tcMar>
+          </w:tcPr>
+          <w:p>
+            <w:pPr>
+              <w:spacing w:after="0" w:line="260"/>
+            </w:pPr>
+            <w:r>
+              <w:rPr>
+                <w:rFonts w:ascii="Calibri" w:cs="Calibri" w:eastAsia="Calibri" w:hAnsi="Calibri"/>
+                <w:b w:val="false"/>
+                <w:bCs w:val="false"/>
+                <w:sz w:val="19"/>
+                <w:szCs w:val="19"/>
+              </w:rPr>
+              <w:t xml:space="preserve">409 yang menyesatkan</w:t>
+            </w:r>
+          </w:p>
+        </w:tc>
+        <w:tc>
+          <w:tcPr>
+            <w:tcW w:type="dxa" w:w="3026"/>
+            <w:tcMar>
+              <w:top w:type="dxa" w:w="80"/>
+              <w:left w:type="dxa" w:w="120"/>
+              <w:bottom w:type="dxa" w:w="80"/>
+              <w:right w:type="dxa" w:w="120"/>
+            </w:tcMar>
+          </w:tcPr>
+          <w:p>
+            <w:pPr>
+              <w:spacing w:after="0" w:line="260"/>
+            </w:pPr>
+            <w:r>
+              <w:rPr>
+                <w:rFonts w:ascii="Calibri" w:cs="Calibri" w:eastAsia="Calibri" w:hAnsi="Calibri"/>
+                <w:b w:val="false"/>
+                <w:bCs w:val="false"/>
+                <w:sz w:val="19"/>
+                <w:szCs w:val="19"/>
+              </w:rPr>
+              <w:t xml:space="preserve">jawaban asli, ditandai pengulangan</w:t>
+            </w:r>
+          </w:p>
+        </w:tc>
+      </w:tr>
+      <w:tr>
+        <w:tc>
+          <w:tcPr>
+            <w:tcW w:type="dxa" w:w="2600"/>
+            <w:tcMar>
+              <w:top w:type="dxa" w:w="80"/>
+              <w:left w:type="dxa" w:w="120"/>
+              <w:bottom w:type="dxa" w:w="80"/>
+              <w:right w:type="dxa" w:w="120"/>
+            </w:tcMar>
+          </w:tcPr>
+          <w:p>
+            <w:pPr>
+              <w:spacing w:after="0" w:line="260"/>
+            </w:pPr>
+            <w:r>
+              <w:rPr>
+                <w:rFonts w:ascii="Calibri" w:cs="Calibri" w:eastAsia="Calibri" w:hAnsi="Calibri"/>
+                <w:b w:val="false"/>
+                <w:bCs w:val="false"/>
+                <w:sz w:val="19"/>
+                <w:szCs w:val="19"/>
+              </w:rPr>
+              <w:t xml:space="preserve">Pengujian unit</w:t>
+            </w:r>
+          </w:p>
+        </w:tc>
+        <w:tc>
+          <w:tcPr>
+            <w:tcW w:type="dxa" w:w="2400"/>
+            <w:tcMar>
+              <w:top w:type="dxa" w:w="80"/>
+              <w:left w:type="dxa" w:w="120"/>
+              <w:bottom w:type="dxa" w:w="80"/>
+              <w:right w:type="dxa" w:w="120"/>
+            </w:tcMar>
+          </w:tcPr>
+          <w:p>
+            <w:pPr>
+              <w:spacing w:after="0" w:line="260"/>
+            </w:pPr>
+            <w:r>
+              <w:rPr>
+                <w:rFonts w:ascii="Calibri" w:cs="Calibri" w:eastAsia="Calibri" w:hAnsi="Calibri"/>
+                <w:b w:val="false"/>
+                <w:bCs w:val="false"/>
+                <w:sz w:val="19"/>
+                <w:szCs w:val="19"/>
+              </w:rPr>
+              <w:t xml:space="preserve">261</w:t>
+            </w:r>
+          </w:p>
+        </w:tc>
+        <w:tc>
+          <w:tcPr>
+            <w:tcW w:type="dxa" w:w="3026"/>
+            <w:tcMar>
+              <w:top w:type="dxa" w:w="80"/>
+              <w:left w:type="dxa" w:w="120"/>
+              <w:bottom w:type="dxa" w:w="80"/>
+              <w:right w:type="dxa" w:w="120"/>
+            </w:tcMar>
+          </w:tcPr>
+          <w:p>
+            <w:pPr>
+              <w:spacing w:after="0" w:line="260"/>
+            </w:pPr>
+            <w:r>
+              <w:rPr>
+                <w:rFonts w:ascii="Calibri" w:cs="Calibri" w:eastAsia="Calibri" w:hAnsi="Calibri"/>
+                <w:b w:val="false"/>
+                <w:bCs w:val="false"/>
+                <w:sz w:val="19"/>
+                <w:szCs w:val="19"/>
+              </w:rPr>
+              <w:t xml:space="preserve">354</w:t>
+            </w:r>
+          </w:p>
+        </w:tc>
+      </w:tr>
+      <w:tr>
+        <w:tc>
+          <w:tcPr>
+            <w:tcW w:type="dxa" w:w="2600"/>
+            <w:tcMar>
+              <w:top w:type="dxa" w:w="80"/>
+              <w:left w:type="dxa" w:w="120"/>
+              <w:bottom w:type="dxa" w:w="80"/>
+              <w:right w:type="dxa" w:w="120"/>
+            </w:tcMar>
+          </w:tcPr>
+          <w:p>
+            <w:pPr>
+              <w:spacing w:after="0" w:line="260"/>
+            </w:pPr>
+            <w:r>
+              <w:rPr>
+                <w:rFonts w:ascii="Calibri" w:cs="Calibri" w:eastAsia="Calibri" w:hAnsi="Calibri"/>
+                <w:b w:val="false"/>
+                <w:bCs w:val="false"/>
+                <w:sz w:val="19"/>
+                <w:szCs w:val="19"/>
+              </w:rPr>
+              <w:t xml:space="preserve">Pengujian end-to-end</w:t>
+            </w:r>
+          </w:p>
+        </w:tc>
+        <w:tc>
+          <w:tcPr>
+            <w:tcW w:type="dxa" w:w="2400"/>
+            <w:tcMar>
+              <w:top w:type="dxa" w:w="80"/>
+              <w:left w:type="dxa" w:w="120"/>
+              <w:bottom w:type="dxa" w:w="80"/>
+              <w:right w:type="dxa" w:w="120"/>
+            </w:tcMar>
+          </w:tcPr>
+          <w:p>
+            <w:pPr>
+              <w:spacing w:after="0" w:line="260"/>
+            </w:pPr>
+            <w:r>
+              <w:rPr>
+                <w:rFonts w:ascii="Calibri" w:cs="Calibri" w:eastAsia="Calibri" w:hAnsi="Calibri"/>
+                <w:b w:val="false"/>
+                <w:bCs w:val="false"/>
+                <w:sz w:val="19"/>
+                <w:szCs w:val="19"/>
+              </w:rPr>
+              <w:t xml:space="preserve">27</w:t>
+            </w:r>
+          </w:p>
+        </w:tc>
+        <w:tc>
+          <w:tcPr>
+            <w:tcW w:type="dxa" w:w="3026"/>
+            <w:tcMar>
+              <w:top w:type="dxa" w:w="80"/>
+              <w:left w:type="dxa" w:w="120"/>
+              <w:bottom w:type="dxa" w:w="80"/>
+              <w:right w:type="dxa" w:w="120"/>
+            </w:tcMar>
+          </w:tcPr>
+          <w:p>
+            <w:pPr>
+              <w:spacing w:after="0" w:line="260"/>
+            </w:pPr>
+            <w:r>
+              <w:rPr>
+                <w:rFonts w:ascii="Calibri" w:cs="Calibri" w:eastAsia="Calibri" w:hAnsi="Calibri"/>
+                <w:b w:val="false"/>
+                <w:bCs w:val="false"/>
+                <w:sz w:val="19"/>
+                <w:szCs w:val="19"/>
+              </w:rPr>
+              <w:t xml:space="preserve">34</w:t>
+            </w:r>
+          </w:p>
+        </w:tc>
+      </w:tr>
+      <w:tr>
+        <w:tc>
+          <w:tcPr>
+            <w:tcW w:type="dxa" w:w="2600"/>
+            <w:tcMar>
+              <w:top w:type="dxa" w:w="80"/>
+              <w:left w:type="dxa" w:w="120"/>
+              <w:bottom w:type="dxa" w:w="80"/>
+              <w:right w:type="dxa" w:w="120"/>
+            </w:tcMar>
+          </w:tcPr>
+          <w:p>
+            <w:pPr>
+              <w:spacing w:after="0" w:line="260"/>
+            </w:pPr>
+            <w:r>
+              <w:rPr>
+                <w:rFonts w:ascii="Calibri" w:cs="Calibri" w:eastAsia="Calibri" w:hAnsi="Calibri"/>
+                <w:b w:val="false"/>
+                <w:bCs w:val="false"/>
+                <w:sz w:val="19"/>
+                <w:szCs w:val="19"/>
+              </w:rPr>
+              <w:t xml:space="preserve">Cakupan baris</w:t>
+            </w:r>
+          </w:p>
+        </w:tc>
+        <w:tc>
+          <w:tcPr>
+            <w:tcW w:type="dxa" w:w="2400"/>
+            <w:tcMar>
+              <w:top w:type="dxa" w:w="80"/>
+              <w:left w:type="dxa" w:w="120"/>
+              <w:bottom w:type="dxa" w:w="80"/>
+              <w:right w:type="dxa" w:w="120"/>
+            </w:tcMar>
+          </w:tcPr>
+          <w:p>
+            <w:pPr>
+              <w:spacing w:after="0" w:line="260"/>
+            </w:pPr>
+            <w:r>
+              <w:rPr>
+                <w:rFonts w:ascii="Calibri" w:cs="Calibri" w:eastAsia="Calibri" w:hAnsi="Calibri"/>
+                <w:b w:val="false"/>
+                <w:bCs w:val="false"/>
+                <w:sz w:val="19"/>
+                <w:szCs w:val="19"/>
+              </w:rPr>
+              <w:t xml:space="preserve">98,9%</w:t>
+            </w:r>
+          </w:p>
+        </w:tc>
+        <w:tc>
+          <w:tcPr>
+            <w:tcW w:type="dxa" w:w="3026"/>
+            <w:tcMar>
+              <w:top w:type="dxa" w:w="80"/>
+              <w:left w:type="dxa" w:w="120"/>
+              <w:bottom w:type="dxa" w:w="80"/>
+              <w:right w:type="dxa" w:w="120"/>
+            </w:tcMar>
+          </w:tcPr>
+          <w:p>
+            <w:pPr>
+              <w:spacing w:after="0" w:line="260"/>
+            </w:pPr>
+            <w:r>
+              <w:rPr>
+                <w:rFonts w:ascii="Calibri" w:cs="Calibri" w:eastAsia="Calibri" w:hAnsi="Calibri"/>
+                <w:b w:val="false"/>
+                <w:bCs w:val="false"/>
+                <w:sz w:val="19"/>
+                <w:szCs w:val="19"/>
+              </w:rPr>
+              <w:t xml:space="preserve">98,7%</w:t>
+            </w:r>
+          </w:p>
+        </w:tc>
+      </w:tr>
+    </w:tbl>
+    <w:p>
+      <w:pPr>
+        <w:shd w:fill="F2F2F2" w:val="clear"/>
+        <w:spacing w:after="0" w:before="60"/>
+        <w:ind w:left="200" w:right="200"/>
+      </w:pPr>
+      <w:r>
+        <w:rPr>
+          <w:rFonts w:ascii="Consolas" w:cs="Consolas" w:eastAsia="Consolas" w:hAnsi="Consolas"/>
+          <w:sz w:val="18"/>
+          <w:szCs w:val="18"/>
+        </w:rPr>
+        <w:t xml:space="preserve">Pengujian unit                  : 354 lulus, 0 gagal</w:t>
+      </w:r>
+    </w:p>
+    <w:p>
+      <w:pPr>
+        <w:shd w:fill="F2F2F2" w:val="clear"/>
+        <w:spacing w:after="0" w:before="0"/>
+        <w:ind w:left="200" w:right="200"/>
+      </w:pPr>
+      <w:r>
+        <w:rPr>
+          <w:rFonts w:ascii="Consolas" w:cs="Consolas" w:eastAsia="Consolas" w:hAnsi="Consolas"/>
+          <w:sz w:val="18"/>
+          <w:szCs w:val="18"/>
+        </w:rPr>
+        <w:t xml:space="preserve">Pengujian end-to-end            : 34 lulus, 0 gagal</w:t>
+      </w:r>
+    </w:p>
+    <w:p>
+      <w:pPr>
+        <w:shd w:fill="F2F2F2" w:val="clear"/>
+        <w:spacing w:after="0" w:before="0"/>
+        <w:ind w:left="200" w:right="200"/>
+      </w:pPr>
+      <w:r>
+        <w:rPr>
+          <w:rFonts w:ascii="Consolas" w:cs="Consolas" w:eastAsia="Consolas" w:hAnsi="Consolas"/>
+          <w:sz w:val="18"/>
+          <w:szCs w:val="18"/>
+        </w:rPr>
+        <w:t xml:space="preserve">Cakupan baris                   : 98,7 persen (ambang 80)</w:t>
+      </w:r>
+    </w:p>
+    <w:p>
+      <w:pPr>
+        <w:shd w:fill="F2F2F2" w:val="clear"/>
+        <w:spacing w:after="0" w:before="0"/>
+        <w:ind w:left="200" w:right="200"/>
+      </w:pPr>
+      <w:r>
+        <w:rPr>
+          <w:rFonts w:ascii="Consolas" w:cs="Consolas" w:eastAsia="Consolas" w:hAnsi="Consolas"/>
+          <w:sz w:val="18"/>
+          <w:szCs w:val="18"/>
+        </w:rPr>
+        <w:t xml:space="preserve">Cakupan cabang                  : 97,3 persen (ambang 80)</w:t>
+      </w:r>
+    </w:p>
+    <w:p>
+      <w:pPr>
+        <w:shd w:fill="F2F2F2" w:val="clear"/>
+        <w:spacing w:after="0" w:before="0"/>
+        <w:ind w:left="200" w:right="200"/>
+      </w:pPr>
+      <w:r>
+        <w:rPr>
+          <w:rFonts w:ascii="Consolas" w:cs="Consolas" w:eastAsia="Consolas" w:hAnsi="Consolas"/>
+          <w:sz w:val="18"/>
+          <w:szCs w:val="18"/>
+        </w:rPr>
+        <w:t xml:space="preserve">Kode error mesin                : 32</w:t>
+      </w:r>
+    </w:p>
+    <w:p>
+      <w:pPr>
+        <w:shd w:fill="F2F2F2" w:val="clear"/>
+        <w:spacing w:after="0" w:before="0"/>
+        <w:ind w:left="200" w:right="200"/>
+      </w:pPr>
+      <w:r>
+        <w:rPr>
+          <w:rFonts w:ascii="Consolas" w:cs="Consolas" w:eastAsia="Consolas" w:hAnsi="Consolas"/>
+          <w:sz w:val="18"/>
+          <w:szCs w:val="18"/>
+        </w:rPr>
+        <w:t xml:space="preserve">Skema validasi masukan          : 15</w:t>
+      </w:r>
+    </w:p>
+    <w:p>
+      <w:pPr>
+        <w:shd w:fill="F2F2F2" w:val="clear"/>
+        <w:spacing w:after="160" w:before="0"/>
+        <w:ind w:left="200" w:right="200"/>
+      </w:pPr>
+      <w:r>
+        <w:rPr>
+          <w:rFonts w:ascii="Consolas" w:cs="Consolas" w:eastAsia="Consolas" w:hAnsi="Consolas"/>
+          <w:sz w:val="18"/>
+          <w:szCs w:val="18"/>
+        </w:rPr>
+        <w:t xml:space="preserve">Field sensitif di jawaban API   : nol kemunculan</w:t>
+      </w:r>
+    </w:p>
+    <w:p>
+      <w:pPr>
+        <w:spacing w:after="140" w:line="300"/>
+        <w:jc w:val="both"/>
+      </w:pPr>
+      <w:r>
+        <w:rPr>
+          <w:rFonts w:ascii="Calibri" w:cs="Calibri" w:eastAsia="Calibri" w:hAnsi="Calibri"/>
+          <w:sz w:val="22"/>
+          <w:szCs w:val="22"/>
+        </w:rPr>
+        <w:t xml:space="preserve">Cakupan barisnya turun nol koma dua persen. Bukan karena pengujiannya berkurang, tetapi karena kode yang diuji bertambah lebih banyak daripada pengujiannya — dan angka itu memang bukan tujuan yang perlu dijaga tetap naik.</w:t>
+      </w:r>
+    </w:p>
+    <w:p>
+      <w:pPr>
+        <w:pStyle w:val="Heading2"/>
+        <w:spacing w:after="140" w:before="280"/>
+      </w:pPr>
+      <w:r>
+        <w:rPr>
+          <w:rFonts w:ascii="Calibri" w:cs="Calibri" w:eastAsia="Calibri" w:hAnsi="Calibri"/>
+          <w:b/>
+          <w:bCs/>
+          <w:color w:val="2E5496"/>
+          <w:sz w:val="26"/>
+          <w:szCs w:val="26"/>
+        </w:rPr>
+        <w:t xml:space="preserve">15.6 Yang Masih Belum Dikerjakan</w:t>
+      </w:r>
+    </w:p>
+    <w:tbl>
+      <w:tblPr>
+        <w:tblW w:type="dxa" w:w="9026"/>
+        <w:tblBorders>
+          <w:top w:val="single" w:color="auto" w:sz="4"/>
+          <w:left w:val="single" w:color="auto" w:sz="4"/>
+          <w:bottom w:val="single" w:color="auto" w:sz="4"/>
+          <w:right w:val="single" w:color="auto" w:sz="4"/>
+          <w:insideH w:val="single" w:color="auto" w:sz="4"/>
+          <w:insideV w:val="single" w:color="auto" w:sz="4"/>
+        </w:tblBorders>
+      </w:tblPr>
+      <w:tblGrid>
+        <w:gridCol w:w="3600"/>
+        <w:gridCol w:w="5426"/>
+      </w:tblGrid>
+      <w:tr>
+        <w:trPr>
+          <w:tblHeader/>
+        </w:trPr>
+        <w:tc>
+          <w:tcPr>
+            <w:tcW w:type="dxa" w:w="3600"/>
+            <w:shd w:fill="D9E2F3" w:val="clear"/>
+            <w:tcMar>
+              <w:top w:type="dxa" w:w="80"/>
+              <w:left w:type="dxa" w:w="120"/>
+              <w:bottom w:type="dxa" w:w="80"/>
+              <w:right w:type="dxa" w:w="120"/>
+            </w:tcMar>
+          </w:tcPr>
+          <w:p>
+            <w:pPr>
+              <w:spacing w:after="0" w:line="260"/>
+            </w:pPr>
+            <w:r>
+              <w:rPr>
+                <w:rFonts w:ascii="Calibri" w:cs="Calibri" w:eastAsia="Calibri" w:hAnsi="Calibri"/>
+                <w:b/>
+                <w:bCs/>
+                <w:sz w:val="19"/>
+                <w:szCs w:val="19"/>
+              </w:rPr>
+              <w:t xml:space="preserve">Yang belum ada</w:t>
+            </w:r>
+          </w:p>
+        </w:tc>
+        <w:tc>
+          <w:tcPr>
+            <w:tcW w:type="dxa" w:w="5426"/>
+            <w:shd w:fill="D9E2F3" w:val="clear"/>
+            <w:tcMar>
+              <w:top w:type="dxa" w:w="80"/>
+              <w:left w:type="dxa" w:w="120"/>
+              <w:bottom w:type="dxa" w:w="80"/>
+              <w:right w:type="dxa" w:w="120"/>
+            </w:tcMar>
+          </w:tcPr>
+          <w:p>
+            <w:pPr>
+              <w:spacing w:after="0" w:line="260"/>
+            </w:pPr>
+            <w:r>
+              <w:rPr>
+                <w:rFonts w:ascii="Calibri" w:cs="Calibri" w:eastAsia="Calibri" w:hAnsi="Calibri"/>
+                <w:b/>
+                <w:bCs/>
+                <w:sz w:val="19"/>
+                <w:szCs w:val="19"/>
+              </w:rPr>
+              <w:t xml:space="preserve">Kapan sebaiknya ditambahkan</w:t>
+            </w:r>
+          </w:p>
+        </w:tc>
+      </w:tr>
+      <w:tr>
+        <w:tc>
+          <w:tcPr>
+            <w:tcW w:type="dxa" w:w="3600"/>
+            <w:tcMar>
+              <w:top w:type="dxa" w:w="80"/>
+              <w:left w:type="dxa" w:w="120"/>
+              <w:bottom w:type="dxa" w:w="80"/>
+              <w:right w:type="dxa" w:w="120"/>
+            </w:tcMar>
+          </w:tcPr>
+          <w:p>
+            <w:pPr>
+              <w:spacing w:after="0" w:line="260"/>
+            </w:pPr>
+            <w:r>
+              <w:rPr>
+                <w:rFonts w:ascii="Calibri" w:cs="Calibri" w:eastAsia="Calibri" w:hAnsi="Calibri"/>
+                <w:b w:val="false"/>
+                <w:bCs w:val="false"/>
+                <w:sz w:val="19"/>
+                <w:szCs w:val="19"/>
+              </w:rPr>
+              <w:t xml:space="preserve">Halaman untuk membaca jejak audit</w:t>
+            </w:r>
+          </w:p>
+        </w:tc>
+        <w:tc>
+          <w:tcPr>
+            <w:tcW w:type="dxa" w:w="5426"/>
+            <w:tcMar>
+              <w:top w:type="dxa" w:w="80"/>
+              <w:left w:type="dxa" w:w="120"/>
+              <w:bottom w:type="dxa" w:w="80"/>
+              <w:right w:type="dxa" w:w="120"/>
+            </w:tcMar>
+          </w:tcPr>
+          <w:p>
+            <w:pPr>
+              <w:spacing w:after="0" w:line="260"/>
+            </w:pPr>
+            <w:r>
+              <w:rPr>
+                <w:rFonts w:ascii="Calibri" w:cs="Calibri" w:eastAsia="Calibri" w:hAnsi="Calibri"/>
+                <w:b w:val="false"/>
+                <w:bCs w:val="false"/>
+                <w:sz w:val="19"/>
+                <w:szCs w:val="19"/>
+              </w:rPr>
+              <w:t xml:space="preserve">Sekarang tabelnya hanya dapat dibaca lewat kueri langsung. Cukup selama yang membacanya adalah pengembang; tidak cukup begitu ada auditor</w:t>
+            </w:r>
+          </w:p>
+        </w:tc>
+      </w:tr>
+      <w:tr>
+        <w:tc>
+          <w:tcPr>
+            <w:tcW w:type="dxa" w:w="3600"/>
+            <w:tcMar>
+              <w:top w:type="dxa" w:w="80"/>
+              <w:left w:type="dxa" w:w="120"/>
+              <w:bottom w:type="dxa" w:w="80"/>
+              <w:right w:type="dxa" w:w="120"/>
+            </w:tcMar>
+          </w:tcPr>
+          <w:p>
+            <w:pPr>
+              <w:spacing w:after="0" w:line="260"/>
+            </w:pPr>
+            <w:r>
+              <w:rPr>
+                <w:rFonts w:ascii="Calibri" w:cs="Calibri" w:eastAsia="Calibri" w:hAnsi="Calibri"/>
+                <w:b w:val="false"/>
+                <w:bCs w:val="false"/>
+                <w:sz w:val="19"/>
+                <w:szCs w:val="19"/>
+              </w:rPr>
+              <w:t xml:space="preserve">Pembersihan jejak audit lama</w:t>
+            </w:r>
+          </w:p>
+        </w:tc>
+        <w:tc>
+          <w:tcPr>
+            <w:tcW w:type="dxa" w:w="5426"/>
+            <w:tcMar>
+              <w:top w:type="dxa" w:w="80"/>
+              <w:left w:type="dxa" w:w="120"/>
+              <w:bottom w:type="dxa" w:w="80"/>
+              <w:right w:type="dxa" w:w="120"/>
+            </w:tcMar>
+          </w:tcPr>
+          <w:p>
+            <w:pPr>
+              <w:spacing w:after="0" w:line="260"/>
+            </w:pPr>
+            <w:r>
+              <w:rPr>
+                <w:rFonts w:ascii="Calibri" w:cs="Calibri" w:eastAsia="Calibri" w:hAnsi="Calibri"/>
+                <w:b w:val="false"/>
+                <w:bCs w:val="false"/>
+                <w:sz w:val="19"/>
+                <w:szCs w:val="19"/>
+              </w:rPr>
+              <w:t xml:space="preserve">Tabelnya tumbuh tanpa batas. Belum terasa pada volume sekarang, dan aturan lama simpannya adalah keputusan kebijakan, bukan keputusan teknis</w:t>
+            </w:r>
+          </w:p>
+        </w:tc>
+      </w:tr>
+      <w:tr>
+        <w:tc>
+          <w:tcPr>
+            <w:tcW w:type="dxa" w:w="3600"/>
+            <w:tcMar>
+              <w:top w:type="dxa" w:w="80"/>
+              <w:left w:type="dxa" w:w="120"/>
+              <w:bottom w:type="dxa" w:w="80"/>
+              <w:right w:type="dxa" w:w="120"/>
+            </w:tcMar>
+          </w:tcPr>
+          <w:p>
+            <w:pPr>
+              <w:spacing w:after="0" w:line="260"/>
+            </w:pPr>
+            <w:r>
+              <w:rPr>
+                <w:rFonts w:ascii="Calibri" w:cs="Calibri" w:eastAsia="Calibri" w:hAnsi="Calibri"/>
+                <w:b w:val="false"/>
+                <w:bCs w:val="false"/>
+                <w:sz w:val="19"/>
+                <w:szCs w:val="19"/>
+              </w:rPr>
+              <w:t xml:space="preserve">Idempotensi pada seluruh operasi tulis</w:t>
+            </w:r>
+          </w:p>
+        </w:tc>
+        <w:tc>
+          <w:tcPr>
+            <w:tcW w:type="dxa" w:w="5426"/>
+            <w:tcMar>
+              <w:top w:type="dxa" w:w="80"/>
+              <w:left w:type="dxa" w:w="120"/>
+              <w:bottom w:type="dxa" w:w="80"/>
+              <w:right w:type="dxa" w:w="120"/>
+            </w:tcMar>
+          </w:tcPr>
+          <w:p>
+            <w:pPr>
+              <w:spacing w:after="0" w:line="260"/>
+            </w:pPr>
+            <w:r>
+              <w:rPr>
+                <w:rFonts w:ascii="Calibri" w:cs="Calibri" w:eastAsia="Calibri" w:hAnsi="Calibri"/>
+                <w:b w:val="false"/>
+                <w:bCs w:val="false"/>
+                <w:sz w:val="19"/>
+                <w:szCs w:val="19"/>
+              </w:rPr>
+              <w:t xml:space="preserve">Sekarang hanya pada pembuatan pengguna dan role. Sisanya sudah idempoten dengan sendirinya, jadi yang perlu ditambahkan hanya operasi tulis baru yang tidak</w:t>
+            </w:r>
+          </w:p>
+        </w:tc>
+      </w:tr>
+      <w:tr>
+        <w:tc>
+          <w:tcPr>
+            <w:tcW w:type="dxa" w:w="3600"/>
+            <w:tcMar>
+              <w:top w:type="dxa" w:w="80"/>
+              <w:left w:type="dxa" w:w="120"/>
+              <w:bottom w:type="dxa" w:w="80"/>
+              <w:right w:type="dxa" w:w="120"/>
+            </w:tcMar>
+          </w:tcPr>
+          <w:p>
+            <w:pPr>
+              <w:spacing w:after="0" w:line="260"/>
+            </w:pPr>
+            <w:r>
+              <w:rPr>
+                <w:rFonts w:ascii="Calibri" w:cs="Calibri" w:eastAsia="Calibri" w:hAnsi="Calibri"/>
+                <w:b w:val="false"/>
+                <w:bCs w:val="false"/>
+                <w:sz w:val="19"/>
+                <w:szCs w:val="19"/>
+              </w:rPr>
+              <w:t xml:space="preserve">Pengiriman log ke sistem pengumpul terpusat</w:t>
+            </w:r>
+          </w:p>
+        </w:tc>
+        <w:tc>
+          <w:tcPr>
+            <w:tcW w:type="dxa" w:w="5426"/>
+            <w:tcMar>
+              <w:top w:type="dxa" w:w="80"/>
+              <w:left w:type="dxa" w:w="120"/>
+              <w:bottom w:type="dxa" w:w="80"/>
+              <w:right w:type="dxa" w:w="120"/>
+            </w:tcMar>
+          </w:tcPr>
+          <w:p>
+            <w:pPr>
+              <w:spacing w:after="0" w:line="260"/>
+            </w:pPr>
+            <w:r>
+              <w:rPr>
+                <w:rFonts w:ascii="Calibri" w:cs="Calibri" w:eastAsia="Calibri" w:hAnsi="Calibri"/>
+                <w:b w:val="false"/>
+                <w:bCs w:val="false"/>
+                <w:sz w:val="19"/>
+                <w:szCs w:val="19"/>
+              </w:rPr>
+              <w:t xml:space="preserve">Ketika jumlah instansnya lebih dari satu; sekarang keluaran standar sudah cukup terbaca</w:t>
+            </w:r>
+          </w:p>
+        </w:tc>
+      </w:tr>
+    </w:tbl>
+    <w:p>
+      <w:r>
+        <w:br w:type="page"/>
+      </w:r>
+    </w:p>
+    <w:p>
+      <w:pPr>
+        <w:pStyle w:val="Heading1"/>
+        <w:spacing w:after="180" w:before="360"/>
+      </w:pPr>
+      <w:r>
+        <w:rPr>
+          <w:rFonts w:ascii="Calibri" w:cs="Calibri" w:eastAsia="Calibri" w:hAnsi="Calibri"/>
+          <w:b/>
+          <w:bCs/>
+          <w:color w:val="1F3864"/>
+          <w:sz w:val="32"/>
+          <w:szCs w:val="32"/>
+        </w:rPr>
         <w:t xml:space="preserve">Lampiran A — Daftar Endpoint</w:t>
       </w:r>
     </w:p>
@@ -40889,6 +43422,166 @@
                 <w:szCs w:val="19"/>
               </w:rPr>
               <w:t xml:space="preserve">Hanya dipakai satu kali saat pengisian data awal</w:t>
+            </w:r>
+          </w:p>
+        </w:tc>
+      </w:tr>
+      <w:tr>
+        <w:tc>
+          <w:tcPr>
+            <w:tcW w:type="dxa" w:w="1600"/>
+            <w:tcMar>
+              <w:top w:type="dxa" w:w="80"/>
+              <w:left w:type="dxa" w:w="120"/>
+              <w:bottom w:type="dxa" w:w="80"/>
+              <w:right w:type="dxa" w:w="120"/>
+            </w:tcMar>
+          </w:tcPr>
+          <w:p>
+            <w:pPr>
+              <w:spacing w:after="0" w:line="260"/>
+            </w:pPr>
+            <w:r>
+              <w:rPr>
+                <w:rFonts w:ascii="Calibri" w:cs="Calibri" w:eastAsia="Calibri" w:hAnsi="Calibri"/>
+                <w:b w:val="false"/>
+                <w:bCs w:val="false"/>
+                <w:sz w:val="19"/>
+                <w:szCs w:val="19"/>
+              </w:rPr>
+              <w:t xml:space="preserve">Batas dan ambang</w:t>
+            </w:r>
+          </w:p>
+        </w:tc>
+        <w:tc>
+          <w:tcPr>
+            <w:tcW w:type="dxa" w:w="4400"/>
+            <w:tcMar>
+              <w:top w:type="dxa" w:w="80"/>
+              <w:left w:type="dxa" w:w="120"/>
+              <w:bottom w:type="dxa" w:w="80"/>
+              <w:right w:type="dxa" w:w="120"/>
+            </w:tcMar>
+          </w:tcPr>
+          <w:p>
+            <w:pPr>
+              <w:spacing w:after="0" w:line="260"/>
+            </w:pPr>
+            <w:r>
+              <w:rPr>
+                <w:rFonts w:ascii="Calibri" w:cs="Calibri" w:eastAsia="Calibri" w:hAnsi="Calibri"/>
+                <w:b w:val="false"/>
+                <w:bCs w:val="false"/>
+                <w:sz w:val="19"/>
+                <w:szCs w:val="19"/>
+              </w:rPr>
+              <w:t xml:space="preserve">PASSWORD_MIN_LENGTH, BCRYPT_SALT_ROUNDS, LOGIN_RATE_LIMIT_MAX_ATTEMPTS, USERS_MAX_PAGE_SIZE, AVATAR_MAX_SIZE_BYTES</w:t>
+            </w:r>
+          </w:p>
+        </w:tc>
+        <w:tc>
+          <w:tcPr>
+            <w:tcW w:type="dxa" w:w="3026"/>
+            <w:tcMar>
+              <w:top w:type="dxa" w:w="80"/>
+              <w:left w:type="dxa" w:w="120"/>
+              <w:bottom w:type="dxa" w:w="80"/>
+              <w:right w:type="dxa" w:w="120"/>
+            </w:tcMar>
+          </w:tcPr>
+          <w:p>
+            <w:pPr>
+              <w:spacing w:after="0" w:line="260"/>
+            </w:pPr>
+            <w:r>
+              <w:rPr>
+                <w:rFonts w:ascii="Calibri" w:cs="Calibri" w:eastAsia="Calibri" w:hAnsi="Calibri"/>
+                <w:b w:val="false"/>
+                <w:bCs w:val="false"/>
+                <w:sz w:val="19"/>
+                <w:szCs w:val="19"/>
+              </w:rPr>
+              <w:t xml:space="preserve">Lantai keamanannya dipasang di skema: nilainya boleh diperketat, tidak boleh dilemahkan</w:t>
+            </w:r>
+          </w:p>
+        </w:tc>
+      </w:tr>
+      <w:tr>
+        <w:tc>
+          <w:tcPr>
+            <w:tcW w:type="dxa" w:w="1600"/>
+            <w:tcMar>
+              <w:top w:type="dxa" w:w="80"/>
+              <w:left w:type="dxa" w:w="120"/>
+              <w:bottom w:type="dxa" w:w="80"/>
+              <w:right w:type="dxa" w:w="120"/>
+            </w:tcMar>
+          </w:tcPr>
+          <w:p>
+            <w:pPr>
+              <w:spacing w:after="0" w:line="260"/>
+            </w:pPr>
+            <w:r>
+              <w:rPr>
+                <w:rFonts w:ascii="Calibri" w:cs="Calibri" w:eastAsia="Calibri" w:hAnsi="Calibri"/>
+                <w:b w:val="false"/>
+                <w:bCs w:val="false"/>
+                <w:sz w:val="19"/>
+                <w:szCs w:val="19"/>
+              </w:rPr>
+              <w:t xml:space="preserve">Masa berlaku</w:t>
+            </w:r>
+          </w:p>
+        </w:tc>
+        <w:tc>
+          <w:tcPr>
+            <w:tcW w:type="dxa" w:w="4400"/>
+            <w:tcMar>
+              <w:top w:type="dxa" w:w="80"/>
+              <w:left w:type="dxa" w:w="120"/>
+              <w:bottom w:type="dxa" w:w="80"/>
+              <w:right w:type="dxa" w:w="120"/>
+            </w:tcMar>
+          </w:tcPr>
+          <w:p>
+            <w:pPr>
+              <w:spacing w:after="0" w:line="260"/>
+            </w:pPr>
+            <w:r>
+              <w:rPr>
+                <w:rFonts w:ascii="Calibri" w:cs="Calibri" w:eastAsia="Calibri" w:hAnsi="Calibri"/>
+                <w:b w:val="false"/>
+                <w:bCs w:val="false"/>
+                <w:sz w:val="19"/>
+                <w:szCs w:val="19"/>
+              </w:rPr>
+              <w:t xml:space="preserve">JWT_EXPIRES_IN, REFRESH_TOKEN_EXPIRES_IN, PASSWORD_RESET_TTL_SECONDS, PERMISSION_CACHE_TTL_SECONDS, IDEMPOTENCY_TTL_SECONDS</w:t>
+            </w:r>
+          </w:p>
+        </w:tc>
+        <w:tc>
+          <w:tcPr>
+            <w:tcW w:type="dxa" w:w="3026"/>
+            <w:tcMar>
+              <w:top w:type="dxa" w:w="80"/>
+              <w:left w:type="dxa" w:w="120"/>
+              <w:bottom w:type="dxa" w:w="80"/>
+              <w:right w:type="dxa" w:w="120"/>
+            </w:tcMar>
+          </w:tcPr>
+          <w:p>
+            <w:pPr>
+              <w:spacing w:after="0" w:line="260"/>
+            </w:pPr>
+            <w:r>
+              <w:rPr>
+                <w:rFonts w:ascii="Calibri" w:cs="Calibri" w:eastAsia="Calibri" w:hAnsi="Calibri"/>
+                <w:b w:val="false"/>
+                <w:bCs w:val="false"/>
+                <w:sz w:val="19"/>
+                <w:szCs w:val="19"/>
+              </w:rPr>
+              <w:t xml:space="preserve">Ditulis dalam bentuk yang terbaca manusia seperti 15m atau 7d, lalu dikonversi ke detik saat dibaca</w:t>
             </w:r>
           </w:p>
         </w:tc>

--- a/docs/Laporan-Auth-Service.docx
+++ b/docs/Laporan-Auth-Service.docx
@@ -5911,7 +5911,7 @@
                 <w:sz w:val="19"/>
                 <w:szCs w:val="19"/>
               </w:rPr>
-              <w:t xml:space="preserve">src/database/</w:t>
+              <w:t xml:space="preserve">src/infrastructure/</w:t>
             </w:r>
           </w:p>
         </w:tc>
@@ -5937,7 +5937,7 @@
                 <w:sz w:val="19"/>
                 <w:szCs w:val="19"/>
               </w:rPr>
-              <w:t xml:space="preserve">Koneksi database, definisi model, migration, seeder</w:t>
+              <w:t xml:space="preserve">Seluruh adapter ke layanan di seberang batas proses</w:t>
             </w:r>
           </w:p>
         </w:tc>
@@ -5963,7 +5963,7 @@
                 <w:sz w:val="19"/>
                 <w:szCs w:val="19"/>
               </w:rPr>
-              <w:t xml:space="preserve">index.js, models/, migrations/</w:t>
+              <w:t xml:space="preserve">database/, redis/, queue/, storage/</w:t>
             </w:r>
           </w:p>
         </w:tc>
@@ -6017,7 +6017,7 @@
                 <w:sz w:val="19"/>
                 <w:szCs w:val="19"/>
               </w:rPr>
-              <w:t xml:space="preserve">src/redis/</w:t>
+              <w:t xml:space="preserve">  database/</w:t>
             </w:r>
           </w:p>
         </w:tc>
@@ -6043,7 +6043,7 @@
                 <w:sz w:val="19"/>
                 <w:szCs w:val="19"/>
               </w:rPr>
-              <w:t xml:space="preserve">Koneksi ke Redis</w:t>
+              <w:t xml:space="preserve">Koneksi PostgreSQL, definisi model, migration, seeder</w:t>
             </w:r>
           </w:p>
         </w:tc>
@@ -6069,7 +6069,7 @@
                 <w:sz w:val="19"/>
                 <w:szCs w:val="19"/>
               </w:rPr>
-              <w:t xml:space="preserve">index.js</w:t>
+              <w:t xml:space="preserve">index.js, models/, migrations/</w:t>
             </w:r>
           </w:p>
         </w:tc>
@@ -6095,7 +6095,7 @@
                 <w:sz w:val="19"/>
                 <w:szCs w:val="19"/>
               </w:rPr>
-              <w:t xml:space="preserve">Logika yang memakai Redis</w:t>
+              <w:t xml:space="preserve">Aturan bisnis</w:t>
             </w:r>
           </w:p>
         </w:tc>
@@ -6123,7 +6123,7 @@
                 <w:sz w:val="19"/>
                 <w:szCs w:val="19"/>
               </w:rPr>
-              <w:t xml:space="preserve">src/queue/</w:t>
+              <w:t xml:space="preserve">  redis/, queue/, storage/</w:t>
             </w:r>
           </w:p>
         </w:tc>
@@ -6149,7 +6149,7 @@
                 <w:sz w:val="19"/>
                 <w:szCs w:val="19"/>
               </w:rPr>
-              <w:t xml:space="preserve">Koneksi ke RabbitMQ dan penerbitan pesan</w:t>
+              <w:t xml:space="preserve">Koneksi ke Redis, RabbitMQ, dan MinIO</w:t>
             </w:r>
           </w:p>
         </w:tc>
@@ -6175,7 +6175,7 @@
                 <w:sz w:val="19"/>
                 <w:szCs w:val="19"/>
               </w:rPr>
-              <w:t xml:space="preserve">index.js</w:t>
+              <w:t xml:space="preserve">index.js masing-masing</w:t>
             </w:r>
           </w:p>
         </w:tc>
@@ -6201,113 +6201,7 @@
                 <w:sz w:val="19"/>
                 <w:szCs w:val="19"/>
               </w:rPr>
-              <w:t xml:space="preserve">Isi pesan atau template email</w:t>
-            </w:r>
-          </w:p>
-        </w:tc>
-      </w:tr>
-      <w:tr>
-        <w:tc>
-          <w:tcPr>
-            <w:tcW w:type="dxa" w:w="1600"/>
-            <w:tcMar>
-              <w:top w:type="dxa" w:w="80"/>
-              <w:left w:type="dxa" w:w="120"/>
-              <w:bottom w:type="dxa" w:w="80"/>
-              <w:right w:type="dxa" w:w="120"/>
-            </w:tcMar>
-          </w:tcPr>
-          <w:p>
-            <w:pPr>
-              <w:spacing w:after="0" w:line="260"/>
-            </w:pPr>
-            <w:r>
-              <w:rPr>
-                <w:rFonts w:ascii="Calibri" w:cs="Calibri" w:eastAsia="Calibri" w:hAnsi="Calibri"/>
-                <w:b w:val="false"/>
-                <w:bCs w:val="false"/>
-                <w:sz w:val="19"/>
-                <w:szCs w:val="19"/>
-              </w:rPr>
-              <w:t xml:space="preserve">src/storage/</w:t>
-            </w:r>
-          </w:p>
-        </w:tc>
-        <w:tc>
-          <w:tcPr>
-            <w:tcW w:type="dxa" w:w="2500"/>
-            <w:tcMar>
-              <w:top w:type="dxa" w:w="80"/>
-              <w:left w:type="dxa" w:w="120"/>
-              <w:bottom w:type="dxa" w:w="80"/>
-              <w:right w:type="dxa" w:w="120"/>
-            </w:tcMar>
-          </w:tcPr>
-          <w:p>
-            <w:pPr>
-              <w:spacing w:after="0" w:line="260"/>
-            </w:pPr>
-            <w:r>
-              <w:rPr>
-                <w:rFonts w:ascii="Calibri" w:cs="Calibri" w:eastAsia="Calibri" w:hAnsi="Calibri"/>
-                <w:b w:val="false"/>
-                <w:bCs w:val="false"/>
-                <w:sz w:val="19"/>
-                <w:szCs w:val="19"/>
-              </w:rPr>
-              <w:t xml:space="preserve">Koneksi ke MinIO dan operasi file</w:t>
-            </w:r>
-          </w:p>
-        </w:tc>
-        <w:tc>
-          <w:tcPr>
-            <w:tcW w:type="dxa" w:w="2400"/>
-            <w:tcMar>
-              <w:top w:type="dxa" w:w="80"/>
-              <w:left w:type="dxa" w:w="120"/>
-              <w:bottom w:type="dxa" w:w="80"/>
-              <w:right w:type="dxa" w:w="120"/>
-            </w:tcMar>
-          </w:tcPr>
-          <w:p>
-            <w:pPr>
-              <w:spacing w:after="0" w:line="260"/>
-            </w:pPr>
-            <w:r>
-              <w:rPr>
-                <w:rFonts w:ascii="Calibri" w:cs="Calibri" w:eastAsia="Calibri" w:hAnsi="Calibri"/>
-                <w:b w:val="false"/>
-                <w:bCs w:val="false"/>
-                <w:sz w:val="19"/>
-                <w:szCs w:val="19"/>
-              </w:rPr>
-              <w:t xml:space="preserve">index.js</w:t>
-            </w:r>
-          </w:p>
-        </w:tc>
-        <w:tc>
-          <w:tcPr>
-            <w:tcW w:type="dxa" w:w="2526"/>
-            <w:tcMar>
-              <w:top w:type="dxa" w:w="80"/>
-              <w:left w:type="dxa" w:w="120"/>
-              <w:bottom w:type="dxa" w:w="80"/>
-              <w:right w:type="dxa" w:w="120"/>
-            </w:tcMar>
-          </w:tcPr>
-          <w:p>
-            <w:pPr>
-              <w:spacing w:after="0" w:line="260"/>
-            </w:pPr>
-            <w:r>
-              <w:rPr>
-                <w:rFonts w:ascii="Calibri" w:cs="Calibri" w:eastAsia="Calibri" w:hAnsi="Calibri"/>
-                <w:b w:val="false"/>
-                <w:bCs w:val="false"/>
-                <w:sz w:val="19"/>
-                <w:szCs w:val="19"/>
-              </w:rPr>
-              <w:t xml:space="preserve">Aturan validasi file</w:t>
+              <w:t xml:space="preserve">Isi pesan, aturan validasi berkas</w:t>
             </w:r>
           </w:p>
         </w:tc>
@@ -27770,7 +27664,7 @@
           <w:sz w:val="22"/>
           <w:szCs w:val="22"/>
         </w:rPr>
-        <w:t xml:space="preserve">Pembungkus transaksi di src/database/index.js. Service role dan service pengguna memerlukan beberapa operasi tulis yang harus berhasil bersama-sama atau gagal bersama-sama. Pembungkus ini menyediakannya tanpa memaksa service mengimpor Sequelize.</w:t>
+        <w:t xml:space="preserve">Pembungkus transaksi di src/infrastructure/database/index.js. Service role dan service pengguna memerlukan beberapa operasi tulis yang harus berhasil bersama-sama atau gagal bersama-sama. Pembungkus ini menyediakannya tanpa memaksa service mengimpor Sequelize.</w:t>
       </w:r>
     </w:p>
     <w:p>
